--- a/Отчёт/Едакин Отчет ЛБ5.docx
+++ b/Отчёт/Едакин Отчет ЛБ5.docx
@@ -1,6 +1,6 @@
 
 <file path=word/document.xml><?xml version="1.0" encoding="utf-8"?>
-<w:document xmlns:wpc="http://schemas.microsoft.com/office/word/2010/wordprocessingCanvas" xmlns:cx="http://schemas.microsoft.com/office/drawing/2014/chartex" xmlns:cx1="http://schemas.microsoft.com/office/drawing/2015/9/8/chartex" xmlns:mc="http://schemas.openxmlformats.org/markup-compatibility/2006" xmlns:o="urn:schemas-microsoft-com:office:office" xmlns:r="http://schemas.openxmlformats.org/officeDocument/2006/relationships" xmlns:m="http://schemas.openxmlformats.org/officeDocument/2006/math" xmlns:v="urn:schemas-microsoft-com:vml" xmlns:wp14="http://schemas.microsoft.com/office/word/2010/wordprocessingDrawing" xmlns:wp="http://schemas.openxmlformats.org/drawingml/2006/wordprocessingDrawing" xmlns:w10="urn:schemas-microsoft-com:office:word" xmlns:w="http://schemas.openxmlformats.org/wordprocessingml/2006/main" xmlns:w14="http://schemas.microsoft.com/office/word/2010/wordml" xmlns:w15="http://schemas.microsoft.com/office/word/2012/wordml" xmlns:w16se="http://schemas.microsoft.com/office/word/2015/wordml/symex" xmlns:wpg="http://schemas.microsoft.com/office/word/2010/wordprocessingGroup" xmlns:wpi="http://schemas.microsoft.com/office/word/2010/wordprocessingInk" xmlns:wne="http://schemas.microsoft.com/office/word/2006/wordml" xmlns:wps="http://schemas.microsoft.com/office/word/2010/wordprocessingShape" mc:Ignorable="w14 w15 w16se wp14">
+<w:document xmlns:wpc="http://schemas.microsoft.com/office/word/2010/wordprocessingCanvas" xmlns:cx="http://schemas.microsoft.com/office/drawing/2014/chartex" xmlns:cx1="http://schemas.microsoft.com/office/drawing/2015/9/8/chartex" xmlns:cx2="http://schemas.microsoft.com/office/drawing/2015/10/21/chartex" xmlns:cx3="http://schemas.microsoft.com/office/drawing/2016/5/9/chartex" xmlns:cx4="http://schemas.microsoft.com/office/drawing/2016/5/10/chartex" xmlns:cx5="http://schemas.microsoft.com/office/drawing/2016/5/11/chartex" xmlns:cx6="http://schemas.microsoft.com/office/drawing/2016/5/12/chartex" xmlns:cx7="http://schemas.microsoft.com/office/drawing/2016/5/13/chartex" xmlns:cx8="http://schemas.microsoft.com/office/drawing/2016/5/14/chartex" xmlns:mc="http://schemas.openxmlformats.org/markup-compatibility/2006" xmlns:aink="http://schemas.microsoft.com/office/drawing/2016/ink" xmlns:am3d="http://schemas.microsoft.com/office/drawing/2017/model3d" xmlns:o="urn:schemas-microsoft-com:office:office" xmlns:r="http://schemas.openxmlformats.org/officeDocument/2006/relationships" xmlns:m="http://schemas.openxmlformats.org/officeDocument/2006/math" xmlns:v="urn:schemas-microsoft-com:vml" xmlns:wp14="http://schemas.microsoft.com/office/word/2010/wordprocessingDrawing" xmlns:wp="http://schemas.openxmlformats.org/drawingml/2006/wordprocessingDrawing" xmlns:w10="urn:schemas-microsoft-com:office:word" xmlns:w="http://schemas.openxmlformats.org/wordprocessingml/2006/main" xmlns:w14="http://schemas.microsoft.com/office/word/2010/wordml" xmlns:w15="http://schemas.microsoft.com/office/word/2012/wordml" xmlns:w16cex="http://schemas.microsoft.com/office/word/2018/wordml/cex" xmlns:w16cid="http://schemas.microsoft.com/office/word/2016/wordml/cid" xmlns:w16="http://schemas.microsoft.com/office/word/2018/wordml" xmlns:w16sdtdh="http://schemas.microsoft.com/office/word/2020/wordml/sdtdatahash" xmlns:w16se="http://schemas.microsoft.com/office/word/2015/wordml/symex" xmlns:wpg="http://schemas.microsoft.com/office/word/2010/wordprocessingGroup" xmlns:wpi="http://schemas.microsoft.com/office/word/2010/wordprocessingInk" xmlns:wne="http://schemas.microsoft.com/office/word/2006/wordml" xmlns:wps="http://schemas.microsoft.com/office/word/2010/wordprocessingShape" mc:Ignorable="w14 w15 w16se w16cid w16 w16cex w16sdtdh wp14">
   <w:body>
     <w:tbl>
       <w:tblPr>
@@ -810,6 +810,7 @@
       <w:sdtPr>
         <w:rPr>
           <w:rFonts w:eastAsiaTheme="minorHAnsi" w:cstheme="minorBidi"/>
+          <w:b w:val="0"/>
           <w:szCs w:val="22"/>
           <w:lang w:eastAsia="en-US"/>
         </w:rPr>
@@ -1795,23 +1796,7 @@
     </w:p>
     <w:p>
       <w:r>
-        <w:t>Вариант использования (</w:t>
-      </w:r>
-      <w:proofErr w:type="spellStart"/>
-      <w:r>
-        <w:t>use</w:t>
-      </w:r>
-      <w:proofErr w:type="spellEnd"/>
-      <w:r>
-        <w:t xml:space="preserve"> </w:t>
-      </w:r>
-      <w:proofErr w:type="spellStart"/>
-      <w:r>
-        <w:t>case</w:t>
-      </w:r>
-      <w:proofErr w:type="spellEnd"/>
-      <w:r>
-        <w:t xml:space="preserve">) — это описание множества последовательных действий (включая вариации), которые выполняются некоторым субъектом с целью получения результата, значимого для некоторого действующего лица </w:t>
+        <w:t xml:space="preserve">Вариант использования (use case) — это описание множества последовательных действий (включая вариации), которые выполняются некоторым субъектом с целью получения результата, значимого для некоторого действующего лица </w:t>
       </w:r>
       <w:r>
         <w:t>[</w:t>
@@ -1892,29 +1877,16 @@
       <w:r>
         <w:t xml:space="preserve">Рисунок </w:t>
       </w:r>
-      <w:r>
-        <w:fldChar w:fldCharType="begin"/>
-      </w:r>
-      <w:r>
-        <w:instrText xml:space="preserve"> SEQ Рисунок \* ARABIC </w:instrText>
-      </w:r>
-      <w:r>
-        <w:fldChar w:fldCharType="separate"/>
-      </w:r>
-      <w:r>
-        <w:rPr>
-          <w:noProof/>
-        </w:rPr>
-        <w:t>1</w:t>
-      </w:r>
-      <w:r>
-        <w:fldChar w:fldCharType="end"/>
-      </w:r>
-      <w:r>
-        <w:t xml:space="preserve">. </w:t>
-      </w:r>
-      <w:r>
-        <w:t>Диаграмма вариантов использования</w:t>
+      <w:fldSimple w:instr=" SEQ Рисунок \* ARABIC ">
+        <w:r>
+          <w:rPr>
+            <w:noProof/>
+          </w:rPr>
+          <w:t>1</w:t>
+        </w:r>
+      </w:fldSimple>
+      <w:r>
+        <w:t>. Диаграмма вариантов использования</w:t>
       </w:r>
     </w:p>
     <w:p>
@@ -2031,29 +2003,17 @@
       <w:pPr>
         <w:pStyle w:val="af2"/>
       </w:pPr>
-      <w:bookmarkStart w:id="8" w:name="_GoBack"/>
-      <w:bookmarkEnd w:id="8"/>
       <w:r>
         <w:t xml:space="preserve">Рисунок </w:t>
       </w:r>
-      <w:r>
-        <w:fldChar w:fldCharType="begin"/>
-      </w:r>
-      <w:r>
-        <w:instrText xml:space="preserve"> SEQ Рисунок \* ARABIC </w:instrText>
-      </w:r>
-      <w:r>
-        <w:fldChar w:fldCharType="separate"/>
-      </w:r>
-      <w:r>
-        <w:rPr>
-          <w:noProof/>
-        </w:rPr>
-        <w:t>2</w:t>
-      </w:r>
-      <w:r>
-        <w:fldChar w:fldCharType="end"/>
-      </w:r>
+      <w:fldSimple w:instr=" SEQ Рисунок \* ARABIC ">
+        <w:r>
+          <w:rPr>
+            <w:noProof/>
+          </w:rPr>
+          <w:t>2</w:t>
+        </w:r>
+      </w:fldSimple>
       <w:r>
         <w:t xml:space="preserve">. </w:t>
       </w:r>
@@ -2098,8 +2058,8 @@
           <w:bCs/>
         </w:rPr>
       </w:pPr>
-      <w:bookmarkStart w:id="9" w:name="_Toc74829066"/>
-      <w:bookmarkStart w:id="10" w:name="_Toc74956675"/>
+      <w:bookmarkStart w:id="8" w:name="_Toc74829066"/>
+      <w:bookmarkStart w:id="9" w:name="_Toc74956675"/>
       <w:r>
         <w:rPr>
           <w:b/>
@@ -2108,8 +2068,8 @@
         <w:lastRenderedPageBreak/>
         <w:t>1.3 Описание классов, образующих связь типа «общее-частное»</w:t>
       </w:r>
+      <w:bookmarkEnd w:id="8"/>
       <w:bookmarkEnd w:id="9"/>
-      <w:bookmarkEnd w:id="10"/>
     </w:p>
     <w:p>
       <w:r>
@@ -2283,21 +2243,7 @@
               <w:rPr>
                 <w:sz w:val="24"/>
               </w:rPr>
-              <w:t>«</w:t>
-            </w:r>
-            <w:proofErr w:type="spellStart"/>
-            <w:r>
-              <w:rPr>
-                <w:sz w:val="24"/>
-              </w:rPr>
-              <w:t>ExerciseBase.cs</w:t>
-            </w:r>
-            <w:proofErr w:type="spellEnd"/>
-            <w:r>
-              <w:rPr>
-                <w:sz w:val="24"/>
-              </w:rPr>
-              <w:t>»</w:t>
+              <w:t>«ExerciseBase.cs»</w:t>
             </w:r>
             <w:r>
               <w:rPr>
@@ -2454,17 +2400,8 @@
                 <w:sz w:val="24"/>
                 <w:lang w:val="en-US"/>
               </w:rPr>
-              <w:t xml:space="preserve">+ </w:t>
-            </w:r>
-            <w:proofErr w:type="spellStart"/>
-            <w:r>
-              <w:rPr>
-                <w:sz w:val="24"/>
-                <w:lang w:val="en-US"/>
-              </w:rPr>
-              <w:t>ExerciseInfo</w:t>
-            </w:r>
-            <w:proofErr w:type="spellEnd"/>
+              <w:t>+ ExerciseInfo</w:t>
+            </w:r>
           </w:p>
         </w:tc>
         <w:tc>
@@ -2763,17 +2700,8 @@
                 <w:sz w:val="24"/>
                 <w:lang w:val="en-US"/>
               </w:rPr>
-              <w:t xml:space="preserve">+ </w:t>
-            </w:r>
-            <w:proofErr w:type="spellStart"/>
-            <w:r>
-              <w:rPr>
-                <w:sz w:val="24"/>
-                <w:lang w:val="en-US"/>
-              </w:rPr>
-              <w:t>CalculateCalories</w:t>
-            </w:r>
-            <w:proofErr w:type="spellEnd"/>
+              <w:t>+ CalculateCalories</w:t>
+            </w:r>
           </w:p>
         </w:tc>
         <w:tc>
@@ -2946,7 +2874,6 @@
               </w:rPr>
               <w:t xml:space="preserve"># </w:t>
             </w:r>
-            <w:proofErr w:type="spellStart"/>
             <w:r>
               <w:rPr>
                 <w:sz w:val="24"/>
@@ -2954,7 +2881,6 @@
               </w:rPr>
               <w:t>ValidatePositiveValue</w:t>
             </w:r>
-            <w:proofErr w:type="spellEnd"/>
             <w:r>
               <w:rPr>
                 <w:sz w:val="24"/>
@@ -3092,7 +3018,6 @@
               </w:rPr>
               <w:t xml:space="preserve"># </w:t>
             </w:r>
-            <w:proofErr w:type="spellStart"/>
             <w:r>
               <w:rPr>
                 <w:sz w:val="24"/>
@@ -3100,7 +3025,6 @@
               </w:rPr>
               <w:t>ValidateRange</w:t>
             </w:r>
-            <w:proofErr w:type="spellEnd"/>
             <w:r>
               <w:rPr>
                 <w:sz w:val="24"/>
@@ -3415,15 +3339,7 @@
         <w:t xml:space="preserve"> – Описание класса </w:t>
       </w:r>
       <w:r>
-        <w:t>«</w:t>
-      </w:r>
-      <w:proofErr w:type="spellStart"/>
-      <w:r>
-        <w:t>BenchPress.cs</w:t>
-      </w:r>
-      <w:proofErr w:type="spellEnd"/>
-      <w:r>
-        <w:t>»</w:t>
+        <w:t>«BenchPress.cs»</w:t>
       </w:r>
     </w:p>
     <w:tbl>
@@ -3553,21 +3469,7 @@
               <w:rPr>
                 <w:sz w:val="24"/>
               </w:rPr>
-              <w:t>«</w:t>
-            </w:r>
-            <w:proofErr w:type="spellStart"/>
-            <w:r>
-              <w:rPr>
-                <w:sz w:val="24"/>
-              </w:rPr>
-              <w:t>BenchPress.cs</w:t>
-            </w:r>
-            <w:proofErr w:type="spellEnd"/>
-            <w:r>
-              <w:rPr>
-                <w:sz w:val="24"/>
-              </w:rPr>
-              <w:t>»</w:t>
+              <w:t>«BenchPress.cs»</w:t>
             </w:r>
           </w:p>
         </w:tc>
@@ -3723,7 +3625,6 @@
                 <w:lang w:val="en-US"/>
               </w:rPr>
             </w:pPr>
-            <w:proofErr w:type="spellStart"/>
             <w:r>
               <w:rPr>
                 <w:sz w:val="24"/>
@@ -3731,7 +3632,6 @@
               </w:rPr>
               <w:t>int</w:t>
             </w:r>
-            <w:proofErr w:type="spellEnd"/>
           </w:p>
         </w:tc>
         <w:tc>
@@ -3887,7 +3787,6 @@
                 <w:lang w:val="en-US"/>
               </w:rPr>
             </w:pPr>
-            <w:proofErr w:type="spellStart"/>
             <w:r>
               <w:rPr>
                 <w:sz w:val="24"/>
@@ -3895,7 +3794,6 @@
               </w:rPr>
               <w:t>int</w:t>
             </w:r>
-            <w:proofErr w:type="spellEnd"/>
           </w:p>
         </w:tc>
         <w:tc>
@@ -3940,17 +3838,8 @@
                 <w:sz w:val="24"/>
                 <w:lang w:val="en-US"/>
               </w:rPr>
-              <w:t xml:space="preserve">+ </w:t>
-            </w:r>
-            <w:proofErr w:type="spellStart"/>
-            <w:r>
-              <w:rPr>
-                <w:sz w:val="24"/>
-                <w:lang w:val="en-US"/>
-              </w:rPr>
-              <w:t>ExerciseInfo</w:t>
-            </w:r>
-            <w:proofErr w:type="spellEnd"/>
+              <w:t>+ ExerciseInfo</w:t>
+            </w:r>
           </w:p>
         </w:tc>
         <w:tc>
@@ -4083,15 +3972,7 @@
         <w:t xml:space="preserve">3 – Описание класса </w:t>
       </w:r>
       <w:r>
-        <w:t>«</w:t>
-      </w:r>
-      <w:proofErr w:type="spellStart"/>
-      <w:r>
-        <w:t>Running.cs</w:t>
-      </w:r>
-      <w:proofErr w:type="spellEnd"/>
-      <w:r>
-        <w:t>»</w:t>
+        <w:t>«Running.cs»</w:t>
       </w:r>
     </w:p>
     <w:tbl>
@@ -4221,21 +4102,7 @@
               <w:rPr>
                 <w:sz w:val="24"/>
               </w:rPr>
-              <w:t>«</w:t>
-            </w:r>
-            <w:proofErr w:type="spellStart"/>
-            <w:r>
-              <w:rPr>
-                <w:sz w:val="24"/>
-              </w:rPr>
-              <w:t>Running.cs</w:t>
-            </w:r>
-            <w:proofErr w:type="spellEnd"/>
-            <w:r>
-              <w:rPr>
-                <w:sz w:val="24"/>
-              </w:rPr>
-              <w:t>»</w:t>
+              <w:t>«Running.cs»</w:t>
             </w:r>
           </w:p>
         </w:tc>
@@ -4608,17 +4475,8 @@
                 <w:sz w:val="24"/>
                 <w:lang w:val="en-US"/>
               </w:rPr>
-              <w:t xml:space="preserve">+ </w:t>
-            </w:r>
-            <w:proofErr w:type="spellStart"/>
-            <w:r>
-              <w:rPr>
-                <w:sz w:val="24"/>
-                <w:lang w:val="en-US"/>
-              </w:rPr>
-              <w:t>ExerciseInfo</w:t>
-            </w:r>
-            <w:proofErr w:type="spellEnd"/>
+              <w:t>+ ExerciseInfo</w:t>
+            </w:r>
           </w:p>
         </w:tc>
         <w:tc>
@@ -4751,15 +4609,7 @@
         <w:t xml:space="preserve">4 – Описание класса </w:t>
       </w:r>
       <w:r>
-        <w:t>«</w:t>
-      </w:r>
-      <w:proofErr w:type="spellStart"/>
-      <w:r>
-        <w:t>Swimming.cs</w:t>
-      </w:r>
-      <w:proofErr w:type="spellEnd"/>
-      <w:r>
-        <w:t>»</w:t>
+        <w:t>«Swimming.cs»</w:t>
       </w:r>
     </w:p>
     <w:tbl>
@@ -4889,21 +4739,7 @@
               <w:rPr>
                 <w:sz w:val="24"/>
               </w:rPr>
-              <w:t>«</w:t>
-            </w:r>
-            <w:proofErr w:type="spellStart"/>
-            <w:r>
-              <w:rPr>
-                <w:sz w:val="24"/>
-              </w:rPr>
-              <w:t>Swimming.cs</w:t>
-            </w:r>
-            <w:proofErr w:type="spellEnd"/>
-            <w:r>
-              <w:rPr>
-                <w:sz w:val="24"/>
-              </w:rPr>
-              <w:t>»</w:t>
+              <w:t>«Swimming.cs»</w:t>
             </w:r>
           </w:p>
         </w:tc>
@@ -4977,7 +4813,6 @@
                 <w:lang w:val="en-US"/>
               </w:rPr>
             </w:pPr>
-            <w:proofErr w:type="spellStart"/>
             <w:r>
               <w:rPr>
                 <w:sz w:val="24"/>
@@ -4985,7 +4820,6 @@
               </w:rPr>
               <w:t>SwimmingStyle</w:t>
             </w:r>
-            <w:proofErr w:type="spellEnd"/>
           </w:p>
         </w:tc>
         <w:tc>
@@ -5285,17 +5119,8 @@
                 <w:sz w:val="24"/>
                 <w:lang w:val="en-US"/>
               </w:rPr>
-              <w:t xml:space="preserve">+ </w:t>
-            </w:r>
-            <w:proofErr w:type="spellStart"/>
-            <w:r>
-              <w:rPr>
-                <w:sz w:val="24"/>
-                <w:lang w:val="en-US"/>
-              </w:rPr>
-              <w:t>ExerciseInfo</w:t>
-            </w:r>
-            <w:proofErr w:type="spellEnd"/>
+              <w:t>+ ExerciseInfo</w:t>
+            </w:r>
           </w:p>
         </w:tc>
         <w:tc>
@@ -5417,8 +5242,8 @@
       <w:pPr>
         <w:pStyle w:val="2"/>
       </w:pPr>
-      <w:bookmarkStart w:id="11" w:name="_Toc74829067"/>
-      <w:bookmarkStart w:id="12" w:name="_Toc74956676"/>
+      <w:bookmarkStart w:id="10" w:name="_Toc74829067"/>
+      <w:bookmarkStart w:id="11" w:name="_Toc74956676"/>
       <w:r>
         <w:t xml:space="preserve">1.4 Дерево ветвлений </w:t>
       </w:r>
@@ -5428,8 +5253,8 @@
         </w:rPr>
         <w:t>Git</w:t>
       </w:r>
+      <w:bookmarkEnd w:id="10"/>
       <w:bookmarkEnd w:id="11"/>
-      <w:bookmarkEnd w:id="12"/>
     </w:p>
     <w:p>
       <w:pPr>
@@ -5505,29 +5330,16 @@
       <w:r>
         <w:t xml:space="preserve">Рисунок </w:t>
       </w:r>
-      <w:r>
-        <w:fldChar w:fldCharType="begin"/>
-      </w:r>
-      <w:r>
-        <w:instrText xml:space="preserve"> SEQ Рисунок \* ARABIC </w:instrText>
-      </w:r>
-      <w:r>
-        <w:fldChar w:fldCharType="separate"/>
-      </w:r>
-      <w:r>
-        <w:rPr>
-          <w:noProof/>
-        </w:rPr>
-        <w:t>3</w:t>
-      </w:r>
-      <w:r>
-        <w:fldChar w:fldCharType="end"/>
-      </w:r>
-      <w:r>
-        <w:t xml:space="preserve">. </w:t>
-      </w:r>
-      <w:r>
-        <w:t xml:space="preserve">Дерево ветвлений </w:t>
+      <w:fldSimple w:instr=" SEQ Рисунок \* ARABIC ">
+        <w:r>
+          <w:rPr>
+            <w:noProof/>
+          </w:rPr>
+          <w:t>3</w:t>
+        </w:r>
+      </w:fldSimple>
+      <w:r>
+        <w:t xml:space="preserve">. Дерево ветвлений </w:t>
       </w:r>
       <w:r>
         <w:rPr>
@@ -5540,13 +5352,13 @@
       <w:pPr>
         <w:pStyle w:val="2"/>
       </w:pPr>
-      <w:bookmarkStart w:id="13" w:name="_Toc74829068"/>
-      <w:bookmarkStart w:id="14" w:name="_Toc74956677"/>
+      <w:bookmarkStart w:id="12" w:name="_Toc74829068"/>
+      <w:bookmarkStart w:id="13" w:name="_Toc74956677"/>
       <w:r>
         <w:t>1.5 Тестирование программы</w:t>
       </w:r>
+      <w:bookmarkEnd w:id="12"/>
       <w:bookmarkEnd w:id="13"/>
-      <w:bookmarkEnd w:id="14"/>
     </w:p>
     <w:p>
       <w:r>
@@ -5613,29 +5425,16 @@
       <w:r>
         <w:t xml:space="preserve">Рисунок </w:t>
       </w:r>
-      <w:r>
-        <w:fldChar w:fldCharType="begin"/>
-      </w:r>
-      <w:r>
-        <w:instrText xml:space="preserve"> SEQ Рисунок \* ARABIC </w:instrText>
-      </w:r>
-      <w:r>
-        <w:fldChar w:fldCharType="separate"/>
-      </w:r>
-      <w:r>
-        <w:rPr>
-          <w:noProof/>
-        </w:rPr>
-        <w:t>4</w:t>
-      </w:r>
-      <w:r>
-        <w:fldChar w:fldCharType="end"/>
-      </w:r>
-      <w:r>
-        <w:t xml:space="preserve">. </w:t>
-      </w:r>
-      <w:r>
-        <w:t>Графический интерфейс пользователя</w:t>
+      <w:fldSimple w:instr=" SEQ Рисунок \* ARABIC ">
+        <w:r>
+          <w:rPr>
+            <w:noProof/>
+          </w:rPr>
+          <w:t>4</w:t>
+        </w:r>
+      </w:fldSimple>
+      <w:r>
+        <w:t>. Графический интерфейс пользователя</w:t>
       </w:r>
     </w:p>
     <w:p>
@@ -5716,24 +5515,14 @@
       <w:r>
         <w:t xml:space="preserve">Рисунок </w:t>
       </w:r>
-      <w:r>
-        <w:fldChar w:fldCharType="begin"/>
-      </w:r>
-      <w:r>
-        <w:instrText xml:space="preserve"> SEQ Рисунок \* ARABIC </w:instrText>
-      </w:r>
-      <w:r>
-        <w:fldChar w:fldCharType="separate"/>
-      </w:r>
-      <w:r>
-        <w:rPr>
-          <w:noProof/>
-        </w:rPr>
-        <w:t>5</w:t>
-      </w:r>
-      <w:r>
-        <w:fldChar w:fldCharType="end"/>
-      </w:r>
+      <w:fldSimple w:instr=" SEQ Рисунок \* ARABIC ">
+        <w:r>
+          <w:rPr>
+            <w:noProof/>
+          </w:rPr>
+          <w:t>5</w:t>
+        </w:r>
+      </w:fldSimple>
       <w:r>
         <w:t xml:space="preserve">. </w:t>
       </w:r>
@@ -5796,29 +5585,16 @@
       <w:r>
         <w:t xml:space="preserve">Рисунок </w:t>
       </w:r>
-      <w:r>
-        <w:fldChar w:fldCharType="begin"/>
-      </w:r>
-      <w:r>
-        <w:instrText xml:space="preserve"> SEQ Рисунок \* ARABIC </w:instrText>
-      </w:r>
-      <w:r>
-        <w:fldChar w:fldCharType="separate"/>
-      </w:r>
-      <w:r>
-        <w:rPr>
-          <w:noProof/>
-        </w:rPr>
-        <w:t>6</w:t>
-      </w:r>
-      <w:r>
-        <w:fldChar w:fldCharType="end"/>
-      </w:r>
-      <w:r>
-        <w:t xml:space="preserve">. </w:t>
-      </w:r>
-      <w:r>
-        <w:t>Форма для добавления элемента</w:t>
+      <w:fldSimple w:instr=" SEQ Рисунок \* ARABIC ">
+        <w:r>
+          <w:rPr>
+            <w:noProof/>
+          </w:rPr>
+          <w:t>6</w:t>
+        </w:r>
+      </w:fldSimple>
+      <w:r>
+        <w:t>. Форма для добавления элемента</w:t>
       </w:r>
     </w:p>
     <w:p>
@@ -5950,29 +5726,16 @@
       <w:r>
         <w:t xml:space="preserve">Рисунок </w:t>
       </w:r>
-      <w:r>
-        <w:fldChar w:fldCharType="begin"/>
-      </w:r>
-      <w:r>
-        <w:instrText xml:space="preserve"> SEQ Рисунок \* ARABIC </w:instrText>
-      </w:r>
-      <w:r>
-        <w:fldChar w:fldCharType="separate"/>
-      </w:r>
-      <w:r>
-        <w:rPr>
-          <w:noProof/>
-        </w:rPr>
-        <w:t>7</w:t>
-      </w:r>
-      <w:r>
-        <w:fldChar w:fldCharType="end"/>
-      </w:r>
-      <w:r>
-        <w:t xml:space="preserve">. </w:t>
-      </w:r>
-      <w:r>
-        <w:t>Заполнение полей</w:t>
+      <w:fldSimple w:instr=" SEQ Рисунок \* ARABIC ">
+        <w:r>
+          <w:rPr>
+            <w:noProof/>
+          </w:rPr>
+          <w:t>7</w:t>
+        </w:r>
+      </w:fldSimple>
+      <w:r>
+        <w:t>. Заполнение полей</w:t>
       </w:r>
     </w:p>
     <w:p>
@@ -6030,29 +5793,16 @@
       <w:r>
         <w:t xml:space="preserve">Рисунок </w:t>
       </w:r>
-      <w:r>
-        <w:fldChar w:fldCharType="begin"/>
-      </w:r>
-      <w:r>
-        <w:instrText xml:space="preserve"> SEQ Рисунок \* ARABIC </w:instrText>
-      </w:r>
-      <w:r>
-        <w:fldChar w:fldCharType="separate"/>
-      </w:r>
-      <w:r>
-        <w:rPr>
-          <w:noProof/>
-        </w:rPr>
-        <w:t>8</w:t>
-      </w:r>
-      <w:r>
-        <w:fldChar w:fldCharType="end"/>
-      </w:r>
-      <w:r>
-        <w:t xml:space="preserve">. </w:t>
-      </w:r>
-      <w:r>
-        <w:t>Успешное добавление нового элемента</w:t>
+      <w:fldSimple w:instr=" SEQ Рисунок \* ARABIC ">
+        <w:r>
+          <w:rPr>
+            <w:noProof/>
+          </w:rPr>
+          <w:t>8</w:t>
+        </w:r>
+      </w:fldSimple>
+      <w:r>
+        <w:t>. Успешное добавление нового элемента</w:t>
       </w:r>
     </w:p>
     <w:p>
@@ -6072,16 +5822,7 @@
         <w:t xml:space="preserve">сли пользователь выйдет за этот диапазон, </w:t>
       </w:r>
       <w:r>
-        <w:t xml:space="preserve">то Система вернёт либо минимальное значение (если пользователь вышел за </w:t>
-      </w:r>
-      <w:r>
-        <w:t>минимальное значение</w:t>
-      </w:r>
-      <w:r>
-        <w:t xml:space="preserve">), либо максимальное значение </w:t>
-      </w:r>
-      <w:r>
-        <w:t>(если пользователь вышел за максимальное значение)</w:t>
+        <w:t>то Система вернёт либо минимальное значение (если пользователь вышел за минимальное значение), либо максимальное значение (если пользователь вышел за максимальное значение)</w:t>
       </w:r>
       <w:r>
         <w:t>.</w:t>
@@ -6174,29 +5915,16 @@
       <w:r>
         <w:t xml:space="preserve">Рисунок </w:t>
       </w:r>
-      <w:r>
-        <w:fldChar w:fldCharType="begin"/>
-      </w:r>
-      <w:r>
-        <w:instrText xml:space="preserve"> SEQ Рисунок \* ARABIC </w:instrText>
-      </w:r>
-      <w:r>
-        <w:fldChar w:fldCharType="separate"/>
-      </w:r>
-      <w:r>
-        <w:rPr>
-          <w:noProof/>
-        </w:rPr>
-        <w:t>9</w:t>
-      </w:r>
-      <w:r>
-        <w:fldChar w:fldCharType="end"/>
-      </w:r>
-      <w:r>
-        <w:t xml:space="preserve">. </w:t>
-      </w:r>
-      <w:r>
-        <w:t>Выбор элемента в таблице</w:t>
+      <w:fldSimple w:instr=" SEQ Рисунок \* ARABIC ">
+        <w:r>
+          <w:rPr>
+            <w:noProof/>
+          </w:rPr>
+          <w:t>9</w:t>
+        </w:r>
+      </w:fldSimple>
+      <w:r>
+        <w:t>. Выбор элемента в таблице</w:t>
       </w:r>
     </w:p>
     <w:p>
@@ -6259,24 +5987,14 @@
       <w:r>
         <w:t xml:space="preserve">Рисунок </w:t>
       </w:r>
-      <w:r>
-        <w:fldChar w:fldCharType="begin"/>
-      </w:r>
-      <w:r>
-        <w:instrText xml:space="preserve"> SEQ Рисунок \* ARABIC </w:instrText>
-      </w:r>
-      <w:r>
-        <w:fldChar w:fldCharType="separate"/>
-      </w:r>
-      <w:r>
-        <w:rPr>
-          <w:noProof/>
-        </w:rPr>
-        <w:t>10</w:t>
-      </w:r>
-      <w:r>
-        <w:fldChar w:fldCharType="end"/>
-      </w:r>
+      <w:fldSimple w:instr=" SEQ Рисунок \* ARABIC ">
+        <w:r>
+          <w:rPr>
+            <w:noProof/>
+          </w:rPr>
+          <w:t>10</w:t>
+        </w:r>
+      </w:fldSimple>
       <w:r>
         <w:t>. Сообщение об удалении одного элемента</w:t>
       </w:r>
@@ -6336,29 +6054,16 @@
       <w:r>
         <w:t xml:space="preserve">Рисунок </w:t>
       </w:r>
-      <w:r>
-        <w:fldChar w:fldCharType="begin"/>
-      </w:r>
-      <w:r>
-        <w:instrText xml:space="preserve"> SEQ Рисунок \* ARABIC </w:instrText>
-      </w:r>
-      <w:r>
-        <w:fldChar w:fldCharType="separate"/>
-      </w:r>
-      <w:r>
-        <w:rPr>
-          <w:noProof/>
-        </w:rPr>
-        <w:t>11</w:t>
-      </w:r>
-      <w:r>
-        <w:fldChar w:fldCharType="end"/>
-      </w:r>
-      <w:r>
-        <w:t xml:space="preserve">. </w:t>
-      </w:r>
-      <w:r>
-        <w:t>Результат нажатия кнопки «Удалить»</w:t>
+      <w:fldSimple w:instr=" SEQ Рисунок \* ARABIC ">
+        <w:r>
+          <w:rPr>
+            <w:noProof/>
+          </w:rPr>
+          <w:t>11</w:t>
+        </w:r>
+      </w:fldSimple>
+      <w:r>
+        <w:t>. Результат нажатия кнопки «Удалить»</w:t>
       </w:r>
     </w:p>
     <w:p>
@@ -6437,24 +6142,14 @@
       <w:r>
         <w:t xml:space="preserve">Рисунок </w:t>
       </w:r>
-      <w:r>
-        <w:fldChar w:fldCharType="begin"/>
-      </w:r>
-      <w:r>
-        <w:instrText xml:space="preserve"> SEQ Рисунок \* ARABIC </w:instrText>
-      </w:r>
-      <w:r>
-        <w:fldChar w:fldCharType="separate"/>
-      </w:r>
-      <w:r>
-        <w:rPr>
-          <w:noProof/>
-        </w:rPr>
-        <w:t>12</w:t>
-      </w:r>
-      <w:r>
-        <w:fldChar w:fldCharType="end"/>
-      </w:r>
+      <w:fldSimple w:instr=" SEQ Рисунок \* ARABIC ">
+        <w:r>
+          <w:rPr>
+            <w:noProof/>
+          </w:rPr>
+          <w:t>12</w:t>
+        </w:r>
+      </w:fldSimple>
       <w:r>
         <w:t>. Таблица с упражнениями</w:t>
       </w:r>
@@ -6514,29 +6209,16 @@
       <w:r>
         <w:t xml:space="preserve">Рисунок </w:t>
       </w:r>
-      <w:r>
-        <w:fldChar w:fldCharType="begin"/>
-      </w:r>
-      <w:r>
-        <w:instrText xml:space="preserve"> SEQ Рисунок \* ARABIC </w:instrText>
-      </w:r>
-      <w:r>
-        <w:fldChar w:fldCharType="separate"/>
-      </w:r>
-      <w:r>
-        <w:rPr>
-          <w:noProof/>
-        </w:rPr>
-        <w:t>13</w:t>
-      </w:r>
-      <w:r>
-        <w:fldChar w:fldCharType="end"/>
-      </w:r>
-      <w:r>
-        <w:t xml:space="preserve">. </w:t>
-      </w:r>
-      <w:r>
-        <w:t>Удаление всех элементов</w:t>
+      <w:fldSimple w:instr=" SEQ Рисунок \* ARABIC ">
+        <w:r>
+          <w:rPr>
+            <w:noProof/>
+          </w:rPr>
+          <w:t>13</w:t>
+        </w:r>
+      </w:fldSimple>
+      <w:r>
+        <w:t>. Удаление всех элементов</w:t>
       </w:r>
     </w:p>
     <w:p>
@@ -6594,29 +6276,16 @@
       <w:r>
         <w:t xml:space="preserve">Рисунок </w:t>
       </w:r>
-      <w:r>
-        <w:fldChar w:fldCharType="begin"/>
-      </w:r>
-      <w:r>
-        <w:instrText xml:space="preserve"> SEQ Рисунок \* ARABIC </w:instrText>
-      </w:r>
-      <w:r>
-        <w:fldChar w:fldCharType="separate"/>
-      </w:r>
-      <w:r>
-        <w:rPr>
-          <w:noProof/>
-        </w:rPr>
-        <w:t>14</w:t>
-      </w:r>
-      <w:r>
-        <w:fldChar w:fldCharType="end"/>
-      </w:r>
-      <w:r>
-        <w:t xml:space="preserve">. </w:t>
-      </w:r>
-      <w:r>
-        <w:t>Результат удаления всех элементов</w:t>
+      <w:fldSimple w:instr=" SEQ Рисунок \* ARABIC ">
+        <w:r>
+          <w:rPr>
+            <w:noProof/>
+          </w:rPr>
+          <w:t>14</w:t>
+        </w:r>
+      </w:fldSimple>
+      <w:r>
+        <w:t>. Результат удаления всех элементов</w:t>
       </w:r>
     </w:p>
     <w:p>
@@ -6719,29 +6388,16 @@
       <w:r>
         <w:t xml:space="preserve">Рисунок </w:t>
       </w:r>
-      <w:r>
-        <w:fldChar w:fldCharType="begin"/>
-      </w:r>
-      <w:r>
-        <w:instrText xml:space="preserve"> SEQ Рисунок \* ARABIC </w:instrText>
-      </w:r>
-      <w:r>
-        <w:fldChar w:fldCharType="separate"/>
-      </w:r>
-      <w:r>
-        <w:rPr>
-          <w:noProof/>
-        </w:rPr>
-        <w:t>15</w:t>
-      </w:r>
-      <w:r>
-        <w:fldChar w:fldCharType="end"/>
-      </w:r>
-      <w:r>
-        <w:t xml:space="preserve">. </w:t>
-      </w:r>
-      <w:r>
-        <w:t>Вызов формы для фильтрации элементов</w:t>
+      <w:fldSimple w:instr=" SEQ Рисунок \* ARABIC ">
+        <w:r>
+          <w:rPr>
+            <w:noProof/>
+          </w:rPr>
+          <w:t>15</w:t>
+        </w:r>
+      </w:fldSimple>
+      <w:r>
+        <w:t>. Вызов формы для фильтрации элементов</w:t>
       </w:r>
     </w:p>
     <w:p>
@@ -6799,24 +6455,14 @@
       <w:r>
         <w:t xml:space="preserve">Рисунок </w:t>
       </w:r>
-      <w:r>
-        <w:fldChar w:fldCharType="begin"/>
-      </w:r>
-      <w:r>
-        <w:instrText xml:space="preserve"> SEQ Рисунок \* ARABIC </w:instrText>
-      </w:r>
-      <w:r>
-        <w:fldChar w:fldCharType="separate"/>
-      </w:r>
-      <w:r>
-        <w:rPr>
-          <w:noProof/>
-        </w:rPr>
-        <w:t>16</w:t>
-      </w:r>
-      <w:r>
-        <w:fldChar w:fldCharType="end"/>
-      </w:r>
+      <w:fldSimple w:instr=" SEQ Рисунок \* ARABIC ">
+        <w:r>
+          <w:rPr>
+            <w:noProof/>
+          </w:rPr>
+          <w:t>16</w:t>
+        </w:r>
+      </w:fldSimple>
       <w:r>
         <w:t>. Форма фильтра</w:t>
       </w:r>
@@ -6939,24 +6585,14 @@
       <w:r>
         <w:t xml:space="preserve">Рисунок </w:t>
       </w:r>
-      <w:r>
-        <w:fldChar w:fldCharType="begin"/>
-      </w:r>
-      <w:r>
-        <w:instrText xml:space="preserve"> SEQ Рисунок \* ARABIC </w:instrText>
-      </w:r>
-      <w:r>
-        <w:fldChar w:fldCharType="separate"/>
-      </w:r>
-      <w:r>
-        <w:rPr>
-          <w:noProof/>
-        </w:rPr>
-        <w:t>17</w:t>
-      </w:r>
-      <w:r>
-        <w:fldChar w:fldCharType="end"/>
-      </w:r>
+      <w:fldSimple w:instr=" SEQ Рисунок \* ARABIC ">
+        <w:r>
+          <w:rPr>
+            <w:noProof/>
+          </w:rPr>
+          <w:t>17</w:t>
+        </w:r>
+      </w:fldSimple>
       <w:r>
         <w:t>. Фильтрация по типу упражнения</w:t>
       </w:r>
@@ -7021,24 +6657,14 @@
       <w:r>
         <w:t xml:space="preserve">Рисунок </w:t>
       </w:r>
-      <w:r>
-        <w:fldChar w:fldCharType="begin"/>
-      </w:r>
-      <w:r>
-        <w:instrText xml:space="preserve"> SEQ Рисунок \* ARABIC </w:instrText>
-      </w:r>
-      <w:r>
-        <w:fldChar w:fldCharType="separate"/>
-      </w:r>
-      <w:r>
-        <w:rPr>
-          <w:noProof/>
-        </w:rPr>
-        <w:t>18</w:t>
-      </w:r>
-      <w:r>
-        <w:fldChar w:fldCharType="end"/>
-      </w:r>
+      <w:fldSimple w:instr=" SEQ Рисунок \* ARABIC ">
+        <w:r>
+          <w:rPr>
+            <w:noProof/>
+          </w:rPr>
+          <w:t>18</w:t>
+        </w:r>
+      </w:fldSimple>
       <w:r>
         <w:t>. Сообщение р результате фильтрации</w:t>
       </w:r>
@@ -7098,29 +6724,16 @@
       <w:r>
         <w:t xml:space="preserve">Рисунок </w:t>
       </w:r>
-      <w:r>
-        <w:fldChar w:fldCharType="begin"/>
-      </w:r>
-      <w:r>
-        <w:instrText xml:space="preserve"> SEQ Рисунок \* ARABIC </w:instrText>
-      </w:r>
-      <w:r>
-        <w:fldChar w:fldCharType="separate"/>
-      </w:r>
-      <w:r>
-        <w:rPr>
-          <w:noProof/>
-        </w:rPr>
-        <w:t>19</w:t>
-      </w:r>
-      <w:r>
-        <w:fldChar w:fldCharType="end"/>
-      </w:r>
-      <w:r>
-        <w:t xml:space="preserve">. </w:t>
-      </w:r>
-      <w:r>
-        <w:t>Результат поиска элемента</w:t>
+      <w:fldSimple w:instr=" SEQ Рисунок \* ARABIC ">
+        <w:r>
+          <w:rPr>
+            <w:noProof/>
+          </w:rPr>
+          <w:t>19</w:t>
+        </w:r>
+      </w:fldSimple>
+      <w:r>
+        <w:t>. Результат поиска элемента</w:t>
       </w:r>
     </w:p>
     <w:p/>
@@ -7180,24 +6793,14 @@
       <w:r>
         <w:t xml:space="preserve">Рисунок </w:t>
       </w:r>
-      <w:r>
-        <w:fldChar w:fldCharType="begin"/>
-      </w:r>
-      <w:r>
-        <w:instrText xml:space="preserve"> SEQ Рисунок \* ARABIC </w:instrText>
-      </w:r>
-      <w:r>
-        <w:fldChar w:fldCharType="separate"/>
-      </w:r>
-      <w:r>
-        <w:rPr>
-          <w:noProof/>
-        </w:rPr>
-        <w:t>20</w:t>
-      </w:r>
-      <w:r>
-        <w:fldChar w:fldCharType="end"/>
-      </w:r>
+      <w:fldSimple w:instr=" SEQ Рисунок \* ARABIC ">
+        <w:r>
+          <w:rPr>
+            <w:noProof/>
+          </w:rPr>
+          <w:t>20</w:t>
+        </w:r>
+      </w:fldSimple>
       <w:r>
         <w:t>. Отмена фильтрации</w:t>
       </w:r>
@@ -7257,24 +6860,14 @@
       <w:r>
         <w:t xml:space="preserve">Рисунок </w:t>
       </w:r>
-      <w:r>
-        <w:fldChar w:fldCharType="begin"/>
-      </w:r>
-      <w:r>
-        <w:instrText xml:space="preserve"> SEQ Рисунок \* ARABIC </w:instrText>
-      </w:r>
-      <w:r>
-        <w:fldChar w:fldCharType="separate"/>
-      </w:r>
-      <w:r>
-        <w:rPr>
-          <w:noProof/>
-        </w:rPr>
-        <w:t>21</w:t>
-      </w:r>
-      <w:r>
-        <w:fldChar w:fldCharType="end"/>
-      </w:r>
+      <w:fldSimple w:instr=" SEQ Рисунок \* ARABIC ">
+        <w:r>
+          <w:rPr>
+            <w:noProof/>
+          </w:rPr>
+          <w:t>21</w:t>
+        </w:r>
+      </w:fldSimple>
       <w:r>
         <w:t>. Сообщение об отмене фильтрации</w:t>
       </w:r>
@@ -7359,29 +6952,16 @@
       <w:r>
         <w:t xml:space="preserve">Рисунок </w:t>
       </w:r>
-      <w:r>
-        <w:fldChar w:fldCharType="begin"/>
-      </w:r>
-      <w:r>
-        <w:instrText xml:space="preserve"> SEQ Рисунок \* ARABIC </w:instrText>
-      </w:r>
-      <w:r>
-        <w:fldChar w:fldCharType="separate"/>
-      </w:r>
-      <w:r>
-        <w:rPr>
-          <w:noProof/>
-        </w:rPr>
-        <w:t>22</w:t>
-      </w:r>
-      <w:r>
-        <w:fldChar w:fldCharType="end"/>
-      </w:r>
-      <w:r>
-        <w:t xml:space="preserve">. </w:t>
-      </w:r>
-      <w:r>
-        <w:t>Сохранение данных</w:t>
+      <w:fldSimple w:instr=" SEQ Рисунок \* ARABIC ">
+        <w:r>
+          <w:rPr>
+            <w:noProof/>
+          </w:rPr>
+          <w:t>22</w:t>
+        </w:r>
+      </w:fldSimple>
+      <w:r>
+        <w:t>. Сохранение данных</w:t>
       </w:r>
     </w:p>
     <w:p>
@@ -7440,29 +7020,16 @@
       <w:r>
         <w:t xml:space="preserve">Рисунок </w:t>
       </w:r>
-      <w:r>
-        <w:fldChar w:fldCharType="begin"/>
-      </w:r>
-      <w:r>
-        <w:instrText xml:space="preserve"> SEQ Рисунок \* ARABIC </w:instrText>
-      </w:r>
-      <w:r>
-        <w:fldChar w:fldCharType="separate"/>
-      </w:r>
-      <w:r>
-        <w:rPr>
-          <w:noProof/>
-        </w:rPr>
-        <w:t>23</w:t>
-      </w:r>
-      <w:r>
-        <w:fldChar w:fldCharType="end"/>
-      </w:r>
-      <w:r>
-        <w:t xml:space="preserve">. </w:t>
-      </w:r>
-      <w:r>
-        <w:t>Сохранение файла</w:t>
+      <w:fldSimple w:instr=" SEQ Рисунок \* ARABIC ">
+        <w:r>
+          <w:rPr>
+            <w:noProof/>
+          </w:rPr>
+          <w:t>23</w:t>
+        </w:r>
+      </w:fldSimple>
+      <w:r>
+        <w:t>. Сохранение файла</w:t>
       </w:r>
     </w:p>
     <w:p>
@@ -7540,29 +7107,16 @@
       <w:r>
         <w:t xml:space="preserve">Рисунок </w:t>
       </w:r>
-      <w:r>
-        <w:fldChar w:fldCharType="begin"/>
-      </w:r>
-      <w:r>
-        <w:instrText xml:space="preserve"> SEQ Рисунок \* ARABIC </w:instrText>
-      </w:r>
-      <w:r>
-        <w:fldChar w:fldCharType="separate"/>
-      </w:r>
-      <w:r>
-        <w:rPr>
-          <w:noProof/>
-        </w:rPr>
-        <w:t>24</w:t>
-      </w:r>
-      <w:r>
-        <w:fldChar w:fldCharType="end"/>
-      </w:r>
-      <w:r>
-        <w:t xml:space="preserve">. </w:t>
-      </w:r>
-      <w:r>
-        <w:t>Сообщение о сохранении файла</w:t>
+      <w:fldSimple w:instr=" SEQ Рисунок \* ARABIC ">
+        <w:r>
+          <w:rPr>
+            <w:noProof/>
+          </w:rPr>
+          <w:t>24</w:t>
+        </w:r>
+      </w:fldSimple>
+      <w:r>
+        <w:t>. Сообщение о сохранении файла</w:t>
       </w:r>
     </w:p>
     <w:p>
@@ -7621,29 +7175,16 @@
       <w:r>
         <w:t xml:space="preserve">Рисунок </w:t>
       </w:r>
-      <w:r>
-        <w:fldChar w:fldCharType="begin"/>
-      </w:r>
-      <w:r>
-        <w:instrText xml:space="preserve"> SEQ Рисунок \* ARABIC </w:instrText>
-      </w:r>
-      <w:r>
-        <w:fldChar w:fldCharType="separate"/>
-      </w:r>
-      <w:r>
-        <w:rPr>
-          <w:noProof/>
-        </w:rPr>
-        <w:t>25</w:t>
-      </w:r>
-      <w:r>
-        <w:fldChar w:fldCharType="end"/>
-      </w:r>
-      <w:r>
-        <w:t xml:space="preserve">. </w:t>
-      </w:r>
-      <w:r>
-        <w:t>Результат сохранения файла</w:t>
+      <w:fldSimple w:instr=" SEQ Рисунок \* ARABIC ">
+        <w:r>
+          <w:rPr>
+            <w:noProof/>
+          </w:rPr>
+          <w:t>25</w:t>
+        </w:r>
+      </w:fldSimple>
+      <w:r>
+        <w:t>. Результат сохранения файла</w:t>
       </w:r>
     </w:p>
     <w:p>
@@ -7706,35 +7247,16 @@
       <w:r>
         <w:t xml:space="preserve">Рисунок </w:t>
       </w:r>
-      <w:r>
-        <w:fldChar w:fldCharType="begin"/>
-      </w:r>
-      <w:r>
-        <w:instrText xml:space="preserve"> SEQ Рисунок \* ARABIC </w:instrText>
-      </w:r>
-      <w:r>
-        <w:fldChar w:fldCharType="separate"/>
-      </w:r>
-      <w:r>
-        <w:rPr>
-          <w:noProof/>
-        </w:rPr>
-        <w:t>26</w:t>
-      </w:r>
-      <w:r>
-        <w:fldChar w:fldCharType="end"/>
-      </w:r>
-      <w:r>
-        <w:t xml:space="preserve">. </w:t>
-      </w:r>
-      <w:r>
-        <w:t>Результат наж</w:t>
-      </w:r>
-      <w:r>
-        <w:t>атия на кнопку «Сохранить</w:t>
-      </w:r>
-      <w:r>
-        <w:t>» при пустой таблице</w:t>
+      <w:fldSimple w:instr=" SEQ Рисунок \* ARABIC ">
+        <w:r>
+          <w:rPr>
+            <w:noProof/>
+          </w:rPr>
+          <w:t>26</w:t>
+        </w:r>
+      </w:fldSimple>
+      <w:r>
+        <w:t>. Результат нажатия на кнопку «Сохранить» при пустой таблице</w:t>
       </w:r>
     </w:p>
     <w:p>
@@ -7753,37 +7275,7 @@
     </w:p>
     <w:p>
       <w:r>
-        <w:t xml:space="preserve">Для </w:t>
-      </w:r>
-      <w:r>
-        <w:t>открытия</w:t>
-      </w:r>
-      <w:r>
-        <w:t xml:space="preserve"> данных в таблице необходимо нажать на панели «Файл\</w:t>
-      </w:r>
-      <w:r>
-        <w:t>Открыть</w:t>
-      </w:r>
-      <w:r>
-        <w:t>» (рисунок 2</w:t>
-      </w:r>
-      <w:r>
-        <w:t>7</w:t>
-      </w:r>
-      <w:r>
-        <w:t xml:space="preserve">). Откроется системный диалог </w:t>
-      </w:r>
-      <w:r>
-        <w:t>открытия</w:t>
-      </w:r>
-      <w:r>
-        <w:t xml:space="preserve"> файла, где пользователь выбирает </w:t>
-      </w:r>
-      <w:r>
-        <w:t>необходимый файл</w:t>
-      </w:r>
-      <w:r>
-        <w:t xml:space="preserve"> (рисунок 2</w:t>
+        <w:t>Для открытия данных в таблице необходимо нажать на панели «Файл\Открыть» (рисунок 27). Откроется системный диалог открытия файла, где пользователь выбирает необходимый файл (рисунок 2</w:t>
       </w:r>
       <w:r>
         <w:t>8</w:t>
@@ -7848,29 +7340,16 @@
       <w:r>
         <w:t xml:space="preserve">Рисунок </w:t>
       </w:r>
-      <w:r>
-        <w:fldChar w:fldCharType="begin"/>
-      </w:r>
-      <w:r>
-        <w:instrText xml:space="preserve"> SEQ Рисунок \* ARABIC </w:instrText>
-      </w:r>
-      <w:r>
-        <w:fldChar w:fldCharType="separate"/>
-      </w:r>
-      <w:r>
-        <w:rPr>
-          <w:noProof/>
-        </w:rPr>
-        <w:t>27</w:t>
-      </w:r>
-      <w:r>
-        <w:fldChar w:fldCharType="end"/>
-      </w:r>
-      <w:r>
-        <w:t xml:space="preserve">. </w:t>
-      </w:r>
-      <w:r>
-        <w:t>Загрузить данные в таблицу</w:t>
+      <w:fldSimple w:instr=" SEQ Рисунок \* ARABIC ">
+        <w:r>
+          <w:rPr>
+            <w:noProof/>
+          </w:rPr>
+          <w:t>27</w:t>
+        </w:r>
+      </w:fldSimple>
+      <w:r>
+        <w:t>. Загрузить данные в таблицу</w:t>
       </w:r>
     </w:p>
     <w:p>
@@ -7936,24 +7415,14 @@
       <w:r>
         <w:t xml:space="preserve">Рисунок </w:t>
       </w:r>
-      <w:r>
-        <w:fldChar w:fldCharType="begin"/>
-      </w:r>
-      <w:r>
-        <w:instrText xml:space="preserve"> SEQ Рисунок \* ARABIC </w:instrText>
-      </w:r>
-      <w:r>
-        <w:fldChar w:fldCharType="separate"/>
-      </w:r>
-      <w:r>
-        <w:rPr>
-          <w:noProof/>
-        </w:rPr>
-        <w:t>28</w:t>
-      </w:r>
-      <w:r>
-        <w:fldChar w:fldCharType="end"/>
-      </w:r>
+      <w:fldSimple w:instr=" SEQ Рисунок \* ARABIC ">
+        <w:r>
+          <w:rPr>
+            <w:noProof/>
+          </w:rPr>
+          <w:t>28</w:t>
+        </w:r>
+      </w:fldSimple>
       <w:r>
         <w:t>. Выбор файла для открытия</w:t>
       </w:r>
@@ -8013,29 +7482,16 @@
       <w:r>
         <w:t xml:space="preserve">Рисунок </w:t>
       </w:r>
-      <w:r>
-        <w:fldChar w:fldCharType="begin"/>
-      </w:r>
-      <w:r>
-        <w:instrText xml:space="preserve"> SEQ Рисунок \* ARABIC </w:instrText>
-      </w:r>
-      <w:r>
-        <w:fldChar w:fldCharType="separate"/>
-      </w:r>
-      <w:r>
-        <w:rPr>
-          <w:noProof/>
-        </w:rPr>
-        <w:t>29</w:t>
-      </w:r>
-      <w:r>
-        <w:fldChar w:fldCharType="end"/>
-      </w:r>
-      <w:r>
-        <w:t xml:space="preserve">. </w:t>
-      </w:r>
-      <w:r>
-        <w:t>Сообщение, информирующее об успешной загрузке файла</w:t>
+      <w:fldSimple w:instr=" SEQ Рисунок \* ARABIC ">
+        <w:r>
+          <w:rPr>
+            <w:noProof/>
+          </w:rPr>
+          <w:t>29</w:t>
+        </w:r>
+      </w:fldSimple>
+      <w:r>
+        <w:t>. Сообщение, информирующее об успешной загрузке файла</w:t>
       </w:r>
     </w:p>
     <w:p>
@@ -8094,29 +7550,16 @@
       <w:r>
         <w:t xml:space="preserve">Рисунок </w:t>
       </w:r>
-      <w:r>
-        <w:fldChar w:fldCharType="begin"/>
-      </w:r>
-      <w:r>
-        <w:instrText xml:space="preserve"> SEQ Рисунок \* ARABIC </w:instrText>
-      </w:r>
-      <w:r>
-        <w:fldChar w:fldCharType="separate"/>
-      </w:r>
-      <w:r>
-        <w:rPr>
-          <w:noProof/>
-        </w:rPr>
-        <w:t>30</w:t>
-      </w:r>
-      <w:r>
-        <w:fldChar w:fldCharType="end"/>
-      </w:r>
-      <w:r>
-        <w:t xml:space="preserve">. </w:t>
-      </w:r>
-      <w:r>
-        <w:t>Результат загрузки данных</w:t>
+      <w:fldSimple w:instr=" SEQ Рисунок \* ARABIC ">
+        <w:r>
+          <w:rPr>
+            <w:noProof/>
+          </w:rPr>
+          <w:t>30</w:t>
+        </w:r>
+      </w:fldSimple>
+      <w:r>
+        <w:t>. Результат загрузки данных</w:t>
       </w:r>
     </w:p>
     <w:p>
@@ -8140,8 +7583,8 @@
           <w:bCs/>
         </w:rPr>
       </w:pPr>
-      <w:bookmarkStart w:id="15" w:name="_Toc74829069"/>
-      <w:bookmarkStart w:id="16" w:name="_Toc74956678"/>
+      <w:bookmarkStart w:id="14" w:name="_Toc74829069"/>
+      <w:bookmarkStart w:id="15" w:name="_Toc74956678"/>
       <w:r>
         <w:rPr>
           <w:b/>
@@ -8149,10 +7592,12 @@
         </w:rPr>
         <w:t>СПИСОК ИСПОЛЬЗОВАННЫХ ИСТОЧНИКОВ</w:t>
       </w:r>
+      <w:bookmarkEnd w:id="14"/>
       <w:bookmarkEnd w:id="15"/>
-      <w:bookmarkEnd w:id="16"/>
-    </w:p>
-    <w:p/>
+    </w:p>
+    <w:p>
+      <w:commentRangeStart w:id="16"/>
+    </w:p>
     <w:p>
       <w:pPr>
         <w:pStyle w:val="a4"/>
@@ -8162,53 +7607,8 @@
         </w:numPr>
         <w:ind w:left="0" w:firstLine="709"/>
       </w:pPr>
-      <w:proofErr w:type="spellStart"/>
-      <w:r>
-        <w:t>Калентьев</w:t>
-      </w:r>
-      <w:proofErr w:type="spellEnd"/>
-      <w:r>
-        <w:t xml:space="preserve">, А. А. Новые технологии в </w:t>
-      </w:r>
-      <w:proofErr w:type="gramStart"/>
-      <w:r>
-        <w:t>программировании :</w:t>
-      </w:r>
-      <w:proofErr w:type="gramEnd"/>
-      <w:r>
-        <w:t xml:space="preserve"> учебное пособие / А. А. </w:t>
-      </w:r>
-      <w:proofErr w:type="spellStart"/>
-      <w:r>
-        <w:t>Калентьев</w:t>
-      </w:r>
-      <w:proofErr w:type="spellEnd"/>
-      <w:r>
-        <w:t xml:space="preserve">, Д. В. </w:t>
-      </w:r>
-      <w:proofErr w:type="spellStart"/>
-      <w:r>
-        <w:t>Гарайс</w:t>
-      </w:r>
-      <w:proofErr w:type="spellEnd"/>
-      <w:r>
-        <w:t xml:space="preserve">, А. Е. </w:t>
-      </w:r>
-      <w:proofErr w:type="spellStart"/>
-      <w:r>
-        <w:t>Гориянов</w:t>
-      </w:r>
-      <w:proofErr w:type="spellEnd"/>
-      <w:r>
-        <w:t xml:space="preserve">. – </w:t>
-      </w:r>
-      <w:proofErr w:type="gramStart"/>
-      <w:r>
-        <w:t>Томск :</w:t>
-      </w:r>
-      <w:proofErr w:type="gramEnd"/>
-      <w:r>
-        <w:t xml:space="preserve"> Эль Контент, 2014. – 176 с. – </w:t>
+      <w:r>
+        <w:t xml:space="preserve">Калентьев, А. А. Новые технологии в программировании : учебное пособие / А. А. Калентьев, Д. В. Гарайс, А. Е. Гориянов. – Томск : Эль Контент, 2014. – 176 с. – </w:t>
       </w:r>
       <w:r>
         <w:rPr>
@@ -8218,6 +7618,14 @@
       </w:r>
       <w:r>
         <w:t xml:space="preserve"> 978-5-4332-0185-9.</w:t>
+      </w:r>
+      <w:commentRangeEnd w:id="16"/>
+      <w:r>
+        <w:rPr>
+          <w:rStyle w:val="a7"/>
+          <w:i w:val="0"/>
+        </w:rPr>
+        <w:commentReference w:id="16"/>
       </w:r>
     </w:p>
     <w:p>
@@ -8310,15 +7718,7 @@
         <w:t xml:space="preserve">Заказчик: </w:t>
       </w:r>
       <w:r>
-        <w:t xml:space="preserve">Канд. техн. наук, доцент каф. КСУП ТУСУР </w:t>
-      </w:r>
-      <w:proofErr w:type="spellStart"/>
-      <w:r>
-        <w:t>Калентьев</w:t>
-      </w:r>
-      <w:proofErr w:type="spellEnd"/>
-      <w:r>
-        <w:t xml:space="preserve"> А. А.</w:t>
+        <w:t>Канд. техн. наук, доцент каф. КСУП ТУСУР Калентьев А. А.</w:t>
       </w:r>
     </w:p>
     <w:p>
@@ -8438,15 +7838,7 @@
         <w:ind w:firstLine="709"/>
       </w:pPr>
       <w:r>
-        <w:t xml:space="preserve">Заказчик: Канд. техн. наук, доцент каф. КСУП ТУСУР </w:t>
-      </w:r>
-      <w:proofErr w:type="spellStart"/>
-      <w:r>
-        <w:t>Калентьев</w:t>
-      </w:r>
-      <w:proofErr w:type="spellEnd"/>
-      <w:r>
-        <w:t xml:space="preserve"> А. А.</w:t>
+        <w:t>Заказчик: Канд. техн. наук, доцент каф. КСУП ТУСУР Калентьев А. А.</w:t>
       </w:r>
     </w:p>
     <w:p>
@@ -8593,10 +7985,7 @@
         <w:t xml:space="preserve"> и планирования тренировочных занятий</w:t>
       </w:r>
       <w:r>
-        <w:t xml:space="preserve"> </w:t>
-      </w:r>
-      <w:r>
-        <w:t>спортсменам</w:t>
+        <w:t xml:space="preserve"> спортсменам</w:t>
       </w:r>
       <w:r>
         <w:t>.</w:t>
@@ -8624,10 +8013,7 @@
         <w:t xml:space="preserve">Вычисление </w:t>
       </w:r>
       <w:r>
-        <w:t>затрат калорий может пригодится для планирования режима трениров</w:t>
-      </w:r>
-      <w:r>
-        <w:t>ок, набора массы, похудения и поддержания веса.</w:t>
+        <w:t>затрат калорий может пригодится для планирования режима тренировок, набора массы, похудения и поддержания веса.</w:t>
       </w:r>
     </w:p>
     <w:p>
@@ -9122,178 +8508,170 @@
           <w:lang w:val="en-US"/>
         </w:rPr>
       </w:pPr>
-      <w:proofErr w:type="gramStart"/>
       <w:r>
         <w:rPr>
           <w:i/>
           <w:sz w:val="24"/>
           <w:lang w:val="en-US"/>
         </w:rPr>
-        <w:t>&lt;?xml</w:t>
-      </w:r>
-      <w:proofErr w:type="gramEnd"/>
-      <w:r>
+        <w:t>&lt;?xml version="1.0"?&gt;</w:t>
+      </w:r>
+    </w:p>
+    <w:p>
+      <w:pPr>
         <w:rPr>
           <w:i/>
           <w:sz w:val="24"/>
           <w:lang w:val="en-US"/>
         </w:rPr>
-        <w:t xml:space="preserve"> version="1.0"?&gt;</w:t>
-      </w:r>
-    </w:p>
-    <w:p>
-      <w:pPr>
+      </w:pPr>
+      <w:r>
         <w:rPr>
           <w:i/>
           <w:sz w:val="24"/>
           <w:lang w:val="en-US"/>
         </w:rPr>
-      </w:pPr>
-      <w:r>
+        <w:t>&lt;ArrayOfExerciseWrapper xmlns:xsi="http://www.w3.org/2001/XMLSchema-instance" xmlns:xsd="http://www.w3.org/2001/XMLSchema"&gt;</w:t>
+      </w:r>
+    </w:p>
+    <w:p>
+      <w:pPr>
         <w:rPr>
           <w:i/>
           <w:sz w:val="24"/>
           <w:lang w:val="en-US"/>
         </w:rPr>
-        <w:t>&lt;</w:t>
-      </w:r>
-      <w:proofErr w:type="spellStart"/>
+      </w:pPr>
       <w:r>
         <w:rPr>
           <w:i/>
           <w:sz w:val="24"/>
           <w:lang w:val="en-US"/>
         </w:rPr>
-        <w:t>ArrayOfExerciseWrapper</w:t>
-      </w:r>
-      <w:proofErr w:type="spellEnd"/>
-      <w:r>
+        <w:t xml:space="preserve">  &lt;ExerciseWrapper&gt;</w:t>
+      </w:r>
+    </w:p>
+    <w:p>
+      <w:pPr>
         <w:rPr>
           <w:i/>
           <w:sz w:val="24"/>
           <w:lang w:val="en-US"/>
         </w:rPr>
-        <w:t xml:space="preserve"> </w:t>
-      </w:r>
-      <w:proofErr w:type="spellStart"/>
+      </w:pPr>
       <w:r>
         <w:rPr>
           <w:i/>
           <w:sz w:val="24"/>
           <w:lang w:val="en-US"/>
         </w:rPr>
-        <w:t>xmlns:xsi</w:t>
-      </w:r>
-      <w:proofErr w:type="spellEnd"/>
+        <w:t xml:space="preserve">    &lt;Type&gt;</w:t>
+      </w:r>
+      <w:r>
+        <w:rPr>
+          <w:i/>
+          <w:sz w:val="24"/>
+        </w:rPr>
+        <w:t>Плавание</w:t>
+      </w:r>
       <w:r>
         <w:rPr>
           <w:i/>
           <w:sz w:val="24"/>
           <w:lang w:val="en-US"/>
         </w:rPr>
-        <w:t xml:space="preserve">="http://www.w3.org/2001/XMLSchema-instance" </w:t>
-      </w:r>
-      <w:proofErr w:type="spellStart"/>
-      <w:r>
+        <w:t>&lt;/Type&gt;</w:t>
+      </w:r>
+    </w:p>
+    <w:p>
+      <w:pPr>
         <w:rPr>
           <w:i/>
           <w:sz w:val="24"/>
           <w:lang w:val="en-US"/>
         </w:rPr>
-        <w:t>xmlns:xsd</w:t>
-      </w:r>
-      <w:proofErr w:type="spellEnd"/>
+      </w:pPr>
       <w:r>
         <w:rPr>
           <w:i/>
           <w:sz w:val="24"/>
           <w:lang w:val="en-US"/>
         </w:rPr>
-        <w:t>="http://www.w3.org/2001/XMLSchema"&gt;</w:t>
-      </w:r>
-    </w:p>
-    <w:p>
-      <w:pPr>
+        <w:t xml:space="preserve">    &lt;Name&gt;</w:t>
+      </w:r>
+      <w:r>
         <w:rPr>
           <w:i/>
           <w:sz w:val="24"/>
           <w:lang w:val="en-US"/>
         </w:rPr>
-      </w:pPr>
+        <w:t xml:space="preserve"> </w:t>
+      </w:r>
       <w:r>
         <w:rPr>
           <w:i/>
           <w:sz w:val="24"/>
           <w:lang w:val="en-US"/>
         </w:rPr>
-        <w:t xml:space="preserve">  &lt;</w:t>
-      </w:r>
-      <w:proofErr w:type="spellStart"/>
-      <w:r>
+        <w:t>&lt;/Name&gt;</w:t>
+      </w:r>
+    </w:p>
+    <w:p>
+      <w:pPr>
         <w:rPr>
           <w:i/>
           <w:sz w:val="24"/>
           <w:lang w:val="en-US"/>
         </w:rPr>
-        <w:t>ExerciseWrapper</w:t>
-      </w:r>
-      <w:proofErr w:type="spellEnd"/>
+      </w:pPr>
       <w:r>
         <w:rPr>
           <w:i/>
           <w:sz w:val="24"/>
           <w:lang w:val="en-US"/>
         </w:rPr>
-        <w:t>&gt;</w:t>
-      </w:r>
-    </w:p>
-    <w:p>
-      <w:pPr>
+        <w:t xml:space="preserve">    &lt;Distance&gt;</w:t>
+      </w:r>
+      <w:r>
         <w:rPr>
           <w:i/>
           <w:sz w:val="24"/>
           <w:lang w:val="en-US"/>
         </w:rPr>
-      </w:pPr>
+        <w:t xml:space="preserve"> </w:t>
+      </w:r>
       <w:r>
         <w:rPr>
           <w:i/>
           <w:sz w:val="24"/>
           <w:lang w:val="en-US"/>
         </w:rPr>
-        <w:t xml:space="preserve">    &lt;Type&gt;</w:t>
-      </w:r>
-      <w:r>
-        <w:rPr>
-          <w:i/>
-          <w:sz w:val="24"/>
-        </w:rPr>
-        <w:t>Плавание</w:t>
-      </w:r>
-      <w:r>
+        <w:t>&lt;/Distance&gt;</w:t>
+      </w:r>
+    </w:p>
+    <w:p>
+      <w:pPr>
         <w:rPr>
           <w:i/>
           <w:sz w:val="24"/>
           <w:lang w:val="en-US"/>
         </w:rPr>
-        <w:t>&lt;/Type&gt;</w:t>
-      </w:r>
-    </w:p>
-    <w:p>
-      <w:pPr>
+      </w:pPr>
+      <w:r>
         <w:rPr>
           <w:i/>
           <w:sz w:val="24"/>
           <w:lang w:val="en-US"/>
         </w:rPr>
-      </w:pPr>
+        <w:t xml:space="preserve">    &lt;Style&gt;</w:t>
+      </w:r>
       <w:r>
         <w:rPr>
           <w:i/>
           <w:sz w:val="24"/>
           <w:lang w:val="en-US"/>
         </w:rPr>
-        <w:t xml:space="preserve">    &lt;Name&gt;</w:t>
+        <w:t xml:space="preserve"> </w:t>
       </w:r>
       <w:r>
         <w:rPr>
@@ -9301,65 +8679,80 @@
           <w:sz w:val="24"/>
           <w:lang w:val="en-US"/>
         </w:rPr>
-        <w:t xml:space="preserve"> </w:t>
-      </w:r>
-      <w:r>
+        <w:t>&lt;/Style&gt;</w:t>
+      </w:r>
+    </w:p>
+    <w:p>
+      <w:pPr>
         <w:rPr>
           <w:i/>
           <w:sz w:val="24"/>
           <w:lang w:val="en-US"/>
         </w:rPr>
-        <w:t>&lt;/Name&gt;</w:t>
-      </w:r>
-    </w:p>
-    <w:p>
-      <w:pPr>
+      </w:pPr>
+      <w:r>
         <w:rPr>
           <w:i/>
           <w:sz w:val="24"/>
           <w:lang w:val="en-US"/>
         </w:rPr>
-      </w:pPr>
-      <w:r>
+        <w:t xml:space="preserve">  &lt;/ExerciseWrapper&gt;</w:t>
+      </w:r>
+    </w:p>
+    <w:p>
+      <w:pPr>
         <w:rPr>
           <w:i/>
           <w:sz w:val="24"/>
           <w:lang w:val="en-US"/>
         </w:rPr>
-        <w:t xml:space="preserve">    &lt;Distance&gt;</w:t>
-      </w:r>
+      </w:pPr>
       <w:r>
         <w:rPr>
           <w:i/>
           <w:sz w:val="24"/>
           <w:lang w:val="en-US"/>
         </w:rPr>
-        <w:t xml:space="preserve"> </w:t>
-      </w:r>
-      <w:r>
+        <w:t xml:space="preserve">  &lt;ExerciseWrapper&gt;</w:t>
+      </w:r>
+    </w:p>
+    <w:p>
+      <w:pPr>
         <w:rPr>
           <w:i/>
           <w:sz w:val="24"/>
           <w:lang w:val="en-US"/>
         </w:rPr>
-        <w:t>&lt;/Distance&gt;</w:t>
-      </w:r>
-    </w:p>
-    <w:p>
-      <w:pPr>
+      </w:pPr>
+      <w:r>
         <w:rPr>
           <w:i/>
           <w:sz w:val="24"/>
           <w:lang w:val="en-US"/>
         </w:rPr>
-      </w:pPr>
+        <w:t xml:space="preserve">    &lt;Type&gt;</w:t>
+      </w:r>
+      <w:r>
+        <w:rPr>
+          <w:i/>
+          <w:sz w:val="24"/>
+        </w:rPr>
+        <w:t>Жим</w:t>
+      </w:r>
       <w:r>
         <w:rPr>
           <w:i/>
           <w:sz w:val="24"/>
           <w:lang w:val="en-US"/>
         </w:rPr>
-        <w:t xml:space="preserve">    &lt;Style&gt;</w:t>
+        <w:t xml:space="preserve"> </w:t>
+      </w:r>
+      <w:r>
+        <w:rPr>
+          <w:i/>
+          <w:sz w:val="24"/>
+        </w:rPr>
+        <w:t>штанги</w:t>
       </w:r>
       <w:r>
         <w:rPr>
@@ -9367,109 +8760,98 @@
           <w:sz w:val="24"/>
           <w:lang w:val="en-US"/>
         </w:rPr>
-        <w:t xml:space="preserve"> </w:t>
-      </w:r>
-      <w:r>
+        <w:t>&lt;/Type&gt;</w:t>
+      </w:r>
+    </w:p>
+    <w:p>
+      <w:pPr>
         <w:rPr>
           <w:i/>
           <w:sz w:val="24"/>
           <w:lang w:val="en-US"/>
         </w:rPr>
-        <w:t>&lt;/Style&gt;</w:t>
-      </w:r>
-    </w:p>
-    <w:p>
-      <w:pPr>
+      </w:pPr>
+      <w:r>
         <w:rPr>
           <w:i/>
           <w:sz w:val="24"/>
           <w:lang w:val="en-US"/>
         </w:rPr>
-      </w:pPr>
+        <w:t xml:space="preserve">    &lt;Name&gt;</w:t>
+      </w:r>
       <w:r>
         <w:rPr>
           <w:i/>
           <w:sz w:val="24"/>
           <w:lang w:val="en-US"/>
         </w:rPr>
-        <w:t xml:space="preserve">  &lt;/</w:t>
-      </w:r>
-      <w:proofErr w:type="spellStart"/>
+        <w:t xml:space="preserve"> </w:t>
+      </w:r>
       <w:r>
         <w:rPr>
           <w:i/>
           <w:sz w:val="24"/>
           <w:lang w:val="en-US"/>
         </w:rPr>
-        <w:t>ExerciseWrapper</w:t>
-      </w:r>
-      <w:proofErr w:type="spellEnd"/>
-      <w:r>
+        <w:t>&lt;/Name&gt;</w:t>
+      </w:r>
+    </w:p>
+    <w:p>
+      <w:pPr>
         <w:rPr>
           <w:i/>
           <w:sz w:val="24"/>
           <w:lang w:val="en-US"/>
         </w:rPr>
-        <w:t>&gt;</w:t>
-      </w:r>
-    </w:p>
-    <w:p>
-      <w:pPr>
+      </w:pPr>
+      <w:r>
         <w:rPr>
           <w:i/>
           <w:sz w:val="24"/>
           <w:lang w:val="en-US"/>
         </w:rPr>
-      </w:pPr>
+        <w:t xml:space="preserve">    &lt;Weight&gt;</w:t>
+      </w:r>
       <w:r>
         <w:rPr>
           <w:i/>
           <w:sz w:val="24"/>
           <w:lang w:val="en-US"/>
         </w:rPr>
-        <w:t xml:space="preserve">  &lt;</w:t>
-      </w:r>
-      <w:proofErr w:type="spellStart"/>
+        <w:t xml:space="preserve"> </w:t>
+      </w:r>
       <w:r>
         <w:rPr>
           <w:i/>
           <w:sz w:val="24"/>
           <w:lang w:val="en-US"/>
         </w:rPr>
-        <w:t>ExerciseWrapper</w:t>
-      </w:r>
-      <w:proofErr w:type="spellEnd"/>
-      <w:r>
+        <w:t>&lt;/Weight&gt;</w:t>
+      </w:r>
+    </w:p>
+    <w:p>
+      <w:pPr>
         <w:rPr>
           <w:i/>
           <w:sz w:val="24"/>
           <w:lang w:val="en-US"/>
         </w:rPr>
-        <w:t>&gt;</w:t>
-      </w:r>
-    </w:p>
-    <w:p>
-      <w:pPr>
+      </w:pPr>
+      <w:r>
         <w:rPr>
           <w:i/>
           <w:sz w:val="24"/>
           <w:lang w:val="en-US"/>
         </w:rPr>
-      </w:pPr>
+        <w:t xml:space="preserve">    &lt;Repetitions&gt;</w:t>
+      </w:r>
       <w:r>
         <w:rPr>
           <w:i/>
           <w:sz w:val="24"/>
           <w:lang w:val="en-US"/>
         </w:rPr>
-        <w:t xml:space="preserve">    &lt;Type&gt;</w:t>
-      </w:r>
-      <w:r>
-        <w:rPr>
-          <w:i/>
-          <w:sz w:val="24"/>
-        </w:rPr>
-        <w:t>Жим</w:t>
+        <w:t xml:space="preserve"> </w:t>
       </w:r>
       <w:r>
         <w:rPr>
@@ -9477,105 +8859,107 @@
           <w:sz w:val="24"/>
           <w:lang w:val="en-US"/>
         </w:rPr>
-        <w:t xml:space="preserve"> </w:t>
-      </w:r>
-      <w:r>
-        <w:rPr>
-          <w:i/>
-          <w:sz w:val="24"/>
-        </w:rPr>
-        <w:t>штанги</w:t>
-      </w:r>
-      <w:r>
+        <w:t>&lt;/Repetitions&gt;</w:t>
+      </w:r>
+    </w:p>
+    <w:p>
+      <w:pPr>
         <w:rPr>
           <w:i/>
           <w:sz w:val="24"/>
           <w:lang w:val="en-US"/>
         </w:rPr>
-        <w:t>&lt;/Type&gt;</w:t>
-      </w:r>
-    </w:p>
-    <w:p>
-      <w:pPr>
+      </w:pPr>
+      <w:r>
         <w:rPr>
           <w:i/>
           <w:sz w:val="24"/>
           <w:lang w:val="en-US"/>
         </w:rPr>
-      </w:pPr>
-      <w:r>
+        <w:t xml:space="preserve">  &lt;/ExerciseWrapper&gt;</w:t>
+      </w:r>
+    </w:p>
+    <w:p>
+      <w:pPr>
         <w:rPr>
           <w:i/>
           <w:sz w:val="24"/>
           <w:lang w:val="en-US"/>
         </w:rPr>
-        <w:t xml:space="preserve">    &lt;Name&gt;</w:t>
-      </w:r>
+      </w:pPr>
       <w:r>
         <w:rPr>
           <w:i/>
           <w:sz w:val="24"/>
           <w:lang w:val="en-US"/>
         </w:rPr>
-        <w:t xml:space="preserve"> </w:t>
-      </w:r>
-      <w:r>
+        <w:t xml:space="preserve">  &lt;ExerciseWrapper&gt;</w:t>
+      </w:r>
+    </w:p>
+    <w:p>
+      <w:pPr>
         <w:rPr>
           <w:i/>
           <w:sz w:val="24"/>
           <w:lang w:val="en-US"/>
         </w:rPr>
-        <w:t>&lt;/Name&gt;</w:t>
-      </w:r>
-    </w:p>
-    <w:p>
-      <w:pPr>
+      </w:pPr>
+      <w:r>
         <w:rPr>
           <w:i/>
           <w:sz w:val="24"/>
           <w:lang w:val="en-US"/>
         </w:rPr>
-      </w:pPr>
+        <w:t xml:space="preserve">    &lt;Type&gt;</w:t>
+      </w:r>
+      <w:r>
+        <w:rPr>
+          <w:i/>
+          <w:sz w:val="24"/>
+        </w:rPr>
+        <w:t>Бег</w:t>
+      </w:r>
       <w:r>
         <w:rPr>
           <w:i/>
           <w:sz w:val="24"/>
           <w:lang w:val="en-US"/>
         </w:rPr>
-        <w:t xml:space="preserve">    &lt;Weight&gt;</w:t>
-      </w:r>
-      <w:r>
+        <w:t>&lt;/Type&gt;</w:t>
+      </w:r>
+    </w:p>
+    <w:p>
+      <w:pPr>
         <w:rPr>
           <w:i/>
           <w:sz w:val="24"/>
           <w:lang w:val="en-US"/>
         </w:rPr>
-        <w:t xml:space="preserve"> </w:t>
-      </w:r>
+      </w:pPr>
       <w:r>
         <w:rPr>
           <w:i/>
           <w:sz w:val="24"/>
           <w:lang w:val="en-US"/>
         </w:rPr>
-        <w:t>&lt;/Weight&gt;</w:t>
-      </w:r>
-    </w:p>
-    <w:p>
-      <w:pPr>
+        <w:lastRenderedPageBreak/>
+        <w:t xml:space="preserve">    &lt;Name&gt;</w:t>
+      </w:r>
+      <w:r>
         <w:rPr>
           <w:i/>
           <w:sz w:val="24"/>
           <w:lang w:val="en-US"/>
         </w:rPr>
-      </w:pPr>
+        <w:t xml:space="preserve"> </w:t>
+      </w:r>
       <w:r>
         <w:rPr>
           <w:i/>
           <w:sz w:val="24"/>
           <w:lang w:val="en-US"/>
         </w:rPr>
-        <w:t xml:space="preserve">    &lt;Repetitions&gt;</w:t>
+        <w:t xml:space="preserve"> </w:t>
       </w:r>
       <w:r>
         <w:rPr>
@@ -9583,276 +8967,109 @@
           <w:sz w:val="24"/>
           <w:lang w:val="en-US"/>
         </w:rPr>
-        <w:t xml:space="preserve"> </w:t>
-      </w:r>
-      <w:r>
+        <w:t>&lt;/Name&gt;</w:t>
+      </w:r>
+    </w:p>
+    <w:p>
+      <w:pPr>
         <w:rPr>
           <w:i/>
           <w:sz w:val="24"/>
           <w:lang w:val="en-US"/>
         </w:rPr>
-        <w:t>&lt;/Repetitions&gt;</w:t>
-      </w:r>
-    </w:p>
-    <w:p>
-      <w:pPr>
+      </w:pPr>
+      <w:r>
         <w:rPr>
           <w:i/>
           <w:sz w:val="24"/>
           <w:lang w:val="en-US"/>
         </w:rPr>
-      </w:pPr>
+        <w:t xml:space="preserve">    &lt;Distance&gt;</w:t>
+      </w:r>
       <w:r>
         <w:rPr>
           <w:i/>
           <w:sz w:val="24"/>
           <w:lang w:val="en-US"/>
         </w:rPr>
-        <w:t xml:space="preserve">  &lt;/</w:t>
-      </w:r>
-      <w:proofErr w:type="spellStart"/>
+        <w:t xml:space="preserve"> </w:t>
+      </w:r>
       <w:r>
         <w:rPr>
           <w:i/>
           <w:sz w:val="24"/>
           <w:lang w:val="en-US"/>
         </w:rPr>
-        <w:t>ExerciseWrapper</w:t>
-      </w:r>
-      <w:proofErr w:type="spellEnd"/>
-      <w:r>
+        <w:t>&lt;/Distance&gt;</w:t>
+      </w:r>
+    </w:p>
+    <w:p>
+      <w:pPr>
         <w:rPr>
           <w:i/>
           <w:sz w:val="24"/>
           <w:lang w:val="en-US"/>
         </w:rPr>
-        <w:t>&gt;</w:t>
-      </w:r>
-    </w:p>
-    <w:p>
-      <w:pPr>
+      </w:pPr>
+      <w:r>
         <w:rPr>
           <w:i/>
           <w:sz w:val="24"/>
           <w:lang w:val="en-US"/>
         </w:rPr>
-      </w:pPr>
+        <w:t xml:space="preserve">    &lt;Intensity&gt;</w:t>
+      </w:r>
       <w:r>
         <w:rPr>
           <w:i/>
           <w:sz w:val="24"/>
           <w:lang w:val="en-US"/>
         </w:rPr>
-        <w:t xml:space="preserve">  &lt;</w:t>
-      </w:r>
-      <w:proofErr w:type="spellStart"/>
+        <w:t xml:space="preserve"> </w:t>
+      </w:r>
       <w:r>
         <w:rPr>
           <w:i/>
           <w:sz w:val="24"/>
           <w:lang w:val="en-US"/>
         </w:rPr>
-        <w:t>ExerciseWrapper</w:t>
-      </w:r>
-      <w:proofErr w:type="spellEnd"/>
+        <w:t>&lt;/Intensity&gt;</w:t>
+      </w:r>
+    </w:p>
+    <w:p>
+      <w:pPr>
+        <w:rPr>
+          <w:i/>
+          <w:sz w:val="24"/>
+        </w:rPr>
+      </w:pPr>
       <w:r>
         <w:rPr>
           <w:i/>
           <w:sz w:val="24"/>
           <w:lang w:val="en-US"/>
         </w:rPr>
-        <w:t>&gt;</w:t>
-      </w:r>
-    </w:p>
-    <w:p>
-      <w:pPr>
+        <w:t xml:space="preserve">  </w:t>
+      </w:r>
+      <w:r>
+        <w:rPr>
+          <w:i/>
+          <w:sz w:val="24"/>
+        </w:rPr>
+        <w:t>&lt;/</w:t>
+      </w:r>
+      <w:r>
         <w:rPr>
           <w:i/>
           <w:sz w:val="24"/>
           <w:lang w:val="en-US"/>
         </w:rPr>
-      </w:pPr>
+        <w:t>ExerciseWrapper</w:t>
+      </w:r>
       <w:r>
         <w:rPr>
           <w:i/>
           <w:sz w:val="24"/>
-          <w:lang w:val="en-US"/>
-        </w:rPr>
-        <w:t xml:space="preserve">    &lt;Type&gt;</w:t>
-      </w:r>
-      <w:r>
-        <w:rPr>
-          <w:i/>
-          <w:sz w:val="24"/>
-        </w:rPr>
-        <w:t>Бег</w:t>
-      </w:r>
-      <w:r>
-        <w:rPr>
-          <w:i/>
-          <w:sz w:val="24"/>
-          <w:lang w:val="en-US"/>
-        </w:rPr>
-        <w:t>&lt;/Type&gt;</w:t>
-      </w:r>
-    </w:p>
-    <w:p>
-      <w:pPr>
-        <w:rPr>
-          <w:i/>
-          <w:sz w:val="24"/>
-          <w:lang w:val="en-US"/>
-        </w:rPr>
-      </w:pPr>
-      <w:r>
-        <w:rPr>
-          <w:i/>
-          <w:sz w:val="24"/>
-          <w:lang w:val="en-US"/>
-        </w:rPr>
-        <w:lastRenderedPageBreak/>
-        <w:t xml:space="preserve">    &lt;Name</w:t>
-      </w:r>
-      <w:proofErr w:type="gramStart"/>
-      <w:r>
-        <w:rPr>
-          <w:i/>
-          <w:sz w:val="24"/>
-          <w:lang w:val="en-US"/>
-        </w:rPr>
-        <w:t>&gt;</w:t>
-      </w:r>
-      <w:r>
-        <w:rPr>
-          <w:i/>
-          <w:sz w:val="24"/>
-          <w:lang w:val="en-US"/>
-        </w:rPr>
-        <w:t xml:space="preserve"> </w:t>
-      </w:r>
-      <w:r>
-        <w:rPr>
-          <w:i/>
-          <w:sz w:val="24"/>
-          <w:lang w:val="en-US"/>
-        </w:rPr>
-        <w:t xml:space="preserve"> </w:t>
-      </w:r>
-      <w:r>
-        <w:rPr>
-          <w:i/>
-          <w:sz w:val="24"/>
-          <w:lang w:val="en-US"/>
-        </w:rPr>
-        <w:t>&lt;</w:t>
-      </w:r>
-      <w:proofErr w:type="gramEnd"/>
-      <w:r>
-        <w:rPr>
-          <w:i/>
-          <w:sz w:val="24"/>
-          <w:lang w:val="en-US"/>
-        </w:rPr>
-        <w:t>/Name&gt;</w:t>
-      </w:r>
-    </w:p>
-    <w:p>
-      <w:pPr>
-        <w:rPr>
-          <w:i/>
-          <w:sz w:val="24"/>
-          <w:lang w:val="en-US"/>
-        </w:rPr>
-      </w:pPr>
-      <w:r>
-        <w:rPr>
-          <w:i/>
-          <w:sz w:val="24"/>
-          <w:lang w:val="en-US"/>
-        </w:rPr>
-        <w:t xml:space="preserve">    &lt;Distance&gt;</w:t>
-      </w:r>
-      <w:r>
-        <w:rPr>
-          <w:i/>
-          <w:sz w:val="24"/>
-          <w:lang w:val="en-US"/>
-        </w:rPr>
-        <w:t xml:space="preserve"> </w:t>
-      </w:r>
-      <w:r>
-        <w:rPr>
-          <w:i/>
-          <w:sz w:val="24"/>
-          <w:lang w:val="en-US"/>
-        </w:rPr>
-        <w:t>&lt;/Distance&gt;</w:t>
-      </w:r>
-    </w:p>
-    <w:p>
-      <w:pPr>
-        <w:rPr>
-          <w:i/>
-          <w:sz w:val="24"/>
-          <w:lang w:val="en-US"/>
-        </w:rPr>
-      </w:pPr>
-      <w:r>
-        <w:rPr>
-          <w:i/>
-          <w:sz w:val="24"/>
-          <w:lang w:val="en-US"/>
-        </w:rPr>
-        <w:t xml:space="preserve">    &lt;Intensity&gt;</w:t>
-      </w:r>
-      <w:r>
-        <w:rPr>
-          <w:i/>
-          <w:sz w:val="24"/>
-          <w:lang w:val="en-US"/>
-        </w:rPr>
-        <w:t xml:space="preserve"> </w:t>
-      </w:r>
-      <w:r>
-        <w:rPr>
-          <w:i/>
-          <w:sz w:val="24"/>
-          <w:lang w:val="en-US"/>
-        </w:rPr>
-        <w:t>&lt;/Intensity&gt;</w:t>
-      </w:r>
-    </w:p>
-    <w:p>
-      <w:pPr>
-        <w:rPr>
-          <w:i/>
-          <w:sz w:val="24"/>
-          <w:lang w:val="en-US"/>
-        </w:rPr>
-      </w:pPr>
-      <w:r>
-        <w:rPr>
-          <w:i/>
-          <w:sz w:val="24"/>
-          <w:lang w:val="en-US"/>
-        </w:rPr>
-        <w:t xml:space="preserve">  &lt;/</w:t>
-      </w:r>
-      <w:proofErr w:type="spellStart"/>
-      <w:r>
-        <w:rPr>
-          <w:i/>
-          <w:sz w:val="24"/>
-          <w:lang w:val="en-US"/>
-        </w:rPr>
-        <w:t>ExerciseWrapper</w:t>
-      </w:r>
-      <w:proofErr w:type="spellEnd"/>
-      <w:r>
-        <w:rPr>
-          <w:i/>
-          <w:sz w:val="24"/>
-          <w:lang w:val="en-US"/>
         </w:rPr>
         <w:t>&gt;</w:t>
       </w:r>
@@ -9984,13 +9201,7 @@
             <w:rPr>
               <w:rFonts w:ascii="Cambria Math" w:hAnsi="Cambria Math"/>
             </w:rPr>
-            <m:t>∙</m:t>
-          </m:r>
-          <m:r>
-            <w:rPr>
-              <w:rFonts w:ascii="Cambria Math" w:hAnsi="Cambria Math"/>
-            </w:rPr>
-            <m:t>60</m:t>
+            <m:t>∙60</m:t>
           </m:r>
           <m:r>
             <w:rPr>
@@ -10003,6 +9214,7 @@
       </m:oMathPara>
     </w:p>
     <w:p>
+      <w:commentRangeStart w:id="19"/>
       <w:r>
         <w:t>где</w:t>
       </w:r>
@@ -10046,13 +9258,8 @@
       <w:r>
         <w:t xml:space="preserve"> </w:t>
       </w:r>
-      <w:proofErr w:type="gramStart"/>
-      <w:r>
-        <w:t>дистанция</w:t>
-      </w:r>
-      <w:proofErr w:type="gramEnd"/>
-      <w:r>
-        <w:t xml:space="preserve"> бега</w:t>
+      <w:r>
+        <w:t>дистанция бега</w:t>
       </w:r>
       <w:r>
         <w:t xml:space="preserve">, </w:t>
@@ -10087,10 +9294,7 @@
         <w:t xml:space="preserve"> </w:t>
       </w:r>
       <w:r>
-        <w:t xml:space="preserve">Расчёт затрат калорий для </w:t>
-      </w:r>
-      <w:r>
-        <w:t>Жима штанги</w:t>
+        <w:t>Расчёт затрат калорий для Жима штанги</w:t>
       </w:r>
       <w:r>
         <w:t xml:space="preserve"> должен определяться по выражению</w:t>
@@ -10111,19 +9315,7 @@
             <w:rPr>
               <w:rFonts w:ascii="Cambria Math" w:hAnsi="Cambria Math"/>
             </w:rPr>
-            <m:t>C=R∙W</m:t>
-          </m:r>
-          <m:r>
-            <w:rPr>
-              <w:rFonts w:ascii="Cambria Math" w:hAnsi="Cambria Math"/>
-            </w:rPr>
-            <m:t>∙0,5</m:t>
-          </m:r>
-          <m:r>
-            <w:rPr>
-              <w:rFonts w:ascii="Cambria Math" w:hAnsi="Cambria Math"/>
-            </w:rPr>
-            <m:t>,</m:t>
+            <m:t>C=R∙W∙0,5,</m:t>
           </m:r>
         </m:oMath>
       </m:oMathPara>
@@ -10164,13 +9356,8 @@
       <w:r>
         <w:t xml:space="preserve"> – </w:t>
       </w:r>
-      <w:proofErr w:type="gramStart"/>
-      <w:r>
-        <w:t>вес</w:t>
-      </w:r>
-      <w:proofErr w:type="gramEnd"/>
-      <w:r>
-        <w:t xml:space="preserve"> штанги, кг</w:t>
+      <w:r>
+        <w:t>вес штанги, кг</w:t>
       </w:r>
       <w:r>
         <w:t>.</w:t>
@@ -10196,10 +9383,7 @@
         <w:t xml:space="preserve"> </w:t>
       </w:r>
       <w:r>
-        <w:t xml:space="preserve">Расчёт затрат калорий для </w:t>
-      </w:r>
-      <w:r>
-        <w:t>Плавания</w:t>
+        <w:t>Расчёт затрат калорий для Плавания</w:t>
       </w:r>
       <w:r>
         <w:t xml:space="preserve"> должен определяться по выражению</w:t>
@@ -10257,13 +9441,15 @@
       <w:r>
         <w:t xml:space="preserve"> – </w:t>
       </w:r>
-      <w:proofErr w:type="gramStart"/>
-      <w:r>
-        <w:t>дистанция</w:t>
-      </w:r>
-      <w:proofErr w:type="gramEnd"/>
-      <w:r>
-        <w:t xml:space="preserve"> плавания.</w:t>
+      <w:r>
+        <w:t>дистанция плавания.</w:t>
+      </w:r>
+      <w:commentRangeEnd w:id="19"/>
+      <w:r>
+        <w:rPr>
+          <w:rStyle w:val="a7"/>
+        </w:rPr>
+        <w:commentReference w:id="19"/>
       </w:r>
     </w:p>
     <w:p>
@@ -10293,6 +9479,8 @@
       </w:r>
     </w:p>
     <w:p>
+      <w:commentRangeStart w:id="20"/>
+      <w:commentRangeStart w:id="21"/>
       <w:r>
         <w:rPr>
           <w:b/>
@@ -10330,6 +9518,20 @@
       <w:r>
         <w:t>.</w:t>
       </w:r>
+      <w:commentRangeEnd w:id="20"/>
+      <w:r>
+        <w:rPr>
+          <w:rStyle w:val="a7"/>
+        </w:rPr>
+        <w:commentReference w:id="20"/>
+      </w:r>
+      <w:commentRangeEnd w:id="21"/>
+      <w:r>
+        <w:rPr>
+          <w:rStyle w:val="a7"/>
+        </w:rPr>
+        <w:commentReference w:id="21"/>
+      </w:r>
     </w:p>
     <w:p>
       <w:r>
@@ -10608,6 +9810,7 @@
       <w:r>
         <w:t xml:space="preserve">Система должна работать на операционной системе </w:t>
       </w:r>
+      <w:commentRangeStart w:id="22"/>
       <w:r>
         <w:rPr>
           <w:lang w:val="en-US"/>
@@ -10622,6 +9825,13 @@
       </w:r>
       <w:r>
         <w:t xml:space="preserve">. </w:t>
+      </w:r>
+      <w:commentRangeEnd w:id="22"/>
+      <w:r>
+        <w:rPr>
+          <w:rStyle w:val="a7"/>
+        </w:rPr>
+        <w:commentReference w:id="22"/>
       </w:r>
       <w:r>
         <w:t>Работоспособность на других выпусках и версиях не гарантируется.</w:t>
@@ -10702,7 +9912,11 @@
         <w:t xml:space="preserve"> </w:t>
       </w:r>
       <w:r>
-        <w:t xml:space="preserve">Процессор – не менее 1 </w:t>
+        <w:t xml:space="preserve">Процессор – не </w:t>
+      </w:r>
+      <w:commentRangeStart w:id="23"/>
+      <w:r>
+        <w:t xml:space="preserve">менее 1 </w:t>
       </w:r>
       <w:r>
         <w:t>гигагерц (</w:t>
@@ -10741,6 +9955,13 @@
       </w:r>
       <w:r>
         <w:t>.</w:t>
+      </w:r>
+      <w:commentRangeEnd w:id="23"/>
+      <w:r>
+        <w:rPr>
+          <w:rStyle w:val="a7"/>
+        </w:rPr>
+        <w:commentReference w:id="23"/>
       </w:r>
     </w:p>
     <w:p>
@@ -10798,8 +10019,139 @@
 </w:document>
 </file>
 
+<file path=word/comments.xml><?xml version="1.0" encoding="utf-8"?>
+<w:comments xmlns:wpc="http://schemas.microsoft.com/office/word/2010/wordprocessingCanvas" xmlns:cx="http://schemas.microsoft.com/office/drawing/2014/chartex" xmlns:cx1="http://schemas.microsoft.com/office/drawing/2015/9/8/chartex" xmlns:cx2="http://schemas.microsoft.com/office/drawing/2015/10/21/chartex" xmlns:cx3="http://schemas.microsoft.com/office/drawing/2016/5/9/chartex" xmlns:cx4="http://schemas.microsoft.com/office/drawing/2016/5/10/chartex" xmlns:cx5="http://schemas.microsoft.com/office/drawing/2016/5/11/chartex" xmlns:cx6="http://schemas.microsoft.com/office/drawing/2016/5/12/chartex" xmlns:cx7="http://schemas.microsoft.com/office/drawing/2016/5/13/chartex" xmlns:cx8="http://schemas.microsoft.com/office/drawing/2016/5/14/chartex" xmlns:mc="http://schemas.openxmlformats.org/markup-compatibility/2006" xmlns:aink="http://schemas.microsoft.com/office/drawing/2016/ink" xmlns:am3d="http://schemas.microsoft.com/office/drawing/2017/model3d" xmlns:o="urn:schemas-microsoft-com:office:office" xmlns:r="http://schemas.openxmlformats.org/officeDocument/2006/relationships" xmlns:m="http://schemas.openxmlformats.org/officeDocument/2006/math" xmlns:v="urn:schemas-microsoft-com:vml" xmlns:wp14="http://schemas.microsoft.com/office/word/2010/wordprocessingDrawing" xmlns:wp="http://schemas.openxmlformats.org/drawingml/2006/wordprocessingDrawing" xmlns:w10="urn:schemas-microsoft-com:office:word" xmlns:w="http://schemas.openxmlformats.org/wordprocessingml/2006/main" xmlns:w14="http://schemas.microsoft.com/office/word/2010/wordml" xmlns:w15="http://schemas.microsoft.com/office/word/2012/wordml" xmlns:w16cex="http://schemas.microsoft.com/office/word/2018/wordml/cex" xmlns:w16cid="http://schemas.microsoft.com/office/word/2016/wordml/cid" xmlns:w16="http://schemas.microsoft.com/office/word/2018/wordml" xmlns:w16sdtdh="http://schemas.microsoft.com/office/word/2020/wordml/sdtdatahash" xmlns:w16se="http://schemas.microsoft.com/office/word/2015/wordml/symex" xmlns:wpg="http://schemas.microsoft.com/office/word/2010/wordprocessingGroup" xmlns:wpi="http://schemas.microsoft.com/office/word/2010/wordprocessingInk" xmlns:wne="http://schemas.microsoft.com/office/word/2006/wordml" xmlns:wps="http://schemas.microsoft.com/office/word/2010/wordprocessingShape" mc:Ignorable="w14 w15 w16se w16cid w16 w16cex w16sdtdh wp14">
+  <w:comment w:id="16" w:author="Aleksey A. Kalentev" w:date="2025-12-04T09:32:00Z" w:initials="AAK">
+    <w:p>
+      <w:pPr>
+        <w:pStyle w:val="a8"/>
+      </w:pPr>
+      <w:r>
+        <w:rPr>
+          <w:rStyle w:val="a7"/>
+        </w:rPr>
+        <w:annotationRef/>
+      </w:r>
+    </w:p>
+  </w:comment>
+  <w:comment w:id="19" w:author="Aleksey A. Kalentev" w:date="2025-12-04T09:35:00Z" w:initials="AAK">
+    <w:p>
+      <w:pPr>
+        <w:pStyle w:val="a8"/>
+      </w:pPr>
+      <w:r>
+        <w:rPr>
+          <w:rStyle w:val="a7"/>
+        </w:rPr>
+        <w:annotationRef/>
+      </w:r>
+      <w:r>
+        <w:t>Ограничения</w:t>
+      </w:r>
+    </w:p>
+  </w:comment>
+  <w:comment w:id="20" w:author="Aleksey A. Kalentev" w:date="2025-12-04T09:34:00Z" w:initials="AAK">
+    <w:p>
+      <w:pPr>
+        <w:pStyle w:val="a8"/>
+      </w:pPr>
+      <w:r>
+        <w:rPr>
+          <w:rStyle w:val="a7"/>
+        </w:rPr>
+        <w:annotationRef/>
+      </w:r>
+      <w:r>
+        <w:t>Расписать</w:t>
+      </w:r>
+    </w:p>
+  </w:comment>
+  <w:comment w:id="21" w:author="Aleksey A. Kalentev" w:date="2025-12-04T09:36:00Z" w:initials="AAK">
+    <w:p>
+      <w:pPr>
+        <w:pStyle w:val="a8"/>
+      </w:pPr>
+      <w:r>
+        <w:rPr>
+          <w:rStyle w:val="a7"/>
+        </w:rPr>
+        <w:annotationRef/>
+      </w:r>
+      <w:r>
+        <w:t>Убрать?</w:t>
+      </w:r>
+    </w:p>
+  </w:comment>
+  <w:comment w:id="22" w:author="Aleksey A. Kalentev" w:date="2025-12-04T09:34:00Z" w:initials="AAK">
+    <w:p>
+      <w:pPr>
+        <w:pStyle w:val="a8"/>
+      </w:pPr>
+      <w:r>
+        <w:rPr>
+          <w:rStyle w:val="a7"/>
+        </w:rPr>
+        <w:annotationRef/>
+      </w:r>
+      <w:r>
+        <w:t>Редакция</w:t>
+      </w:r>
+    </w:p>
+  </w:comment>
+  <w:comment w:id="23" w:author="Aleksey A. Kalentev" w:date="2025-12-04T09:34:00Z" w:initials="AAK">
+    <w:p>
+      <w:pPr>
+        <w:pStyle w:val="a8"/>
+      </w:pPr>
+      <w:r>
+        <w:rPr>
+          <w:rStyle w:val="a7"/>
+        </w:rPr>
+        <w:annotationRef/>
+      </w:r>
+      <w:r>
+        <w:t>?</w:t>
+      </w:r>
+    </w:p>
+  </w:comment>
+</w:comments>
+</file>
+
+<file path=word/commentsExtended.xml><?xml version="1.0" encoding="utf-8"?>
+<w15:commentsEx xmlns:wpc="http://schemas.microsoft.com/office/word/2010/wordprocessingCanvas" xmlns:cx="http://schemas.microsoft.com/office/drawing/2014/chartex" xmlns:cx1="http://schemas.microsoft.com/office/drawing/2015/9/8/chartex" xmlns:cx2="http://schemas.microsoft.com/office/drawing/2015/10/21/chartex" xmlns:cx3="http://schemas.microsoft.com/office/drawing/2016/5/9/chartex" xmlns:cx4="http://schemas.microsoft.com/office/drawing/2016/5/10/chartex" xmlns:cx5="http://schemas.microsoft.com/office/drawing/2016/5/11/chartex" xmlns:cx6="http://schemas.microsoft.com/office/drawing/2016/5/12/chartex" xmlns:cx7="http://schemas.microsoft.com/office/drawing/2016/5/13/chartex" xmlns:cx8="http://schemas.microsoft.com/office/drawing/2016/5/14/chartex" xmlns:mc="http://schemas.openxmlformats.org/markup-compatibility/2006" xmlns:aink="http://schemas.microsoft.com/office/drawing/2016/ink" xmlns:am3d="http://schemas.microsoft.com/office/drawing/2017/model3d" xmlns:o="urn:schemas-microsoft-com:office:office" xmlns:r="http://schemas.openxmlformats.org/officeDocument/2006/relationships" xmlns:m="http://schemas.openxmlformats.org/officeDocument/2006/math" xmlns:v="urn:schemas-microsoft-com:vml" xmlns:wp14="http://schemas.microsoft.com/office/word/2010/wordprocessingDrawing" xmlns:wp="http://schemas.openxmlformats.org/drawingml/2006/wordprocessingDrawing" xmlns:w10="urn:schemas-microsoft-com:office:word" xmlns:w="http://schemas.openxmlformats.org/wordprocessingml/2006/main" xmlns:w14="http://schemas.microsoft.com/office/word/2010/wordml" xmlns:w15="http://schemas.microsoft.com/office/word/2012/wordml" xmlns:w16cex="http://schemas.microsoft.com/office/word/2018/wordml/cex" xmlns:w16cid="http://schemas.microsoft.com/office/word/2016/wordml/cid" xmlns:w16="http://schemas.microsoft.com/office/word/2018/wordml" xmlns:w16sdtdh="http://schemas.microsoft.com/office/word/2020/wordml/sdtdatahash" xmlns:w16se="http://schemas.microsoft.com/office/word/2015/wordml/symex" xmlns:wpg="http://schemas.microsoft.com/office/word/2010/wordprocessingGroup" xmlns:wpi="http://schemas.microsoft.com/office/word/2010/wordprocessingInk" xmlns:wne="http://schemas.microsoft.com/office/word/2006/wordml" xmlns:wps="http://schemas.microsoft.com/office/word/2010/wordprocessingShape" mc:Ignorable="w14 w15 w16se w16cid w16 w16cex w16sdtdh wp14">
+  <w15:commentEx w15:paraId="2A74A332" w15:done="0"/>
+  <w15:commentEx w15:paraId="7C1B58E3" w15:done="0"/>
+  <w15:commentEx w15:paraId="4F6BA505" w15:done="0"/>
+  <w15:commentEx w15:paraId="6EAC4F86" w15:done="0"/>
+  <w15:commentEx w15:paraId="1C2D9366" w15:done="0"/>
+  <w15:commentEx w15:paraId="1CC0CF5C" w15:done="0"/>
+</w15:commentsEx>
+</file>
+
+<file path=word/commentsExtensible.xml><?xml version="1.0" encoding="utf-8"?>
+<w16cex:commentsExtensible xmlns:wpc="http://schemas.microsoft.com/office/word/2010/wordprocessingCanvas" xmlns:cx="http://schemas.microsoft.com/office/drawing/2014/chartex" xmlns:cx1="http://schemas.microsoft.com/office/drawing/2015/9/8/chartex" xmlns:cx2="http://schemas.microsoft.com/office/drawing/2015/10/21/chartex" xmlns:cx3="http://schemas.microsoft.com/office/drawing/2016/5/9/chartex" xmlns:cx4="http://schemas.microsoft.com/office/drawing/2016/5/10/chartex" xmlns:cx5="http://schemas.microsoft.com/office/drawing/2016/5/11/chartex" xmlns:cx6="http://schemas.microsoft.com/office/drawing/2016/5/12/chartex" xmlns:cx7="http://schemas.microsoft.com/office/drawing/2016/5/13/chartex" xmlns:cx8="http://schemas.microsoft.com/office/drawing/2016/5/14/chartex" xmlns:mc="http://schemas.openxmlformats.org/markup-compatibility/2006" xmlns:aink="http://schemas.microsoft.com/office/drawing/2016/ink" xmlns:am3d="http://schemas.microsoft.com/office/drawing/2017/model3d" xmlns:o="urn:schemas-microsoft-com:office:office" xmlns:r="http://schemas.openxmlformats.org/officeDocument/2006/relationships" xmlns:m="http://schemas.openxmlformats.org/officeDocument/2006/math" xmlns:v="urn:schemas-microsoft-com:vml" xmlns:wp14="http://schemas.microsoft.com/office/word/2010/wordprocessingDrawing" xmlns:wp="http://schemas.openxmlformats.org/drawingml/2006/wordprocessingDrawing" xmlns:w10="urn:schemas-microsoft-com:office:word" xmlns:w="http://schemas.openxmlformats.org/wordprocessingml/2006/main" xmlns:w14="http://schemas.microsoft.com/office/word/2010/wordml" xmlns:w15="http://schemas.microsoft.com/office/word/2012/wordml" xmlns:w16cex="http://schemas.microsoft.com/office/word/2018/wordml/cex" xmlns:w16cid="http://schemas.microsoft.com/office/word/2016/wordml/cid" xmlns:w16="http://schemas.microsoft.com/office/word/2018/wordml" xmlns:w16sdtdh="http://schemas.microsoft.com/office/word/2020/wordml/sdtdatahash" xmlns:w16se="http://schemas.microsoft.com/office/word/2015/wordml/symex" xmlns:wpg="http://schemas.microsoft.com/office/word/2010/wordprocessingGroup" xmlns:wpi="http://schemas.microsoft.com/office/word/2010/wordprocessingInk" xmlns:wne="http://schemas.microsoft.com/office/word/2006/wordml" xmlns:wps="http://schemas.microsoft.com/office/word/2010/wordprocessingShape" mc:Ignorable="w14 w15 w16se w16cid w16 w16cex w16sdtdh wp14">
+  <w16cex:commentExtensible w16cex:durableId="2CDBD3AF" w16cex:dateUtc="2025-12-04T02:32:00Z"/>
+  <w16cex:commentExtensible w16cex:durableId="2CDBD474" w16cex:dateUtc="2025-12-04T02:35:00Z"/>
+  <w16cex:commentExtensible w16cex:durableId="2CDBD440" w16cex:dateUtc="2025-12-04T02:34:00Z"/>
+  <w16cex:commentExtensible w16cex:durableId="2CDBD482" w16cex:dateUtc="2025-12-04T02:36:00Z"/>
+  <w16cex:commentExtensible w16cex:durableId="2CDBD417" w16cex:dateUtc="2025-12-04T02:34:00Z"/>
+  <w16cex:commentExtensible w16cex:durableId="2CDBD428" w16cex:dateUtc="2025-12-04T02:34:00Z"/>
+</w16cex:commentsExtensible>
+</file>
+
+<file path=word/commentsIds.xml><?xml version="1.0" encoding="utf-8"?>
+<w16cid:commentsIds xmlns:wpc="http://schemas.microsoft.com/office/word/2010/wordprocessingCanvas" xmlns:cx="http://schemas.microsoft.com/office/drawing/2014/chartex" xmlns:cx1="http://schemas.microsoft.com/office/drawing/2015/9/8/chartex" xmlns:cx2="http://schemas.microsoft.com/office/drawing/2015/10/21/chartex" xmlns:cx3="http://schemas.microsoft.com/office/drawing/2016/5/9/chartex" xmlns:cx4="http://schemas.microsoft.com/office/drawing/2016/5/10/chartex" xmlns:cx5="http://schemas.microsoft.com/office/drawing/2016/5/11/chartex" xmlns:cx6="http://schemas.microsoft.com/office/drawing/2016/5/12/chartex" xmlns:cx7="http://schemas.microsoft.com/office/drawing/2016/5/13/chartex" xmlns:cx8="http://schemas.microsoft.com/office/drawing/2016/5/14/chartex" xmlns:mc="http://schemas.openxmlformats.org/markup-compatibility/2006" xmlns:aink="http://schemas.microsoft.com/office/drawing/2016/ink" xmlns:am3d="http://schemas.microsoft.com/office/drawing/2017/model3d" xmlns:o="urn:schemas-microsoft-com:office:office" xmlns:r="http://schemas.openxmlformats.org/officeDocument/2006/relationships" xmlns:m="http://schemas.openxmlformats.org/officeDocument/2006/math" xmlns:v="urn:schemas-microsoft-com:vml" xmlns:wp14="http://schemas.microsoft.com/office/word/2010/wordprocessingDrawing" xmlns:wp="http://schemas.openxmlformats.org/drawingml/2006/wordprocessingDrawing" xmlns:w10="urn:schemas-microsoft-com:office:word" xmlns:w="http://schemas.openxmlformats.org/wordprocessingml/2006/main" xmlns:w14="http://schemas.microsoft.com/office/word/2010/wordml" xmlns:w15="http://schemas.microsoft.com/office/word/2012/wordml" xmlns:w16cex="http://schemas.microsoft.com/office/word/2018/wordml/cex" xmlns:w16cid="http://schemas.microsoft.com/office/word/2016/wordml/cid" xmlns:w16="http://schemas.microsoft.com/office/word/2018/wordml" xmlns:w16sdtdh="http://schemas.microsoft.com/office/word/2020/wordml/sdtdatahash" xmlns:w16se="http://schemas.microsoft.com/office/word/2015/wordml/symex" xmlns:wpg="http://schemas.microsoft.com/office/word/2010/wordprocessingGroup" xmlns:wpi="http://schemas.microsoft.com/office/word/2010/wordprocessingInk" xmlns:wne="http://schemas.microsoft.com/office/word/2006/wordml" xmlns:wps="http://schemas.microsoft.com/office/word/2010/wordprocessingShape" mc:Ignorable="w14 w15 w16se w16cid w16 w16cex w16sdtdh wp14">
+  <w16cid:commentId w16cid:paraId="2A74A332" w16cid:durableId="2CDBD3AF"/>
+  <w16cid:commentId w16cid:paraId="7C1B58E3" w16cid:durableId="2CDBD474"/>
+  <w16cid:commentId w16cid:paraId="4F6BA505" w16cid:durableId="2CDBD440"/>
+  <w16cid:commentId w16cid:paraId="6EAC4F86" w16cid:durableId="2CDBD482"/>
+  <w16cid:commentId w16cid:paraId="1C2D9366" w16cid:durableId="2CDBD417"/>
+  <w16cid:commentId w16cid:paraId="1CC0CF5C" w16cid:durableId="2CDBD428"/>
+</w16cid:commentsIds>
+</file>
+
 <file path=word/endnotes.xml><?xml version="1.0" encoding="utf-8"?>
-<w:endnotes xmlns:wpc="http://schemas.microsoft.com/office/word/2010/wordprocessingCanvas" xmlns:cx="http://schemas.microsoft.com/office/drawing/2014/chartex" xmlns:cx1="http://schemas.microsoft.com/office/drawing/2015/9/8/chartex" xmlns:mc="http://schemas.openxmlformats.org/markup-compatibility/2006" xmlns:o="urn:schemas-microsoft-com:office:office" xmlns:r="http://schemas.openxmlformats.org/officeDocument/2006/relationships" xmlns:m="http://schemas.openxmlformats.org/officeDocument/2006/math" xmlns:v="urn:schemas-microsoft-com:vml" xmlns:wp14="http://schemas.microsoft.com/office/word/2010/wordprocessingDrawing" xmlns:wp="http://schemas.openxmlformats.org/drawingml/2006/wordprocessingDrawing" xmlns:w10="urn:schemas-microsoft-com:office:word" xmlns:w="http://schemas.openxmlformats.org/wordprocessingml/2006/main" xmlns:w14="http://schemas.microsoft.com/office/word/2010/wordml" xmlns:w15="http://schemas.microsoft.com/office/word/2012/wordml" xmlns:w16se="http://schemas.microsoft.com/office/word/2015/wordml/symex" xmlns:wpg="http://schemas.microsoft.com/office/word/2010/wordprocessingGroup" xmlns:wpi="http://schemas.microsoft.com/office/word/2010/wordprocessingInk" xmlns:wne="http://schemas.microsoft.com/office/word/2006/wordml" xmlns:wps="http://schemas.microsoft.com/office/word/2010/wordprocessingShape" mc:Ignorable="w14 w15 w16se wp14">
+<w:endnotes xmlns:wpc="http://schemas.microsoft.com/office/word/2010/wordprocessingCanvas" xmlns:cx="http://schemas.microsoft.com/office/drawing/2014/chartex" xmlns:cx1="http://schemas.microsoft.com/office/drawing/2015/9/8/chartex" xmlns:cx2="http://schemas.microsoft.com/office/drawing/2015/10/21/chartex" xmlns:cx3="http://schemas.microsoft.com/office/drawing/2016/5/9/chartex" xmlns:cx4="http://schemas.microsoft.com/office/drawing/2016/5/10/chartex" xmlns:cx5="http://schemas.microsoft.com/office/drawing/2016/5/11/chartex" xmlns:cx6="http://schemas.microsoft.com/office/drawing/2016/5/12/chartex" xmlns:cx7="http://schemas.microsoft.com/office/drawing/2016/5/13/chartex" xmlns:cx8="http://schemas.microsoft.com/office/drawing/2016/5/14/chartex" xmlns:mc="http://schemas.openxmlformats.org/markup-compatibility/2006" xmlns:aink="http://schemas.microsoft.com/office/drawing/2016/ink" xmlns:am3d="http://schemas.microsoft.com/office/drawing/2017/model3d" xmlns:o="urn:schemas-microsoft-com:office:office" xmlns:r="http://schemas.openxmlformats.org/officeDocument/2006/relationships" xmlns:m="http://schemas.openxmlformats.org/officeDocument/2006/math" xmlns:v="urn:schemas-microsoft-com:vml" xmlns:wp14="http://schemas.microsoft.com/office/word/2010/wordprocessingDrawing" xmlns:wp="http://schemas.openxmlformats.org/drawingml/2006/wordprocessingDrawing" xmlns:w10="urn:schemas-microsoft-com:office:word" xmlns:w="http://schemas.openxmlformats.org/wordprocessingml/2006/main" xmlns:w14="http://schemas.microsoft.com/office/word/2010/wordml" xmlns:w15="http://schemas.microsoft.com/office/word/2012/wordml" xmlns:w16cex="http://schemas.microsoft.com/office/word/2018/wordml/cex" xmlns:w16cid="http://schemas.microsoft.com/office/word/2016/wordml/cid" xmlns:w16="http://schemas.microsoft.com/office/word/2018/wordml" xmlns:w16sdtdh="http://schemas.microsoft.com/office/word/2020/wordml/sdtdatahash" xmlns:w16se="http://schemas.microsoft.com/office/word/2015/wordml/symex" xmlns:wpg="http://schemas.microsoft.com/office/word/2010/wordprocessingGroup" xmlns:wpi="http://schemas.microsoft.com/office/word/2010/wordprocessingInk" xmlns:wne="http://schemas.microsoft.com/office/word/2006/wordml" xmlns:wps="http://schemas.microsoft.com/office/word/2010/wordprocessingShape" mc:Ignorable="w14 w15 w16se w16cid w16 w16cex w16sdtdh wp14">
   <w:endnote w:type="separator" w:id="-1">
     <w:p>
       <w:pPr>
@@ -10824,7 +10176,7 @@
 </file>
 
 <file path=word/footer1.xml><?xml version="1.0" encoding="utf-8"?>
-<w:ftr xmlns:wpc="http://schemas.microsoft.com/office/word/2010/wordprocessingCanvas" xmlns:cx="http://schemas.microsoft.com/office/drawing/2014/chartex" xmlns:cx1="http://schemas.microsoft.com/office/drawing/2015/9/8/chartex" xmlns:mc="http://schemas.openxmlformats.org/markup-compatibility/2006" xmlns:o="urn:schemas-microsoft-com:office:office" xmlns:r="http://schemas.openxmlformats.org/officeDocument/2006/relationships" xmlns:m="http://schemas.openxmlformats.org/officeDocument/2006/math" xmlns:v="urn:schemas-microsoft-com:vml" xmlns:wp14="http://schemas.microsoft.com/office/word/2010/wordprocessingDrawing" xmlns:wp="http://schemas.openxmlformats.org/drawingml/2006/wordprocessingDrawing" xmlns:w10="urn:schemas-microsoft-com:office:word" xmlns:w="http://schemas.openxmlformats.org/wordprocessingml/2006/main" xmlns:w14="http://schemas.microsoft.com/office/word/2010/wordml" xmlns:w15="http://schemas.microsoft.com/office/word/2012/wordml" xmlns:w16se="http://schemas.microsoft.com/office/word/2015/wordml/symex" xmlns:wpg="http://schemas.microsoft.com/office/word/2010/wordprocessingGroup" xmlns:wpi="http://schemas.microsoft.com/office/word/2010/wordprocessingInk" xmlns:wne="http://schemas.microsoft.com/office/word/2006/wordml" xmlns:wps="http://schemas.microsoft.com/office/word/2010/wordprocessingShape" mc:Ignorable="w14 w15 w16se wp14">
+<w:ftr xmlns:wpc="http://schemas.microsoft.com/office/word/2010/wordprocessingCanvas" xmlns:cx="http://schemas.microsoft.com/office/drawing/2014/chartex" xmlns:cx1="http://schemas.microsoft.com/office/drawing/2015/9/8/chartex" xmlns:cx2="http://schemas.microsoft.com/office/drawing/2015/10/21/chartex" xmlns:cx3="http://schemas.microsoft.com/office/drawing/2016/5/9/chartex" xmlns:cx4="http://schemas.microsoft.com/office/drawing/2016/5/10/chartex" xmlns:cx5="http://schemas.microsoft.com/office/drawing/2016/5/11/chartex" xmlns:cx6="http://schemas.microsoft.com/office/drawing/2016/5/12/chartex" xmlns:cx7="http://schemas.microsoft.com/office/drawing/2016/5/13/chartex" xmlns:cx8="http://schemas.microsoft.com/office/drawing/2016/5/14/chartex" xmlns:mc="http://schemas.openxmlformats.org/markup-compatibility/2006" xmlns:aink="http://schemas.microsoft.com/office/drawing/2016/ink" xmlns:am3d="http://schemas.microsoft.com/office/drawing/2017/model3d" xmlns:o="urn:schemas-microsoft-com:office:office" xmlns:r="http://schemas.openxmlformats.org/officeDocument/2006/relationships" xmlns:m="http://schemas.openxmlformats.org/officeDocument/2006/math" xmlns:v="urn:schemas-microsoft-com:vml" xmlns:wp14="http://schemas.microsoft.com/office/word/2010/wordprocessingDrawing" xmlns:wp="http://schemas.openxmlformats.org/drawingml/2006/wordprocessingDrawing" xmlns:w10="urn:schemas-microsoft-com:office:word" xmlns:w="http://schemas.openxmlformats.org/wordprocessingml/2006/main" xmlns:w14="http://schemas.microsoft.com/office/word/2010/wordml" xmlns:w15="http://schemas.microsoft.com/office/word/2012/wordml" xmlns:w16cex="http://schemas.microsoft.com/office/word/2018/wordml/cex" xmlns:w16cid="http://schemas.microsoft.com/office/word/2016/wordml/cid" xmlns:w16="http://schemas.microsoft.com/office/word/2018/wordml" xmlns:w16sdtdh="http://schemas.microsoft.com/office/word/2020/wordml/sdtdatahash" xmlns:w16se="http://schemas.microsoft.com/office/word/2015/wordml/symex" xmlns:wpg="http://schemas.microsoft.com/office/word/2010/wordprocessingGroup" xmlns:wpi="http://schemas.microsoft.com/office/word/2010/wordprocessingInk" xmlns:wne="http://schemas.microsoft.com/office/word/2006/wordml" xmlns:wps="http://schemas.microsoft.com/office/word/2010/wordprocessingShape" mc:Ignorable="w14 w15 w16se w16cid w16 w16cex w16sdtdh wp14">
   <w:sdt>
     <w:sdtPr>
       <w:id w:val="8180956"/>
@@ -10833,6 +10185,7 @@
         <w:docPartUnique/>
       </w:docPartObj>
     </w:sdtPr>
+    <w:sdtEndPr/>
     <w:sdtContent>
       <w:p>
         <w:pPr>
@@ -10865,7 +10218,7 @@
 </file>
 
 <file path=word/footnotes.xml><?xml version="1.0" encoding="utf-8"?>
-<w:footnotes xmlns:wpc="http://schemas.microsoft.com/office/word/2010/wordprocessingCanvas" xmlns:cx="http://schemas.microsoft.com/office/drawing/2014/chartex" xmlns:cx1="http://schemas.microsoft.com/office/drawing/2015/9/8/chartex" xmlns:mc="http://schemas.openxmlformats.org/markup-compatibility/2006" xmlns:o="urn:schemas-microsoft-com:office:office" xmlns:r="http://schemas.openxmlformats.org/officeDocument/2006/relationships" xmlns:m="http://schemas.openxmlformats.org/officeDocument/2006/math" xmlns:v="urn:schemas-microsoft-com:vml" xmlns:wp14="http://schemas.microsoft.com/office/word/2010/wordprocessingDrawing" xmlns:wp="http://schemas.openxmlformats.org/drawingml/2006/wordprocessingDrawing" xmlns:w10="urn:schemas-microsoft-com:office:word" xmlns:w="http://schemas.openxmlformats.org/wordprocessingml/2006/main" xmlns:w14="http://schemas.microsoft.com/office/word/2010/wordml" xmlns:w15="http://schemas.microsoft.com/office/word/2012/wordml" xmlns:w16se="http://schemas.microsoft.com/office/word/2015/wordml/symex" xmlns:wpg="http://schemas.microsoft.com/office/word/2010/wordprocessingGroup" xmlns:wpi="http://schemas.microsoft.com/office/word/2010/wordprocessingInk" xmlns:wne="http://schemas.microsoft.com/office/word/2006/wordml" xmlns:wps="http://schemas.microsoft.com/office/word/2010/wordprocessingShape" mc:Ignorable="w14 w15 w16se wp14">
+<w:footnotes xmlns:wpc="http://schemas.microsoft.com/office/word/2010/wordprocessingCanvas" xmlns:cx="http://schemas.microsoft.com/office/drawing/2014/chartex" xmlns:cx1="http://schemas.microsoft.com/office/drawing/2015/9/8/chartex" xmlns:cx2="http://schemas.microsoft.com/office/drawing/2015/10/21/chartex" xmlns:cx3="http://schemas.microsoft.com/office/drawing/2016/5/9/chartex" xmlns:cx4="http://schemas.microsoft.com/office/drawing/2016/5/10/chartex" xmlns:cx5="http://schemas.microsoft.com/office/drawing/2016/5/11/chartex" xmlns:cx6="http://schemas.microsoft.com/office/drawing/2016/5/12/chartex" xmlns:cx7="http://schemas.microsoft.com/office/drawing/2016/5/13/chartex" xmlns:cx8="http://schemas.microsoft.com/office/drawing/2016/5/14/chartex" xmlns:mc="http://schemas.openxmlformats.org/markup-compatibility/2006" xmlns:aink="http://schemas.microsoft.com/office/drawing/2016/ink" xmlns:am3d="http://schemas.microsoft.com/office/drawing/2017/model3d" xmlns:o="urn:schemas-microsoft-com:office:office" xmlns:r="http://schemas.openxmlformats.org/officeDocument/2006/relationships" xmlns:m="http://schemas.openxmlformats.org/officeDocument/2006/math" xmlns:v="urn:schemas-microsoft-com:vml" xmlns:wp14="http://schemas.microsoft.com/office/word/2010/wordprocessingDrawing" xmlns:wp="http://schemas.openxmlformats.org/drawingml/2006/wordprocessingDrawing" xmlns:w10="urn:schemas-microsoft-com:office:word" xmlns:w="http://schemas.openxmlformats.org/wordprocessingml/2006/main" xmlns:w14="http://schemas.microsoft.com/office/word/2010/wordml" xmlns:w15="http://schemas.microsoft.com/office/word/2012/wordml" xmlns:w16cex="http://schemas.microsoft.com/office/word/2018/wordml/cex" xmlns:w16cid="http://schemas.microsoft.com/office/word/2016/wordml/cid" xmlns:w16="http://schemas.microsoft.com/office/word/2018/wordml" xmlns:w16sdtdh="http://schemas.microsoft.com/office/word/2020/wordml/sdtdatahash" xmlns:w16se="http://schemas.microsoft.com/office/word/2015/wordml/symex" xmlns:wpg="http://schemas.microsoft.com/office/word/2010/wordprocessingGroup" xmlns:wpi="http://schemas.microsoft.com/office/word/2010/wordprocessingInk" xmlns:wne="http://schemas.microsoft.com/office/word/2006/wordml" xmlns:wps="http://schemas.microsoft.com/office/word/2010/wordprocessingShape" mc:Ignorable="w14 w15 w16se w16cid w16 w16cex w16sdtdh wp14">
   <w:footnote w:type="separator" w:id="-1">
     <w:p>
       <w:pPr>
@@ -10890,7 +10243,7 @@
 </file>
 
 <file path=word/numbering.xml><?xml version="1.0" encoding="utf-8"?>
-<w:numbering xmlns:wpc="http://schemas.microsoft.com/office/word/2010/wordprocessingCanvas" xmlns:cx="http://schemas.microsoft.com/office/drawing/2014/chartex" xmlns:cx1="http://schemas.microsoft.com/office/drawing/2015/9/8/chartex" xmlns:mc="http://schemas.openxmlformats.org/markup-compatibility/2006" xmlns:o="urn:schemas-microsoft-com:office:office" xmlns:r="http://schemas.openxmlformats.org/officeDocument/2006/relationships" xmlns:m="http://schemas.openxmlformats.org/officeDocument/2006/math" xmlns:v="urn:schemas-microsoft-com:vml" xmlns:wp14="http://schemas.microsoft.com/office/word/2010/wordprocessingDrawing" xmlns:wp="http://schemas.openxmlformats.org/drawingml/2006/wordprocessingDrawing" xmlns:w10="urn:schemas-microsoft-com:office:word" xmlns:w="http://schemas.openxmlformats.org/wordprocessingml/2006/main" xmlns:w14="http://schemas.microsoft.com/office/word/2010/wordml" xmlns:w15="http://schemas.microsoft.com/office/word/2012/wordml" xmlns:w16se="http://schemas.microsoft.com/office/word/2015/wordml/symex" xmlns:wpg="http://schemas.microsoft.com/office/word/2010/wordprocessingGroup" xmlns:wpi="http://schemas.microsoft.com/office/word/2010/wordprocessingInk" xmlns:wne="http://schemas.microsoft.com/office/word/2006/wordml" xmlns:wps="http://schemas.microsoft.com/office/word/2010/wordprocessingShape" mc:Ignorable="w14 w15 w16se wp14">
+<w:numbering xmlns:wpc="http://schemas.microsoft.com/office/word/2010/wordprocessingCanvas" xmlns:cx="http://schemas.microsoft.com/office/drawing/2014/chartex" xmlns:cx1="http://schemas.microsoft.com/office/drawing/2015/9/8/chartex" xmlns:cx2="http://schemas.microsoft.com/office/drawing/2015/10/21/chartex" xmlns:cx3="http://schemas.microsoft.com/office/drawing/2016/5/9/chartex" xmlns:cx4="http://schemas.microsoft.com/office/drawing/2016/5/10/chartex" xmlns:cx5="http://schemas.microsoft.com/office/drawing/2016/5/11/chartex" xmlns:cx6="http://schemas.microsoft.com/office/drawing/2016/5/12/chartex" xmlns:cx7="http://schemas.microsoft.com/office/drawing/2016/5/13/chartex" xmlns:cx8="http://schemas.microsoft.com/office/drawing/2016/5/14/chartex" xmlns:mc="http://schemas.openxmlformats.org/markup-compatibility/2006" xmlns:aink="http://schemas.microsoft.com/office/drawing/2016/ink" xmlns:am3d="http://schemas.microsoft.com/office/drawing/2017/model3d" xmlns:o="urn:schemas-microsoft-com:office:office" xmlns:r="http://schemas.openxmlformats.org/officeDocument/2006/relationships" xmlns:m="http://schemas.openxmlformats.org/officeDocument/2006/math" xmlns:v="urn:schemas-microsoft-com:vml" xmlns:wp14="http://schemas.microsoft.com/office/word/2010/wordprocessingDrawing" xmlns:wp="http://schemas.openxmlformats.org/drawingml/2006/wordprocessingDrawing" xmlns:w10="urn:schemas-microsoft-com:office:word" xmlns:w="http://schemas.openxmlformats.org/wordprocessingml/2006/main" xmlns:w14="http://schemas.microsoft.com/office/word/2010/wordml" xmlns:w15="http://schemas.microsoft.com/office/word/2012/wordml" xmlns:w16cex="http://schemas.microsoft.com/office/word/2018/wordml/cex" xmlns:w16cid="http://schemas.microsoft.com/office/word/2016/wordml/cid" xmlns:w16="http://schemas.microsoft.com/office/word/2018/wordml" xmlns:w16sdtdh="http://schemas.microsoft.com/office/word/2020/wordml/sdtdatahash" xmlns:w16se="http://schemas.microsoft.com/office/word/2015/wordml/symex" xmlns:wpg="http://schemas.microsoft.com/office/word/2010/wordprocessingGroup" xmlns:wpi="http://schemas.microsoft.com/office/word/2010/wordprocessingInk" xmlns:wne="http://schemas.microsoft.com/office/word/2006/wordml" xmlns:wps="http://schemas.microsoft.com/office/word/2010/wordprocessingShape" mc:Ignorable="w14 w15 w16se w16cid w16 w16cex w16sdtdh wp14">
   <w:abstractNum w:abstractNumId="0" w15:restartNumberingAfterBreak="0">
     <w:nsid w:val="036D16E2"/>
     <w:multiLevelType w:val="hybridMultilevel"/>
@@ -12079,8 +11432,16 @@
 </w:numbering>
 </file>
 
+<file path=word/people.xml><?xml version="1.0" encoding="utf-8"?>
+<w15:people xmlns:wpc="http://schemas.microsoft.com/office/word/2010/wordprocessingCanvas" xmlns:cx="http://schemas.microsoft.com/office/drawing/2014/chartex" xmlns:cx1="http://schemas.microsoft.com/office/drawing/2015/9/8/chartex" xmlns:cx2="http://schemas.microsoft.com/office/drawing/2015/10/21/chartex" xmlns:cx3="http://schemas.microsoft.com/office/drawing/2016/5/9/chartex" xmlns:cx4="http://schemas.microsoft.com/office/drawing/2016/5/10/chartex" xmlns:cx5="http://schemas.microsoft.com/office/drawing/2016/5/11/chartex" xmlns:cx6="http://schemas.microsoft.com/office/drawing/2016/5/12/chartex" xmlns:cx7="http://schemas.microsoft.com/office/drawing/2016/5/13/chartex" xmlns:cx8="http://schemas.microsoft.com/office/drawing/2016/5/14/chartex" xmlns:mc="http://schemas.openxmlformats.org/markup-compatibility/2006" xmlns:aink="http://schemas.microsoft.com/office/drawing/2016/ink" xmlns:am3d="http://schemas.microsoft.com/office/drawing/2017/model3d" xmlns:o="urn:schemas-microsoft-com:office:office" xmlns:r="http://schemas.openxmlformats.org/officeDocument/2006/relationships" xmlns:m="http://schemas.openxmlformats.org/officeDocument/2006/math" xmlns:v="urn:schemas-microsoft-com:vml" xmlns:wp14="http://schemas.microsoft.com/office/word/2010/wordprocessingDrawing" xmlns:wp="http://schemas.openxmlformats.org/drawingml/2006/wordprocessingDrawing" xmlns:w10="urn:schemas-microsoft-com:office:word" xmlns:w="http://schemas.openxmlformats.org/wordprocessingml/2006/main" xmlns:w14="http://schemas.microsoft.com/office/word/2010/wordml" xmlns:w15="http://schemas.microsoft.com/office/word/2012/wordml" xmlns:w16cex="http://schemas.microsoft.com/office/word/2018/wordml/cex" xmlns:w16cid="http://schemas.microsoft.com/office/word/2016/wordml/cid" xmlns:w16="http://schemas.microsoft.com/office/word/2018/wordml" xmlns:w16sdtdh="http://schemas.microsoft.com/office/word/2020/wordml/sdtdatahash" xmlns:w16se="http://schemas.microsoft.com/office/word/2015/wordml/symex" xmlns:wpg="http://schemas.microsoft.com/office/word/2010/wordprocessingGroup" xmlns:wpi="http://schemas.microsoft.com/office/word/2010/wordprocessingInk" xmlns:wne="http://schemas.microsoft.com/office/word/2006/wordml" xmlns:wps="http://schemas.microsoft.com/office/word/2010/wordprocessingShape" mc:Ignorable="w14 w15 w16se w16cid w16 w16cex w16sdtdh wp14">
+  <w15:person w15:author="Aleksey A. Kalentev">
+    <w15:presenceInfo w15:providerId="AD" w15:userId="S-1-5-21-507921405-1993962763-1957994488-151096"/>
+  </w15:person>
+</w15:people>
+</file>
+
 <file path=word/styles.xml><?xml version="1.0" encoding="utf-8"?>
-<w:styles xmlns:mc="http://schemas.openxmlformats.org/markup-compatibility/2006" xmlns:r="http://schemas.openxmlformats.org/officeDocument/2006/relationships" xmlns:w="http://schemas.openxmlformats.org/wordprocessingml/2006/main" xmlns:w14="http://schemas.microsoft.com/office/word/2010/wordml" xmlns:w15="http://schemas.microsoft.com/office/word/2012/wordml" xmlns:w16se="http://schemas.microsoft.com/office/word/2015/wordml/symex" mc:Ignorable="w14 w15 w16se">
+<w:styles xmlns:mc="http://schemas.openxmlformats.org/markup-compatibility/2006" xmlns:r="http://schemas.openxmlformats.org/officeDocument/2006/relationships" xmlns:w="http://schemas.openxmlformats.org/wordprocessingml/2006/main" xmlns:w14="http://schemas.microsoft.com/office/word/2010/wordml" xmlns:w15="http://schemas.microsoft.com/office/word/2012/wordml" xmlns:w16cex="http://schemas.microsoft.com/office/word/2018/wordml/cex" xmlns:w16cid="http://schemas.microsoft.com/office/word/2016/wordml/cid" xmlns:w16="http://schemas.microsoft.com/office/word/2018/wordml" xmlns:w16sdtdh="http://schemas.microsoft.com/office/word/2020/wordml/sdtdatahash" xmlns:w16se="http://schemas.microsoft.com/office/word/2015/wordml/symex" mc:Ignorable="w14 w15 w16se w16cid w16 w16cex w16sdtdh">
   <w:docDefaults>
     <w:rPrDefault>
       <w:rPr>
@@ -12098,7 +11459,7 @@
       </w:pPr>
     </w:pPrDefault>
   </w:docDefaults>
-  <w:latentStyles w:defLockedState="0" w:defUIPriority="99" w:defSemiHidden="0" w:defUnhideWhenUsed="0" w:defQFormat="0" w:count="371">
+  <w:latentStyles w:defLockedState="0" w:defUIPriority="99" w:defSemiHidden="0" w:defUnhideWhenUsed="0" w:defQFormat="0" w:count="376">
     <w:lsdException w:name="Normal" w:uiPriority="0" w:qFormat="1"/>
     <w:lsdException w:name="heading 1" w:uiPriority="9" w:qFormat="1"/>
     <w:lsdException w:name="heading 2" w:semiHidden="1" w:uiPriority="9" w:unhideWhenUsed="1" w:qFormat="1"/>
@@ -12204,7 +11565,6 @@
     <w:lsdException w:name="HTML Sample" w:semiHidden="1" w:unhideWhenUsed="1"/>
     <w:lsdException w:name="HTML Typewriter" w:semiHidden="1" w:unhideWhenUsed="1"/>
     <w:lsdException w:name="HTML Variable" w:semiHidden="1" w:unhideWhenUsed="1"/>
-    <w:lsdException w:name="Normal Table" w:semiHidden="1" w:unhideWhenUsed="1"/>
     <w:lsdException w:name="annotation subject" w:semiHidden="1" w:unhideWhenUsed="1"/>
     <w:lsdException w:name="No List" w:semiHidden="1" w:unhideWhenUsed="1"/>
     <w:lsdException w:name="Outline List 1" w:semiHidden="1" w:unhideWhenUsed="1"/>
@@ -12247,11 +11607,8 @@
     <w:lsdException w:name="Table Contemporary" w:semiHidden="1" w:unhideWhenUsed="1"/>
     <w:lsdException w:name="Table Elegant" w:semiHidden="1" w:unhideWhenUsed="1"/>
     <w:lsdException w:name="Table Professional" w:semiHidden="1" w:unhideWhenUsed="1"/>
-    <w:lsdException w:name="Table Subtle 1" w:semiHidden="1" w:unhideWhenUsed="1"/>
     <w:lsdException w:name="Table Subtle 2" w:semiHidden="1" w:unhideWhenUsed="1"/>
     <w:lsdException w:name="Table Web 1" w:semiHidden="1" w:unhideWhenUsed="1"/>
-    <w:lsdException w:name="Table Web 2" w:semiHidden="1" w:unhideWhenUsed="1"/>
-    <w:lsdException w:name="Table Web 3" w:semiHidden="1" w:unhideWhenUsed="1"/>
     <w:lsdException w:name="Balloon Text" w:semiHidden="1" w:unhideWhenUsed="1"/>
     <w:lsdException w:name="Table Grid" w:uiPriority="39"/>
     <w:lsdException w:name="Table Theme" w:semiHidden="1" w:unhideWhenUsed="1"/>
@@ -12470,6 +11827,11 @@
     <w:lsdException w:name="List Table 5 Dark Accent 6" w:uiPriority="50"/>
     <w:lsdException w:name="List Table 6 Colorful Accent 6" w:uiPriority="51"/>
     <w:lsdException w:name="List Table 7 Colorful Accent 6" w:uiPriority="52"/>
+    <w:lsdException w:name="Mention" w:semiHidden="1" w:unhideWhenUsed="1"/>
+    <w:lsdException w:name="Smart Hyperlink" w:semiHidden="1" w:unhideWhenUsed="1"/>
+    <w:lsdException w:name="Hashtag" w:semiHidden="1" w:unhideWhenUsed="1"/>
+    <w:lsdException w:name="Unresolved Mention" w:semiHidden="1" w:unhideWhenUsed="1"/>
+    <w:lsdException w:name="Smart Link" w:semiHidden="1" w:unhideWhenUsed="1"/>
   </w:latentStyles>
   <w:style w:type="paragraph" w:default="1" w:styleId="a">
     <w:name w:val="Normal"/>
@@ -12520,6 +11882,7 @@
   <w:style w:type="character" w:default="1" w:styleId="a0">
     <w:name w:val="Default Paragraph Font"/>
     <w:uiPriority w:val="1"/>
+    <w:semiHidden/>
     <w:unhideWhenUsed/>
   </w:style>
   <w:style w:type="table" w:default="1" w:styleId="a1">
@@ -12908,552 +12271,6 @@
 </w:styles>
 </file>
 
-<file path=word/glossary/document.xml><?xml version="1.0" encoding="utf-8"?>
-<w:glossaryDocument xmlns:wpc="http://schemas.microsoft.com/office/word/2010/wordprocessingCanvas" xmlns:cx="http://schemas.microsoft.com/office/drawing/2014/chartex" xmlns:cx1="http://schemas.microsoft.com/office/drawing/2015/9/8/chartex" xmlns:mc="http://schemas.openxmlformats.org/markup-compatibility/2006" xmlns:o="urn:schemas-microsoft-com:office:office" xmlns:r="http://schemas.openxmlformats.org/officeDocument/2006/relationships" xmlns:m="http://schemas.openxmlformats.org/officeDocument/2006/math" xmlns:v="urn:schemas-microsoft-com:vml" xmlns:wp14="http://schemas.microsoft.com/office/word/2010/wordprocessingDrawing" xmlns:wp="http://schemas.openxmlformats.org/drawingml/2006/wordprocessingDrawing" xmlns:w10="urn:schemas-microsoft-com:office:word" xmlns:w="http://schemas.openxmlformats.org/wordprocessingml/2006/main" xmlns:w14="http://schemas.microsoft.com/office/word/2010/wordml" xmlns:w15="http://schemas.microsoft.com/office/word/2012/wordml" xmlns:w16se="http://schemas.microsoft.com/office/word/2015/wordml/symex" xmlns:wpg="http://schemas.microsoft.com/office/word/2010/wordprocessingGroup" xmlns:wpi="http://schemas.microsoft.com/office/word/2010/wordprocessingInk" xmlns:wne="http://schemas.microsoft.com/office/word/2006/wordml" xmlns:wps="http://schemas.microsoft.com/office/word/2010/wordprocessingShape" mc:Ignorable="w14 w15 w16se wp14"/>
-</file>
-
-<file path=word/glossary/fontTable.xml><?xml version="1.0" encoding="utf-8"?>
-<w:fonts xmlns:mc="http://schemas.openxmlformats.org/markup-compatibility/2006" xmlns:r="http://schemas.openxmlformats.org/officeDocument/2006/relationships" xmlns:w="http://schemas.openxmlformats.org/wordprocessingml/2006/main" xmlns:w14="http://schemas.microsoft.com/office/word/2010/wordml" xmlns:w15="http://schemas.microsoft.com/office/word/2012/wordml" xmlns:w16se="http://schemas.microsoft.com/office/word/2015/wordml/symex" mc:Ignorable="w14 w15 w16se">
-  <w:font w:name="Symbol">
-    <w:panose1 w:val="05050102010706020507"/>
-    <w:charset w:val="02"/>
-    <w:family w:val="roman"/>
-    <w:pitch w:val="variable"/>
-    <w:sig w:usb0="00000000" w:usb1="10000000" w:usb2="00000000" w:usb3="00000000" w:csb0="80000000" w:csb1="00000000"/>
-  </w:font>
-  <w:font w:name="Times New Roman">
-    <w:panose1 w:val="02020603050405020304"/>
-    <w:charset w:val="CC"/>
-    <w:family w:val="roman"/>
-    <w:pitch w:val="variable"/>
-    <w:sig w:usb0="E0002EFF" w:usb1="C000785B" w:usb2="00000009" w:usb3="00000000" w:csb0="000001FF" w:csb1="00000000"/>
-  </w:font>
-  <w:font w:name="Courier New">
-    <w:panose1 w:val="02070309020205020404"/>
-    <w:charset w:val="CC"/>
-    <w:family w:val="modern"/>
-    <w:pitch w:val="fixed"/>
-    <w:sig w:usb0="E0002EFF" w:usb1="C0007843" w:usb2="00000009" w:usb3="00000000" w:csb0="000001FF" w:csb1="00000000"/>
-  </w:font>
-  <w:font w:name="Wingdings">
-    <w:panose1 w:val="05000000000000000000"/>
-    <w:charset w:val="02"/>
-    <w:family w:val="auto"/>
-    <w:pitch w:val="variable"/>
-    <w:sig w:usb0="00000000" w:usb1="10000000" w:usb2="00000000" w:usb3="00000000" w:csb0="80000000" w:csb1="00000000"/>
-  </w:font>
-  <w:font w:name="Calibri">
-    <w:panose1 w:val="020F0502020204030204"/>
-    <w:charset w:val="CC"/>
-    <w:family w:val="swiss"/>
-    <w:pitch w:val="variable"/>
-    <w:sig w:usb0="E4002EFF" w:usb1="C200247B" w:usb2="00000009" w:usb3="00000000" w:csb0="000001FF" w:csb1="00000000"/>
-  </w:font>
-  <w:font w:name="Segoe UI">
-    <w:panose1 w:val="020B0502040204020203"/>
-    <w:charset w:val="CC"/>
-    <w:family w:val="swiss"/>
-    <w:pitch w:val="variable"/>
-    <w:sig w:usb0="E4002EFF" w:usb1="C000E47F" w:usb2="00000009" w:usb3="00000000" w:csb0="000001FF" w:csb1="00000000"/>
-  </w:font>
-  <w:font w:name="Cambria Math">
-    <w:panose1 w:val="02040503050406030204"/>
-    <w:charset w:val="CC"/>
-    <w:family w:val="roman"/>
-    <w:pitch w:val="variable"/>
-    <w:sig w:usb0="E00006FF" w:usb1="420024FF" w:usb2="02000000" w:usb3="00000000" w:csb0="0000019F" w:csb1="00000000"/>
-  </w:font>
-  <w:font w:name="Calibri Light">
-    <w:panose1 w:val="020F0302020204030204"/>
-    <w:charset w:val="CC"/>
-    <w:family w:val="swiss"/>
-    <w:pitch w:val="variable"/>
-    <w:sig w:usb0="E4002EFF" w:usb1="C200247B" w:usb2="00000009" w:usb3="00000000" w:csb0="000001FF" w:csb1="00000000"/>
-  </w:font>
-</w:fonts>
-</file>
-
-<file path=word/glossary/settings.xml><?xml version="1.0" encoding="utf-8"?>
-<w:settings xmlns:mc="http://schemas.openxmlformats.org/markup-compatibility/2006" xmlns:o="urn:schemas-microsoft-com:office:office" xmlns:r="http://schemas.openxmlformats.org/officeDocument/2006/relationships" xmlns:m="http://schemas.openxmlformats.org/officeDocument/2006/math" xmlns:v="urn:schemas-microsoft-com:vml" xmlns:w10="urn:schemas-microsoft-com:office:word" xmlns:w="http://schemas.openxmlformats.org/wordprocessingml/2006/main" xmlns:w14="http://schemas.microsoft.com/office/word/2010/wordml" xmlns:w15="http://schemas.microsoft.com/office/word/2012/wordml" xmlns:w16se="http://schemas.microsoft.com/office/word/2015/wordml/symex" xmlns:sl="http://schemas.openxmlformats.org/schemaLibrary/2006/main" mc:Ignorable="w14 w15 w16se">
-  <w:view w:val="normal"/>
-  <w:revisionView w:comments="0" w:insDel="0"/>
-  <w:defaultTabStop w:val="708"/>
-  <w:characterSpacingControl w:val="doNotCompress"/>
-  <w:compat>
-    <w:useFELayout/>
-    <w:compatSetting w:name="compatibilityMode" w:uri="http://schemas.microsoft.com/office/word" w:val="15"/>
-    <w:compatSetting w:name="overrideTableStyleFontSizeAndJustification" w:uri="http://schemas.microsoft.com/office/word" w:val="1"/>
-    <w:compatSetting w:name="enableOpenTypeFeatures" w:uri="http://schemas.microsoft.com/office/word" w:val="1"/>
-    <w:compatSetting w:name="doNotFlipMirrorIndents" w:uri="http://schemas.microsoft.com/office/word" w:val="1"/>
-    <w:compatSetting w:name="differentiateMultirowTableHeaders" w:uri="http://schemas.microsoft.com/office/word" w:val="1"/>
-  </w:compat>
-  <w:rsids>
-    <w:rsidRoot w:val="003A2F70"/>
-    <w:rsid w:val="003A2F70"/>
-    <w:rsid w:val="00BF1DEE"/>
-  </w:rsids>
-  <m:mathPr>
-    <m:mathFont m:val="Cambria Math"/>
-    <m:brkBin m:val="before"/>
-    <m:brkBinSub m:val="--"/>
-    <m:smallFrac m:val="0"/>
-    <m:dispDef/>
-    <m:lMargin m:val="0"/>
-    <m:rMargin m:val="0"/>
-    <m:defJc m:val="centerGroup"/>
-    <m:wrapIndent m:val="1440"/>
-    <m:intLim m:val="subSup"/>
-    <m:naryLim m:val="undOvr"/>
-  </m:mathPr>
-  <w:themeFontLang w:val="ru-RU"/>
-  <w:clrSchemeMapping w:bg1="light1" w:t1="dark1" w:bg2="light2" w:t2="dark2" w:accent1="accent1" w:accent2="accent2" w:accent3="accent3" w:accent4="accent4" w:accent5="accent5" w:accent6="accent6" w:hyperlink="hyperlink" w:followedHyperlink="followedHyperlink"/>
-  <w:decimalSymbol w:val=","/>
-  <w:listSeparator w:val=";"/>
-  <w15:chartTrackingRefBased/>
-</w:settings>
-</file>
-
-<file path=word/glossary/styles.xml><?xml version="1.0" encoding="utf-8"?>
-<w:styles xmlns:mc="http://schemas.openxmlformats.org/markup-compatibility/2006" xmlns:r="http://schemas.openxmlformats.org/officeDocument/2006/relationships" xmlns:w="http://schemas.openxmlformats.org/wordprocessingml/2006/main" xmlns:w14="http://schemas.microsoft.com/office/word/2010/wordml" xmlns:w15="http://schemas.microsoft.com/office/word/2012/wordml" xmlns:w16se="http://schemas.microsoft.com/office/word/2015/wordml/symex" mc:Ignorable="w14 w15 w16se">
-  <w:docDefaults>
-    <w:rPrDefault>
-      <w:rPr>
-        <w:rFonts w:asciiTheme="minorHAnsi" w:eastAsiaTheme="minorEastAsia" w:hAnsiTheme="minorHAnsi" w:cstheme="minorBidi"/>
-        <w:sz w:val="22"/>
-        <w:szCs w:val="22"/>
-        <w:lang w:val="ru-RU" w:eastAsia="ru-RU" w:bidi="ar-SA"/>
-      </w:rPr>
-    </w:rPrDefault>
-    <w:pPrDefault>
-      <w:pPr>
-        <w:spacing w:after="160" w:line="259" w:lineRule="auto"/>
-      </w:pPr>
-    </w:pPrDefault>
-  </w:docDefaults>
-  <w:latentStyles w:defLockedState="0" w:defUIPriority="99" w:defSemiHidden="0" w:defUnhideWhenUsed="0" w:defQFormat="0" w:count="371">
-    <w:lsdException w:name="Normal" w:uiPriority="0" w:qFormat="1"/>
-    <w:lsdException w:name="heading 1" w:uiPriority="9" w:qFormat="1"/>
-    <w:lsdException w:name="heading 2" w:semiHidden="1" w:uiPriority="9" w:unhideWhenUsed="1" w:qFormat="1"/>
-    <w:lsdException w:name="heading 3" w:semiHidden="1" w:uiPriority="9" w:unhideWhenUsed="1" w:qFormat="1"/>
-    <w:lsdException w:name="heading 4" w:semiHidden="1" w:uiPriority="9" w:unhideWhenUsed="1" w:qFormat="1"/>
-    <w:lsdException w:name="heading 5" w:semiHidden="1" w:uiPriority="9" w:unhideWhenUsed="1" w:qFormat="1"/>
-    <w:lsdException w:name="heading 6" w:semiHidden="1" w:uiPriority="9" w:unhideWhenUsed="1" w:qFormat="1"/>
-    <w:lsdException w:name="heading 7" w:semiHidden="1" w:uiPriority="9" w:unhideWhenUsed="1" w:qFormat="1"/>
-    <w:lsdException w:name="heading 8" w:semiHidden="1" w:uiPriority="9" w:unhideWhenUsed="1" w:qFormat="1"/>
-    <w:lsdException w:name="heading 9" w:semiHidden="1" w:uiPriority="9" w:unhideWhenUsed="1" w:qFormat="1"/>
-    <w:lsdException w:name="index 1" w:semiHidden="1" w:unhideWhenUsed="1"/>
-    <w:lsdException w:name="index 2" w:semiHidden="1" w:unhideWhenUsed="1"/>
-    <w:lsdException w:name="index 3" w:semiHidden="1" w:unhideWhenUsed="1"/>
-    <w:lsdException w:name="index 4" w:semiHidden="1" w:unhideWhenUsed="1"/>
-    <w:lsdException w:name="index 5" w:semiHidden="1" w:unhideWhenUsed="1"/>
-    <w:lsdException w:name="index 6" w:semiHidden="1" w:unhideWhenUsed="1"/>
-    <w:lsdException w:name="index 7" w:semiHidden="1" w:unhideWhenUsed="1"/>
-    <w:lsdException w:name="index 8" w:semiHidden="1" w:unhideWhenUsed="1"/>
-    <w:lsdException w:name="index 9" w:semiHidden="1" w:unhideWhenUsed="1"/>
-    <w:lsdException w:name="toc 1" w:semiHidden="1" w:uiPriority="39" w:unhideWhenUsed="1"/>
-    <w:lsdException w:name="toc 2" w:semiHidden="1" w:uiPriority="39" w:unhideWhenUsed="1"/>
-    <w:lsdException w:name="toc 3" w:semiHidden="1" w:uiPriority="39" w:unhideWhenUsed="1"/>
-    <w:lsdException w:name="toc 4" w:semiHidden="1" w:uiPriority="39" w:unhideWhenUsed="1"/>
-    <w:lsdException w:name="toc 5" w:semiHidden="1" w:uiPriority="39" w:unhideWhenUsed="1"/>
-    <w:lsdException w:name="toc 6" w:semiHidden="1" w:uiPriority="39" w:unhideWhenUsed="1"/>
-    <w:lsdException w:name="toc 7" w:semiHidden="1" w:uiPriority="39" w:unhideWhenUsed="1"/>
-    <w:lsdException w:name="toc 8" w:semiHidden="1" w:uiPriority="39" w:unhideWhenUsed="1"/>
-    <w:lsdException w:name="toc 9" w:semiHidden="1" w:uiPriority="39" w:unhideWhenUsed="1"/>
-    <w:lsdException w:name="Normal Indent" w:semiHidden="1" w:unhideWhenUsed="1"/>
-    <w:lsdException w:name="footnote text" w:semiHidden="1" w:unhideWhenUsed="1"/>
-    <w:lsdException w:name="annotation text" w:semiHidden="1" w:unhideWhenUsed="1"/>
-    <w:lsdException w:name="header" w:semiHidden="1" w:unhideWhenUsed="1"/>
-    <w:lsdException w:name="footer" w:semiHidden="1" w:unhideWhenUsed="1"/>
-    <w:lsdException w:name="index heading" w:semiHidden="1" w:unhideWhenUsed="1"/>
-    <w:lsdException w:name="caption" w:semiHidden="1" w:uiPriority="35" w:unhideWhenUsed="1" w:qFormat="1"/>
-    <w:lsdException w:name="table of figures" w:semiHidden="1" w:unhideWhenUsed="1"/>
-    <w:lsdException w:name="envelope address" w:semiHidden="1" w:unhideWhenUsed="1"/>
-    <w:lsdException w:name="envelope return" w:semiHidden="1" w:unhideWhenUsed="1"/>
-    <w:lsdException w:name="footnote reference" w:semiHidden="1" w:unhideWhenUsed="1"/>
-    <w:lsdException w:name="annotation reference" w:semiHidden="1" w:unhideWhenUsed="1"/>
-    <w:lsdException w:name="line number" w:semiHidden="1" w:unhideWhenUsed="1"/>
-    <w:lsdException w:name="page number" w:semiHidden="1" w:unhideWhenUsed="1"/>
-    <w:lsdException w:name="endnote reference" w:semiHidden="1" w:unhideWhenUsed="1"/>
-    <w:lsdException w:name="endnote text" w:semiHidden="1" w:unhideWhenUsed="1"/>
-    <w:lsdException w:name="table of authorities" w:semiHidden="1" w:unhideWhenUsed="1"/>
-    <w:lsdException w:name="macro" w:semiHidden="1" w:unhideWhenUsed="1"/>
-    <w:lsdException w:name="toa heading" w:semiHidden="1" w:unhideWhenUsed="1"/>
-    <w:lsdException w:name="List" w:semiHidden="1" w:unhideWhenUsed="1"/>
-    <w:lsdException w:name="List Bullet" w:semiHidden="1" w:unhideWhenUsed="1"/>
-    <w:lsdException w:name="List Number" w:semiHidden="1" w:unhideWhenUsed="1"/>
-    <w:lsdException w:name="List 2" w:semiHidden="1" w:unhideWhenUsed="1"/>
-    <w:lsdException w:name="List 3" w:semiHidden="1" w:unhideWhenUsed="1"/>
-    <w:lsdException w:name="List 4" w:semiHidden="1" w:unhideWhenUsed="1"/>
-    <w:lsdException w:name="List 5" w:semiHidden="1" w:unhideWhenUsed="1"/>
-    <w:lsdException w:name="List Bullet 2" w:semiHidden="1" w:unhideWhenUsed="1"/>
-    <w:lsdException w:name="List Bullet 3" w:semiHidden="1" w:unhideWhenUsed="1"/>
-    <w:lsdException w:name="List Bullet 4" w:semiHidden="1" w:unhideWhenUsed="1"/>
-    <w:lsdException w:name="List Bullet 5" w:semiHidden="1" w:unhideWhenUsed="1"/>
-    <w:lsdException w:name="List Number 2" w:semiHidden="1" w:unhideWhenUsed="1"/>
-    <w:lsdException w:name="List Number 3" w:semiHidden="1" w:unhideWhenUsed="1"/>
-    <w:lsdException w:name="List Number 4" w:semiHidden="1" w:unhideWhenUsed="1"/>
-    <w:lsdException w:name="List Number 5" w:semiHidden="1" w:unhideWhenUsed="1"/>
-    <w:lsdException w:name="Title" w:uiPriority="10" w:qFormat="1"/>
-    <w:lsdException w:name="Closing" w:semiHidden="1" w:unhideWhenUsed="1"/>
-    <w:lsdException w:name="Signature" w:semiHidden="1" w:unhideWhenUsed="1"/>
-    <w:lsdException w:name="Default Paragraph Font" w:semiHidden="1" w:uiPriority="1" w:unhideWhenUsed="1"/>
-    <w:lsdException w:name="Body Text" w:semiHidden="1" w:unhideWhenUsed="1"/>
-    <w:lsdException w:name="Body Text Indent" w:semiHidden="1" w:unhideWhenUsed="1"/>
-    <w:lsdException w:name="List Continue" w:semiHidden="1" w:unhideWhenUsed="1"/>
-    <w:lsdException w:name="List Continue 2" w:semiHidden="1" w:unhideWhenUsed="1"/>
-    <w:lsdException w:name="List Continue 3" w:semiHidden="1" w:unhideWhenUsed="1"/>
-    <w:lsdException w:name="List Continue 4" w:semiHidden="1" w:unhideWhenUsed="1"/>
-    <w:lsdException w:name="List Continue 5" w:semiHidden="1" w:unhideWhenUsed="1"/>
-    <w:lsdException w:name="Message Header" w:semiHidden="1" w:unhideWhenUsed="1"/>
-    <w:lsdException w:name="Subtitle" w:uiPriority="11" w:qFormat="1"/>
-    <w:lsdException w:name="Salutation" w:semiHidden="1" w:unhideWhenUsed="1"/>
-    <w:lsdException w:name="Date" w:semiHidden="1" w:unhideWhenUsed="1"/>
-    <w:lsdException w:name="Body Text First Indent" w:semiHidden="1" w:unhideWhenUsed="1"/>
-    <w:lsdException w:name="Body Text First Indent 2" w:semiHidden="1" w:unhideWhenUsed="1"/>
-    <w:lsdException w:name="Note Heading" w:semiHidden="1" w:unhideWhenUsed="1"/>
-    <w:lsdException w:name="Body Text 2" w:semiHidden="1" w:unhideWhenUsed="1"/>
-    <w:lsdException w:name="Body Text 3" w:semiHidden="1" w:unhideWhenUsed="1"/>
-    <w:lsdException w:name="Body Text Indent 2" w:semiHidden="1" w:unhideWhenUsed="1"/>
-    <w:lsdException w:name="Body Text Indent 3" w:semiHidden="1" w:unhideWhenUsed="1"/>
-    <w:lsdException w:name="Block Text" w:semiHidden="1" w:unhideWhenUsed="1"/>
-    <w:lsdException w:name="Hyperlink" w:semiHidden="1" w:unhideWhenUsed="1"/>
-    <w:lsdException w:name="FollowedHyperlink" w:semiHidden="1" w:unhideWhenUsed="1"/>
-    <w:lsdException w:name="Strong" w:uiPriority="22" w:qFormat="1"/>
-    <w:lsdException w:name="Emphasis" w:uiPriority="20" w:qFormat="1"/>
-    <w:lsdException w:name="Document Map" w:semiHidden="1" w:unhideWhenUsed="1"/>
-    <w:lsdException w:name="Plain Text" w:semiHidden="1" w:unhideWhenUsed="1"/>
-    <w:lsdException w:name="E-mail Signature" w:semiHidden="1" w:unhideWhenUsed="1"/>
-    <w:lsdException w:name="HTML Top of Form" w:semiHidden="1" w:unhideWhenUsed="1"/>
-    <w:lsdException w:name="HTML Bottom of Form" w:semiHidden="1" w:unhideWhenUsed="1"/>
-    <w:lsdException w:name="Normal (Web)" w:semiHidden="1" w:unhideWhenUsed="1"/>
-    <w:lsdException w:name="HTML Acronym" w:semiHidden="1" w:unhideWhenUsed="1"/>
-    <w:lsdException w:name="HTML Address" w:semiHidden="1" w:unhideWhenUsed="1"/>
-    <w:lsdException w:name="HTML Cite" w:semiHidden="1" w:unhideWhenUsed="1"/>
-    <w:lsdException w:name="HTML Code" w:semiHidden="1" w:unhideWhenUsed="1"/>
-    <w:lsdException w:name="HTML Definition" w:semiHidden="1" w:unhideWhenUsed="1"/>
-    <w:lsdException w:name="HTML Keyboard" w:semiHidden="1" w:unhideWhenUsed="1"/>
-    <w:lsdException w:name="HTML Preformatted" w:semiHidden="1" w:unhideWhenUsed="1"/>
-    <w:lsdException w:name="HTML Sample" w:semiHidden="1" w:unhideWhenUsed="1"/>
-    <w:lsdException w:name="HTML Typewriter" w:semiHidden="1" w:unhideWhenUsed="1"/>
-    <w:lsdException w:name="HTML Variable" w:semiHidden="1" w:unhideWhenUsed="1"/>
-    <w:lsdException w:name="Normal Table" w:semiHidden="1" w:unhideWhenUsed="1"/>
-    <w:lsdException w:name="annotation subject" w:semiHidden="1" w:unhideWhenUsed="1"/>
-    <w:lsdException w:name="No List" w:semiHidden="1" w:unhideWhenUsed="1"/>
-    <w:lsdException w:name="Outline List 1" w:semiHidden="1" w:unhideWhenUsed="1"/>
-    <w:lsdException w:name="Outline List 2" w:semiHidden="1" w:unhideWhenUsed="1"/>
-    <w:lsdException w:name="Outline List 3" w:semiHidden="1" w:unhideWhenUsed="1"/>
-    <w:lsdException w:name="Table Simple 1" w:semiHidden="1" w:unhideWhenUsed="1"/>
-    <w:lsdException w:name="Table Simple 2" w:semiHidden="1" w:unhideWhenUsed="1"/>
-    <w:lsdException w:name="Table Simple 3" w:semiHidden="1" w:unhideWhenUsed="1"/>
-    <w:lsdException w:name="Table Classic 1" w:semiHidden="1" w:unhideWhenUsed="1"/>
-    <w:lsdException w:name="Table Classic 2" w:semiHidden="1" w:unhideWhenUsed="1"/>
-    <w:lsdException w:name="Table Classic 3" w:semiHidden="1" w:unhideWhenUsed="1"/>
-    <w:lsdException w:name="Table Classic 4" w:semiHidden="1" w:unhideWhenUsed="1"/>
-    <w:lsdException w:name="Table Colorful 1" w:semiHidden="1" w:unhideWhenUsed="1"/>
-    <w:lsdException w:name="Table Colorful 2" w:semiHidden="1" w:unhideWhenUsed="1"/>
-    <w:lsdException w:name="Table Colorful 3" w:semiHidden="1" w:unhideWhenUsed="1"/>
-    <w:lsdException w:name="Table Columns 1" w:semiHidden="1" w:unhideWhenUsed="1"/>
-    <w:lsdException w:name="Table Columns 2" w:semiHidden="1" w:unhideWhenUsed="1"/>
-    <w:lsdException w:name="Table Columns 3" w:semiHidden="1" w:unhideWhenUsed="1"/>
-    <w:lsdException w:name="Table Columns 4" w:semiHidden="1" w:unhideWhenUsed="1"/>
-    <w:lsdException w:name="Table Columns 5" w:semiHidden="1" w:unhideWhenUsed="1"/>
-    <w:lsdException w:name="Table Grid 1" w:semiHidden="1" w:unhideWhenUsed="1"/>
-    <w:lsdException w:name="Table Grid 2" w:semiHidden="1" w:unhideWhenUsed="1"/>
-    <w:lsdException w:name="Table Grid 3" w:semiHidden="1" w:unhideWhenUsed="1"/>
-    <w:lsdException w:name="Table Grid 4" w:semiHidden="1" w:unhideWhenUsed="1"/>
-    <w:lsdException w:name="Table Grid 5" w:semiHidden="1" w:unhideWhenUsed="1"/>
-    <w:lsdException w:name="Table Grid 6" w:semiHidden="1" w:unhideWhenUsed="1"/>
-    <w:lsdException w:name="Table Grid 7" w:semiHidden="1" w:unhideWhenUsed="1"/>
-    <w:lsdException w:name="Table Grid 8" w:semiHidden="1" w:unhideWhenUsed="1"/>
-    <w:lsdException w:name="Table List 1" w:semiHidden="1" w:unhideWhenUsed="1"/>
-    <w:lsdException w:name="Table List 2" w:semiHidden="1" w:unhideWhenUsed="1"/>
-    <w:lsdException w:name="Table List 3" w:semiHidden="1" w:unhideWhenUsed="1"/>
-    <w:lsdException w:name="Table List 4" w:semiHidden="1" w:unhideWhenUsed="1"/>
-    <w:lsdException w:name="Table List 5" w:semiHidden="1" w:unhideWhenUsed="1"/>
-    <w:lsdException w:name="Table List 6" w:semiHidden="1" w:unhideWhenUsed="1"/>
-    <w:lsdException w:name="Table List 7" w:semiHidden="1" w:unhideWhenUsed="1"/>
-    <w:lsdException w:name="Table List 8" w:semiHidden="1" w:unhideWhenUsed="1"/>
-    <w:lsdException w:name="Table 3D effects 1" w:semiHidden="1" w:unhideWhenUsed="1"/>
-    <w:lsdException w:name="Table 3D effects 2" w:semiHidden="1" w:unhideWhenUsed="1"/>
-    <w:lsdException w:name="Table 3D effects 3" w:semiHidden="1" w:unhideWhenUsed="1"/>
-    <w:lsdException w:name="Table Contemporary" w:semiHidden="1" w:unhideWhenUsed="1"/>
-    <w:lsdException w:name="Table Elegant" w:semiHidden="1" w:unhideWhenUsed="1"/>
-    <w:lsdException w:name="Table Professional" w:semiHidden="1" w:unhideWhenUsed="1"/>
-    <w:lsdException w:name="Table Subtle 1" w:semiHidden="1" w:unhideWhenUsed="1"/>
-    <w:lsdException w:name="Table Subtle 2" w:semiHidden="1" w:unhideWhenUsed="1"/>
-    <w:lsdException w:name="Table Web 1" w:semiHidden="1" w:unhideWhenUsed="1"/>
-    <w:lsdException w:name="Table Web 2" w:semiHidden="1" w:unhideWhenUsed="1"/>
-    <w:lsdException w:name="Table Web 3" w:semiHidden="1" w:unhideWhenUsed="1"/>
-    <w:lsdException w:name="Balloon Text" w:semiHidden="1" w:unhideWhenUsed="1"/>
-    <w:lsdException w:name="Table Grid" w:uiPriority="39"/>
-    <w:lsdException w:name="Table Theme" w:semiHidden="1" w:unhideWhenUsed="1"/>
-    <w:lsdException w:name="Placeholder Text" w:semiHidden="1"/>
-    <w:lsdException w:name="No Spacing" w:uiPriority="1" w:qFormat="1"/>
-    <w:lsdException w:name="Light Shading" w:uiPriority="60"/>
-    <w:lsdException w:name="Light List" w:uiPriority="61"/>
-    <w:lsdException w:name="Light Grid" w:uiPriority="62"/>
-    <w:lsdException w:name="Medium Shading 1" w:uiPriority="63"/>
-    <w:lsdException w:name="Medium Shading 2" w:uiPriority="64"/>
-    <w:lsdException w:name="Medium List 1" w:uiPriority="65"/>
-    <w:lsdException w:name="Medium List 2" w:uiPriority="66"/>
-    <w:lsdException w:name="Medium Grid 1" w:uiPriority="67"/>
-    <w:lsdException w:name="Medium Grid 2" w:uiPriority="68"/>
-    <w:lsdException w:name="Medium Grid 3" w:uiPriority="69"/>
-    <w:lsdException w:name="Dark List" w:uiPriority="70"/>
-    <w:lsdException w:name="Colorful Shading" w:uiPriority="71"/>
-    <w:lsdException w:name="Colorful List" w:uiPriority="72"/>
-    <w:lsdException w:name="Colorful Grid" w:uiPriority="73"/>
-    <w:lsdException w:name="Light Shading Accent 1" w:uiPriority="60"/>
-    <w:lsdException w:name="Light List Accent 1" w:uiPriority="61"/>
-    <w:lsdException w:name="Light Grid Accent 1" w:uiPriority="62"/>
-    <w:lsdException w:name="Medium Shading 1 Accent 1" w:uiPriority="63"/>
-    <w:lsdException w:name="Medium Shading 2 Accent 1" w:uiPriority="64"/>
-    <w:lsdException w:name="Medium List 1 Accent 1" w:uiPriority="65"/>
-    <w:lsdException w:name="Revision" w:semiHidden="1"/>
-    <w:lsdException w:name="List Paragraph" w:uiPriority="34" w:qFormat="1"/>
-    <w:lsdException w:name="Quote" w:uiPriority="29" w:qFormat="1"/>
-    <w:lsdException w:name="Intense Quote" w:uiPriority="30" w:qFormat="1"/>
-    <w:lsdException w:name="Medium List 2 Accent 1" w:uiPriority="66"/>
-    <w:lsdException w:name="Medium Grid 1 Accent 1" w:uiPriority="67"/>
-    <w:lsdException w:name="Medium Grid 2 Accent 1" w:uiPriority="68"/>
-    <w:lsdException w:name="Medium Grid 3 Accent 1" w:uiPriority="69"/>
-    <w:lsdException w:name="Dark List Accent 1" w:uiPriority="70"/>
-    <w:lsdException w:name="Colorful Shading Accent 1" w:uiPriority="71"/>
-    <w:lsdException w:name="Colorful List Accent 1" w:uiPriority="72"/>
-    <w:lsdException w:name="Colorful Grid Accent 1" w:uiPriority="73"/>
-    <w:lsdException w:name="Light Shading Accent 2" w:uiPriority="60"/>
-    <w:lsdException w:name="Light List Accent 2" w:uiPriority="61"/>
-    <w:lsdException w:name="Light Grid Accent 2" w:uiPriority="62"/>
-    <w:lsdException w:name="Medium Shading 1 Accent 2" w:uiPriority="63"/>
-    <w:lsdException w:name="Medium Shading 2 Accent 2" w:uiPriority="64"/>
-    <w:lsdException w:name="Medium List 1 Accent 2" w:uiPriority="65"/>
-    <w:lsdException w:name="Medium List 2 Accent 2" w:uiPriority="66"/>
-    <w:lsdException w:name="Medium Grid 1 Accent 2" w:uiPriority="67"/>
-    <w:lsdException w:name="Medium Grid 2 Accent 2" w:uiPriority="68"/>
-    <w:lsdException w:name="Medium Grid 3 Accent 2" w:uiPriority="69"/>
-    <w:lsdException w:name="Dark List Accent 2" w:uiPriority="70"/>
-    <w:lsdException w:name="Colorful Shading Accent 2" w:uiPriority="71"/>
-    <w:lsdException w:name="Colorful List Accent 2" w:uiPriority="72"/>
-    <w:lsdException w:name="Colorful Grid Accent 2" w:uiPriority="73"/>
-    <w:lsdException w:name="Light Shading Accent 3" w:uiPriority="60"/>
-    <w:lsdException w:name="Light List Accent 3" w:uiPriority="61"/>
-    <w:lsdException w:name="Light Grid Accent 3" w:uiPriority="62"/>
-    <w:lsdException w:name="Medium Shading 1 Accent 3" w:uiPriority="63"/>
-    <w:lsdException w:name="Medium Shading 2 Accent 3" w:uiPriority="64"/>
-    <w:lsdException w:name="Medium List 1 Accent 3" w:uiPriority="65"/>
-    <w:lsdException w:name="Medium List 2 Accent 3" w:uiPriority="66"/>
-    <w:lsdException w:name="Medium Grid 1 Accent 3" w:uiPriority="67"/>
-    <w:lsdException w:name="Medium Grid 2 Accent 3" w:uiPriority="68"/>
-    <w:lsdException w:name="Medium Grid 3 Accent 3" w:uiPriority="69"/>
-    <w:lsdException w:name="Dark List Accent 3" w:uiPriority="70"/>
-    <w:lsdException w:name="Colorful Shading Accent 3" w:uiPriority="71"/>
-    <w:lsdException w:name="Colorful List Accent 3" w:uiPriority="72"/>
-    <w:lsdException w:name="Colorful Grid Accent 3" w:uiPriority="73"/>
-    <w:lsdException w:name="Light Shading Accent 4" w:uiPriority="60"/>
-    <w:lsdException w:name="Light List Accent 4" w:uiPriority="61"/>
-    <w:lsdException w:name="Light Grid Accent 4" w:uiPriority="62"/>
-    <w:lsdException w:name="Medium Shading 1 Accent 4" w:uiPriority="63"/>
-    <w:lsdException w:name="Medium Shading 2 Accent 4" w:uiPriority="64"/>
-    <w:lsdException w:name="Medium List 1 Accent 4" w:uiPriority="65"/>
-    <w:lsdException w:name="Medium List 2 Accent 4" w:uiPriority="66"/>
-    <w:lsdException w:name="Medium Grid 1 Accent 4" w:uiPriority="67"/>
-    <w:lsdException w:name="Medium Grid 2 Accent 4" w:uiPriority="68"/>
-    <w:lsdException w:name="Medium Grid 3 Accent 4" w:uiPriority="69"/>
-    <w:lsdException w:name="Dark List Accent 4" w:uiPriority="70"/>
-    <w:lsdException w:name="Colorful Shading Accent 4" w:uiPriority="71"/>
-    <w:lsdException w:name="Colorful List Accent 4" w:uiPriority="72"/>
-    <w:lsdException w:name="Colorful Grid Accent 4" w:uiPriority="73"/>
-    <w:lsdException w:name="Light Shading Accent 5" w:uiPriority="60"/>
-    <w:lsdException w:name="Light List Accent 5" w:uiPriority="61"/>
-    <w:lsdException w:name="Light Grid Accent 5" w:uiPriority="62"/>
-    <w:lsdException w:name="Medium Shading 1 Accent 5" w:uiPriority="63"/>
-    <w:lsdException w:name="Medium Shading 2 Accent 5" w:uiPriority="64"/>
-    <w:lsdException w:name="Medium List 1 Accent 5" w:uiPriority="65"/>
-    <w:lsdException w:name="Medium List 2 Accent 5" w:uiPriority="66"/>
-    <w:lsdException w:name="Medium Grid 1 Accent 5" w:uiPriority="67"/>
-    <w:lsdException w:name="Medium Grid 2 Accent 5" w:uiPriority="68"/>
-    <w:lsdException w:name="Medium Grid 3 Accent 5" w:uiPriority="69"/>
-    <w:lsdException w:name="Dark List Accent 5" w:uiPriority="70"/>
-    <w:lsdException w:name="Colorful Shading Accent 5" w:uiPriority="71"/>
-    <w:lsdException w:name="Colorful List Accent 5" w:uiPriority="72"/>
-    <w:lsdException w:name="Colorful Grid Accent 5" w:uiPriority="73"/>
-    <w:lsdException w:name="Light Shading Accent 6" w:uiPriority="60"/>
-    <w:lsdException w:name="Light List Accent 6" w:uiPriority="61"/>
-    <w:lsdException w:name="Light Grid Accent 6" w:uiPriority="62"/>
-    <w:lsdException w:name="Medium Shading 1 Accent 6" w:uiPriority="63"/>
-    <w:lsdException w:name="Medium Shading 2 Accent 6" w:uiPriority="64"/>
-    <w:lsdException w:name="Medium List 1 Accent 6" w:uiPriority="65"/>
-    <w:lsdException w:name="Medium List 2 Accent 6" w:uiPriority="66"/>
-    <w:lsdException w:name="Medium Grid 1 Accent 6" w:uiPriority="67"/>
-    <w:lsdException w:name="Medium Grid 2 Accent 6" w:uiPriority="68"/>
-    <w:lsdException w:name="Medium Grid 3 Accent 6" w:uiPriority="69"/>
-    <w:lsdException w:name="Dark List Accent 6" w:uiPriority="70"/>
-    <w:lsdException w:name="Colorful Shading Accent 6" w:uiPriority="71"/>
-    <w:lsdException w:name="Colorful List Accent 6" w:uiPriority="72"/>
-    <w:lsdException w:name="Colorful Grid Accent 6" w:uiPriority="73"/>
-    <w:lsdException w:name="Subtle Emphasis" w:uiPriority="19" w:qFormat="1"/>
-    <w:lsdException w:name="Intense Emphasis" w:uiPriority="21" w:qFormat="1"/>
-    <w:lsdException w:name="Subtle Reference" w:uiPriority="31" w:qFormat="1"/>
-    <w:lsdException w:name="Intense Reference" w:uiPriority="32" w:qFormat="1"/>
-    <w:lsdException w:name="Book Title" w:uiPriority="33" w:qFormat="1"/>
-    <w:lsdException w:name="Bibliography" w:semiHidden="1" w:uiPriority="37" w:unhideWhenUsed="1"/>
-    <w:lsdException w:name="TOC Heading" w:semiHidden="1" w:uiPriority="39" w:unhideWhenUsed="1" w:qFormat="1"/>
-    <w:lsdException w:name="Plain Table 1" w:uiPriority="41"/>
-    <w:lsdException w:name="Plain Table 2" w:uiPriority="42"/>
-    <w:lsdException w:name="Plain Table 3" w:uiPriority="43"/>
-    <w:lsdException w:name="Plain Table 4" w:uiPriority="44"/>
-    <w:lsdException w:name="Plain Table 5" w:uiPriority="45"/>
-    <w:lsdException w:name="Grid Table Light" w:uiPriority="40"/>
-    <w:lsdException w:name="Grid Table 1 Light" w:uiPriority="46"/>
-    <w:lsdException w:name="Grid Table 2" w:uiPriority="47"/>
-    <w:lsdException w:name="Grid Table 3" w:uiPriority="48"/>
-    <w:lsdException w:name="Grid Table 4" w:uiPriority="49"/>
-    <w:lsdException w:name="Grid Table 5 Dark" w:uiPriority="50"/>
-    <w:lsdException w:name="Grid Table 6 Colorful" w:uiPriority="51"/>
-    <w:lsdException w:name="Grid Table 7 Colorful" w:uiPriority="52"/>
-    <w:lsdException w:name="Grid Table 1 Light Accent 1" w:uiPriority="46"/>
-    <w:lsdException w:name="Grid Table 2 Accent 1" w:uiPriority="47"/>
-    <w:lsdException w:name="Grid Table 3 Accent 1" w:uiPriority="48"/>
-    <w:lsdException w:name="Grid Table 4 Accent 1" w:uiPriority="49"/>
-    <w:lsdException w:name="Grid Table 5 Dark Accent 1" w:uiPriority="50"/>
-    <w:lsdException w:name="Grid Table 6 Colorful Accent 1" w:uiPriority="51"/>
-    <w:lsdException w:name="Grid Table 7 Colorful Accent 1" w:uiPriority="52"/>
-    <w:lsdException w:name="Grid Table 1 Light Accent 2" w:uiPriority="46"/>
-    <w:lsdException w:name="Grid Table 2 Accent 2" w:uiPriority="47"/>
-    <w:lsdException w:name="Grid Table 3 Accent 2" w:uiPriority="48"/>
-    <w:lsdException w:name="Grid Table 4 Accent 2" w:uiPriority="49"/>
-    <w:lsdException w:name="Grid Table 5 Dark Accent 2" w:uiPriority="50"/>
-    <w:lsdException w:name="Grid Table 6 Colorful Accent 2" w:uiPriority="51"/>
-    <w:lsdException w:name="Grid Table 7 Colorful Accent 2" w:uiPriority="52"/>
-    <w:lsdException w:name="Grid Table 1 Light Accent 3" w:uiPriority="46"/>
-    <w:lsdException w:name="Grid Table 2 Accent 3" w:uiPriority="47"/>
-    <w:lsdException w:name="Grid Table 3 Accent 3" w:uiPriority="48"/>
-    <w:lsdException w:name="Grid Table 4 Accent 3" w:uiPriority="49"/>
-    <w:lsdException w:name="Grid Table 5 Dark Accent 3" w:uiPriority="50"/>
-    <w:lsdException w:name="Grid Table 6 Colorful Accent 3" w:uiPriority="51"/>
-    <w:lsdException w:name="Grid Table 7 Colorful Accent 3" w:uiPriority="52"/>
-    <w:lsdException w:name="Grid Table 1 Light Accent 4" w:uiPriority="46"/>
-    <w:lsdException w:name="Grid Table 2 Accent 4" w:uiPriority="47"/>
-    <w:lsdException w:name="Grid Table 3 Accent 4" w:uiPriority="48"/>
-    <w:lsdException w:name="Grid Table 4 Accent 4" w:uiPriority="49"/>
-    <w:lsdException w:name="Grid Table 5 Dark Accent 4" w:uiPriority="50"/>
-    <w:lsdException w:name="Grid Table 6 Colorful Accent 4" w:uiPriority="51"/>
-    <w:lsdException w:name="Grid Table 7 Colorful Accent 4" w:uiPriority="52"/>
-    <w:lsdException w:name="Grid Table 1 Light Accent 5" w:uiPriority="46"/>
-    <w:lsdException w:name="Grid Table 2 Accent 5" w:uiPriority="47"/>
-    <w:lsdException w:name="Grid Table 3 Accent 5" w:uiPriority="48"/>
-    <w:lsdException w:name="Grid Table 4 Accent 5" w:uiPriority="49"/>
-    <w:lsdException w:name="Grid Table 5 Dark Accent 5" w:uiPriority="50"/>
-    <w:lsdException w:name="Grid Table 6 Colorful Accent 5" w:uiPriority="51"/>
-    <w:lsdException w:name="Grid Table 7 Colorful Accent 5" w:uiPriority="52"/>
-    <w:lsdException w:name="Grid Table 1 Light Accent 6" w:uiPriority="46"/>
-    <w:lsdException w:name="Grid Table 2 Accent 6" w:uiPriority="47"/>
-    <w:lsdException w:name="Grid Table 3 Accent 6" w:uiPriority="48"/>
-    <w:lsdException w:name="Grid Table 4 Accent 6" w:uiPriority="49"/>
-    <w:lsdException w:name="Grid Table 5 Dark Accent 6" w:uiPriority="50"/>
-    <w:lsdException w:name="Grid Table 6 Colorful Accent 6" w:uiPriority="51"/>
-    <w:lsdException w:name="Grid Table 7 Colorful Accent 6" w:uiPriority="52"/>
-    <w:lsdException w:name="List Table 1 Light" w:uiPriority="46"/>
-    <w:lsdException w:name="List Table 2" w:uiPriority="47"/>
-    <w:lsdException w:name="List Table 3" w:uiPriority="48"/>
-    <w:lsdException w:name="List Table 4" w:uiPriority="49"/>
-    <w:lsdException w:name="List Table 5 Dark" w:uiPriority="50"/>
-    <w:lsdException w:name="List Table 6 Colorful" w:uiPriority="51"/>
-    <w:lsdException w:name="List Table 7 Colorful" w:uiPriority="52"/>
-    <w:lsdException w:name="List Table 1 Light Accent 1" w:uiPriority="46"/>
-    <w:lsdException w:name="List Table 2 Accent 1" w:uiPriority="47"/>
-    <w:lsdException w:name="List Table 3 Accent 1" w:uiPriority="48"/>
-    <w:lsdException w:name="List Table 4 Accent 1" w:uiPriority="49"/>
-    <w:lsdException w:name="List Table 5 Dark Accent 1" w:uiPriority="50"/>
-    <w:lsdException w:name="List Table 6 Colorful Accent 1" w:uiPriority="51"/>
-    <w:lsdException w:name="List Table 7 Colorful Accent 1" w:uiPriority="52"/>
-    <w:lsdException w:name="List Table 1 Light Accent 2" w:uiPriority="46"/>
-    <w:lsdException w:name="List Table 2 Accent 2" w:uiPriority="47"/>
-    <w:lsdException w:name="List Table 3 Accent 2" w:uiPriority="48"/>
-    <w:lsdException w:name="List Table 4 Accent 2" w:uiPriority="49"/>
-    <w:lsdException w:name="List Table 5 Dark Accent 2" w:uiPriority="50"/>
-    <w:lsdException w:name="List Table 6 Colorful Accent 2" w:uiPriority="51"/>
-    <w:lsdException w:name="List Table 7 Colorful Accent 2" w:uiPriority="52"/>
-    <w:lsdException w:name="List Table 1 Light Accent 3" w:uiPriority="46"/>
-    <w:lsdException w:name="List Table 2 Accent 3" w:uiPriority="47"/>
-    <w:lsdException w:name="List Table 3 Accent 3" w:uiPriority="48"/>
-    <w:lsdException w:name="List Table 4 Accent 3" w:uiPriority="49"/>
-    <w:lsdException w:name="List Table 5 Dark Accent 3" w:uiPriority="50"/>
-    <w:lsdException w:name="List Table 6 Colorful Accent 3" w:uiPriority="51"/>
-    <w:lsdException w:name="List Table 7 Colorful Accent 3" w:uiPriority="52"/>
-    <w:lsdException w:name="List Table 1 Light Accent 4" w:uiPriority="46"/>
-    <w:lsdException w:name="List Table 2 Accent 4" w:uiPriority="47"/>
-    <w:lsdException w:name="List Table 3 Accent 4" w:uiPriority="48"/>
-    <w:lsdException w:name="List Table 4 Accent 4" w:uiPriority="49"/>
-    <w:lsdException w:name="List Table 5 Dark Accent 4" w:uiPriority="50"/>
-    <w:lsdException w:name="List Table 6 Colorful Accent 4" w:uiPriority="51"/>
-    <w:lsdException w:name="List Table 7 Colorful Accent 4" w:uiPriority="52"/>
-    <w:lsdException w:name="List Table 1 Light Accent 5" w:uiPriority="46"/>
-    <w:lsdException w:name="List Table 2 Accent 5" w:uiPriority="47"/>
-    <w:lsdException w:name="List Table 3 Accent 5" w:uiPriority="48"/>
-    <w:lsdException w:name="List Table 4 Accent 5" w:uiPriority="49"/>
-    <w:lsdException w:name="List Table 5 Dark Accent 5" w:uiPriority="50"/>
-    <w:lsdException w:name="List Table 6 Colorful Accent 5" w:uiPriority="51"/>
-    <w:lsdException w:name="List Table 7 Colorful Accent 5" w:uiPriority="52"/>
-    <w:lsdException w:name="List Table 1 Light Accent 6" w:uiPriority="46"/>
-    <w:lsdException w:name="List Table 2 Accent 6" w:uiPriority="47"/>
-    <w:lsdException w:name="List Table 3 Accent 6" w:uiPriority="48"/>
-    <w:lsdException w:name="List Table 4 Accent 6" w:uiPriority="49"/>
-    <w:lsdException w:name="List Table 5 Dark Accent 6" w:uiPriority="50"/>
-    <w:lsdException w:name="List Table 6 Colorful Accent 6" w:uiPriority="51"/>
-    <w:lsdException w:name="List Table 7 Colorful Accent 6" w:uiPriority="52"/>
-  </w:latentStyles>
-  <w:style w:type="paragraph" w:default="1" w:styleId="a">
-    <w:name w:val="Normal"/>
-    <w:qFormat/>
-  </w:style>
-  <w:style w:type="character" w:default="1" w:styleId="a0">
-    <w:name w:val="Default Paragraph Font"/>
-    <w:uiPriority w:val="1"/>
-    <w:semiHidden/>
-    <w:unhideWhenUsed/>
-  </w:style>
-  <w:style w:type="table" w:default="1" w:styleId="a1">
-    <w:name w:val="Normal Table"/>
-    <w:uiPriority w:val="99"/>
-    <w:semiHidden/>
-    <w:unhideWhenUsed/>
-    <w:tblPr>
-      <w:tblInd w:w="0" w:type="dxa"/>
-      <w:tblCellMar>
-        <w:top w:w="0" w:type="dxa"/>
-        <w:left w:w="108" w:type="dxa"/>
-        <w:bottom w:w="0" w:type="dxa"/>
-        <w:right w:w="108" w:type="dxa"/>
-      </w:tblCellMar>
-    </w:tblPr>
-  </w:style>
-  <w:style w:type="numbering" w:default="1" w:styleId="a2">
-    <w:name w:val="No List"/>
-    <w:uiPriority w:val="99"/>
-    <w:semiHidden/>
-    <w:unhideWhenUsed/>
-  </w:style>
-  <w:style w:type="character" w:styleId="a3">
-    <w:name w:val="Placeholder Text"/>
-    <w:basedOn w:val="a0"/>
-    <w:uiPriority w:val="99"/>
-    <w:semiHidden/>
-    <w:rsid w:val="003A2F70"/>
-    <w:rPr>
-      <w:color w:val="808080"/>
-    </w:rPr>
-  </w:style>
-</w:styles>
-</file>
-
-<file path=word/glossary/webSettings.xml><?xml version="1.0" encoding="utf-8"?>
-<w:webSettings xmlns:mc="http://schemas.openxmlformats.org/markup-compatibility/2006" xmlns:r="http://schemas.openxmlformats.org/officeDocument/2006/relationships" xmlns:w="http://schemas.openxmlformats.org/wordprocessingml/2006/main" xmlns:w14="http://schemas.microsoft.com/office/word/2010/wordml" xmlns:w15="http://schemas.microsoft.com/office/word/2012/wordml" xmlns:w16se="http://schemas.microsoft.com/office/word/2015/wordml/symex" mc:Ignorable="w14 w15 w16se">
-  <w:optimizeForBrowser/>
-  <w:allowPNG/>
-</w:webSettings>
-</file>
-
 <file path=word/theme/theme1.xml><?xml version="1.0" encoding="utf-8"?>
 <a:theme xmlns:a="http://schemas.openxmlformats.org/drawingml/2006/main" name="Тема Office">
   <a:themeElements>

--- a/Отчёт/Едакин Отчет ЛБ5.docx
+++ b/Отчёт/Едакин Отчет ЛБ5.docx
@@ -1,6 +1,6 @@
 
 <file path=word/document.xml><?xml version="1.0" encoding="utf-8"?>
-<w:document xmlns:wpc="http://schemas.microsoft.com/office/word/2010/wordprocessingCanvas" xmlns:cx="http://schemas.microsoft.com/office/drawing/2014/chartex" xmlns:cx1="http://schemas.microsoft.com/office/drawing/2015/9/8/chartex" xmlns:cx2="http://schemas.microsoft.com/office/drawing/2015/10/21/chartex" xmlns:cx3="http://schemas.microsoft.com/office/drawing/2016/5/9/chartex" xmlns:cx4="http://schemas.microsoft.com/office/drawing/2016/5/10/chartex" xmlns:cx5="http://schemas.microsoft.com/office/drawing/2016/5/11/chartex" xmlns:cx6="http://schemas.microsoft.com/office/drawing/2016/5/12/chartex" xmlns:cx7="http://schemas.microsoft.com/office/drawing/2016/5/13/chartex" xmlns:cx8="http://schemas.microsoft.com/office/drawing/2016/5/14/chartex" xmlns:mc="http://schemas.openxmlformats.org/markup-compatibility/2006" xmlns:aink="http://schemas.microsoft.com/office/drawing/2016/ink" xmlns:am3d="http://schemas.microsoft.com/office/drawing/2017/model3d" xmlns:o="urn:schemas-microsoft-com:office:office" xmlns:r="http://schemas.openxmlformats.org/officeDocument/2006/relationships" xmlns:m="http://schemas.openxmlformats.org/officeDocument/2006/math" xmlns:v="urn:schemas-microsoft-com:vml" xmlns:wp14="http://schemas.microsoft.com/office/word/2010/wordprocessingDrawing" xmlns:wp="http://schemas.openxmlformats.org/drawingml/2006/wordprocessingDrawing" xmlns:w10="urn:schemas-microsoft-com:office:word" xmlns:w="http://schemas.openxmlformats.org/wordprocessingml/2006/main" xmlns:w14="http://schemas.microsoft.com/office/word/2010/wordml" xmlns:w15="http://schemas.microsoft.com/office/word/2012/wordml" xmlns:w16cex="http://schemas.microsoft.com/office/word/2018/wordml/cex" xmlns:w16cid="http://schemas.microsoft.com/office/word/2016/wordml/cid" xmlns:w16="http://schemas.microsoft.com/office/word/2018/wordml" xmlns:w16sdtdh="http://schemas.microsoft.com/office/word/2020/wordml/sdtdatahash" xmlns:w16se="http://schemas.microsoft.com/office/word/2015/wordml/symex" xmlns:wpg="http://schemas.microsoft.com/office/word/2010/wordprocessingGroup" xmlns:wpi="http://schemas.microsoft.com/office/word/2010/wordprocessingInk" xmlns:wne="http://schemas.microsoft.com/office/word/2006/wordml" xmlns:wps="http://schemas.microsoft.com/office/word/2010/wordprocessingShape" mc:Ignorable="w14 w15 w16se w16cid w16 w16cex w16sdtdh wp14">
+<w:document xmlns:wpc="http://schemas.microsoft.com/office/word/2010/wordprocessingCanvas" xmlns:cx="http://schemas.microsoft.com/office/drawing/2014/chartex" xmlns:cx1="http://schemas.microsoft.com/office/drawing/2015/9/8/chartex" xmlns:mc="http://schemas.openxmlformats.org/markup-compatibility/2006" xmlns:o="urn:schemas-microsoft-com:office:office" xmlns:r="http://schemas.openxmlformats.org/officeDocument/2006/relationships" xmlns:m="http://schemas.openxmlformats.org/officeDocument/2006/math" xmlns:v="urn:schemas-microsoft-com:vml" xmlns:wp14="http://schemas.microsoft.com/office/word/2010/wordprocessingDrawing" xmlns:wp="http://schemas.openxmlformats.org/drawingml/2006/wordprocessingDrawing" xmlns:w10="urn:schemas-microsoft-com:office:word" xmlns:w="http://schemas.openxmlformats.org/wordprocessingml/2006/main" xmlns:w14="http://schemas.microsoft.com/office/word/2010/wordml" xmlns:w15="http://schemas.microsoft.com/office/word/2012/wordml" xmlns:w16se="http://schemas.microsoft.com/office/word/2015/wordml/symex" xmlns:wpg="http://schemas.microsoft.com/office/word/2010/wordprocessingGroup" xmlns:wpi="http://schemas.microsoft.com/office/word/2010/wordprocessingInk" xmlns:wne="http://schemas.microsoft.com/office/word/2006/wordml" xmlns:wps="http://schemas.microsoft.com/office/word/2010/wordprocessingShape" mc:Ignorable="w14 w15 w16se wp14">
   <w:body>
     <w:tbl>
       <w:tblPr>
@@ -1877,14 +1877,30 @@
       <w:r>
         <w:t xml:space="preserve">Рисунок </w:t>
       </w:r>
-      <w:fldSimple w:instr=" SEQ Рисунок \* ARABIC ">
-        <w:r>
-          <w:rPr>
-            <w:noProof/>
-          </w:rPr>
-          <w:t>1</w:t>
-        </w:r>
-      </w:fldSimple>
+      <w:r>
+        <w:fldChar w:fldCharType="begin"/>
+      </w:r>
+      <w:r>
+        <w:instrText xml:space="preserve"> SEQ Рисуно</w:instrText>
+      </w:r>
+      <w:r>
+        <w:instrText xml:space="preserve">к \* ARABIC </w:instrText>
+      </w:r>
+      <w:r>
+        <w:fldChar w:fldCharType="separate"/>
+      </w:r>
+      <w:r>
+        <w:rPr>
+          <w:noProof/>
+        </w:rPr>
+        <w:t>1</w:t>
+      </w:r>
+      <w:r>
+        <w:rPr>
+          <w:noProof/>
+        </w:rPr>
+        <w:fldChar w:fldCharType="end"/>
+      </w:r>
       <w:r>
         <w:t>. Диаграмма вариантов использования</w:t>
       </w:r>
@@ -1963,10 +1979,10 @@
         </w:rPr>
         <w:lastRenderedPageBreak/>
         <w:drawing>
-          <wp:inline distT="0" distB="0" distL="0" distR="0" wp14:anchorId="2792DCAF" wp14:editId="65DDE5D0">
-            <wp:extent cx="8528050" cy="5216919"/>
-            <wp:effectExtent l="0" t="0" r="6350" b="3175"/>
-            <wp:docPr id="56" name="Рисунок 56"/>
+          <wp:inline distT="0" distB="0" distL="0" distR="0" wp14:anchorId="41839D6E" wp14:editId="45139C60">
+            <wp:extent cx="8930217" cy="5100092"/>
+            <wp:effectExtent l="0" t="0" r="4445" b="5715"/>
+            <wp:docPr id="2" name="Рисунок 2"/>
             <wp:cNvGraphicFramePr>
               <a:graphicFrameLocks xmlns:a="http://schemas.openxmlformats.org/drawingml/2006/main" noChangeAspect="1"/>
             </wp:cNvGraphicFramePr>
@@ -1986,7 +2002,7 @@
                   <pic:spPr>
                     <a:xfrm>
                       <a:off x="0" y="0"/>
-                      <a:ext cx="8531112" cy="5218792"/>
+                      <a:ext cx="8935621" cy="5103178"/>
                     </a:xfrm>
                     <a:prstGeom prst="rect">
                       <a:avLst/>
@@ -2006,14 +2022,27 @@
       <w:r>
         <w:t xml:space="preserve">Рисунок </w:t>
       </w:r>
-      <w:fldSimple w:instr=" SEQ Рисунок \* ARABIC ">
-        <w:r>
-          <w:rPr>
-            <w:noProof/>
-          </w:rPr>
-          <w:t>2</w:t>
-        </w:r>
-      </w:fldSimple>
+      <w:r>
+        <w:fldChar w:fldCharType="begin"/>
+      </w:r>
+      <w:r>
+        <w:instrText xml:space="preserve"> SEQ Рисунок \* ARABIC </w:instrText>
+      </w:r>
+      <w:r>
+        <w:fldChar w:fldCharType="separate"/>
+      </w:r>
+      <w:r>
+        <w:rPr>
+          <w:noProof/>
+        </w:rPr>
+        <w:t>2</w:t>
+      </w:r>
+      <w:r>
+        <w:rPr>
+          <w:noProof/>
+        </w:rPr>
+        <w:fldChar w:fldCharType="end"/>
+      </w:r>
       <w:r>
         <w:t xml:space="preserve">. </w:t>
       </w:r>
@@ -2066,49 +2095,43 @@
           <w:bCs/>
         </w:rPr>
         <w:lastRenderedPageBreak/>
-        <w:t>1.3 Описание классов, образующих связь типа «общее-частное»</w:t>
+        <w:t>1.3 Описание клас</w:t>
+      </w:r>
+      <w:bookmarkStart w:id="10" w:name="_GoBack"/>
+      <w:bookmarkEnd w:id="10"/>
+      <w:r>
+        <w:rPr>
+          <w:b/>
+          <w:bCs/>
+        </w:rPr>
+        <w:t>сов, образующих связь типа «общее-частное»</w:t>
       </w:r>
       <w:bookmarkEnd w:id="8"/>
       <w:bookmarkEnd w:id="9"/>
     </w:p>
     <w:p>
       <w:r>
-        <w:t>В таблице 1 приведено описание абстрактного класса</w:t>
-      </w:r>
-      <w:r>
-        <w:t xml:space="preserve"> «</w:t>
+        <w:t>В таблице 1 приведено описание интерфейса «</w:t>
       </w:r>
       <w:r>
         <w:rPr>
           <w:lang w:val="en-US"/>
         </w:rPr>
-        <w:t>ExerciseBase</w:t>
-      </w:r>
-      <w:r>
-        <w:t>.</w:t>
-      </w:r>
-      <w:r>
-        <w:rPr>
-          <w:lang w:val="en-US"/>
-        </w:rPr>
-        <w:t>cs</w:t>
-      </w:r>
-      <w:r>
-        <w:t>»</w:t>
-      </w:r>
-      <w:r>
-        <w:t xml:space="preserve"> с его полями, свойствами и методами.</w:t>
+        <w:t>IExercise</w:t>
+      </w:r>
+      <w:r>
+        <w:t>» с его свойствами и методами.</w:t>
       </w:r>
     </w:p>
     <w:p>
       <w:pPr>
         <w:pStyle w:val="a4"/>
-        <w:rPr>
-          <w:lang w:val="en-US"/>
-        </w:rPr>
-      </w:pPr>
-      <w:r>
-        <w:t xml:space="preserve">Таблица 1 – Описание класса </w:t>
+      </w:pPr>
+      <w:r>
+        <w:t xml:space="preserve">Таблица 1 – Описание интерфейса </w:t>
+      </w:r>
+      <w:r>
+        <w:t>«IExercise.cs»</w:t>
       </w:r>
     </w:p>
     <w:tbl>
@@ -2243,7 +2266,19 @@
               <w:rPr>
                 <w:sz w:val="24"/>
               </w:rPr>
-              <w:t>«ExerciseBase.cs»</w:t>
+              <w:t>«</w:t>
+            </w:r>
+            <w:r>
+              <w:rPr>
+                <w:sz w:val="24"/>
+              </w:rPr>
+              <w:t>IExercise</w:t>
+            </w:r>
+            <w:r>
+              <w:rPr>
+                <w:sz w:val="24"/>
+              </w:rPr>
+              <w:t>.cs»</w:t>
             </w:r>
             <w:r>
               <w:rPr>
@@ -2255,13 +2290,55 @@
               <w:rPr>
                 <w:sz w:val="24"/>
               </w:rPr>
-              <w:t xml:space="preserve">– абстрактный </w:t>
-            </w:r>
-            <w:r>
-              <w:rPr>
-                <w:sz w:val="24"/>
-              </w:rPr>
-              <w:t>базовый класс для упражнений</w:t>
+              <w:t xml:space="preserve">– </w:t>
+            </w:r>
+            <w:r>
+              <w:rPr>
+                <w:sz w:val="24"/>
+              </w:rPr>
+              <w:t>интерфейс для</w:t>
+            </w:r>
+            <w:r>
+              <w:rPr>
+                <w:sz w:val="24"/>
+              </w:rPr>
+              <w:t xml:space="preserve"> </w:t>
+            </w:r>
+            <w:r>
+              <w:rPr>
+                <w:sz w:val="24"/>
+              </w:rPr>
+              <w:t>абстрактного</w:t>
+            </w:r>
+            <w:r>
+              <w:rPr>
+                <w:sz w:val="24"/>
+              </w:rPr>
+              <w:t xml:space="preserve"> </w:t>
+            </w:r>
+            <w:r>
+              <w:rPr>
+                <w:sz w:val="24"/>
+              </w:rPr>
+              <w:t>базового</w:t>
+            </w:r>
+            <w:r>
+              <w:rPr>
+                <w:sz w:val="24"/>
+              </w:rPr>
+              <w:t xml:space="preserve"> класс</w:t>
+            </w:r>
+            <w:r>
+              <w:rPr>
+                <w:sz w:val="24"/>
+              </w:rPr>
+              <w:t>а</w:t>
+            </w:r>
+            <w:r>
+              <w:rPr>
+                <w:sz w:val="24"/>
+              </w:rPr>
+              <w:t xml:space="preserve"> упражнений</w:t>
             </w:r>
           </w:p>
         </w:tc>
@@ -2745,471 +2822,6 @@
                 <w:sz w:val="24"/>
               </w:rPr>
               <w:t>Расчет затраченных калорий</w:t>
-            </w:r>
-          </w:p>
-        </w:tc>
-      </w:tr>
-      <w:tr>
-        <w:tc>
-          <w:tcPr>
-            <w:tcW w:w="1649" w:type="pct"/>
-            <w:vAlign w:val="center"/>
-          </w:tcPr>
-          <w:p>
-            <w:pPr>
-              <w:ind w:firstLine="0"/>
-              <w:jc w:val="left"/>
-              <w:rPr>
-                <w:sz w:val="24"/>
-                <w:lang w:val="en-US"/>
-              </w:rPr>
-            </w:pPr>
-            <w:r>
-              <w:rPr>
-                <w:sz w:val="24"/>
-                <w:lang w:val="en-US"/>
-              </w:rPr>
-              <w:t xml:space="preserve"># </w:t>
-            </w:r>
-            <w:r>
-              <w:rPr>
-                <w:sz w:val="24"/>
-              </w:rPr>
-              <w:t>ExerciseBase</w:t>
-            </w:r>
-            <w:r>
-              <w:rPr>
-                <w:sz w:val="24"/>
-                <w:lang w:val="en-US"/>
-              </w:rPr>
-              <w:t xml:space="preserve"> (string)</w:t>
-            </w:r>
-          </w:p>
-        </w:tc>
-        <w:tc>
-          <w:tcPr>
-            <w:tcW w:w="916" w:type="pct"/>
-            <w:vAlign w:val="center"/>
-          </w:tcPr>
-          <w:p>
-            <w:pPr>
-              <w:ind w:firstLine="0"/>
-              <w:jc w:val="center"/>
-              <w:rPr>
-                <w:sz w:val="24"/>
-                <w:lang w:val="en-US"/>
-              </w:rPr>
-            </w:pPr>
-          </w:p>
-        </w:tc>
-        <w:tc>
-          <w:tcPr>
-            <w:tcW w:w="2435" w:type="pct"/>
-            <w:vAlign w:val="center"/>
-          </w:tcPr>
-          <w:p>
-            <w:pPr>
-              <w:ind w:firstLine="0"/>
-              <w:jc w:val="left"/>
-              <w:rPr>
-                <w:sz w:val="24"/>
-              </w:rPr>
-            </w:pPr>
-            <w:r>
-              <w:rPr>
-                <w:sz w:val="24"/>
-              </w:rPr>
-              <w:t>Инициализация нового экземпляра класса</w:t>
-            </w:r>
-            <w:r>
-              <w:rPr>
-                <w:sz w:val="24"/>
-              </w:rPr>
-              <w:t>.</w:t>
-            </w:r>
-          </w:p>
-          <w:p>
-            <w:pPr>
-              <w:ind w:firstLine="0"/>
-              <w:jc w:val="left"/>
-              <w:rPr>
-                <w:sz w:val="24"/>
-              </w:rPr>
-            </w:pPr>
-            <w:r>
-              <w:rPr>
-                <w:sz w:val="24"/>
-                <w:lang w:val="en-US"/>
-              </w:rPr>
-              <w:t>string</w:t>
-            </w:r>
-            <w:r>
-              <w:rPr>
-                <w:sz w:val="24"/>
-              </w:rPr>
-              <w:t xml:space="preserve"> – название упражнения</w:t>
-            </w:r>
-          </w:p>
-        </w:tc>
-      </w:tr>
-      <w:tr>
-        <w:tc>
-          <w:tcPr>
-            <w:tcW w:w="1649" w:type="pct"/>
-            <w:vAlign w:val="center"/>
-          </w:tcPr>
-          <w:p>
-            <w:pPr>
-              <w:ind w:firstLine="0"/>
-              <w:jc w:val="left"/>
-              <w:rPr>
-                <w:sz w:val="24"/>
-                <w:lang w:val="en-US"/>
-              </w:rPr>
-            </w:pPr>
-            <w:r>
-              <w:rPr>
-                <w:sz w:val="24"/>
-                <w:lang w:val="en-US"/>
-              </w:rPr>
-              <w:t xml:space="preserve"># </w:t>
-            </w:r>
-            <w:r>
-              <w:rPr>
-                <w:sz w:val="24"/>
-                <w:lang w:val="en-US"/>
-              </w:rPr>
-              <w:t>ValidatePositiveValue</w:t>
-            </w:r>
-            <w:r>
-              <w:rPr>
-                <w:sz w:val="24"/>
-                <w:lang w:val="en-US"/>
-              </w:rPr>
-              <w:t xml:space="preserve"> </w:t>
-            </w:r>
-          </w:p>
-          <w:p>
-            <w:pPr>
-              <w:ind w:firstLine="0"/>
-              <w:jc w:val="left"/>
-              <w:rPr>
-                <w:sz w:val="24"/>
-                <w:lang w:val="en-US"/>
-              </w:rPr>
-            </w:pPr>
-            <w:r>
-              <w:rPr>
-                <w:sz w:val="24"/>
-                <w:lang w:val="en-US"/>
-              </w:rPr>
-              <w:t xml:space="preserve">   (double, string)</w:t>
-            </w:r>
-          </w:p>
-        </w:tc>
-        <w:tc>
-          <w:tcPr>
-            <w:tcW w:w="916" w:type="pct"/>
-            <w:vAlign w:val="center"/>
-          </w:tcPr>
-          <w:p>
-            <w:pPr>
-              <w:ind w:firstLine="0"/>
-              <w:jc w:val="center"/>
-              <w:rPr>
-                <w:sz w:val="24"/>
-                <w:lang w:val="en-US"/>
-              </w:rPr>
-            </w:pPr>
-            <w:r>
-              <w:rPr>
-                <w:sz w:val="24"/>
-                <w:lang w:val="en-US"/>
-              </w:rPr>
-              <w:t>void</w:t>
-            </w:r>
-          </w:p>
-        </w:tc>
-        <w:tc>
-          <w:tcPr>
-            <w:tcW w:w="2435" w:type="pct"/>
-            <w:vAlign w:val="center"/>
-          </w:tcPr>
-          <w:p>
-            <w:pPr>
-              <w:ind w:firstLine="0"/>
-              <w:jc w:val="left"/>
-              <w:rPr>
-                <w:sz w:val="24"/>
-              </w:rPr>
-            </w:pPr>
-            <w:r>
-              <w:rPr>
-                <w:sz w:val="24"/>
-              </w:rPr>
-              <w:t>Проверка положительности значения параметра упражнения.</w:t>
-            </w:r>
-          </w:p>
-          <w:p>
-            <w:pPr>
-              <w:ind w:firstLine="0"/>
-              <w:jc w:val="left"/>
-              <w:rPr>
-                <w:sz w:val="24"/>
-              </w:rPr>
-            </w:pPr>
-            <w:r>
-              <w:rPr>
-                <w:sz w:val="24"/>
-                <w:lang w:val="en-US"/>
-              </w:rPr>
-              <w:t>double</w:t>
-            </w:r>
-            <w:r>
-              <w:rPr>
-                <w:sz w:val="24"/>
-              </w:rPr>
-              <w:t xml:space="preserve"> – проверяемое значение</w:t>
-            </w:r>
-          </w:p>
-          <w:p>
-            <w:pPr>
-              <w:ind w:firstLine="0"/>
-              <w:jc w:val="left"/>
-              <w:rPr>
-                <w:sz w:val="24"/>
-              </w:rPr>
-            </w:pPr>
-            <w:r>
-              <w:rPr>
-                <w:sz w:val="24"/>
-                <w:lang w:val="en-US"/>
-              </w:rPr>
-              <w:t>string</w:t>
-            </w:r>
-            <w:r>
-              <w:rPr>
-                <w:sz w:val="24"/>
-              </w:rPr>
-              <w:t xml:space="preserve"> – название параметра</w:t>
-            </w:r>
-          </w:p>
-        </w:tc>
-      </w:tr>
-      <w:tr>
-        <w:tc>
-          <w:tcPr>
-            <w:tcW w:w="1649" w:type="pct"/>
-            <w:vAlign w:val="center"/>
-          </w:tcPr>
-          <w:p>
-            <w:pPr>
-              <w:ind w:firstLine="0"/>
-              <w:jc w:val="left"/>
-              <w:rPr>
-                <w:sz w:val="24"/>
-                <w:lang w:val="en-US"/>
-              </w:rPr>
-            </w:pPr>
-            <w:r>
-              <w:rPr>
-                <w:sz w:val="24"/>
-                <w:lang w:val="en-US"/>
-              </w:rPr>
-              <w:t xml:space="preserve"># </w:t>
-            </w:r>
-            <w:r>
-              <w:rPr>
-                <w:sz w:val="24"/>
-                <w:lang w:val="en-US"/>
-              </w:rPr>
-              <w:t>ValidateRange</w:t>
-            </w:r>
-            <w:r>
-              <w:rPr>
-                <w:sz w:val="24"/>
-                <w:lang w:val="en-US"/>
-              </w:rPr>
-              <w:t xml:space="preserve"> (double, </w:t>
-            </w:r>
-          </w:p>
-          <w:p>
-            <w:pPr>
-              <w:ind w:firstLine="0"/>
-              <w:jc w:val="left"/>
-              <w:rPr>
-                <w:sz w:val="24"/>
-                <w:lang w:val="en-US"/>
-              </w:rPr>
-            </w:pPr>
-            <w:r>
-              <w:rPr>
-                <w:sz w:val="24"/>
-                <w:lang w:val="en-US"/>
-              </w:rPr>
-              <w:t xml:space="preserve">   double, double, string)</w:t>
-            </w:r>
-          </w:p>
-        </w:tc>
-        <w:tc>
-          <w:tcPr>
-            <w:tcW w:w="916" w:type="pct"/>
-            <w:vAlign w:val="center"/>
-          </w:tcPr>
-          <w:p>
-            <w:pPr>
-              <w:ind w:firstLine="0"/>
-              <w:jc w:val="center"/>
-              <w:rPr>
-                <w:sz w:val="24"/>
-                <w:lang w:val="en-US"/>
-              </w:rPr>
-            </w:pPr>
-            <w:r>
-              <w:rPr>
-                <w:sz w:val="24"/>
-                <w:lang w:val="en-US"/>
-              </w:rPr>
-              <w:t>void</w:t>
-            </w:r>
-          </w:p>
-        </w:tc>
-        <w:tc>
-          <w:tcPr>
-            <w:tcW w:w="2435" w:type="pct"/>
-            <w:vAlign w:val="center"/>
-          </w:tcPr>
-          <w:p>
-            <w:pPr>
-              <w:ind w:firstLine="0"/>
-              <w:jc w:val="left"/>
-              <w:rPr>
-                <w:sz w:val="24"/>
-              </w:rPr>
-            </w:pPr>
-            <w:r>
-              <w:rPr>
-                <w:sz w:val="24"/>
-              </w:rPr>
-              <w:t>Проверка диапазона значения параметра упражнения.</w:t>
-            </w:r>
-          </w:p>
-          <w:p>
-            <w:pPr>
-              <w:ind w:firstLine="0"/>
-              <w:jc w:val="left"/>
-              <w:rPr>
-                <w:sz w:val="24"/>
-              </w:rPr>
-            </w:pPr>
-            <w:r>
-              <w:rPr>
-                <w:sz w:val="24"/>
-                <w:lang w:val="en-US"/>
-              </w:rPr>
-              <w:t>double</w:t>
-            </w:r>
-            <w:r>
-              <w:rPr>
-                <w:sz w:val="24"/>
-              </w:rPr>
-              <w:t xml:space="preserve"> – проверяемое значение</w:t>
-            </w:r>
-          </w:p>
-          <w:p>
-            <w:pPr>
-              <w:ind w:firstLine="0"/>
-              <w:jc w:val="left"/>
-              <w:rPr>
-                <w:sz w:val="24"/>
-              </w:rPr>
-            </w:pPr>
-            <w:r>
-              <w:rPr>
-                <w:sz w:val="24"/>
-                <w:lang w:val="en-US"/>
-              </w:rPr>
-              <w:t>double</w:t>
-            </w:r>
-            <w:r>
-              <w:rPr>
-                <w:sz w:val="24"/>
-              </w:rPr>
-              <w:t xml:space="preserve"> – минимальное допустимое </w:t>
-            </w:r>
-          </w:p>
-          <w:p>
-            <w:pPr>
-              <w:ind w:firstLine="0"/>
-              <w:jc w:val="left"/>
-              <w:rPr>
-                <w:sz w:val="24"/>
-              </w:rPr>
-            </w:pPr>
-            <w:r>
-              <w:rPr>
-                <w:sz w:val="24"/>
-              </w:rPr>
-              <w:t xml:space="preserve">               значение</w:t>
-            </w:r>
-          </w:p>
-          <w:p>
-            <w:pPr>
-              <w:ind w:firstLine="0"/>
-              <w:jc w:val="left"/>
-              <w:rPr>
-                <w:sz w:val="24"/>
-              </w:rPr>
-            </w:pPr>
-            <w:r>
-              <w:rPr>
-                <w:sz w:val="24"/>
-                <w:lang w:val="en-US"/>
-              </w:rPr>
-              <w:t>double</w:t>
-            </w:r>
-            <w:r>
-              <w:rPr>
-                <w:sz w:val="24"/>
-              </w:rPr>
-              <w:t xml:space="preserve"> – максимальное допустимое </w:t>
-            </w:r>
-          </w:p>
-          <w:p>
-            <w:pPr>
-              <w:ind w:firstLine="0"/>
-              <w:jc w:val="left"/>
-              <w:rPr>
-                <w:sz w:val="24"/>
-              </w:rPr>
-            </w:pPr>
-            <w:r>
-              <w:rPr>
-                <w:sz w:val="24"/>
-              </w:rPr>
-              <w:t xml:space="preserve">               значение</w:t>
-            </w:r>
-          </w:p>
-          <w:p>
-            <w:pPr>
-              <w:ind w:firstLine="0"/>
-              <w:jc w:val="left"/>
-              <w:rPr>
-                <w:sz w:val="24"/>
-              </w:rPr>
-            </w:pPr>
-            <w:r>
-              <w:rPr>
-                <w:sz w:val="24"/>
-                <w:lang w:val="en-US"/>
-              </w:rPr>
-              <w:t>string</w:t>
-            </w:r>
-            <w:r>
-              <w:rPr>
-                <w:sz w:val="24"/>
-              </w:rPr>
-              <w:t xml:space="preserve"> – название параметра</w:t>
             </w:r>
           </w:p>
         </w:tc>
@@ -3218,16 +2830,22 @@
     <w:p/>
     <w:p>
       <w:r>
-        <w:t xml:space="preserve">В таблицах 2–4 приведены описания классов </w:t>
-      </w:r>
-      <w:r>
-        <w:t>«</w:t>
+        <w:t xml:space="preserve">В таблице </w:t>
+      </w:r>
+      <w:r>
+        <w:t>2</w:t>
+      </w:r>
+      <w:r>
+        <w:t xml:space="preserve"> приведено описание абстрактного класса</w:t>
+      </w:r>
+      <w:r>
+        <w:t xml:space="preserve"> «</w:t>
       </w:r>
       <w:r>
         <w:rPr>
           <w:lang w:val="en-US"/>
         </w:rPr>
-        <w:t>BenchPress</w:t>
+        <w:t>ExerciseBase</w:t>
       </w:r>
       <w:r>
         <w:t>.</w:t>
@@ -3242,98 +2860,1280 @@
         <w:t>»</w:t>
       </w:r>
       <w:r>
-        <w:t xml:space="preserve">, </w:t>
-      </w:r>
-      <w:r>
-        <w:t>«</w:t>
-      </w:r>
-      <w:r>
-        <w:rPr>
-          <w:lang w:val="en-US"/>
-        </w:rPr>
-        <w:t>Running</w:t>
-      </w:r>
-      <w:r>
-        <w:t>.</w:t>
-      </w:r>
-      <w:r>
-        <w:rPr>
-          <w:lang w:val="en-US"/>
-        </w:rPr>
-        <w:t>cs</w:t>
-      </w:r>
-      <w:r>
-        <w:t>»</w:t>
-      </w:r>
-      <w:r>
-        <w:t xml:space="preserve"> </w:t>
-      </w:r>
-      <w:r>
-        <w:t xml:space="preserve">и </w:t>
-      </w:r>
-      <w:r>
-        <w:t>«</w:t>
-      </w:r>
-      <w:r>
-        <w:rPr>
-          <w:lang w:val="en-US"/>
-        </w:rPr>
-        <w:t>Swimming</w:t>
-      </w:r>
-      <w:r>
-        <w:t>.</w:t>
-      </w:r>
-      <w:r>
-        <w:rPr>
-          <w:lang w:val="en-US"/>
-        </w:rPr>
-        <w:t>cs</w:t>
-      </w:r>
-      <w:r>
-        <w:t>»</w:t>
-      </w:r>
-      <w:r>
-        <w:t>, которые наследуются от</w:t>
-      </w:r>
-      <w:r>
-        <w:t xml:space="preserve"> «</w:t>
-      </w:r>
-      <w:r>
-        <w:rPr>
-          <w:lang w:val="en-US"/>
-        </w:rPr>
-        <w:t>ExerciseBase</w:t>
-      </w:r>
-      <w:r>
-        <w:t>.</w:t>
-      </w:r>
-      <w:r>
-        <w:rPr>
-          <w:lang w:val="en-US"/>
-        </w:rPr>
-        <w:t>cs</w:t>
-      </w:r>
-      <w:r>
-        <w:t>»</w:t>
-      </w:r>
-      <w:r>
-        <w:t>.</w:t>
+        <w:t xml:space="preserve"> с его</w:t>
+      </w:r>
+      <w:r>
+        <w:t xml:space="preserve"> свойствами и методами.</w:t>
       </w:r>
     </w:p>
     <w:p/>
     <w:p/>
     <w:p/>
     <w:p/>
+    <w:p/>
+    <w:p/>
+    <w:p/>
+    <w:p/>
+    <w:p/>
+    <w:p/>
+    <w:p/>
+    <w:p/>
     <w:p>
       <w:pPr>
         <w:pStyle w:val="a4"/>
       </w:pPr>
+    </w:p>
+    <w:p>
+      <w:pPr>
+        <w:pStyle w:val="a4"/>
+      </w:pPr>
       <w:r>
         <w:lastRenderedPageBreak/>
+        <w:t xml:space="preserve">Таблица </w:t>
+      </w:r>
+      <w:r>
+        <w:t>2</w:t>
+      </w:r>
+      <w:r>
+        <w:t xml:space="preserve"> – Описание класса </w:t>
+      </w:r>
+      <w:r>
+        <w:t>«ExerciseBase.cs»</w:t>
+      </w:r>
+    </w:p>
+    <w:tbl>
+      <w:tblPr>
+        <w:tblStyle w:val="a3"/>
+        <w:tblW w:w="5000" w:type="pct"/>
+        <w:tblLook w:val="04A0" w:firstRow="1" w:lastRow="0" w:firstColumn="1" w:lastColumn="0" w:noHBand="0" w:noVBand="1"/>
+      </w:tblPr>
+      <w:tblGrid>
+        <w:gridCol w:w="3175"/>
+        <w:gridCol w:w="1764"/>
+        <w:gridCol w:w="4689"/>
+      </w:tblGrid>
+      <w:tr>
+        <w:tc>
+          <w:tcPr>
+            <w:tcW w:w="1649" w:type="pct"/>
+            <w:vAlign w:val="center"/>
+          </w:tcPr>
+          <w:p>
+            <w:pPr>
+              <w:ind w:firstLine="0"/>
+              <w:jc w:val="center"/>
+              <w:rPr>
+                <w:sz w:val="24"/>
+              </w:rPr>
+            </w:pPr>
+            <w:r>
+              <w:rPr>
+                <w:sz w:val="24"/>
+              </w:rPr>
+              <w:t>Название</w:t>
+            </w:r>
+          </w:p>
+        </w:tc>
+        <w:tc>
+          <w:tcPr>
+            <w:tcW w:w="916" w:type="pct"/>
+            <w:vAlign w:val="center"/>
+          </w:tcPr>
+          <w:p>
+            <w:pPr>
+              <w:ind w:firstLine="0"/>
+              <w:jc w:val="center"/>
+              <w:rPr>
+                <w:sz w:val="24"/>
+              </w:rPr>
+            </w:pPr>
+            <w:r>
+              <w:rPr>
+                <w:sz w:val="24"/>
+              </w:rPr>
+              <w:t>Тип</w:t>
+            </w:r>
+          </w:p>
+        </w:tc>
+        <w:tc>
+          <w:tcPr>
+            <w:tcW w:w="2435" w:type="pct"/>
+            <w:vAlign w:val="center"/>
+          </w:tcPr>
+          <w:p>
+            <w:pPr>
+              <w:ind w:firstLine="0"/>
+              <w:jc w:val="center"/>
+              <w:rPr>
+                <w:sz w:val="24"/>
+              </w:rPr>
+            </w:pPr>
+            <w:r>
+              <w:rPr>
+                <w:sz w:val="24"/>
+              </w:rPr>
+              <w:t>Описание</w:t>
+            </w:r>
+          </w:p>
+        </w:tc>
+      </w:tr>
+      <w:tr>
+        <w:tc>
+          <w:tcPr>
+            <w:tcW w:w="5000" w:type="pct"/>
+            <w:gridSpan w:val="3"/>
+            <w:vAlign w:val="center"/>
+          </w:tcPr>
+          <w:p>
+            <w:pPr>
+              <w:ind w:firstLine="0"/>
+              <w:jc w:val="center"/>
+              <w:rPr>
+                <w:sz w:val="24"/>
+                <w:lang w:val="en-US"/>
+              </w:rPr>
+            </w:pPr>
+            <w:r>
+              <w:rPr>
+                <w:sz w:val="24"/>
+              </w:rPr>
+              <w:t>Описание класса</w:t>
+            </w:r>
+          </w:p>
+        </w:tc>
+      </w:tr>
+      <w:tr>
+        <w:tc>
+          <w:tcPr>
+            <w:tcW w:w="5000" w:type="pct"/>
+            <w:gridSpan w:val="3"/>
+            <w:vAlign w:val="center"/>
+          </w:tcPr>
+          <w:p>
+            <w:pPr>
+              <w:ind w:firstLine="0"/>
+              <w:jc w:val="left"/>
+              <w:rPr>
+                <w:sz w:val="24"/>
+              </w:rPr>
+            </w:pPr>
+            <w:r>
+              <w:rPr>
+                <w:sz w:val="24"/>
+              </w:rPr>
+              <w:t>Класс</w:t>
+            </w:r>
+            <w:r>
+              <w:rPr>
+                <w:sz w:val="24"/>
+              </w:rPr>
+              <w:t xml:space="preserve"> </w:t>
+            </w:r>
+            <w:r>
+              <w:rPr>
+                <w:sz w:val="24"/>
+              </w:rPr>
+              <w:t>«ExerciseBase.cs»</w:t>
+            </w:r>
+            <w:r>
+              <w:rPr>
+                <w:sz w:val="24"/>
+              </w:rPr>
+              <w:t xml:space="preserve"> </w:t>
+            </w:r>
+            <w:r>
+              <w:rPr>
+                <w:sz w:val="24"/>
+              </w:rPr>
+              <w:t xml:space="preserve">– абстрактный </w:t>
+            </w:r>
+            <w:r>
+              <w:rPr>
+                <w:sz w:val="24"/>
+              </w:rPr>
+              <w:t>базовый класс для упражнений</w:t>
+            </w:r>
+          </w:p>
+        </w:tc>
+      </w:tr>
+      <w:tr>
+        <w:tc>
+          <w:tcPr>
+            <w:tcW w:w="5000" w:type="pct"/>
+            <w:gridSpan w:val="3"/>
+            <w:vAlign w:val="center"/>
+          </w:tcPr>
+          <w:p>
+            <w:pPr>
+              <w:ind w:firstLine="0"/>
+              <w:jc w:val="center"/>
+              <w:rPr>
+                <w:sz w:val="24"/>
+              </w:rPr>
+            </w:pPr>
+            <w:r>
+              <w:rPr>
+                <w:sz w:val="24"/>
+              </w:rPr>
+              <w:t>Свойства</w:t>
+            </w:r>
+          </w:p>
+        </w:tc>
+      </w:tr>
+      <w:tr>
+        <w:tc>
+          <w:tcPr>
+            <w:tcW w:w="1649" w:type="pct"/>
+            <w:vAlign w:val="center"/>
+          </w:tcPr>
+          <w:p>
+            <w:pPr>
+              <w:ind w:firstLine="0"/>
+              <w:jc w:val="left"/>
+              <w:rPr>
+                <w:sz w:val="24"/>
+                <w:lang w:val="en-US"/>
+              </w:rPr>
+            </w:pPr>
+            <w:r>
+              <w:rPr>
+                <w:sz w:val="24"/>
+                <w:lang w:val="en-US"/>
+              </w:rPr>
+              <w:t>+ Calories</w:t>
+            </w:r>
+          </w:p>
+        </w:tc>
+        <w:tc>
+          <w:tcPr>
+            <w:tcW w:w="916" w:type="pct"/>
+            <w:vAlign w:val="center"/>
+          </w:tcPr>
+          <w:p>
+            <w:pPr>
+              <w:ind w:firstLine="0"/>
+              <w:jc w:val="center"/>
+              <w:rPr>
+                <w:sz w:val="24"/>
+                <w:lang w:val="en-US"/>
+              </w:rPr>
+            </w:pPr>
+            <w:r>
+              <w:rPr>
+                <w:sz w:val="24"/>
+                <w:lang w:val="en-US"/>
+              </w:rPr>
+              <w:t>double</w:t>
+            </w:r>
+          </w:p>
+        </w:tc>
+        <w:tc>
+          <w:tcPr>
+            <w:tcW w:w="2435" w:type="pct"/>
+            <w:vAlign w:val="center"/>
+          </w:tcPr>
+          <w:p>
+            <w:pPr>
+              <w:ind w:firstLine="0"/>
+              <w:jc w:val="left"/>
+              <w:rPr>
+                <w:sz w:val="24"/>
+              </w:rPr>
+            </w:pPr>
+            <w:r>
+              <w:rPr>
+                <w:sz w:val="24"/>
+              </w:rPr>
+              <w:t>Количество затраченных калорий.</w:t>
+            </w:r>
+          </w:p>
+          <w:p>
+            <w:pPr>
+              <w:ind w:firstLine="0"/>
+              <w:jc w:val="left"/>
+              <w:rPr>
+                <w:sz w:val="24"/>
+              </w:rPr>
+            </w:pPr>
+            <w:r>
+              <w:rPr>
+                <w:sz w:val="24"/>
+              </w:rPr>
+              <w:t>Абстрактное свойство, переопределяется в производных классах</w:t>
+            </w:r>
+            <w:r>
+              <w:rPr>
+                <w:sz w:val="24"/>
+              </w:rPr>
+              <w:t>.</w:t>
+            </w:r>
+          </w:p>
+        </w:tc>
+      </w:tr>
+      <w:tr>
+        <w:tc>
+          <w:tcPr>
+            <w:tcW w:w="1649" w:type="pct"/>
+            <w:vAlign w:val="center"/>
+          </w:tcPr>
+          <w:p>
+            <w:pPr>
+              <w:ind w:firstLine="0"/>
+              <w:jc w:val="left"/>
+              <w:rPr>
+                <w:sz w:val="24"/>
+                <w:lang w:val="en-US"/>
+              </w:rPr>
+            </w:pPr>
+            <w:r>
+              <w:rPr>
+                <w:sz w:val="24"/>
+                <w:lang w:val="en-US"/>
+              </w:rPr>
+              <w:t>+ ExerciseInfo</w:t>
+            </w:r>
+          </w:p>
+        </w:tc>
+        <w:tc>
+          <w:tcPr>
+            <w:tcW w:w="916" w:type="pct"/>
+            <w:vAlign w:val="center"/>
+          </w:tcPr>
+          <w:p>
+            <w:pPr>
+              <w:ind w:firstLine="0"/>
+              <w:jc w:val="center"/>
+              <w:rPr>
+                <w:sz w:val="24"/>
+                <w:lang w:val="en-US"/>
+              </w:rPr>
+            </w:pPr>
+            <w:r>
+              <w:rPr>
+                <w:sz w:val="24"/>
+                <w:lang w:val="en-US"/>
+              </w:rPr>
+              <w:t>string</w:t>
+            </w:r>
+          </w:p>
+        </w:tc>
+        <w:tc>
+          <w:tcPr>
+            <w:tcW w:w="2435" w:type="pct"/>
+            <w:vAlign w:val="center"/>
+          </w:tcPr>
+          <w:p>
+            <w:pPr>
+              <w:ind w:firstLine="0"/>
+              <w:jc w:val="left"/>
+              <w:rPr>
+                <w:sz w:val="24"/>
+              </w:rPr>
+            </w:pPr>
+            <w:r>
+              <w:rPr>
+                <w:sz w:val="24"/>
+              </w:rPr>
+              <w:t>Параметры упражнения</w:t>
+            </w:r>
+            <w:r>
+              <w:rPr>
+                <w:sz w:val="24"/>
+              </w:rPr>
+              <w:t>.</w:t>
+            </w:r>
+          </w:p>
+          <w:p>
+            <w:pPr>
+              <w:ind w:firstLine="0"/>
+              <w:jc w:val="left"/>
+              <w:rPr>
+                <w:sz w:val="24"/>
+              </w:rPr>
+            </w:pPr>
+            <w:r>
+              <w:rPr>
+                <w:sz w:val="24"/>
+              </w:rPr>
+              <w:t>Абстрактное свойство, переопределяется в производных классах</w:t>
+            </w:r>
+            <w:r>
+              <w:rPr>
+                <w:sz w:val="24"/>
+              </w:rPr>
+              <w:t>.</w:t>
+            </w:r>
+          </w:p>
+        </w:tc>
+      </w:tr>
+      <w:tr>
+        <w:tc>
+          <w:tcPr>
+            <w:tcW w:w="1649" w:type="pct"/>
+            <w:vAlign w:val="center"/>
+          </w:tcPr>
+          <w:p>
+            <w:pPr>
+              <w:ind w:firstLine="0"/>
+              <w:jc w:val="left"/>
+              <w:rPr>
+                <w:sz w:val="24"/>
+                <w:lang w:val="en-US"/>
+              </w:rPr>
+            </w:pPr>
+            <w:r>
+              <w:rPr>
+                <w:sz w:val="24"/>
+                <w:lang w:val="en-US"/>
+              </w:rPr>
+              <w:t>+ Name</w:t>
+            </w:r>
+          </w:p>
+        </w:tc>
+        <w:tc>
+          <w:tcPr>
+            <w:tcW w:w="916" w:type="pct"/>
+            <w:vAlign w:val="center"/>
+          </w:tcPr>
+          <w:p>
+            <w:pPr>
+              <w:ind w:firstLine="0"/>
+              <w:jc w:val="center"/>
+              <w:rPr>
+                <w:sz w:val="24"/>
+                <w:lang w:val="en-US"/>
+              </w:rPr>
+            </w:pPr>
+            <w:r>
+              <w:rPr>
+                <w:sz w:val="24"/>
+                <w:lang w:val="en-US"/>
+              </w:rPr>
+              <w:t>string</w:t>
+            </w:r>
+          </w:p>
+        </w:tc>
+        <w:tc>
+          <w:tcPr>
+            <w:tcW w:w="2435" w:type="pct"/>
+            <w:vAlign w:val="center"/>
+          </w:tcPr>
+          <w:p>
+            <w:pPr>
+              <w:ind w:firstLine="0"/>
+              <w:jc w:val="left"/>
+              <w:rPr>
+                <w:sz w:val="24"/>
+              </w:rPr>
+            </w:pPr>
+            <w:r>
+              <w:rPr>
+                <w:sz w:val="24"/>
+              </w:rPr>
+              <w:t>Название упражнения.</w:t>
+            </w:r>
+          </w:p>
+          <w:p>
+            <w:pPr>
+              <w:ind w:firstLine="0"/>
+              <w:jc w:val="left"/>
+              <w:rPr>
+                <w:sz w:val="24"/>
+              </w:rPr>
+            </w:pPr>
+            <w:r>
+              <w:rPr>
+                <w:sz w:val="24"/>
+              </w:rPr>
+              <w:t>Абстрактное свойство, переопределяется в производных классах</w:t>
+            </w:r>
+            <w:r>
+              <w:rPr>
+                <w:sz w:val="24"/>
+              </w:rPr>
+              <w:t>.</w:t>
+            </w:r>
+          </w:p>
+        </w:tc>
+      </w:tr>
+      <w:tr>
+        <w:tc>
+          <w:tcPr>
+            <w:tcW w:w="1649" w:type="pct"/>
+            <w:vAlign w:val="center"/>
+          </w:tcPr>
+          <w:p>
+            <w:pPr>
+              <w:ind w:firstLine="0"/>
+              <w:jc w:val="left"/>
+              <w:rPr>
+                <w:sz w:val="24"/>
+                <w:lang w:val="en-US"/>
+              </w:rPr>
+            </w:pPr>
+            <w:r>
+              <w:rPr>
+                <w:sz w:val="24"/>
+                <w:lang w:val="en-US"/>
+              </w:rPr>
+              <w:t>+ Type</w:t>
+            </w:r>
+          </w:p>
+        </w:tc>
+        <w:tc>
+          <w:tcPr>
+            <w:tcW w:w="916" w:type="pct"/>
+            <w:vAlign w:val="center"/>
+          </w:tcPr>
+          <w:p>
+            <w:pPr>
+              <w:ind w:firstLine="0"/>
+              <w:jc w:val="center"/>
+              <w:rPr>
+                <w:sz w:val="24"/>
+                <w:lang w:val="en-US"/>
+              </w:rPr>
+            </w:pPr>
+            <w:r>
+              <w:rPr>
+                <w:sz w:val="24"/>
+                <w:lang w:val="en-US"/>
+              </w:rPr>
+              <w:t>string</w:t>
+            </w:r>
+          </w:p>
+        </w:tc>
+        <w:tc>
+          <w:tcPr>
+            <w:tcW w:w="2435" w:type="pct"/>
+            <w:vAlign w:val="center"/>
+          </w:tcPr>
+          <w:p>
+            <w:pPr>
+              <w:ind w:firstLine="0"/>
+              <w:jc w:val="left"/>
+              <w:rPr>
+                <w:sz w:val="24"/>
+              </w:rPr>
+            </w:pPr>
+            <w:r>
+              <w:rPr>
+                <w:sz w:val="24"/>
+              </w:rPr>
+              <w:t>Тип упражнения.</w:t>
+            </w:r>
+          </w:p>
+          <w:p>
+            <w:pPr>
+              <w:ind w:firstLine="0"/>
+              <w:jc w:val="left"/>
+              <w:rPr>
+                <w:sz w:val="24"/>
+              </w:rPr>
+            </w:pPr>
+            <w:r>
+              <w:rPr>
+                <w:sz w:val="24"/>
+              </w:rPr>
+              <w:t>Абстрактное свойство, переопределяется в производных классах</w:t>
+            </w:r>
+            <w:r>
+              <w:rPr>
+                <w:sz w:val="24"/>
+              </w:rPr>
+              <w:t>.</w:t>
+            </w:r>
+          </w:p>
+        </w:tc>
+      </w:tr>
+      <w:tr>
+        <w:tc>
+          <w:tcPr>
+            <w:tcW w:w="5000" w:type="pct"/>
+            <w:gridSpan w:val="3"/>
+            <w:vAlign w:val="center"/>
+          </w:tcPr>
+          <w:p>
+            <w:pPr>
+              <w:ind w:firstLine="0"/>
+              <w:jc w:val="center"/>
+              <w:rPr>
+                <w:sz w:val="24"/>
+              </w:rPr>
+            </w:pPr>
+            <w:r>
+              <w:rPr>
+                <w:sz w:val="24"/>
+              </w:rPr>
+              <w:t>Методы</w:t>
+            </w:r>
+          </w:p>
+        </w:tc>
+      </w:tr>
+      <w:tr>
+        <w:tc>
+          <w:tcPr>
+            <w:tcW w:w="1649" w:type="pct"/>
+            <w:vAlign w:val="center"/>
+          </w:tcPr>
+          <w:p>
+            <w:pPr>
+              <w:ind w:firstLine="0"/>
+              <w:jc w:val="left"/>
+              <w:rPr>
+                <w:sz w:val="24"/>
+                <w:lang w:val="en-US"/>
+              </w:rPr>
+            </w:pPr>
+            <w:r>
+              <w:rPr>
+                <w:sz w:val="24"/>
+                <w:lang w:val="en-US"/>
+              </w:rPr>
+              <w:t>+ CalculateCalories</w:t>
+            </w:r>
+          </w:p>
+        </w:tc>
+        <w:tc>
+          <w:tcPr>
+            <w:tcW w:w="916" w:type="pct"/>
+            <w:vAlign w:val="center"/>
+          </w:tcPr>
+          <w:p>
+            <w:pPr>
+              <w:ind w:firstLine="0"/>
+              <w:jc w:val="center"/>
+              <w:rPr>
+                <w:sz w:val="24"/>
+                <w:lang w:val="en-US"/>
+              </w:rPr>
+            </w:pPr>
+            <w:r>
+              <w:rPr>
+                <w:sz w:val="24"/>
+                <w:lang w:val="en-US"/>
+              </w:rPr>
+              <w:t>double</w:t>
+            </w:r>
+          </w:p>
+        </w:tc>
+        <w:tc>
+          <w:tcPr>
+            <w:tcW w:w="2435" w:type="pct"/>
+            <w:vAlign w:val="center"/>
+          </w:tcPr>
+          <w:p>
+            <w:pPr>
+              <w:ind w:firstLine="0"/>
+              <w:jc w:val="left"/>
+              <w:rPr>
+                <w:sz w:val="24"/>
+              </w:rPr>
+            </w:pPr>
+            <w:r>
+              <w:rPr>
+                <w:sz w:val="24"/>
+              </w:rPr>
+              <w:t>Расчет затраченных калорий</w:t>
+            </w:r>
+          </w:p>
+        </w:tc>
+      </w:tr>
+      <w:tr>
+        <w:tc>
+          <w:tcPr>
+            <w:tcW w:w="1649" w:type="pct"/>
+            <w:vAlign w:val="center"/>
+          </w:tcPr>
+          <w:p>
+            <w:pPr>
+              <w:ind w:firstLine="0"/>
+              <w:jc w:val="left"/>
+              <w:rPr>
+                <w:sz w:val="24"/>
+                <w:lang w:val="en-US"/>
+              </w:rPr>
+            </w:pPr>
+            <w:r>
+              <w:rPr>
+                <w:sz w:val="24"/>
+                <w:lang w:val="en-US"/>
+              </w:rPr>
+              <w:t xml:space="preserve"># </w:t>
+            </w:r>
+            <w:r>
+              <w:rPr>
+                <w:sz w:val="24"/>
+              </w:rPr>
+              <w:t>ExerciseBase</w:t>
+            </w:r>
+            <w:r>
+              <w:rPr>
+                <w:sz w:val="24"/>
+                <w:lang w:val="en-US"/>
+              </w:rPr>
+              <w:t xml:space="preserve"> (string)</w:t>
+            </w:r>
+          </w:p>
+        </w:tc>
+        <w:tc>
+          <w:tcPr>
+            <w:tcW w:w="916" w:type="pct"/>
+            <w:vAlign w:val="center"/>
+          </w:tcPr>
+          <w:p>
+            <w:pPr>
+              <w:ind w:firstLine="0"/>
+              <w:jc w:val="center"/>
+              <w:rPr>
+                <w:sz w:val="24"/>
+                <w:lang w:val="en-US"/>
+              </w:rPr>
+            </w:pPr>
+          </w:p>
+        </w:tc>
+        <w:tc>
+          <w:tcPr>
+            <w:tcW w:w="2435" w:type="pct"/>
+            <w:vAlign w:val="center"/>
+          </w:tcPr>
+          <w:p>
+            <w:pPr>
+              <w:ind w:firstLine="0"/>
+              <w:jc w:val="left"/>
+              <w:rPr>
+                <w:sz w:val="24"/>
+              </w:rPr>
+            </w:pPr>
+            <w:r>
+              <w:rPr>
+                <w:sz w:val="24"/>
+              </w:rPr>
+              <w:t>Инициализация нового экземпляра класса</w:t>
+            </w:r>
+            <w:r>
+              <w:rPr>
+                <w:sz w:val="24"/>
+              </w:rPr>
+              <w:t>.</w:t>
+            </w:r>
+          </w:p>
+          <w:p>
+            <w:pPr>
+              <w:ind w:firstLine="0"/>
+              <w:jc w:val="left"/>
+              <w:rPr>
+                <w:sz w:val="24"/>
+              </w:rPr>
+            </w:pPr>
+            <w:r>
+              <w:rPr>
+                <w:sz w:val="24"/>
+                <w:lang w:val="en-US"/>
+              </w:rPr>
+              <w:t>string</w:t>
+            </w:r>
+            <w:r>
+              <w:rPr>
+                <w:sz w:val="24"/>
+              </w:rPr>
+              <w:t xml:space="preserve"> – название упражнения</w:t>
+            </w:r>
+          </w:p>
+        </w:tc>
+      </w:tr>
+      <w:tr>
+        <w:tc>
+          <w:tcPr>
+            <w:tcW w:w="1649" w:type="pct"/>
+            <w:vAlign w:val="center"/>
+          </w:tcPr>
+          <w:p>
+            <w:pPr>
+              <w:ind w:firstLine="0"/>
+              <w:jc w:val="left"/>
+              <w:rPr>
+                <w:sz w:val="24"/>
+                <w:lang w:val="en-US"/>
+              </w:rPr>
+            </w:pPr>
+            <w:r>
+              <w:rPr>
+                <w:sz w:val="24"/>
+                <w:lang w:val="en-US"/>
+              </w:rPr>
+              <w:t xml:space="preserve"># </w:t>
+            </w:r>
+            <w:r>
+              <w:rPr>
+                <w:sz w:val="24"/>
+                <w:lang w:val="en-US"/>
+              </w:rPr>
+              <w:t>ValidatePositiveValue</w:t>
+            </w:r>
+            <w:r>
+              <w:rPr>
+                <w:sz w:val="24"/>
+                <w:lang w:val="en-US"/>
+              </w:rPr>
+              <w:t xml:space="preserve"> </w:t>
+            </w:r>
+          </w:p>
+          <w:p>
+            <w:pPr>
+              <w:ind w:firstLine="0"/>
+              <w:jc w:val="left"/>
+              <w:rPr>
+                <w:sz w:val="24"/>
+                <w:lang w:val="en-US"/>
+              </w:rPr>
+            </w:pPr>
+            <w:r>
+              <w:rPr>
+                <w:sz w:val="24"/>
+                <w:lang w:val="en-US"/>
+              </w:rPr>
+              <w:t xml:space="preserve">   (double, string)</w:t>
+            </w:r>
+          </w:p>
+        </w:tc>
+        <w:tc>
+          <w:tcPr>
+            <w:tcW w:w="916" w:type="pct"/>
+            <w:vAlign w:val="center"/>
+          </w:tcPr>
+          <w:p>
+            <w:pPr>
+              <w:ind w:firstLine="0"/>
+              <w:jc w:val="center"/>
+              <w:rPr>
+                <w:sz w:val="24"/>
+                <w:lang w:val="en-US"/>
+              </w:rPr>
+            </w:pPr>
+            <w:r>
+              <w:rPr>
+                <w:sz w:val="24"/>
+                <w:lang w:val="en-US"/>
+              </w:rPr>
+              <w:t>void</w:t>
+            </w:r>
+          </w:p>
+        </w:tc>
+        <w:tc>
+          <w:tcPr>
+            <w:tcW w:w="2435" w:type="pct"/>
+            <w:vAlign w:val="center"/>
+          </w:tcPr>
+          <w:p>
+            <w:pPr>
+              <w:ind w:firstLine="0"/>
+              <w:jc w:val="left"/>
+              <w:rPr>
+                <w:sz w:val="24"/>
+              </w:rPr>
+            </w:pPr>
+            <w:r>
+              <w:rPr>
+                <w:sz w:val="24"/>
+              </w:rPr>
+              <w:t>Проверка положительности значения параметра упражнения.</w:t>
+            </w:r>
+          </w:p>
+          <w:p>
+            <w:pPr>
+              <w:ind w:firstLine="0"/>
+              <w:jc w:val="left"/>
+              <w:rPr>
+                <w:sz w:val="24"/>
+              </w:rPr>
+            </w:pPr>
+            <w:r>
+              <w:rPr>
+                <w:sz w:val="24"/>
+                <w:lang w:val="en-US"/>
+              </w:rPr>
+              <w:t>double</w:t>
+            </w:r>
+            <w:r>
+              <w:rPr>
+                <w:sz w:val="24"/>
+              </w:rPr>
+              <w:t xml:space="preserve"> – проверяемое значение</w:t>
+            </w:r>
+          </w:p>
+          <w:p>
+            <w:pPr>
+              <w:ind w:firstLine="0"/>
+              <w:jc w:val="left"/>
+              <w:rPr>
+                <w:sz w:val="24"/>
+              </w:rPr>
+            </w:pPr>
+            <w:r>
+              <w:rPr>
+                <w:sz w:val="24"/>
+                <w:lang w:val="en-US"/>
+              </w:rPr>
+              <w:t>string</w:t>
+            </w:r>
+            <w:r>
+              <w:rPr>
+                <w:sz w:val="24"/>
+              </w:rPr>
+              <w:t xml:space="preserve"> – название параметра</w:t>
+            </w:r>
+          </w:p>
+        </w:tc>
+      </w:tr>
+      <w:tr>
+        <w:tc>
+          <w:tcPr>
+            <w:tcW w:w="1649" w:type="pct"/>
+            <w:vAlign w:val="center"/>
+          </w:tcPr>
+          <w:p>
+            <w:pPr>
+              <w:ind w:firstLine="0"/>
+              <w:jc w:val="left"/>
+              <w:rPr>
+                <w:sz w:val="24"/>
+                <w:lang w:val="en-US"/>
+              </w:rPr>
+            </w:pPr>
+            <w:r>
+              <w:rPr>
+                <w:sz w:val="24"/>
+                <w:lang w:val="en-US"/>
+              </w:rPr>
+              <w:t xml:space="preserve"># </w:t>
+            </w:r>
+            <w:r>
+              <w:rPr>
+                <w:sz w:val="24"/>
+                <w:lang w:val="en-US"/>
+              </w:rPr>
+              <w:t>ValidateRange</w:t>
+            </w:r>
+            <w:r>
+              <w:rPr>
+                <w:sz w:val="24"/>
+                <w:lang w:val="en-US"/>
+              </w:rPr>
+              <w:t xml:space="preserve"> (double, </w:t>
+            </w:r>
+          </w:p>
+          <w:p>
+            <w:pPr>
+              <w:ind w:firstLine="0"/>
+              <w:jc w:val="left"/>
+              <w:rPr>
+                <w:sz w:val="24"/>
+                <w:lang w:val="en-US"/>
+              </w:rPr>
+            </w:pPr>
+            <w:r>
+              <w:rPr>
+                <w:sz w:val="24"/>
+                <w:lang w:val="en-US"/>
+              </w:rPr>
+              <w:t xml:space="preserve">   double, double, string)</w:t>
+            </w:r>
+          </w:p>
+        </w:tc>
+        <w:tc>
+          <w:tcPr>
+            <w:tcW w:w="916" w:type="pct"/>
+            <w:vAlign w:val="center"/>
+          </w:tcPr>
+          <w:p>
+            <w:pPr>
+              <w:ind w:firstLine="0"/>
+              <w:jc w:val="center"/>
+              <w:rPr>
+                <w:sz w:val="24"/>
+                <w:lang w:val="en-US"/>
+              </w:rPr>
+            </w:pPr>
+            <w:r>
+              <w:rPr>
+                <w:sz w:val="24"/>
+                <w:lang w:val="en-US"/>
+              </w:rPr>
+              <w:t>void</w:t>
+            </w:r>
+          </w:p>
+        </w:tc>
+        <w:tc>
+          <w:tcPr>
+            <w:tcW w:w="2435" w:type="pct"/>
+            <w:vAlign w:val="center"/>
+          </w:tcPr>
+          <w:p>
+            <w:pPr>
+              <w:ind w:firstLine="0"/>
+              <w:jc w:val="left"/>
+              <w:rPr>
+                <w:sz w:val="24"/>
+              </w:rPr>
+            </w:pPr>
+            <w:r>
+              <w:rPr>
+                <w:sz w:val="24"/>
+              </w:rPr>
+              <w:t>Проверка диапазона значения параметра упражнения.</w:t>
+            </w:r>
+          </w:p>
+          <w:p>
+            <w:pPr>
+              <w:ind w:firstLine="0"/>
+              <w:jc w:val="left"/>
+              <w:rPr>
+                <w:sz w:val="24"/>
+              </w:rPr>
+            </w:pPr>
+            <w:r>
+              <w:rPr>
+                <w:sz w:val="24"/>
+                <w:lang w:val="en-US"/>
+              </w:rPr>
+              <w:t>double</w:t>
+            </w:r>
+            <w:r>
+              <w:rPr>
+                <w:sz w:val="24"/>
+              </w:rPr>
+              <w:t xml:space="preserve"> – проверяемое значение</w:t>
+            </w:r>
+          </w:p>
+          <w:p>
+            <w:pPr>
+              <w:ind w:firstLine="0"/>
+              <w:jc w:val="left"/>
+              <w:rPr>
+                <w:sz w:val="24"/>
+              </w:rPr>
+            </w:pPr>
+            <w:r>
+              <w:rPr>
+                <w:sz w:val="24"/>
+                <w:lang w:val="en-US"/>
+              </w:rPr>
+              <w:t>double</w:t>
+            </w:r>
+            <w:r>
+              <w:rPr>
+                <w:sz w:val="24"/>
+              </w:rPr>
+              <w:t xml:space="preserve"> – минимальное допустимое </w:t>
+            </w:r>
+          </w:p>
+          <w:p>
+            <w:pPr>
+              <w:ind w:firstLine="0"/>
+              <w:jc w:val="left"/>
+              <w:rPr>
+                <w:sz w:val="24"/>
+              </w:rPr>
+            </w:pPr>
+            <w:r>
+              <w:rPr>
+                <w:sz w:val="24"/>
+              </w:rPr>
+              <w:t xml:space="preserve">               значение</w:t>
+            </w:r>
+          </w:p>
+          <w:p>
+            <w:pPr>
+              <w:ind w:firstLine="0"/>
+              <w:jc w:val="left"/>
+              <w:rPr>
+                <w:sz w:val="24"/>
+              </w:rPr>
+            </w:pPr>
+            <w:r>
+              <w:rPr>
+                <w:sz w:val="24"/>
+                <w:lang w:val="en-US"/>
+              </w:rPr>
+              <w:t>double</w:t>
+            </w:r>
+            <w:r>
+              <w:rPr>
+                <w:sz w:val="24"/>
+              </w:rPr>
+              <w:t xml:space="preserve"> – максимальное допустимое </w:t>
+            </w:r>
+          </w:p>
+          <w:p>
+            <w:pPr>
+              <w:ind w:firstLine="0"/>
+              <w:jc w:val="left"/>
+              <w:rPr>
+                <w:sz w:val="24"/>
+              </w:rPr>
+            </w:pPr>
+            <w:r>
+              <w:rPr>
+                <w:sz w:val="24"/>
+              </w:rPr>
+              <w:t xml:space="preserve">               значение</w:t>
+            </w:r>
+          </w:p>
+          <w:p>
+            <w:pPr>
+              <w:ind w:firstLine="0"/>
+              <w:jc w:val="left"/>
+              <w:rPr>
+                <w:sz w:val="24"/>
+              </w:rPr>
+            </w:pPr>
+            <w:r>
+              <w:rPr>
+                <w:sz w:val="24"/>
+                <w:lang w:val="en-US"/>
+              </w:rPr>
+              <w:t>string</w:t>
+            </w:r>
+            <w:r>
+              <w:rPr>
+                <w:sz w:val="24"/>
+              </w:rPr>
+              <w:t xml:space="preserve"> – название параметра</w:t>
+            </w:r>
+          </w:p>
+        </w:tc>
+      </w:tr>
+    </w:tbl>
+    <w:p/>
+    <w:p>
+      <w:r>
+        <w:t xml:space="preserve">В таблицах </w:t>
+      </w:r>
+      <w:r>
+        <w:t>3</w:t>
+      </w:r>
+      <w:r>
+        <w:t>–</w:t>
+      </w:r>
+      <w:r>
+        <w:t>5</w:t>
+      </w:r>
+      <w:r>
+        <w:t xml:space="preserve"> приведены описания классов </w:t>
+      </w:r>
+      <w:r>
+        <w:t>«</w:t>
+      </w:r>
+      <w:r>
+        <w:rPr>
+          <w:lang w:val="en-US"/>
+        </w:rPr>
+        <w:t>BenchPress</w:t>
+      </w:r>
+      <w:r>
+        <w:t>.</w:t>
+      </w:r>
+      <w:r>
+        <w:rPr>
+          <w:lang w:val="en-US"/>
+        </w:rPr>
+        <w:t>cs</w:t>
+      </w:r>
+      <w:r>
+        <w:t>»</w:t>
+      </w:r>
+      <w:r>
+        <w:t xml:space="preserve">, </w:t>
+      </w:r>
+      <w:r>
+        <w:t>«</w:t>
+      </w:r>
+      <w:r>
+        <w:rPr>
+          <w:lang w:val="en-US"/>
+        </w:rPr>
+        <w:t>Running</w:t>
+      </w:r>
+      <w:r>
+        <w:t>.</w:t>
+      </w:r>
+      <w:r>
+        <w:rPr>
+          <w:lang w:val="en-US"/>
+        </w:rPr>
+        <w:t>cs</w:t>
+      </w:r>
+      <w:r>
+        <w:t>»</w:t>
+      </w:r>
+      <w:r>
+        <w:t xml:space="preserve"> </w:t>
+      </w:r>
+      <w:r>
+        <w:t xml:space="preserve">и </w:t>
+      </w:r>
+      <w:r>
+        <w:t>«</w:t>
+      </w:r>
+      <w:r>
+        <w:rPr>
+          <w:lang w:val="en-US"/>
+        </w:rPr>
+        <w:t>Swimming</w:t>
+      </w:r>
+      <w:r>
+        <w:t>.</w:t>
+      </w:r>
+      <w:r>
+        <w:rPr>
+          <w:lang w:val="en-US"/>
+        </w:rPr>
+        <w:t>cs</w:t>
+      </w:r>
+      <w:r>
+        <w:t>»</w:t>
+      </w:r>
+      <w:r>
+        <w:t>, которые наследуются от</w:t>
+      </w:r>
+      <w:r>
+        <w:t xml:space="preserve"> «</w:t>
+      </w:r>
+      <w:r>
+        <w:rPr>
+          <w:lang w:val="en-US"/>
+        </w:rPr>
+        <w:t>ExerciseBase</w:t>
+      </w:r>
+      <w:r>
+        <w:t>.</w:t>
+      </w:r>
+      <w:r>
+        <w:rPr>
+          <w:lang w:val="en-US"/>
+        </w:rPr>
+        <w:t>cs</w:t>
+      </w:r>
+      <w:r>
+        <w:t>»</w:t>
+      </w:r>
+      <w:r>
+        <w:t>.</w:t>
+      </w:r>
+    </w:p>
+    <w:p>
+      <w:pPr>
+        <w:pStyle w:val="a4"/>
+      </w:pPr>
+      <w:r>
         <w:t>Таблица</w:t>
       </w:r>
       <w:r>
-        <w:t xml:space="preserve"> 2</w:t>
+        <w:t xml:space="preserve"> </w:t>
+      </w:r>
+      <w:r>
+        <w:t>3</w:t>
       </w:r>
       <w:r>
         <w:t xml:space="preserve"> – Описание класса </w:t>
@@ -3963,13 +4763,17 @@
         <w:pStyle w:val="a4"/>
       </w:pPr>
       <w:r>
+        <w:lastRenderedPageBreak/>
         <w:t>Таблица</w:t>
       </w:r>
       <w:r>
         <w:t xml:space="preserve"> </w:t>
       </w:r>
       <w:r>
-        <w:t xml:space="preserve">3 – Описание класса </w:t>
+        <w:t>4</w:t>
+      </w:r>
+      <w:r>
+        <w:t xml:space="preserve"> – Описание класса </w:t>
       </w:r>
       <w:r>
         <w:t>«Running.cs»</w:t>
@@ -4606,7 +5410,10 @@
         <w:t xml:space="preserve"> </w:t>
       </w:r>
       <w:r>
-        <w:t xml:space="preserve">4 – Описание класса </w:t>
+        <w:t>5</w:t>
+      </w:r>
+      <w:r>
+        <w:t xml:space="preserve"> – Описание класса </w:t>
       </w:r>
       <w:r>
         <w:t>«Swimming.cs»</w:t>
@@ -5242,8 +6049,8 @@
       <w:pPr>
         <w:pStyle w:val="2"/>
       </w:pPr>
-      <w:bookmarkStart w:id="10" w:name="_Toc74829067"/>
-      <w:bookmarkStart w:id="11" w:name="_Toc74956676"/>
+      <w:bookmarkStart w:id="11" w:name="_Toc74829067"/>
+      <w:bookmarkStart w:id="12" w:name="_Toc74956676"/>
       <w:r>
         <w:t xml:space="preserve">1.4 Дерево ветвлений </w:t>
       </w:r>
@@ -5253,8 +6060,8 @@
         </w:rPr>
         <w:t>Git</w:t>
       </w:r>
-      <w:bookmarkEnd w:id="10"/>
       <w:bookmarkEnd w:id="11"/>
+      <w:bookmarkEnd w:id="12"/>
     </w:p>
     <w:p>
       <w:pPr>
@@ -5277,6 +6084,7 @@
     <w:p>
       <w:pPr>
         <w:keepNext/>
+        <w:spacing w:line="240" w:lineRule="auto"/>
         <w:ind w:firstLine="0"/>
         <w:jc w:val="center"/>
       </w:pPr>
@@ -5287,10 +6095,10 @@
         </w:rPr>
         <w:lastRenderedPageBreak/>
         <w:drawing>
-          <wp:inline distT="0" distB="0" distL="0" distR="0" wp14:anchorId="0FCA451E" wp14:editId="059F68DE">
-            <wp:extent cx="6120130" cy="2941320"/>
+          <wp:inline distT="0" distB="0" distL="0" distR="0" wp14:anchorId="12497FBB" wp14:editId="216C465B">
+            <wp:extent cx="6120130" cy="235585"/>
             <wp:effectExtent l="0" t="0" r="0" b="0"/>
-            <wp:docPr id="2" name="Рисунок 2"/>
+            <wp:docPr id="4" name="Рисунок 4"/>
             <wp:cNvGraphicFramePr>
               <a:graphicFrameLocks xmlns:a="http://schemas.openxmlformats.org/drawingml/2006/main" noChangeAspect="1"/>
             </wp:cNvGraphicFramePr>
@@ -5310,7 +6118,7 @@
                   <pic:spPr>
                     <a:xfrm>
                       <a:off x="0" y="0"/>
-                      <a:ext cx="6120130" cy="2941320"/>
+                      <a:ext cx="6120130" cy="235585"/>
                     </a:xfrm>
                     <a:prstGeom prst="rect">
                       <a:avLst/>
@@ -5325,53 +6133,6 @@
     </w:p>
     <w:p>
       <w:pPr>
-        <w:pStyle w:val="af2"/>
-      </w:pPr>
-      <w:r>
-        <w:t xml:space="preserve">Рисунок </w:t>
-      </w:r>
-      <w:fldSimple w:instr=" SEQ Рисунок \* ARABIC ">
-        <w:r>
-          <w:rPr>
-            <w:noProof/>
-          </w:rPr>
-          <w:t>3</w:t>
-        </w:r>
-      </w:fldSimple>
-      <w:r>
-        <w:t xml:space="preserve">. Дерево ветвлений </w:t>
-      </w:r>
-      <w:r>
-        <w:rPr>
-          <w:lang w:val="en-US"/>
-        </w:rPr>
-        <w:t>Git</w:t>
-      </w:r>
-    </w:p>
-    <w:p>
-      <w:pPr>
-        <w:pStyle w:val="2"/>
-      </w:pPr>
-      <w:bookmarkStart w:id="12" w:name="_Toc74829068"/>
-      <w:bookmarkStart w:id="13" w:name="_Toc74956677"/>
-      <w:r>
-        <w:t>1.5 Тестирование программы</w:t>
-      </w:r>
-      <w:bookmarkEnd w:id="12"/>
-      <w:bookmarkEnd w:id="13"/>
-    </w:p>
-    <w:p>
-      <w:r>
-        <w:t>Далее приводится процесс функционального тестирования программы.</w:t>
-      </w:r>
-    </w:p>
-    <w:p>
-      <w:r>
-        <w:t>Графический интерфейс пользователя представлен на рисунке 4.</w:t>
-      </w:r>
-    </w:p>
-    <w:p>
-      <w:pPr>
         <w:keepNext/>
         <w:ind w:firstLine="0"/>
         <w:jc w:val="center"/>
@@ -5382,10 +6143,10 @@
           <w:lang w:eastAsia="ru-RU"/>
         </w:rPr>
         <w:drawing>
-          <wp:inline distT="0" distB="0" distL="0" distR="0" wp14:anchorId="70AB56A8" wp14:editId="66181AAC">
-            <wp:extent cx="5327650" cy="2186780"/>
-            <wp:effectExtent l="0" t="0" r="6350" b="4445"/>
-            <wp:docPr id="18" name="Рисунок 18"/>
+          <wp:inline distT="0" distB="0" distL="0" distR="0" wp14:anchorId="7731875C" wp14:editId="35953559">
+            <wp:extent cx="6120130" cy="2755900"/>
+            <wp:effectExtent l="0" t="0" r="0" b="6350"/>
+            <wp:docPr id="3" name="Рисунок 3"/>
             <wp:cNvGraphicFramePr>
               <a:graphicFrameLocks xmlns:a="http://schemas.openxmlformats.org/drawingml/2006/main" noChangeAspect="1"/>
             </wp:cNvGraphicFramePr>
@@ -5396,20 +6157,27 @@
                     <pic:cNvPr id="1" name=""/>
                     <pic:cNvPicPr/>
                   </pic:nvPicPr>
-                  <pic:blipFill>
+                  <pic:blipFill rotWithShape="1">
                     <a:blip r:embed="rId12"/>
-                    <a:stretch>
-                      <a:fillRect/>
-                    </a:stretch>
+                    <a:srcRect t="6223"/>
+                    <a:stretch/>
                   </pic:blipFill>
-                  <pic:spPr>
+                  <pic:spPr bwMode="auto">
                     <a:xfrm>
                       <a:off x="0" y="0"/>
-                      <a:ext cx="5341128" cy="2192312"/>
+                      <a:ext cx="6120130" cy="2755900"/>
                     </a:xfrm>
                     <a:prstGeom prst="rect">
                       <a:avLst/>
                     </a:prstGeom>
+                    <a:ln>
+                      <a:noFill/>
+                    </a:ln>
+                    <a:extLst>
+                      <a:ext uri="{53640926-AAD7-44D8-BBD7-CCE9431645EC}">
+                        <a14:shadowObscured xmlns:a14="http://schemas.microsoft.com/office/drawing/2010/main"/>
+                      </a:ext>
+                    </a:extLst>
                   </pic:spPr>
                 </pic:pic>
               </a:graphicData>
@@ -5425,38 +6193,57 @@
       <w:r>
         <w:t xml:space="preserve">Рисунок </w:t>
       </w:r>
-      <w:fldSimple w:instr=" SEQ Рисунок \* ARABIC ">
-        <w:r>
-          <w:rPr>
-            <w:noProof/>
-          </w:rPr>
-          <w:t>4</w:t>
-        </w:r>
-      </w:fldSimple>
-      <w:r>
-        <w:t>. Графический интерфейс пользователя</w:t>
+      <w:r>
+        <w:fldChar w:fldCharType="begin"/>
+      </w:r>
+      <w:r>
+        <w:instrText xml:space="preserve"> SEQ Рисунок \* ARABIC </w:instrText>
+      </w:r>
+      <w:r>
+        <w:fldChar w:fldCharType="separate"/>
+      </w:r>
+      <w:r>
+        <w:rPr>
+          <w:noProof/>
+        </w:rPr>
+        <w:t>3</w:t>
+      </w:r>
+      <w:r>
+        <w:rPr>
+          <w:noProof/>
+        </w:rPr>
+        <w:fldChar w:fldCharType="end"/>
+      </w:r>
+      <w:r>
+        <w:t xml:space="preserve">. Дерево ветвлений </w:t>
+      </w:r>
+      <w:r>
+        <w:rPr>
+          <w:lang w:val="en-US"/>
+        </w:rPr>
+        <w:t>Git</w:t>
       </w:r>
     </w:p>
     <w:p>
       <w:pPr>
         <w:pStyle w:val="2"/>
       </w:pPr>
-      <w:r>
-        <w:t>1.5.1 Тестовый случай «Добавить элемент»</w:t>
-      </w:r>
-    </w:p>
-    <w:p>
-      <w:pPr>
-        <w:ind w:firstLine="709"/>
-      </w:pPr>
-      <w:r>
-        <w:t>Для добавления элемента необходимо вызвать соответствующую фор</w:t>
-      </w:r>
-      <w:r>
-        <w:t>му путём нажатия кнопки «Добавить</w:t>
-      </w:r>
-      <w:r>
-        <w:t>» (рисунок 5).</w:t>
+      <w:bookmarkStart w:id="13" w:name="_Toc74829068"/>
+      <w:bookmarkStart w:id="14" w:name="_Toc74956677"/>
+      <w:r>
+        <w:t>1.5 Тестирование программы</w:t>
+      </w:r>
+      <w:bookmarkEnd w:id="13"/>
+      <w:bookmarkEnd w:id="14"/>
+    </w:p>
+    <w:p>
+      <w:r>
+        <w:t>Далее приводится процесс функционального тестирования программы.</w:t>
+      </w:r>
+    </w:p>
+    <w:p>
+      <w:r>
+        <w:t>Графический интерфейс пользователя представлен на рисунке 4.</w:t>
       </w:r>
     </w:p>
     <w:p>
@@ -5470,12 +6257,11 @@
           <w:noProof/>
           <w:lang w:eastAsia="ru-RU"/>
         </w:rPr>
-        <w:lastRenderedPageBreak/>
         <w:drawing>
-          <wp:inline distT="0" distB="0" distL="0" distR="0" wp14:anchorId="1D2F8A64" wp14:editId="34FBA1D3">
-            <wp:extent cx="5457190" cy="2219001"/>
-            <wp:effectExtent l="0" t="0" r="0" b="0"/>
-            <wp:docPr id="30" name="Рисунок 30"/>
+          <wp:inline distT="0" distB="0" distL="0" distR="0" wp14:anchorId="70AB56A8" wp14:editId="66181AAC">
+            <wp:extent cx="5327650" cy="2186780"/>
+            <wp:effectExtent l="0" t="0" r="6350" b="4445"/>
+            <wp:docPr id="18" name="Рисунок 18"/>
             <wp:cNvGraphicFramePr>
               <a:graphicFrameLocks xmlns:a="http://schemas.openxmlformats.org/drawingml/2006/main" noChangeAspect="1"/>
             </wp:cNvGraphicFramePr>
@@ -5495,7 +6281,7 @@
                   <pic:spPr>
                     <a:xfrm>
                       <a:off x="0" y="0"/>
-                      <a:ext cx="5467425" cy="2223163"/>
+                      <a:ext cx="5341128" cy="2192312"/>
                     </a:xfrm>
                     <a:prstGeom prst="rect">
                       <a:avLst/>
@@ -5515,19 +6301,51 @@
       <w:r>
         <w:t xml:space="preserve">Рисунок </w:t>
       </w:r>
-      <w:fldSimple w:instr=" SEQ Рисунок \* ARABIC ">
-        <w:r>
-          <w:rPr>
-            <w:noProof/>
-          </w:rPr>
-          <w:t>5</w:t>
-        </w:r>
-      </w:fldSimple>
-      <w:r>
-        <w:t xml:space="preserve">. </w:t>
-      </w:r>
-      <w:r>
-        <w:t>Выбор элемента в таблице</w:t>
+      <w:r>
+        <w:fldChar w:fldCharType="begin"/>
+      </w:r>
+      <w:r>
+        <w:instrText xml:space="preserve"> SEQ Рисунок \* ARABIC </w:instrText>
+      </w:r>
+      <w:r>
+        <w:fldChar w:fldCharType="separate"/>
+      </w:r>
+      <w:r>
+        <w:rPr>
+          <w:noProof/>
+        </w:rPr>
+        <w:t>4</w:t>
+      </w:r>
+      <w:r>
+        <w:rPr>
+          <w:noProof/>
+        </w:rPr>
+        <w:fldChar w:fldCharType="end"/>
+      </w:r>
+      <w:r>
+        <w:t>. Графический интерфейс пользователя</w:t>
+      </w:r>
+    </w:p>
+    <w:p>
+      <w:pPr>
+        <w:pStyle w:val="2"/>
+      </w:pPr>
+      <w:r>
+        <w:t>1.5.1 Тестовый случай «Добавить элемент»</w:t>
+      </w:r>
+    </w:p>
+    <w:p>
+      <w:pPr>
+        <w:ind w:firstLine="709"/>
+      </w:pPr>
+      <w:r>
+        <w:t>Для добавления элемента необходимо вызвать соответствующую фор</w:t>
+      </w:r>
+      <w:r>
+        <w:t>му путём нажатия кнопки «Добавить</w:t>
+      </w:r>
+      <w:r>
+        <w:t>» (рисунок 5).</w:t>
       </w:r>
     </w:p>
     <w:p>
@@ -5541,11 +6359,12 @@
           <w:noProof/>
           <w:lang w:eastAsia="ru-RU"/>
         </w:rPr>
+        <w:lastRenderedPageBreak/>
         <w:drawing>
-          <wp:inline distT="0" distB="0" distL="0" distR="0" wp14:anchorId="24809859" wp14:editId="74615164">
-            <wp:extent cx="2847975" cy="3762375"/>
-            <wp:effectExtent l="0" t="0" r="9525" b="9525"/>
-            <wp:docPr id="26" name="Рисунок 26"/>
+          <wp:inline distT="0" distB="0" distL="0" distR="0" wp14:anchorId="1D2F8A64" wp14:editId="34FBA1D3">
+            <wp:extent cx="5457190" cy="2219001"/>
+            <wp:effectExtent l="0" t="0" r="0" b="0"/>
+            <wp:docPr id="30" name="Рисунок 30"/>
             <wp:cNvGraphicFramePr>
               <a:graphicFrameLocks xmlns:a="http://schemas.openxmlformats.org/drawingml/2006/main" noChangeAspect="1"/>
             </wp:cNvGraphicFramePr>
@@ -5565,7 +6384,7 @@
                   <pic:spPr>
                     <a:xfrm>
                       <a:off x="0" y="0"/>
-                      <a:ext cx="2847975" cy="3762375"/>
+                      <a:ext cx="5467425" cy="2223163"/>
                     </a:xfrm>
                     <a:prstGeom prst="rect">
                       <a:avLst/>
@@ -5585,89 +6404,32 @@
       <w:r>
         <w:t xml:space="preserve">Рисунок </w:t>
       </w:r>
-      <w:fldSimple w:instr=" SEQ Рисунок \* ARABIC ">
-        <w:r>
-          <w:rPr>
-            <w:noProof/>
-          </w:rPr>
-          <w:t>6</w:t>
-        </w:r>
-      </w:fldSimple>
-      <w:r>
-        <w:t>. Форма для добавления элемента</w:t>
-      </w:r>
-    </w:p>
-    <w:p>
-      <w:pPr>
-        <w:ind w:firstLine="709"/>
-      </w:pPr>
-      <w:r>
-        <w:t>Параметры любого</w:t>
-      </w:r>
-      <w:r>
-        <w:t xml:space="preserve"> </w:t>
-      </w:r>
-      <w:r>
-        <w:t>упражнения</w:t>
-      </w:r>
-      <w:r>
-        <w:t xml:space="preserve"> (</w:t>
-      </w:r>
-      <w:r>
-        <w:t>жим штанги</w:t>
-      </w:r>
-      <w:r>
-        <w:t xml:space="preserve">, </w:t>
-      </w:r>
-      <w:r>
-        <w:t>бег</w:t>
-      </w:r>
-      <w:r>
-        <w:t xml:space="preserve">, </w:t>
-      </w:r>
-      <w:r>
-        <w:t>плавание</w:t>
-      </w:r>
-      <w:r>
-        <w:t>) можн</w:t>
-      </w:r>
-      <w:r>
-        <w:t>о ввести, выбрав соответствующее</w:t>
-      </w:r>
-      <w:r>
-        <w:t xml:space="preserve"> </w:t>
-      </w:r>
-      <w:r>
-        <w:t>упражнение</w:t>
-      </w:r>
-      <w:r>
-        <w:t xml:space="preserve"> в выпадающем меню.</w:t>
-      </w:r>
-    </w:p>
-    <w:p>
-      <w:pPr>
-        <w:ind w:firstLine="709"/>
-      </w:pPr>
-      <w:r>
-        <w:t>После ввода данных</w:t>
-      </w:r>
-      <w:r>
-        <w:t xml:space="preserve"> и названия упражнения</w:t>
-      </w:r>
-      <w:r>
-        <w:t xml:space="preserve"> необходимо нажать кнопку «</w:t>
-      </w:r>
-      <w:r>
-        <w:t>Создать</w:t>
-      </w:r>
-      <w:r>
-        <w:t>», элемент появится в таблице главной формы</w:t>
-      </w:r>
-      <w:r>
-        <w:t xml:space="preserve"> (рисунки 7 и 8</w:t>
-      </w:r>
-      <w:r>
-        <w:t>).</w:t>
+      <w:r>
+        <w:fldChar w:fldCharType="begin"/>
+      </w:r>
+      <w:r>
+        <w:instrText xml:space="preserve"> SEQ Рисунок \* ARABIC </w:instrText>
+      </w:r>
+      <w:r>
+        <w:fldChar w:fldCharType="separate"/>
+      </w:r>
+      <w:r>
+        <w:rPr>
+          <w:noProof/>
+        </w:rPr>
+        <w:t>5</w:t>
+      </w:r>
+      <w:r>
+        <w:rPr>
+          <w:noProof/>
+        </w:rPr>
+        <w:fldChar w:fldCharType="end"/>
+      </w:r>
+      <w:r>
+        <w:t xml:space="preserve">. </w:t>
+      </w:r>
+      <w:r>
+        <w:t>Выбор элемента в таблице</w:t>
       </w:r>
     </w:p>
     <w:p>
@@ -5681,12 +6443,11 @@
           <w:noProof/>
           <w:lang w:eastAsia="ru-RU"/>
         </w:rPr>
-        <w:lastRenderedPageBreak/>
         <w:drawing>
-          <wp:inline distT="0" distB="0" distL="0" distR="0" wp14:anchorId="4C2D5D02" wp14:editId="72BA3A79">
-            <wp:extent cx="2377905" cy="3200400"/>
-            <wp:effectExtent l="0" t="0" r="3810" b="0"/>
-            <wp:docPr id="28" name="Рисунок 28"/>
+          <wp:inline distT="0" distB="0" distL="0" distR="0" wp14:anchorId="24809859" wp14:editId="74615164">
+            <wp:extent cx="2847975" cy="3762375"/>
+            <wp:effectExtent l="0" t="0" r="9525" b="9525"/>
+            <wp:docPr id="26" name="Рисунок 26"/>
             <wp:cNvGraphicFramePr>
               <a:graphicFrameLocks xmlns:a="http://schemas.openxmlformats.org/drawingml/2006/main" noChangeAspect="1"/>
             </wp:cNvGraphicFramePr>
@@ -5706,7 +6467,7 @@
                   <pic:spPr>
                     <a:xfrm>
                       <a:off x="0" y="0"/>
-                      <a:ext cx="2386937" cy="3212556"/>
+                      <a:ext cx="2847975" cy="3762375"/>
                     </a:xfrm>
                     <a:prstGeom prst="rect">
                       <a:avLst/>
@@ -5726,16 +6487,105 @@
       <w:r>
         <w:t xml:space="preserve">Рисунок </w:t>
       </w:r>
-      <w:fldSimple w:instr=" SEQ Рисунок \* ARABIC ">
-        <w:r>
-          <w:rPr>
-            <w:noProof/>
-          </w:rPr>
-          <w:t>7</w:t>
-        </w:r>
-      </w:fldSimple>
-      <w:r>
-        <w:t>. Заполнение полей</w:t>
+      <w:r>
+        <w:fldChar w:fldCharType="begin"/>
+      </w:r>
+      <w:r>
+        <w:instrText xml:space="preserve"> SEQ Р</w:instrText>
+      </w:r>
+      <w:r>
+        <w:instrText xml:space="preserve">исунок \* ARABIC </w:instrText>
+      </w:r>
+      <w:r>
+        <w:fldChar w:fldCharType="separate"/>
+      </w:r>
+      <w:r>
+        <w:rPr>
+          <w:noProof/>
+        </w:rPr>
+        <w:t>6</w:t>
+      </w:r>
+      <w:r>
+        <w:rPr>
+          <w:noProof/>
+        </w:rPr>
+        <w:fldChar w:fldCharType="end"/>
+      </w:r>
+      <w:r>
+        <w:t>. Форма для добавления элемента</w:t>
+      </w:r>
+    </w:p>
+    <w:p>
+      <w:pPr>
+        <w:ind w:firstLine="709"/>
+      </w:pPr>
+      <w:r>
+        <w:t>Параметры любого</w:t>
+      </w:r>
+      <w:r>
+        <w:t xml:space="preserve"> </w:t>
+      </w:r>
+      <w:r>
+        <w:t>упражнения</w:t>
+      </w:r>
+      <w:r>
+        <w:t xml:space="preserve"> (</w:t>
+      </w:r>
+      <w:r>
+        <w:t>жим штанги</w:t>
+      </w:r>
+      <w:r>
+        <w:t xml:space="preserve">, </w:t>
+      </w:r>
+      <w:r>
+        <w:t>бег</w:t>
+      </w:r>
+      <w:r>
+        <w:t xml:space="preserve">, </w:t>
+      </w:r>
+      <w:r>
+        <w:t>плавание</w:t>
+      </w:r>
+      <w:r>
+        <w:t>) можн</w:t>
+      </w:r>
+      <w:r>
+        <w:t>о ввести, выбрав соответствующее</w:t>
+      </w:r>
+      <w:r>
+        <w:t xml:space="preserve"> </w:t>
+      </w:r>
+      <w:r>
+        <w:t>упражнение</w:t>
+      </w:r>
+      <w:r>
+        <w:t xml:space="preserve"> в выпадающем меню.</w:t>
+      </w:r>
+    </w:p>
+    <w:p>
+      <w:pPr>
+        <w:ind w:firstLine="709"/>
+      </w:pPr>
+      <w:r>
+        <w:t>После ввода данных</w:t>
+      </w:r>
+      <w:r>
+        <w:t xml:space="preserve"> и названия упражнения</w:t>
+      </w:r>
+      <w:r>
+        <w:t xml:space="preserve"> необходимо нажать кнопку «</w:t>
+      </w:r>
+      <w:r>
+        <w:t>Создать</w:t>
+      </w:r>
+      <w:r>
+        <w:t>», элемент появится в таблице главной формы</w:t>
+      </w:r>
+      <w:r>
+        <w:t xml:space="preserve"> (рисунки 7 и 8</w:t>
+      </w:r>
+      <w:r>
+        <w:t>).</w:t>
       </w:r>
     </w:p>
     <w:p>
@@ -5749,11 +6599,12 @@
           <w:noProof/>
           <w:lang w:eastAsia="ru-RU"/>
         </w:rPr>
+        <w:lastRenderedPageBreak/>
         <w:drawing>
-          <wp:inline distT="0" distB="0" distL="0" distR="0" wp14:anchorId="3C2320CE" wp14:editId="7EACF6A6">
-            <wp:extent cx="5647690" cy="2275952"/>
-            <wp:effectExtent l="0" t="0" r="0" b="0"/>
-            <wp:docPr id="29" name="Рисунок 29"/>
+          <wp:inline distT="0" distB="0" distL="0" distR="0" wp14:anchorId="4C2D5D02" wp14:editId="72BA3A79">
+            <wp:extent cx="2377905" cy="3200400"/>
+            <wp:effectExtent l="0" t="0" r="3810" b="0"/>
+            <wp:docPr id="28" name="Рисунок 28"/>
             <wp:cNvGraphicFramePr>
               <a:graphicFrameLocks xmlns:a="http://schemas.openxmlformats.org/drawingml/2006/main" noChangeAspect="1"/>
             </wp:cNvGraphicFramePr>
@@ -5773,7 +6624,7 @@
                   <pic:spPr>
                     <a:xfrm>
                       <a:off x="0" y="0"/>
-                      <a:ext cx="5656011" cy="2279305"/>
+                      <a:ext cx="2386937" cy="3212556"/>
                     </a:xfrm>
                     <a:prstGeom prst="rect">
                       <a:avLst/>
@@ -5793,70 +6644,29 @@
       <w:r>
         <w:t xml:space="preserve">Рисунок </w:t>
       </w:r>
-      <w:fldSimple w:instr=" SEQ Рисунок \* ARABIC ">
-        <w:r>
-          <w:rPr>
-            <w:noProof/>
-          </w:rPr>
-          <w:t>8</w:t>
-        </w:r>
-      </w:fldSimple>
-      <w:r>
-        <w:t>. Успешное добавление нового элемента</w:t>
-      </w:r>
-    </w:p>
-    <w:p>
-      <w:pPr>
-        <w:ind w:firstLine="709"/>
-      </w:pPr>
-      <w:r>
-        <w:t>В программе предусмотрена система обработки некорректного ввода данных пользователем.</w:t>
-      </w:r>
-      <w:r>
-        <w:t xml:space="preserve"> Все параметры упражнени</w:t>
-      </w:r>
-      <w:r>
-        <w:t>й имеют определенный диапазон. Е</w:t>
-      </w:r>
-      <w:r>
-        <w:t xml:space="preserve">сли пользователь выйдет за этот диапазон, </w:t>
-      </w:r>
-      <w:r>
-        <w:t>то Система вернёт либо минимальное значение (если пользователь вышел за минимальное значение), либо максимальное значение (если пользователь вышел за максимальное значение)</w:t>
-      </w:r>
-      <w:r>
-        <w:t>.</w:t>
-      </w:r>
-    </w:p>
-    <w:p>
-      <w:pPr>
-        <w:pStyle w:val="2"/>
-      </w:pPr>
-      <w:r>
-        <w:t>1.5.2 Тестовый случай «Удалить элемент»</w:t>
-      </w:r>
-    </w:p>
-    <w:p>
-      <w:pPr>
-        <w:ind w:firstLine="709"/>
-      </w:pPr>
-      <w:r>
-        <w:t>Для удаления одного элемента необходимо выбрать его в таблице и нажать</w:t>
-      </w:r>
-      <w:r>
-        <w:t xml:space="preserve"> на кнопку «Удалить» (рисунки </w:t>
-      </w:r>
-      <w:r>
-        <w:t>9</w:t>
-      </w:r>
-      <w:r>
-        <w:t xml:space="preserve"> и </w:t>
-      </w:r>
-      <w:r>
-        <w:t>10</w:t>
-      </w:r>
-      <w:r>
-        <w:t>).</w:t>
+      <w:r>
+        <w:fldChar w:fldCharType="begin"/>
+      </w:r>
+      <w:r>
+        <w:instrText xml:space="preserve"> SEQ Рисунок \* ARABIC </w:instrText>
+      </w:r>
+      <w:r>
+        <w:fldChar w:fldCharType="separate"/>
+      </w:r>
+      <w:r>
+        <w:rPr>
+          <w:noProof/>
+        </w:rPr>
+        <w:t>7</w:t>
+      </w:r>
+      <w:r>
+        <w:rPr>
+          <w:noProof/>
+        </w:rPr>
+        <w:fldChar w:fldCharType="end"/>
+      </w:r>
+      <w:r>
+        <w:t>. Заполнение полей</w:t>
       </w:r>
     </w:p>
     <w:p>
@@ -5870,12 +6680,11 @@
           <w:noProof/>
           <w:lang w:eastAsia="ru-RU"/>
         </w:rPr>
-        <w:lastRenderedPageBreak/>
         <w:drawing>
-          <wp:inline distT="0" distB="0" distL="0" distR="0" wp14:anchorId="4B41C6E1" wp14:editId="3DE4CEF1">
-            <wp:extent cx="5434330" cy="2201248"/>
-            <wp:effectExtent l="0" t="0" r="0" b="8890"/>
-            <wp:docPr id="31" name="Рисунок 31"/>
+          <wp:inline distT="0" distB="0" distL="0" distR="0" wp14:anchorId="3C2320CE" wp14:editId="7EACF6A6">
+            <wp:extent cx="5647690" cy="2275952"/>
+            <wp:effectExtent l="0" t="0" r="0" b="0"/>
+            <wp:docPr id="29" name="Рисунок 29"/>
             <wp:cNvGraphicFramePr>
               <a:graphicFrameLocks xmlns:a="http://schemas.openxmlformats.org/drawingml/2006/main" noChangeAspect="1"/>
             </wp:cNvGraphicFramePr>
@@ -5895,7 +6704,7 @@
                   <pic:spPr>
                     <a:xfrm>
                       <a:off x="0" y="0"/>
-                      <a:ext cx="5443569" cy="2204991"/>
+                      <a:ext cx="5656011" cy="2279305"/>
                     </a:xfrm>
                     <a:prstGeom prst="rect">
                       <a:avLst/>
@@ -5915,21 +6724,83 @@
       <w:r>
         <w:t xml:space="preserve">Рисунок </w:t>
       </w:r>
-      <w:fldSimple w:instr=" SEQ Рисунок \* ARABIC ">
-        <w:r>
-          <w:rPr>
-            <w:noProof/>
-          </w:rPr>
-          <w:t>9</w:t>
-        </w:r>
-      </w:fldSimple>
-      <w:r>
-        <w:t>. Выбор элемента в таблице</w:t>
-      </w:r>
-    </w:p>
-    <w:p>
-      <w:r>
-        <w:t>Появится сообщение-предупреждение, чтобы подтвердить решение пользователя об удалении (рисунок 10).</w:t>
+      <w:r>
+        <w:fldChar w:fldCharType="begin"/>
+      </w:r>
+      <w:r>
+        <w:instrText xml:space="preserve"> SEQ Рисунок \* ARABIC </w:instrText>
+      </w:r>
+      <w:r>
+        <w:fldChar w:fldCharType="separate"/>
+      </w:r>
+      <w:r>
+        <w:rPr>
+          <w:noProof/>
+        </w:rPr>
+        <w:t>8</w:t>
+      </w:r>
+      <w:r>
+        <w:rPr>
+          <w:noProof/>
+        </w:rPr>
+        <w:fldChar w:fldCharType="end"/>
+      </w:r>
+      <w:r>
+        <w:t>. Успешное добавление нового элемента</w:t>
+      </w:r>
+    </w:p>
+    <w:p>
+      <w:pPr>
+        <w:ind w:firstLine="709"/>
+      </w:pPr>
+      <w:r>
+        <w:t>В программе предусмотрена система обработки некорректного ввода данных пользователем.</w:t>
+      </w:r>
+      <w:r>
+        <w:t xml:space="preserve"> Все параметры упражнени</w:t>
+      </w:r>
+      <w:r>
+        <w:t>й имеют определенный диапазон. Е</w:t>
+      </w:r>
+      <w:r>
+        <w:t xml:space="preserve">сли пользователь выйдет за этот диапазон, </w:t>
+      </w:r>
+      <w:r>
+        <w:t>то Система вернёт либо минимальное значение (если пользователь вышел за минимальное значение), либо максимальное значение (если пользователь вышел за максимальное значение)</w:t>
+      </w:r>
+      <w:r>
+        <w:t>.</w:t>
+      </w:r>
+    </w:p>
+    <w:p>
+      <w:pPr>
+        <w:pStyle w:val="2"/>
+      </w:pPr>
+      <w:r>
+        <w:t>1.5.2 Тестовый случай «Удалить элемент»</w:t>
+      </w:r>
+    </w:p>
+    <w:p>
+      <w:pPr>
+        <w:ind w:firstLine="709"/>
+      </w:pPr>
+      <w:r>
+        <w:t>Для удаления одного элемента необходимо выбрать его в таблице и нажать</w:t>
+      </w:r>
+      <w:r>
+        <w:t xml:space="preserve"> на кнопку «Удалить» (рисунки </w:t>
+      </w:r>
+      <w:r>
+        <w:t>9</w:t>
+      </w:r>
+      <w:r>
+        <w:t xml:space="preserve"> и </w:t>
+      </w:r>
+      <w:r>
+        <w:t>10</w:t>
+      </w:r>
+      <w:r>
+        <w:t>).</w:t>
       </w:r>
     </w:p>
     <w:p>
@@ -5943,11 +6814,12 @@
           <w:noProof/>
           <w:lang w:eastAsia="ru-RU"/>
         </w:rPr>
+        <w:lastRenderedPageBreak/>
         <w:drawing>
-          <wp:inline distT="0" distB="0" distL="0" distR="0" wp14:anchorId="21D291F7" wp14:editId="263686C0">
-            <wp:extent cx="4305300" cy="1704975"/>
-            <wp:effectExtent l="0" t="0" r="0" b="9525"/>
-            <wp:docPr id="32" name="Рисунок 32"/>
+          <wp:inline distT="0" distB="0" distL="0" distR="0" wp14:anchorId="4B41C6E1" wp14:editId="3DE4CEF1">
+            <wp:extent cx="5434330" cy="2201248"/>
+            <wp:effectExtent l="0" t="0" r="0" b="8890"/>
+            <wp:docPr id="31" name="Рисунок 31"/>
             <wp:cNvGraphicFramePr>
               <a:graphicFrameLocks xmlns:a="http://schemas.openxmlformats.org/drawingml/2006/main" noChangeAspect="1"/>
             </wp:cNvGraphicFramePr>
@@ -5967,7 +6839,7 @@
                   <pic:spPr>
                     <a:xfrm>
                       <a:off x="0" y="0"/>
-                      <a:ext cx="4305300" cy="1704975"/>
+                      <a:ext cx="5443569" cy="2204991"/>
                     </a:xfrm>
                     <a:prstGeom prst="rect">
                       <a:avLst/>
@@ -5987,16 +6859,34 @@
       <w:r>
         <w:t xml:space="preserve">Рисунок </w:t>
       </w:r>
-      <w:fldSimple w:instr=" SEQ Рисунок \* ARABIC ">
-        <w:r>
-          <w:rPr>
-            <w:noProof/>
-          </w:rPr>
-          <w:t>10</w:t>
-        </w:r>
-      </w:fldSimple>
-      <w:r>
-        <w:t>. Сообщение об удалении одного элемента</w:t>
+      <w:r>
+        <w:fldChar w:fldCharType="begin"/>
+      </w:r>
+      <w:r>
+        <w:instrText xml:space="preserve"> SEQ Рисунок \* ARABIC </w:instrText>
+      </w:r>
+      <w:r>
+        <w:fldChar w:fldCharType="separate"/>
+      </w:r>
+      <w:r>
+        <w:rPr>
+          <w:noProof/>
+        </w:rPr>
+        <w:t>9</w:t>
+      </w:r>
+      <w:r>
+        <w:rPr>
+          <w:noProof/>
+        </w:rPr>
+        <w:fldChar w:fldCharType="end"/>
+      </w:r>
+      <w:r>
+        <w:t>. Выбор элемента в таблице</w:t>
+      </w:r>
+    </w:p>
+    <w:p>
+      <w:r>
+        <w:t>Появится сообщение-предупреждение, чтобы подтвердить решение пользователя об удалении (рисунок 10).</w:t>
       </w:r>
     </w:p>
     <w:p>
@@ -6011,10 +6901,10 @@
           <w:lang w:eastAsia="ru-RU"/>
         </w:rPr>
         <w:drawing>
-          <wp:inline distT="0" distB="0" distL="0" distR="0" wp14:anchorId="51FDA83A" wp14:editId="0396B812">
-            <wp:extent cx="6120130" cy="2489200"/>
-            <wp:effectExtent l="0" t="0" r="0" b="6350"/>
-            <wp:docPr id="33" name="Рисунок 33"/>
+          <wp:inline distT="0" distB="0" distL="0" distR="0" wp14:anchorId="21D291F7" wp14:editId="263686C0">
+            <wp:extent cx="4305300" cy="1704975"/>
+            <wp:effectExtent l="0" t="0" r="0" b="9525"/>
+            <wp:docPr id="32" name="Рисунок 32"/>
             <wp:cNvGraphicFramePr>
               <a:graphicFrameLocks xmlns:a="http://schemas.openxmlformats.org/drawingml/2006/main" noChangeAspect="1"/>
             </wp:cNvGraphicFramePr>
@@ -6034,7 +6924,7 @@
                   <pic:spPr>
                     <a:xfrm>
                       <a:off x="0" y="0"/>
-                      <a:ext cx="6120130" cy="2489200"/>
+                      <a:ext cx="4305300" cy="1704975"/>
                     </a:xfrm>
                     <a:prstGeom prst="rect">
                       <a:avLst/>
@@ -6054,36 +6944,29 @@
       <w:r>
         <w:t xml:space="preserve">Рисунок </w:t>
       </w:r>
-      <w:fldSimple w:instr=" SEQ Рисунок \* ARABIC ">
-        <w:r>
-          <w:rPr>
-            <w:noProof/>
-          </w:rPr>
-          <w:t>11</w:t>
-        </w:r>
-      </w:fldSimple>
-      <w:r>
-        <w:t>. Результат нажатия кнопки «Удалить»</w:t>
-      </w:r>
-    </w:p>
-    <w:p>
-      <w:r>
-        <w:t>Для удаления всех элементов</w:t>
-      </w:r>
-      <w:r>
-        <w:t xml:space="preserve"> не</w:t>
-      </w:r>
-      <w:r>
-        <w:t>обходимо</w:t>
-      </w:r>
-      <w:r>
-        <w:t xml:space="preserve"> нажать на кнопку «Удалить</w:t>
-      </w:r>
-      <w:r>
-        <w:t xml:space="preserve"> всё» (рисунки 12, 13 и 14</w:t>
-      </w:r>
-      <w:r>
-        <w:t>).</w:t>
+      <w:r>
+        <w:fldChar w:fldCharType="begin"/>
+      </w:r>
+      <w:r>
+        <w:instrText xml:space="preserve"> SEQ Рисунок \* ARABIC </w:instrText>
+      </w:r>
+      <w:r>
+        <w:fldChar w:fldCharType="separate"/>
+      </w:r>
+      <w:r>
+        <w:rPr>
+          <w:noProof/>
+        </w:rPr>
+        <w:t>10</w:t>
+      </w:r>
+      <w:r>
+        <w:rPr>
+          <w:noProof/>
+        </w:rPr>
+        <w:fldChar w:fldCharType="end"/>
+      </w:r>
+      <w:r>
+        <w:t>. Сообщение об удалении одного элемента</w:t>
       </w:r>
     </w:p>
     <w:p>
@@ -6097,12 +6980,11 @@
           <w:noProof/>
           <w:lang w:eastAsia="ru-RU"/>
         </w:rPr>
-        <w:lastRenderedPageBreak/>
         <w:drawing>
-          <wp:inline distT="0" distB="0" distL="0" distR="0" wp14:anchorId="1A8C647A" wp14:editId="68470BCD">
-            <wp:extent cx="6120130" cy="2487930"/>
-            <wp:effectExtent l="0" t="0" r="0" b="7620"/>
-            <wp:docPr id="34" name="Рисунок 34"/>
+          <wp:inline distT="0" distB="0" distL="0" distR="0" wp14:anchorId="51FDA83A" wp14:editId="0396B812">
+            <wp:extent cx="6120130" cy="2489200"/>
+            <wp:effectExtent l="0" t="0" r="0" b="6350"/>
+            <wp:docPr id="33" name="Рисунок 33"/>
             <wp:cNvGraphicFramePr>
               <a:graphicFrameLocks xmlns:a="http://schemas.openxmlformats.org/drawingml/2006/main" noChangeAspect="1"/>
             </wp:cNvGraphicFramePr>
@@ -6122,7 +7004,7 @@
                   <pic:spPr>
                     <a:xfrm>
                       <a:off x="0" y="0"/>
-                      <a:ext cx="6120130" cy="2487930"/>
+                      <a:ext cx="6120130" cy="2489200"/>
                     </a:xfrm>
                     <a:prstGeom prst="rect">
                       <a:avLst/>
@@ -6142,16 +7024,49 @@
       <w:r>
         <w:t xml:space="preserve">Рисунок </w:t>
       </w:r>
-      <w:fldSimple w:instr=" SEQ Рисунок \* ARABIC ">
-        <w:r>
-          <w:rPr>
-            <w:noProof/>
-          </w:rPr>
-          <w:t>12</w:t>
-        </w:r>
-      </w:fldSimple>
-      <w:r>
-        <w:t>. Таблица с упражнениями</w:t>
+      <w:r>
+        <w:fldChar w:fldCharType="begin"/>
+      </w:r>
+      <w:r>
+        <w:instrText xml:space="preserve"> SEQ Рисунок \* ARABIC </w:instrText>
+      </w:r>
+      <w:r>
+        <w:fldChar w:fldCharType="separate"/>
+      </w:r>
+      <w:r>
+        <w:rPr>
+          <w:noProof/>
+        </w:rPr>
+        <w:t>11</w:t>
+      </w:r>
+      <w:r>
+        <w:rPr>
+          <w:noProof/>
+        </w:rPr>
+        <w:fldChar w:fldCharType="end"/>
+      </w:r>
+      <w:r>
+        <w:t>. Результат нажатия кнопки «Удалить»</w:t>
+      </w:r>
+    </w:p>
+    <w:p>
+      <w:r>
+        <w:t>Для удаления всех элементов</w:t>
+      </w:r>
+      <w:r>
+        <w:t xml:space="preserve"> не</w:t>
+      </w:r>
+      <w:r>
+        <w:t>обходимо</w:t>
+      </w:r>
+      <w:r>
+        <w:t xml:space="preserve"> нажать на кнопку «Удалить</w:t>
+      </w:r>
+      <w:r>
+        <w:t xml:space="preserve"> всё» (рисунки 12, 13 и 14</w:t>
+      </w:r>
+      <w:r>
+        <w:t>).</w:t>
       </w:r>
     </w:p>
     <w:p>
@@ -6165,11 +7080,12 @@
           <w:noProof/>
           <w:lang w:eastAsia="ru-RU"/>
         </w:rPr>
+        <w:lastRenderedPageBreak/>
         <w:drawing>
-          <wp:inline distT="0" distB="0" distL="0" distR="0" wp14:anchorId="49BFCB1A" wp14:editId="5DDF70CC">
-            <wp:extent cx="4086225" cy="1724025"/>
-            <wp:effectExtent l="0" t="0" r="9525" b="9525"/>
-            <wp:docPr id="35" name="Рисунок 35"/>
+          <wp:inline distT="0" distB="0" distL="0" distR="0" wp14:anchorId="1A8C647A" wp14:editId="68470BCD">
+            <wp:extent cx="6120130" cy="2487930"/>
+            <wp:effectExtent l="0" t="0" r="0" b="7620"/>
+            <wp:docPr id="34" name="Рисунок 34"/>
             <wp:cNvGraphicFramePr>
               <a:graphicFrameLocks xmlns:a="http://schemas.openxmlformats.org/drawingml/2006/main" noChangeAspect="1"/>
             </wp:cNvGraphicFramePr>
@@ -6189,7 +7105,7 @@
                   <pic:spPr>
                     <a:xfrm>
                       <a:off x="0" y="0"/>
-                      <a:ext cx="4086225" cy="1724025"/>
+                      <a:ext cx="6120130" cy="2487930"/>
                     </a:xfrm>
                     <a:prstGeom prst="rect">
                       <a:avLst/>
@@ -6209,16 +7125,29 @@
       <w:r>
         <w:t xml:space="preserve">Рисунок </w:t>
       </w:r>
-      <w:fldSimple w:instr=" SEQ Рисунок \* ARABIC ">
-        <w:r>
-          <w:rPr>
-            <w:noProof/>
-          </w:rPr>
-          <w:t>13</w:t>
-        </w:r>
-      </w:fldSimple>
-      <w:r>
-        <w:t>. Удаление всех элементов</w:t>
+      <w:r>
+        <w:fldChar w:fldCharType="begin"/>
+      </w:r>
+      <w:r>
+        <w:instrText xml:space="preserve"> SEQ Рисунок \* ARABIC </w:instrText>
+      </w:r>
+      <w:r>
+        <w:fldChar w:fldCharType="separate"/>
+      </w:r>
+      <w:r>
+        <w:rPr>
+          <w:noProof/>
+        </w:rPr>
+        <w:t>12</w:t>
+      </w:r>
+      <w:r>
+        <w:rPr>
+          <w:noProof/>
+        </w:rPr>
+        <w:fldChar w:fldCharType="end"/>
+      </w:r>
+      <w:r>
+        <w:t>. Таблица с упражнениями</w:t>
       </w:r>
     </w:p>
     <w:p>
@@ -6233,10 +7162,10 @@
           <w:lang w:eastAsia="ru-RU"/>
         </w:rPr>
         <w:drawing>
-          <wp:inline distT="0" distB="0" distL="0" distR="0" wp14:anchorId="370EA54F" wp14:editId="1DBA9BDB">
-            <wp:extent cx="5600190" cy="2298065"/>
-            <wp:effectExtent l="0" t="0" r="635" b="6985"/>
-            <wp:docPr id="36" name="Рисунок 36"/>
+          <wp:inline distT="0" distB="0" distL="0" distR="0" wp14:anchorId="49BFCB1A" wp14:editId="5DDF70CC">
+            <wp:extent cx="4086225" cy="1724025"/>
+            <wp:effectExtent l="0" t="0" r="9525" b="9525"/>
+            <wp:docPr id="35" name="Рисунок 35"/>
             <wp:cNvGraphicFramePr>
               <a:graphicFrameLocks xmlns:a="http://schemas.openxmlformats.org/drawingml/2006/main" noChangeAspect="1"/>
             </wp:cNvGraphicFramePr>
@@ -6256,7 +7185,7 @@
                   <pic:spPr>
                     <a:xfrm>
                       <a:off x="0" y="0"/>
-                      <a:ext cx="5603780" cy="2299538"/>
+                      <a:ext cx="4086225" cy="1724025"/>
                     </a:xfrm>
                     <a:prstGeom prst="rect">
                       <a:avLst/>
@@ -6276,62 +7205,31 @@
       <w:r>
         <w:t xml:space="preserve">Рисунок </w:t>
       </w:r>
-      <w:fldSimple w:instr=" SEQ Рисунок \* ARABIC ">
-        <w:r>
-          <w:rPr>
-            <w:noProof/>
-          </w:rPr>
-          <w:t>14</w:t>
-        </w:r>
-      </w:fldSimple>
-      <w:r>
-        <w:t>. Результат удаления всех элементов</w:t>
-      </w:r>
-    </w:p>
-    <w:p>
-      <w:pPr>
-        <w:pStyle w:val="2"/>
-      </w:pPr>
-      <w:r>
-        <w:t>1.5.3 Тестовый случай «</w:t>
-      </w:r>
-      <w:r>
-        <w:t>Фильтрация</w:t>
-      </w:r>
-      <w:r>
-        <w:t xml:space="preserve"> элемент</w:t>
-      </w:r>
-      <w:r>
-        <w:t>ов</w:t>
-      </w:r>
-      <w:r>
-        <w:t>»</w:t>
-      </w:r>
-    </w:p>
-    <w:p>
-      <w:pPr>
-        <w:ind w:firstLine="709"/>
-      </w:pPr>
-      <w:r>
-        <w:t>Для поиска элементов в списке необходимо на</w:t>
-      </w:r>
-      <w:r>
-        <w:t>жать кнопку «Фильтр</w:t>
-      </w:r>
-      <w:r>
-        <w:t>» (рисунок 15</w:t>
-      </w:r>
-      <w:r>
-        <w:t>). Откроется соответствующая форма для поиска</w:t>
-      </w:r>
-      <w:r>
-        <w:t xml:space="preserve"> (рисунок 16</w:t>
-      </w:r>
-      <w:r>
-        <w:t>).</w:t>
-      </w:r>
-    </w:p>
-    <w:p/>
+      <w:r>
+        <w:fldChar w:fldCharType="begin"/>
+      </w:r>
+      <w:r>
+        <w:instrText xml:space="preserve"> SEQ Рисунок \* ARABIC </w:instrText>
+      </w:r>
+      <w:r>
+        <w:fldChar w:fldCharType="separate"/>
+      </w:r>
+      <w:r>
+        <w:rPr>
+          <w:noProof/>
+        </w:rPr>
+        <w:t>13</w:t>
+      </w:r>
+      <w:r>
+        <w:rPr>
+          <w:noProof/>
+        </w:rPr>
+        <w:fldChar w:fldCharType="end"/>
+      </w:r>
+      <w:r>
+        <w:t>. Удаление всех элементов</w:t>
+      </w:r>
+    </w:p>
     <w:p>
       <w:pPr>
         <w:keepNext/>
@@ -6343,12 +7241,11 @@
           <w:noProof/>
           <w:lang w:eastAsia="ru-RU"/>
         </w:rPr>
-        <w:lastRenderedPageBreak/>
         <w:drawing>
-          <wp:inline distT="0" distB="0" distL="0" distR="0" wp14:anchorId="73E6DFC4" wp14:editId="0D9F1153">
-            <wp:extent cx="5771217" cy="2331720"/>
-            <wp:effectExtent l="0" t="0" r="1270" b="0"/>
-            <wp:docPr id="37" name="Рисунок 37"/>
+          <wp:inline distT="0" distB="0" distL="0" distR="0" wp14:anchorId="370EA54F" wp14:editId="1DBA9BDB">
+            <wp:extent cx="5600190" cy="2298065"/>
+            <wp:effectExtent l="0" t="0" r="635" b="6985"/>
+            <wp:docPr id="36" name="Рисунок 36"/>
             <wp:cNvGraphicFramePr>
               <a:graphicFrameLocks xmlns:a="http://schemas.openxmlformats.org/drawingml/2006/main" noChangeAspect="1"/>
             </wp:cNvGraphicFramePr>
@@ -6368,7 +7265,7 @@
                   <pic:spPr>
                     <a:xfrm>
                       <a:off x="0" y="0"/>
-                      <a:ext cx="5773721" cy="2332732"/>
+                      <a:ext cx="5603780" cy="2299538"/>
                     </a:xfrm>
                     <a:prstGeom prst="rect">
                       <a:avLst/>
@@ -6388,18 +7285,75 @@
       <w:r>
         <w:t xml:space="preserve">Рисунок </w:t>
       </w:r>
-      <w:fldSimple w:instr=" SEQ Рисунок \* ARABIC ">
-        <w:r>
-          <w:rPr>
-            <w:noProof/>
-          </w:rPr>
-          <w:t>15</w:t>
-        </w:r>
-      </w:fldSimple>
-      <w:r>
-        <w:t>. Вызов формы для фильтрации элементов</w:t>
-      </w:r>
-    </w:p>
+      <w:r>
+        <w:fldChar w:fldCharType="begin"/>
+      </w:r>
+      <w:r>
+        <w:instrText xml:space="preserve"> SEQ Рисунок \* ARABIC </w:instrText>
+      </w:r>
+      <w:r>
+        <w:fldChar w:fldCharType="separate"/>
+      </w:r>
+      <w:r>
+        <w:rPr>
+          <w:noProof/>
+        </w:rPr>
+        <w:t>14</w:t>
+      </w:r>
+      <w:r>
+        <w:rPr>
+          <w:noProof/>
+        </w:rPr>
+        <w:fldChar w:fldCharType="end"/>
+      </w:r>
+      <w:r>
+        <w:t>. Результат удаления всех элементов</w:t>
+      </w:r>
+    </w:p>
+    <w:p>
+      <w:pPr>
+        <w:pStyle w:val="2"/>
+      </w:pPr>
+      <w:r>
+        <w:t>1.5.3 Тестовый случай «</w:t>
+      </w:r>
+      <w:r>
+        <w:t>Фильтрация</w:t>
+      </w:r>
+      <w:r>
+        <w:t xml:space="preserve"> элемент</w:t>
+      </w:r>
+      <w:r>
+        <w:t>ов</w:t>
+      </w:r>
+      <w:r>
+        <w:t>»</w:t>
+      </w:r>
+    </w:p>
+    <w:p>
+      <w:pPr>
+        <w:ind w:firstLine="709"/>
+      </w:pPr>
+      <w:r>
+        <w:t>Для поиска элементов в списке необходимо на</w:t>
+      </w:r>
+      <w:r>
+        <w:t>жать кнопку «Фильтр</w:t>
+      </w:r>
+      <w:r>
+        <w:t>» (рисунок 15</w:t>
+      </w:r>
+      <w:r>
+        <w:t>). Откроется соответствующая форма для поиска</w:t>
+      </w:r>
+      <w:r>
+        <w:t xml:space="preserve"> (рисунок 16</w:t>
+      </w:r>
+      <w:r>
+        <w:t>).</w:t>
+      </w:r>
+    </w:p>
+    <w:p/>
     <w:p>
       <w:pPr>
         <w:keepNext/>
@@ -6411,11 +7365,12 @@
           <w:noProof/>
           <w:lang w:eastAsia="ru-RU"/>
         </w:rPr>
+        <w:lastRenderedPageBreak/>
         <w:drawing>
-          <wp:inline distT="0" distB="0" distL="0" distR="0" wp14:anchorId="3B872633" wp14:editId="4AD14912">
-            <wp:extent cx="3048000" cy="2771775"/>
-            <wp:effectExtent l="0" t="0" r="0" b="9525"/>
-            <wp:docPr id="38" name="Рисунок 38"/>
+          <wp:inline distT="0" distB="0" distL="0" distR="0" wp14:anchorId="73E6DFC4" wp14:editId="0D9F1153">
+            <wp:extent cx="5771217" cy="2331720"/>
+            <wp:effectExtent l="0" t="0" r="1270" b="0"/>
+            <wp:docPr id="37" name="Рисунок 37"/>
             <wp:cNvGraphicFramePr>
               <a:graphicFrameLocks xmlns:a="http://schemas.openxmlformats.org/drawingml/2006/main" noChangeAspect="1"/>
             </wp:cNvGraphicFramePr>
@@ -6435,7 +7390,7 @@
                   <pic:spPr>
                     <a:xfrm>
                       <a:off x="0" y="0"/>
-                      <a:ext cx="3048000" cy="2771775"/>
+                      <a:ext cx="5773721" cy="2332732"/>
                     </a:xfrm>
                     <a:prstGeom prst="rect">
                       <a:avLst/>
@@ -6455,78 +7410,29 @@
       <w:r>
         <w:t xml:space="preserve">Рисунок </w:t>
       </w:r>
-      <w:fldSimple w:instr=" SEQ Рисунок \* ARABIC ">
-        <w:r>
-          <w:rPr>
-            <w:noProof/>
-          </w:rPr>
-          <w:t>16</w:t>
-        </w:r>
-      </w:fldSimple>
-      <w:r>
-        <w:t>. Форма фильтра</w:t>
-      </w:r>
-    </w:p>
-    <w:p>
-      <w:pPr>
-        <w:spacing w:before="240"/>
-        <w:ind w:firstLine="709"/>
-      </w:pPr>
-      <w:r>
-        <w:t>Далее пользователь выбирает параметры, по которым требуется найти элемент, вводит значения этих параметров и нажима</w:t>
-      </w:r>
-      <w:r>
-        <w:t>ет кнопку «</w:t>
-      </w:r>
-      <w:r>
-        <w:t>Фильтр</w:t>
-      </w:r>
-      <w:r>
-        <w:t>» (рисунки 17</w:t>
-      </w:r>
-      <w:r>
-        <w:t xml:space="preserve">, </w:t>
-      </w:r>
-      <w:r>
-        <w:t>18</w:t>
-      </w:r>
-      <w:r>
-        <w:t xml:space="preserve"> и 19</w:t>
-      </w:r>
-      <w:r>
-        <w:t>).</w:t>
-      </w:r>
-    </w:p>
-    <w:p>
-      <w:pPr>
-        <w:ind w:firstLine="709"/>
-      </w:pPr>
-      <w:r>
-        <w:t>Для того, чтобы сбросить фильтр, предусмотрена соответствующая кноп</w:t>
-      </w:r>
-      <w:r>
-        <w:t>ка «Отменить</w:t>
-      </w:r>
-      <w:r>
-        <w:t>»</w:t>
-      </w:r>
-      <w:r>
-        <w:t>, либо использовать кнопку закрытия окна</w:t>
-      </w:r>
-      <w:r>
-        <w:t xml:space="preserve"> </w:t>
-      </w:r>
-      <w:r>
-        <w:t>(рисунки</w:t>
-      </w:r>
-      <w:r>
-        <w:t xml:space="preserve"> 20</w:t>
-      </w:r>
-      <w:r>
-        <w:t xml:space="preserve"> и 21</w:t>
-      </w:r>
-      <w:r>
-        <w:t>).</w:t>
+      <w:r>
+        <w:fldChar w:fldCharType="begin"/>
+      </w:r>
+      <w:r>
+        <w:instrText xml:space="preserve"> SEQ Рисунок \* ARABIC </w:instrText>
+      </w:r>
+      <w:r>
+        <w:fldChar w:fldCharType="separate"/>
+      </w:r>
+      <w:r>
+        <w:rPr>
+          <w:noProof/>
+        </w:rPr>
+        <w:t>15</w:t>
+      </w:r>
+      <w:r>
+        <w:rPr>
+          <w:noProof/>
+        </w:rPr>
+        <w:fldChar w:fldCharType="end"/>
+      </w:r>
+      <w:r>
+        <w:t>. Вызов формы для фильтрации элементов</w:t>
       </w:r>
     </w:p>
     <w:p>
@@ -6540,12 +7446,11 @@
           <w:noProof/>
           <w:lang w:eastAsia="ru-RU"/>
         </w:rPr>
-        <w:lastRenderedPageBreak/>
         <w:drawing>
-          <wp:inline distT="0" distB="0" distL="0" distR="0" wp14:anchorId="07C5C16F" wp14:editId="27B94954">
-            <wp:extent cx="6120130" cy="1921510"/>
-            <wp:effectExtent l="0" t="0" r="0" b="2540"/>
-            <wp:docPr id="39" name="Рисунок 39"/>
+          <wp:inline distT="0" distB="0" distL="0" distR="0" wp14:anchorId="3B872633" wp14:editId="4AD14912">
+            <wp:extent cx="3048000" cy="2771775"/>
+            <wp:effectExtent l="0" t="0" r="0" b="9525"/>
+            <wp:docPr id="38" name="Рисунок 38"/>
             <wp:cNvGraphicFramePr>
               <a:graphicFrameLocks xmlns:a="http://schemas.openxmlformats.org/drawingml/2006/main" noChangeAspect="1"/>
             </wp:cNvGraphicFramePr>
@@ -6565,7 +7470,7 @@
                   <pic:spPr>
                     <a:xfrm>
                       <a:off x="0" y="0"/>
-                      <a:ext cx="6120130" cy="1921510"/>
+                      <a:ext cx="3048000" cy="2771775"/>
                     </a:xfrm>
                     <a:prstGeom prst="rect">
                       <a:avLst/>
@@ -6585,21 +7490,91 @@
       <w:r>
         <w:t xml:space="preserve">Рисунок </w:t>
       </w:r>
-      <w:fldSimple w:instr=" SEQ Рисунок \* ARABIC ">
-        <w:r>
-          <w:rPr>
-            <w:noProof/>
-          </w:rPr>
-          <w:t>17</w:t>
-        </w:r>
-      </w:fldSimple>
-      <w:r>
-        <w:t>. Фильтрация по типу упражнения</w:t>
-      </w:r>
-    </w:p>
-    <w:p>
-      <w:r>
-        <w:t>Появится также с количеством подходящих под заданную фильтрацию упражнений.</w:t>
+      <w:r>
+        <w:fldChar w:fldCharType="begin"/>
+      </w:r>
+      <w:r>
+        <w:instrText xml:space="preserve"> SEQ Рисунок \* ARABIC </w:instrText>
+      </w:r>
+      <w:r>
+        <w:fldChar w:fldCharType="separate"/>
+      </w:r>
+      <w:r>
+        <w:rPr>
+          <w:noProof/>
+        </w:rPr>
+        <w:t>16</w:t>
+      </w:r>
+      <w:r>
+        <w:rPr>
+          <w:noProof/>
+        </w:rPr>
+        <w:fldChar w:fldCharType="end"/>
+      </w:r>
+      <w:r>
+        <w:t>. Форма фильтра</w:t>
+      </w:r>
+    </w:p>
+    <w:p>
+      <w:pPr>
+        <w:spacing w:before="240"/>
+        <w:ind w:firstLine="709"/>
+      </w:pPr>
+      <w:r>
+        <w:t>Далее пользователь выбирает параметры, по которым требуется найти элемент, вводит значения этих параметров и нажима</w:t>
+      </w:r>
+      <w:r>
+        <w:t>ет кнопку «</w:t>
+      </w:r>
+      <w:r>
+        <w:t>Фильтр</w:t>
+      </w:r>
+      <w:r>
+        <w:t>» (рисунки 17</w:t>
+      </w:r>
+      <w:r>
+        <w:t xml:space="preserve">, </w:t>
+      </w:r>
+      <w:r>
+        <w:t>18</w:t>
+      </w:r>
+      <w:r>
+        <w:t xml:space="preserve"> и 19</w:t>
+      </w:r>
+      <w:r>
+        <w:t>).</w:t>
+      </w:r>
+    </w:p>
+    <w:p>
+      <w:pPr>
+        <w:ind w:firstLine="709"/>
+      </w:pPr>
+      <w:r>
+        <w:t>Для того, чтобы сбросить фильтр, предусмотрена соответствующая кноп</w:t>
+      </w:r>
+      <w:r>
+        <w:t>ка «Отменить</w:t>
+      </w:r>
+      <w:r>
+        <w:t>»</w:t>
+      </w:r>
+      <w:r>
+        <w:t>, либо использовать кнопку закрытия окна</w:t>
+      </w:r>
+      <w:r>
+        <w:t xml:space="preserve"> </w:t>
+      </w:r>
+      <w:r>
+        <w:t>(рисунки</w:t>
+      </w:r>
+      <w:r>
+        <w:t xml:space="preserve"> 20</w:t>
+      </w:r>
+      <w:r>
+        <w:t xml:space="preserve"> и 21</w:t>
+      </w:r>
+      <w:r>
+        <w:t>).</w:t>
       </w:r>
     </w:p>
     <w:p>
@@ -6613,11 +7588,12 @@
           <w:noProof/>
           <w:lang w:eastAsia="ru-RU"/>
         </w:rPr>
+        <w:lastRenderedPageBreak/>
         <w:drawing>
-          <wp:inline distT="0" distB="0" distL="0" distR="0" wp14:anchorId="248CDF6F" wp14:editId="4B646B3B">
-            <wp:extent cx="2562225" cy="1752600"/>
-            <wp:effectExtent l="0" t="0" r="9525" b="0"/>
-            <wp:docPr id="40" name="Рисунок 40"/>
+          <wp:inline distT="0" distB="0" distL="0" distR="0" wp14:anchorId="07C5C16F" wp14:editId="27B94954">
+            <wp:extent cx="6120130" cy="1921510"/>
+            <wp:effectExtent l="0" t="0" r="0" b="2540"/>
+            <wp:docPr id="39" name="Рисунок 39"/>
             <wp:cNvGraphicFramePr>
               <a:graphicFrameLocks xmlns:a="http://schemas.openxmlformats.org/drawingml/2006/main" noChangeAspect="1"/>
             </wp:cNvGraphicFramePr>
@@ -6637,7 +7613,7 @@
                   <pic:spPr>
                     <a:xfrm>
                       <a:off x="0" y="0"/>
-                      <a:ext cx="2562225" cy="1752600"/>
+                      <a:ext cx="6120130" cy="1921510"/>
                     </a:xfrm>
                     <a:prstGeom prst="rect">
                       <a:avLst/>
@@ -6657,16 +7633,34 @@
       <w:r>
         <w:t xml:space="preserve">Рисунок </w:t>
       </w:r>
-      <w:fldSimple w:instr=" SEQ Рисунок \* ARABIC ">
-        <w:r>
-          <w:rPr>
-            <w:noProof/>
-          </w:rPr>
-          <w:t>18</w:t>
-        </w:r>
-      </w:fldSimple>
-      <w:r>
-        <w:t>. Сообщение р результате фильтрации</w:t>
+      <w:r>
+        <w:fldChar w:fldCharType="begin"/>
+      </w:r>
+      <w:r>
+        <w:instrText xml:space="preserve"> SEQ Рисунок \* ARABIC </w:instrText>
+      </w:r>
+      <w:r>
+        <w:fldChar w:fldCharType="separate"/>
+      </w:r>
+      <w:r>
+        <w:rPr>
+          <w:noProof/>
+        </w:rPr>
+        <w:t>17</w:t>
+      </w:r>
+      <w:r>
+        <w:rPr>
+          <w:noProof/>
+        </w:rPr>
+        <w:fldChar w:fldCharType="end"/>
+      </w:r>
+      <w:r>
+        <w:t>. Фильтрация по типу упражнения</w:t>
+      </w:r>
+    </w:p>
+    <w:p>
+      <w:r>
+        <w:t>Появится также с количеством подходящих под заданную фильтрацию упражнений.</w:t>
       </w:r>
     </w:p>
     <w:p>
@@ -6681,10 +7675,10 @@
           <w:lang w:eastAsia="ru-RU"/>
         </w:rPr>
         <w:drawing>
-          <wp:inline distT="0" distB="0" distL="0" distR="0" wp14:anchorId="1341DA04" wp14:editId="52AE6E05">
-            <wp:extent cx="5510530" cy="1709534"/>
-            <wp:effectExtent l="0" t="0" r="0" b="5080"/>
-            <wp:docPr id="43" name="Рисунок 43"/>
+          <wp:inline distT="0" distB="0" distL="0" distR="0" wp14:anchorId="248CDF6F" wp14:editId="4B646B3B">
+            <wp:extent cx="2562225" cy="1752600"/>
+            <wp:effectExtent l="0" t="0" r="9525" b="0"/>
+            <wp:docPr id="40" name="Рисунок 40"/>
             <wp:cNvGraphicFramePr>
               <a:graphicFrameLocks xmlns:a="http://schemas.openxmlformats.org/drawingml/2006/main" noChangeAspect="1"/>
             </wp:cNvGraphicFramePr>
@@ -6704,7 +7698,7 @@
                   <pic:spPr>
                     <a:xfrm>
                       <a:off x="0" y="0"/>
-                      <a:ext cx="5527493" cy="1714796"/>
+                      <a:ext cx="2562225" cy="1752600"/>
                     </a:xfrm>
                     <a:prstGeom prst="rect">
                       <a:avLst/>
@@ -6724,19 +7718,31 @@
       <w:r>
         <w:t xml:space="preserve">Рисунок </w:t>
       </w:r>
-      <w:fldSimple w:instr=" SEQ Рисунок \* ARABIC ">
-        <w:r>
-          <w:rPr>
-            <w:noProof/>
-          </w:rPr>
-          <w:t>19</w:t>
-        </w:r>
-      </w:fldSimple>
-      <w:r>
-        <w:t>. Результат поиска элемента</w:t>
-      </w:r>
-    </w:p>
-    <w:p/>
+      <w:r>
+        <w:fldChar w:fldCharType="begin"/>
+      </w:r>
+      <w:r>
+        <w:instrText xml:space="preserve"> SEQ Рисунок \* ARABIC </w:instrText>
+      </w:r>
+      <w:r>
+        <w:fldChar w:fldCharType="separate"/>
+      </w:r>
+      <w:r>
+        <w:rPr>
+          <w:noProof/>
+        </w:rPr>
+        <w:t>18</w:t>
+      </w:r>
+      <w:r>
+        <w:rPr>
+          <w:noProof/>
+        </w:rPr>
+        <w:fldChar w:fldCharType="end"/>
+      </w:r>
+      <w:r>
+        <w:t>. Сообщение р результате фильтрации</w:t>
+      </w:r>
+    </w:p>
     <w:p>
       <w:pPr>
         <w:keepNext/>
@@ -6748,12 +7754,11 @@
           <w:noProof/>
           <w:lang w:eastAsia="ru-RU"/>
         </w:rPr>
-        <w:lastRenderedPageBreak/>
         <w:drawing>
-          <wp:inline distT="0" distB="0" distL="0" distR="0" wp14:anchorId="10C11A04" wp14:editId="585C9FE7">
-            <wp:extent cx="5982970" cy="1855478"/>
-            <wp:effectExtent l="0" t="0" r="0" b="0"/>
-            <wp:docPr id="45" name="Рисунок 45"/>
+          <wp:inline distT="0" distB="0" distL="0" distR="0" wp14:anchorId="1341DA04" wp14:editId="52AE6E05">
+            <wp:extent cx="5510530" cy="1709534"/>
+            <wp:effectExtent l="0" t="0" r="0" b="5080"/>
+            <wp:docPr id="43" name="Рисунок 43"/>
             <wp:cNvGraphicFramePr>
               <a:graphicFrameLocks xmlns:a="http://schemas.openxmlformats.org/drawingml/2006/main" noChangeAspect="1"/>
             </wp:cNvGraphicFramePr>
@@ -6773,7 +7778,7 @@
                   <pic:spPr>
                     <a:xfrm>
                       <a:off x="0" y="0"/>
-                      <a:ext cx="5988171" cy="1857091"/>
+                      <a:ext cx="5527493" cy="1714796"/>
                     </a:xfrm>
                     <a:prstGeom prst="rect">
                       <a:avLst/>
@@ -6793,18 +7798,32 @@
       <w:r>
         <w:t xml:space="preserve">Рисунок </w:t>
       </w:r>
-      <w:fldSimple w:instr=" SEQ Рисунок \* ARABIC ">
-        <w:r>
-          <w:rPr>
-            <w:noProof/>
-          </w:rPr>
-          <w:t>20</w:t>
-        </w:r>
-      </w:fldSimple>
-      <w:r>
-        <w:t>. Отмена фильтрации</w:t>
-      </w:r>
-    </w:p>
+      <w:r>
+        <w:fldChar w:fldCharType="begin"/>
+      </w:r>
+      <w:r>
+        <w:instrText xml:space="preserve"> SEQ Рисунок \* ARABIC </w:instrText>
+      </w:r>
+      <w:r>
+        <w:fldChar w:fldCharType="separate"/>
+      </w:r>
+      <w:r>
+        <w:rPr>
+          <w:noProof/>
+        </w:rPr>
+        <w:t>19</w:t>
+      </w:r>
+      <w:r>
+        <w:rPr>
+          <w:noProof/>
+        </w:rPr>
+        <w:fldChar w:fldCharType="end"/>
+      </w:r>
+      <w:r>
+        <w:t>. Результат поиска элемента</w:t>
+      </w:r>
+    </w:p>
+    <w:p/>
     <w:p>
       <w:pPr>
         <w:keepNext/>
@@ -6816,11 +7835,12 @@
           <w:noProof/>
           <w:lang w:eastAsia="ru-RU"/>
         </w:rPr>
+        <w:lastRenderedPageBreak/>
         <w:drawing>
-          <wp:inline distT="0" distB="0" distL="0" distR="0" wp14:anchorId="5A8DE0E8" wp14:editId="0FFA1BF2">
-            <wp:extent cx="3867150" cy="1762125"/>
-            <wp:effectExtent l="0" t="0" r="0" b="9525"/>
-            <wp:docPr id="46" name="Рисунок 46"/>
+          <wp:inline distT="0" distB="0" distL="0" distR="0" wp14:anchorId="10C11A04" wp14:editId="585C9FE7">
+            <wp:extent cx="5982970" cy="1855478"/>
+            <wp:effectExtent l="0" t="0" r="0" b="0"/>
+            <wp:docPr id="45" name="Рисунок 45"/>
             <wp:cNvGraphicFramePr>
               <a:graphicFrameLocks xmlns:a="http://schemas.openxmlformats.org/drawingml/2006/main" noChangeAspect="1"/>
             </wp:cNvGraphicFramePr>
@@ -6840,7 +7860,7 @@
                   <pic:spPr>
                     <a:xfrm>
                       <a:off x="0" y="0"/>
-                      <a:ext cx="3867150" cy="1762125"/>
+                      <a:ext cx="5988171" cy="1857091"/>
                     </a:xfrm>
                     <a:prstGeom prst="rect">
                       <a:avLst/>
@@ -6860,41 +7880,29 @@
       <w:r>
         <w:t xml:space="preserve">Рисунок </w:t>
       </w:r>
-      <w:fldSimple w:instr=" SEQ Рисунок \* ARABIC ">
-        <w:r>
-          <w:rPr>
-            <w:noProof/>
-          </w:rPr>
-          <w:t>21</w:t>
-        </w:r>
-      </w:fldSimple>
-      <w:r>
-        <w:t>. Сообщение об отмене фильтрации</w:t>
-      </w:r>
-    </w:p>
-    <w:p>
-      <w:pPr>
-        <w:pStyle w:val="2"/>
-      </w:pPr>
-      <w:r>
-        <w:t>1.5.4 Тестовый случай «Сохранить данные»</w:t>
-      </w:r>
-    </w:p>
-    <w:p>
-      <w:r>
-        <w:t>Для сохранения данных в таблице необ</w:t>
-      </w:r>
-      <w:r>
-        <w:t>ходимо нажать на панели «Файл\Сохранить» (рисунок 22</w:t>
-      </w:r>
-      <w:r>
-        <w:t>). Откроется системный диалог сохранения файла, где пользователь выбирает директорию и</w:t>
-      </w:r>
-      <w:r>
-        <w:t xml:space="preserve"> указывает имя файла (рисунок 23</w:t>
-      </w:r>
-      <w:r>
-        <w:t>).</w:t>
+      <w:r>
+        <w:fldChar w:fldCharType="begin"/>
+      </w:r>
+      <w:r>
+        <w:instrText xml:space="preserve"> SEQ Рисунок \* ARABIC </w:instrText>
+      </w:r>
+      <w:r>
+        <w:fldChar w:fldCharType="separate"/>
+      </w:r>
+      <w:r>
+        <w:rPr>
+          <w:noProof/>
+        </w:rPr>
+        <w:t>20</w:t>
+      </w:r>
+      <w:r>
+        <w:rPr>
+          <w:noProof/>
+        </w:rPr>
+        <w:fldChar w:fldCharType="end"/>
+      </w:r>
+      <w:r>
+        <w:t>. Отмена фильтрации</w:t>
       </w:r>
     </w:p>
     <w:p>
@@ -6909,10 +7917,10 @@
           <w:lang w:eastAsia="ru-RU"/>
         </w:rPr>
         <w:drawing>
-          <wp:inline distT="0" distB="0" distL="0" distR="0" wp14:anchorId="09628CC7" wp14:editId="033A8600">
-            <wp:extent cx="6120130" cy="2467610"/>
-            <wp:effectExtent l="0" t="0" r="0" b="8890"/>
-            <wp:docPr id="47" name="Рисунок 47"/>
+          <wp:inline distT="0" distB="0" distL="0" distR="0" wp14:anchorId="5A8DE0E8" wp14:editId="0FFA1BF2">
+            <wp:extent cx="3867150" cy="1762125"/>
+            <wp:effectExtent l="0" t="0" r="0" b="9525"/>
+            <wp:docPr id="46" name="Рисунок 46"/>
             <wp:cNvGraphicFramePr>
               <a:graphicFrameLocks xmlns:a="http://schemas.openxmlformats.org/drawingml/2006/main" noChangeAspect="1"/>
             </wp:cNvGraphicFramePr>
@@ -6932,7 +7940,7 @@
                   <pic:spPr>
                     <a:xfrm>
                       <a:off x="0" y="0"/>
-                      <a:ext cx="6120130" cy="2467610"/>
+                      <a:ext cx="3867150" cy="1762125"/>
                     </a:xfrm>
                     <a:prstGeom prst="rect">
                       <a:avLst/>
@@ -6952,16 +7960,54 @@
       <w:r>
         <w:t xml:space="preserve">Рисунок </w:t>
       </w:r>
-      <w:fldSimple w:instr=" SEQ Рисунок \* ARABIC ">
-        <w:r>
-          <w:rPr>
-            <w:noProof/>
-          </w:rPr>
-          <w:t>22</w:t>
-        </w:r>
-      </w:fldSimple>
-      <w:r>
-        <w:t>. Сохранение данных</w:t>
+      <w:r>
+        <w:fldChar w:fldCharType="begin"/>
+      </w:r>
+      <w:r>
+        <w:instrText xml:space="preserve"> SEQ Рисунок \* ARABIC </w:instrText>
+      </w:r>
+      <w:r>
+        <w:fldChar w:fldCharType="separate"/>
+      </w:r>
+      <w:r>
+        <w:rPr>
+          <w:noProof/>
+        </w:rPr>
+        <w:t>21</w:t>
+      </w:r>
+      <w:r>
+        <w:rPr>
+          <w:noProof/>
+        </w:rPr>
+        <w:fldChar w:fldCharType="end"/>
+      </w:r>
+      <w:r>
+        <w:t>. Сообщение об отмене фильтрации</w:t>
+      </w:r>
+    </w:p>
+    <w:p>
+      <w:pPr>
+        <w:pStyle w:val="2"/>
+      </w:pPr>
+      <w:r>
+        <w:t>1.5.4 Тестовый случай «Сохранить данные»</w:t>
+      </w:r>
+    </w:p>
+    <w:p>
+      <w:r>
+        <w:t>Для сохранения данных в таблице необ</w:t>
+      </w:r>
+      <w:r>
+        <w:t>ходимо нажать на панели «Файл\Сохранить» (рисунок 22</w:t>
+      </w:r>
+      <w:r>
+        <w:t>). Откроется системный диалог сохранения файла, где пользователь выбирает директорию и</w:t>
+      </w:r>
+      <w:r>
+        <w:t xml:space="preserve"> указывает имя файла (рисунок 23</w:t>
+      </w:r>
+      <w:r>
+        <w:t>).</w:t>
       </w:r>
     </w:p>
     <w:p>
@@ -6975,12 +8021,11 @@
           <w:noProof/>
           <w:lang w:eastAsia="ru-RU"/>
         </w:rPr>
-        <w:lastRenderedPageBreak/>
         <w:drawing>
-          <wp:inline distT="0" distB="0" distL="0" distR="0" wp14:anchorId="5F7A8C52" wp14:editId="0D512EA7">
-            <wp:extent cx="6120130" cy="3834130"/>
-            <wp:effectExtent l="0" t="0" r="0" b="0"/>
-            <wp:docPr id="48" name="Рисунок 48"/>
+          <wp:inline distT="0" distB="0" distL="0" distR="0" wp14:anchorId="09628CC7" wp14:editId="033A8600">
+            <wp:extent cx="6120130" cy="2467610"/>
+            <wp:effectExtent l="0" t="0" r="0" b="8890"/>
+            <wp:docPr id="47" name="Рисунок 47"/>
             <wp:cNvGraphicFramePr>
               <a:graphicFrameLocks xmlns:a="http://schemas.openxmlformats.org/drawingml/2006/main" noChangeAspect="1"/>
             </wp:cNvGraphicFramePr>
@@ -7000,7 +8045,7 @@
                   <pic:spPr>
                     <a:xfrm>
                       <a:off x="0" y="0"/>
-                      <a:ext cx="6120130" cy="3834130"/>
+                      <a:ext cx="6120130" cy="2467610"/>
                     </a:xfrm>
                     <a:prstGeom prst="rect">
                       <a:avLst/>
@@ -7020,36 +8065,29 @@
       <w:r>
         <w:t xml:space="preserve">Рисунок </w:t>
       </w:r>
-      <w:fldSimple w:instr=" SEQ Рисунок \* ARABIC ">
-        <w:r>
-          <w:rPr>
-            <w:noProof/>
-          </w:rPr>
-          <w:t>23</w:t>
-        </w:r>
-      </w:fldSimple>
-      <w:r>
-        <w:t>. Сохранение файла</w:t>
-      </w:r>
-    </w:p>
-    <w:p>
-      <w:r>
-        <w:t>После сохранения данных в файл появится соотв</w:t>
-      </w:r>
-      <w:r>
-        <w:t>етствующее сообщение (рисунки 2</w:t>
-      </w:r>
-      <w:r>
-        <w:t>4</w:t>
-      </w:r>
-      <w:r>
-        <w:t xml:space="preserve"> и 2</w:t>
-      </w:r>
-      <w:r>
-        <w:t>5</w:t>
-      </w:r>
-      <w:r>
-        <w:t>).</w:t>
+      <w:r>
+        <w:fldChar w:fldCharType="begin"/>
+      </w:r>
+      <w:r>
+        <w:instrText xml:space="preserve"> SEQ Рисунок \* ARABIC </w:instrText>
+      </w:r>
+      <w:r>
+        <w:fldChar w:fldCharType="separate"/>
+      </w:r>
+      <w:r>
+        <w:rPr>
+          <w:noProof/>
+        </w:rPr>
+        <w:t>22</w:t>
+      </w:r>
+      <w:r>
+        <w:rPr>
+          <w:noProof/>
+        </w:rPr>
+        <w:fldChar w:fldCharType="end"/>
+      </w:r>
+      <w:r>
+        <w:t>. Сохранение данных</w:t>
       </w:r>
     </w:p>
     <w:p>
@@ -7063,11 +8101,12 @@
           <w:noProof/>
           <w:lang w:eastAsia="ru-RU"/>
         </w:rPr>
+        <w:lastRenderedPageBreak/>
         <w:drawing>
-          <wp:inline distT="0" distB="0" distL="0" distR="0" wp14:anchorId="3187AA1E" wp14:editId="3C9618B7">
-            <wp:extent cx="2847975" cy="1695450"/>
-            <wp:effectExtent l="0" t="0" r="9525" b="0"/>
-            <wp:docPr id="49" name="Рисунок 49"/>
+          <wp:inline distT="0" distB="0" distL="0" distR="0" wp14:anchorId="5F7A8C52" wp14:editId="0D512EA7">
+            <wp:extent cx="6120130" cy="3834130"/>
+            <wp:effectExtent l="0" t="0" r="0" b="0"/>
+            <wp:docPr id="48" name="Рисунок 48"/>
             <wp:cNvGraphicFramePr>
               <a:graphicFrameLocks xmlns:a="http://schemas.openxmlformats.org/drawingml/2006/main" noChangeAspect="1"/>
             </wp:cNvGraphicFramePr>
@@ -7087,7 +8126,7 @@
                   <pic:spPr>
                     <a:xfrm>
                       <a:off x="0" y="0"/>
-                      <a:ext cx="2847975" cy="1695450"/>
+                      <a:ext cx="6120130" cy="3834130"/>
                     </a:xfrm>
                     <a:prstGeom prst="rect">
                       <a:avLst/>
@@ -7107,16 +8146,49 @@
       <w:r>
         <w:t xml:space="preserve">Рисунок </w:t>
       </w:r>
-      <w:fldSimple w:instr=" SEQ Рисунок \* ARABIC ">
-        <w:r>
-          <w:rPr>
-            <w:noProof/>
-          </w:rPr>
-          <w:t>24</w:t>
-        </w:r>
-      </w:fldSimple>
-      <w:r>
-        <w:t>. Сообщение о сохранении файла</w:t>
+      <w:r>
+        <w:fldChar w:fldCharType="begin"/>
+      </w:r>
+      <w:r>
+        <w:instrText xml:space="preserve"> SEQ Рисунок \* ARABIC </w:instrText>
+      </w:r>
+      <w:r>
+        <w:fldChar w:fldCharType="separate"/>
+      </w:r>
+      <w:r>
+        <w:rPr>
+          <w:noProof/>
+        </w:rPr>
+        <w:t>23</w:t>
+      </w:r>
+      <w:r>
+        <w:rPr>
+          <w:noProof/>
+        </w:rPr>
+        <w:fldChar w:fldCharType="end"/>
+      </w:r>
+      <w:r>
+        <w:t>. Сохранение файла</w:t>
+      </w:r>
+    </w:p>
+    <w:p>
+      <w:r>
+        <w:t>После сохранения данных в файл появится соотв</w:t>
+      </w:r>
+      <w:r>
+        <w:t>етствующее сообщение (рисунки 2</w:t>
+      </w:r>
+      <w:r>
+        <w:t>4</w:t>
+      </w:r>
+      <w:r>
+        <w:t xml:space="preserve"> и 2</w:t>
+      </w:r>
+      <w:r>
+        <w:t>5</w:t>
+      </w:r>
+      <w:r>
+        <w:t>).</w:t>
       </w:r>
     </w:p>
     <w:p>
@@ -7130,12 +8202,11 @@
           <w:noProof/>
           <w:lang w:eastAsia="ru-RU"/>
         </w:rPr>
-        <w:lastRenderedPageBreak/>
         <w:drawing>
-          <wp:inline distT="0" distB="0" distL="0" distR="0" wp14:anchorId="144C6716" wp14:editId="2FC7B2DA">
-            <wp:extent cx="5373370" cy="2707313"/>
-            <wp:effectExtent l="0" t="0" r="0" b="0"/>
-            <wp:docPr id="51" name="Рисунок 51"/>
+          <wp:inline distT="0" distB="0" distL="0" distR="0" wp14:anchorId="3187AA1E" wp14:editId="3C9618B7">
+            <wp:extent cx="2847975" cy="1695450"/>
+            <wp:effectExtent l="0" t="0" r="9525" b="0"/>
+            <wp:docPr id="49" name="Рисунок 49"/>
             <wp:cNvGraphicFramePr>
               <a:graphicFrameLocks xmlns:a="http://schemas.openxmlformats.org/drawingml/2006/main" noChangeAspect="1"/>
             </wp:cNvGraphicFramePr>
@@ -7155,7 +8226,7 @@
                   <pic:spPr>
                     <a:xfrm>
                       <a:off x="0" y="0"/>
-                      <a:ext cx="5379174" cy="2710237"/>
+                      <a:ext cx="2847975" cy="1695450"/>
                     </a:xfrm>
                     <a:prstGeom prst="rect">
                       <a:avLst/>
@@ -7175,21 +8246,29 @@
       <w:r>
         <w:t xml:space="preserve">Рисунок </w:t>
       </w:r>
-      <w:fldSimple w:instr=" SEQ Рисунок \* ARABIC ">
-        <w:r>
-          <w:rPr>
-            <w:noProof/>
-          </w:rPr>
-          <w:t>25</w:t>
-        </w:r>
-      </w:fldSimple>
-      <w:r>
-        <w:t>. Результат сохранения файла</w:t>
-      </w:r>
-    </w:p>
-    <w:p>
-      <w:r>
-        <w:t>В случае, если таблица пуста, сохранение не производится (рисунок 23).</w:t>
+      <w:r>
+        <w:fldChar w:fldCharType="begin"/>
+      </w:r>
+      <w:r>
+        <w:instrText xml:space="preserve"> SEQ Рисунок \* ARABIC </w:instrText>
+      </w:r>
+      <w:r>
+        <w:fldChar w:fldCharType="separate"/>
+      </w:r>
+      <w:r>
+        <w:rPr>
+          <w:noProof/>
+        </w:rPr>
+        <w:t>24</w:t>
+      </w:r>
+      <w:r>
+        <w:rPr>
+          <w:noProof/>
+        </w:rPr>
+        <w:fldChar w:fldCharType="end"/>
+      </w:r>
+      <w:r>
+        <w:t>. Сообщение о сохранении файла</w:t>
       </w:r>
     </w:p>
     <w:p>
@@ -7203,11 +8282,12 @@
           <w:noProof/>
           <w:lang w:eastAsia="ru-RU"/>
         </w:rPr>
+        <w:lastRenderedPageBreak/>
         <w:drawing>
-          <wp:inline distT="0" distB="0" distL="0" distR="0" wp14:anchorId="5F910055" wp14:editId="06C58C05">
-            <wp:extent cx="6120130" cy="2498725"/>
+          <wp:inline distT="0" distB="0" distL="0" distR="0" wp14:anchorId="144C6716" wp14:editId="2FC7B2DA">
+            <wp:extent cx="5373370" cy="2707313"/>
             <wp:effectExtent l="0" t="0" r="0" b="0"/>
-            <wp:docPr id="50" name="Рисунок 50"/>
+            <wp:docPr id="51" name="Рисунок 51"/>
             <wp:cNvGraphicFramePr>
               <a:graphicFrameLocks xmlns:a="http://schemas.openxmlformats.org/drawingml/2006/main" noChangeAspect="1"/>
             </wp:cNvGraphicFramePr>
@@ -7227,7 +8307,7 @@
                   <pic:spPr>
                     <a:xfrm>
                       <a:off x="0" y="0"/>
-                      <a:ext cx="6120130" cy="2498725"/>
+                      <a:ext cx="5379174" cy="2710237"/>
                     </a:xfrm>
                     <a:prstGeom prst="rect">
                       <a:avLst/>
@@ -7247,41 +8327,34 @@
       <w:r>
         <w:t xml:space="preserve">Рисунок </w:t>
       </w:r>
-      <w:fldSimple w:instr=" SEQ Рисунок \* ARABIC ">
-        <w:r>
-          <w:rPr>
-            <w:noProof/>
-          </w:rPr>
-          <w:t>26</w:t>
-        </w:r>
-      </w:fldSimple>
-      <w:r>
-        <w:t>. Результат нажатия на кнопку «Сохранить» при пустой таблице</w:t>
-      </w:r>
-    </w:p>
-    <w:p>
-      <w:pPr>
-        <w:pStyle w:val="2"/>
-      </w:pPr>
-      <w:r>
-        <w:t>1.5.5 Тестовый случай «</w:t>
-      </w:r>
-      <w:r>
-        <w:t>Загрузить</w:t>
-      </w:r>
-      <w:r>
-        <w:t xml:space="preserve"> данные»</w:t>
-      </w:r>
-    </w:p>
-    <w:p>
-      <w:r>
-        <w:t>Для открытия данных в таблице необходимо нажать на панели «Файл\Открыть» (рисунок 27). Откроется системный диалог открытия файла, где пользователь выбирает необходимый файл (рисунок 2</w:t>
-      </w:r>
-      <w:r>
-        <w:t>8</w:t>
-      </w:r>
-      <w:r>
-        <w:t>).</w:t>
+      <w:r>
+        <w:fldChar w:fldCharType="begin"/>
+      </w:r>
+      <w:r>
+        <w:instrText xml:space="preserve"> SEQ Рисунок \* ARABIC </w:instrText>
+      </w:r>
+      <w:r>
+        <w:fldChar w:fldCharType="separate"/>
+      </w:r>
+      <w:r>
+        <w:rPr>
+          <w:noProof/>
+        </w:rPr>
+        <w:t>25</w:t>
+      </w:r>
+      <w:r>
+        <w:rPr>
+          <w:noProof/>
+        </w:rPr>
+        <w:fldChar w:fldCharType="end"/>
+      </w:r>
+      <w:r>
+        <w:t>. Результат сохранения файла</w:t>
+      </w:r>
+    </w:p>
+    <w:p>
+      <w:r>
+        <w:t>В случае, если таблица пуста, сохранение не производится (рисунок 23).</w:t>
       </w:r>
     </w:p>
     <w:p>
@@ -7295,12 +8368,11 @@
           <w:noProof/>
           <w:lang w:eastAsia="ru-RU"/>
         </w:rPr>
-        <w:lastRenderedPageBreak/>
         <w:drawing>
-          <wp:inline distT="0" distB="0" distL="0" distR="0" wp14:anchorId="76521255" wp14:editId="1E5231AD">
-            <wp:extent cx="6120130" cy="2459355"/>
+          <wp:inline distT="0" distB="0" distL="0" distR="0" wp14:anchorId="5F910055" wp14:editId="06C58C05">
+            <wp:extent cx="6120130" cy="2498725"/>
             <wp:effectExtent l="0" t="0" r="0" b="0"/>
-            <wp:docPr id="52" name="Рисунок 52"/>
+            <wp:docPr id="50" name="Рисунок 50"/>
             <wp:cNvGraphicFramePr>
               <a:graphicFrameLocks xmlns:a="http://schemas.openxmlformats.org/drawingml/2006/main" noChangeAspect="1"/>
             </wp:cNvGraphicFramePr>
@@ -7320,7 +8392,7 @@
                   <pic:spPr>
                     <a:xfrm>
                       <a:off x="0" y="0"/>
-                      <a:ext cx="6120130" cy="2459355"/>
+                      <a:ext cx="6120130" cy="2498725"/>
                     </a:xfrm>
                     <a:prstGeom prst="rect">
                       <a:avLst/>
@@ -7340,24 +8412,54 @@
       <w:r>
         <w:t xml:space="preserve">Рисунок </w:t>
       </w:r>
-      <w:fldSimple w:instr=" SEQ Рисунок \* ARABIC ">
-        <w:r>
-          <w:rPr>
-            <w:noProof/>
-          </w:rPr>
-          <w:t>27</w:t>
-        </w:r>
-      </w:fldSimple>
-      <w:r>
-        <w:t>. Загрузить данные в таблицу</w:t>
-      </w:r>
-    </w:p>
-    <w:p>
-      <w:r>
-        <w:t>Далее откроется системный диалог загрузки файла (рисунок 25). После</w:t>
-      </w:r>
-      <w:r>
-        <w:t xml:space="preserve"> успешной загрузки появится сообщение (рисунки 26 и 27).</w:t>
+      <w:r>
+        <w:fldChar w:fldCharType="begin"/>
+      </w:r>
+      <w:r>
+        <w:instrText xml:space="preserve"> SEQ Рисунок \* ARABIC </w:instrText>
+      </w:r>
+      <w:r>
+        <w:fldChar w:fldCharType="separate"/>
+      </w:r>
+      <w:r>
+        <w:rPr>
+          <w:noProof/>
+        </w:rPr>
+        <w:t>26</w:t>
+      </w:r>
+      <w:r>
+        <w:rPr>
+          <w:noProof/>
+        </w:rPr>
+        <w:fldChar w:fldCharType="end"/>
+      </w:r>
+      <w:r>
+        <w:t>. Результат нажатия на кнопку «Сохранить» при пустой таблице</w:t>
+      </w:r>
+    </w:p>
+    <w:p>
+      <w:pPr>
+        <w:pStyle w:val="2"/>
+      </w:pPr>
+      <w:r>
+        <w:t>1.5.5 Тестовый случай «</w:t>
+      </w:r>
+      <w:r>
+        <w:t>Загрузить</w:t>
+      </w:r>
+      <w:r>
+        <w:t xml:space="preserve"> данные»</w:t>
+      </w:r>
+    </w:p>
+    <w:p>
+      <w:r>
+        <w:t>Для открытия данных в таблице необходимо нажать на панели «Файл\Открыть» (рисунок 27). Откроется системный диалог открытия файла, где пользователь выбирает необходимый файл (рисунок 2</w:t>
+      </w:r>
+      <w:r>
+        <w:t>8</w:t>
+      </w:r>
+      <w:r>
+        <w:t>).</w:t>
       </w:r>
     </w:p>
     <w:p>
@@ -7371,11 +8473,12 @@
           <w:noProof/>
           <w:lang w:eastAsia="ru-RU"/>
         </w:rPr>
+        <w:lastRenderedPageBreak/>
         <w:drawing>
-          <wp:inline distT="0" distB="0" distL="0" distR="0" wp14:anchorId="64CC8932" wp14:editId="13AEDE76">
-            <wp:extent cx="5518150" cy="3386007"/>
-            <wp:effectExtent l="0" t="0" r="6350" b="5080"/>
-            <wp:docPr id="53" name="Рисунок 53"/>
+          <wp:inline distT="0" distB="0" distL="0" distR="0" wp14:anchorId="76521255" wp14:editId="1E5231AD">
+            <wp:extent cx="6120130" cy="2459355"/>
+            <wp:effectExtent l="0" t="0" r="0" b="0"/>
+            <wp:docPr id="52" name="Рисунок 52"/>
             <wp:cNvGraphicFramePr>
               <a:graphicFrameLocks xmlns:a="http://schemas.openxmlformats.org/drawingml/2006/main" noChangeAspect="1"/>
             </wp:cNvGraphicFramePr>
@@ -7395,7 +8498,7 @@
                   <pic:spPr>
                     <a:xfrm>
                       <a:off x="0" y="0"/>
-                      <a:ext cx="5519374" cy="3386758"/>
+                      <a:ext cx="6120130" cy="2459355"/>
                     </a:xfrm>
                     <a:prstGeom prst="rect">
                       <a:avLst/>
@@ -7415,16 +8518,37 @@
       <w:r>
         <w:t xml:space="preserve">Рисунок </w:t>
       </w:r>
-      <w:fldSimple w:instr=" SEQ Рисунок \* ARABIC ">
-        <w:r>
-          <w:rPr>
-            <w:noProof/>
-          </w:rPr>
-          <w:t>28</w:t>
-        </w:r>
-      </w:fldSimple>
-      <w:r>
-        <w:t>. Выбор файла для открытия</w:t>
+      <w:r>
+        <w:fldChar w:fldCharType="begin"/>
+      </w:r>
+      <w:r>
+        <w:instrText xml:space="preserve"> SEQ Рисунок \* ARABIC </w:instrText>
+      </w:r>
+      <w:r>
+        <w:fldChar w:fldCharType="separate"/>
+      </w:r>
+      <w:r>
+        <w:rPr>
+          <w:noProof/>
+        </w:rPr>
+        <w:t>27</w:t>
+      </w:r>
+      <w:r>
+        <w:rPr>
+          <w:noProof/>
+        </w:rPr>
+        <w:fldChar w:fldCharType="end"/>
+      </w:r>
+      <w:r>
+        <w:t>. Загрузить данные в таблицу</w:t>
+      </w:r>
+    </w:p>
+    <w:p>
+      <w:r>
+        <w:t>Далее откроется системный диалог загрузки файла (рисунок 25). После</w:t>
+      </w:r>
+      <w:r>
+        <w:t xml:space="preserve"> успешной загрузки появится сообщение (рисунки 26 и 27).</w:t>
       </w:r>
     </w:p>
     <w:p>
@@ -7439,10 +8563,10 @@
           <w:lang w:eastAsia="ru-RU"/>
         </w:rPr>
         <w:drawing>
-          <wp:inline distT="0" distB="0" distL="0" distR="0" wp14:anchorId="39C973D7" wp14:editId="5841C684">
-            <wp:extent cx="2569845" cy="1533481"/>
-            <wp:effectExtent l="0" t="0" r="1905" b="0"/>
-            <wp:docPr id="54" name="Рисунок 54"/>
+          <wp:inline distT="0" distB="0" distL="0" distR="0" wp14:anchorId="64CC8932" wp14:editId="13AEDE76">
+            <wp:extent cx="5518150" cy="3386007"/>
+            <wp:effectExtent l="0" t="0" r="6350" b="5080"/>
+            <wp:docPr id="53" name="Рисунок 53"/>
             <wp:cNvGraphicFramePr>
               <a:graphicFrameLocks xmlns:a="http://schemas.openxmlformats.org/drawingml/2006/main" noChangeAspect="1"/>
             </wp:cNvGraphicFramePr>
@@ -7462,7 +8586,7 @@
                   <pic:spPr>
                     <a:xfrm>
                       <a:off x="0" y="0"/>
-                      <a:ext cx="2590472" cy="1545790"/>
+                      <a:ext cx="5519374" cy="3386758"/>
                     </a:xfrm>
                     <a:prstGeom prst="rect">
                       <a:avLst/>
@@ -7482,16 +8606,29 @@
       <w:r>
         <w:t xml:space="preserve">Рисунок </w:t>
       </w:r>
-      <w:fldSimple w:instr=" SEQ Рисунок \* ARABIC ">
-        <w:r>
-          <w:rPr>
-            <w:noProof/>
-          </w:rPr>
-          <w:t>29</w:t>
-        </w:r>
-      </w:fldSimple>
-      <w:r>
-        <w:t>. Сообщение, информирующее об успешной загрузке файла</w:t>
+      <w:r>
+        <w:fldChar w:fldCharType="begin"/>
+      </w:r>
+      <w:r>
+        <w:instrText xml:space="preserve"> SEQ Рисунок \* ARABIC </w:instrText>
+      </w:r>
+      <w:r>
+        <w:fldChar w:fldCharType="separate"/>
+      </w:r>
+      <w:r>
+        <w:rPr>
+          <w:noProof/>
+        </w:rPr>
+        <w:t>28</w:t>
+      </w:r>
+      <w:r>
+        <w:rPr>
+          <w:noProof/>
+        </w:rPr>
+        <w:fldChar w:fldCharType="end"/>
+      </w:r>
+      <w:r>
+        <w:t>. Выбор файла для открытия</w:t>
       </w:r>
     </w:p>
     <w:p>
@@ -7505,12 +8642,11 @@
           <w:noProof/>
           <w:lang w:eastAsia="ru-RU"/>
         </w:rPr>
-        <w:lastRenderedPageBreak/>
         <w:drawing>
-          <wp:inline distT="0" distB="0" distL="0" distR="0" wp14:anchorId="03070F39" wp14:editId="67F73617">
-            <wp:extent cx="6120130" cy="2486660"/>
-            <wp:effectExtent l="0" t="0" r="0" b="8890"/>
-            <wp:docPr id="55" name="Рисунок 55"/>
+          <wp:inline distT="0" distB="0" distL="0" distR="0" wp14:anchorId="39C973D7" wp14:editId="5841C684">
+            <wp:extent cx="2569845" cy="1533481"/>
+            <wp:effectExtent l="0" t="0" r="1905" b="0"/>
+            <wp:docPr id="54" name="Рисунок 54"/>
             <wp:cNvGraphicFramePr>
               <a:graphicFrameLocks xmlns:a="http://schemas.openxmlformats.org/drawingml/2006/main" noChangeAspect="1"/>
             </wp:cNvGraphicFramePr>
@@ -7530,6 +8666,87 @@
                   <pic:spPr>
                     <a:xfrm>
                       <a:off x="0" y="0"/>
+                      <a:ext cx="2590472" cy="1545790"/>
+                    </a:xfrm>
+                    <a:prstGeom prst="rect">
+                      <a:avLst/>
+                    </a:prstGeom>
+                  </pic:spPr>
+                </pic:pic>
+              </a:graphicData>
+            </a:graphic>
+          </wp:inline>
+        </w:drawing>
+      </w:r>
+    </w:p>
+    <w:p>
+      <w:pPr>
+        <w:pStyle w:val="af2"/>
+      </w:pPr>
+      <w:r>
+        <w:t xml:space="preserve">Рисунок </w:t>
+      </w:r>
+      <w:r>
+        <w:fldChar w:fldCharType="begin"/>
+      </w:r>
+      <w:r>
+        <w:instrText xml:space="preserve"> SEQ Рисунок \* ARABIC </w:instrText>
+      </w:r>
+      <w:r>
+        <w:fldChar w:fldCharType="separate"/>
+      </w:r>
+      <w:r>
+        <w:rPr>
+          <w:noProof/>
+        </w:rPr>
+        <w:t>29</w:t>
+      </w:r>
+      <w:r>
+        <w:rPr>
+          <w:noProof/>
+        </w:rPr>
+        <w:fldChar w:fldCharType="end"/>
+      </w:r>
+      <w:r>
+        <w:t>. Сообщение, информирующее об успешной загрузке файла</w:t>
+      </w:r>
+    </w:p>
+    <w:p>
+      <w:pPr>
+        <w:keepNext/>
+        <w:ind w:firstLine="0"/>
+        <w:jc w:val="center"/>
+      </w:pPr>
+      <w:r>
+        <w:rPr>
+          <w:noProof/>
+          <w:lang w:eastAsia="ru-RU"/>
+        </w:rPr>
+        <w:lastRenderedPageBreak/>
+        <w:drawing>
+          <wp:inline distT="0" distB="0" distL="0" distR="0" wp14:anchorId="03070F39" wp14:editId="67F73617">
+            <wp:extent cx="6120130" cy="2486660"/>
+            <wp:effectExtent l="0" t="0" r="0" b="8890"/>
+            <wp:docPr id="55" name="Рисунок 55"/>
+            <wp:cNvGraphicFramePr>
+              <a:graphicFrameLocks xmlns:a="http://schemas.openxmlformats.org/drawingml/2006/main" noChangeAspect="1"/>
+            </wp:cNvGraphicFramePr>
+            <a:graphic xmlns:a="http://schemas.openxmlformats.org/drawingml/2006/main">
+              <a:graphicData uri="http://schemas.openxmlformats.org/drawingml/2006/picture">
+                <pic:pic xmlns:pic="http://schemas.openxmlformats.org/drawingml/2006/picture">
+                  <pic:nvPicPr>
+                    <pic:cNvPr id="1" name=""/>
+                    <pic:cNvPicPr/>
+                  </pic:nvPicPr>
+                  <pic:blipFill>
+                    <a:blip r:embed="rId39"/>
+                    <a:stretch>
+                      <a:fillRect/>
+                    </a:stretch>
+                  </pic:blipFill>
+                  <pic:spPr>
+                    <a:xfrm>
+                      <a:off x="0" y="0"/>
                       <a:ext cx="6120130" cy="2486660"/>
                     </a:xfrm>
                     <a:prstGeom prst="rect">
@@ -7550,14 +8767,27 @@
       <w:r>
         <w:t xml:space="preserve">Рисунок </w:t>
       </w:r>
-      <w:fldSimple w:instr=" SEQ Рисунок \* ARABIC ">
-        <w:r>
-          <w:rPr>
-            <w:noProof/>
-          </w:rPr>
-          <w:t>30</w:t>
-        </w:r>
-      </w:fldSimple>
+      <w:r>
+        <w:fldChar w:fldCharType="begin"/>
+      </w:r>
+      <w:r>
+        <w:instrText xml:space="preserve"> SEQ Рисунок \* ARABIC </w:instrText>
+      </w:r>
+      <w:r>
+        <w:fldChar w:fldCharType="separate"/>
+      </w:r>
+      <w:r>
+        <w:rPr>
+          <w:noProof/>
+        </w:rPr>
+        <w:t>30</w:t>
+      </w:r>
+      <w:r>
+        <w:rPr>
+          <w:noProof/>
+        </w:rPr>
+        <w:fldChar w:fldCharType="end"/>
+      </w:r>
       <w:r>
         <w:t>. Результат загрузки данных</w:t>
       </w:r>
@@ -7583,8 +8813,8 @@
           <w:bCs/>
         </w:rPr>
       </w:pPr>
-      <w:bookmarkStart w:id="14" w:name="_Toc74829069"/>
-      <w:bookmarkStart w:id="15" w:name="_Toc74956678"/>
+      <w:bookmarkStart w:id="15" w:name="_Toc74829069"/>
+      <w:bookmarkStart w:id="16" w:name="_Toc74956678"/>
       <w:r>
         <w:rPr>
           <w:b/>
@@ -7592,11 +8822,12 @@
         </w:rPr>
         <w:t>СПИСОК ИСПОЛЬЗОВАННЫХ ИСТОЧНИКОВ</w:t>
       </w:r>
-      <w:bookmarkEnd w:id="14"/>
       <w:bookmarkEnd w:id="15"/>
-    </w:p>
-    <w:p>
-      <w:commentRangeStart w:id="16"/>
+      <w:bookmarkEnd w:id="16"/>
+    </w:p>
+    <w:p>
+      <w:commentRangeStart w:id="17"/>
+      <w:commentRangeStart w:id="18"/>
     </w:p>
     <w:p>
       <w:pPr>
@@ -7606,26 +8837,44 @@
           <w:numId w:val="9"/>
         </w:numPr>
         <w:ind w:left="0" w:firstLine="709"/>
-      </w:pPr>
-      <w:r>
+        <w:rPr>
+          <w:i w:val="0"/>
+        </w:rPr>
+      </w:pPr>
+      <w:r>
+        <w:rPr>
+          <w:i w:val="0"/>
+        </w:rPr>
         <w:t xml:space="preserve">Калентьев, А. А. Новые технологии в программировании : учебное пособие / А. А. Калентьев, Д. В. Гарайс, А. Е. Гориянов. – Томск : Эль Контент, 2014. – 176 с. – </w:t>
       </w:r>
       <w:r>
         <w:rPr>
+          <w:i w:val="0"/>
           <w:lang w:val="en-US"/>
         </w:rPr>
         <w:t>ISBN</w:t>
       </w:r>
       <w:r>
+        <w:rPr>
+          <w:i w:val="0"/>
+        </w:rPr>
         <w:t xml:space="preserve"> 978-5-4332-0185-9.</w:t>
       </w:r>
-      <w:commentRangeEnd w:id="16"/>
+      <w:commentRangeEnd w:id="17"/>
       <w:r>
         <w:rPr>
           <w:rStyle w:val="a7"/>
           <w:i w:val="0"/>
         </w:rPr>
-        <w:commentReference w:id="16"/>
+        <w:commentReference w:id="17"/>
+      </w:r>
+      <w:commentRangeEnd w:id="18"/>
+      <w:r>
+        <w:rPr>
+          <w:rStyle w:val="a7"/>
+          <w:i w:val="0"/>
+        </w:rPr>
+        <w:commentReference w:id="18"/>
       </w:r>
     </w:p>
     <w:p>
@@ -7654,8 +8903,8 @@
           <w:bCs/>
         </w:rPr>
       </w:pPr>
-      <w:bookmarkStart w:id="17" w:name="_Toc74829070"/>
-      <w:bookmarkStart w:id="18" w:name="_Toc74956679"/>
+      <w:bookmarkStart w:id="19" w:name="_Toc74829070"/>
+      <w:bookmarkStart w:id="20" w:name="_Toc74956679"/>
       <w:r>
         <w:rPr>
           <w:b/>
@@ -7663,8 +8912,8 @@
         </w:rPr>
         <w:t>ПРИЛОЖЕНИЕ А</w:t>
       </w:r>
-      <w:bookmarkEnd w:id="17"/>
-      <w:bookmarkEnd w:id="18"/>
+      <w:bookmarkEnd w:id="19"/>
+      <w:bookmarkEnd w:id="20"/>
     </w:p>
     <w:p>
       <w:pPr>
@@ -7897,7 +9146,10 @@
         <w:t xml:space="preserve">Окончание работ: </w:t>
       </w:r>
       <w:r>
-        <w:t>04</w:t>
+        <w:t>1</w:t>
+      </w:r>
+      <w:r>
+        <w:t>1</w:t>
       </w:r>
       <w:r>
         <w:t xml:space="preserve"> </w:t>
@@ -8572,7 +9824,7 @@
           <w:i/>
           <w:sz w:val="24"/>
         </w:rPr>
-        <w:t>Плавание</w:t>
+        <w:t>Бег</w:t>
       </w:r>
       <w:r>
         <w:rPr>
@@ -8663,7 +9915,7 @@
           <w:sz w:val="24"/>
           <w:lang w:val="en-US"/>
         </w:rPr>
-        <w:t xml:space="preserve">    &lt;Style&gt;</w:t>
+        <w:t xml:space="preserve">    &lt;Intensity&gt;</w:t>
       </w:r>
       <w:r>
         <w:rPr>
@@ -8679,7 +9931,7 @@
           <w:sz w:val="24"/>
           <w:lang w:val="en-US"/>
         </w:rPr>
-        <w:t>&lt;/Style&gt;</w:t>
+        <w:t>&lt;/Intensity&gt;</w:t>
       </w:r>
     </w:p>
     <w:p>
@@ -8696,88 +9948,87 @@
           <w:sz w:val="24"/>
           <w:lang w:val="en-US"/>
         </w:rPr>
-        <w:t xml:space="preserve">  &lt;/ExerciseWrapper&gt;</w:t>
-      </w:r>
-    </w:p>
-    <w:p>
-      <w:pPr>
+        <w:t xml:space="preserve">  </w:t>
+      </w:r>
+      <w:r>
         <w:rPr>
           <w:i/>
           <w:sz w:val="24"/>
           <w:lang w:val="en-US"/>
         </w:rPr>
-      </w:pPr>
+        <w:t>&lt;/</w:t>
+      </w:r>
       <w:r>
         <w:rPr>
           <w:i/>
           <w:sz w:val="24"/>
           <w:lang w:val="en-US"/>
         </w:rPr>
-        <w:t xml:space="preserve">  &lt;ExerciseWrapper&gt;</w:t>
-      </w:r>
-    </w:p>
-    <w:p>
-      <w:pPr>
+        <w:t>ExerciseWrapper</w:t>
+      </w:r>
+      <w:r>
         <w:rPr>
           <w:i/>
           <w:sz w:val="24"/>
           <w:lang w:val="en-US"/>
         </w:rPr>
-      </w:pPr>
-      <w:r>
+        <w:t>&gt;</w:t>
+      </w:r>
+    </w:p>
+    <w:p>
+      <w:pPr>
         <w:rPr>
           <w:i/>
           <w:sz w:val="24"/>
           <w:lang w:val="en-US"/>
         </w:rPr>
-        <w:t xml:space="preserve">    &lt;Type&gt;</w:t>
-      </w:r>
-      <w:r>
-        <w:rPr>
-          <w:i/>
-          <w:sz w:val="24"/>
-        </w:rPr>
-        <w:t>Жим</w:t>
-      </w:r>
+      </w:pPr>
       <w:r>
         <w:rPr>
           <w:i/>
           <w:sz w:val="24"/>
           <w:lang w:val="en-US"/>
         </w:rPr>
-        <w:t xml:space="preserve"> </w:t>
-      </w:r>
-      <w:r>
-        <w:rPr>
-          <w:i/>
-          <w:sz w:val="24"/>
-        </w:rPr>
-        <w:t>штанги</w:t>
-      </w:r>
-      <w:r>
+        <w:t xml:space="preserve">  &lt;ExerciseWrapper&gt;</w:t>
+      </w:r>
+    </w:p>
+    <w:p>
+      <w:pPr>
         <w:rPr>
           <w:i/>
           <w:sz w:val="24"/>
           <w:lang w:val="en-US"/>
         </w:rPr>
-        <w:t>&lt;/Type&gt;</w:t>
-      </w:r>
-    </w:p>
-    <w:p>
-      <w:pPr>
+      </w:pPr>
+      <w:r>
         <w:rPr>
           <w:i/>
           <w:sz w:val="24"/>
           <w:lang w:val="en-US"/>
         </w:rPr>
-      </w:pPr>
+        <w:t xml:space="preserve">    &lt;Type&gt;</w:t>
+      </w:r>
+      <w:r>
+        <w:rPr>
+          <w:i/>
+          <w:sz w:val="24"/>
+        </w:rPr>
+        <w:t>Жим</w:t>
+      </w:r>
       <w:r>
         <w:rPr>
           <w:i/>
           <w:sz w:val="24"/>
           <w:lang w:val="en-US"/>
         </w:rPr>
-        <w:t xml:space="preserve">    &lt;Name&gt;</w:t>
+        <w:t xml:space="preserve"> </w:t>
+      </w:r>
+      <w:r>
+        <w:rPr>
+          <w:i/>
+          <w:sz w:val="24"/>
+        </w:rPr>
+        <w:t>штанги</w:t>
       </w:r>
       <w:r>
         <w:rPr>
@@ -8785,32 +10036,32 @@
           <w:sz w:val="24"/>
           <w:lang w:val="en-US"/>
         </w:rPr>
-        <w:t xml:space="preserve"> </w:t>
-      </w:r>
-      <w:r>
+        <w:t>&lt;/Type&gt;</w:t>
+      </w:r>
+    </w:p>
+    <w:p>
+      <w:pPr>
         <w:rPr>
           <w:i/>
           <w:sz w:val="24"/>
           <w:lang w:val="en-US"/>
         </w:rPr>
-        <w:t>&lt;/Name&gt;</w:t>
-      </w:r>
-    </w:p>
-    <w:p>
-      <w:pPr>
+      </w:pPr>
+      <w:r>
         <w:rPr>
           <w:i/>
           <w:sz w:val="24"/>
           <w:lang w:val="en-US"/>
         </w:rPr>
-      </w:pPr>
+        <w:t xml:space="preserve">    &lt;Name&gt;</w:t>
+      </w:r>
       <w:r>
         <w:rPr>
           <w:i/>
           <w:sz w:val="24"/>
           <w:lang w:val="en-US"/>
         </w:rPr>
-        <w:t xml:space="preserve">    &lt;Weight&gt;</w:t>
+        <w:t xml:space="preserve"> </w:t>
       </w:r>
       <w:r>
         <w:rPr>
@@ -8818,32 +10069,32 @@
           <w:sz w:val="24"/>
           <w:lang w:val="en-US"/>
         </w:rPr>
-        <w:t xml:space="preserve"> </w:t>
-      </w:r>
-      <w:r>
+        <w:t>&lt;/Name&gt;</w:t>
+      </w:r>
+    </w:p>
+    <w:p>
+      <w:pPr>
         <w:rPr>
           <w:i/>
           <w:sz w:val="24"/>
           <w:lang w:val="en-US"/>
         </w:rPr>
-        <w:t>&lt;/Weight&gt;</w:t>
-      </w:r>
-    </w:p>
-    <w:p>
-      <w:pPr>
+      </w:pPr>
+      <w:r>
         <w:rPr>
           <w:i/>
           <w:sz w:val="24"/>
           <w:lang w:val="en-US"/>
         </w:rPr>
-      </w:pPr>
+        <w:t xml:space="preserve">    &lt;Weight&gt;</w:t>
+      </w:r>
       <w:r>
         <w:rPr>
           <w:i/>
           <w:sz w:val="24"/>
           <w:lang w:val="en-US"/>
         </w:rPr>
-        <w:t xml:space="preserve">    &lt;Repetitions&gt;</w:t>
+        <w:t xml:space="preserve"> </w:t>
       </w:r>
       <w:r>
         <w:rPr>
@@ -8851,81 +10102,74 @@
           <w:sz w:val="24"/>
           <w:lang w:val="en-US"/>
         </w:rPr>
-        <w:t xml:space="preserve"> </w:t>
-      </w:r>
-      <w:r>
+        <w:t>&lt;/Weight&gt;</w:t>
+      </w:r>
+    </w:p>
+    <w:p>
+      <w:pPr>
         <w:rPr>
           <w:i/>
           <w:sz w:val="24"/>
           <w:lang w:val="en-US"/>
         </w:rPr>
-        <w:t>&lt;/Repetitions&gt;</w:t>
-      </w:r>
-    </w:p>
-    <w:p>
-      <w:pPr>
+      </w:pPr>
+      <w:r>
         <w:rPr>
           <w:i/>
           <w:sz w:val="24"/>
           <w:lang w:val="en-US"/>
         </w:rPr>
-      </w:pPr>
+        <w:t xml:space="preserve">    &lt;Repetitions&gt;</w:t>
+      </w:r>
       <w:r>
         <w:rPr>
           <w:i/>
           <w:sz w:val="24"/>
           <w:lang w:val="en-US"/>
         </w:rPr>
-        <w:t xml:space="preserve">  &lt;/ExerciseWrapper&gt;</w:t>
-      </w:r>
-    </w:p>
-    <w:p>
-      <w:pPr>
+        <w:t xml:space="preserve"> </w:t>
+      </w:r>
+      <w:r>
         <w:rPr>
           <w:i/>
           <w:sz w:val="24"/>
           <w:lang w:val="en-US"/>
         </w:rPr>
-      </w:pPr>
-      <w:r>
+        <w:t>&lt;/Repetitions&gt;</w:t>
+      </w:r>
+    </w:p>
+    <w:p>
+      <w:pPr>
         <w:rPr>
           <w:i/>
           <w:sz w:val="24"/>
           <w:lang w:val="en-US"/>
         </w:rPr>
-        <w:t xml:space="preserve">  &lt;ExerciseWrapper&gt;</w:t>
-      </w:r>
-    </w:p>
-    <w:p>
-      <w:pPr>
+      </w:pPr>
+      <w:r>
         <w:rPr>
           <w:i/>
           <w:sz w:val="24"/>
           <w:lang w:val="en-US"/>
         </w:rPr>
-      </w:pPr>
-      <w:r>
+        <w:t xml:space="preserve">  &lt;/ExerciseWrapper&gt;</w:t>
+      </w:r>
+    </w:p>
+    <w:p>
+      <w:pPr>
         <w:rPr>
           <w:i/>
           <w:sz w:val="24"/>
           <w:lang w:val="en-US"/>
         </w:rPr>
-        <w:t xml:space="preserve">    &lt;Type&gt;</w:t>
-      </w:r>
-      <w:r>
-        <w:rPr>
-          <w:i/>
-          <w:sz w:val="24"/>
-        </w:rPr>
-        <w:t>Бег</w:t>
-      </w:r>
+      </w:pPr>
       <w:r>
         <w:rPr>
           <w:i/>
           <w:sz w:val="24"/>
           <w:lang w:val="en-US"/>
         </w:rPr>
-        <w:t>&lt;/Type&gt;</w:t>
+        <w:t xml:space="preserve">  &lt;ExerciseWrapper&gt;</w:t>
       </w:r>
     </w:p>
     <w:p>
@@ -8942,8 +10186,14 @@
           <w:sz w:val="24"/>
           <w:lang w:val="en-US"/>
         </w:rPr>
-        <w:lastRenderedPageBreak/>
-        <w:t xml:space="preserve">    &lt;Name&gt;</w:t>
+        <w:t xml:space="preserve">    &lt;Type&gt;</w:t>
+      </w:r>
+      <w:r>
+        <w:rPr>
+          <w:i/>
+          <w:sz w:val="24"/>
+        </w:rPr>
+        <w:t>Плавание</w:t>
       </w:r>
       <w:r>
         <w:rPr>
@@ -8951,89 +10201,107 @@
           <w:sz w:val="24"/>
           <w:lang w:val="en-US"/>
         </w:rPr>
-        <w:t xml:space="preserve"> </w:t>
-      </w:r>
-      <w:r>
+        <w:t>&lt;/Type&gt;</w:t>
+      </w:r>
+    </w:p>
+    <w:p>
+      <w:pPr>
         <w:rPr>
           <w:i/>
           <w:sz w:val="24"/>
           <w:lang w:val="en-US"/>
         </w:rPr>
-        <w:t xml:space="preserve"> </w:t>
-      </w:r>
+      </w:pPr>
       <w:r>
         <w:rPr>
           <w:i/>
           <w:sz w:val="24"/>
           <w:lang w:val="en-US"/>
         </w:rPr>
-        <w:t>&lt;/Name&gt;</w:t>
-      </w:r>
-    </w:p>
-    <w:p>
-      <w:pPr>
+        <w:lastRenderedPageBreak/>
+        <w:t xml:space="preserve">    &lt;Name&gt;</w:t>
+      </w:r>
+      <w:r>
         <w:rPr>
           <w:i/>
           <w:sz w:val="24"/>
           <w:lang w:val="en-US"/>
         </w:rPr>
-      </w:pPr>
+        <w:t xml:space="preserve"> </w:t>
+      </w:r>
       <w:r>
         <w:rPr>
           <w:i/>
           <w:sz w:val="24"/>
           <w:lang w:val="en-US"/>
         </w:rPr>
-        <w:t xml:space="preserve">    &lt;Distance&gt;</w:t>
-      </w:r>
-      <w:r>
+        <w:t>&lt;/Name&gt;</w:t>
+      </w:r>
+    </w:p>
+    <w:p>
+      <w:pPr>
         <w:rPr>
           <w:i/>
           <w:sz w:val="24"/>
           <w:lang w:val="en-US"/>
         </w:rPr>
-        <w:t xml:space="preserve"> </w:t>
-      </w:r>
+      </w:pPr>
       <w:r>
         <w:rPr>
           <w:i/>
           <w:sz w:val="24"/>
           <w:lang w:val="en-US"/>
         </w:rPr>
-        <w:t>&lt;/Distance&gt;</w:t>
-      </w:r>
-    </w:p>
-    <w:p>
-      <w:pPr>
+        <w:t xml:space="preserve">    &lt;Distance&gt;</w:t>
+      </w:r>
+      <w:r>
         <w:rPr>
           <w:i/>
           <w:sz w:val="24"/>
           <w:lang w:val="en-US"/>
         </w:rPr>
-      </w:pPr>
+        <w:t xml:space="preserve"> </w:t>
+      </w:r>
       <w:r>
         <w:rPr>
           <w:i/>
           <w:sz w:val="24"/>
           <w:lang w:val="en-US"/>
         </w:rPr>
-        <w:t xml:space="preserve">    &lt;Intensity&gt;</w:t>
-      </w:r>
-      <w:r>
+        <w:t>&lt;/Distance&gt;</w:t>
+      </w:r>
+    </w:p>
+    <w:p>
+      <w:pPr>
         <w:rPr>
           <w:i/>
           <w:sz w:val="24"/>
           <w:lang w:val="en-US"/>
         </w:rPr>
-        <w:t xml:space="preserve"> </w:t>
-      </w:r>
+      </w:pPr>
       <w:r>
         <w:rPr>
           <w:i/>
           <w:sz w:val="24"/>
           <w:lang w:val="en-US"/>
         </w:rPr>
-        <w:t>&lt;/Intensity&gt;</w:t>
+        <w:t xml:space="preserve">    &lt;Style&gt;</w:t>
+      </w:r>
+      <w:r>
+        <w:rPr>
+          <w:i/>
+          <w:sz w:val="24"/>
+          <w:lang w:val="en-US"/>
+        </w:rPr>
+        <w:t xml:space="preserve"> </w:t>
+      </w:r>
+      <w:r>
+        <w:rPr>
+          <w:i/>
+          <w:sz w:val="24"/>
+          <w:lang w:val="en-US"/>
+        </w:rPr>
+        <w:t>&lt;/Style&gt;</w:t>
       </w:r>
     </w:p>
     <w:p>
@@ -9214,7 +10482,8 @@
       </m:oMathPara>
     </w:p>
     <w:p>
-      <w:commentRangeStart w:id="19"/>
+      <w:commentRangeStart w:id="21"/>
+      <w:commentRangeStart w:id="22"/>
       <w:r>
         <w:t>где</w:t>
       </w:r>
@@ -9240,7 +10509,28 @@
         <w:t>км/ч</w:t>
       </w:r>
       <w:r>
+        <w:t>.</w:t>
+      </w:r>
+    </w:p>
+    <w:p>
+      <w:r>
+        <w:t>Ограничения:</w:t>
+      </w:r>
+    </w:p>
+    <w:p>
+      <w:r>
+        <w:t>— Верхняя граница: 40 км/ч</w:t>
+      </w:r>
+      <w:r>
         <w:t>;</w:t>
+      </w:r>
+    </w:p>
+    <w:p>
+      <w:r>
+        <w:t>— Нижняя граница: 0,01 км/ч</w:t>
+      </w:r>
+      <w:r>
+        <w:t>.</w:t>
       </w:r>
     </w:p>
     <w:p>
@@ -9269,6 +10559,33 @@
       </w:r>
       <w:r>
         <w:t>м</w:t>
+      </w:r>
+      <w:r>
+        <w:t>.</w:t>
+      </w:r>
+    </w:p>
+    <w:p>
+      <w:r>
+        <w:t>Ограничения:</w:t>
+      </w:r>
+    </w:p>
+    <w:p>
+      <w:r>
+        <w:t>— Верхняя граница:</w:t>
+      </w:r>
+      <w:r>
+        <w:t xml:space="preserve"> 250 км</w:t>
+      </w:r>
+      <w:r>
+        <w:t>;</w:t>
+      </w:r>
+    </w:p>
+    <w:p>
+      <w:r>
+        <w:t xml:space="preserve">— Нижняя граница: </w:t>
+      </w:r>
+      <w:r>
+        <w:t>0,01 км</w:t>
       </w:r>
       <w:r>
         <w:t>.</w:t>
@@ -9341,7 +10658,28 @@
         <w:t>количество повторений</w:t>
       </w:r>
       <w:r>
+        <w:t>.</w:t>
+      </w:r>
+    </w:p>
+    <w:p>
+      <w:r>
+        <w:t>Ограничения:</w:t>
+      </w:r>
+    </w:p>
+    <w:p>
+      <w:r>
+        <w:t>— Верхняя граница: 100</w:t>
+      </w:r>
+      <w:r>
         <w:t>;</w:t>
+      </w:r>
+    </w:p>
+    <w:p>
+      <w:r>
+        <w:t>— Нижняя граница: 1</w:t>
+      </w:r>
+      <w:r>
+        <w:t>.</w:t>
       </w:r>
     </w:p>
     <w:p>
@@ -9358,6 +10696,28 @@
       </w:r>
       <w:r>
         <w:t>вес штанги, кг</w:t>
+      </w:r>
+      <w:r>
+        <w:t>.</w:t>
+      </w:r>
+    </w:p>
+    <w:p>
+      <w:r>
+        <w:t>Ограничения:</w:t>
+      </w:r>
+    </w:p>
+    <w:p>
+      <w:r>
+        <w:t>— Верхняя граница: 300 кг</w:t>
+      </w:r>
+      <w:r>
+        <w:t>;</w:t>
+      </w:r>
+    </w:p>
+    <w:p>
+      <w:r>
+        <w:lastRenderedPageBreak/>
+        <w:t>— Нижняя граница: 1 кг</w:t>
       </w:r>
       <w:r>
         <w:t>.</w:t>
@@ -9428,7 +10788,35 @@
         <w:t>вания</w:t>
       </w:r>
       <w:r>
-        <w:t>;</w:t>
+        <w:t>.</w:t>
+      </w:r>
+    </w:p>
+    <w:p>
+      <w:r>
+        <w:t>Значения коэффициентов:</w:t>
+      </w:r>
+    </w:p>
+    <w:p>
+      <w:r>
+        <w:t>— Вольный стиль: 8</w:t>
+      </w:r>
+    </w:p>
+    <w:p>
+      <w:r>
+        <w:t xml:space="preserve">— </w:t>
+      </w:r>
+      <w:r>
+        <w:t>Брасс: 10</w:t>
+      </w:r>
+    </w:p>
+    <w:p>
+      <w:r>
+        <w:t>— Плавание на спине: 7</w:t>
+      </w:r>
+    </w:p>
+    <w:p>
+      <w:r>
+        <w:t>— Баттерфляй: 12</w:t>
       </w:r>
     </w:p>
     <w:p>
@@ -9444,12 +10832,34 @@
       <w:r>
         <w:t>дистанция плавания.</w:t>
       </w:r>
-      <w:commentRangeEnd w:id="19"/>
+      <w:commentRangeEnd w:id="21"/>
       <w:r>
         <w:rPr>
           <w:rStyle w:val="a7"/>
         </w:rPr>
-        <w:commentReference w:id="19"/>
+        <w:commentReference w:id="21"/>
+      </w:r>
+      <w:commentRangeEnd w:id="22"/>
+      <w:r>
+        <w:rPr>
+          <w:rStyle w:val="a7"/>
+        </w:rPr>
+        <w:commentReference w:id="22"/>
+      </w:r>
+    </w:p>
+    <w:p>
+      <w:r>
+        <w:t>Ограничения:</w:t>
+      </w:r>
+    </w:p>
+    <w:p>
+      <w:r>
+        <w:t>— Верхняя граница: 10 000 м</w:t>
+      </w:r>
+    </w:p>
+    <w:p>
+      <w:r>
+        <w:t>— Нижняя граница: 1 м</w:t>
       </w:r>
     </w:p>
     <w:p>
@@ -9479,8 +10889,9 @@
       </w:r>
     </w:p>
     <w:p>
-      <w:commentRangeStart w:id="20"/>
-      <w:commentRangeStart w:id="21"/>
+      <w:commentRangeStart w:id="23"/>
+      <w:commentRangeStart w:id="24"/>
+      <w:commentRangeStart w:id="25"/>
       <w:r>
         <w:rPr>
           <w:b/>
@@ -9497,10 +10908,27 @@
         <w:t>02.01.</w:t>
       </w:r>
       <w:r>
-        <w:t xml:space="preserve"> Каждый элемент должен иметь следующие параметры:</w:t>
-      </w:r>
-    </w:p>
-    <w:p>
+        <w:t xml:space="preserve"> </w:t>
+      </w:r>
+      <w:r>
+        <w:t>В системе должны быть реализованы параметры упражнений.</w:t>
+      </w:r>
+    </w:p>
+    <w:p>
+      <w:r>
+        <w:t>Параметры упражнения Б</w:t>
+      </w:r>
+      <w:r>
+        <w:t>ег</w:t>
+      </w:r>
+      <w:r>
+        <w:t>:</w:t>
+      </w:r>
+    </w:p>
+    <w:p>
+      <w:r>
+        <w:t xml:space="preserve">— </w:t>
+      </w:r>
       <w:r>
         <w:t xml:space="preserve">тип </w:t>
       </w:r>
@@ -9513,24 +10941,179 @@
     </w:p>
     <w:p>
       <w:r>
+        <w:t xml:space="preserve">— </w:t>
+      </w:r>
+      <w:r>
         <w:t>название упражнения</w:t>
       </w:r>
       <w:r>
+        <w:t>;</w:t>
+      </w:r>
+    </w:p>
+    <w:p>
+      <w:r>
+        <w:t>— дистанция бега</w:t>
+      </w:r>
+      <w:r>
+        <w:t>;</w:t>
+      </w:r>
+    </w:p>
+    <w:p>
+      <w:r>
+        <w:t>— интенсивность бега</w:t>
+      </w:r>
+      <w:r>
         <w:t>.</w:t>
       </w:r>
-      <w:commentRangeEnd w:id="20"/>
+      <w:commentRangeEnd w:id="23"/>
       <w:r>
         <w:rPr>
           <w:rStyle w:val="a7"/>
         </w:rPr>
-        <w:commentReference w:id="20"/>
-      </w:r>
-      <w:commentRangeEnd w:id="21"/>
+        <w:commentReference w:id="23"/>
+      </w:r>
+      <w:commentRangeEnd w:id="24"/>
+      <w:commentRangeEnd w:id="25"/>
+    </w:p>
+    <w:p>
       <w:r>
         <w:rPr>
           <w:rStyle w:val="a7"/>
         </w:rPr>
-        <w:commentReference w:id="21"/>
+        <w:commentReference w:id="24"/>
+      </w:r>
+      <w:r>
+        <w:rPr>
+          <w:rStyle w:val="a7"/>
+        </w:rPr>
+        <w:commentReference w:id="25"/>
+      </w:r>
+      <w:r>
+        <w:t>Параметры упражнения Жим штанги</w:t>
+      </w:r>
+      <w:r>
+        <w:t>:</w:t>
+      </w:r>
+    </w:p>
+    <w:p>
+      <w:r>
+        <w:t xml:space="preserve">— </w:t>
+      </w:r>
+      <w:r>
+        <w:t xml:space="preserve">тип </w:t>
+      </w:r>
+      <w:r>
+        <w:t>упражнения</w:t>
+      </w:r>
+      <w:r>
+        <w:t>;</w:t>
+      </w:r>
+    </w:p>
+    <w:p>
+      <w:r>
+        <w:t>— название упражнения</w:t>
+      </w:r>
+      <w:r>
+        <w:t>;</w:t>
+      </w:r>
+    </w:p>
+    <w:p>
+      <w:r>
+        <w:t>— вес штанги</w:t>
+      </w:r>
+      <w:r>
+        <w:t>;</w:t>
+      </w:r>
+    </w:p>
+    <w:p>
+      <w:r>
+        <w:t>— количество повторений</w:t>
+      </w:r>
+      <w:r>
+        <w:t>.</w:t>
+      </w:r>
+      <w:r>
+        <w:rPr>
+          <w:rStyle w:val="a7"/>
+        </w:rPr>
+        <w:commentReference w:id="26"/>
+      </w:r>
+      <w:r>
+        <w:rPr>
+          <w:rStyle w:val="a7"/>
+        </w:rPr>
+        <w:commentReference w:id="27"/>
+      </w:r>
+      <w:r>
+        <w:rPr>
+          <w:rStyle w:val="a7"/>
+        </w:rPr>
+        <w:commentReference w:id="28"/>
+      </w:r>
+    </w:p>
+    <w:p>
+      <w:r>
+        <w:t>Параметры упражнения Плавание</w:t>
+      </w:r>
+      <w:r>
+        <w:t>:</w:t>
+      </w:r>
+    </w:p>
+    <w:p>
+      <w:r>
+        <w:t xml:space="preserve">— </w:t>
+      </w:r>
+      <w:r>
+        <w:t xml:space="preserve">тип </w:t>
+      </w:r>
+      <w:r>
+        <w:t>упражнения</w:t>
+      </w:r>
+      <w:r>
+        <w:t>;</w:t>
+      </w:r>
+    </w:p>
+    <w:p>
+      <w:r>
+        <w:t>— название упражнения</w:t>
+      </w:r>
+      <w:r>
+        <w:t>;</w:t>
+      </w:r>
+    </w:p>
+    <w:p>
+      <w:r>
+        <w:t>— дистанция плавания</w:t>
+      </w:r>
+      <w:r>
+        <w:t>;</w:t>
+      </w:r>
+    </w:p>
+    <w:p>
+      <w:r>
+        <w:lastRenderedPageBreak/>
+        <w:t>— стиль плавания</w:t>
+      </w:r>
+      <w:r>
+        <w:t>.</w:t>
+      </w:r>
+      <w:r>
+        <w:rPr>
+          <w:rStyle w:val="a7"/>
+        </w:rPr>
+        <w:commentReference w:id="29"/>
+      </w:r>
+      <w:r>
+        <w:rPr>
+          <w:rStyle w:val="a7"/>
+        </w:rPr>
+        <w:commentReference w:id="30"/>
+      </w:r>
+      <w:r>
+        <w:rPr>
+          <w:rStyle w:val="a7"/>
+        </w:rPr>
+        <w:commentReference w:id="31"/>
       </w:r>
     </w:p>
     <w:p>
@@ -9563,7 +11146,6 @@
           <w:bCs/>
           <w:lang w:val="en-US"/>
         </w:rPr>
-        <w:lastRenderedPageBreak/>
         <w:t>F</w:t>
       </w:r>
       <w:r>
@@ -9810,7 +11392,6 @@
       <w:r>
         <w:t xml:space="preserve">Система должна работать на операционной системе </w:t>
       </w:r>
-      <w:commentRangeStart w:id="22"/>
       <w:r>
         <w:rPr>
           <w:lang w:val="en-US"/>
@@ -9818,20 +11399,38 @@
         <w:t>Windows</w:t>
       </w:r>
       <w:r>
-        <w:t xml:space="preserve"> 1</w:t>
-      </w:r>
-      <w:r>
-        <w:t>1</w:t>
-      </w:r>
+        <w:t xml:space="preserve"> 11 </w:t>
+      </w:r>
+      <w:r>
+        <w:rPr>
+          <w:lang w:val="en-US"/>
+        </w:rPr>
+        <w:t>Home</w:t>
+      </w:r>
+      <w:r>
+        <w:t xml:space="preserve"> </w:t>
+      </w:r>
+      <w:r>
+        <w:t>версия 24Н2</w:t>
+      </w:r>
+      <w:commentRangeStart w:id="32"/>
+      <w:commentRangeStart w:id="33"/>
       <w:r>
         <w:t xml:space="preserve">. </w:t>
       </w:r>
-      <w:commentRangeEnd w:id="22"/>
+      <w:commentRangeEnd w:id="32"/>
       <w:r>
         <w:rPr>
           <w:rStyle w:val="a7"/>
         </w:rPr>
-        <w:commentReference w:id="22"/>
+        <w:commentReference w:id="32"/>
+      </w:r>
+      <w:commentRangeEnd w:id="33"/>
+      <w:r>
+        <w:rPr>
+          <w:rStyle w:val="a7"/>
+        </w:rPr>
+        <w:commentReference w:id="33"/>
       </w:r>
       <w:r>
         <w:t>Работоспособность на других выпусках и версиях не гарантируется.</w:t>
@@ -9914,7 +11513,8 @@
       <w:r>
         <w:t xml:space="preserve">Процессор – не </w:t>
       </w:r>
-      <w:commentRangeStart w:id="23"/>
+      <w:commentRangeStart w:id="34"/>
+      <w:commentRangeStart w:id="35"/>
       <w:r>
         <w:t xml:space="preserve">менее 1 </w:t>
       </w:r>
@@ -9951,17 +11551,36 @@
         <w:t xml:space="preserve"> </w:t>
       </w:r>
       <w:r>
-        <w:t>ОЗУ: 2 ГБ для 64-разрядных систем</w:t>
+        <w:t xml:space="preserve">ОЗУ: </w:t>
+      </w:r>
+      <w:r>
+        <w:t>4</w:t>
+      </w:r>
+      <w:r>
+        <w:t xml:space="preserve"> ГБ для 64-разрядных систем</w:t>
+      </w:r>
+      <w:r>
+        <w:t xml:space="preserve"> </w:t>
+      </w:r>
+      <w:r>
+        <w:t>и выше</w:t>
       </w:r>
       <w:r>
         <w:t>.</w:t>
       </w:r>
-      <w:commentRangeEnd w:id="23"/>
+      <w:commentRangeEnd w:id="34"/>
       <w:r>
         <w:rPr>
           <w:rStyle w:val="a7"/>
         </w:rPr>
-        <w:commentReference w:id="23"/>
+        <w:commentReference w:id="34"/>
+      </w:r>
+      <w:commentRangeEnd w:id="35"/>
+      <w:r>
+        <w:rPr>
+          <w:rStyle w:val="a7"/>
+        </w:rPr>
+        <w:commentReference w:id="35"/>
       </w:r>
     </w:p>
     <w:p>
@@ -10020,8 +11639,8 @@
 </file>
 
 <file path=word/comments.xml><?xml version="1.0" encoding="utf-8"?>
-<w:comments xmlns:wpc="http://schemas.microsoft.com/office/word/2010/wordprocessingCanvas" xmlns:cx="http://schemas.microsoft.com/office/drawing/2014/chartex" xmlns:cx1="http://schemas.microsoft.com/office/drawing/2015/9/8/chartex" xmlns:cx2="http://schemas.microsoft.com/office/drawing/2015/10/21/chartex" xmlns:cx3="http://schemas.microsoft.com/office/drawing/2016/5/9/chartex" xmlns:cx4="http://schemas.microsoft.com/office/drawing/2016/5/10/chartex" xmlns:cx5="http://schemas.microsoft.com/office/drawing/2016/5/11/chartex" xmlns:cx6="http://schemas.microsoft.com/office/drawing/2016/5/12/chartex" xmlns:cx7="http://schemas.microsoft.com/office/drawing/2016/5/13/chartex" xmlns:cx8="http://schemas.microsoft.com/office/drawing/2016/5/14/chartex" xmlns:mc="http://schemas.openxmlformats.org/markup-compatibility/2006" xmlns:aink="http://schemas.microsoft.com/office/drawing/2016/ink" xmlns:am3d="http://schemas.microsoft.com/office/drawing/2017/model3d" xmlns:o="urn:schemas-microsoft-com:office:office" xmlns:r="http://schemas.openxmlformats.org/officeDocument/2006/relationships" xmlns:m="http://schemas.openxmlformats.org/officeDocument/2006/math" xmlns:v="urn:schemas-microsoft-com:vml" xmlns:wp14="http://schemas.microsoft.com/office/word/2010/wordprocessingDrawing" xmlns:wp="http://schemas.openxmlformats.org/drawingml/2006/wordprocessingDrawing" xmlns:w10="urn:schemas-microsoft-com:office:word" xmlns:w="http://schemas.openxmlformats.org/wordprocessingml/2006/main" xmlns:w14="http://schemas.microsoft.com/office/word/2010/wordml" xmlns:w15="http://schemas.microsoft.com/office/word/2012/wordml" xmlns:w16cex="http://schemas.microsoft.com/office/word/2018/wordml/cex" xmlns:w16cid="http://schemas.microsoft.com/office/word/2016/wordml/cid" xmlns:w16="http://schemas.microsoft.com/office/word/2018/wordml" xmlns:w16sdtdh="http://schemas.microsoft.com/office/word/2020/wordml/sdtdatahash" xmlns:w16se="http://schemas.microsoft.com/office/word/2015/wordml/symex" xmlns:wpg="http://schemas.microsoft.com/office/word/2010/wordprocessingGroup" xmlns:wpi="http://schemas.microsoft.com/office/word/2010/wordprocessingInk" xmlns:wne="http://schemas.microsoft.com/office/word/2006/wordml" xmlns:wps="http://schemas.microsoft.com/office/word/2010/wordprocessingShape" mc:Ignorable="w14 w15 w16se w16cid w16 w16cex w16sdtdh wp14">
-  <w:comment w:id="16" w:author="Aleksey A. Kalentev" w:date="2025-12-04T09:32:00Z" w:initials="AAK">
+<w:comments xmlns:wpc="http://schemas.microsoft.com/office/word/2010/wordprocessingCanvas" xmlns:cx="http://schemas.microsoft.com/office/drawing/2014/chartex" xmlns:cx1="http://schemas.microsoft.com/office/drawing/2015/9/8/chartex" xmlns:mc="http://schemas.openxmlformats.org/markup-compatibility/2006" xmlns:o="urn:schemas-microsoft-com:office:office" xmlns:r="http://schemas.openxmlformats.org/officeDocument/2006/relationships" xmlns:m="http://schemas.openxmlformats.org/officeDocument/2006/math" xmlns:v="urn:schemas-microsoft-com:vml" xmlns:wp14="http://schemas.microsoft.com/office/word/2010/wordprocessingDrawing" xmlns:wp="http://schemas.openxmlformats.org/drawingml/2006/wordprocessingDrawing" xmlns:w10="urn:schemas-microsoft-com:office:word" xmlns:w="http://schemas.openxmlformats.org/wordprocessingml/2006/main" xmlns:w14="http://schemas.microsoft.com/office/word/2010/wordml" xmlns:w15="http://schemas.microsoft.com/office/word/2012/wordml" xmlns:w16se="http://schemas.microsoft.com/office/word/2015/wordml/symex" xmlns:wpg="http://schemas.microsoft.com/office/word/2010/wordprocessingGroup" xmlns:wpi="http://schemas.microsoft.com/office/word/2010/wordprocessingInk" xmlns:wne="http://schemas.microsoft.com/office/word/2006/wordml" xmlns:wps="http://schemas.microsoft.com/office/word/2010/wordprocessingShape" mc:Ignorable="w14 w15 w16se wp14">
+  <w:comment w:id="17" w:author="Aleksey A. Kalentev" w:date="2025-12-04T09:32:00Z" w:initials="AAK">
     <w:p>
       <w:pPr>
         <w:pStyle w:val="a8"/>
@@ -10034,7 +11653,7 @@
       </w:r>
     </w:p>
   </w:comment>
-  <w:comment w:id="19" w:author="Aleksey A. Kalentev" w:date="2025-12-04T09:35:00Z" w:initials="AAK">
+  <w:comment w:id="18" w:author="Антон Едакин" w:date="2025-12-10T01:12:00Z" w:initials="АЕ">
     <w:p>
       <w:pPr>
         <w:pStyle w:val="a8"/>
@@ -10046,11 +11665,27 @@
         <w:annotationRef/>
       </w:r>
       <w:r>
+        <w:t>Исправил с курсива на обычный</w:t>
+      </w:r>
+    </w:p>
+  </w:comment>
+  <w:comment w:id="21" w:author="Aleksey A. Kalentev" w:date="2025-12-04T09:35:00Z" w:initials="AAK">
+    <w:p>
+      <w:pPr>
+        <w:pStyle w:val="a8"/>
+      </w:pPr>
+      <w:r>
+        <w:rPr>
+          <w:rStyle w:val="a7"/>
+        </w:rPr>
+        <w:annotationRef/>
+      </w:r>
+      <w:r>
         <w:t>Ограничения</w:t>
       </w:r>
     </w:p>
   </w:comment>
-  <w:comment w:id="20" w:author="Aleksey A. Kalentev" w:date="2025-12-04T09:34:00Z" w:initials="AAK">
+  <w:comment w:id="22" w:author="Антон Едакин" w:date="2025-12-10T01:29:00Z" w:initials="АЕ">
     <w:p>
       <w:pPr>
         <w:pStyle w:val="a8"/>
@@ -10062,39 +11697,7 @@
         <w:annotationRef/>
       </w:r>
       <w:r>
-        <w:t>Расписать</w:t>
-      </w:r>
-    </w:p>
-  </w:comment>
-  <w:comment w:id="21" w:author="Aleksey A. Kalentev" w:date="2025-12-04T09:36:00Z" w:initials="AAK">
-    <w:p>
-      <w:pPr>
-        <w:pStyle w:val="a8"/>
-      </w:pPr>
-      <w:r>
-        <w:rPr>
-          <w:rStyle w:val="a7"/>
-        </w:rPr>
-        <w:annotationRef/>
-      </w:r>
-      <w:r>
-        <w:t>Убрать?</w:t>
-      </w:r>
-    </w:p>
-  </w:comment>
-  <w:comment w:id="22" w:author="Aleksey A. Kalentev" w:date="2025-12-04T09:34:00Z" w:initials="AAK">
-    <w:p>
-      <w:pPr>
-        <w:pStyle w:val="a8"/>
-      </w:pPr>
-      <w:r>
-        <w:rPr>
-          <w:rStyle w:val="a7"/>
-        </w:rPr>
-        <w:annotationRef/>
-      </w:r>
-      <w:r>
-        <w:t>Редакция</w:t>
+        <w:t>Указаны границы и значения коэффициентов плавания</w:t>
       </w:r>
     </w:p>
   </w:comment>
@@ -10110,21 +11713,1040 @@
         <w:annotationRef/>
       </w:r>
       <w:r>
+        <w:t>Расписать</w:t>
+      </w:r>
+    </w:p>
+  </w:comment>
+  <w:comment w:id="24" w:author="Aleksey A. Kalentev" w:date="2025-12-04T09:36:00Z" w:initials="AAK">
+    <w:p>
+      <w:pPr>
+        <w:pStyle w:val="a8"/>
+      </w:pPr>
+      <w:r>
+        <w:rPr>
+          <w:rStyle w:val="a7"/>
+        </w:rPr>
+        <w:annotationRef/>
+      </w:r>
+      <w:r>
+        <w:t>Убрать?</w:t>
+      </w:r>
+    </w:p>
+  </w:comment>
+  <w:comment w:id="25" w:author="Антон Едакин" w:date="2025-12-10T01:36:00Z" w:initials="АЕ">
+    <w:p>
+      <w:pPr>
+        <w:pStyle w:val="a8"/>
+      </w:pPr>
+      <w:r>
+        <w:rPr>
+          <w:rStyle w:val="a7"/>
+        </w:rPr>
+        <w:annotationRef/>
+      </w:r>
+      <w:r>
+        <w:t>Изменил и добавил для каждого упражнения свои параметры</w:t>
+      </w:r>
+    </w:p>
+  </w:comment>
+  <w:comment w:id="26" w:author="Aleksey A. Kalentev" w:date="2025-12-04T09:34:00Z" w:initials="AAK">
+    <w:p>
+      <w:pPr>
+        <w:pStyle w:val="a8"/>
+      </w:pPr>
+      <w:r>
+        <w:rPr>
+          <w:rStyle w:val="a7"/>
+        </w:rPr>
+        <w:annotationRef/>
+      </w:r>
+      <w:r>
+        <w:t>Расписать</w:t>
+      </w:r>
+    </w:p>
+  </w:comment>
+  <w:comment w:id="27" w:author="Aleksey A. Kalentev" w:date="2025-12-04T09:36:00Z" w:initials="AAK">
+    <w:p>
+      <w:pPr>
+        <w:pStyle w:val="a8"/>
+      </w:pPr>
+      <w:r>
+        <w:rPr>
+          <w:rStyle w:val="a7"/>
+        </w:rPr>
+        <w:annotationRef/>
+      </w:r>
+      <w:r>
+        <w:t>Убрать?</w:t>
+      </w:r>
+    </w:p>
+  </w:comment>
+  <w:comment w:id="28" w:author="Антон Едакин" w:date="2025-12-10T01:37:00Z" w:initials="АЕ">
+    <w:p>
+      <w:pPr>
+        <w:pStyle w:val="a8"/>
+      </w:pPr>
+      <w:r>
+        <w:rPr>
+          <w:rStyle w:val="a7"/>
+        </w:rPr>
+        <w:annotationRef/>
+      </w:r>
+      <w:r>
+        <w:t>Изменил и добавил для каждого упражнения свои параметры</w:t>
+      </w:r>
+    </w:p>
+  </w:comment>
+  <w:comment w:id="29" w:author="Aleksey A. Kalentev" w:date="2025-12-04T09:34:00Z" w:initials="AAK">
+    <w:p>
+      <w:pPr>
+        <w:pStyle w:val="a8"/>
+      </w:pPr>
+      <w:r>
+        <w:rPr>
+          <w:rStyle w:val="a7"/>
+        </w:rPr>
+        <w:annotationRef/>
+      </w:r>
+      <w:r>
+        <w:t>Расписать</w:t>
+      </w:r>
+    </w:p>
+  </w:comment>
+  <w:comment w:id="30" w:author="Aleksey A. Kalentev" w:date="2025-12-04T09:36:00Z" w:initials="AAK">
+    <w:p>
+      <w:pPr>
+        <w:pStyle w:val="a8"/>
+      </w:pPr>
+      <w:r>
+        <w:rPr>
+          <w:rStyle w:val="a7"/>
+        </w:rPr>
+        <w:annotationRef/>
+      </w:r>
+      <w:r>
+        <w:t>Убрать?</w:t>
+      </w:r>
+    </w:p>
+  </w:comment>
+  <w:comment w:id="31" w:author="Антон Едакин" w:date="2025-12-10T01:37:00Z" w:initials="АЕ">
+    <w:p>
+      <w:pPr>
+        <w:pStyle w:val="a8"/>
+      </w:pPr>
+      <w:r>
+        <w:rPr>
+          <w:rStyle w:val="a7"/>
+        </w:rPr>
+        <w:annotationRef/>
+      </w:r>
+      <w:r>
+        <w:t>Изменил и добавил для каждого упражнения свои параметры</w:t>
+      </w:r>
+    </w:p>
+  </w:comment>
+  <w:comment w:id="32" w:author="Aleksey A. Kalentev" w:date="2025-12-04T09:34:00Z" w:initials="AAK">
+    <w:p>
+      <w:pPr>
+        <w:pStyle w:val="a8"/>
+      </w:pPr>
+      <w:r>
+        <w:rPr>
+          <w:rStyle w:val="a7"/>
+        </w:rPr>
+        <w:annotationRef/>
+      </w:r>
+      <w:r>
+        <w:t>Редакция</w:t>
+      </w:r>
+    </w:p>
+  </w:comment>
+  <w:comment w:id="33" w:author="Антон Едакин" w:date="2025-12-10T01:40:00Z" w:initials="АЕ">
+    <w:p>
+      <w:pPr>
+        <w:pStyle w:val="a8"/>
+      </w:pPr>
+      <w:r>
+        <w:rPr>
+          <w:rStyle w:val="a7"/>
+        </w:rPr>
+        <w:annotationRef/>
+      </w:r>
+      <w:r>
+        <w:t>Нашёл в информации «О системе»</w:t>
+      </w:r>
+    </w:p>
+  </w:comment>
+  <w:comment w:id="34" w:author="Aleksey A. Kalentev" w:date="2025-12-04T09:34:00Z" w:initials="AAK">
+    <w:p>
+      <w:pPr>
+        <w:pStyle w:val="a8"/>
+      </w:pPr>
+      <w:r>
+        <w:rPr>
+          <w:rStyle w:val="a7"/>
+        </w:rPr>
+        <w:annotationRef/>
+      </w:r>
+      <w:r>
         <w:t>?</w:t>
       </w:r>
+    </w:p>
+  </w:comment>
+  <w:comment w:id="35" w:author="Антон Едакин" w:date="2025-12-10T01:41:00Z" w:initials="АЕ">
+    <w:p>
+      <w:pPr>
+        <w:pStyle w:val="a8"/>
+      </w:pPr>
+      <w:r>
+        <w:rPr>
+          <w:rStyle w:val="a7"/>
+        </w:rPr>
+        <w:annotationRef/>
+      </w:r>
+      <w:r>
+        <w:t>Нашел информацию об ОС по данной ссылке:</w:t>
+      </w:r>
+      <w:r>
+        <w:br/>
+      </w:r>
+      <w:hyperlink r:id="rId1" w:history="1">
+        <w:r>
+          <w:rPr>
+            <w:rStyle w:val="a6"/>
+            <w:lang w:val="en-US"/>
+          </w:rPr>
+          <w:t>https</w:t>
+        </w:r>
+        <w:r>
+          <w:rPr>
+            <w:rStyle w:val="a6"/>
+          </w:rPr>
+          <w:t>://</w:t>
+        </w:r>
+        <w:r>
+          <w:rPr>
+            <w:rStyle w:val="a6"/>
+            <w:lang w:val="en-US"/>
+          </w:rPr>
+          <w:t>soft</w:t>
+        </w:r>
+        <w:r>
+          <w:rPr>
+            <w:rStyle w:val="a6"/>
+          </w:rPr>
+          <w:t>.</w:t>
+        </w:r>
+        <w:r>
+          <w:rPr>
+            <w:rStyle w:val="a6"/>
+            <w:lang w:val="en-US"/>
+          </w:rPr>
+          <w:t>store</w:t>
+        </w:r>
+        <w:r>
+          <w:rPr>
+            <w:rStyle w:val="a6"/>
+          </w:rPr>
+          <w:t>/</w:t>
+        </w:r>
+        <w:r>
+          <w:rPr>
+            <w:rStyle w:val="a6"/>
+            <w:lang w:val="en-US"/>
+          </w:rPr>
+          <w:t>product</w:t>
+        </w:r>
+        <w:r>
+          <w:rPr>
+            <w:rStyle w:val="a6"/>
+          </w:rPr>
+          <w:t>/</w:t>
+        </w:r>
+        <w:r>
+          <w:rPr>
+            <w:rStyle w:val="a6"/>
+            <w:lang w:val="en-US"/>
+          </w:rPr>
+          <w:t>kupit</w:t>
+        </w:r>
+        <w:r>
+          <w:rPr>
+            <w:rStyle w:val="a6"/>
+          </w:rPr>
+          <w:t>_</w:t>
+        </w:r>
+        <w:r>
+          <w:rPr>
+            <w:rStyle w:val="a6"/>
+            <w:lang w:val="en-US"/>
+          </w:rPr>
+          <w:t>windows</w:t>
+        </w:r>
+        <w:r>
+          <w:rPr>
+            <w:rStyle w:val="a6"/>
+          </w:rPr>
+          <w:t>_11_</w:t>
+        </w:r>
+        <w:r>
+          <w:rPr>
+            <w:rStyle w:val="a6"/>
+            <w:lang w:val="en-US"/>
+          </w:rPr>
+          <w:t>home</w:t>
+        </w:r>
+        <w:r>
+          <w:rPr>
+            <w:rStyle w:val="a6"/>
+          </w:rPr>
+          <w:t>/?</w:t>
+        </w:r>
+        <w:r>
+          <w:rPr>
+            <w:rStyle w:val="a6"/>
+            <w:lang w:val="en-US"/>
+          </w:rPr>
+          <w:t>utm</w:t>
+        </w:r>
+        <w:r>
+          <w:rPr>
+            <w:rStyle w:val="a6"/>
+          </w:rPr>
+          <w:t>_</w:t>
+        </w:r>
+        <w:r>
+          <w:rPr>
+            <w:rStyle w:val="a6"/>
+            <w:lang w:val="en-US"/>
+          </w:rPr>
+          <w:t>source</w:t>
+        </w:r>
+        <w:r>
+          <w:rPr>
+            <w:rStyle w:val="a6"/>
+          </w:rPr>
+          <w:t>=</w:t>
+        </w:r>
+        <w:r>
+          <w:rPr>
+            <w:rStyle w:val="a6"/>
+            <w:lang w:val="en-US"/>
+          </w:rPr>
+          <w:t>yandex</w:t>
+        </w:r>
+        <w:r>
+          <w:rPr>
+            <w:rStyle w:val="a6"/>
+          </w:rPr>
+          <w:t>&amp;</w:t>
+        </w:r>
+        <w:r>
+          <w:rPr>
+            <w:rStyle w:val="a6"/>
+            <w:lang w:val="en-US"/>
+          </w:rPr>
+          <w:t>utm</w:t>
+        </w:r>
+        <w:r>
+          <w:rPr>
+            <w:rStyle w:val="a6"/>
+          </w:rPr>
+          <w:t>_</w:t>
+        </w:r>
+        <w:r>
+          <w:rPr>
+            <w:rStyle w:val="a6"/>
+            <w:lang w:val="en-US"/>
+          </w:rPr>
+          <w:t>medium</w:t>
+        </w:r>
+        <w:r>
+          <w:rPr>
+            <w:rStyle w:val="a6"/>
+          </w:rPr>
+          <w:t>=</w:t>
+        </w:r>
+        <w:r>
+          <w:rPr>
+            <w:rStyle w:val="a6"/>
+            <w:lang w:val="en-US"/>
+          </w:rPr>
+          <w:t>cpc</w:t>
+        </w:r>
+        <w:r>
+          <w:rPr>
+            <w:rStyle w:val="a6"/>
+          </w:rPr>
+          <w:t>&amp;</w:t>
+        </w:r>
+        <w:r>
+          <w:rPr>
+            <w:rStyle w:val="a6"/>
+            <w:lang w:val="en-US"/>
+          </w:rPr>
+          <w:t>utm</w:t>
+        </w:r>
+        <w:r>
+          <w:rPr>
+            <w:rStyle w:val="a6"/>
+          </w:rPr>
+          <w:t>_</w:t>
+        </w:r>
+        <w:r>
+          <w:rPr>
+            <w:rStyle w:val="a6"/>
+            <w:lang w:val="en-US"/>
+          </w:rPr>
+          <w:t>campaign</w:t>
+        </w:r>
+        <w:r>
+          <w:rPr>
+            <w:rStyle w:val="a6"/>
+          </w:rPr>
+          <w:t>=98210758&amp;</w:t>
+        </w:r>
+        <w:r>
+          <w:rPr>
+            <w:rStyle w:val="a6"/>
+            <w:lang w:val="en-US"/>
+          </w:rPr>
+          <w:t>utm</w:t>
+        </w:r>
+        <w:r>
+          <w:rPr>
+            <w:rStyle w:val="a6"/>
+          </w:rPr>
+          <w:t>_</w:t>
+        </w:r>
+        <w:r>
+          <w:rPr>
+            <w:rStyle w:val="a6"/>
+            <w:lang w:val="en-US"/>
+          </w:rPr>
+          <w:t>content</w:t>
+        </w:r>
+        <w:r>
+          <w:rPr>
+            <w:rStyle w:val="a6"/>
+          </w:rPr>
+          <w:t>=15180222596&amp;</w:t>
+        </w:r>
+        <w:r>
+          <w:rPr>
+            <w:rStyle w:val="a6"/>
+            <w:lang w:val="en-US"/>
+          </w:rPr>
+          <w:t>utm</w:t>
+        </w:r>
+        <w:r>
+          <w:rPr>
+            <w:rStyle w:val="a6"/>
+          </w:rPr>
+          <w:t>_</w:t>
+        </w:r>
+        <w:r>
+          <w:rPr>
+            <w:rStyle w:val="a6"/>
+            <w:lang w:val="en-US"/>
+          </w:rPr>
+          <w:t>term</w:t>
+        </w:r>
+        <w:r>
+          <w:rPr>
+            <w:rStyle w:val="a6"/>
+          </w:rPr>
+          <w:t>=---</w:t>
+        </w:r>
+        <w:r>
+          <w:rPr>
+            <w:rStyle w:val="a6"/>
+            <w:lang w:val="en-US"/>
+          </w:rPr>
+          <w:t>autotargeting</w:t>
+        </w:r>
+        <w:r>
+          <w:rPr>
+            <w:rStyle w:val="a6"/>
+          </w:rPr>
+          <w:t>.</w:t>
+        </w:r>
+        <w:r>
+          <w:rPr>
+            <w:rStyle w:val="a6"/>
+            <w:lang w:val="en-US"/>
+          </w:rPr>
+          <w:t>desktop</w:t>
+        </w:r>
+        <w:r>
+          <w:rPr>
+            <w:rStyle w:val="a6"/>
+          </w:rPr>
+          <w:t>.Томск.47804355556.</w:t>
+        </w:r>
+        <w:r>
+          <w:rPr>
+            <w:rStyle w:val="a6"/>
+            <w:lang w:val="en-US"/>
+          </w:rPr>
+          <w:t>none</w:t>
+        </w:r>
+        <w:r>
+          <w:rPr>
+            <w:rStyle w:val="a6"/>
+          </w:rPr>
+          <w:t>&amp;</w:t>
+        </w:r>
+        <w:r>
+          <w:rPr>
+            <w:rStyle w:val="a6"/>
+            <w:lang w:val="en-US"/>
+          </w:rPr>
+          <w:t>block</w:t>
+        </w:r>
+        <w:r>
+          <w:rPr>
+            <w:rStyle w:val="a6"/>
+          </w:rPr>
+          <w:t>=</w:t>
+        </w:r>
+        <w:r>
+          <w:rPr>
+            <w:rStyle w:val="a6"/>
+            <w:lang w:val="en-US"/>
+          </w:rPr>
+          <w:t>premium</w:t>
+        </w:r>
+        <w:r>
+          <w:rPr>
+            <w:rStyle w:val="a6"/>
+          </w:rPr>
+          <w:t>.2&amp;</w:t>
+        </w:r>
+        <w:r>
+          <w:rPr>
+            <w:rStyle w:val="a6"/>
+            <w:lang w:val="en-US"/>
+          </w:rPr>
+          <w:t>source</w:t>
+        </w:r>
+        <w:r>
+          <w:rPr>
+            <w:rStyle w:val="a6"/>
+          </w:rPr>
+          <w:t>=</w:t>
+        </w:r>
+        <w:r>
+          <w:rPr>
+            <w:rStyle w:val="a6"/>
+            <w:lang w:val="en-US"/>
+          </w:rPr>
+          <w:t>search</w:t>
+        </w:r>
+        <w:r>
+          <w:rPr>
+            <w:rStyle w:val="a6"/>
+          </w:rPr>
+          <w:t>.</w:t>
+        </w:r>
+        <w:r>
+          <w:rPr>
+            <w:rStyle w:val="a6"/>
+            <w:lang w:val="en-US"/>
+          </w:rPr>
+          <w:t>none</w:t>
+        </w:r>
+        <w:r>
+          <w:rPr>
+            <w:rStyle w:val="a6"/>
+          </w:rPr>
+          <w:t>&amp;</w:t>
+        </w:r>
+        <w:r>
+          <w:rPr>
+            <w:rStyle w:val="a6"/>
+            <w:lang w:val="en-US"/>
+          </w:rPr>
+          <w:t>etext</w:t>
+        </w:r>
+        <w:r>
+          <w:rPr>
+            <w:rStyle w:val="a6"/>
+          </w:rPr>
+          <w:t>=2202.</w:t>
+        </w:r>
+        <w:r>
+          <w:rPr>
+            <w:rStyle w:val="a6"/>
+            <w:lang w:val="en-US"/>
+          </w:rPr>
+          <w:t>qMp</w:t>
+        </w:r>
+        <w:r>
+          <w:rPr>
+            <w:rStyle w:val="a6"/>
+          </w:rPr>
+          <w:t>-</w:t>
+        </w:r>
+        <w:r>
+          <w:rPr>
+            <w:rStyle w:val="a6"/>
+            <w:lang w:val="en-US"/>
+          </w:rPr>
+          <w:t>YL</w:t>
+        </w:r>
+        <w:r>
+          <w:rPr>
+            <w:rStyle w:val="a6"/>
+          </w:rPr>
+          <w:t>-</w:t>
+        </w:r>
+        <w:r>
+          <w:rPr>
+            <w:rStyle w:val="a6"/>
+            <w:lang w:val="en-US"/>
+          </w:rPr>
+          <w:t>ugwaxrIIKnIh</w:t>
+        </w:r>
+        <w:r>
+          <w:rPr>
+            <w:rStyle w:val="a6"/>
+          </w:rPr>
+          <w:t>0</w:t>
+        </w:r>
+        <w:r>
+          <w:rPr>
+            <w:rStyle w:val="a6"/>
+            <w:lang w:val="en-US"/>
+          </w:rPr>
+          <w:t>cbM</w:t>
+        </w:r>
+        <w:r>
+          <w:rPr>
+            <w:rStyle w:val="a6"/>
+          </w:rPr>
+          <w:t>2</w:t>
+        </w:r>
+        <w:r>
+          <w:rPr>
+            <w:rStyle w:val="a6"/>
+            <w:lang w:val="en-US"/>
+          </w:rPr>
+          <w:t>y</w:t>
+        </w:r>
+        <w:r>
+          <w:rPr>
+            <w:rStyle w:val="a6"/>
+          </w:rPr>
+          <w:t>_</w:t>
+        </w:r>
+        <w:r>
+          <w:rPr>
+            <w:rStyle w:val="a6"/>
+            <w:lang w:val="en-US"/>
+          </w:rPr>
+          <w:t>DI</w:t>
+        </w:r>
+        <w:r>
+          <w:rPr>
+            <w:rStyle w:val="a6"/>
+          </w:rPr>
+          <w:t>_</w:t>
+        </w:r>
+        <w:r>
+          <w:rPr>
+            <w:rStyle w:val="a6"/>
+            <w:lang w:val="en-US"/>
+          </w:rPr>
+          <w:t>Fl</w:t>
+        </w:r>
+        <w:r>
+          <w:rPr>
+            <w:rStyle w:val="a6"/>
+          </w:rPr>
+          <w:t>0</w:t>
+        </w:r>
+        <w:r>
+          <w:rPr>
+            <w:rStyle w:val="a6"/>
+            <w:lang w:val="en-US"/>
+          </w:rPr>
+          <w:t>zg</w:t>
+        </w:r>
+        <w:r>
+          <w:rPr>
+            <w:rStyle w:val="a6"/>
+          </w:rPr>
+          <w:t>8</w:t>
+        </w:r>
+        <w:r>
+          <w:rPr>
+            <w:rStyle w:val="a6"/>
+            <w:lang w:val="en-US"/>
+          </w:rPr>
+          <w:t>msQPlsbxsR</w:t>
+        </w:r>
+        <w:r>
+          <w:rPr>
+            <w:rStyle w:val="a6"/>
+          </w:rPr>
+          <w:t>7</w:t>
+        </w:r>
+        <w:r>
+          <w:rPr>
+            <w:rStyle w:val="a6"/>
+            <w:lang w:val="en-US"/>
+          </w:rPr>
+          <w:t>ER</w:t>
+        </w:r>
+        <w:r>
+          <w:rPr>
+            <w:rStyle w:val="a6"/>
+          </w:rPr>
+          <w:t>7</w:t>
+        </w:r>
+        <w:r>
+          <w:rPr>
+            <w:rStyle w:val="a6"/>
+            <w:lang w:val="en-US"/>
+          </w:rPr>
+          <w:t>kdcjTHN</w:t>
+        </w:r>
+        <w:r>
+          <w:rPr>
+            <w:rStyle w:val="a6"/>
+          </w:rPr>
+          <w:t>6</w:t>
+        </w:r>
+        <w:r>
+          <w:rPr>
+            <w:rStyle w:val="a6"/>
+            <w:lang w:val="en-US"/>
+          </w:rPr>
+          <w:t>Iq</w:t>
+        </w:r>
+        <w:r>
+          <w:rPr>
+            <w:rStyle w:val="a6"/>
+          </w:rPr>
+          <w:t>7</w:t>
+        </w:r>
+        <w:r>
+          <w:rPr>
+            <w:rStyle w:val="a6"/>
+            <w:lang w:val="en-US"/>
+          </w:rPr>
+          <w:t>ZDqeEQXmJ</w:t>
+        </w:r>
+        <w:r>
+          <w:rPr>
+            <w:rStyle w:val="a6"/>
+          </w:rPr>
+          <w:t>9</w:t>
+        </w:r>
+        <w:r>
+          <w:rPr>
+            <w:rStyle w:val="a6"/>
+            <w:lang w:val="en-US"/>
+          </w:rPr>
+          <w:t>oWoKFytCuT</w:t>
+        </w:r>
+        <w:r>
+          <w:rPr>
+            <w:rStyle w:val="a6"/>
+          </w:rPr>
+          <w:t>61</w:t>
+        </w:r>
+        <w:r>
+          <w:rPr>
+            <w:rStyle w:val="a6"/>
+            <w:lang w:val="en-US"/>
+          </w:rPr>
+          <w:t>LPZsooyCY</w:t>
+        </w:r>
+        <w:r>
+          <w:rPr>
+            <w:rStyle w:val="a6"/>
+          </w:rPr>
+          <w:t>0</w:t>
+        </w:r>
+        <w:r>
+          <w:rPr>
+            <w:rStyle w:val="a6"/>
+            <w:lang w:val="en-US"/>
+          </w:rPr>
+          <w:t>kcwOOEm</w:t>
+        </w:r>
+        <w:r>
+          <w:rPr>
+            <w:rStyle w:val="a6"/>
+          </w:rPr>
+          <w:t>002</w:t>
+        </w:r>
+        <w:r>
+          <w:rPr>
+            <w:rStyle w:val="a6"/>
+            <w:lang w:val="en-US"/>
+          </w:rPr>
+          <w:t>uQGHp</w:t>
+        </w:r>
+        <w:r>
+          <w:rPr>
+            <w:rStyle w:val="a6"/>
+          </w:rPr>
+          <w:t>0</w:t>
+        </w:r>
+        <w:r>
+          <w:rPr>
+            <w:rStyle w:val="a6"/>
+            <w:lang w:val="en-US"/>
+          </w:rPr>
+          <w:t>d</w:t>
+        </w:r>
+        <w:r>
+          <w:rPr>
+            <w:rStyle w:val="a6"/>
+          </w:rPr>
+          <w:t>21</w:t>
+        </w:r>
+        <w:r>
+          <w:rPr>
+            <w:rStyle w:val="a6"/>
+            <w:lang w:val="en-US"/>
+          </w:rPr>
+          <w:t>lZ</w:t>
+        </w:r>
+        <w:r>
+          <w:rPr>
+            <w:rStyle w:val="a6"/>
+          </w:rPr>
+          <w:t>2</w:t>
+        </w:r>
+        <w:r>
+          <w:rPr>
+            <w:rStyle w:val="a6"/>
+            <w:lang w:val="en-US"/>
+          </w:rPr>
+          <w:t>xvZmVuZGNsc</w:t>
+        </w:r>
+        <w:r>
+          <w:rPr>
+            <w:rStyle w:val="a6"/>
+          </w:rPr>
+          <w:t>2</w:t>
+        </w:r>
+        <w:r>
+          <w:rPr>
+            <w:rStyle w:val="a6"/>
+            <w:lang w:val="en-US"/>
+          </w:rPr>
+          <w:t>Vs</w:t>
+        </w:r>
+        <w:r>
+          <w:rPr>
+            <w:rStyle w:val="a6"/>
+          </w:rPr>
+          <w:t>.</w:t>
+        </w:r>
+        <w:r>
+          <w:rPr>
+            <w:rStyle w:val="a6"/>
+            <w:lang w:val="en-US"/>
+          </w:rPr>
+          <w:t>a</w:t>
+        </w:r>
+        <w:r>
+          <w:rPr>
+            <w:rStyle w:val="a6"/>
+          </w:rPr>
+          <w:t>63702</w:t>
+        </w:r>
+        <w:r>
+          <w:rPr>
+            <w:rStyle w:val="a6"/>
+            <w:lang w:val="en-US"/>
+          </w:rPr>
+          <w:t>bb</w:t>
+        </w:r>
+        <w:r>
+          <w:rPr>
+            <w:rStyle w:val="a6"/>
+          </w:rPr>
+          <w:t>2</w:t>
+        </w:r>
+        <w:r>
+          <w:rPr>
+            <w:rStyle w:val="a6"/>
+            <w:lang w:val="en-US"/>
+          </w:rPr>
+          <w:t>b</w:t>
+        </w:r>
+        <w:r>
+          <w:rPr>
+            <w:rStyle w:val="a6"/>
+          </w:rPr>
+          <w:t>33273798</w:t>
+        </w:r>
+        <w:r>
+          <w:rPr>
+            <w:rStyle w:val="a6"/>
+            <w:lang w:val="en-US"/>
+          </w:rPr>
+          <w:t>c</w:t>
+        </w:r>
+        <w:r>
+          <w:rPr>
+            <w:rStyle w:val="a6"/>
+          </w:rPr>
+          <w:t>1</w:t>
+        </w:r>
+        <w:r>
+          <w:rPr>
+            <w:rStyle w:val="a6"/>
+            <w:lang w:val="en-US"/>
+          </w:rPr>
+          <w:t>fe</w:t>
+        </w:r>
+        <w:r>
+          <w:rPr>
+            <w:rStyle w:val="a6"/>
+          </w:rPr>
+          <w:t>87</w:t>
+        </w:r>
+        <w:r>
+          <w:rPr>
+            <w:rStyle w:val="a6"/>
+            <w:lang w:val="en-US"/>
+          </w:rPr>
+          <w:t>fb</w:t>
+        </w:r>
+        <w:r>
+          <w:rPr>
+            <w:rStyle w:val="a6"/>
+          </w:rPr>
+          <w:t>1158</w:t>
+        </w:r>
+        <w:r>
+          <w:rPr>
+            <w:rStyle w:val="a6"/>
+            <w:lang w:val="en-US"/>
+          </w:rPr>
+          <w:t>ec</w:t>
+        </w:r>
+        <w:r>
+          <w:rPr>
+            <w:rStyle w:val="a6"/>
+          </w:rPr>
+          <w:t>73</w:t>
+        </w:r>
+        <w:r>
+          <w:rPr>
+            <w:rStyle w:val="a6"/>
+            <w:lang w:val="en-US"/>
+          </w:rPr>
+          <w:t>a</w:t>
+        </w:r>
+        <w:r>
+          <w:rPr>
+            <w:rStyle w:val="a6"/>
+          </w:rPr>
+          <w:t>8</w:t>
+        </w:r>
+        <w:r>
+          <w:rPr>
+            <w:rStyle w:val="a6"/>
+            <w:lang w:val="en-US"/>
+          </w:rPr>
+          <w:t>dd</w:t>
+        </w:r>
+        <w:r>
+          <w:rPr>
+            <w:rStyle w:val="a6"/>
+          </w:rPr>
+          <w:t>87&amp;</w:t>
+        </w:r>
+        <w:r>
+          <w:rPr>
+            <w:rStyle w:val="a6"/>
+            <w:lang w:val="en-US"/>
+          </w:rPr>
+          <w:t>yclid</w:t>
+        </w:r>
+        <w:r>
+          <w:rPr>
+            <w:rStyle w:val="a6"/>
+          </w:rPr>
+          <w:t>=15992860283672723455&amp;</w:t>
+        </w:r>
+        <w:r>
+          <w:rPr>
+            <w:rStyle w:val="a6"/>
+            <w:lang w:val="en-US"/>
+          </w:rPr>
+          <w:t>ybaip</w:t>
+        </w:r>
+        <w:r>
+          <w:rPr>
+            <w:rStyle w:val="a6"/>
+          </w:rPr>
+          <w:t>=1</w:t>
+        </w:r>
+      </w:hyperlink>
+    </w:p>
+    <w:p>
+      <w:pPr>
+        <w:pStyle w:val="a8"/>
+      </w:pPr>
+    </w:p>
+    <w:p>
+      <w:pPr>
+        <w:pStyle w:val="a8"/>
+      </w:pPr>
+      <w:r>
+        <w:t>Либо с оф сайта майкрософт</w:t>
+      </w:r>
+    </w:p>
+    <w:p>
+      <w:pPr>
+        <w:pStyle w:val="a8"/>
+      </w:pPr>
+      <w:hyperlink r:id="rId2" w:history="1">
+        <w:r>
+          <w:rPr>
+            <w:rStyle w:val="a6"/>
+          </w:rPr>
+          <w:t>https://learn.microsoft.com/ru-ru/windows/whats-new/windows-11-requirements</w:t>
+        </w:r>
+      </w:hyperlink>
+    </w:p>
+    <w:p>
+      <w:pPr>
+        <w:pStyle w:val="a8"/>
+      </w:pPr>
     </w:p>
   </w:comment>
 </w:comments>
 </file>
 
 <file path=word/commentsExtended.xml><?xml version="1.0" encoding="utf-8"?>
-<w15:commentsEx xmlns:wpc="http://schemas.microsoft.com/office/word/2010/wordprocessingCanvas" xmlns:cx="http://schemas.microsoft.com/office/drawing/2014/chartex" xmlns:cx1="http://schemas.microsoft.com/office/drawing/2015/9/8/chartex" xmlns:cx2="http://schemas.microsoft.com/office/drawing/2015/10/21/chartex" xmlns:cx3="http://schemas.microsoft.com/office/drawing/2016/5/9/chartex" xmlns:cx4="http://schemas.microsoft.com/office/drawing/2016/5/10/chartex" xmlns:cx5="http://schemas.microsoft.com/office/drawing/2016/5/11/chartex" xmlns:cx6="http://schemas.microsoft.com/office/drawing/2016/5/12/chartex" xmlns:cx7="http://schemas.microsoft.com/office/drawing/2016/5/13/chartex" xmlns:cx8="http://schemas.microsoft.com/office/drawing/2016/5/14/chartex" xmlns:mc="http://schemas.openxmlformats.org/markup-compatibility/2006" xmlns:aink="http://schemas.microsoft.com/office/drawing/2016/ink" xmlns:am3d="http://schemas.microsoft.com/office/drawing/2017/model3d" xmlns:o="urn:schemas-microsoft-com:office:office" xmlns:r="http://schemas.openxmlformats.org/officeDocument/2006/relationships" xmlns:m="http://schemas.openxmlformats.org/officeDocument/2006/math" xmlns:v="urn:schemas-microsoft-com:vml" xmlns:wp14="http://schemas.microsoft.com/office/word/2010/wordprocessingDrawing" xmlns:wp="http://schemas.openxmlformats.org/drawingml/2006/wordprocessingDrawing" xmlns:w10="urn:schemas-microsoft-com:office:word" xmlns:w="http://schemas.openxmlformats.org/wordprocessingml/2006/main" xmlns:w14="http://schemas.microsoft.com/office/word/2010/wordml" xmlns:w15="http://schemas.microsoft.com/office/word/2012/wordml" xmlns:w16cex="http://schemas.microsoft.com/office/word/2018/wordml/cex" xmlns:w16cid="http://schemas.microsoft.com/office/word/2016/wordml/cid" xmlns:w16="http://schemas.microsoft.com/office/word/2018/wordml" xmlns:w16sdtdh="http://schemas.microsoft.com/office/word/2020/wordml/sdtdatahash" xmlns:w16se="http://schemas.microsoft.com/office/word/2015/wordml/symex" xmlns:wpg="http://schemas.microsoft.com/office/word/2010/wordprocessingGroup" xmlns:wpi="http://schemas.microsoft.com/office/word/2010/wordprocessingInk" xmlns:wne="http://schemas.microsoft.com/office/word/2006/wordml" xmlns:wps="http://schemas.microsoft.com/office/word/2010/wordprocessingShape" mc:Ignorable="w14 w15 w16se w16cid w16 w16cex w16sdtdh wp14">
+<w15:commentsEx xmlns:wpc="http://schemas.microsoft.com/office/word/2010/wordprocessingCanvas" xmlns:cx="http://schemas.microsoft.com/office/drawing/2014/chartex" xmlns:cx1="http://schemas.microsoft.com/office/drawing/2015/9/8/chartex" xmlns:mc="http://schemas.openxmlformats.org/markup-compatibility/2006" xmlns:o="urn:schemas-microsoft-com:office:office" xmlns:r="http://schemas.openxmlformats.org/officeDocument/2006/relationships" xmlns:m="http://schemas.openxmlformats.org/officeDocument/2006/math" xmlns:v="urn:schemas-microsoft-com:vml" xmlns:wp14="http://schemas.microsoft.com/office/word/2010/wordprocessingDrawing" xmlns:wp="http://schemas.openxmlformats.org/drawingml/2006/wordprocessingDrawing" xmlns:w10="urn:schemas-microsoft-com:office:word" xmlns:w="http://schemas.openxmlformats.org/wordprocessingml/2006/main" xmlns:w14="http://schemas.microsoft.com/office/word/2010/wordml" xmlns:w15="http://schemas.microsoft.com/office/word/2012/wordml" xmlns:w16se="http://schemas.microsoft.com/office/word/2015/wordml/symex" xmlns:wpg="http://schemas.microsoft.com/office/word/2010/wordprocessingGroup" xmlns:wpi="http://schemas.microsoft.com/office/word/2010/wordprocessingInk" xmlns:wne="http://schemas.microsoft.com/office/word/2006/wordml" xmlns:wps="http://schemas.microsoft.com/office/word/2010/wordprocessingShape" mc:Ignorable="w14 w15 w16se wp14">
   <w15:commentEx w15:paraId="2A74A332" w15:done="0"/>
+  <w15:commentEx w15:paraId="526FEF49" w15:paraIdParent="2A74A332" w15:done="0"/>
   <w15:commentEx w15:paraId="7C1B58E3" w15:done="0"/>
+  <w15:commentEx w15:paraId="6256978D" w15:paraIdParent="7C1B58E3" w15:done="0"/>
   <w15:commentEx w15:paraId="4F6BA505" w15:done="0"/>
   <w15:commentEx w15:paraId="6EAC4F86" w15:done="0"/>
+  <w15:commentEx w15:paraId="70157CBF" w15:paraIdParent="6EAC4F86" w15:done="0"/>
+  <w15:commentEx w15:paraId="05EB40A0" w15:done="0"/>
+  <w15:commentEx w15:paraId="3E461226" w15:done="0"/>
+  <w15:commentEx w15:paraId="5CA290D5" w15:paraIdParent="3E461226" w15:done="0"/>
+  <w15:commentEx w15:paraId="357C000A" w15:done="0"/>
+  <w15:commentEx w15:paraId="2E2DE5D4" w15:done="0"/>
+  <w15:commentEx w15:paraId="34FD4A77" w15:paraIdParent="2E2DE5D4" w15:done="0"/>
   <w15:commentEx w15:paraId="1C2D9366" w15:done="0"/>
+  <w15:commentEx w15:paraId="280BD892" w15:paraIdParent="1C2D9366" w15:done="0"/>
   <w15:commentEx w15:paraId="1CC0CF5C" w15:done="0"/>
+  <w15:commentEx w15:paraId="4C912DCD" w15:paraIdParent="1CC0CF5C" w15:done="0"/>
 </w15:commentsEx>
 </file>
 
@@ -10151,7 +12773,7 @@
 </file>
 
 <file path=word/endnotes.xml><?xml version="1.0" encoding="utf-8"?>
-<w:endnotes xmlns:wpc="http://schemas.microsoft.com/office/word/2010/wordprocessingCanvas" xmlns:cx="http://schemas.microsoft.com/office/drawing/2014/chartex" xmlns:cx1="http://schemas.microsoft.com/office/drawing/2015/9/8/chartex" xmlns:cx2="http://schemas.microsoft.com/office/drawing/2015/10/21/chartex" xmlns:cx3="http://schemas.microsoft.com/office/drawing/2016/5/9/chartex" xmlns:cx4="http://schemas.microsoft.com/office/drawing/2016/5/10/chartex" xmlns:cx5="http://schemas.microsoft.com/office/drawing/2016/5/11/chartex" xmlns:cx6="http://schemas.microsoft.com/office/drawing/2016/5/12/chartex" xmlns:cx7="http://schemas.microsoft.com/office/drawing/2016/5/13/chartex" xmlns:cx8="http://schemas.microsoft.com/office/drawing/2016/5/14/chartex" xmlns:mc="http://schemas.openxmlformats.org/markup-compatibility/2006" xmlns:aink="http://schemas.microsoft.com/office/drawing/2016/ink" xmlns:am3d="http://schemas.microsoft.com/office/drawing/2017/model3d" xmlns:o="urn:schemas-microsoft-com:office:office" xmlns:r="http://schemas.openxmlformats.org/officeDocument/2006/relationships" xmlns:m="http://schemas.openxmlformats.org/officeDocument/2006/math" xmlns:v="urn:schemas-microsoft-com:vml" xmlns:wp14="http://schemas.microsoft.com/office/word/2010/wordprocessingDrawing" xmlns:wp="http://schemas.openxmlformats.org/drawingml/2006/wordprocessingDrawing" xmlns:w10="urn:schemas-microsoft-com:office:word" xmlns:w="http://schemas.openxmlformats.org/wordprocessingml/2006/main" xmlns:w14="http://schemas.microsoft.com/office/word/2010/wordml" xmlns:w15="http://schemas.microsoft.com/office/word/2012/wordml" xmlns:w16cex="http://schemas.microsoft.com/office/word/2018/wordml/cex" xmlns:w16cid="http://schemas.microsoft.com/office/word/2016/wordml/cid" xmlns:w16="http://schemas.microsoft.com/office/word/2018/wordml" xmlns:w16sdtdh="http://schemas.microsoft.com/office/word/2020/wordml/sdtdatahash" xmlns:w16se="http://schemas.microsoft.com/office/word/2015/wordml/symex" xmlns:wpg="http://schemas.microsoft.com/office/word/2010/wordprocessingGroup" xmlns:wpi="http://schemas.microsoft.com/office/word/2010/wordprocessingInk" xmlns:wne="http://schemas.microsoft.com/office/word/2006/wordml" xmlns:wps="http://schemas.microsoft.com/office/word/2010/wordprocessingShape" mc:Ignorable="w14 w15 w16se w16cid w16 w16cex w16sdtdh wp14">
+<w:endnotes xmlns:wpc="http://schemas.microsoft.com/office/word/2010/wordprocessingCanvas" xmlns:cx="http://schemas.microsoft.com/office/drawing/2014/chartex" xmlns:cx1="http://schemas.microsoft.com/office/drawing/2015/9/8/chartex" xmlns:mc="http://schemas.openxmlformats.org/markup-compatibility/2006" xmlns:o="urn:schemas-microsoft-com:office:office" xmlns:r="http://schemas.openxmlformats.org/officeDocument/2006/relationships" xmlns:m="http://schemas.openxmlformats.org/officeDocument/2006/math" xmlns:v="urn:schemas-microsoft-com:vml" xmlns:wp14="http://schemas.microsoft.com/office/word/2010/wordprocessingDrawing" xmlns:wp="http://schemas.openxmlformats.org/drawingml/2006/wordprocessingDrawing" xmlns:w10="urn:schemas-microsoft-com:office:word" xmlns:w="http://schemas.openxmlformats.org/wordprocessingml/2006/main" xmlns:w14="http://schemas.microsoft.com/office/word/2010/wordml" xmlns:w15="http://schemas.microsoft.com/office/word/2012/wordml" xmlns:w16se="http://schemas.microsoft.com/office/word/2015/wordml/symex" xmlns:wpg="http://schemas.microsoft.com/office/word/2010/wordprocessingGroup" xmlns:wpi="http://schemas.microsoft.com/office/word/2010/wordprocessingInk" xmlns:wne="http://schemas.microsoft.com/office/word/2006/wordml" xmlns:wps="http://schemas.microsoft.com/office/word/2010/wordprocessingShape" mc:Ignorable="w14 w15 w16se wp14">
   <w:endnote w:type="separator" w:id="-1">
     <w:p>
       <w:pPr>
@@ -10176,7 +12798,7 @@
 </file>
 
 <file path=word/footer1.xml><?xml version="1.0" encoding="utf-8"?>
-<w:ftr xmlns:wpc="http://schemas.microsoft.com/office/word/2010/wordprocessingCanvas" xmlns:cx="http://schemas.microsoft.com/office/drawing/2014/chartex" xmlns:cx1="http://schemas.microsoft.com/office/drawing/2015/9/8/chartex" xmlns:cx2="http://schemas.microsoft.com/office/drawing/2015/10/21/chartex" xmlns:cx3="http://schemas.microsoft.com/office/drawing/2016/5/9/chartex" xmlns:cx4="http://schemas.microsoft.com/office/drawing/2016/5/10/chartex" xmlns:cx5="http://schemas.microsoft.com/office/drawing/2016/5/11/chartex" xmlns:cx6="http://schemas.microsoft.com/office/drawing/2016/5/12/chartex" xmlns:cx7="http://schemas.microsoft.com/office/drawing/2016/5/13/chartex" xmlns:cx8="http://schemas.microsoft.com/office/drawing/2016/5/14/chartex" xmlns:mc="http://schemas.openxmlformats.org/markup-compatibility/2006" xmlns:aink="http://schemas.microsoft.com/office/drawing/2016/ink" xmlns:am3d="http://schemas.microsoft.com/office/drawing/2017/model3d" xmlns:o="urn:schemas-microsoft-com:office:office" xmlns:r="http://schemas.openxmlformats.org/officeDocument/2006/relationships" xmlns:m="http://schemas.openxmlformats.org/officeDocument/2006/math" xmlns:v="urn:schemas-microsoft-com:vml" xmlns:wp14="http://schemas.microsoft.com/office/word/2010/wordprocessingDrawing" xmlns:wp="http://schemas.openxmlformats.org/drawingml/2006/wordprocessingDrawing" xmlns:w10="urn:schemas-microsoft-com:office:word" xmlns:w="http://schemas.openxmlformats.org/wordprocessingml/2006/main" xmlns:w14="http://schemas.microsoft.com/office/word/2010/wordml" xmlns:w15="http://schemas.microsoft.com/office/word/2012/wordml" xmlns:w16cex="http://schemas.microsoft.com/office/word/2018/wordml/cex" xmlns:w16cid="http://schemas.microsoft.com/office/word/2016/wordml/cid" xmlns:w16="http://schemas.microsoft.com/office/word/2018/wordml" xmlns:w16sdtdh="http://schemas.microsoft.com/office/word/2020/wordml/sdtdatahash" xmlns:w16se="http://schemas.microsoft.com/office/word/2015/wordml/symex" xmlns:wpg="http://schemas.microsoft.com/office/word/2010/wordprocessingGroup" xmlns:wpi="http://schemas.microsoft.com/office/word/2010/wordprocessingInk" xmlns:wne="http://schemas.microsoft.com/office/word/2006/wordml" xmlns:wps="http://schemas.microsoft.com/office/word/2010/wordprocessingShape" mc:Ignorable="w14 w15 w16se w16cid w16 w16cex w16sdtdh wp14">
+<w:ftr xmlns:wpc="http://schemas.microsoft.com/office/word/2010/wordprocessingCanvas" xmlns:cx="http://schemas.microsoft.com/office/drawing/2014/chartex" xmlns:cx1="http://schemas.microsoft.com/office/drawing/2015/9/8/chartex" xmlns:mc="http://schemas.openxmlformats.org/markup-compatibility/2006" xmlns:o="urn:schemas-microsoft-com:office:office" xmlns:r="http://schemas.openxmlformats.org/officeDocument/2006/relationships" xmlns:m="http://schemas.openxmlformats.org/officeDocument/2006/math" xmlns:v="urn:schemas-microsoft-com:vml" xmlns:wp14="http://schemas.microsoft.com/office/word/2010/wordprocessingDrawing" xmlns:wp="http://schemas.openxmlformats.org/drawingml/2006/wordprocessingDrawing" xmlns:w10="urn:schemas-microsoft-com:office:word" xmlns:w="http://schemas.openxmlformats.org/wordprocessingml/2006/main" xmlns:w14="http://schemas.microsoft.com/office/word/2010/wordml" xmlns:w15="http://schemas.microsoft.com/office/word/2012/wordml" xmlns:w16se="http://schemas.microsoft.com/office/word/2015/wordml/symex" xmlns:wpg="http://schemas.microsoft.com/office/word/2010/wordprocessingGroup" xmlns:wpi="http://schemas.microsoft.com/office/word/2010/wordprocessingInk" xmlns:wne="http://schemas.microsoft.com/office/word/2006/wordml" xmlns:wps="http://schemas.microsoft.com/office/word/2010/wordprocessingShape" mc:Ignorable="w14 w15 w16se wp14">
   <w:sdt>
     <w:sdtPr>
       <w:id w:val="8180956"/>
@@ -10206,7 +12828,7 @@
           <w:rPr>
             <w:noProof/>
           </w:rPr>
-          <w:t>21</w:t>
+          <w:t>7</w:t>
         </w:r>
         <w:r>
           <w:fldChar w:fldCharType="end"/>
@@ -10218,7 +12840,7 @@
 </file>
 
 <file path=word/footnotes.xml><?xml version="1.0" encoding="utf-8"?>
-<w:footnotes xmlns:wpc="http://schemas.microsoft.com/office/word/2010/wordprocessingCanvas" xmlns:cx="http://schemas.microsoft.com/office/drawing/2014/chartex" xmlns:cx1="http://schemas.microsoft.com/office/drawing/2015/9/8/chartex" xmlns:cx2="http://schemas.microsoft.com/office/drawing/2015/10/21/chartex" xmlns:cx3="http://schemas.microsoft.com/office/drawing/2016/5/9/chartex" xmlns:cx4="http://schemas.microsoft.com/office/drawing/2016/5/10/chartex" xmlns:cx5="http://schemas.microsoft.com/office/drawing/2016/5/11/chartex" xmlns:cx6="http://schemas.microsoft.com/office/drawing/2016/5/12/chartex" xmlns:cx7="http://schemas.microsoft.com/office/drawing/2016/5/13/chartex" xmlns:cx8="http://schemas.microsoft.com/office/drawing/2016/5/14/chartex" xmlns:mc="http://schemas.openxmlformats.org/markup-compatibility/2006" xmlns:aink="http://schemas.microsoft.com/office/drawing/2016/ink" xmlns:am3d="http://schemas.microsoft.com/office/drawing/2017/model3d" xmlns:o="urn:schemas-microsoft-com:office:office" xmlns:r="http://schemas.openxmlformats.org/officeDocument/2006/relationships" xmlns:m="http://schemas.openxmlformats.org/officeDocument/2006/math" xmlns:v="urn:schemas-microsoft-com:vml" xmlns:wp14="http://schemas.microsoft.com/office/word/2010/wordprocessingDrawing" xmlns:wp="http://schemas.openxmlformats.org/drawingml/2006/wordprocessingDrawing" xmlns:w10="urn:schemas-microsoft-com:office:word" xmlns:w="http://schemas.openxmlformats.org/wordprocessingml/2006/main" xmlns:w14="http://schemas.microsoft.com/office/word/2010/wordml" xmlns:w15="http://schemas.microsoft.com/office/word/2012/wordml" xmlns:w16cex="http://schemas.microsoft.com/office/word/2018/wordml/cex" xmlns:w16cid="http://schemas.microsoft.com/office/word/2016/wordml/cid" xmlns:w16="http://schemas.microsoft.com/office/word/2018/wordml" xmlns:w16sdtdh="http://schemas.microsoft.com/office/word/2020/wordml/sdtdatahash" xmlns:w16se="http://schemas.microsoft.com/office/word/2015/wordml/symex" xmlns:wpg="http://schemas.microsoft.com/office/word/2010/wordprocessingGroup" xmlns:wpi="http://schemas.microsoft.com/office/word/2010/wordprocessingInk" xmlns:wne="http://schemas.microsoft.com/office/word/2006/wordml" xmlns:wps="http://schemas.microsoft.com/office/word/2010/wordprocessingShape" mc:Ignorable="w14 w15 w16se w16cid w16 w16cex w16sdtdh wp14">
+<w:footnotes xmlns:wpc="http://schemas.microsoft.com/office/word/2010/wordprocessingCanvas" xmlns:cx="http://schemas.microsoft.com/office/drawing/2014/chartex" xmlns:cx1="http://schemas.microsoft.com/office/drawing/2015/9/8/chartex" xmlns:mc="http://schemas.openxmlformats.org/markup-compatibility/2006" xmlns:o="urn:schemas-microsoft-com:office:office" xmlns:r="http://schemas.openxmlformats.org/officeDocument/2006/relationships" xmlns:m="http://schemas.openxmlformats.org/officeDocument/2006/math" xmlns:v="urn:schemas-microsoft-com:vml" xmlns:wp14="http://schemas.microsoft.com/office/word/2010/wordprocessingDrawing" xmlns:wp="http://schemas.openxmlformats.org/drawingml/2006/wordprocessingDrawing" xmlns:w10="urn:schemas-microsoft-com:office:word" xmlns:w="http://schemas.openxmlformats.org/wordprocessingml/2006/main" xmlns:w14="http://schemas.microsoft.com/office/word/2010/wordml" xmlns:w15="http://schemas.microsoft.com/office/word/2012/wordml" xmlns:w16se="http://schemas.microsoft.com/office/word/2015/wordml/symex" xmlns:wpg="http://schemas.microsoft.com/office/word/2010/wordprocessingGroup" xmlns:wpi="http://schemas.microsoft.com/office/word/2010/wordprocessingInk" xmlns:wne="http://schemas.microsoft.com/office/word/2006/wordml" xmlns:wps="http://schemas.microsoft.com/office/word/2010/wordprocessingShape" mc:Ignorable="w14 w15 w16se wp14">
   <w:footnote w:type="separator" w:id="-1">
     <w:p>
       <w:pPr>
@@ -10243,7 +12865,7 @@
 </file>
 
 <file path=word/numbering.xml><?xml version="1.0" encoding="utf-8"?>
-<w:numbering xmlns:wpc="http://schemas.microsoft.com/office/word/2010/wordprocessingCanvas" xmlns:cx="http://schemas.microsoft.com/office/drawing/2014/chartex" xmlns:cx1="http://schemas.microsoft.com/office/drawing/2015/9/8/chartex" xmlns:cx2="http://schemas.microsoft.com/office/drawing/2015/10/21/chartex" xmlns:cx3="http://schemas.microsoft.com/office/drawing/2016/5/9/chartex" xmlns:cx4="http://schemas.microsoft.com/office/drawing/2016/5/10/chartex" xmlns:cx5="http://schemas.microsoft.com/office/drawing/2016/5/11/chartex" xmlns:cx6="http://schemas.microsoft.com/office/drawing/2016/5/12/chartex" xmlns:cx7="http://schemas.microsoft.com/office/drawing/2016/5/13/chartex" xmlns:cx8="http://schemas.microsoft.com/office/drawing/2016/5/14/chartex" xmlns:mc="http://schemas.openxmlformats.org/markup-compatibility/2006" xmlns:aink="http://schemas.microsoft.com/office/drawing/2016/ink" xmlns:am3d="http://schemas.microsoft.com/office/drawing/2017/model3d" xmlns:o="urn:schemas-microsoft-com:office:office" xmlns:r="http://schemas.openxmlformats.org/officeDocument/2006/relationships" xmlns:m="http://schemas.openxmlformats.org/officeDocument/2006/math" xmlns:v="urn:schemas-microsoft-com:vml" xmlns:wp14="http://schemas.microsoft.com/office/word/2010/wordprocessingDrawing" xmlns:wp="http://schemas.openxmlformats.org/drawingml/2006/wordprocessingDrawing" xmlns:w10="urn:schemas-microsoft-com:office:word" xmlns:w="http://schemas.openxmlformats.org/wordprocessingml/2006/main" xmlns:w14="http://schemas.microsoft.com/office/word/2010/wordml" xmlns:w15="http://schemas.microsoft.com/office/word/2012/wordml" xmlns:w16cex="http://schemas.microsoft.com/office/word/2018/wordml/cex" xmlns:w16cid="http://schemas.microsoft.com/office/word/2016/wordml/cid" xmlns:w16="http://schemas.microsoft.com/office/word/2018/wordml" xmlns:w16sdtdh="http://schemas.microsoft.com/office/word/2020/wordml/sdtdatahash" xmlns:w16se="http://schemas.microsoft.com/office/word/2015/wordml/symex" xmlns:wpg="http://schemas.microsoft.com/office/word/2010/wordprocessingGroup" xmlns:wpi="http://schemas.microsoft.com/office/word/2010/wordprocessingInk" xmlns:wne="http://schemas.microsoft.com/office/word/2006/wordml" xmlns:wps="http://schemas.microsoft.com/office/word/2010/wordprocessingShape" mc:Ignorable="w14 w15 w16se w16cid w16 w16cex w16sdtdh wp14">
+<w:numbering xmlns:wpc="http://schemas.microsoft.com/office/word/2010/wordprocessingCanvas" xmlns:cx="http://schemas.microsoft.com/office/drawing/2014/chartex" xmlns:cx1="http://schemas.microsoft.com/office/drawing/2015/9/8/chartex" xmlns:mc="http://schemas.openxmlformats.org/markup-compatibility/2006" xmlns:o="urn:schemas-microsoft-com:office:office" xmlns:r="http://schemas.openxmlformats.org/officeDocument/2006/relationships" xmlns:m="http://schemas.openxmlformats.org/officeDocument/2006/math" xmlns:v="urn:schemas-microsoft-com:vml" xmlns:wp14="http://schemas.microsoft.com/office/word/2010/wordprocessingDrawing" xmlns:wp="http://schemas.openxmlformats.org/drawingml/2006/wordprocessingDrawing" xmlns:w10="urn:schemas-microsoft-com:office:word" xmlns:w="http://schemas.openxmlformats.org/wordprocessingml/2006/main" xmlns:w14="http://schemas.microsoft.com/office/word/2010/wordml" xmlns:w15="http://schemas.microsoft.com/office/word/2012/wordml" xmlns:w16se="http://schemas.microsoft.com/office/word/2015/wordml/symex" xmlns:wpg="http://schemas.microsoft.com/office/word/2010/wordprocessingGroup" xmlns:wpi="http://schemas.microsoft.com/office/word/2010/wordprocessingInk" xmlns:wne="http://schemas.microsoft.com/office/word/2006/wordml" xmlns:wps="http://schemas.microsoft.com/office/word/2010/wordprocessingShape" mc:Ignorable="w14 w15 w16se wp14">
   <w:abstractNum w:abstractNumId="0" w15:restartNumberingAfterBreak="0">
     <w:nsid w:val="036D16E2"/>
     <w:multiLevelType w:val="hybridMultilevel"/>
@@ -11433,15 +14055,18 @@
 </file>
 
 <file path=word/people.xml><?xml version="1.0" encoding="utf-8"?>
-<w15:people xmlns:wpc="http://schemas.microsoft.com/office/word/2010/wordprocessingCanvas" xmlns:cx="http://schemas.microsoft.com/office/drawing/2014/chartex" xmlns:cx1="http://schemas.microsoft.com/office/drawing/2015/9/8/chartex" xmlns:cx2="http://schemas.microsoft.com/office/drawing/2015/10/21/chartex" xmlns:cx3="http://schemas.microsoft.com/office/drawing/2016/5/9/chartex" xmlns:cx4="http://schemas.microsoft.com/office/drawing/2016/5/10/chartex" xmlns:cx5="http://schemas.microsoft.com/office/drawing/2016/5/11/chartex" xmlns:cx6="http://schemas.microsoft.com/office/drawing/2016/5/12/chartex" xmlns:cx7="http://schemas.microsoft.com/office/drawing/2016/5/13/chartex" xmlns:cx8="http://schemas.microsoft.com/office/drawing/2016/5/14/chartex" xmlns:mc="http://schemas.openxmlformats.org/markup-compatibility/2006" xmlns:aink="http://schemas.microsoft.com/office/drawing/2016/ink" xmlns:am3d="http://schemas.microsoft.com/office/drawing/2017/model3d" xmlns:o="urn:schemas-microsoft-com:office:office" xmlns:r="http://schemas.openxmlformats.org/officeDocument/2006/relationships" xmlns:m="http://schemas.openxmlformats.org/officeDocument/2006/math" xmlns:v="urn:schemas-microsoft-com:vml" xmlns:wp14="http://schemas.microsoft.com/office/word/2010/wordprocessingDrawing" xmlns:wp="http://schemas.openxmlformats.org/drawingml/2006/wordprocessingDrawing" xmlns:w10="urn:schemas-microsoft-com:office:word" xmlns:w="http://schemas.openxmlformats.org/wordprocessingml/2006/main" xmlns:w14="http://schemas.microsoft.com/office/word/2010/wordml" xmlns:w15="http://schemas.microsoft.com/office/word/2012/wordml" xmlns:w16cex="http://schemas.microsoft.com/office/word/2018/wordml/cex" xmlns:w16cid="http://schemas.microsoft.com/office/word/2016/wordml/cid" xmlns:w16="http://schemas.microsoft.com/office/word/2018/wordml" xmlns:w16sdtdh="http://schemas.microsoft.com/office/word/2020/wordml/sdtdatahash" xmlns:w16se="http://schemas.microsoft.com/office/word/2015/wordml/symex" xmlns:wpg="http://schemas.microsoft.com/office/word/2010/wordprocessingGroup" xmlns:wpi="http://schemas.microsoft.com/office/word/2010/wordprocessingInk" xmlns:wne="http://schemas.microsoft.com/office/word/2006/wordml" xmlns:wps="http://schemas.microsoft.com/office/word/2010/wordprocessingShape" mc:Ignorable="w14 w15 w16se w16cid w16 w16cex w16sdtdh wp14">
+<w15:people xmlns:wpc="http://schemas.microsoft.com/office/word/2010/wordprocessingCanvas" xmlns:cx="http://schemas.microsoft.com/office/drawing/2014/chartex" xmlns:cx1="http://schemas.microsoft.com/office/drawing/2015/9/8/chartex" xmlns:mc="http://schemas.openxmlformats.org/markup-compatibility/2006" xmlns:o="urn:schemas-microsoft-com:office:office" xmlns:r="http://schemas.openxmlformats.org/officeDocument/2006/relationships" xmlns:m="http://schemas.openxmlformats.org/officeDocument/2006/math" xmlns:v="urn:schemas-microsoft-com:vml" xmlns:wp14="http://schemas.microsoft.com/office/word/2010/wordprocessingDrawing" xmlns:wp="http://schemas.openxmlformats.org/drawingml/2006/wordprocessingDrawing" xmlns:w10="urn:schemas-microsoft-com:office:word" xmlns:w="http://schemas.openxmlformats.org/wordprocessingml/2006/main" xmlns:w14="http://schemas.microsoft.com/office/word/2010/wordml" xmlns:w15="http://schemas.microsoft.com/office/word/2012/wordml" xmlns:w16se="http://schemas.microsoft.com/office/word/2015/wordml/symex" xmlns:wpg="http://schemas.microsoft.com/office/word/2010/wordprocessingGroup" xmlns:wpi="http://schemas.microsoft.com/office/word/2010/wordprocessingInk" xmlns:wne="http://schemas.microsoft.com/office/word/2006/wordml" xmlns:wps="http://schemas.microsoft.com/office/word/2010/wordprocessingShape" mc:Ignorable="w14 w15 w16se wp14">
   <w15:person w15:author="Aleksey A. Kalentev">
     <w15:presenceInfo w15:providerId="AD" w15:userId="S-1-5-21-507921405-1993962763-1957994488-151096"/>
+  </w15:person>
+  <w15:person w15:author="Антон Едакин">
+    <w15:presenceInfo w15:providerId="Windows Live" w15:userId="1bacacdad3550806"/>
   </w15:person>
 </w15:people>
 </file>
 
 <file path=word/styles.xml><?xml version="1.0" encoding="utf-8"?>
-<w:styles xmlns:mc="http://schemas.openxmlformats.org/markup-compatibility/2006" xmlns:r="http://schemas.openxmlformats.org/officeDocument/2006/relationships" xmlns:w="http://schemas.openxmlformats.org/wordprocessingml/2006/main" xmlns:w14="http://schemas.microsoft.com/office/word/2010/wordml" xmlns:w15="http://schemas.microsoft.com/office/word/2012/wordml" xmlns:w16cex="http://schemas.microsoft.com/office/word/2018/wordml/cex" xmlns:w16cid="http://schemas.microsoft.com/office/word/2016/wordml/cid" xmlns:w16="http://schemas.microsoft.com/office/word/2018/wordml" xmlns:w16sdtdh="http://schemas.microsoft.com/office/word/2020/wordml/sdtdatahash" xmlns:w16se="http://schemas.microsoft.com/office/word/2015/wordml/symex" mc:Ignorable="w14 w15 w16se w16cid w16 w16cex w16sdtdh">
+<w:styles xmlns:mc="http://schemas.openxmlformats.org/markup-compatibility/2006" xmlns:r="http://schemas.openxmlformats.org/officeDocument/2006/relationships" xmlns:w="http://schemas.openxmlformats.org/wordprocessingml/2006/main" xmlns:w14="http://schemas.microsoft.com/office/word/2010/wordml" xmlns:w15="http://schemas.microsoft.com/office/word/2012/wordml" xmlns:w16se="http://schemas.microsoft.com/office/word/2015/wordml/symex" mc:Ignorable="w14 w15 w16se">
   <w:docDefaults>
     <w:rPrDefault>
       <w:rPr>
@@ -11459,7 +14084,7 @@
       </w:pPr>
     </w:pPrDefault>
   </w:docDefaults>
-  <w:latentStyles w:defLockedState="0" w:defUIPriority="99" w:defSemiHidden="0" w:defUnhideWhenUsed="0" w:defQFormat="0" w:count="376">
+  <w:latentStyles w:defLockedState="0" w:defUIPriority="99" w:defSemiHidden="0" w:defUnhideWhenUsed="0" w:defQFormat="0" w:count="371">
     <w:lsdException w:name="Normal" w:uiPriority="0" w:qFormat="1"/>
     <w:lsdException w:name="heading 1" w:uiPriority="9" w:qFormat="1"/>
     <w:lsdException w:name="heading 2" w:semiHidden="1" w:uiPriority="9" w:unhideWhenUsed="1" w:qFormat="1"/>
@@ -11565,6 +14190,7 @@
     <w:lsdException w:name="HTML Sample" w:semiHidden="1" w:unhideWhenUsed="1"/>
     <w:lsdException w:name="HTML Typewriter" w:semiHidden="1" w:unhideWhenUsed="1"/>
     <w:lsdException w:name="HTML Variable" w:semiHidden="1" w:unhideWhenUsed="1"/>
+    <w:lsdException w:name="Normal Table" w:semiHidden="1" w:unhideWhenUsed="1"/>
     <w:lsdException w:name="annotation subject" w:semiHidden="1" w:unhideWhenUsed="1"/>
     <w:lsdException w:name="No List" w:semiHidden="1" w:unhideWhenUsed="1"/>
     <w:lsdException w:name="Outline List 1" w:semiHidden="1" w:unhideWhenUsed="1"/>
@@ -11607,8 +14233,11 @@
     <w:lsdException w:name="Table Contemporary" w:semiHidden="1" w:unhideWhenUsed="1"/>
     <w:lsdException w:name="Table Elegant" w:semiHidden="1" w:unhideWhenUsed="1"/>
     <w:lsdException w:name="Table Professional" w:semiHidden="1" w:unhideWhenUsed="1"/>
+    <w:lsdException w:name="Table Subtle 1" w:semiHidden="1" w:unhideWhenUsed="1"/>
     <w:lsdException w:name="Table Subtle 2" w:semiHidden="1" w:unhideWhenUsed="1"/>
     <w:lsdException w:name="Table Web 1" w:semiHidden="1" w:unhideWhenUsed="1"/>
+    <w:lsdException w:name="Table Web 2" w:semiHidden="1" w:unhideWhenUsed="1"/>
+    <w:lsdException w:name="Table Web 3" w:semiHidden="1" w:unhideWhenUsed="1"/>
     <w:lsdException w:name="Balloon Text" w:semiHidden="1" w:unhideWhenUsed="1"/>
     <w:lsdException w:name="Table Grid" w:uiPriority="39"/>
     <w:lsdException w:name="Table Theme" w:semiHidden="1" w:unhideWhenUsed="1"/>
@@ -11827,11 +14456,6 @@
     <w:lsdException w:name="List Table 5 Dark Accent 6" w:uiPriority="50"/>
     <w:lsdException w:name="List Table 6 Colorful Accent 6" w:uiPriority="51"/>
     <w:lsdException w:name="List Table 7 Colorful Accent 6" w:uiPriority="52"/>
-    <w:lsdException w:name="Mention" w:semiHidden="1" w:unhideWhenUsed="1"/>
-    <w:lsdException w:name="Smart Hyperlink" w:semiHidden="1" w:unhideWhenUsed="1"/>
-    <w:lsdException w:name="Hashtag" w:semiHidden="1" w:unhideWhenUsed="1"/>
-    <w:lsdException w:name="Unresolved Mention" w:semiHidden="1" w:unhideWhenUsed="1"/>
-    <w:lsdException w:name="Smart Link" w:semiHidden="1" w:unhideWhenUsed="1"/>
   </w:latentStyles>
   <w:style w:type="paragraph" w:default="1" w:styleId="a">
     <w:name w:val="Normal"/>
@@ -12571,7 +15195,7 @@
 </file>
 
 <file path=customXml/itemProps1.xml><?xml version="1.0" encoding="utf-8"?>
-<ds:datastoreItem xmlns:ds="http://schemas.openxmlformats.org/officeDocument/2006/customXml" ds:itemID="{25AC8123-F4C1-489F-BACF-A7FB59691C4A}">
+<ds:datastoreItem xmlns:ds="http://schemas.openxmlformats.org/officeDocument/2006/customXml" ds:itemID="{803D8E32-B6A0-4499-9DA8-423601CD5CD3}">
   <ds:schemaRefs>
     <ds:schemaRef ds:uri="http://schemas.openxmlformats.org/officeDocument/2006/bibliography"/>
   </ds:schemaRefs>

--- a/Отчёт/Едакин Отчет ЛБ5.docx
+++ b/Отчёт/Едакин Отчет ЛБ5.docx
@@ -1877,30 +1877,14 @@
       <w:r>
         <w:t xml:space="preserve">Рисунок </w:t>
       </w:r>
-      <w:r>
-        <w:fldChar w:fldCharType="begin"/>
-      </w:r>
-      <w:r>
-        <w:instrText xml:space="preserve"> SEQ Рисуно</w:instrText>
-      </w:r>
-      <w:r>
-        <w:instrText xml:space="preserve">к \* ARABIC </w:instrText>
-      </w:r>
-      <w:r>
-        <w:fldChar w:fldCharType="separate"/>
-      </w:r>
-      <w:r>
-        <w:rPr>
-          <w:noProof/>
-        </w:rPr>
-        <w:t>1</w:t>
-      </w:r>
-      <w:r>
-        <w:rPr>
-          <w:noProof/>
-        </w:rPr>
-        <w:fldChar w:fldCharType="end"/>
-      </w:r>
+      <w:fldSimple w:instr=" SEQ Рисунок \* ARABIC ">
+        <w:r>
+          <w:rPr>
+            <w:noProof/>
+          </w:rPr>
+          <w:t>1</w:t>
+        </w:r>
+      </w:fldSimple>
       <w:r>
         <w:t>. Диаграмма вариантов использования</w:t>
       </w:r>
@@ -1979,10 +1963,10 @@
         </w:rPr>
         <w:lastRenderedPageBreak/>
         <w:drawing>
-          <wp:inline distT="0" distB="0" distL="0" distR="0" wp14:anchorId="41839D6E" wp14:editId="45139C60">
-            <wp:extent cx="8930217" cy="5100092"/>
-            <wp:effectExtent l="0" t="0" r="4445" b="5715"/>
-            <wp:docPr id="2" name="Рисунок 2"/>
+          <wp:inline distT="0" distB="0" distL="0" distR="0" wp14:anchorId="6670BB27" wp14:editId="5E0CD211">
+            <wp:extent cx="8979807" cy="5122250"/>
+            <wp:effectExtent l="0" t="0" r="0" b="2540"/>
+            <wp:docPr id="5" name="Рисунок 5"/>
             <wp:cNvGraphicFramePr>
               <a:graphicFrameLocks xmlns:a="http://schemas.openxmlformats.org/drawingml/2006/main" noChangeAspect="1"/>
             </wp:cNvGraphicFramePr>
@@ -2002,7 +1986,7 @@
                   <pic:spPr>
                     <a:xfrm>
                       <a:off x="0" y="0"/>
-                      <a:ext cx="8935621" cy="5103178"/>
+                      <a:ext cx="8983587" cy="5124406"/>
                     </a:xfrm>
                     <a:prstGeom prst="rect">
                       <a:avLst/>
@@ -2022,27 +2006,14 @@
       <w:r>
         <w:t xml:space="preserve">Рисунок </w:t>
       </w:r>
-      <w:r>
-        <w:fldChar w:fldCharType="begin"/>
-      </w:r>
-      <w:r>
-        <w:instrText xml:space="preserve"> SEQ Рисунок \* ARABIC </w:instrText>
-      </w:r>
-      <w:r>
-        <w:fldChar w:fldCharType="separate"/>
-      </w:r>
-      <w:r>
-        <w:rPr>
-          <w:noProof/>
-        </w:rPr>
-        <w:t>2</w:t>
-      </w:r>
-      <w:r>
-        <w:rPr>
-          <w:noProof/>
-        </w:rPr>
-        <w:fldChar w:fldCharType="end"/>
-      </w:r>
+      <w:fldSimple w:instr=" SEQ Рисунок \* ARABIC ">
+        <w:r>
+          <w:rPr>
+            <w:noProof/>
+          </w:rPr>
+          <w:t>2</w:t>
+        </w:r>
+      </w:fldSimple>
       <w:r>
         <w:t xml:space="preserve">. </w:t>
       </w:r>
@@ -2064,6 +2035,8 @@
         <w:ind w:firstLine="0"/>
         <w:jc w:val="center"/>
       </w:pPr>
+      <w:bookmarkStart w:id="8" w:name="_GoBack"/>
+      <w:bookmarkEnd w:id="8"/>
     </w:p>
     <w:p>
       <w:pPr>
@@ -2087,27 +2060,18 @@
           <w:bCs/>
         </w:rPr>
       </w:pPr>
-      <w:bookmarkStart w:id="8" w:name="_Toc74829066"/>
-      <w:bookmarkStart w:id="9" w:name="_Toc74956675"/>
+      <w:bookmarkStart w:id="9" w:name="_Toc74829066"/>
+      <w:bookmarkStart w:id="10" w:name="_Toc74956675"/>
       <w:r>
         <w:rPr>
           <w:b/>
           <w:bCs/>
         </w:rPr>
         <w:lastRenderedPageBreak/>
-        <w:t>1.3 Описание клас</w:t>
-      </w:r>
-      <w:bookmarkStart w:id="10" w:name="_GoBack"/>
+        <w:t>1.3 Описание классов, образующих связь типа «общее-частное»</w:t>
+      </w:r>
+      <w:bookmarkEnd w:id="9"/>
       <w:bookmarkEnd w:id="10"/>
-      <w:r>
-        <w:rPr>
-          <w:b/>
-          <w:bCs/>
-        </w:rPr>
-        <w:t>сов, образующих связь типа «общее-частное»</w:t>
-      </w:r>
-      <w:bookmarkEnd w:id="8"/>
-      <w:bookmarkEnd w:id="9"/>
     </w:p>
     <w:p>
       <w:r>
@@ -6193,27 +6157,14 @@
       <w:r>
         <w:t xml:space="preserve">Рисунок </w:t>
       </w:r>
-      <w:r>
-        <w:fldChar w:fldCharType="begin"/>
-      </w:r>
-      <w:r>
-        <w:instrText xml:space="preserve"> SEQ Рисунок \* ARABIC </w:instrText>
-      </w:r>
-      <w:r>
-        <w:fldChar w:fldCharType="separate"/>
-      </w:r>
-      <w:r>
-        <w:rPr>
-          <w:noProof/>
-        </w:rPr>
-        <w:t>3</w:t>
-      </w:r>
-      <w:r>
-        <w:rPr>
-          <w:noProof/>
-        </w:rPr>
-        <w:fldChar w:fldCharType="end"/>
-      </w:r>
+      <w:fldSimple w:instr=" SEQ Рисунок \* ARABIC ">
+        <w:r>
+          <w:rPr>
+            <w:noProof/>
+          </w:rPr>
+          <w:t>3</w:t>
+        </w:r>
+      </w:fldSimple>
       <w:r>
         <w:t xml:space="preserve">. Дерево ветвлений </w:t>
       </w:r>
@@ -6301,27 +6252,14 @@
       <w:r>
         <w:t xml:space="preserve">Рисунок </w:t>
       </w:r>
-      <w:r>
-        <w:fldChar w:fldCharType="begin"/>
-      </w:r>
-      <w:r>
-        <w:instrText xml:space="preserve"> SEQ Рисунок \* ARABIC </w:instrText>
-      </w:r>
-      <w:r>
-        <w:fldChar w:fldCharType="separate"/>
-      </w:r>
-      <w:r>
-        <w:rPr>
-          <w:noProof/>
-        </w:rPr>
-        <w:t>4</w:t>
-      </w:r>
-      <w:r>
-        <w:rPr>
-          <w:noProof/>
-        </w:rPr>
-        <w:fldChar w:fldCharType="end"/>
-      </w:r>
+      <w:fldSimple w:instr=" SEQ Рисунок \* ARABIC ">
+        <w:r>
+          <w:rPr>
+            <w:noProof/>
+          </w:rPr>
+          <w:t>4</w:t>
+        </w:r>
+      </w:fldSimple>
       <w:r>
         <w:t>. Графический интерфейс пользователя</w:t>
       </w:r>
@@ -6404,27 +6342,14 @@
       <w:r>
         <w:t xml:space="preserve">Рисунок </w:t>
       </w:r>
-      <w:r>
-        <w:fldChar w:fldCharType="begin"/>
-      </w:r>
-      <w:r>
-        <w:instrText xml:space="preserve"> SEQ Рисунок \* ARABIC </w:instrText>
-      </w:r>
-      <w:r>
-        <w:fldChar w:fldCharType="separate"/>
-      </w:r>
-      <w:r>
-        <w:rPr>
-          <w:noProof/>
-        </w:rPr>
-        <w:t>5</w:t>
-      </w:r>
-      <w:r>
-        <w:rPr>
-          <w:noProof/>
-        </w:rPr>
-        <w:fldChar w:fldCharType="end"/>
-      </w:r>
+      <w:fldSimple w:instr=" SEQ Рисунок \* ARABIC ">
+        <w:r>
+          <w:rPr>
+            <w:noProof/>
+          </w:rPr>
+          <w:t>5</w:t>
+        </w:r>
+      </w:fldSimple>
       <w:r>
         <w:t xml:space="preserve">. </w:t>
       </w:r>
@@ -6487,30 +6412,14 @@
       <w:r>
         <w:t xml:space="preserve">Рисунок </w:t>
       </w:r>
-      <w:r>
-        <w:fldChar w:fldCharType="begin"/>
-      </w:r>
-      <w:r>
-        <w:instrText xml:space="preserve"> SEQ Р</w:instrText>
-      </w:r>
-      <w:r>
-        <w:instrText xml:space="preserve">исунок \* ARABIC </w:instrText>
-      </w:r>
-      <w:r>
-        <w:fldChar w:fldCharType="separate"/>
-      </w:r>
-      <w:r>
-        <w:rPr>
-          <w:noProof/>
-        </w:rPr>
-        <w:t>6</w:t>
-      </w:r>
-      <w:r>
-        <w:rPr>
-          <w:noProof/>
-        </w:rPr>
-        <w:fldChar w:fldCharType="end"/>
-      </w:r>
+      <w:fldSimple w:instr=" SEQ Рисунок \* ARABIC ">
+        <w:r>
+          <w:rPr>
+            <w:noProof/>
+          </w:rPr>
+          <w:t>6</w:t>
+        </w:r>
+      </w:fldSimple>
       <w:r>
         <w:t>. Форма для добавления элемента</w:t>
       </w:r>
@@ -6644,27 +6553,14 @@
       <w:r>
         <w:t xml:space="preserve">Рисунок </w:t>
       </w:r>
-      <w:r>
-        <w:fldChar w:fldCharType="begin"/>
-      </w:r>
-      <w:r>
-        <w:instrText xml:space="preserve"> SEQ Рисунок \* ARABIC </w:instrText>
-      </w:r>
-      <w:r>
-        <w:fldChar w:fldCharType="separate"/>
-      </w:r>
-      <w:r>
-        <w:rPr>
-          <w:noProof/>
-        </w:rPr>
-        <w:t>7</w:t>
-      </w:r>
-      <w:r>
-        <w:rPr>
-          <w:noProof/>
-        </w:rPr>
-        <w:fldChar w:fldCharType="end"/>
-      </w:r>
+      <w:fldSimple w:instr=" SEQ Рисунок \* ARABIC ">
+        <w:r>
+          <w:rPr>
+            <w:noProof/>
+          </w:rPr>
+          <w:t>7</w:t>
+        </w:r>
+      </w:fldSimple>
       <w:r>
         <w:t>. Заполнение полей</w:t>
       </w:r>
@@ -6724,27 +6620,14 @@
       <w:r>
         <w:t xml:space="preserve">Рисунок </w:t>
       </w:r>
-      <w:r>
-        <w:fldChar w:fldCharType="begin"/>
-      </w:r>
-      <w:r>
-        <w:instrText xml:space="preserve"> SEQ Рисунок \* ARABIC </w:instrText>
-      </w:r>
-      <w:r>
-        <w:fldChar w:fldCharType="separate"/>
-      </w:r>
-      <w:r>
-        <w:rPr>
-          <w:noProof/>
-        </w:rPr>
-        <w:t>8</w:t>
-      </w:r>
-      <w:r>
-        <w:rPr>
-          <w:noProof/>
-        </w:rPr>
-        <w:fldChar w:fldCharType="end"/>
-      </w:r>
+      <w:fldSimple w:instr=" SEQ Рисунок \* ARABIC ">
+        <w:r>
+          <w:rPr>
+            <w:noProof/>
+          </w:rPr>
+          <w:t>8</w:t>
+        </w:r>
+      </w:fldSimple>
       <w:r>
         <w:t>. Успешное добавление нового элемента</w:t>
       </w:r>
@@ -6859,27 +6742,14 @@
       <w:r>
         <w:t xml:space="preserve">Рисунок </w:t>
       </w:r>
-      <w:r>
-        <w:fldChar w:fldCharType="begin"/>
-      </w:r>
-      <w:r>
-        <w:instrText xml:space="preserve"> SEQ Рисунок \* ARABIC </w:instrText>
-      </w:r>
-      <w:r>
-        <w:fldChar w:fldCharType="separate"/>
-      </w:r>
-      <w:r>
-        <w:rPr>
-          <w:noProof/>
-        </w:rPr>
-        <w:t>9</w:t>
-      </w:r>
-      <w:r>
-        <w:rPr>
-          <w:noProof/>
-        </w:rPr>
-        <w:fldChar w:fldCharType="end"/>
-      </w:r>
+      <w:fldSimple w:instr=" SEQ Рисунок \* ARABIC ">
+        <w:r>
+          <w:rPr>
+            <w:noProof/>
+          </w:rPr>
+          <w:t>9</w:t>
+        </w:r>
+      </w:fldSimple>
       <w:r>
         <w:t>. Выбор элемента в таблице</w:t>
       </w:r>
@@ -6944,27 +6814,14 @@
       <w:r>
         <w:t xml:space="preserve">Рисунок </w:t>
       </w:r>
-      <w:r>
-        <w:fldChar w:fldCharType="begin"/>
-      </w:r>
-      <w:r>
-        <w:instrText xml:space="preserve"> SEQ Рисунок \* ARABIC </w:instrText>
-      </w:r>
-      <w:r>
-        <w:fldChar w:fldCharType="separate"/>
-      </w:r>
-      <w:r>
-        <w:rPr>
-          <w:noProof/>
-        </w:rPr>
-        <w:t>10</w:t>
-      </w:r>
-      <w:r>
-        <w:rPr>
-          <w:noProof/>
-        </w:rPr>
-        <w:fldChar w:fldCharType="end"/>
-      </w:r>
+      <w:fldSimple w:instr=" SEQ Рисунок \* ARABIC ">
+        <w:r>
+          <w:rPr>
+            <w:noProof/>
+          </w:rPr>
+          <w:t>10</w:t>
+        </w:r>
+      </w:fldSimple>
       <w:r>
         <w:t>. Сообщение об удалении одного элемента</w:t>
       </w:r>
@@ -7024,27 +6881,14 @@
       <w:r>
         <w:t xml:space="preserve">Рисунок </w:t>
       </w:r>
-      <w:r>
-        <w:fldChar w:fldCharType="begin"/>
-      </w:r>
-      <w:r>
-        <w:instrText xml:space="preserve"> SEQ Рисунок \* ARABIC </w:instrText>
-      </w:r>
-      <w:r>
-        <w:fldChar w:fldCharType="separate"/>
-      </w:r>
-      <w:r>
-        <w:rPr>
-          <w:noProof/>
-        </w:rPr>
-        <w:t>11</w:t>
-      </w:r>
-      <w:r>
-        <w:rPr>
-          <w:noProof/>
-        </w:rPr>
-        <w:fldChar w:fldCharType="end"/>
-      </w:r>
+      <w:fldSimple w:instr=" SEQ Рисунок \* ARABIC ">
+        <w:r>
+          <w:rPr>
+            <w:noProof/>
+          </w:rPr>
+          <w:t>11</w:t>
+        </w:r>
+      </w:fldSimple>
       <w:r>
         <w:t>. Результат нажатия кнопки «Удалить»</w:t>
       </w:r>
@@ -7125,27 +6969,14 @@
       <w:r>
         <w:t xml:space="preserve">Рисунок </w:t>
       </w:r>
-      <w:r>
-        <w:fldChar w:fldCharType="begin"/>
-      </w:r>
-      <w:r>
-        <w:instrText xml:space="preserve"> SEQ Рисунок \* ARABIC </w:instrText>
-      </w:r>
-      <w:r>
-        <w:fldChar w:fldCharType="separate"/>
-      </w:r>
-      <w:r>
-        <w:rPr>
-          <w:noProof/>
-        </w:rPr>
-        <w:t>12</w:t>
-      </w:r>
-      <w:r>
-        <w:rPr>
-          <w:noProof/>
-        </w:rPr>
-        <w:fldChar w:fldCharType="end"/>
-      </w:r>
+      <w:fldSimple w:instr=" SEQ Рисунок \* ARABIC ">
+        <w:r>
+          <w:rPr>
+            <w:noProof/>
+          </w:rPr>
+          <w:t>12</w:t>
+        </w:r>
+      </w:fldSimple>
       <w:r>
         <w:t>. Таблица с упражнениями</w:t>
       </w:r>
@@ -7205,27 +7036,14 @@
       <w:r>
         <w:t xml:space="preserve">Рисунок </w:t>
       </w:r>
-      <w:r>
-        <w:fldChar w:fldCharType="begin"/>
-      </w:r>
-      <w:r>
-        <w:instrText xml:space="preserve"> SEQ Рисунок \* ARABIC </w:instrText>
-      </w:r>
-      <w:r>
-        <w:fldChar w:fldCharType="separate"/>
-      </w:r>
-      <w:r>
-        <w:rPr>
-          <w:noProof/>
-        </w:rPr>
-        <w:t>13</w:t>
-      </w:r>
-      <w:r>
-        <w:rPr>
-          <w:noProof/>
-        </w:rPr>
-        <w:fldChar w:fldCharType="end"/>
-      </w:r>
+      <w:fldSimple w:instr=" SEQ Рисунок \* ARABIC ">
+        <w:r>
+          <w:rPr>
+            <w:noProof/>
+          </w:rPr>
+          <w:t>13</w:t>
+        </w:r>
+      </w:fldSimple>
       <w:r>
         <w:t>. Удаление всех элементов</w:t>
       </w:r>
@@ -7285,27 +7103,14 @@
       <w:r>
         <w:t xml:space="preserve">Рисунок </w:t>
       </w:r>
-      <w:r>
-        <w:fldChar w:fldCharType="begin"/>
-      </w:r>
-      <w:r>
-        <w:instrText xml:space="preserve"> SEQ Рисунок \* ARABIC </w:instrText>
-      </w:r>
-      <w:r>
-        <w:fldChar w:fldCharType="separate"/>
-      </w:r>
-      <w:r>
-        <w:rPr>
-          <w:noProof/>
-        </w:rPr>
-        <w:t>14</w:t>
-      </w:r>
-      <w:r>
-        <w:rPr>
-          <w:noProof/>
-        </w:rPr>
-        <w:fldChar w:fldCharType="end"/>
-      </w:r>
+      <w:fldSimple w:instr=" SEQ Рисунок \* ARABIC ">
+        <w:r>
+          <w:rPr>
+            <w:noProof/>
+          </w:rPr>
+          <w:t>14</w:t>
+        </w:r>
+      </w:fldSimple>
       <w:r>
         <w:t>. Результат удаления всех элементов</w:t>
       </w:r>
@@ -7410,27 +7215,14 @@
       <w:r>
         <w:t xml:space="preserve">Рисунок </w:t>
       </w:r>
-      <w:r>
-        <w:fldChar w:fldCharType="begin"/>
-      </w:r>
-      <w:r>
-        <w:instrText xml:space="preserve"> SEQ Рисунок \* ARABIC </w:instrText>
-      </w:r>
-      <w:r>
-        <w:fldChar w:fldCharType="separate"/>
-      </w:r>
-      <w:r>
-        <w:rPr>
-          <w:noProof/>
-        </w:rPr>
-        <w:t>15</w:t>
-      </w:r>
-      <w:r>
-        <w:rPr>
-          <w:noProof/>
-        </w:rPr>
-        <w:fldChar w:fldCharType="end"/>
-      </w:r>
+      <w:fldSimple w:instr=" SEQ Рисунок \* ARABIC ">
+        <w:r>
+          <w:rPr>
+            <w:noProof/>
+          </w:rPr>
+          <w:t>15</w:t>
+        </w:r>
+      </w:fldSimple>
       <w:r>
         <w:t>. Вызов формы для фильтрации элементов</w:t>
       </w:r>
@@ -7490,27 +7282,14 @@
       <w:r>
         <w:t xml:space="preserve">Рисунок </w:t>
       </w:r>
-      <w:r>
-        <w:fldChar w:fldCharType="begin"/>
-      </w:r>
-      <w:r>
-        <w:instrText xml:space="preserve"> SEQ Рисунок \* ARABIC </w:instrText>
-      </w:r>
-      <w:r>
-        <w:fldChar w:fldCharType="separate"/>
-      </w:r>
-      <w:r>
-        <w:rPr>
-          <w:noProof/>
-        </w:rPr>
-        <w:t>16</w:t>
-      </w:r>
-      <w:r>
-        <w:rPr>
-          <w:noProof/>
-        </w:rPr>
-        <w:fldChar w:fldCharType="end"/>
-      </w:r>
+      <w:fldSimple w:instr=" SEQ Рисунок \* ARABIC ">
+        <w:r>
+          <w:rPr>
+            <w:noProof/>
+          </w:rPr>
+          <w:t>16</w:t>
+        </w:r>
+      </w:fldSimple>
       <w:r>
         <w:t>. Форма фильтра</w:t>
       </w:r>
@@ -7633,27 +7412,14 @@
       <w:r>
         <w:t xml:space="preserve">Рисунок </w:t>
       </w:r>
-      <w:r>
-        <w:fldChar w:fldCharType="begin"/>
-      </w:r>
-      <w:r>
-        <w:instrText xml:space="preserve"> SEQ Рисунок \* ARABIC </w:instrText>
-      </w:r>
-      <w:r>
-        <w:fldChar w:fldCharType="separate"/>
-      </w:r>
-      <w:r>
-        <w:rPr>
-          <w:noProof/>
-        </w:rPr>
-        <w:t>17</w:t>
-      </w:r>
-      <w:r>
-        <w:rPr>
-          <w:noProof/>
-        </w:rPr>
-        <w:fldChar w:fldCharType="end"/>
-      </w:r>
+      <w:fldSimple w:instr=" SEQ Рисунок \* ARABIC ">
+        <w:r>
+          <w:rPr>
+            <w:noProof/>
+          </w:rPr>
+          <w:t>17</w:t>
+        </w:r>
+      </w:fldSimple>
       <w:r>
         <w:t>. Фильтрация по типу упражнения</w:t>
       </w:r>
@@ -7718,27 +7484,14 @@
       <w:r>
         <w:t xml:space="preserve">Рисунок </w:t>
       </w:r>
-      <w:r>
-        <w:fldChar w:fldCharType="begin"/>
-      </w:r>
-      <w:r>
-        <w:instrText xml:space="preserve"> SEQ Рисунок \* ARABIC </w:instrText>
-      </w:r>
-      <w:r>
-        <w:fldChar w:fldCharType="separate"/>
-      </w:r>
-      <w:r>
-        <w:rPr>
-          <w:noProof/>
-        </w:rPr>
-        <w:t>18</w:t>
-      </w:r>
-      <w:r>
-        <w:rPr>
-          <w:noProof/>
-        </w:rPr>
-        <w:fldChar w:fldCharType="end"/>
-      </w:r>
+      <w:fldSimple w:instr=" SEQ Рисунок \* ARABIC ">
+        <w:r>
+          <w:rPr>
+            <w:noProof/>
+          </w:rPr>
+          <w:t>18</w:t>
+        </w:r>
+      </w:fldSimple>
       <w:r>
         <w:t>. Сообщение р результате фильтрации</w:t>
       </w:r>
@@ -7798,27 +7551,14 @@
       <w:r>
         <w:t xml:space="preserve">Рисунок </w:t>
       </w:r>
-      <w:r>
-        <w:fldChar w:fldCharType="begin"/>
-      </w:r>
-      <w:r>
-        <w:instrText xml:space="preserve"> SEQ Рисунок \* ARABIC </w:instrText>
-      </w:r>
-      <w:r>
-        <w:fldChar w:fldCharType="separate"/>
-      </w:r>
-      <w:r>
-        <w:rPr>
-          <w:noProof/>
-        </w:rPr>
-        <w:t>19</w:t>
-      </w:r>
-      <w:r>
-        <w:rPr>
-          <w:noProof/>
-        </w:rPr>
-        <w:fldChar w:fldCharType="end"/>
-      </w:r>
+      <w:fldSimple w:instr=" SEQ Рисунок \* ARABIC ">
+        <w:r>
+          <w:rPr>
+            <w:noProof/>
+          </w:rPr>
+          <w:t>19</w:t>
+        </w:r>
+      </w:fldSimple>
       <w:r>
         <w:t>. Результат поиска элемента</w:t>
       </w:r>
@@ -7880,27 +7620,14 @@
       <w:r>
         <w:t xml:space="preserve">Рисунок </w:t>
       </w:r>
-      <w:r>
-        <w:fldChar w:fldCharType="begin"/>
-      </w:r>
-      <w:r>
-        <w:instrText xml:space="preserve"> SEQ Рисунок \* ARABIC </w:instrText>
-      </w:r>
-      <w:r>
-        <w:fldChar w:fldCharType="separate"/>
-      </w:r>
-      <w:r>
-        <w:rPr>
-          <w:noProof/>
-        </w:rPr>
-        <w:t>20</w:t>
-      </w:r>
-      <w:r>
-        <w:rPr>
-          <w:noProof/>
-        </w:rPr>
-        <w:fldChar w:fldCharType="end"/>
-      </w:r>
+      <w:fldSimple w:instr=" SEQ Рисунок \* ARABIC ">
+        <w:r>
+          <w:rPr>
+            <w:noProof/>
+          </w:rPr>
+          <w:t>20</w:t>
+        </w:r>
+      </w:fldSimple>
       <w:r>
         <w:t>. Отмена фильтрации</w:t>
       </w:r>
@@ -7960,27 +7687,14 @@
       <w:r>
         <w:t xml:space="preserve">Рисунок </w:t>
       </w:r>
-      <w:r>
-        <w:fldChar w:fldCharType="begin"/>
-      </w:r>
-      <w:r>
-        <w:instrText xml:space="preserve"> SEQ Рисунок \* ARABIC </w:instrText>
-      </w:r>
-      <w:r>
-        <w:fldChar w:fldCharType="separate"/>
-      </w:r>
-      <w:r>
-        <w:rPr>
-          <w:noProof/>
-        </w:rPr>
-        <w:t>21</w:t>
-      </w:r>
-      <w:r>
-        <w:rPr>
-          <w:noProof/>
-        </w:rPr>
-        <w:fldChar w:fldCharType="end"/>
-      </w:r>
+      <w:fldSimple w:instr=" SEQ Рисунок \* ARABIC ">
+        <w:r>
+          <w:rPr>
+            <w:noProof/>
+          </w:rPr>
+          <w:t>21</w:t>
+        </w:r>
+      </w:fldSimple>
       <w:r>
         <w:t>. Сообщение об отмене фильтрации</w:t>
       </w:r>
@@ -8065,27 +7779,14 @@
       <w:r>
         <w:t xml:space="preserve">Рисунок </w:t>
       </w:r>
-      <w:r>
-        <w:fldChar w:fldCharType="begin"/>
-      </w:r>
-      <w:r>
-        <w:instrText xml:space="preserve"> SEQ Рисунок \* ARABIC </w:instrText>
-      </w:r>
-      <w:r>
-        <w:fldChar w:fldCharType="separate"/>
-      </w:r>
-      <w:r>
-        <w:rPr>
-          <w:noProof/>
-        </w:rPr>
-        <w:t>22</w:t>
-      </w:r>
-      <w:r>
-        <w:rPr>
-          <w:noProof/>
-        </w:rPr>
-        <w:fldChar w:fldCharType="end"/>
-      </w:r>
+      <w:fldSimple w:instr=" SEQ Рисунок \* ARABIC ">
+        <w:r>
+          <w:rPr>
+            <w:noProof/>
+          </w:rPr>
+          <w:t>22</w:t>
+        </w:r>
+      </w:fldSimple>
       <w:r>
         <w:t>. Сохранение данных</w:t>
       </w:r>
@@ -8146,27 +7847,14 @@
       <w:r>
         <w:t xml:space="preserve">Рисунок </w:t>
       </w:r>
-      <w:r>
-        <w:fldChar w:fldCharType="begin"/>
-      </w:r>
-      <w:r>
-        <w:instrText xml:space="preserve"> SEQ Рисунок \* ARABIC </w:instrText>
-      </w:r>
-      <w:r>
-        <w:fldChar w:fldCharType="separate"/>
-      </w:r>
-      <w:r>
-        <w:rPr>
-          <w:noProof/>
-        </w:rPr>
-        <w:t>23</w:t>
-      </w:r>
-      <w:r>
-        <w:rPr>
-          <w:noProof/>
-        </w:rPr>
-        <w:fldChar w:fldCharType="end"/>
-      </w:r>
+      <w:fldSimple w:instr=" SEQ Рисунок \* ARABIC ">
+        <w:r>
+          <w:rPr>
+            <w:noProof/>
+          </w:rPr>
+          <w:t>23</w:t>
+        </w:r>
+      </w:fldSimple>
       <w:r>
         <w:t>. Сохранение файла</w:t>
       </w:r>
@@ -8246,27 +7934,14 @@
       <w:r>
         <w:t xml:space="preserve">Рисунок </w:t>
       </w:r>
-      <w:r>
-        <w:fldChar w:fldCharType="begin"/>
-      </w:r>
-      <w:r>
-        <w:instrText xml:space="preserve"> SEQ Рисунок \* ARABIC </w:instrText>
-      </w:r>
-      <w:r>
-        <w:fldChar w:fldCharType="separate"/>
-      </w:r>
-      <w:r>
-        <w:rPr>
-          <w:noProof/>
-        </w:rPr>
-        <w:t>24</w:t>
-      </w:r>
-      <w:r>
-        <w:rPr>
-          <w:noProof/>
-        </w:rPr>
-        <w:fldChar w:fldCharType="end"/>
-      </w:r>
+      <w:fldSimple w:instr=" SEQ Рисунок \* ARABIC ">
+        <w:r>
+          <w:rPr>
+            <w:noProof/>
+          </w:rPr>
+          <w:t>24</w:t>
+        </w:r>
+      </w:fldSimple>
       <w:r>
         <w:t>. Сообщение о сохранении файла</w:t>
       </w:r>
@@ -8327,27 +8002,14 @@
       <w:r>
         <w:t xml:space="preserve">Рисунок </w:t>
       </w:r>
-      <w:r>
-        <w:fldChar w:fldCharType="begin"/>
-      </w:r>
-      <w:r>
-        <w:instrText xml:space="preserve"> SEQ Рисунок \* ARABIC </w:instrText>
-      </w:r>
-      <w:r>
-        <w:fldChar w:fldCharType="separate"/>
-      </w:r>
-      <w:r>
-        <w:rPr>
-          <w:noProof/>
-        </w:rPr>
-        <w:t>25</w:t>
-      </w:r>
-      <w:r>
-        <w:rPr>
-          <w:noProof/>
-        </w:rPr>
-        <w:fldChar w:fldCharType="end"/>
-      </w:r>
+      <w:fldSimple w:instr=" SEQ Рисунок \* ARABIC ">
+        <w:r>
+          <w:rPr>
+            <w:noProof/>
+          </w:rPr>
+          <w:t>25</w:t>
+        </w:r>
+      </w:fldSimple>
       <w:r>
         <w:t>. Результат сохранения файла</w:t>
       </w:r>
@@ -8412,27 +8074,14 @@
       <w:r>
         <w:t xml:space="preserve">Рисунок </w:t>
       </w:r>
-      <w:r>
-        <w:fldChar w:fldCharType="begin"/>
-      </w:r>
-      <w:r>
-        <w:instrText xml:space="preserve"> SEQ Рисунок \* ARABIC </w:instrText>
-      </w:r>
-      <w:r>
-        <w:fldChar w:fldCharType="separate"/>
-      </w:r>
-      <w:r>
-        <w:rPr>
-          <w:noProof/>
-        </w:rPr>
-        <w:t>26</w:t>
-      </w:r>
-      <w:r>
-        <w:rPr>
-          <w:noProof/>
-        </w:rPr>
-        <w:fldChar w:fldCharType="end"/>
-      </w:r>
+      <w:fldSimple w:instr=" SEQ Рисунок \* ARABIC ">
+        <w:r>
+          <w:rPr>
+            <w:noProof/>
+          </w:rPr>
+          <w:t>26</w:t>
+        </w:r>
+      </w:fldSimple>
       <w:r>
         <w:t>. Результат нажатия на кнопку «Сохранить» при пустой таблице</w:t>
       </w:r>
@@ -8518,27 +8167,14 @@
       <w:r>
         <w:t xml:space="preserve">Рисунок </w:t>
       </w:r>
-      <w:r>
-        <w:fldChar w:fldCharType="begin"/>
-      </w:r>
-      <w:r>
-        <w:instrText xml:space="preserve"> SEQ Рисунок \* ARABIC </w:instrText>
-      </w:r>
-      <w:r>
-        <w:fldChar w:fldCharType="separate"/>
-      </w:r>
-      <w:r>
-        <w:rPr>
-          <w:noProof/>
-        </w:rPr>
-        <w:t>27</w:t>
-      </w:r>
-      <w:r>
-        <w:rPr>
-          <w:noProof/>
-        </w:rPr>
-        <w:fldChar w:fldCharType="end"/>
-      </w:r>
+      <w:fldSimple w:instr=" SEQ Рисунок \* ARABIC ">
+        <w:r>
+          <w:rPr>
+            <w:noProof/>
+          </w:rPr>
+          <w:t>27</w:t>
+        </w:r>
+      </w:fldSimple>
       <w:r>
         <w:t>. Загрузить данные в таблицу</w:t>
       </w:r>
@@ -8606,27 +8242,14 @@
       <w:r>
         <w:t xml:space="preserve">Рисунок </w:t>
       </w:r>
-      <w:r>
-        <w:fldChar w:fldCharType="begin"/>
-      </w:r>
-      <w:r>
-        <w:instrText xml:space="preserve"> SEQ Рисунок \* ARABIC </w:instrText>
-      </w:r>
-      <w:r>
-        <w:fldChar w:fldCharType="separate"/>
-      </w:r>
-      <w:r>
-        <w:rPr>
-          <w:noProof/>
-        </w:rPr>
-        <w:t>28</w:t>
-      </w:r>
-      <w:r>
-        <w:rPr>
-          <w:noProof/>
-        </w:rPr>
-        <w:fldChar w:fldCharType="end"/>
-      </w:r>
+      <w:fldSimple w:instr=" SEQ Рисунок \* ARABIC ">
+        <w:r>
+          <w:rPr>
+            <w:noProof/>
+          </w:rPr>
+          <w:t>28</w:t>
+        </w:r>
+      </w:fldSimple>
       <w:r>
         <w:t>. Выбор файла для открытия</w:t>
       </w:r>
@@ -8686,27 +8309,14 @@
       <w:r>
         <w:t xml:space="preserve">Рисунок </w:t>
       </w:r>
-      <w:r>
-        <w:fldChar w:fldCharType="begin"/>
-      </w:r>
-      <w:r>
-        <w:instrText xml:space="preserve"> SEQ Рисунок \* ARABIC </w:instrText>
-      </w:r>
-      <w:r>
-        <w:fldChar w:fldCharType="separate"/>
-      </w:r>
-      <w:r>
-        <w:rPr>
-          <w:noProof/>
-        </w:rPr>
-        <w:t>29</w:t>
-      </w:r>
-      <w:r>
-        <w:rPr>
-          <w:noProof/>
-        </w:rPr>
-        <w:fldChar w:fldCharType="end"/>
-      </w:r>
+      <w:fldSimple w:instr=" SEQ Рисунок \* ARABIC ">
+        <w:r>
+          <w:rPr>
+            <w:noProof/>
+          </w:rPr>
+          <w:t>29</w:t>
+        </w:r>
+      </w:fldSimple>
       <w:r>
         <w:t>. Сообщение, информирующее об успешной загрузке файла</w:t>
       </w:r>
@@ -8767,27 +8377,14 @@
       <w:r>
         <w:t xml:space="preserve">Рисунок </w:t>
       </w:r>
-      <w:r>
-        <w:fldChar w:fldCharType="begin"/>
-      </w:r>
-      <w:r>
-        <w:instrText xml:space="preserve"> SEQ Рисунок \* ARABIC </w:instrText>
-      </w:r>
-      <w:r>
-        <w:fldChar w:fldCharType="separate"/>
-      </w:r>
-      <w:r>
-        <w:rPr>
-          <w:noProof/>
-        </w:rPr>
-        <w:t>30</w:t>
-      </w:r>
-      <w:r>
-        <w:rPr>
-          <w:noProof/>
-        </w:rPr>
-        <w:fldChar w:fldCharType="end"/>
-      </w:r>
+      <w:fldSimple w:instr=" SEQ Рисунок \* ARABIC ">
+        <w:r>
+          <w:rPr>
+            <w:noProof/>
+          </w:rPr>
+          <w:t>30</w:t>
+        </w:r>
+      </w:fldSimple>
       <w:r>
         <w:t>. Результат загрузки данных</w:t>
       </w:r>
@@ -12828,7 +12425,7 @@
           <w:rPr>
             <w:noProof/>
           </w:rPr>
-          <w:t>7</w:t>
+          <w:t>17</w:t>
         </w:r>
         <w:r>
           <w:fldChar w:fldCharType="end"/>
@@ -15195,7 +14792,7 @@
 </file>
 
 <file path=customXml/itemProps1.xml><?xml version="1.0" encoding="utf-8"?>
-<ds:datastoreItem xmlns:ds="http://schemas.openxmlformats.org/officeDocument/2006/customXml" ds:itemID="{803D8E32-B6A0-4499-9DA8-423601CD5CD3}">
+<ds:datastoreItem xmlns:ds="http://schemas.openxmlformats.org/officeDocument/2006/customXml" ds:itemID="{929D186B-F498-427E-A3EE-896A91AAE1A8}">
   <ds:schemaRefs>
     <ds:schemaRef ds:uri="http://schemas.openxmlformats.org/officeDocument/2006/bibliography"/>
   </ds:schemaRefs>

--- a/Отчёт/Едакин Отчет ЛБ5.docx
+++ b/Отчёт/Едакин Отчет ЛБ5.docx
@@ -1,6 +1,6 @@
 
 <file path=word/document.xml><?xml version="1.0" encoding="utf-8"?>
-<w:document xmlns:wpc="http://schemas.microsoft.com/office/word/2010/wordprocessingCanvas" xmlns:cx="http://schemas.microsoft.com/office/drawing/2014/chartex" xmlns:cx1="http://schemas.microsoft.com/office/drawing/2015/9/8/chartex" xmlns:mc="http://schemas.openxmlformats.org/markup-compatibility/2006" xmlns:o="urn:schemas-microsoft-com:office:office" xmlns:r="http://schemas.openxmlformats.org/officeDocument/2006/relationships" xmlns:m="http://schemas.openxmlformats.org/officeDocument/2006/math" xmlns:v="urn:schemas-microsoft-com:vml" xmlns:wp14="http://schemas.microsoft.com/office/word/2010/wordprocessingDrawing" xmlns:wp="http://schemas.openxmlformats.org/drawingml/2006/wordprocessingDrawing" xmlns:w10="urn:schemas-microsoft-com:office:word" xmlns:w="http://schemas.openxmlformats.org/wordprocessingml/2006/main" xmlns:w14="http://schemas.microsoft.com/office/word/2010/wordml" xmlns:w15="http://schemas.microsoft.com/office/word/2012/wordml" xmlns:w16se="http://schemas.microsoft.com/office/word/2015/wordml/symex" xmlns:wpg="http://schemas.microsoft.com/office/word/2010/wordprocessingGroup" xmlns:wpi="http://schemas.microsoft.com/office/word/2010/wordprocessingInk" xmlns:wne="http://schemas.microsoft.com/office/word/2006/wordml" xmlns:wps="http://schemas.microsoft.com/office/word/2010/wordprocessingShape" mc:Ignorable="w14 w15 w16se wp14">
+<w:document xmlns:wpc="http://schemas.microsoft.com/office/word/2010/wordprocessingCanvas" xmlns:cx="http://schemas.microsoft.com/office/drawing/2014/chartex" xmlns:cx1="http://schemas.microsoft.com/office/drawing/2015/9/8/chartex" xmlns:cx2="http://schemas.microsoft.com/office/drawing/2015/10/21/chartex" xmlns:cx3="http://schemas.microsoft.com/office/drawing/2016/5/9/chartex" xmlns:cx4="http://schemas.microsoft.com/office/drawing/2016/5/10/chartex" xmlns:cx5="http://schemas.microsoft.com/office/drawing/2016/5/11/chartex" xmlns:cx6="http://schemas.microsoft.com/office/drawing/2016/5/12/chartex" xmlns:cx7="http://schemas.microsoft.com/office/drawing/2016/5/13/chartex" xmlns:cx8="http://schemas.microsoft.com/office/drawing/2016/5/14/chartex" xmlns:mc="http://schemas.openxmlformats.org/markup-compatibility/2006" xmlns:aink="http://schemas.microsoft.com/office/drawing/2016/ink" xmlns:am3d="http://schemas.microsoft.com/office/drawing/2017/model3d" xmlns:o="urn:schemas-microsoft-com:office:office" xmlns:r="http://schemas.openxmlformats.org/officeDocument/2006/relationships" xmlns:m="http://schemas.openxmlformats.org/officeDocument/2006/math" xmlns:v="urn:schemas-microsoft-com:vml" xmlns:wp14="http://schemas.microsoft.com/office/word/2010/wordprocessingDrawing" xmlns:wp="http://schemas.openxmlformats.org/drawingml/2006/wordprocessingDrawing" xmlns:w10="urn:schemas-microsoft-com:office:word" xmlns:w="http://schemas.openxmlformats.org/wordprocessingml/2006/main" xmlns:w14="http://schemas.microsoft.com/office/word/2010/wordml" xmlns:w15="http://schemas.microsoft.com/office/word/2012/wordml" xmlns:w16cex="http://schemas.microsoft.com/office/word/2018/wordml/cex" xmlns:w16cid="http://schemas.microsoft.com/office/word/2016/wordml/cid" xmlns:w16="http://schemas.microsoft.com/office/word/2018/wordml" xmlns:w16sdtdh="http://schemas.microsoft.com/office/word/2020/wordml/sdtdatahash" xmlns:w16se="http://schemas.microsoft.com/office/word/2015/wordml/symex" xmlns:wpg="http://schemas.microsoft.com/office/word/2010/wordprocessingGroup" xmlns:wpi="http://schemas.microsoft.com/office/word/2010/wordprocessingInk" xmlns:wne="http://schemas.microsoft.com/office/word/2006/wordml" xmlns:wps="http://schemas.microsoft.com/office/word/2010/wordprocessingShape" mc:Ignorable="w14 w15 w16se w16cid w16 w16cex w16sdtdh wp14">
   <w:body>
     <w:tbl>
       <w:tblPr>
@@ -316,11 +316,19 @@
                 <w:u w:val="single"/>
               </w:rPr>
             </w:pPr>
+            <w:proofErr w:type="spellStart"/>
             <w:r>
               <w:rPr>
                 <w:u w:val="single"/>
               </w:rPr>
-              <w:t>Едакин К.И.</w:t>
+              <w:t>Едакин</w:t>
+            </w:r>
+            <w:proofErr w:type="spellEnd"/>
+            <w:r>
+              <w:rPr>
+                <w:u w:val="single"/>
+              </w:rPr>
+              <w:t xml:space="preserve"> К.И.</w:t>
             </w:r>
           </w:p>
         </w:tc>
@@ -628,12 +636,21 @@
                 <w:u w:val="single"/>
               </w:rPr>
             </w:pPr>
+            <w:proofErr w:type="spellStart"/>
             <w:r>
               <w:rPr>
                 <w:szCs w:val="28"/>
                 <w:u w:val="single"/>
               </w:rPr>
-              <w:t>Калентьев А. А.</w:t>
+              <w:t>Калентьев</w:t>
+            </w:r>
+            <w:proofErr w:type="spellEnd"/>
+            <w:r>
+              <w:rPr>
+                <w:szCs w:val="28"/>
+                <w:u w:val="single"/>
+              </w:rPr>
+              <w:t xml:space="preserve"> А. А.</w:t>
             </w:r>
           </w:p>
         </w:tc>
@@ -1796,7 +1813,23 @@
     </w:p>
     <w:p>
       <w:r>
-        <w:t xml:space="preserve">Вариант использования (use case) — это описание множества последовательных действий (включая вариации), которые выполняются некоторым субъектом с целью получения результата, значимого для некоторого действующего лица </w:t>
+        <w:t>Вариант использования (</w:t>
+      </w:r>
+      <w:proofErr w:type="spellStart"/>
+      <w:r>
+        <w:t>use</w:t>
+      </w:r>
+      <w:proofErr w:type="spellEnd"/>
+      <w:r>
+        <w:t xml:space="preserve"> </w:t>
+      </w:r>
+      <w:proofErr w:type="spellStart"/>
+      <w:r>
+        <w:t>case</w:t>
+      </w:r>
+      <w:proofErr w:type="spellEnd"/>
+      <w:r>
+        <w:t xml:space="preserve">) — это описание множества последовательных действий (включая вариации), которые выполняются некоторым субъектом с целью получения результата, значимого для некоторого действующего лица </w:t>
       </w:r>
       <w:r>
         <w:t>[</w:t>
@@ -1877,14 +1910,27 @@
       <w:r>
         <w:t xml:space="preserve">Рисунок </w:t>
       </w:r>
-      <w:fldSimple w:instr=" SEQ Рисунок \* ARABIC ">
-        <w:r>
-          <w:rPr>
-            <w:noProof/>
-          </w:rPr>
-          <w:t>1</w:t>
-        </w:r>
-      </w:fldSimple>
+      <w:r>
+        <w:fldChar w:fldCharType="begin"/>
+      </w:r>
+      <w:r>
+        <w:instrText xml:space="preserve"> SEQ Рисунок \* ARABIC </w:instrText>
+      </w:r>
+      <w:r>
+        <w:fldChar w:fldCharType="separate"/>
+      </w:r>
+      <w:r>
+        <w:rPr>
+          <w:noProof/>
+        </w:rPr>
+        <w:t>1</w:t>
+      </w:r>
+      <w:r>
+        <w:rPr>
+          <w:noProof/>
+        </w:rPr>
+        <w:fldChar w:fldCharType="end"/>
+      </w:r>
       <w:r>
         <w:t>. Диаграмма вариантов использования</w:t>
       </w:r>
@@ -1956,6 +2002,7 @@
         <w:ind w:firstLine="0"/>
         <w:jc w:val="center"/>
       </w:pPr>
+      <w:commentRangeStart w:id="8"/>
       <w:r>
         <w:rPr>
           <w:noProof/>
@@ -1998,6 +2045,13 @@
           </wp:inline>
         </w:drawing>
       </w:r>
+      <w:commentRangeEnd w:id="8"/>
+      <w:r>
+        <w:rPr>
+          <w:rStyle w:val="a7"/>
+        </w:rPr>
+        <w:commentReference w:id="8"/>
+      </w:r>
     </w:p>
     <w:p>
       <w:pPr>
@@ -2006,14 +2060,27 @@
       <w:r>
         <w:t xml:space="preserve">Рисунок </w:t>
       </w:r>
-      <w:fldSimple w:instr=" SEQ Рисунок \* ARABIC ">
-        <w:r>
-          <w:rPr>
-            <w:noProof/>
-          </w:rPr>
-          <w:t>2</w:t>
-        </w:r>
-      </w:fldSimple>
+      <w:r>
+        <w:fldChar w:fldCharType="begin"/>
+      </w:r>
+      <w:r>
+        <w:instrText xml:space="preserve"> SEQ Рисунок \* ARABIC </w:instrText>
+      </w:r>
+      <w:r>
+        <w:fldChar w:fldCharType="separate"/>
+      </w:r>
+      <w:r>
+        <w:rPr>
+          <w:noProof/>
+        </w:rPr>
+        <w:t>2</w:t>
+      </w:r>
+      <w:r>
+        <w:rPr>
+          <w:noProof/>
+        </w:rPr>
+        <w:fldChar w:fldCharType="end"/>
+      </w:r>
       <w:r>
         <w:t xml:space="preserve">. </w:t>
       </w:r>
@@ -2035,8 +2102,6 @@
         <w:ind w:firstLine="0"/>
         <w:jc w:val="center"/>
       </w:pPr>
-      <w:bookmarkStart w:id="8" w:name="_GoBack"/>
-      <w:bookmarkEnd w:id="8"/>
     </w:p>
     <w:p>
       <w:pPr>
@@ -2077,12 +2142,14 @@
       <w:r>
         <w:t>В таблице 1 приведено описание интерфейса «</w:t>
       </w:r>
+      <w:proofErr w:type="spellStart"/>
       <w:r>
         <w:rPr>
           <w:lang w:val="en-US"/>
         </w:rPr>
         <w:t>IExercise</w:t>
       </w:r>
+      <w:proofErr w:type="spellEnd"/>
       <w:r>
         <w:t>» с его свойствами и методами.</w:t>
       </w:r>
@@ -2095,7 +2162,15 @@
         <w:t xml:space="preserve">Таблица 1 – Описание интерфейса </w:t>
       </w:r>
       <w:r>
-        <w:t>«IExercise.cs»</w:t>
+        <w:t>«</w:t>
+      </w:r>
+      <w:proofErr w:type="spellStart"/>
+      <w:r>
+        <w:t>IExercise.cs</w:t>
+      </w:r>
+      <w:proofErr w:type="spellEnd"/>
+      <w:r>
+        <w:t>»</w:t>
       </w:r>
     </w:p>
     <w:tbl>
@@ -2232,6 +2307,7 @@
               </w:rPr>
               <w:t>«</w:t>
             </w:r>
+            <w:proofErr w:type="spellStart"/>
             <w:r>
               <w:rPr>
                 <w:sz w:val="24"/>
@@ -2242,7 +2318,14 @@
               <w:rPr>
                 <w:sz w:val="24"/>
               </w:rPr>
-              <w:t>.cs»</w:t>
+              <w:t>.cs</w:t>
+            </w:r>
+            <w:proofErr w:type="spellEnd"/>
+            <w:r>
+              <w:rPr>
+                <w:sz w:val="24"/>
+              </w:rPr>
+              <w:t>»</w:t>
             </w:r>
             <w:r>
               <w:rPr>
@@ -2441,8 +2524,17 @@
                 <w:sz w:val="24"/>
                 <w:lang w:val="en-US"/>
               </w:rPr>
-              <w:t>+ ExerciseInfo</w:t>
-            </w:r>
+              <w:t xml:space="preserve">+ </w:t>
+            </w:r>
+            <w:proofErr w:type="spellStart"/>
+            <w:r>
+              <w:rPr>
+                <w:sz w:val="24"/>
+                <w:lang w:val="en-US"/>
+              </w:rPr>
+              <w:t>ExerciseInfo</w:t>
+            </w:r>
+            <w:proofErr w:type="spellEnd"/>
           </w:p>
         </w:tc>
         <w:tc>
@@ -2741,8 +2833,17 @@
                 <w:sz w:val="24"/>
                 <w:lang w:val="en-US"/>
               </w:rPr>
-              <w:t>+ CalculateCalories</w:t>
-            </w:r>
+              <w:t xml:space="preserve">+ </w:t>
+            </w:r>
+            <w:proofErr w:type="spellStart"/>
+            <w:r>
+              <w:rPr>
+                <w:sz w:val="24"/>
+                <w:lang w:val="en-US"/>
+              </w:rPr>
+              <w:t>CalculateCalories</w:t>
+            </w:r>
+            <w:proofErr w:type="spellEnd"/>
           </w:p>
         </w:tc>
         <w:tc>
@@ -2805,12 +2906,14 @@
       <w:r>
         <w:t xml:space="preserve"> «</w:t>
       </w:r>
+      <w:proofErr w:type="spellStart"/>
       <w:r>
         <w:rPr>
           <w:lang w:val="en-US"/>
         </w:rPr>
         <w:t>ExerciseBase</w:t>
       </w:r>
+      <w:proofErr w:type="spellEnd"/>
       <w:r>
         <w:t>.</w:t>
       </w:r>
@@ -2862,7 +2965,15 @@
         <w:t xml:space="preserve"> – Описание класса </w:t>
       </w:r>
       <w:r>
-        <w:t>«ExerciseBase.cs»</w:t>
+        <w:t>«</w:t>
+      </w:r>
+      <w:proofErr w:type="spellStart"/>
+      <w:r>
+        <w:t>ExerciseBase.cs</w:t>
+      </w:r>
+      <w:proofErr w:type="spellEnd"/>
+      <w:r>
+        <w:t>»</w:t>
       </w:r>
     </w:p>
     <w:tbl>
@@ -2997,7 +3108,21 @@
               <w:rPr>
                 <w:sz w:val="24"/>
               </w:rPr>
-              <w:t>«ExerciseBase.cs»</w:t>
+              <w:t>«</w:t>
+            </w:r>
+            <w:proofErr w:type="spellStart"/>
+            <w:r>
+              <w:rPr>
+                <w:sz w:val="24"/>
+              </w:rPr>
+              <w:t>ExerciseBase.cs</w:t>
+            </w:r>
+            <w:proofErr w:type="spellEnd"/>
+            <w:r>
+              <w:rPr>
+                <w:sz w:val="24"/>
+              </w:rPr>
+              <w:t>»</w:t>
             </w:r>
             <w:r>
               <w:rPr>
@@ -3154,8 +3279,17 @@
                 <w:sz w:val="24"/>
                 <w:lang w:val="en-US"/>
               </w:rPr>
-              <w:t>+ ExerciseInfo</w:t>
-            </w:r>
+              <w:t xml:space="preserve">+ </w:t>
+            </w:r>
+            <w:proofErr w:type="spellStart"/>
+            <w:r>
+              <w:rPr>
+                <w:sz w:val="24"/>
+                <w:lang w:val="en-US"/>
+              </w:rPr>
+              <w:t>ExerciseInfo</w:t>
+            </w:r>
+            <w:proofErr w:type="spellEnd"/>
           </w:p>
         </w:tc>
         <w:tc>
@@ -3454,8 +3588,17 @@
                 <w:sz w:val="24"/>
                 <w:lang w:val="en-US"/>
               </w:rPr>
-              <w:t>+ CalculateCalories</w:t>
-            </w:r>
+              <w:t xml:space="preserve">+ </w:t>
+            </w:r>
+            <w:proofErr w:type="spellStart"/>
+            <w:r>
+              <w:rPr>
+                <w:sz w:val="24"/>
+                <w:lang w:val="en-US"/>
+              </w:rPr>
+              <w:t>CalculateCalories</w:t>
+            </w:r>
+            <w:proofErr w:type="spellEnd"/>
           </w:p>
         </w:tc>
         <w:tc>
@@ -3525,12 +3668,14 @@
               </w:rPr>
               <w:t xml:space="preserve"># </w:t>
             </w:r>
+            <w:proofErr w:type="spellStart"/>
             <w:r>
               <w:rPr>
                 <w:sz w:val="24"/>
               </w:rPr>
               <w:t>ExerciseBase</w:t>
             </w:r>
+            <w:proofErr w:type="spellEnd"/>
             <w:r>
               <w:rPr>
                 <w:sz w:val="24"/>
@@ -3628,6 +3773,7 @@
               </w:rPr>
               <w:t xml:space="preserve"># </w:t>
             </w:r>
+            <w:proofErr w:type="spellStart"/>
             <w:r>
               <w:rPr>
                 <w:sz w:val="24"/>
@@ -3635,6 +3781,7 @@
               </w:rPr>
               <w:t>ValidatePositiveValue</w:t>
             </w:r>
+            <w:proofErr w:type="spellEnd"/>
             <w:r>
               <w:rPr>
                 <w:sz w:val="24"/>
@@ -3657,7 +3804,23 @@
                 <w:sz w:val="24"/>
                 <w:lang w:val="en-US"/>
               </w:rPr>
-              <w:t xml:space="preserve">   (double, string)</w:t>
+              <w:t xml:space="preserve">   (</w:t>
+            </w:r>
+            <w:proofErr w:type="gramStart"/>
+            <w:r>
+              <w:rPr>
+                <w:sz w:val="24"/>
+                <w:lang w:val="en-US"/>
+              </w:rPr>
+              <w:t>double</w:t>
+            </w:r>
+            <w:proofErr w:type="gramEnd"/>
+            <w:r>
+              <w:rPr>
+                <w:sz w:val="24"/>
+                <w:lang w:val="en-US"/>
+              </w:rPr>
+              <w:t>, string)</w:t>
             </w:r>
           </w:p>
         </w:tc>
@@ -3772,6 +3935,7 @@
               </w:rPr>
               <w:t xml:space="preserve"># </w:t>
             </w:r>
+            <w:proofErr w:type="spellStart"/>
             <w:r>
               <w:rPr>
                 <w:sz w:val="24"/>
@@ -3779,6 +3943,7 @@
               </w:rPr>
               <w:t>ValidateRange</w:t>
             </w:r>
+            <w:proofErr w:type="spellEnd"/>
             <w:r>
               <w:rPr>
                 <w:sz w:val="24"/>
@@ -3989,12 +4154,14 @@
       <w:r>
         <w:t>«</w:t>
       </w:r>
+      <w:proofErr w:type="spellStart"/>
       <w:r>
         <w:rPr>
           <w:lang w:val="en-US"/>
         </w:rPr>
         <w:t>BenchPress</w:t>
       </w:r>
+      <w:proofErr w:type="spellEnd"/>
       <w:r>
         <w:t>.</w:t>
       </w:r>
@@ -4064,12 +4231,14 @@
       <w:r>
         <w:t xml:space="preserve"> «</w:t>
       </w:r>
+      <w:proofErr w:type="spellStart"/>
       <w:r>
         <w:rPr>
           <w:lang w:val="en-US"/>
         </w:rPr>
         <w:t>ExerciseBase</w:t>
       </w:r>
+      <w:proofErr w:type="spellEnd"/>
       <w:r>
         <w:t>.</w:t>
       </w:r>
@@ -4103,7 +4272,15 @@
         <w:t xml:space="preserve"> – Описание класса </w:t>
       </w:r>
       <w:r>
-        <w:t>«BenchPress.cs»</w:t>
+        <w:t>«</w:t>
+      </w:r>
+      <w:proofErr w:type="spellStart"/>
+      <w:r>
+        <w:t>BenchPress.cs</w:t>
+      </w:r>
+      <w:proofErr w:type="spellEnd"/>
+      <w:r>
+        <w:t>»</w:t>
       </w:r>
     </w:p>
     <w:tbl>
@@ -4233,7 +4410,21 @@
               <w:rPr>
                 <w:sz w:val="24"/>
               </w:rPr>
-              <w:t>«BenchPress.cs»</w:t>
+              <w:t>«</w:t>
+            </w:r>
+            <w:proofErr w:type="spellStart"/>
+            <w:r>
+              <w:rPr>
+                <w:sz w:val="24"/>
+              </w:rPr>
+              <w:t>BenchPress.cs</w:t>
+            </w:r>
+            <w:proofErr w:type="spellEnd"/>
+            <w:r>
+              <w:rPr>
+                <w:sz w:val="24"/>
+              </w:rPr>
+              <w:t>»</w:t>
             </w:r>
           </w:p>
         </w:tc>
@@ -4602,8 +4793,17 @@
                 <w:sz w:val="24"/>
                 <w:lang w:val="en-US"/>
               </w:rPr>
-              <w:t>+ ExerciseInfo</w:t>
-            </w:r>
+              <w:t xml:space="preserve">+ </w:t>
+            </w:r>
+            <w:proofErr w:type="spellStart"/>
+            <w:r>
+              <w:rPr>
+                <w:sz w:val="24"/>
+                <w:lang w:val="en-US"/>
+              </w:rPr>
+              <w:t>ExerciseInfo</w:t>
+            </w:r>
+            <w:proofErr w:type="spellEnd"/>
           </w:p>
         </w:tc>
         <w:tc>
@@ -4740,7 +4940,15 @@
         <w:t xml:space="preserve"> – Описание класса </w:t>
       </w:r>
       <w:r>
-        <w:t>«Running.cs»</w:t>
+        <w:t>«</w:t>
+      </w:r>
+      <w:proofErr w:type="spellStart"/>
+      <w:r>
+        <w:t>Running.cs</w:t>
+      </w:r>
+      <w:proofErr w:type="spellEnd"/>
+      <w:r>
+        <w:t>»</w:t>
       </w:r>
     </w:p>
     <w:tbl>
@@ -4870,7 +5078,21 @@
               <w:rPr>
                 <w:sz w:val="24"/>
               </w:rPr>
-              <w:t>«Running.cs»</w:t>
+              <w:t>«</w:t>
+            </w:r>
+            <w:proofErr w:type="spellStart"/>
+            <w:r>
+              <w:rPr>
+                <w:sz w:val="24"/>
+              </w:rPr>
+              <w:t>Running.cs</w:t>
+            </w:r>
+            <w:proofErr w:type="spellEnd"/>
+            <w:r>
+              <w:rPr>
+                <w:sz w:val="24"/>
+              </w:rPr>
+              <w:t>»</w:t>
             </w:r>
           </w:p>
         </w:tc>
@@ -5243,8 +5465,17 @@
                 <w:sz w:val="24"/>
                 <w:lang w:val="en-US"/>
               </w:rPr>
-              <w:t>+ ExerciseInfo</w:t>
-            </w:r>
+              <w:t xml:space="preserve">+ </w:t>
+            </w:r>
+            <w:proofErr w:type="spellStart"/>
+            <w:r>
+              <w:rPr>
+                <w:sz w:val="24"/>
+                <w:lang w:val="en-US"/>
+              </w:rPr>
+              <w:t>ExerciseInfo</w:t>
+            </w:r>
+            <w:proofErr w:type="spellEnd"/>
           </w:p>
         </w:tc>
         <w:tc>
@@ -5380,7 +5611,15 @@
         <w:t xml:space="preserve"> – Описание класса </w:t>
       </w:r>
       <w:r>
-        <w:t>«Swimming.cs»</w:t>
+        <w:t>«</w:t>
+      </w:r>
+      <w:proofErr w:type="spellStart"/>
+      <w:r>
+        <w:t>Swimming.cs</w:t>
+      </w:r>
+      <w:proofErr w:type="spellEnd"/>
+      <w:r>
+        <w:t>»</w:t>
       </w:r>
     </w:p>
     <w:tbl>
@@ -5510,7 +5749,21 @@
               <w:rPr>
                 <w:sz w:val="24"/>
               </w:rPr>
-              <w:t>«Swimming.cs»</w:t>
+              <w:t>«</w:t>
+            </w:r>
+            <w:proofErr w:type="spellStart"/>
+            <w:r>
+              <w:rPr>
+                <w:sz w:val="24"/>
+              </w:rPr>
+              <w:t>Swimming.cs</w:t>
+            </w:r>
+            <w:proofErr w:type="spellEnd"/>
+            <w:r>
+              <w:rPr>
+                <w:sz w:val="24"/>
+              </w:rPr>
+              <w:t>»</w:t>
             </w:r>
           </w:p>
         </w:tc>
@@ -5584,6 +5837,7 @@
                 <w:lang w:val="en-US"/>
               </w:rPr>
             </w:pPr>
+            <w:proofErr w:type="spellStart"/>
             <w:r>
               <w:rPr>
                 <w:sz w:val="24"/>
@@ -5591,6 +5845,7 @@
               </w:rPr>
               <w:t>SwimmingStyle</w:t>
             </w:r>
+            <w:proofErr w:type="spellEnd"/>
           </w:p>
         </w:tc>
         <w:tc>
@@ -5765,6 +6020,7 @@
                 <w:lang w:val="en-US"/>
               </w:rPr>
             </w:pPr>
+            <w:proofErr w:type="spellStart"/>
             <w:r>
               <w:rPr>
                 <w:sz w:val="24"/>
@@ -5772,6 +6028,7 @@
               </w:rPr>
               <w:t>SwimmingStyle</w:t>
             </w:r>
+            <w:proofErr w:type="spellEnd"/>
           </w:p>
         </w:tc>
         <w:tc>
@@ -5890,8 +6147,17 @@
                 <w:sz w:val="24"/>
                 <w:lang w:val="en-US"/>
               </w:rPr>
-              <w:t>+ ExerciseInfo</w:t>
-            </w:r>
+              <w:t xml:space="preserve">+ </w:t>
+            </w:r>
+            <w:proofErr w:type="spellStart"/>
+            <w:r>
+              <w:rPr>
+                <w:sz w:val="24"/>
+                <w:lang w:val="en-US"/>
+              </w:rPr>
+              <w:t>ExerciseInfo</w:t>
+            </w:r>
+            <w:proofErr w:type="spellEnd"/>
           </w:p>
         </w:tc>
         <w:tc>
@@ -6074,7 +6340,7 @@
                     <pic:cNvPicPr/>
                   </pic:nvPicPr>
                   <pic:blipFill>
-                    <a:blip r:embed="rId11"/>
+                    <a:blip r:embed="rId15"/>
                     <a:stretch>
                       <a:fillRect/>
                     </a:stretch>
@@ -6122,7 +6388,7 @@
                     <pic:cNvPicPr/>
                   </pic:nvPicPr>
                   <pic:blipFill rotWithShape="1">
-                    <a:blip r:embed="rId12"/>
+                    <a:blip r:embed="rId16"/>
                     <a:srcRect t="6223"/>
                     <a:stretch/>
                   </pic:blipFill>
@@ -6157,14 +6423,27 @@
       <w:r>
         <w:t xml:space="preserve">Рисунок </w:t>
       </w:r>
-      <w:fldSimple w:instr=" SEQ Рисунок \* ARABIC ">
-        <w:r>
-          <w:rPr>
-            <w:noProof/>
-          </w:rPr>
-          <w:t>3</w:t>
-        </w:r>
-      </w:fldSimple>
+      <w:r>
+        <w:fldChar w:fldCharType="begin"/>
+      </w:r>
+      <w:r>
+        <w:instrText xml:space="preserve"> SEQ Рисунок \* ARABIC </w:instrText>
+      </w:r>
+      <w:r>
+        <w:fldChar w:fldCharType="separate"/>
+      </w:r>
+      <w:r>
+        <w:rPr>
+          <w:noProof/>
+        </w:rPr>
+        <w:t>3</w:t>
+      </w:r>
+      <w:r>
+        <w:rPr>
+          <w:noProof/>
+        </w:rPr>
+        <w:fldChar w:fldCharType="end"/>
+      </w:r>
       <w:r>
         <w:t xml:space="preserve">. Дерево ветвлений </w:t>
       </w:r>
@@ -6213,374 +6492,6 @@
             <wp:extent cx="5327650" cy="2186780"/>
             <wp:effectExtent l="0" t="0" r="6350" b="4445"/>
             <wp:docPr id="18" name="Рисунок 18"/>
-            <wp:cNvGraphicFramePr>
-              <a:graphicFrameLocks xmlns:a="http://schemas.openxmlformats.org/drawingml/2006/main" noChangeAspect="1"/>
-            </wp:cNvGraphicFramePr>
-            <a:graphic xmlns:a="http://schemas.openxmlformats.org/drawingml/2006/main">
-              <a:graphicData uri="http://schemas.openxmlformats.org/drawingml/2006/picture">
-                <pic:pic xmlns:pic="http://schemas.openxmlformats.org/drawingml/2006/picture">
-                  <pic:nvPicPr>
-                    <pic:cNvPr id="1" name=""/>
-                    <pic:cNvPicPr/>
-                  </pic:nvPicPr>
-                  <pic:blipFill>
-                    <a:blip r:embed="rId13"/>
-                    <a:stretch>
-                      <a:fillRect/>
-                    </a:stretch>
-                  </pic:blipFill>
-                  <pic:spPr>
-                    <a:xfrm>
-                      <a:off x="0" y="0"/>
-                      <a:ext cx="5341128" cy="2192312"/>
-                    </a:xfrm>
-                    <a:prstGeom prst="rect">
-                      <a:avLst/>
-                    </a:prstGeom>
-                  </pic:spPr>
-                </pic:pic>
-              </a:graphicData>
-            </a:graphic>
-          </wp:inline>
-        </w:drawing>
-      </w:r>
-    </w:p>
-    <w:p>
-      <w:pPr>
-        <w:pStyle w:val="af2"/>
-      </w:pPr>
-      <w:r>
-        <w:t xml:space="preserve">Рисунок </w:t>
-      </w:r>
-      <w:fldSimple w:instr=" SEQ Рисунок \* ARABIC ">
-        <w:r>
-          <w:rPr>
-            <w:noProof/>
-          </w:rPr>
-          <w:t>4</w:t>
-        </w:r>
-      </w:fldSimple>
-      <w:r>
-        <w:t>. Графический интерфейс пользователя</w:t>
-      </w:r>
-    </w:p>
-    <w:p>
-      <w:pPr>
-        <w:pStyle w:val="2"/>
-      </w:pPr>
-      <w:r>
-        <w:t>1.5.1 Тестовый случай «Добавить элемент»</w:t>
-      </w:r>
-    </w:p>
-    <w:p>
-      <w:pPr>
-        <w:ind w:firstLine="709"/>
-      </w:pPr>
-      <w:r>
-        <w:t>Для добавления элемента необходимо вызвать соответствующую фор</w:t>
-      </w:r>
-      <w:r>
-        <w:t>му путём нажатия кнопки «Добавить</w:t>
-      </w:r>
-      <w:r>
-        <w:t>» (рисунок 5).</w:t>
-      </w:r>
-    </w:p>
-    <w:p>
-      <w:pPr>
-        <w:keepNext/>
-        <w:ind w:firstLine="0"/>
-        <w:jc w:val="center"/>
-      </w:pPr>
-      <w:r>
-        <w:rPr>
-          <w:noProof/>
-          <w:lang w:eastAsia="ru-RU"/>
-        </w:rPr>
-        <w:lastRenderedPageBreak/>
-        <w:drawing>
-          <wp:inline distT="0" distB="0" distL="0" distR="0" wp14:anchorId="1D2F8A64" wp14:editId="34FBA1D3">
-            <wp:extent cx="5457190" cy="2219001"/>
-            <wp:effectExtent l="0" t="0" r="0" b="0"/>
-            <wp:docPr id="30" name="Рисунок 30"/>
-            <wp:cNvGraphicFramePr>
-              <a:graphicFrameLocks xmlns:a="http://schemas.openxmlformats.org/drawingml/2006/main" noChangeAspect="1"/>
-            </wp:cNvGraphicFramePr>
-            <a:graphic xmlns:a="http://schemas.openxmlformats.org/drawingml/2006/main">
-              <a:graphicData uri="http://schemas.openxmlformats.org/drawingml/2006/picture">
-                <pic:pic xmlns:pic="http://schemas.openxmlformats.org/drawingml/2006/picture">
-                  <pic:nvPicPr>
-                    <pic:cNvPr id="1" name=""/>
-                    <pic:cNvPicPr/>
-                  </pic:nvPicPr>
-                  <pic:blipFill>
-                    <a:blip r:embed="rId14"/>
-                    <a:stretch>
-                      <a:fillRect/>
-                    </a:stretch>
-                  </pic:blipFill>
-                  <pic:spPr>
-                    <a:xfrm>
-                      <a:off x="0" y="0"/>
-                      <a:ext cx="5467425" cy="2223163"/>
-                    </a:xfrm>
-                    <a:prstGeom prst="rect">
-                      <a:avLst/>
-                    </a:prstGeom>
-                  </pic:spPr>
-                </pic:pic>
-              </a:graphicData>
-            </a:graphic>
-          </wp:inline>
-        </w:drawing>
-      </w:r>
-    </w:p>
-    <w:p>
-      <w:pPr>
-        <w:pStyle w:val="af2"/>
-      </w:pPr>
-      <w:r>
-        <w:t xml:space="preserve">Рисунок </w:t>
-      </w:r>
-      <w:fldSimple w:instr=" SEQ Рисунок \* ARABIC ">
-        <w:r>
-          <w:rPr>
-            <w:noProof/>
-          </w:rPr>
-          <w:t>5</w:t>
-        </w:r>
-      </w:fldSimple>
-      <w:r>
-        <w:t xml:space="preserve">. </w:t>
-      </w:r>
-      <w:r>
-        <w:t>Выбор элемента в таблице</w:t>
-      </w:r>
-    </w:p>
-    <w:p>
-      <w:pPr>
-        <w:keepNext/>
-        <w:ind w:firstLine="0"/>
-        <w:jc w:val="center"/>
-      </w:pPr>
-      <w:r>
-        <w:rPr>
-          <w:noProof/>
-          <w:lang w:eastAsia="ru-RU"/>
-        </w:rPr>
-        <w:drawing>
-          <wp:inline distT="0" distB="0" distL="0" distR="0" wp14:anchorId="24809859" wp14:editId="74615164">
-            <wp:extent cx="2847975" cy="3762375"/>
-            <wp:effectExtent l="0" t="0" r="9525" b="9525"/>
-            <wp:docPr id="26" name="Рисунок 26"/>
-            <wp:cNvGraphicFramePr>
-              <a:graphicFrameLocks xmlns:a="http://schemas.openxmlformats.org/drawingml/2006/main" noChangeAspect="1"/>
-            </wp:cNvGraphicFramePr>
-            <a:graphic xmlns:a="http://schemas.openxmlformats.org/drawingml/2006/main">
-              <a:graphicData uri="http://schemas.openxmlformats.org/drawingml/2006/picture">
-                <pic:pic xmlns:pic="http://schemas.openxmlformats.org/drawingml/2006/picture">
-                  <pic:nvPicPr>
-                    <pic:cNvPr id="1" name=""/>
-                    <pic:cNvPicPr/>
-                  </pic:nvPicPr>
-                  <pic:blipFill>
-                    <a:blip r:embed="rId15"/>
-                    <a:stretch>
-                      <a:fillRect/>
-                    </a:stretch>
-                  </pic:blipFill>
-                  <pic:spPr>
-                    <a:xfrm>
-                      <a:off x="0" y="0"/>
-                      <a:ext cx="2847975" cy="3762375"/>
-                    </a:xfrm>
-                    <a:prstGeom prst="rect">
-                      <a:avLst/>
-                    </a:prstGeom>
-                  </pic:spPr>
-                </pic:pic>
-              </a:graphicData>
-            </a:graphic>
-          </wp:inline>
-        </w:drawing>
-      </w:r>
-    </w:p>
-    <w:p>
-      <w:pPr>
-        <w:pStyle w:val="af2"/>
-      </w:pPr>
-      <w:r>
-        <w:t xml:space="preserve">Рисунок </w:t>
-      </w:r>
-      <w:fldSimple w:instr=" SEQ Рисунок \* ARABIC ">
-        <w:r>
-          <w:rPr>
-            <w:noProof/>
-          </w:rPr>
-          <w:t>6</w:t>
-        </w:r>
-      </w:fldSimple>
-      <w:r>
-        <w:t>. Форма для добавления элемента</w:t>
-      </w:r>
-    </w:p>
-    <w:p>
-      <w:pPr>
-        <w:ind w:firstLine="709"/>
-      </w:pPr>
-      <w:r>
-        <w:t>Параметры любого</w:t>
-      </w:r>
-      <w:r>
-        <w:t xml:space="preserve"> </w:t>
-      </w:r>
-      <w:r>
-        <w:t>упражнения</w:t>
-      </w:r>
-      <w:r>
-        <w:t xml:space="preserve"> (</w:t>
-      </w:r>
-      <w:r>
-        <w:t>жим штанги</w:t>
-      </w:r>
-      <w:r>
-        <w:t xml:space="preserve">, </w:t>
-      </w:r>
-      <w:r>
-        <w:t>бег</w:t>
-      </w:r>
-      <w:r>
-        <w:t xml:space="preserve">, </w:t>
-      </w:r>
-      <w:r>
-        <w:t>плавание</w:t>
-      </w:r>
-      <w:r>
-        <w:t>) можн</w:t>
-      </w:r>
-      <w:r>
-        <w:t>о ввести, выбрав соответствующее</w:t>
-      </w:r>
-      <w:r>
-        <w:t xml:space="preserve"> </w:t>
-      </w:r>
-      <w:r>
-        <w:t>упражнение</w:t>
-      </w:r>
-      <w:r>
-        <w:t xml:space="preserve"> в выпадающем меню.</w:t>
-      </w:r>
-    </w:p>
-    <w:p>
-      <w:pPr>
-        <w:ind w:firstLine="709"/>
-      </w:pPr>
-      <w:r>
-        <w:t>После ввода данных</w:t>
-      </w:r>
-      <w:r>
-        <w:t xml:space="preserve"> и названия упражнения</w:t>
-      </w:r>
-      <w:r>
-        <w:t xml:space="preserve"> необходимо нажать кнопку «</w:t>
-      </w:r>
-      <w:r>
-        <w:t>Создать</w:t>
-      </w:r>
-      <w:r>
-        <w:t>», элемент появится в таблице главной формы</w:t>
-      </w:r>
-      <w:r>
-        <w:t xml:space="preserve"> (рисунки 7 и 8</w:t>
-      </w:r>
-      <w:r>
-        <w:t>).</w:t>
-      </w:r>
-    </w:p>
-    <w:p>
-      <w:pPr>
-        <w:keepNext/>
-        <w:ind w:firstLine="0"/>
-        <w:jc w:val="center"/>
-      </w:pPr>
-      <w:r>
-        <w:rPr>
-          <w:noProof/>
-          <w:lang w:eastAsia="ru-RU"/>
-        </w:rPr>
-        <w:lastRenderedPageBreak/>
-        <w:drawing>
-          <wp:inline distT="0" distB="0" distL="0" distR="0" wp14:anchorId="4C2D5D02" wp14:editId="72BA3A79">
-            <wp:extent cx="2377905" cy="3200400"/>
-            <wp:effectExtent l="0" t="0" r="3810" b="0"/>
-            <wp:docPr id="28" name="Рисунок 28"/>
-            <wp:cNvGraphicFramePr>
-              <a:graphicFrameLocks xmlns:a="http://schemas.openxmlformats.org/drawingml/2006/main" noChangeAspect="1"/>
-            </wp:cNvGraphicFramePr>
-            <a:graphic xmlns:a="http://schemas.openxmlformats.org/drawingml/2006/main">
-              <a:graphicData uri="http://schemas.openxmlformats.org/drawingml/2006/picture">
-                <pic:pic xmlns:pic="http://schemas.openxmlformats.org/drawingml/2006/picture">
-                  <pic:nvPicPr>
-                    <pic:cNvPr id="1" name=""/>
-                    <pic:cNvPicPr/>
-                  </pic:nvPicPr>
-                  <pic:blipFill>
-                    <a:blip r:embed="rId16"/>
-                    <a:stretch>
-                      <a:fillRect/>
-                    </a:stretch>
-                  </pic:blipFill>
-                  <pic:spPr>
-                    <a:xfrm>
-                      <a:off x="0" y="0"/>
-                      <a:ext cx="2386937" cy="3212556"/>
-                    </a:xfrm>
-                    <a:prstGeom prst="rect">
-                      <a:avLst/>
-                    </a:prstGeom>
-                  </pic:spPr>
-                </pic:pic>
-              </a:graphicData>
-            </a:graphic>
-          </wp:inline>
-        </w:drawing>
-      </w:r>
-    </w:p>
-    <w:p>
-      <w:pPr>
-        <w:pStyle w:val="af2"/>
-      </w:pPr>
-      <w:r>
-        <w:t xml:space="preserve">Рисунок </w:t>
-      </w:r>
-      <w:fldSimple w:instr=" SEQ Рисунок \* ARABIC ">
-        <w:r>
-          <w:rPr>
-            <w:noProof/>
-          </w:rPr>
-          <w:t>7</w:t>
-        </w:r>
-      </w:fldSimple>
-      <w:r>
-        <w:t>. Заполнение полей</w:t>
-      </w:r>
-    </w:p>
-    <w:p>
-      <w:pPr>
-        <w:keepNext/>
-        <w:ind w:firstLine="0"/>
-        <w:jc w:val="center"/>
-      </w:pPr>
-      <w:r>
-        <w:rPr>
-          <w:noProof/>
-          <w:lang w:eastAsia="ru-RU"/>
-        </w:rPr>
-        <w:drawing>
-          <wp:inline distT="0" distB="0" distL="0" distR="0" wp14:anchorId="3C2320CE" wp14:editId="7EACF6A6">
-            <wp:extent cx="5647690" cy="2275952"/>
-            <wp:effectExtent l="0" t="0" r="0" b="0"/>
-            <wp:docPr id="29" name="Рисунок 29"/>
             <wp:cNvGraphicFramePr>
               <a:graphicFrameLocks xmlns:a="http://schemas.openxmlformats.org/drawingml/2006/main" noChangeAspect="1"/>
             </wp:cNvGraphicFramePr>
@@ -6600,7 +6511,7 @@
                   <pic:spPr>
                     <a:xfrm>
                       <a:off x="0" y="0"/>
-                      <a:ext cx="5656011" cy="2279305"/>
+                      <a:ext cx="5341128" cy="2192312"/>
                     </a:xfrm>
                     <a:prstGeom prst="rect">
                       <a:avLst/>
@@ -6620,16 +6531,37 @@
       <w:r>
         <w:t xml:space="preserve">Рисунок </w:t>
       </w:r>
-      <w:fldSimple w:instr=" SEQ Рисунок \* ARABIC ">
-        <w:r>
-          <w:rPr>
-            <w:noProof/>
-          </w:rPr>
-          <w:t>8</w:t>
-        </w:r>
-      </w:fldSimple>
-      <w:r>
-        <w:t>. Успешное добавление нового элемента</w:t>
+      <w:r>
+        <w:fldChar w:fldCharType="begin"/>
+      </w:r>
+      <w:r>
+        <w:instrText xml:space="preserve"> SEQ Рисунок \* ARABIC </w:instrText>
+      </w:r>
+      <w:r>
+        <w:fldChar w:fldCharType="separate"/>
+      </w:r>
+      <w:r>
+        <w:rPr>
+          <w:noProof/>
+        </w:rPr>
+        <w:t>4</w:t>
+      </w:r>
+      <w:r>
+        <w:rPr>
+          <w:noProof/>
+        </w:rPr>
+        <w:fldChar w:fldCharType="end"/>
+      </w:r>
+      <w:r>
+        <w:t>. Графический интерфейс пользователя</w:t>
+      </w:r>
+    </w:p>
+    <w:p>
+      <w:pPr>
+        <w:pStyle w:val="2"/>
+      </w:pPr>
+      <w:r>
+        <w:t>1.5.1 Тестовый случай «Добавить элемент»</w:t>
       </w:r>
     </w:p>
     <w:p>
@@ -6637,53 +6569,13 @@
         <w:ind w:firstLine="709"/>
       </w:pPr>
       <w:r>
-        <w:t>В программе предусмотрена система обработки некорректного ввода данных пользователем.</w:t>
-      </w:r>
-      <w:r>
-        <w:t xml:space="preserve"> Все параметры упражнени</w:t>
-      </w:r>
-      <w:r>
-        <w:t>й имеют определенный диапазон. Е</w:t>
-      </w:r>
-      <w:r>
-        <w:t xml:space="preserve">сли пользователь выйдет за этот диапазон, </w:t>
-      </w:r>
-      <w:r>
-        <w:t>то Система вернёт либо минимальное значение (если пользователь вышел за минимальное значение), либо максимальное значение (если пользователь вышел за максимальное значение)</w:t>
-      </w:r>
-      <w:r>
-        <w:t>.</w:t>
-      </w:r>
-    </w:p>
-    <w:p>
-      <w:pPr>
-        <w:pStyle w:val="2"/>
-      </w:pPr>
-      <w:r>
-        <w:t>1.5.2 Тестовый случай «Удалить элемент»</w:t>
-      </w:r>
-    </w:p>
-    <w:p>
-      <w:pPr>
-        <w:ind w:firstLine="709"/>
-      </w:pPr>
-      <w:r>
-        <w:t>Для удаления одного элемента необходимо выбрать его в таблице и нажать</w:t>
-      </w:r>
-      <w:r>
-        <w:t xml:space="preserve"> на кнопку «Удалить» (рисунки </w:t>
-      </w:r>
-      <w:r>
-        <w:t>9</w:t>
-      </w:r>
-      <w:r>
-        <w:t xml:space="preserve"> и </w:t>
-      </w:r>
-      <w:r>
-        <w:t>10</w:t>
-      </w:r>
-      <w:r>
-        <w:t>).</w:t>
+        <w:t>Для добавления элемента необходимо вызвать соответствующую фор</w:t>
+      </w:r>
+      <w:r>
+        <w:t>му путём нажатия кнопки «Добавить</w:t>
+      </w:r>
+      <w:r>
+        <w:t>» (рисунок 5).</w:t>
       </w:r>
     </w:p>
     <w:p>
@@ -6699,10 +6591,10 @@
         </w:rPr>
         <w:lastRenderedPageBreak/>
         <w:drawing>
-          <wp:inline distT="0" distB="0" distL="0" distR="0" wp14:anchorId="4B41C6E1" wp14:editId="3DE4CEF1">
-            <wp:extent cx="5434330" cy="2201248"/>
-            <wp:effectExtent l="0" t="0" r="0" b="8890"/>
-            <wp:docPr id="31" name="Рисунок 31"/>
+          <wp:inline distT="0" distB="0" distL="0" distR="0" wp14:anchorId="1D2F8A64" wp14:editId="34FBA1D3">
+            <wp:extent cx="5457190" cy="2219001"/>
+            <wp:effectExtent l="0" t="0" r="0" b="0"/>
+            <wp:docPr id="30" name="Рисунок 30"/>
             <wp:cNvGraphicFramePr>
               <a:graphicFrameLocks xmlns:a="http://schemas.openxmlformats.org/drawingml/2006/main" noChangeAspect="1"/>
             </wp:cNvGraphicFramePr>
@@ -6722,7 +6614,7 @@
                   <pic:spPr>
                     <a:xfrm>
                       <a:off x="0" y="0"/>
-                      <a:ext cx="5443569" cy="2204991"/>
+                      <a:ext cx="5467425" cy="2223163"/>
                     </a:xfrm>
                     <a:prstGeom prst="rect">
                       <a:avLst/>
@@ -6742,21 +6634,32 @@
       <w:r>
         <w:t xml:space="preserve">Рисунок </w:t>
       </w:r>
-      <w:fldSimple w:instr=" SEQ Рисунок \* ARABIC ">
-        <w:r>
-          <w:rPr>
-            <w:noProof/>
-          </w:rPr>
-          <w:t>9</w:t>
-        </w:r>
-      </w:fldSimple>
-      <w:r>
-        <w:t>. Выбор элемента в таблице</w:t>
-      </w:r>
-    </w:p>
-    <w:p>
-      <w:r>
-        <w:t>Появится сообщение-предупреждение, чтобы подтвердить решение пользователя об удалении (рисунок 10).</w:t>
+      <w:r>
+        <w:fldChar w:fldCharType="begin"/>
+      </w:r>
+      <w:r>
+        <w:instrText xml:space="preserve"> SEQ Рисунок \* ARABIC </w:instrText>
+      </w:r>
+      <w:r>
+        <w:fldChar w:fldCharType="separate"/>
+      </w:r>
+      <w:r>
+        <w:rPr>
+          <w:noProof/>
+        </w:rPr>
+        <w:t>5</w:t>
+      </w:r>
+      <w:r>
+        <w:rPr>
+          <w:noProof/>
+        </w:rPr>
+        <w:fldChar w:fldCharType="end"/>
+      </w:r>
+      <w:r>
+        <w:t xml:space="preserve">. </w:t>
+      </w:r>
+      <w:r>
+        <w:t>Выбор элемента в таблице</w:t>
       </w:r>
     </w:p>
     <w:p>
@@ -6771,10 +6674,10 @@
           <w:lang w:eastAsia="ru-RU"/>
         </w:rPr>
         <w:drawing>
-          <wp:inline distT="0" distB="0" distL="0" distR="0" wp14:anchorId="21D291F7" wp14:editId="263686C0">
-            <wp:extent cx="4305300" cy="1704975"/>
-            <wp:effectExtent l="0" t="0" r="0" b="9525"/>
-            <wp:docPr id="32" name="Рисунок 32"/>
+          <wp:inline distT="0" distB="0" distL="0" distR="0" wp14:anchorId="24809859" wp14:editId="74615164">
+            <wp:extent cx="2847975" cy="3762375"/>
+            <wp:effectExtent l="0" t="0" r="9525" b="9525"/>
+            <wp:docPr id="26" name="Рисунок 26"/>
             <wp:cNvGraphicFramePr>
               <a:graphicFrameLocks xmlns:a="http://schemas.openxmlformats.org/drawingml/2006/main" noChangeAspect="1"/>
             </wp:cNvGraphicFramePr>
@@ -6794,7 +6697,7 @@
                   <pic:spPr>
                     <a:xfrm>
                       <a:off x="0" y="0"/>
-                      <a:ext cx="4305300" cy="1704975"/>
+                      <a:ext cx="2847975" cy="3762375"/>
                     </a:xfrm>
                     <a:prstGeom prst="rect">
                       <a:avLst/>
@@ -6814,16 +6717,102 @@
       <w:r>
         <w:t xml:space="preserve">Рисунок </w:t>
       </w:r>
-      <w:fldSimple w:instr=" SEQ Рисунок \* ARABIC ">
-        <w:r>
-          <w:rPr>
-            <w:noProof/>
-          </w:rPr>
-          <w:t>10</w:t>
-        </w:r>
-      </w:fldSimple>
-      <w:r>
-        <w:t>. Сообщение об удалении одного элемента</w:t>
+      <w:r>
+        <w:fldChar w:fldCharType="begin"/>
+      </w:r>
+      <w:r>
+        <w:instrText xml:space="preserve"> SEQ Рисунок \* ARABIC </w:instrText>
+      </w:r>
+      <w:r>
+        <w:fldChar w:fldCharType="separate"/>
+      </w:r>
+      <w:r>
+        <w:rPr>
+          <w:noProof/>
+        </w:rPr>
+        <w:t>6</w:t>
+      </w:r>
+      <w:r>
+        <w:rPr>
+          <w:noProof/>
+        </w:rPr>
+        <w:fldChar w:fldCharType="end"/>
+      </w:r>
+      <w:r>
+        <w:t>. Форма для добавления элемента</w:t>
+      </w:r>
+    </w:p>
+    <w:p>
+      <w:pPr>
+        <w:ind w:firstLine="709"/>
+      </w:pPr>
+      <w:r>
+        <w:t>Параметры любого</w:t>
+      </w:r>
+      <w:r>
+        <w:t xml:space="preserve"> </w:t>
+      </w:r>
+      <w:r>
+        <w:t>упражнения</w:t>
+      </w:r>
+      <w:r>
+        <w:t xml:space="preserve"> (</w:t>
+      </w:r>
+      <w:r>
+        <w:t>жим штанги</w:t>
+      </w:r>
+      <w:r>
+        <w:t xml:space="preserve">, </w:t>
+      </w:r>
+      <w:r>
+        <w:t>бег</w:t>
+      </w:r>
+      <w:r>
+        <w:t xml:space="preserve">, </w:t>
+      </w:r>
+      <w:r>
+        <w:t>плавание</w:t>
+      </w:r>
+      <w:r>
+        <w:t>) можн</w:t>
+      </w:r>
+      <w:r>
+        <w:t>о ввести, выбрав соответствующее</w:t>
+      </w:r>
+      <w:r>
+        <w:t xml:space="preserve"> </w:t>
+      </w:r>
+      <w:r>
+        <w:t>упражнение</w:t>
+      </w:r>
+      <w:r>
+        <w:t xml:space="preserve"> в выпадающем меню.</w:t>
+      </w:r>
+    </w:p>
+    <w:p>
+      <w:pPr>
+        <w:ind w:firstLine="709"/>
+      </w:pPr>
+      <w:r>
+        <w:t>После ввода данных</w:t>
+      </w:r>
+      <w:r>
+        <w:t xml:space="preserve"> и названия упражнения</w:t>
+      </w:r>
+      <w:r>
+        <w:t xml:space="preserve"> необходимо нажать кнопку «</w:t>
+      </w:r>
+      <w:r>
+        <w:t>Создать</w:t>
+      </w:r>
+      <w:r>
+        <w:t>», элемент появится в таблице главной формы</w:t>
+      </w:r>
+      <w:r>
+        <w:t xml:space="preserve"> (рисунки 7 и 8</w:t>
+      </w:r>
+      <w:r>
+        <w:t>).</w:t>
       </w:r>
     </w:p>
     <w:p>
@@ -6837,11 +6826,12 @@
           <w:noProof/>
           <w:lang w:eastAsia="ru-RU"/>
         </w:rPr>
+        <w:lastRenderedPageBreak/>
         <w:drawing>
-          <wp:inline distT="0" distB="0" distL="0" distR="0" wp14:anchorId="51FDA83A" wp14:editId="0396B812">
-            <wp:extent cx="6120130" cy="2489200"/>
-            <wp:effectExtent l="0" t="0" r="0" b="6350"/>
-            <wp:docPr id="33" name="Рисунок 33"/>
+          <wp:inline distT="0" distB="0" distL="0" distR="0" wp14:anchorId="4C2D5D02" wp14:editId="72BA3A79">
+            <wp:extent cx="2377905" cy="3200400"/>
+            <wp:effectExtent l="0" t="0" r="3810" b="0"/>
+            <wp:docPr id="28" name="Рисунок 28"/>
             <wp:cNvGraphicFramePr>
               <a:graphicFrameLocks xmlns:a="http://schemas.openxmlformats.org/drawingml/2006/main" noChangeAspect="1"/>
             </wp:cNvGraphicFramePr>
@@ -6861,7 +6851,7 @@
                   <pic:spPr>
                     <a:xfrm>
                       <a:off x="0" y="0"/>
-                      <a:ext cx="6120130" cy="2489200"/>
+                      <a:ext cx="2386937" cy="3212556"/>
                     </a:xfrm>
                     <a:prstGeom prst="rect">
                       <a:avLst/>
@@ -6881,36 +6871,29 @@
       <w:r>
         <w:t xml:space="preserve">Рисунок </w:t>
       </w:r>
-      <w:fldSimple w:instr=" SEQ Рисунок \* ARABIC ">
-        <w:r>
-          <w:rPr>
-            <w:noProof/>
-          </w:rPr>
-          <w:t>11</w:t>
-        </w:r>
-      </w:fldSimple>
-      <w:r>
-        <w:t>. Результат нажатия кнопки «Удалить»</w:t>
-      </w:r>
-    </w:p>
-    <w:p>
-      <w:r>
-        <w:t>Для удаления всех элементов</w:t>
-      </w:r>
-      <w:r>
-        <w:t xml:space="preserve"> не</w:t>
-      </w:r>
-      <w:r>
-        <w:t>обходимо</w:t>
-      </w:r>
-      <w:r>
-        <w:t xml:space="preserve"> нажать на кнопку «Удалить</w:t>
-      </w:r>
-      <w:r>
-        <w:t xml:space="preserve"> всё» (рисунки 12, 13 и 14</w:t>
-      </w:r>
-      <w:r>
-        <w:t>).</w:t>
+      <w:r>
+        <w:fldChar w:fldCharType="begin"/>
+      </w:r>
+      <w:r>
+        <w:instrText xml:space="preserve"> SEQ Рисунок \* ARABIC </w:instrText>
+      </w:r>
+      <w:r>
+        <w:fldChar w:fldCharType="separate"/>
+      </w:r>
+      <w:r>
+        <w:rPr>
+          <w:noProof/>
+        </w:rPr>
+        <w:t>7</w:t>
+      </w:r>
+      <w:r>
+        <w:rPr>
+          <w:noProof/>
+        </w:rPr>
+        <w:fldChar w:fldCharType="end"/>
+      </w:r>
+      <w:r>
+        <w:t>. Заполнение полей</w:t>
       </w:r>
     </w:p>
     <w:p>
@@ -6924,12 +6907,11 @@
           <w:noProof/>
           <w:lang w:eastAsia="ru-RU"/>
         </w:rPr>
-        <w:lastRenderedPageBreak/>
         <w:drawing>
-          <wp:inline distT="0" distB="0" distL="0" distR="0" wp14:anchorId="1A8C647A" wp14:editId="68470BCD">
-            <wp:extent cx="6120130" cy="2487930"/>
-            <wp:effectExtent l="0" t="0" r="0" b="7620"/>
-            <wp:docPr id="34" name="Рисунок 34"/>
+          <wp:inline distT="0" distB="0" distL="0" distR="0" wp14:anchorId="3C2320CE" wp14:editId="7EACF6A6">
+            <wp:extent cx="5647690" cy="2275952"/>
+            <wp:effectExtent l="0" t="0" r="0" b="0"/>
+            <wp:docPr id="29" name="Рисунок 29"/>
             <wp:cNvGraphicFramePr>
               <a:graphicFrameLocks xmlns:a="http://schemas.openxmlformats.org/drawingml/2006/main" noChangeAspect="1"/>
             </wp:cNvGraphicFramePr>
@@ -6949,7 +6931,7 @@
                   <pic:spPr>
                     <a:xfrm>
                       <a:off x="0" y="0"/>
-                      <a:ext cx="6120130" cy="2487930"/>
+                      <a:ext cx="5656011" cy="2279305"/>
                     </a:xfrm>
                     <a:prstGeom prst="rect">
                       <a:avLst/>
@@ -6969,16 +6951,83 @@
       <w:r>
         <w:t xml:space="preserve">Рисунок </w:t>
       </w:r>
-      <w:fldSimple w:instr=" SEQ Рисунок \* ARABIC ">
-        <w:r>
-          <w:rPr>
-            <w:noProof/>
-          </w:rPr>
-          <w:t>12</w:t>
-        </w:r>
-      </w:fldSimple>
-      <w:r>
-        <w:t>. Таблица с упражнениями</w:t>
+      <w:r>
+        <w:fldChar w:fldCharType="begin"/>
+      </w:r>
+      <w:r>
+        <w:instrText xml:space="preserve"> SEQ Рисунок \* ARABIC </w:instrText>
+      </w:r>
+      <w:r>
+        <w:fldChar w:fldCharType="separate"/>
+      </w:r>
+      <w:r>
+        <w:rPr>
+          <w:noProof/>
+        </w:rPr>
+        <w:t>8</w:t>
+      </w:r>
+      <w:r>
+        <w:rPr>
+          <w:noProof/>
+        </w:rPr>
+        <w:fldChar w:fldCharType="end"/>
+      </w:r>
+      <w:r>
+        <w:t>. Успешное добавление нового элемента</w:t>
+      </w:r>
+    </w:p>
+    <w:p>
+      <w:pPr>
+        <w:ind w:firstLine="709"/>
+      </w:pPr>
+      <w:r>
+        <w:t>В программе предусмотрена система обработки некорректного ввода данных пользователем.</w:t>
+      </w:r>
+      <w:r>
+        <w:t xml:space="preserve"> Все параметры упражнени</w:t>
+      </w:r>
+      <w:r>
+        <w:t>й имеют определенный диапазон. Е</w:t>
+      </w:r>
+      <w:r>
+        <w:t xml:space="preserve">сли пользователь выйдет за этот диапазон, </w:t>
+      </w:r>
+      <w:r>
+        <w:t>то Система вернёт либо минимальное значение (если пользователь вышел за минимальное значение), либо максимальное значение (если пользователь вышел за максимальное значение)</w:t>
+      </w:r>
+      <w:r>
+        <w:t>.</w:t>
+      </w:r>
+    </w:p>
+    <w:p>
+      <w:pPr>
+        <w:pStyle w:val="2"/>
+      </w:pPr>
+      <w:r>
+        <w:t>1.5.2 Тестовый случай «Удалить элемент»</w:t>
+      </w:r>
+    </w:p>
+    <w:p>
+      <w:pPr>
+        <w:ind w:firstLine="709"/>
+      </w:pPr>
+      <w:r>
+        <w:t>Для удаления одного элемента необходимо выбрать его в таблице и нажать</w:t>
+      </w:r>
+      <w:r>
+        <w:t xml:space="preserve"> на кнопку «Удалить» (рисунки </w:t>
+      </w:r>
+      <w:r>
+        <w:t>9</w:t>
+      </w:r>
+      <w:r>
+        <w:t xml:space="preserve"> и </w:t>
+      </w:r>
+      <w:r>
+        <w:t>10</w:t>
+      </w:r>
+      <w:r>
+        <w:t>).</w:t>
       </w:r>
     </w:p>
     <w:p>
@@ -6992,11 +7041,12 @@
           <w:noProof/>
           <w:lang w:eastAsia="ru-RU"/>
         </w:rPr>
+        <w:lastRenderedPageBreak/>
         <w:drawing>
-          <wp:inline distT="0" distB="0" distL="0" distR="0" wp14:anchorId="49BFCB1A" wp14:editId="5DDF70CC">
-            <wp:extent cx="4086225" cy="1724025"/>
-            <wp:effectExtent l="0" t="0" r="9525" b="9525"/>
-            <wp:docPr id="35" name="Рисунок 35"/>
+          <wp:inline distT="0" distB="0" distL="0" distR="0" wp14:anchorId="4B41C6E1" wp14:editId="3DE4CEF1">
+            <wp:extent cx="5434330" cy="2201248"/>
+            <wp:effectExtent l="0" t="0" r="0" b="8890"/>
+            <wp:docPr id="31" name="Рисунок 31"/>
             <wp:cNvGraphicFramePr>
               <a:graphicFrameLocks xmlns:a="http://schemas.openxmlformats.org/drawingml/2006/main" noChangeAspect="1"/>
             </wp:cNvGraphicFramePr>
@@ -7016,7 +7066,7 @@
                   <pic:spPr>
                     <a:xfrm>
                       <a:off x="0" y="0"/>
-                      <a:ext cx="4086225" cy="1724025"/>
+                      <a:ext cx="5443569" cy="2204991"/>
                     </a:xfrm>
                     <a:prstGeom prst="rect">
                       <a:avLst/>
@@ -7036,16 +7086,34 @@
       <w:r>
         <w:t xml:space="preserve">Рисунок </w:t>
       </w:r>
-      <w:fldSimple w:instr=" SEQ Рисунок \* ARABIC ">
-        <w:r>
-          <w:rPr>
-            <w:noProof/>
-          </w:rPr>
-          <w:t>13</w:t>
-        </w:r>
-      </w:fldSimple>
-      <w:r>
-        <w:t>. Удаление всех элементов</w:t>
+      <w:r>
+        <w:fldChar w:fldCharType="begin"/>
+      </w:r>
+      <w:r>
+        <w:instrText xml:space="preserve"> SEQ Рисунок \* ARABIC </w:instrText>
+      </w:r>
+      <w:r>
+        <w:fldChar w:fldCharType="separate"/>
+      </w:r>
+      <w:r>
+        <w:rPr>
+          <w:noProof/>
+        </w:rPr>
+        <w:t>9</w:t>
+      </w:r>
+      <w:r>
+        <w:rPr>
+          <w:noProof/>
+        </w:rPr>
+        <w:fldChar w:fldCharType="end"/>
+      </w:r>
+      <w:r>
+        <w:t>. Выбор элемента в таблице</w:t>
+      </w:r>
+    </w:p>
+    <w:p>
+      <w:r>
+        <w:t>Появится сообщение-предупреждение, чтобы подтвердить решение пользователя об удалении (рисунок 10).</w:t>
       </w:r>
     </w:p>
     <w:p>
@@ -7060,10 +7128,10 @@
           <w:lang w:eastAsia="ru-RU"/>
         </w:rPr>
         <w:drawing>
-          <wp:inline distT="0" distB="0" distL="0" distR="0" wp14:anchorId="370EA54F" wp14:editId="1DBA9BDB">
-            <wp:extent cx="5600190" cy="2298065"/>
-            <wp:effectExtent l="0" t="0" r="635" b="6985"/>
-            <wp:docPr id="36" name="Рисунок 36"/>
+          <wp:inline distT="0" distB="0" distL="0" distR="0" wp14:anchorId="21D291F7" wp14:editId="263686C0">
+            <wp:extent cx="4305300" cy="1704975"/>
+            <wp:effectExtent l="0" t="0" r="0" b="9525"/>
+            <wp:docPr id="32" name="Рисунок 32"/>
             <wp:cNvGraphicFramePr>
               <a:graphicFrameLocks xmlns:a="http://schemas.openxmlformats.org/drawingml/2006/main" noChangeAspect="1"/>
             </wp:cNvGraphicFramePr>
@@ -7083,7 +7151,7 @@
                   <pic:spPr>
                     <a:xfrm>
                       <a:off x="0" y="0"/>
-                      <a:ext cx="5603780" cy="2299538"/>
+                      <a:ext cx="4305300" cy="1704975"/>
                     </a:xfrm>
                     <a:prstGeom prst="rect">
                       <a:avLst/>
@@ -7103,62 +7171,34 @@
       <w:r>
         <w:t xml:space="preserve">Рисунок </w:t>
       </w:r>
-      <w:fldSimple w:instr=" SEQ Рисунок \* ARABIC ">
-        <w:r>
-          <w:rPr>
-            <w:noProof/>
-          </w:rPr>
-          <w:t>14</w:t>
-        </w:r>
-      </w:fldSimple>
-      <w:r>
-        <w:t>. Результат удаления всех элементов</w:t>
-      </w:r>
-    </w:p>
-    <w:p>
-      <w:pPr>
-        <w:pStyle w:val="2"/>
-      </w:pPr>
-      <w:r>
-        <w:t>1.5.3 Тестовый случай «</w:t>
-      </w:r>
-      <w:r>
-        <w:t>Фильтрация</w:t>
-      </w:r>
-      <w:r>
-        <w:t xml:space="preserve"> элемент</w:t>
-      </w:r>
-      <w:r>
-        <w:t>ов</w:t>
-      </w:r>
-      <w:r>
-        <w:t>»</w:t>
-      </w:r>
-    </w:p>
-    <w:p>
-      <w:pPr>
-        <w:ind w:firstLine="709"/>
-      </w:pPr>
-      <w:r>
-        <w:t>Для поиска элементов в списке необходимо на</w:t>
-      </w:r>
-      <w:r>
-        <w:t>жать кнопку «Фильтр</w:t>
-      </w:r>
-      <w:r>
-        <w:t>» (рисунок 15</w:t>
-      </w:r>
-      <w:r>
-        <w:t>). Откроется соответствующая форма для поиска</w:t>
-      </w:r>
-      <w:r>
-        <w:t xml:space="preserve"> (рисунок 16</w:t>
-      </w:r>
-      <w:r>
-        <w:t>).</w:t>
-      </w:r>
-    </w:p>
-    <w:p/>
+      <w:r>
+        <w:fldChar w:fldCharType="begin"/>
+      </w:r>
+      <w:r>
+        <w:instrText xml:space="preserve"> SEQ Рисуно</w:instrText>
+      </w:r>
+      <w:r>
+        <w:instrText xml:space="preserve">к \* ARABIC </w:instrText>
+      </w:r>
+      <w:r>
+        <w:fldChar w:fldCharType="separate"/>
+      </w:r>
+      <w:r>
+        <w:rPr>
+          <w:noProof/>
+        </w:rPr>
+        <w:t>10</w:t>
+      </w:r>
+      <w:r>
+        <w:rPr>
+          <w:noProof/>
+        </w:rPr>
+        <w:fldChar w:fldCharType="end"/>
+      </w:r>
+      <w:r>
+        <w:t>. Сообщение об удалении одного элемента</w:t>
+      </w:r>
+    </w:p>
     <w:p>
       <w:pPr>
         <w:keepNext/>
@@ -7170,12 +7210,11 @@
           <w:noProof/>
           <w:lang w:eastAsia="ru-RU"/>
         </w:rPr>
-        <w:lastRenderedPageBreak/>
         <w:drawing>
-          <wp:inline distT="0" distB="0" distL="0" distR="0" wp14:anchorId="73E6DFC4" wp14:editId="0D9F1153">
-            <wp:extent cx="5771217" cy="2331720"/>
-            <wp:effectExtent l="0" t="0" r="1270" b="0"/>
-            <wp:docPr id="37" name="Рисунок 37"/>
+          <wp:inline distT="0" distB="0" distL="0" distR="0" wp14:anchorId="51FDA83A" wp14:editId="0396B812">
+            <wp:extent cx="6120130" cy="2489200"/>
+            <wp:effectExtent l="0" t="0" r="0" b="6350"/>
+            <wp:docPr id="33" name="Рисунок 33"/>
             <wp:cNvGraphicFramePr>
               <a:graphicFrameLocks xmlns:a="http://schemas.openxmlformats.org/drawingml/2006/main" noChangeAspect="1"/>
             </wp:cNvGraphicFramePr>
@@ -7195,7 +7234,7 @@
                   <pic:spPr>
                     <a:xfrm>
                       <a:off x="0" y="0"/>
-                      <a:ext cx="5773721" cy="2332732"/>
+                      <a:ext cx="6120130" cy="2489200"/>
                     </a:xfrm>
                     <a:prstGeom prst="rect">
                       <a:avLst/>
@@ -7215,16 +7254,49 @@
       <w:r>
         <w:t xml:space="preserve">Рисунок </w:t>
       </w:r>
-      <w:fldSimple w:instr=" SEQ Рисунок \* ARABIC ">
-        <w:r>
-          <w:rPr>
-            <w:noProof/>
-          </w:rPr>
-          <w:t>15</w:t>
-        </w:r>
-      </w:fldSimple>
-      <w:r>
-        <w:t>. Вызов формы для фильтрации элементов</w:t>
+      <w:r>
+        <w:fldChar w:fldCharType="begin"/>
+      </w:r>
+      <w:r>
+        <w:instrText xml:space="preserve"> SEQ Рисунок \* ARABIC </w:instrText>
+      </w:r>
+      <w:r>
+        <w:fldChar w:fldCharType="separate"/>
+      </w:r>
+      <w:r>
+        <w:rPr>
+          <w:noProof/>
+        </w:rPr>
+        <w:t>11</w:t>
+      </w:r>
+      <w:r>
+        <w:rPr>
+          <w:noProof/>
+        </w:rPr>
+        <w:fldChar w:fldCharType="end"/>
+      </w:r>
+      <w:r>
+        <w:t>. Результат нажатия кнопки «Удалить»</w:t>
+      </w:r>
+    </w:p>
+    <w:p>
+      <w:r>
+        <w:t>Для удаления всех элементов</w:t>
+      </w:r>
+      <w:r>
+        <w:t xml:space="preserve"> не</w:t>
+      </w:r>
+      <w:r>
+        <w:t>обходимо</w:t>
+      </w:r>
+      <w:r>
+        <w:t xml:space="preserve"> нажать на кнопку «Удалить</w:t>
+      </w:r>
+      <w:r>
+        <w:t xml:space="preserve"> всё» (рисунки 12, 13 и 14</w:t>
+      </w:r>
+      <w:r>
+        <w:t>).</w:t>
       </w:r>
     </w:p>
     <w:p>
@@ -7238,11 +7310,12 @@
           <w:noProof/>
           <w:lang w:eastAsia="ru-RU"/>
         </w:rPr>
+        <w:lastRenderedPageBreak/>
         <w:drawing>
-          <wp:inline distT="0" distB="0" distL="0" distR="0" wp14:anchorId="3B872633" wp14:editId="4AD14912">
-            <wp:extent cx="3048000" cy="2771775"/>
-            <wp:effectExtent l="0" t="0" r="0" b="9525"/>
-            <wp:docPr id="38" name="Рисунок 38"/>
+          <wp:inline distT="0" distB="0" distL="0" distR="0" wp14:anchorId="1A8C647A" wp14:editId="68470BCD">
+            <wp:extent cx="6120130" cy="2487930"/>
+            <wp:effectExtent l="0" t="0" r="0" b="7620"/>
+            <wp:docPr id="34" name="Рисунок 34"/>
             <wp:cNvGraphicFramePr>
               <a:graphicFrameLocks xmlns:a="http://schemas.openxmlformats.org/drawingml/2006/main" noChangeAspect="1"/>
             </wp:cNvGraphicFramePr>
@@ -7262,7 +7335,7 @@
                   <pic:spPr>
                     <a:xfrm>
                       <a:off x="0" y="0"/>
-                      <a:ext cx="3048000" cy="2771775"/>
+                      <a:ext cx="6120130" cy="2487930"/>
                     </a:xfrm>
                     <a:prstGeom prst="rect">
                       <a:avLst/>
@@ -7282,78 +7355,29 @@
       <w:r>
         <w:t xml:space="preserve">Рисунок </w:t>
       </w:r>
-      <w:fldSimple w:instr=" SEQ Рисунок \* ARABIC ">
-        <w:r>
-          <w:rPr>
-            <w:noProof/>
-          </w:rPr>
-          <w:t>16</w:t>
-        </w:r>
-      </w:fldSimple>
-      <w:r>
-        <w:t>. Форма фильтра</w:t>
-      </w:r>
-    </w:p>
-    <w:p>
-      <w:pPr>
-        <w:spacing w:before="240"/>
-        <w:ind w:firstLine="709"/>
-      </w:pPr>
-      <w:r>
-        <w:t>Далее пользователь выбирает параметры, по которым требуется найти элемент, вводит значения этих параметров и нажима</w:t>
-      </w:r>
-      <w:r>
-        <w:t>ет кнопку «</w:t>
-      </w:r>
-      <w:r>
-        <w:t>Фильтр</w:t>
-      </w:r>
-      <w:r>
-        <w:t>» (рисунки 17</w:t>
-      </w:r>
-      <w:r>
-        <w:t xml:space="preserve">, </w:t>
-      </w:r>
-      <w:r>
-        <w:t>18</w:t>
-      </w:r>
-      <w:r>
-        <w:t xml:space="preserve"> и 19</w:t>
-      </w:r>
-      <w:r>
-        <w:t>).</w:t>
-      </w:r>
-    </w:p>
-    <w:p>
-      <w:pPr>
-        <w:ind w:firstLine="709"/>
-      </w:pPr>
-      <w:r>
-        <w:t>Для того, чтобы сбросить фильтр, предусмотрена соответствующая кноп</w:t>
-      </w:r>
-      <w:r>
-        <w:t>ка «Отменить</w:t>
-      </w:r>
-      <w:r>
-        <w:t>»</w:t>
-      </w:r>
-      <w:r>
-        <w:t>, либо использовать кнопку закрытия окна</w:t>
-      </w:r>
-      <w:r>
-        <w:t xml:space="preserve"> </w:t>
-      </w:r>
-      <w:r>
-        <w:t>(рисунки</w:t>
-      </w:r>
-      <w:r>
-        <w:t xml:space="preserve"> 20</w:t>
-      </w:r>
-      <w:r>
-        <w:t xml:space="preserve"> и 21</w:t>
-      </w:r>
-      <w:r>
-        <w:t>).</w:t>
+      <w:r>
+        <w:fldChar w:fldCharType="begin"/>
+      </w:r>
+      <w:r>
+        <w:instrText xml:space="preserve"> SEQ Рисунок \* ARABIC </w:instrText>
+      </w:r>
+      <w:r>
+        <w:fldChar w:fldCharType="separate"/>
+      </w:r>
+      <w:r>
+        <w:rPr>
+          <w:noProof/>
+        </w:rPr>
+        <w:t>12</w:t>
+      </w:r>
+      <w:r>
+        <w:rPr>
+          <w:noProof/>
+        </w:rPr>
+        <w:fldChar w:fldCharType="end"/>
+      </w:r>
+      <w:r>
+        <w:t>. Таблица с упражнениями</w:t>
       </w:r>
     </w:p>
     <w:p>
@@ -7367,12 +7391,11 @@
           <w:noProof/>
           <w:lang w:eastAsia="ru-RU"/>
         </w:rPr>
-        <w:lastRenderedPageBreak/>
         <w:drawing>
-          <wp:inline distT="0" distB="0" distL="0" distR="0" wp14:anchorId="07C5C16F" wp14:editId="27B94954">
-            <wp:extent cx="6120130" cy="1921510"/>
-            <wp:effectExtent l="0" t="0" r="0" b="2540"/>
-            <wp:docPr id="39" name="Рисунок 39"/>
+          <wp:inline distT="0" distB="0" distL="0" distR="0" wp14:anchorId="49BFCB1A" wp14:editId="5DDF70CC">
+            <wp:extent cx="4086225" cy="1724025"/>
+            <wp:effectExtent l="0" t="0" r="9525" b="9525"/>
+            <wp:docPr id="35" name="Рисунок 35"/>
             <wp:cNvGraphicFramePr>
               <a:graphicFrameLocks xmlns:a="http://schemas.openxmlformats.org/drawingml/2006/main" noChangeAspect="1"/>
             </wp:cNvGraphicFramePr>
@@ -7392,7 +7415,7 @@
                   <pic:spPr>
                     <a:xfrm>
                       <a:off x="0" y="0"/>
-                      <a:ext cx="6120130" cy="1921510"/>
+                      <a:ext cx="4086225" cy="1724025"/>
                     </a:xfrm>
                     <a:prstGeom prst="rect">
                       <a:avLst/>
@@ -7412,21 +7435,29 @@
       <w:r>
         <w:t xml:space="preserve">Рисунок </w:t>
       </w:r>
-      <w:fldSimple w:instr=" SEQ Рисунок \* ARABIC ">
-        <w:r>
-          <w:rPr>
-            <w:noProof/>
-          </w:rPr>
-          <w:t>17</w:t>
-        </w:r>
-      </w:fldSimple>
-      <w:r>
-        <w:t>. Фильтрация по типу упражнения</w:t>
-      </w:r>
-    </w:p>
-    <w:p>
-      <w:r>
-        <w:t>Появится также с количеством подходящих под заданную фильтрацию упражнений.</w:t>
+      <w:r>
+        <w:fldChar w:fldCharType="begin"/>
+      </w:r>
+      <w:r>
+        <w:instrText xml:space="preserve"> SEQ Рисунок \* ARABIC </w:instrText>
+      </w:r>
+      <w:r>
+        <w:fldChar w:fldCharType="separate"/>
+      </w:r>
+      <w:r>
+        <w:rPr>
+          <w:noProof/>
+        </w:rPr>
+        <w:t>13</w:t>
+      </w:r>
+      <w:r>
+        <w:rPr>
+          <w:noProof/>
+        </w:rPr>
+        <w:fldChar w:fldCharType="end"/>
+      </w:r>
+      <w:r>
+        <w:t>. Удаление всех элементов</w:t>
       </w:r>
     </w:p>
     <w:p>
@@ -7441,10 +7472,10 @@
           <w:lang w:eastAsia="ru-RU"/>
         </w:rPr>
         <w:drawing>
-          <wp:inline distT="0" distB="0" distL="0" distR="0" wp14:anchorId="248CDF6F" wp14:editId="4B646B3B">
-            <wp:extent cx="2562225" cy="1752600"/>
-            <wp:effectExtent l="0" t="0" r="9525" b="0"/>
-            <wp:docPr id="40" name="Рисунок 40"/>
+          <wp:inline distT="0" distB="0" distL="0" distR="0" wp14:anchorId="370EA54F" wp14:editId="1DBA9BDB">
+            <wp:extent cx="5600190" cy="2298065"/>
+            <wp:effectExtent l="0" t="0" r="635" b="6985"/>
+            <wp:docPr id="36" name="Рисунок 36"/>
             <wp:cNvGraphicFramePr>
               <a:graphicFrameLocks xmlns:a="http://schemas.openxmlformats.org/drawingml/2006/main" noChangeAspect="1"/>
             </wp:cNvGraphicFramePr>
@@ -7464,7 +7495,7 @@
                   <pic:spPr>
                     <a:xfrm>
                       <a:off x="0" y="0"/>
-                      <a:ext cx="2562225" cy="1752600"/>
+                      <a:ext cx="5603780" cy="2299538"/>
                     </a:xfrm>
                     <a:prstGeom prst="rect">
                       <a:avLst/>
@@ -7484,18 +7515,75 @@
       <w:r>
         <w:t xml:space="preserve">Рисунок </w:t>
       </w:r>
-      <w:fldSimple w:instr=" SEQ Рисунок \* ARABIC ">
-        <w:r>
-          <w:rPr>
-            <w:noProof/>
-          </w:rPr>
-          <w:t>18</w:t>
-        </w:r>
-      </w:fldSimple>
-      <w:r>
-        <w:t>. Сообщение р результате фильтрации</w:t>
-      </w:r>
-    </w:p>
+      <w:r>
+        <w:fldChar w:fldCharType="begin"/>
+      </w:r>
+      <w:r>
+        <w:instrText xml:space="preserve"> SEQ Рисунок \* ARABIC </w:instrText>
+      </w:r>
+      <w:r>
+        <w:fldChar w:fldCharType="separate"/>
+      </w:r>
+      <w:r>
+        <w:rPr>
+          <w:noProof/>
+        </w:rPr>
+        <w:t>14</w:t>
+      </w:r>
+      <w:r>
+        <w:rPr>
+          <w:noProof/>
+        </w:rPr>
+        <w:fldChar w:fldCharType="end"/>
+      </w:r>
+      <w:r>
+        <w:t>. Результат удаления всех элементов</w:t>
+      </w:r>
+    </w:p>
+    <w:p>
+      <w:pPr>
+        <w:pStyle w:val="2"/>
+      </w:pPr>
+      <w:r>
+        <w:t>1.5.3 Тестовый случай «</w:t>
+      </w:r>
+      <w:r>
+        <w:t>Фильтрация</w:t>
+      </w:r>
+      <w:r>
+        <w:t xml:space="preserve"> элемент</w:t>
+      </w:r>
+      <w:r>
+        <w:t>ов</w:t>
+      </w:r>
+      <w:r>
+        <w:t>»</w:t>
+      </w:r>
+    </w:p>
+    <w:p>
+      <w:pPr>
+        <w:ind w:firstLine="709"/>
+      </w:pPr>
+      <w:r>
+        <w:t>Для поиска элементов в списке необходимо на</w:t>
+      </w:r>
+      <w:r>
+        <w:t>жать кнопку «Фильтр</w:t>
+      </w:r>
+      <w:r>
+        <w:t>» (рисунок 15</w:t>
+      </w:r>
+      <w:r>
+        <w:t>). Откроется соответствующая форма для поиска</w:t>
+      </w:r>
+      <w:r>
+        <w:t xml:space="preserve"> (рисунок 16</w:t>
+      </w:r>
+      <w:r>
+        <w:t>).</w:t>
+      </w:r>
+    </w:p>
+    <w:p/>
     <w:p>
       <w:pPr>
         <w:keepNext/>
@@ -7507,11 +7595,12 @@
           <w:noProof/>
           <w:lang w:eastAsia="ru-RU"/>
         </w:rPr>
+        <w:lastRenderedPageBreak/>
         <w:drawing>
-          <wp:inline distT="0" distB="0" distL="0" distR="0" wp14:anchorId="1341DA04" wp14:editId="52AE6E05">
-            <wp:extent cx="5510530" cy="1709534"/>
-            <wp:effectExtent l="0" t="0" r="0" b="5080"/>
-            <wp:docPr id="43" name="Рисунок 43"/>
+          <wp:inline distT="0" distB="0" distL="0" distR="0" wp14:anchorId="73E6DFC4" wp14:editId="0D9F1153">
+            <wp:extent cx="5771217" cy="2331720"/>
+            <wp:effectExtent l="0" t="0" r="1270" b="0"/>
+            <wp:docPr id="37" name="Рисунок 37"/>
             <wp:cNvGraphicFramePr>
               <a:graphicFrameLocks xmlns:a="http://schemas.openxmlformats.org/drawingml/2006/main" noChangeAspect="1"/>
             </wp:cNvGraphicFramePr>
@@ -7531,7 +7620,7 @@
                   <pic:spPr>
                     <a:xfrm>
                       <a:off x="0" y="0"/>
-                      <a:ext cx="5527493" cy="1714796"/>
+                      <a:ext cx="5773721" cy="2332732"/>
                     </a:xfrm>
                     <a:prstGeom prst="rect">
                       <a:avLst/>
@@ -7551,19 +7640,31 @@
       <w:r>
         <w:t xml:space="preserve">Рисунок </w:t>
       </w:r>
-      <w:fldSimple w:instr=" SEQ Рисунок \* ARABIC ">
-        <w:r>
-          <w:rPr>
-            <w:noProof/>
-          </w:rPr>
-          <w:t>19</w:t>
-        </w:r>
-      </w:fldSimple>
-      <w:r>
-        <w:t>. Результат поиска элемента</w:t>
-      </w:r>
-    </w:p>
-    <w:p/>
+      <w:r>
+        <w:fldChar w:fldCharType="begin"/>
+      </w:r>
+      <w:r>
+        <w:instrText xml:space="preserve"> SEQ Рисунок \* ARABIC </w:instrText>
+      </w:r>
+      <w:r>
+        <w:fldChar w:fldCharType="separate"/>
+      </w:r>
+      <w:r>
+        <w:rPr>
+          <w:noProof/>
+        </w:rPr>
+        <w:t>15</w:t>
+      </w:r>
+      <w:r>
+        <w:rPr>
+          <w:noProof/>
+        </w:rPr>
+        <w:fldChar w:fldCharType="end"/>
+      </w:r>
+      <w:r>
+        <w:t>. Вызов формы для фильтрации элементов</w:t>
+      </w:r>
+    </w:p>
     <w:p>
       <w:pPr>
         <w:keepNext/>
@@ -7575,12 +7676,11 @@
           <w:noProof/>
           <w:lang w:eastAsia="ru-RU"/>
         </w:rPr>
-        <w:lastRenderedPageBreak/>
         <w:drawing>
-          <wp:inline distT="0" distB="0" distL="0" distR="0" wp14:anchorId="10C11A04" wp14:editId="585C9FE7">
-            <wp:extent cx="5982970" cy="1855478"/>
-            <wp:effectExtent l="0" t="0" r="0" b="0"/>
-            <wp:docPr id="45" name="Рисунок 45"/>
+          <wp:inline distT="0" distB="0" distL="0" distR="0" wp14:anchorId="3B872633" wp14:editId="4AD14912">
+            <wp:extent cx="3048000" cy="2771775"/>
+            <wp:effectExtent l="0" t="0" r="0" b="9525"/>
+            <wp:docPr id="38" name="Рисунок 38"/>
             <wp:cNvGraphicFramePr>
               <a:graphicFrameLocks xmlns:a="http://schemas.openxmlformats.org/drawingml/2006/main" noChangeAspect="1"/>
             </wp:cNvGraphicFramePr>
@@ -7600,7 +7700,7 @@
                   <pic:spPr>
                     <a:xfrm>
                       <a:off x="0" y="0"/>
-                      <a:ext cx="5988171" cy="1857091"/>
+                      <a:ext cx="3048000" cy="2771775"/>
                     </a:xfrm>
                     <a:prstGeom prst="rect">
                       <a:avLst/>
@@ -7620,16 +7720,91 @@
       <w:r>
         <w:t xml:space="preserve">Рисунок </w:t>
       </w:r>
-      <w:fldSimple w:instr=" SEQ Рисунок \* ARABIC ">
-        <w:r>
-          <w:rPr>
-            <w:noProof/>
-          </w:rPr>
-          <w:t>20</w:t>
-        </w:r>
-      </w:fldSimple>
-      <w:r>
-        <w:t>. Отмена фильтрации</w:t>
+      <w:r>
+        <w:fldChar w:fldCharType="begin"/>
+      </w:r>
+      <w:r>
+        <w:instrText xml:space="preserve"> SEQ Рисунок \* ARABIC </w:instrText>
+      </w:r>
+      <w:r>
+        <w:fldChar w:fldCharType="separate"/>
+      </w:r>
+      <w:r>
+        <w:rPr>
+          <w:noProof/>
+        </w:rPr>
+        <w:t>16</w:t>
+      </w:r>
+      <w:r>
+        <w:rPr>
+          <w:noProof/>
+        </w:rPr>
+        <w:fldChar w:fldCharType="end"/>
+      </w:r>
+      <w:r>
+        <w:t>. Форма фильтра</w:t>
+      </w:r>
+    </w:p>
+    <w:p>
+      <w:pPr>
+        <w:spacing w:before="240"/>
+        <w:ind w:firstLine="709"/>
+      </w:pPr>
+      <w:r>
+        <w:t>Далее пользователь выбирает параметры, по которым требуется найти элемент, вводит значения этих параметров и нажима</w:t>
+      </w:r>
+      <w:r>
+        <w:t>ет кнопку «</w:t>
+      </w:r>
+      <w:r>
+        <w:t>Фильтр</w:t>
+      </w:r>
+      <w:r>
+        <w:t>» (рисунки 17</w:t>
+      </w:r>
+      <w:r>
+        <w:t xml:space="preserve">, </w:t>
+      </w:r>
+      <w:r>
+        <w:t>18</w:t>
+      </w:r>
+      <w:r>
+        <w:t xml:space="preserve"> и 19</w:t>
+      </w:r>
+      <w:r>
+        <w:t>).</w:t>
+      </w:r>
+    </w:p>
+    <w:p>
+      <w:pPr>
+        <w:ind w:firstLine="709"/>
+      </w:pPr>
+      <w:r>
+        <w:t>Для того, чтобы сбросить фильтр, предусмотрена соответствующая кноп</w:t>
+      </w:r>
+      <w:r>
+        <w:t>ка «Отменить</w:t>
+      </w:r>
+      <w:r>
+        <w:t>»</w:t>
+      </w:r>
+      <w:r>
+        <w:t>, либо использовать кнопку закрытия окна</w:t>
+      </w:r>
+      <w:r>
+        <w:t xml:space="preserve"> </w:t>
+      </w:r>
+      <w:r>
+        <w:t>(рисунки</w:t>
+      </w:r>
+      <w:r>
+        <w:t xml:space="preserve"> 20</w:t>
+      </w:r>
+      <w:r>
+        <w:t xml:space="preserve"> и 21</w:t>
+      </w:r>
+      <w:r>
+        <w:t>).</w:t>
       </w:r>
     </w:p>
     <w:p>
@@ -7643,11 +7818,12 @@
           <w:noProof/>
           <w:lang w:eastAsia="ru-RU"/>
         </w:rPr>
+        <w:lastRenderedPageBreak/>
         <w:drawing>
-          <wp:inline distT="0" distB="0" distL="0" distR="0" wp14:anchorId="5A8DE0E8" wp14:editId="0FFA1BF2">
-            <wp:extent cx="3867150" cy="1762125"/>
-            <wp:effectExtent l="0" t="0" r="0" b="9525"/>
-            <wp:docPr id="46" name="Рисунок 46"/>
+          <wp:inline distT="0" distB="0" distL="0" distR="0" wp14:anchorId="07C5C16F" wp14:editId="27B94954">
+            <wp:extent cx="6120130" cy="1921510"/>
+            <wp:effectExtent l="0" t="0" r="0" b="2540"/>
+            <wp:docPr id="39" name="Рисунок 39"/>
             <wp:cNvGraphicFramePr>
               <a:graphicFrameLocks xmlns:a="http://schemas.openxmlformats.org/drawingml/2006/main" noChangeAspect="1"/>
             </wp:cNvGraphicFramePr>
@@ -7667,7 +7843,7 @@
                   <pic:spPr>
                     <a:xfrm>
                       <a:off x="0" y="0"/>
-                      <a:ext cx="3867150" cy="1762125"/>
+                      <a:ext cx="6120130" cy="1921510"/>
                     </a:xfrm>
                     <a:prstGeom prst="rect">
                       <a:avLst/>
@@ -7687,41 +7863,34 @@
       <w:r>
         <w:t xml:space="preserve">Рисунок </w:t>
       </w:r>
-      <w:fldSimple w:instr=" SEQ Рисунок \* ARABIC ">
-        <w:r>
-          <w:rPr>
-            <w:noProof/>
-          </w:rPr>
-          <w:t>21</w:t>
-        </w:r>
-      </w:fldSimple>
-      <w:r>
-        <w:t>. Сообщение об отмене фильтрации</w:t>
-      </w:r>
-    </w:p>
-    <w:p>
-      <w:pPr>
-        <w:pStyle w:val="2"/>
-      </w:pPr>
-      <w:r>
-        <w:t>1.5.4 Тестовый случай «Сохранить данные»</w:t>
-      </w:r>
-    </w:p>
-    <w:p>
-      <w:r>
-        <w:t>Для сохранения данных в таблице необ</w:t>
-      </w:r>
-      <w:r>
-        <w:t>ходимо нажать на панели «Файл\Сохранить» (рисунок 22</w:t>
-      </w:r>
-      <w:r>
-        <w:t>). Откроется системный диалог сохранения файла, где пользователь выбирает директорию и</w:t>
-      </w:r>
-      <w:r>
-        <w:t xml:space="preserve"> указывает имя файла (рисунок 23</w:t>
-      </w:r>
-      <w:r>
-        <w:t>).</w:t>
+      <w:r>
+        <w:fldChar w:fldCharType="begin"/>
+      </w:r>
+      <w:r>
+        <w:instrText xml:space="preserve"> SEQ Рисунок \* ARABIC </w:instrText>
+      </w:r>
+      <w:r>
+        <w:fldChar w:fldCharType="separate"/>
+      </w:r>
+      <w:r>
+        <w:rPr>
+          <w:noProof/>
+        </w:rPr>
+        <w:t>17</w:t>
+      </w:r>
+      <w:r>
+        <w:rPr>
+          <w:noProof/>
+        </w:rPr>
+        <w:fldChar w:fldCharType="end"/>
+      </w:r>
+      <w:r>
+        <w:t>. Фильтрация по типу упражнения</w:t>
+      </w:r>
+    </w:p>
+    <w:p>
+      <w:r>
+        <w:t>Появится также с количеством подходящих под заданную фильтрацию упражнений.</w:t>
       </w:r>
     </w:p>
     <w:p>
@@ -7736,10 +7905,10 @@
           <w:lang w:eastAsia="ru-RU"/>
         </w:rPr>
         <w:drawing>
-          <wp:inline distT="0" distB="0" distL="0" distR="0" wp14:anchorId="09628CC7" wp14:editId="033A8600">
-            <wp:extent cx="6120130" cy="2467610"/>
-            <wp:effectExtent l="0" t="0" r="0" b="8890"/>
-            <wp:docPr id="47" name="Рисунок 47"/>
+          <wp:inline distT="0" distB="0" distL="0" distR="0" wp14:anchorId="248CDF6F" wp14:editId="4B646B3B">
+            <wp:extent cx="2562225" cy="1752600"/>
+            <wp:effectExtent l="0" t="0" r="9525" b="0"/>
+            <wp:docPr id="40" name="Рисунок 40"/>
             <wp:cNvGraphicFramePr>
               <a:graphicFrameLocks xmlns:a="http://schemas.openxmlformats.org/drawingml/2006/main" noChangeAspect="1"/>
             </wp:cNvGraphicFramePr>
@@ -7759,7 +7928,7 @@
                   <pic:spPr>
                     <a:xfrm>
                       <a:off x="0" y="0"/>
-                      <a:ext cx="6120130" cy="2467610"/>
+                      <a:ext cx="2562225" cy="1752600"/>
                     </a:xfrm>
                     <a:prstGeom prst="rect">
                       <a:avLst/>
@@ -7779,16 +7948,29 @@
       <w:r>
         <w:t xml:space="preserve">Рисунок </w:t>
       </w:r>
-      <w:fldSimple w:instr=" SEQ Рисунок \* ARABIC ">
-        <w:r>
-          <w:rPr>
-            <w:noProof/>
-          </w:rPr>
-          <w:t>22</w:t>
-        </w:r>
-      </w:fldSimple>
-      <w:r>
-        <w:t>. Сохранение данных</w:t>
+      <w:r>
+        <w:fldChar w:fldCharType="begin"/>
+      </w:r>
+      <w:r>
+        <w:instrText xml:space="preserve"> SEQ Рисунок \* ARABIC </w:instrText>
+      </w:r>
+      <w:r>
+        <w:fldChar w:fldCharType="separate"/>
+      </w:r>
+      <w:r>
+        <w:rPr>
+          <w:noProof/>
+        </w:rPr>
+        <w:t>18</w:t>
+      </w:r>
+      <w:r>
+        <w:rPr>
+          <w:noProof/>
+        </w:rPr>
+        <w:fldChar w:fldCharType="end"/>
+      </w:r>
+      <w:r>
+        <w:t>. Сообщение р результате фильтрации</w:t>
       </w:r>
     </w:p>
     <w:p>
@@ -7802,12 +7984,11 @@
           <w:noProof/>
           <w:lang w:eastAsia="ru-RU"/>
         </w:rPr>
-        <w:lastRenderedPageBreak/>
         <w:drawing>
-          <wp:inline distT="0" distB="0" distL="0" distR="0" wp14:anchorId="5F7A8C52" wp14:editId="0D512EA7">
-            <wp:extent cx="6120130" cy="3834130"/>
-            <wp:effectExtent l="0" t="0" r="0" b="0"/>
-            <wp:docPr id="48" name="Рисунок 48"/>
+          <wp:inline distT="0" distB="0" distL="0" distR="0" wp14:anchorId="1341DA04" wp14:editId="52AE6E05">
+            <wp:extent cx="5510530" cy="1709534"/>
+            <wp:effectExtent l="0" t="0" r="0" b="5080"/>
+            <wp:docPr id="43" name="Рисунок 43"/>
             <wp:cNvGraphicFramePr>
               <a:graphicFrameLocks xmlns:a="http://schemas.openxmlformats.org/drawingml/2006/main" noChangeAspect="1"/>
             </wp:cNvGraphicFramePr>
@@ -7827,7 +8008,7 @@
                   <pic:spPr>
                     <a:xfrm>
                       <a:off x="0" y="0"/>
-                      <a:ext cx="6120130" cy="3834130"/>
+                      <a:ext cx="5527493" cy="1714796"/>
                     </a:xfrm>
                     <a:prstGeom prst="rect">
                       <a:avLst/>
@@ -7847,38 +8028,32 @@
       <w:r>
         <w:t xml:space="preserve">Рисунок </w:t>
       </w:r>
-      <w:fldSimple w:instr=" SEQ Рисунок \* ARABIC ">
-        <w:r>
-          <w:rPr>
-            <w:noProof/>
-          </w:rPr>
-          <w:t>23</w:t>
-        </w:r>
-      </w:fldSimple>
-      <w:r>
-        <w:t>. Сохранение файла</w:t>
-      </w:r>
-    </w:p>
-    <w:p>
-      <w:r>
-        <w:t>После сохранения данных в файл появится соотв</w:t>
-      </w:r>
-      <w:r>
-        <w:t>етствующее сообщение (рисунки 2</w:t>
-      </w:r>
-      <w:r>
-        <w:t>4</w:t>
-      </w:r>
-      <w:r>
-        <w:t xml:space="preserve"> и 2</w:t>
-      </w:r>
-      <w:r>
-        <w:t>5</w:t>
-      </w:r>
-      <w:r>
-        <w:t>).</w:t>
-      </w:r>
-    </w:p>
+      <w:r>
+        <w:fldChar w:fldCharType="begin"/>
+      </w:r>
+      <w:r>
+        <w:instrText xml:space="preserve"> SEQ Рисунок \* ARABIC </w:instrText>
+      </w:r>
+      <w:r>
+        <w:fldChar w:fldCharType="separate"/>
+      </w:r>
+      <w:r>
+        <w:rPr>
+          <w:noProof/>
+        </w:rPr>
+        <w:t>19</w:t>
+      </w:r>
+      <w:r>
+        <w:rPr>
+          <w:noProof/>
+        </w:rPr>
+        <w:fldChar w:fldCharType="end"/>
+      </w:r>
+      <w:r>
+        <w:t>. Результат поиска элемента</w:t>
+      </w:r>
+    </w:p>
+    <w:p/>
     <w:p>
       <w:pPr>
         <w:keepNext/>
@@ -7890,11 +8065,12 @@
           <w:noProof/>
           <w:lang w:eastAsia="ru-RU"/>
         </w:rPr>
+        <w:lastRenderedPageBreak/>
         <w:drawing>
-          <wp:inline distT="0" distB="0" distL="0" distR="0" wp14:anchorId="3187AA1E" wp14:editId="3C9618B7">
-            <wp:extent cx="2847975" cy="1695450"/>
-            <wp:effectExtent l="0" t="0" r="9525" b="0"/>
-            <wp:docPr id="49" name="Рисунок 49"/>
+          <wp:inline distT="0" distB="0" distL="0" distR="0" wp14:anchorId="10C11A04" wp14:editId="585C9FE7">
+            <wp:extent cx="5982970" cy="1855478"/>
+            <wp:effectExtent l="0" t="0" r="0" b="0"/>
+            <wp:docPr id="45" name="Рисунок 45"/>
             <wp:cNvGraphicFramePr>
               <a:graphicFrameLocks xmlns:a="http://schemas.openxmlformats.org/drawingml/2006/main" noChangeAspect="1"/>
             </wp:cNvGraphicFramePr>
@@ -7914,7 +8090,7 @@
                   <pic:spPr>
                     <a:xfrm>
                       <a:off x="0" y="0"/>
-                      <a:ext cx="2847975" cy="1695450"/>
+                      <a:ext cx="5988171" cy="1857091"/>
                     </a:xfrm>
                     <a:prstGeom prst="rect">
                       <a:avLst/>
@@ -7934,16 +8110,29 @@
       <w:r>
         <w:t xml:space="preserve">Рисунок </w:t>
       </w:r>
-      <w:fldSimple w:instr=" SEQ Рисунок \* ARABIC ">
-        <w:r>
-          <w:rPr>
-            <w:noProof/>
-          </w:rPr>
-          <w:t>24</w:t>
-        </w:r>
-      </w:fldSimple>
-      <w:r>
-        <w:t>. Сообщение о сохранении файла</w:t>
+      <w:r>
+        <w:fldChar w:fldCharType="begin"/>
+      </w:r>
+      <w:r>
+        <w:instrText xml:space="preserve"> SEQ Рисунок \* ARABIC </w:instrText>
+      </w:r>
+      <w:r>
+        <w:fldChar w:fldCharType="separate"/>
+      </w:r>
+      <w:r>
+        <w:rPr>
+          <w:noProof/>
+        </w:rPr>
+        <w:t>20</w:t>
+      </w:r>
+      <w:r>
+        <w:rPr>
+          <w:noProof/>
+        </w:rPr>
+        <w:fldChar w:fldCharType="end"/>
+      </w:r>
+      <w:r>
+        <w:t>. Отмена фильтрации</w:t>
       </w:r>
     </w:p>
     <w:p>
@@ -7957,12 +8146,11 @@
           <w:noProof/>
           <w:lang w:eastAsia="ru-RU"/>
         </w:rPr>
-        <w:lastRenderedPageBreak/>
         <w:drawing>
-          <wp:inline distT="0" distB="0" distL="0" distR="0" wp14:anchorId="144C6716" wp14:editId="2FC7B2DA">
-            <wp:extent cx="5373370" cy="2707313"/>
-            <wp:effectExtent l="0" t="0" r="0" b="0"/>
-            <wp:docPr id="51" name="Рисунок 51"/>
+          <wp:inline distT="0" distB="0" distL="0" distR="0" wp14:anchorId="5A8DE0E8" wp14:editId="0FFA1BF2">
+            <wp:extent cx="3867150" cy="1762125"/>
+            <wp:effectExtent l="0" t="0" r="0" b="9525"/>
+            <wp:docPr id="46" name="Рисунок 46"/>
             <wp:cNvGraphicFramePr>
               <a:graphicFrameLocks xmlns:a="http://schemas.openxmlformats.org/drawingml/2006/main" noChangeAspect="1"/>
             </wp:cNvGraphicFramePr>
@@ -7982,7 +8170,7 @@
                   <pic:spPr>
                     <a:xfrm>
                       <a:off x="0" y="0"/>
-                      <a:ext cx="5379174" cy="2710237"/>
+                      <a:ext cx="3867150" cy="1762125"/>
                     </a:xfrm>
                     <a:prstGeom prst="rect">
                       <a:avLst/>
@@ -8002,21 +8190,54 @@
       <w:r>
         <w:t xml:space="preserve">Рисунок </w:t>
       </w:r>
-      <w:fldSimple w:instr=" SEQ Рисунок \* ARABIC ">
-        <w:r>
-          <w:rPr>
-            <w:noProof/>
-          </w:rPr>
-          <w:t>25</w:t>
-        </w:r>
-      </w:fldSimple>
-      <w:r>
-        <w:t>. Результат сохранения файла</w:t>
-      </w:r>
-    </w:p>
-    <w:p>
-      <w:r>
-        <w:t>В случае, если таблица пуста, сохранение не производится (рисунок 23).</w:t>
+      <w:r>
+        <w:fldChar w:fldCharType="begin"/>
+      </w:r>
+      <w:r>
+        <w:instrText xml:space="preserve"> SEQ Рисунок \* ARABIC </w:instrText>
+      </w:r>
+      <w:r>
+        <w:fldChar w:fldCharType="separate"/>
+      </w:r>
+      <w:r>
+        <w:rPr>
+          <w:noProof/>
+        </w:rPr>
+        <w:t>21</w:t>
+      </w:r>
+      <w:r>
+        <w:rPr>
+          <w:noProof/>
+        </w:rPr>
+        <w:fldChar w:fldCharType="end"/>
+      </w:r>
+      <w:r>
+        <w:t>. Сообщение об отмене фильтрации</w:t>
+      </w:r>
+    </w:p>
+    <w:p>
+      <w:pPr>
+        <w:pStyle w:val="2"/>
+      </w:pPr>
+      <w:r>
+        <w:t>1.5.4 Тестовый случай «Сохранить данные»</w:t>
+      </w:r>
+    </w:p>
+    <w:p>
+      <w:r>
+        <w:t>Для сохранения данных в таблице необ</w:t>
+      </w:r>
+      <w:r>
+        <w:t>ходимо нажать на панели «Файл\Сохранить» (рисунок 22</w:t>
+      </w:r>
+      <w:r>
+        <w:t>). Откроется системный диалог сохранения файла, где пользователь выбирает директорию и</w:t>
+      </w:r>
+      <w:r>
+        <w:t xml:space="preserve"> указывает имя файла (рисунок 23</w:t>
+      </w:r>
+      <w:r>
+        <w:t>).</w:t>
       </w:r>
     </w:p>
     <w:p>
@@ -8031,10 +8252,10 @@
           <w:lang w:eastAsia="ru-RU"/>
         </w:rPr>
         <w:drawing>
-          <wp:inline distT="0" distB="0" distL="0" distR="0" wp14:anchorId="5F910055" wp14:editId="06C58C05">
-            <wp:extent cx="6120130" cy="2498725"/>
-            <wp:effectExtent l="0" t="0" r="0" b="0"/>
-            <wp:docPr id="50" name="Рисунок 50"/>
+          <wp:inline distT="0" distB="0" distL="0" distR="0" wp14:anchorId="09628CC7" wp14:editId="033A8600">
+            <wp:extent cx="6120130" cy="2467610"/>
+            <wp:effectExtent l="0" t="0" r="0" b="8890"/>
+            <wp:docPr id="47" name="Рисунок 47"/>
             <wp:cNvGraphicFramePr>
               <a:graphicFrameLocks xmlns:a="http://schemas.openxmlformats.org/drawingml/2006/main" noChangeAspect="1"/>
             </wp:cNvGraphicFramePr>
@@ -8054,7 +8275,7 @@
                   <pic:spPr>
                     <a:xfrm>
                       <a:off x="0" y="0"/>
-                      <a:ext cx="6120130" cy="2498725"/>
+                      <a:ext cx="6120130" cy="2467610"/>
                     </a:xfrm>
                     <a:prstGeom prst="rect">
                       <a:avLst/>
@@ -8074,41 +8295,29 @@
       <w:r>
         <w:t xml:space="preserve">Рисунок </w:t>
       </w:r>
-      <w:fldSimple w:instr=" SEQ Рисунок \* ARABIC ">
-        <w:r>
-          <w:rPr>
-            <w:noProof/>
-          </w:rPr>
-          <w:t>26</w:t>
-        </w:r>
-      </w:fldSimple>
-      <w:r>
-        <w:t>. Результат нажатия на кнопку «Сохранить» при пустой таблице</w:t>
-      </w:r>
-    </w:p>
-    <w:p>
-      <w:pPr>
-        <w:pStyle w:val="2"/>
-      </w:pPr>
-      <w:r>
-        <w:t>1.5.5 Тестовый случай «</w:t>
-      </w:r>
-      <w:r>
-        <w:t>Загрузить</w:t>
-      </w:r>
-      <w:r>
-        <w:t xml:space="preserve"> данные»</w:t>
-      </w:r>
-    </w:p>
-    <w:p>
-      <w:r>
-        <w:t>Для открытия данных в таблице необходимо нажать на панели «Файл\Открыть» (рисунок 27). Откроется системный диалог открытия файла, где пользователь выбирает необходимый файл (рисунок 2</w:t>
-      </w:r>
-      <w:r>
-        <w:t>8</w:t>
-      </w:r>
-      <w:r>
-        <w:t>).</w:t>
+      <w:r>
+        <w:fldChar w:fldCharType="begin"/>
+      </w:r>
+      <w:r>
+        <w:instrText xml:space="preserve"> SEQ Рисунок \* ARABIC </w:instrText>
+      </w:r>
+      <w:r>
+        <w:fldChar w:fldCharType="separate"/>
+      </w:r>
+      <w:r>
+        <w:rPr>
+          <w:noProof/>
+        </w:rPr>
+        <w:t>22</w:t>
+      </w:r>
+      <w:r>
+        <w:rPr>
+          <w:noProof/>
+        </w:rPr>
+        <w:fldChar w:fldCharType="end"/>
+      </w:r>
+      <w:r>
+        <w:t>. Сохранение данных</w:t>
       </w:r>
     </w:p>
     <w:p>
@@ -8124,10 +8333,10 @@
         </w:rPr>
         <w:lastRenderedPageBreak/>
         <w:drawing>
-          <wp:inline distT="0" distB="0" distL="0" distR="0" wp14:anchorId="76521255" wp14:editId="1E5231AD">
-            <wp:extent cx="6120130" cy="2459355"/>
+          <wp:inline distT="0" distB="0" distL="0" distR="0" wp14:anchorId="5F7A8C52" wp14:editId="0D512EA7">
+            <wp:extent cx="6120130" cy="3834130"/>
             <wp:effectExtent l="0" t="0" r="0" b="0"/>
-            <wp:docPr id="52" name="Рисунок 52"/>
+            <wp:docPr id="48" name="Рисунок 48"/>
             <wp:cNvGraphicFramePr>
               <a:graphicFrameLocks xmlns:a="http://schemas.openxmlformats.org/drawingml/2006/main" noChangeAspect="1"/>
             </wp:cNvGraphicFramePr>
@@ -8147,7 +8356,7 @@
                   <pic:spPr>
                     <a:xfrm>
                       <a:off x="0" y="0"/>
-                      <a:ext cx="6120130" cy="2459355"/>
+                      <a:ext cx="6120130" cy="3834130"/>
                     </a:xfrm>
                     <a:prstGeom prst="rect">
                       <a:avLst/>
@@ -8167,24 +8376,49 @@
       <w:r>
         <w:t xml:space="preserve">Рисунок </w:t>
       </w:r>
-      <w:fldSimple w:instr=" SEQ Рисунок \* ARABIC ">
-        <w:r>
-          <w:rPr>
-            <w:noProof/>
-          </w:rPr>
-          <w:t>27</w:t>
-        </w:r>
-      </w:fldSimple>
-      <w:r>
-        <w:t>. Загрузить данные в таблицу</w:t>
-      </w:r>
-    </w:p>
-    <w:p>
-      <w:r>
-        <w:t>Далее откроется системный диалог загрузки файла (рисунок 25). После</w:t>
-      </w:r>
-      <w:r>
-        <w:t xml:space="preserve"> успешной загрузки появится сообщение (рисунки 26 и 27).</w:t>
+      <w:r>
+        <w:fldChar w:fldCharType="begin"/>
+      </w:r>
+      <w:r>
+        <w:instrText xml:space="preserve"> SEQ Рисунок \* ARABIC </w:instrText>
+      </w:r>
+      <w:r>
+        <w:fldChar w:fldCharType="separate"/>
+      </w:r>
+      <w:r>
+        <w:rPr>
+          <w:noProof/>
+        </w:rPr>
+        <w:t>23</w:t>
+      </w:r>
+      <w:r>
+        <w:rPr>
+          <w:noProof/>
+        </w:rPr>
+        <w:fldChar w:fldCharType="end"/>
+      </w:r>
+      <w:r>
+        <w:t>. Сохранение файла</w:t>
+      </w:r>
+    </w:p>
+    <w:p>
+      <w:r>
+        <w:t>После сохранения данных в файл появится соотв</w:t>
+      </w:r>
+      <w:r>
+        <w:t>етствующее сообщение (рисунки 2</w:t>
+      </w:r>
+      <w:r>
+        <w:t>4</w:t>
+      </w:r>
+      <w:r>
+        <w:t xml:space="preserve"> и 2</w:t>
+      </w:r>
+      <w:r>
+        <w:t>5</w:t>
+      </w:r>
+      <w:r>
+        <w:t>).</w:t>
       </w:r>
     </w:p>
     <w:p>
@@ -8199,10 +8433,10 @@
           <w:lang w:eastAsia="ru-RU"/>
         </w:rPr>
         <w:drawing>
-          <wp:inline distT="0" distB="0" distL="0" distR="0" wp14:anchorId="64CC8932" wp14:editId="13AEDE76">
-            <wp:extent cx="5518150" cy="3386007"/>
-            <wp:effectExtent l="0" t="0" r="6350" b="5080"/>
-            <wp:docPr id="53" name="Рисунок 53"/>
+          <wp:inline distT="0" distB="0" distL="0" distR="0" wp14:anchorId="3187AA1E" wp14:editId="3C9618B7">
+            <wp:extent cx="2847975" cy="1695450"/>
+            <wp:effectExtent l="0" t="0" r="9525" b="0"/>
+            <wp:docPr id="49" name="Рисунок 49"/>
             <wp:cNvGraphicFramePr>
               <a:graphicFrameLocks xmlns:a="http://schemas.openxmlformats.org/drawingml/2006/main" noChangeAspect="1"/>
             </wp:cNvGraphicFramePr>
@@ -8222,7 +8456,7 @@
                   <pic:spPr>
                     <a:xfrm>
                       <a:off x="0" y="0"/>
-                      <a:ext cx="5519374" cy="3386758"/>
+                      <a:ext cx="2847975" cy="1695450"/>
                     </a:xfrm>
                     <a:prstGeom prst="rect">
                       <a:avLst/>
@@ -8242,16 +8476,29 @@
       <w:r>
         <w:t xml:space="preserve">Рисунок </w:t>
       </w:r>
-      <w:fldSimple w:instr=" SEQ Рисунок \* ARABIC ">
-        <w:r>
-          <w:rPr>
-            <w:noProof/>
-          </w:rPr>
-          <w:t>28</w:t>
-        </w:r>
-      </w:fldSimple>
-      <w:r>
-        <w:t>. Выбор файла для открытия</w:t>
+      <w:r>
+        <w:fldChar w:fldCharType="begin"/>
+      </w:r>
+      <w:r>
+        <w:instrText xml:space="preserve"> SEQ Рисунок \* ARABIC </w:instrText>
+      </w:r>
+      <w:r>
+        <w:fldChar w:fldCharType="separate"/>
+      </w:r>
+      <w:r>
+        <w:rPr>
+          <w:noProof/>
+        </w:rPr>
+        <w:t>24</w:t>
+      </w:r>
+      <w:r>
+        <w:rPr>
+          <w:noProof/>
+        </w:rPr>
+        <w:fldChar w:fldCharType="end"/>
+      </w:r>
+      <w:r>
+        <w:t>. Сообщение о сохранении файла</w:t>
       </w:r>
     </w:p>
     <w:p>
@@ -8265,11 +8512,12 @@
           <w:noProof/>
           <w:lang w:eastAsia="ru-RU"/>
         </w:rPr>
+        <w:lastRenderedPageBreak/>
         <w:drawing>
-          <wp:inline distT="0" distB="0" distL="0" distR="0" wp14:anchorId="39C973D7" wp14:editId="5841C684">
-            <wp:extent cx="2569845" cy="1533481"/>
-            <wp:effectExtent l="0" t="0" r="1905" b="0"/>
-            <wp:docPr id="54" name="Рисунок 54"/>
+          <wp:inline distT="0" distB="0" distL="0" distR="0" wp14:anchorId="144C6716" wp14:editId="2FC7B2DA">
+            <wp:extent cx="5373370" cy="2707313"/>
+            <wp:effectExtent l="0" t="0" r="0" b="0"/>
+            <wp:docPr id="51" name="Рисунок 51"/>
             <wp:cNvGraphicFramePr>
               <a:graphicFrameLocks xmlns:a="http://schemas.openxmlformats.org/drawingml/2006/main" noChangeAspect="1"/>
             </wp:cNvGraphicFramePr>
@@ -8289,7 +8537,7 @@
                   <pic:spPr>
                     <a:xfrm>
                       <a:off x="0" y="0"/>
-                      <a:ext cx="2590472" cy="1545790"/>
+                      <a:ext cx="5379174" cy="2710237"/>
                     </a:xfrm>
                     <a:prstGeom prst="rect">
                       <a:avLst/>
@@ -8309,16 +8557,34 @@
       <w:r>
         <w:t xml:space="preserve">Рисунок </w:t>
       </w:r>
-      <w:fldSimple w:instr=" SEQ Рисунок \* ARABIC ">
-        <w:r>
-          <w:rPr>
-            <w:noProof/>
-          </w:rPr>
-          <w:t>29</w:t>
-        </w:r>
-      </w:fldSimple>
-      <w:r>
-        <w:t>. Сообщение, информирующее об успешной загрузке файла</w:t>
+      <w:r>
+        <w:fldChar w:fldCharType="begin"/>
+      </w:r>
+      <w:r>
+        <w:instrText xml:space="preserve"> SEQ Рисунок \* ARABIC </w:instrText>
+      </w:r>
+      <w:r>
+        <w:fldChar w:fldCharType="separate"/>
+      </w:r>
+      <w:r>
+        <w:rPr>
+          <w:noProof/>
+        </w:rPr>
+        <w:t>25</w:t>
+      </w:r>
+      <w:r>
+        <w:rPr>
+          <w:noProof/>
+        </w:rPr>
+        <w:fldChar w:fldCharType="end"/>
+      </w:r>
+      <w:r>
+        <w:t>. Результат сохранения файла</w:t>
+      </w:r>
+    </w:p>
+    <w:p>
+      <w:r>
+        <w:t>В случае, если таблица пуста, сохранение не производится (рисунок 23).</w:t>
       </w:r>
     </w:p>
     <w:p>
@@ -8332,12 +8598,11 @@
           <w:noProof/>
           <w:lang w:eastAsia="ru-RU"/>
         </w:rPr>
-        <w:lastRenderedPageBreak/>
         <w:drawing>
-          <wp:inline distT="0" distB="0" distL="0" distR="0" wp14:anchorId="03070F39" wp14:editId="67F73617">
-            <wp:extent cx="6120130" cy="2486660"/>
-            <wp:effectExtent l="0" t="0" r="0" b="8890"/>
-            <wp:docPr id="55" name="Рисунок 55"/>
+          <wp:inline distT="0" distB="0" distL="0" distR="0" wp14:anchorId="5F910055" wp14:editId="06C58C05">
+            <wp:extent cx="6120130" cy="2498725"/>
+            <wp:effectExtent l="0" t="0" r="0" b="0"/>
+            <wp:docPr id="50" name="Рисунок 50"/>
             <wp:cNvGraphicFramePr>
               <a:graphicFrameLocks xmlns:a="http://schemas.openxmlformats.org/drawingml/2006/main" noChangeAspect="1"/>
             </wp:cNvGraphicFramePr>
@@ -8357,6 +8622,361 @@
                   <pic:spPr>
                     <a:xfrm>
                       <a:off x="0" y="0"/>
+                      <a:ext cx="6120130" cy="2498725"/>
+                    </a:xfrm>
+                    <a:prstGeom prst="rect">
+                      <a:avLst/>
+                    </a:prstGeom>
+                  </pic:spPr>
+                </pic:pic>
+              </a:graphicData>
+            </a:graphic>
+          </wp:inline>
+        </w:drawing>
+      </w:r>
+    </w:p>
+    <w:p>
+      <w:pPr>
+        <w:pStyle w:val="af2"/>
+      </w:pPr>
+      <w:r>
+        <w:t xml:space="preserve">Рисунок </w:t>
+      </w:r>
+      <w:r>
+        <w:fldChar w:fldCharType="begin"/>
+      </w:r>
+      <w:r>
+        <w:instrText xml:space="preserve"> SEQ Рисунок \* ARABIC </w:instrText>
+      </w:r>
+      <w:r>
+        <w:fldChar w:fldCharType="separate"/>
+      </w:r>
+      <w:r>
+        <w:rPr>
+          <w:noProof/>
+        </w:rPr>
+        <w:t>26</w:t>
+      </w:r>
+      <w:r>
+        <w:rPr>
+          <w:noProof/>
+        </w:rPr>
+        <w:fldChar w:fldCharType="end"/>
+      </w:r>
+      <w:r>
+        <w:t>. Результат нажатия на кнопку «Сохранить» при пустой таблице</w:t>
+      </w:r>
+    </w:p>
+    <w:p>
+      <w:pPr>
+        <w:pStyle w:val="2"/>
+      </w:pPr>
+      <w:r>
+        <w:t>1.5.5 Тестовый случай «</w:t>
+      </w:r>
+      <w:r>
+        <w:t>Загрузить</w:t>
+      </w:r>
+      <w:r>
+        <w:t xml:space="preserve"> данные»</w:t>
+      </w:r>
+    </w:p>
+    <w:p>
+      <w:r>
+        <w:t>Для открытия данных в таблице необходимо нажать на панели «Файл\Открыть» (рисунок 27). Откроется системный диалог открытия файла, где пользователь выбирает необходимый файл (рисунок 2</w:t>
+      </w:r>
+      <w:r>
+        <w:t>8</w:t>
+      </w:r>
+      <w:r>
+        <w:t>).</w:t>
+      </w:r>
+    </w:p>
+    <w:p>
+      <w:pPr>
+        <w:keepNext/>
+        <w:ind w:firstLine="0"/>
+        <w:jc w:val="center"/>
+      </w:pPr>
+      <w:r>
+        <w:rPr>
+          <w:noProof/>
+          <w:lang w:eastAsia="ru-RU"/>
+        </w:rPr>
+        <w:lastRenderedPageBreak/>
+        <w:drawing>
+          <wp:inline distT="0" distB="0" distL="0" distR="0" wp14:anchorId="76521255" wp14:editId="1E5231AD">
+            <wp:extent cx="6120130" cy="2459355"/>
+            <wp:effectExtent l="0" t="0" r="0" b="0"/>
+            <wp:docPr id="52" name="Рисунок 52"/>
+            <wp:cNvGraphicFramePr>
+              <a:graphicFrameLocks xmlns:a="http://schemas.openxmlformats.org/drawingml/2006/main" noChangeAspect="1"/>
+            </wp:cNvGraphicFramePr>
+            <a:graphic xmlns:a="http://schemas.openxmlformats.org/drawingml/2006/main">
+              <a:graphicData uri="http://schemas.openxmlformats.org/drawingml/2006/picture">
+                <pic:pic xmlns:pic="http://schemas.openxmlformats.org/drawingml/2006/picture">
+                  <pic:nvPicPr>
+                    <pic:cNvPr id="1" name=""/>
+                    <pic:cNvPicPr/>
+                  </pic:nvPicPr>
+                  <pic:blipFill>
+                    <a:blip r:embed="rId40"/>
+                    <a:stretch>
+                      <a:fillRect/>
+                    </a:stretch>
+                  </pic:blipFill>
+                  <pic:spPr>
+                    <a:xfrm>
+                      <a:off x="0" y="0"/>
+                      <a:ext cx="6120130" cy="2459355"/>
+                    </a:xfrm>
+                    <a:prstGeom prst="rect">
+                      <a:avLst/>
+                    </a:prstGeom>
+                  </pic:spPr>
+                </pic:pic>
+              </a:graphicData>
+            </a:graphic>
+          </wp:inline>
+        </w:drawing>
+      </w:r>
+    </w:p>
+    <w:p>
+      <w:pPr>
+        <w:pStyle w:val="af2"/>
+      </w:pPr>
+      <w:r>
+        <w:t xml:space="preserve">Рисунок </w:t>
+      </w:r>
+      <w:r>
+        <w:fldChar w:fldCharType="begin"/>
+      </w:r>
+      <w:r>
+        <w:instrText xml:space="preserve"> SEQ Рисунок \* ARABIC </w:instrText>
+      </w:r>
+      <w:r>
+        <w:fldChar w:fldCharType="separate"/>
+      </w:r>
+      <w:r>
+        <w:rPr>
+          <w:noProof/>
+        </w:rPr>
+        <w:t>27</w:t>
+      </w:r>
+      <w:r>
+        <w:rPr>
+          <w:noProof/>
+        </w:rPr>
+        <w:fldChar w:fldCharType="end"/>
+      </w:r>
+      <w:r>
+        <w:t>. Загрузить данные в таблицу</w:t>
+      </w:r>
+    </w:p>
+    <w:p>
+      <w:r>
+        <w:t>Далее откроется системный диалог загрузки файла (рисунок 25). После</w:t>
+      </w:r>
+      <w:r>
+        <w:t xml:space="preserve"> успешной загрузки появится сообщение (рисунки 26 и 27).</w:t>
+      </w:r>
+    </w:p>
+    <w:p>
+      <w:pPr>
+        <w:keepNext/>
+        <w:ind w:firstLine="0"/>
+        <w:jc w:val="center"/>
+      </w:pPr>
+      <w:r>
+        <w:rPr>
+          <w:noProof/>
+          <w:lang w:eastAsia="ru-RU"/>
+        </w:rPr>
+        <w:drawing>
+          <wp:inline distT="0" distB="0" distL="0" distR="0" wp14:anchorId="64CC8932" wp14:editId="13AEDE76">
+            <wp:extent cx="5518150" cy="3386007"/>
+            <wp:effectExtent l="0" t="0" r="6350" b="5080"/>
+            <wp:docPr id="53" name="Рисунок 53"/>
+            <wp:cNvGraphicFramePr>
+              <a:graphicFrameLocks xmlns:a="http://schemas.openxmlformats.org/drawingml/2006/main" noChangeAspect="1"/>
+            </wp:cNvGraphicFramePr>
+            <a:graphic xmlns:a="http://schemas.openxmlformats.org/drawingml/2006/main">
+              <a:graphicData uri="http://schemas.openxmlformats.org/drawingml/2006/picture">
+                <pic:pic xmlns:pic="http://schemas.openxmlformats.org/drawingml/2006/picture">
+                  <pic:nvPicPr>
+                    <pic:cNvPr id="1" name=""/>
+                    <pic:cNvPicPr/>
+                  </pic:nvPicPr>
+                  <pic:blipFill>
+                    <a:blip r:embed="rId41"/>
+                    <a:stretch>
+                      <a:fillRect/>
+                    </a:stretch>
+                  </pic:blipFill>
+                  <pic:spPr>
+                    <a:xfrm>
+                      <a:off x="0" y="0"/>
+                      <a:ext cx="5519374" cy="3386758"/>
+                    </a:xfrm>
+                    <a:prstGeom prst="rect">
+                      <a:avLst/>
+                    </a:prstGeom>
+                  </pic:spPr>
+                </pic:pic>
+              </a:graphicData>
+            </a:graphic>
+          </wp:inline>
+        </w:drawing>
+      </w:r>
+    </w:p>
+    <w:p>
+      <w:pPr>
+        <w:pStyle w:val="af2"/>
+      </w:pPr>
+      <w:r>
+        <w:t xml:space="preserve">Рисунок </w:t>
+      </w:r>
+      <w:r>
+        <w:fldChar w:fldCharType="begin"/>
+      </w:r>
+      <w:r>
+        <w:instrText xml:space="preserve"> SEQ Рисунок \* ARABIC </w:instrText>
+      </w:r>
+      <w:r>
+        <w:fldChar w:fldCharType="separate"/>
+      </w:r>
+      <w:r>
+        <w:rPr>
+          <w:noProof/>
+        </w:rPr>
+        <w:t>28</w:t>
+      </w:r>
+      <w:r>
+        <w:rPr>
+          <w:noProof/>
+        </w:rPr>
+        <w:fldChar w:fldCharType="end"/>
+      </w:r>
+      <w:r>
+        <w:t>. Выбор файла для открытия</w:t>
+      </w:r>
+    </w:p>
+    <w:p>
+      <w:pPr>
+        <w:keepNext/>
+        <w:ind w:firstLine="0"/>
+        <w:jc w:val="center"/>
+      </w:pPr>
+      <w:r>
+        <w:rPr>
+          <w:noProof/>
+          <w:lang w:eastAsia="ru-RU"/>
+        </w:rPr>
+        <w:drawing>
+          <wp:inline distT="0" distB="0" distL="0" distR="0" wp14:anchorId="39C973D7" wp14:editId="5841C684">
+            <wp:extent cx="2569845" cy="1533481"/>
+            <wp:effectExtent l="0" t="0" r="1905" b="0"/>
+            <wp:docPr id="54" name="Рисунок 54"/>
+            <wp:cNvGraphicFramePr>
+              <a:graphicFrameLocks xmlns:a="http://schemas.openxmlformats.org/drawingml/2006/main" noChangeAspect="1"/>
+            </wp:cNvGraphicFramePr>
+            <a:graphic xmlns:a="http://schemas.openxmlformats.org/drawingml/2006/main">
+              <a:graphicData uri="http://schemas.openxmlformats.org/drawingml/2006/picture">
+                <pic:pic xmlns:pic="http://schemas.openxmlformats.org/drawingml/2006/picture">
+                  <pic:nvPicPr>
+                    <pic:cNvPr id="1" name=""/>
+                    <pic:cNvPicPr/>
+                  </pic:nvPicPr>
+                  <pic:blipFill>
+                    <a:blip r:embed="rId42"/>
+                    <a:stretch>
+                      <a:fillRect/>
+                    </a:stretch>
+                  </pic:blipFill>
+                  <pic:spPr>
+                    <a:xfrm>
+                      <a:off x="0" y="0"/>
+                      <a:ext cx="2590472" cy="1545790"/>
+                    </a:xfrm>
+                    <a:prstGeom prst="rect">
+                      <a:avLst/>
+                    </a:prstGeom>
+                  </pic:spPr>
+                </pic:pic>
+              </a:graphicData>
+            </a:graphic>
+          </wp:inline>
+        </w:drawing>
+      </w:r>
+    </w:p>
+    <w:p>
+      <w:pPr>
+        <w:pStyle w:val="af2"/>
+      </w:pPr>
+      <w:r>
+        <w:t xml:space="preserve">Рисунок </w:t>
+      </w:r>
+      <w:r>
+        <w:fldChar w:fldCharType="begin"/>
+      </w:r>
+      <w:r>
+        <w:instrText xml:space="preserve"> SEQ Рисунок \* ARABIC </w:instrText>
+      </w:r>
+      <w:r>
+        <w:fldChar w:fldCharType="separate"/>
+      </w:r>
+      <w:r>
+        <w:rPr>
+          <w:noProof/>
+        </w:rPr>
+        <w:t>29</w:t>
+      </w:r>
+      <w:r>
+        <w:rPr>
+          <w:noProof/>
+        </w:rPr>
+        <w:fldChar w:fldCharType="end"/>
+      </w:r>
+      <w:r>
+        <w:t>. Сообщение, информирующее об успешной загрузке файла</w:t>
+      </w:r>
+    </w:p>
+    <w:p>
+      <w:pPr>
+        <w:keepNext/>
+        <w:ind w:firstLine="0"/>
+        <w:jc w:val="center"/>
+      </w:pPr>
+      <w:r>
+        <w:rPr>
+          <w:noProof/>
+          <w:lang w:eastAsia="ru-RU"/>
+        </w:rPr>
+        <w:lastRenderedPageBreak/>
+        <w:drawing>
+          <wp:inline distT="0" distB="0" distL="0" distR="0" wp14:anchorId="03070F39" wp14:editId="67F73617">
+            <wp:extent cx="6120130" cy="2486660"/>
+            <wp:effectExtent l="0" t="0" r="0" b="8890"/>
+            <wp:docPr id="55" name="Рисунок 55"/>
+            <wp:cNvGraphicFramePr>
+              <a:graphicFrameLocks xmlns:a="http://schemas.openxmlformats.org/drawingml/2006/main" noChangeAspect="1"/>
+            </wp:cNvGraphicFramePr>
+            <a:graphic xmlns:a="http://schemas.openxmlformats.org/drawingml/2006/main">
+              <a:graphicData uri="http://schemas.openxmlformats.org/drawingml/2006/picture">
+                <pic:pic xmlns:pic="http://schemas.openxmlformats.org/drawingml/2006/picture">
+                  <pic:nvPicPr>
+                    <pic:cNvPr id="1" name=""/>
+                    <pic:cNvPicPr/>
+                  </pic:nvPicPr>
+                  <pic:blipFill>
+                    <a:blip r:embed="rId43"/>
+                    <a:stretch>
+                      <a:fillRect/>
+                    </a:stretch>
+                  </pic:blipFill>
+                  <pic:spPr>
+                    <a:xfrm>
+                      <a:off x="0" y="0"/>
                       <a:ext cx="6120130" cy="2486660"/>
                     </a:xfrm>
                     <a:prstGeom prst="rect">
@@ -8377,14 +8997,27 @@
       <w:r>
         <w:t xml:space="preserve">Рисунок </w:t>
       </w:r>
-      <w:fldSimple w:instr=" SEQ Рисунок \* ARABIC ">
-        <w:r>
-          <w:rPr>
-            <w:noProof/>
-          </w:rPr>
-          <w:t>30</w:t>
-        </w:r>
-      </w:fldSimple>
+      <w:r>
+        <w:fldChar w:fldCharType="begin"/>
+      </w:r>
+      <w:r>
+        <w:instrText xml:space="preserve"> SEQ Рисунок \* ARABIC </w:instrText>
+      </w:r>
+      <w:r>
+        <w:fldChar w:fldCharType="separate"/>
+      </w:r>
+      <w:r>
+        <w:rPr>
+          <w:noProof/>
+        </w:rPr>
+        <w:t>30</w:t>
+      </w:r>
+      <w:r>
+        <w:rPr>
+          <w:noProof/>
+        </w:rPr>
+        <w:fldChar w:fldCharType="end"/>
+      </w:r>
       <w:r>
         <w:t>. Результат загрузки данных</w:t>
       </w:r>
@@ -8422,10 +9055,7 @@
       <w:bookmarkEnd w:id="15"/>
       <w:bookmarkEnd w:id="16"/>
     </w:p>
-    <w:p>
-      <w:commentRangeStart w:id="17"/>
-      <w:commentRangeStart w:id="18"/>
-    </w:p>
+    <w:p/>
     <w:p>
       <w:pPr>
         <w:pStyle w:val="a4"/>
@@ -8438,15 +9068,93 @@
           <w:i w:val="0"/>
         </w:rPr>
       </w:pPr>
+      <w:proofErr w:type="spellStart"/>
       <w:r>
         <w:rPr>
           <w:i w:val="0"/>
         </w:rPr>
-        <w:t xml:space="preserve">Калентьев, А. А. Новые технологии в программировании : учебное пособие / А. А. Калентьев, Д. В. Гарайс, А. Е. Гориянов. – Томск : Эль Контент, 2014. – 176 с. – </w:t>
-      </w:r>
+        <w:t>Калентьев</w:t>
+      </w:r>
+      <w:proofErr w:type="spellEnd"/>
       <w:r>
         <w:rPr>
           <w:i w:val="0"/>
+        </w:rPr>
+        <w:t xml:space="preserve">, А. А. Новые технологии в </w:t>
+      </w:r>
+      <w:proofErr w:type="gramStart"/>
+      <w:r>
+        <w:rPr>
+          <w:i w:val="0"/>
+        </w:rPr>
+        <w:t>программировании :</w:t>
+      </w:r>
+      <w:proofErr w:type="gramEnd"/>
+      <w:r>
+        <w:rPr>
+          <w:i w:val="0"/>
+        </w:rPr>
+        <w:t xml:space="preserve"> учебное пособие / А. А. </w:t>
+      </w:r>
+      <w:proofErr w:type="spellStart"/>
+      <w:r>
+        <w:rPr>
+          <w:i w:val="0"/>
+        </w:rPr>
+        <w:t>Калентьев</w:t>
+      </w:r>
+      <w:proofErr w:type="spellEnd"/>
+      <w:r>
+        <w:rPr>
+          <w:i w:val="0"/>
+        </w:rPr>
+        <w:t xml:space="preserve">, Д. В. </w:t>
+      </w:r>
+      <w:proofErr w:type="spellStart"/>
+      <w:r>
+        <w:rPr>
+          <w:i w:val="0"/>
+        </w:rPr>
+        <w:t>Гарайс</w:t>
+      </w:r>
+      <w:proofErr w:type="spellEnd"/>
+      <w:r>
+        <w:rPr>
+          <w:i w:val="0"/>
+        </w:rPr>
+        <w:t xml:space="preserve">, А. Е. </w:t>
+      </w:r>
+      <w:proofErr w:type="spellStart"/>
+      <w:r>
+        <w:rPr>
+          <w:i w:val="0"/>
+        </w:rPr>
+        <w:t>Гориянов</w:t>
+      </w:r>
+      <w:proofErr w:type="spellEnd"/>
+      <w:r>
+        <w:rPr>
+          <w:i w:val="0"/>
+        </w:rPr>
+        <w:t xml:space="preserve">. – </w:t>
+      </w:r>
+      <w:proofErr w:type="gramStart"/>
+      <w:r>
+        <w:rPr>
+          <w:i w:val="0"/>
+        </w:rPr>
+        <w:t>Томск :</w:t>
+      </w:r>
+      <w:proofErr w:type="gramEnd"/>
+      <w:r>
+        <w:rPr>
+          <w:i w:val="0"/>
+        </w:rPr>
+        <w:t xml:space="preserve"> Эль Контент, 2014. – 176 с. – </w:t>
+      </w:r>
+      <w:r>
+        <w:rPr>
+          <w:i w:val="0"/>
           <w:lang w:val="en-US"/>
         </w:rPr>
         <w:t>ISBN</w:t>
@@ -8456,22 +9164,6 @@
           <w:i w:val="0"/>
         </w:rPr>
         <w:t xml:space="preserve"> 978-5-4332-0185-9.</w:t>
-      </w:r>
-      <w:commentRangeEnd w:id="17"/>
-      <w:r>
-        <w:rPr>
-          <w:rStyle w:val="a7"/>
-          <w:i w:val="0"/>
-        </w:rPr>
-        <w:commentReference w:id="17"/>
-      </w:r>
-      <w:commentRangeEnd w:id="18"/>
-      <w:r>
-        <w:rPr>
-          <w:rStyle w:val="a7"/>
-          <w:i w:val="0"/>
-        </w:rPr>
-        <w:commentReference w:id="18"/>
       </w:r>
     </w:p>
     <w:p>
@@ -8500,8 +9192,8 @@
           <w:bCs/>
         </w:rPr>
       </w:pPr>
-      <w:bookmarkStart w:id="19" w:name="_Toc74829070"/>
-      <w:bookmarkStart w:id="20" w:name="_Toc74956679"/>
+      <w:bookmarkStart w:id="17" w:name="_Toc74829070"/>
+      <w:bookmarkStart w:id="18" w:name="_Toc74956679"/>
       <w:r>
         <w:rPr>
           <w:b/>
@@ -8509,8 +9201,8 @@
         </w:rPr>
         <w:t>ПРИЛОЖЕНИЕ А</w:t>
       </w:r>
-      <w:bookmarkEnd w:id="19"/>
-      <w:bookmarkEnd w:id="20"/>
+      <w:bookmarkEnd w:id="17"/>
+      <w:bookmarkEnd w:id="18"/>
     </w:p>
     <w:p>
       <w:pPr>
@@ -8552,8 +9244,13 @@
       <w:r>
         <w:t xml:space="preserve"> НИ ТПУ </w:t>
       </w:r>
-      <w:r>
-        <w:t>Едакин К.И.</w:t>
+      <w:proofErr w:type="spellStart"/>
+      <w:r>
+        <w:t>Едакин</w:t>
+      </w:r>
+      <w:proofErr w:type="spellEnd"/>
+      <w:r>
+        <w:t xml:space="preserve"> К.И.</w:t>
       </w:r>
     </w:p>
     <w:p>
@@ -8564,7 +9261,15 @@
         <w:t xml:space="preserve">Заказчик: </w:t>
       </w:r>
       <w:r>
-        <w:t>Канд. техн. наук, доцент каф. КСУП ТУСУР Калентьев А. А.</w:t>
+        <w:t xml:space="preserve">Канд. техн. наук, доцент каф. КСУП ТУСУР </w:t>
+      </w:r>
+      <w:proofErr w:type="spellStart"/>
+      <w:r>
+        <w:t>Калентьев</w:t>
+      </w:r>
+      <w:proofErr w:type="spellEnd"/>
+      <w:r>
+        <w:t xml:space="preserve"> А. А.</w:t>
       </w:r>
     </w:p>
     <w:p>
@@ -8684,7 +9389,15 @@
         <w:ind w:firstLine="709"/>
       </w:pPr>
       <w:r>
-        <w:t>Заказчик: Канд. техн. наук, доцент каф. КСУП ТУСУР Калентьев А. А.</w:t>
+        <w:t xml:space="preserve">Заказчик: Канд. техн. наук, доцент каф. КСУП ТУСУР </w:t>
+      </w:r>
+      <w:proofErr w:type="spellStart"/>
+      <w:r>
+        <w:t>Калентьев</w:t>
+      </w:r>
+      <w:proofErr w:type="spellEnd"/>
+      <w:r>
+        <w:t xml:space="preserve"> А. А.</w:t>
       </w:r>
     </w:p>
     <w:p>
@@ -8697,8 +9410,13 @@
       <w:r>
         <w:t xml:space="preserve"> НИ ТПУ </w:t>
       </w:r>
-      <w:r>
-        <w:t>Едакин К.И.</w:t>
+      <w:proofErr w:type="spellStart"/>
+      <w:r>
+        <w:t>Едакин</w:t>
+      </w:r>
+      <w:proofErr w:type="spellEnd"/>
+      <w:r>
+        <w:t xml:space="preserve"> К.И.</w:t>
       </w:r>
     </w:p>
     <w:p>
@@ -9289,12 +10007,14 @@
       <w:r>
         <w:t>*.</w:t>
       </w:r>
+      <w:proofErr w:type="spellStart"/>
       <w:r>
         <w:rPr>
           <w:lang w:val="en-US"/>
         </w:rPr>
         <w:t>exs</w:t>
       </w:r>
+      <w:proofErr w:type="spellEnd"/>
       <w:r>
         <w:t>.</w:t>
       </w:r>
@@ -9380,56 +10100,63 @@
           <w:sz w:val="24"/>
           <w:lang w:val="en-US"/>
         </w:rPr>
-        <w:t>&lt;ArrayOfExerciseWrapper xmlns:xsi="http://www.w3.org/2001/XMLSchema-instance" xmlns:xsd="http://www.w3.org/2001/XMLSchema"&gt;</w:t>
-      </w:r>
-    </w:p>
-    <w:p>
-      <w:pPr>
+        <w:t>&lt;</w:t>
+      </w:r>
+      <w:proofErr w:type="spellStart"/>
+      <w:r>
         <w:rPr>
           <w:i/>
           <w:sz w:val="24"/>
           <w:lang w:val="en-US"/>
         </w:rPr>
-      </w:pPr>
+        <w:t>ArrayOfExerciseWrapper</w:t>
+      </w:r>
+      <w:proofErr w:type="spellEnd"/>
       <w:r>
         <w:rPr>
           <w:i/>
           <w:sz w:val="24"/>
           <w:lang w:val="en-US"/>
         </w:rPr>
-        <w:t xml:space="preserve">  &lt;ExerciseWrapper&gt;</w:t>
-      </w:r>
-    </w:p>
-    <w:p>
-      <w:pPr>
+        <w:t xml:space="preserve"> </w:t>
+      </w:r>
+      <w:proofErr w:type="spellStart"/>
+      <w:proofErr w:type="gramStart"/>
+      <w:r>
         <w:rPr>
           <w:i/>
           <w:sz w:val="24"/>
           <w:lang w:val="en-US"/>
         </w:rPr>
-      </w:pPr>
+        <w:t>xmlns:xsi</w:t>
+      </w:r>
+      <w:proofErr w:type="spellEnd"/>
+      <w:proofErr w:type="gramEnd"/>
       <w:r>
         <w:rPr>
           <w:i/>
           <w:sz w:val="24"/>
           <w:lang w:val="en-US"/>
         </w:rPr>
-        <w:t xml:space="preserve">    &lt;Type&gt;</w:t>
-      </w:r>
+        <w:t xml:space="preserve">="http://www.w3.org/2001/XMLSchema-instance" </w:t>
+      </w:r>
+      <w:proofErr w:type="spellStart"/>
       <w:r>
         <w:rPr>
           <w:i/>
           <w:sz w:val="24"/>
-        </w:rPr>
-        <w:t>Бег</w:t>
-      </w:r>
+          <w:lang w:val="en-US"/>
+        </w:rPr>
+        <w:t>xmlns:xsd</w:t>
+      </w:r>
+      <w:proofErr w:type="spellEnd"/>
       <w:r>
         <w:rPr>
           <w:i/>
           <w:sz w:val="24"/>
           <w:lang w:val="en-US"/>
         </w:rPr>
-        <w:t>&lt;/Type&gt;</w:t>
+        <w:t>="http://www.w3.org/2001/XMLSchema"&gt;</w:t>
       </w:r>
     </w:p>
     <w:p>
@@ -9446,23 +10173,25 @@
           <w:sz w:val="24"/>
           <w:lang w:val="en-US"/>
         </w:rPr>
-        <w:t xml:space="preserve">    &lt;Name&gt;</w:t>
-      </w:r>
+        <w:t xml:space="preserve">  &lt;</w:t>
+      </w:r>
+      <w:proofErr w:type="spellStart"/>
       <w:r>
         <w:rPr>
           <w:i/>
           <w:sz w:val="24"/>
           <w:lang w:val="en-US"/>
         </w:rPr>
-        <w:t xml:space="preserve"> </w:t>
-      </w:r>
+        <w:t>ExerciseWrapper</w:t>
+      </w:r>
+      <w:proofErr w:type="spellEnd"/>
       <w:r>
         <w:rPr>
           <w:i/>
           <w:sz w:val="24"/>
           <w:lang w:val="en-US"/>
         </w:rPr>
-        <w:t>&lt;/Name&gt;</w:t>
+        <w:t>&gt;</w:t>
       </w:r>
     </w:p>
     <w:p>
@@ -9479,15 +10208,14 @@
           <w:sz w:val="24"/>
           <w:lang w:val="en-US"/>
         </w:rPr>
-        <w:t xml:space="preserve">    &lt;Distance&gt;</w:t>
+        <w:t xml:space="preserve">    &lt;Type&gt;</w:t>
       </w:r>
       <w:r>
         <w:rPr>
           <w:i/>
           <w:sz w:val="24"/>
-          <w:lang w:val="en-US"/>
-        </w:rPr>
-        <w:t xml:space="preserve"> </w:t>
+        </w:rPr>
+        <w:t>Бег</w:t>
       </w:r>
       <w:r>
         <w:rPr>
@@ -9495,7 +10223,7 @@
           <w:sz w:val="24"/>
           <w:lang w:val="en-US"/>
         </w:rPr>
-        <w:t>&lt;/Distance&gt;</w:t>
+        <w:t>&lt;/Type&gt;</w:t>
       </w:r>
     </w:p>
     <w:p>
@@ -9512,7 +10240,7 @@
           <w:sz w:val="24"/>
           <w:lang w:val="en-US"/>
         </w:rPr>
-        <w:t xml:space="preserve">    &lt;Intensity&gt;</w:t>
+        <w:t xml:space="preserve">    &lt;Name&gt;</w:t>
       </w:r>
       <w:r>
         <w:rPr>
@@ -9528,7 +10256,7 @@
           <w:sz w:val="24"/>
           <w:lang w:val="en-US"/>
         </w:rPr>
-        <w:t>&lt;/Intensity&gt;</w:t>
+        <w:t>&lt;/Name&gt;</w:t>
       </w:r>
     </w:p>
     <w:p>
@@ -9545,7 +10273,7 @@
           <w:sz w:val="24"/>
           <w:lang w:val="en-US"/>
         </w:rPr>
-        <w:t xml:space="preserve">  </w:t>
+        <w:t xml:space="preserve">    &lt;Distance&gt;</w:t>
       </w:r>
       <w:r>
         <w:rPr>
@@ -9553,7 +10281,7 @@
           <w:sz w:val="24"/>
           <w:lang w:val="en-US"/>
         </w:rPr>
-        <w:t>&lt;/</w:t>
+        <w:t xml:space="preserve"> </w:t>
       </w:r>
       <w:r>
         <w:rPr>
@@ -9561,56 +10289,57 @@
           <w:sz w:val="24"/>
           <w:lang w:val="en-US"/>
         </w:rPr>
-        <w:t>ExerciseWrapper</w:t>
-      </w:r>
-      <w:r>
+        <w:t>&lt;/Distance&gt;</w:t>
+      </w:r>
+    </w:p>
+    <w:p>
+      <w:pPr>
         <w:rPr>
           <w:i/>
           <w:sz w:val="24"/>
           <w:lang w:val="en-US"/>
         </w:rPr>
-        <w:t>&gt;</w:t>
-      </w:r>
-    </w:p>
-    <w:p>
-      <w:pPr>
+      </w:pPr>
+      <w:r>
         <w:rPr>
           <w:i/>
           <w:sz w:val="24"/>
           <w:lang w:val="en-US"/>
         </w:rPr>
-      </w:pPr>
+        <w:t xml:space="preserve">    &lt;Intensity&gt;</w:t>
+      </w:r>
       <w:r>
         <w:rPr>
           <w:i/>
           <w:sz w:val="24"/>
           <w:lang w:val="en-US"/>
         </w:rPr>
-        <w:t xml:space="preserve">  &lt;ExerciseWrapper&gt;</w:t>
-      </w:r>
-    </w:p>
-    <w:p>
-      <w:pPr>
+        <w:t xml:space="preserve"> </w:t>
+      </w:r>
+      <w:r>
         <w:rPr>
           <w:i/>
           <w:sz w:val="24"/>
           <w:lang w:val="en-US"/>
         </w:rPr>
-      </w:pPr>
-      <w:r>
+        <w:t>&lt;/Intensity&gt;</w:t>
+      </w:r>
+    </w:p>
+    <w:p>
+      <w:pPr>
         <w:rPr>
           <w:i/>
           <w:sz w:val="24"/>
           <w:lang w:val="en-US"/>
         </w:rPr>
-        <w:t xml:space="preserve">    &lt;Type&gt;</w:t>
-      </w:r>
+      </w:pPr>
       <w:r>
         <w:rPr>
           <w:i/>
           <w:sz w:val="24"/>
-        </w:rPr>
-        <w:t>Жим</w:t>
+          <w:lang w:val="en-US"/>
+        </w:rPr>
+        <w:t xml:space="preserve">  </w:t>
       </w:r>
       <w:r>
         <w:rPr>
@@ -9618,22 +10347,25 @@
           <w:sz w:val="24"/>
           <w:lang w:val="en-US"/>
         </w:rPr>
-        <w:t xml:space="preserve"> </w:t>
-      </w:r>
+        <w:t>&lt;/</w:t>
+      </w:r>
+      <w:proofErr w:type="spellStart"/>
       <w:r>
         <w:rPr>
           <w:i/>
           <w:sz w:val="24"/>
-        </w:rPr>
-        <w:t>штанги</w:t>
-      </w:r>
+          <w:lang w:val="en-US"/>
+        </w:rPr>
+        <w:t>ExerciseWrapper</w:t>
+      </w:r>
+      <w:proofErr w:type="spellEnd"/>
       <w:r>
         <w:rPr>
           <w:i/>
           <w:sz w:val="24"/>
           <w:lang w:val="en-US"/>
         </w:rPr>
-        <w:t>&lt;/Type&gt;</w:t>
+        <w:t>&gt;</w:t>
       </w:r>
     </w:p>
     <w:p>
@@ -9650,23 +10382,25 @@
           <w:sz w:val="24"/>
           <w:lang w:val="en-US"/>
         </w:rPr>
-        <w:t xml:space="preserve">    &lt;Name&gt;</w:t>
-      </w:r>
+        <w:t xml:space="preserve">  &lt;</w:t>
+      </w:r>
+      <w:proofErr w:type="spellStart"/>
       <w:r>
         <w:rPr>
           <w:i/>
           <w:sz w:val="24"/>
           <w:lang w:val="en-US"/>
         </w:rPr>
-        <w:t xml:space="preserve"> </w:t>
-      </w:r>
+        <w:t>ExerciseWrapper</w:t>
+      </w:r>
+      <w:proofErr w:type="spellEnd"/>
       <w:r>
         <w:rPr>
           <w:i/>
           <w:sz w:val="24"/>
           <w:lang w:val="en-US"/>
         </w:rPr>
-        <w:t>&lt;/Name&gt;</w:t>
+        <w:t>&gt;</w:t>
       </w:r>
     </w:p>
     <w:p>
@@ -9683,15 +10417,14 @@
           <w:sz w:val="24"/>
           <w:lang w:val="en-US"/>
         </w:rPr>
-        <w:t xml:space="preserve">    &lt;Weight&gt;</w:t>
+        <w:t xml:space="preserve">    &lt;Type&gt;</w:t>
       </w:r>
       <w:r>
         <w:rPr>
           <w:i/>
           <w:sz w:val="24"/>
-          <w:lang w:val="en-US"/>
-        </w:rPr>
-        <w:t xml:space="preserve"> </w:t>
+        </w:rPr>
+        <w:t>Жим</w:t>
       </w:r>
       <w:r>
         <w:rPr>
@@ -9699,57 +10432,55 @@
           <w:sz w:val="24"/>
           <w:lang w:val="en-US"/>
         </w:rPr>
-        <w:t>&lt;/Weight&gt;</w:t>
-      </w:r>
-    </w:p>
-    <w:p>
-      <w:pPr>
+        <w:t xml:space="preserve"> </w:t>
+      </w:r>
+      <w:r>
         <w:rPr>
           <w:i/>
           <w:sz w:val="24"/>
-          <w:lang w:val="en-US"/>
-        </w:rPr>
-      </w:pPr>
+        </w:rPr>
+        <w:t>штанги</w:t>
+      </w:r>
       <w:r>
         <w:rPr>
           <w:i/>
           <w:sz w:val="24"/>
           <w:lang w:val="en-US"/>
         </w:rPr>
-        <w:t xml:space="preserve">    &lt;Repetitions&gt;</w:t>
-      </w:r>
-      <w:r>
+        <w:t>&lt;/Type&gt;</w:t>
+      </w:r>
+    </w:p>
+    <w:p>
+      <w:pPr>
         <w:rPr>
           <w:i/>
           <w:sz w:val="24"/>
           <w:lang w:val="en-US"/>
         </w:rPr>
-        <w:t xml:space="preserve"> </w:t>
-      </w:r>
+      </w:pPr>
       <w:r>
         <w:rPr>
           <w:i/>
           <w:sz w:val="24"/>
           <w:lang w:val="en-US"/>
         </w:rPr>
-        <w:t>&lt;/Repetitions&gt;</w:t>
-      </w:r>
-    </w:p>
-    <w:p>
-      <w:pPr>
+        <w:t xml:space="preserve">    &lt;Name&gt;</w:t>
+      </w:r>
+      <w:r>
         <w:rPr>
           <w:i/>
           <w:sz w:val="24"/>
           <w:lang w:val="en-US"/>
         </w:rPr>
-      </w:pPr>
+        <w:t xml:space="preserve"> </w:t>
+      </w:r>
       <w:r>
         <w:rPr>
           <w:i/>
           <w:sz w:val="24"/>
           <w:lang w:val="en-US"/>
         </w:rPr>
-        <w:t xml:space="preserve">  &lt;/ExerciseWrapper&gt;</w:t>
+        <w:t>&lt;/Name&gt;</w:t>
       </w:r>
     </w:p>
     <w:p>
@@ -9766,55 +10497,174 @@
           <w:sz w:val="24"/>
           <w:lang w:val="en-US"/>
         </w:rPr>
-        <w:t xml:space="preserve">  &lt;ExerciseWrapper&gt;</w:t>
-      </w:r>
-    </w:p>
-    <w:p>
-      <w:pPr>
+        <w:t xml:space="preserve">    &lt;Weight&gt;</w:t>
+      </w:r>
+      <w:r>
         <w:rPr>
           <w:i/>
           <w:sz w:val="24"/>
           <w:lang w:val="en-US"/>
         </w:rPr>
-      </w:pPr>
+        <w:t xml:space="preserve"> </w:t>
+      </w:r>
       <w:r>
         <w:rPr>
           <w:i/>
           <w:sz w:val="24"/>
           <w:lang w:val="en-US"/>
         </w:rPr>
-        <w:t xml:space="preserve">    &lt;Type&gt;</w:t>
-      </w:r>
-      <w:r>
+        <w:t>&lt;/Weight&gt;</w:t>
+      </w:r>
+    </w:p>
+    <w:p>
+      <w:pPr>
         <w:rPr>
           <w:i/>
           <w:sz w:val="24"/>
-        </w:rPr>
-        <w:t>Плавание</w:t>
-      </w:r>
+          <w:lang w:val="en-US"/>
+        </w:rPr>
+      </w:pPr>
       <w:r>
         <w:rPr>
           <w:i/>
           <w:sz w:val="24"/>
           <w:lang w:val="en-US"/>
         </w:rPr>
-        <w:t>&lt;/Type&gt;</w:t>
-      </w:r>
-    </w:p>
-    <w:p>
-      <w:pPr>
+        <w:t xml:space="preserve">    &lt;Repetitions&gt;</w:t>
+      </w:r>
+      <w:r>
         <w:rPr>
           <w:i/>
           <w:sz w:val="24"/>
           <w:lang w:val="en-US"/>
         </w:rPr>
-      </w:pPr>
+        <w:t xml:space="preserve"> </w:t>
+      </w:r>
       <w:r>
         <w:rPr>
           <w:i/>
           <w:sz w:val="24"/>
           <w:lang w:val="en-US"/>
         </w:rPr>
+        <w:t>&lt;/Repetitions&gt;</w:t>
+      </w:r>
+    </w:p>
+    <w:p>
+      <w:pPr>
+        <w:rPr>
+          <w:i/>
+          <w:sz w:val="24"/>
+          <w:lang w:val="en-US"/>
+        </w:rPr>
+      </w:pPr>
+      <w:r>
+        <w:rPr>
+          <w:i/>
+          <w:sz w:val="24"/>
+          <w:lang w:val="en-US"/>
+        </w:rPr>
+        <w:t xml:space="preserve">  &lt;/</w:t>
+      </w:r>
+      <w:proofErr w:type="spellStart"/>
+      <w:r>
+        <w:rPr>
+          <w:i/>
+          <w:sz w:val="24"/>
+          <w:lang w:val="en-US"/>
+        </w:rPr>
+        <w:t>ExerciseWrapper</w:t>
+      </w:r>
+      <w:proofErr w:type="spellEnd"/>
+      <w:r>
+        <w:rPr>
+          <w:i/>
+          <w:sz w:val="24"/>
+          <w:lang w:val="en-US"/>
+        </w:rPr>
+        <w:t>&gt;</w:t>
+      </w:r>
+    </w:p>
+    <w:p>
+      <w:pPr>
+        <w:rPr>
+          <w:i/>
+          <w:sz w:val="24"/>
+          <w:lang w:val="en-US"/>
+        </w:rPr>
+      </w:pPr>
+      <w:r>
+        <w:rPr>
+          <w:i/>
+          <w:sz w:val="24"/>
+          <w:lang w:val="en-US"/>
+        </w:rPr>
+        <w:t xml:space="preserve">  &lt;</w:t>
+      </w:r>
+      <w:proofErr w:type="spellStart"/>
+      <w:r>
+        <w:rPr>
+          <w:i/>
+          <w:sz w:val="24"/>
+          <w:lang w:val="en-US"/>
+        </w:rPr>
+        <w:t>ExerciseWrapper</w:t>
+      </w:r>
+      <w:proofErr w:type="spellEnd"/>
+      <w:r>
+        <w:rPr>
+          <w:i/>
+          <w:sz w:val="24"/>
+          <w:lang w:val="en-US"/>
+        </w:rPr>
+        <w:t>&gt;</w:t>
+      </w:r>
+    </w:p>
+    <w:p>
+      <w:pPr>
+        <w:rPr>
+          <w:i/>
+          <w:sz w:val="24"/>
+          <w:lang w:val="en-US"/>
+        </w:rPr>
+      </w:pPr>
+      <w:r>
+        <w:rPr>
+          <w:i/>
+          <w:sz w:val="24"/>
+          <w:lang w:val="en-US"/>
+        </w:rPr>
+        <w:t xml:space="preserve">    &lt;Type&gt;</w:t>
+      </w:r>
+      <w:r>
+        <w:rPr>
+          <w:i/>
+          <w:sz w:val="24"/>
+        </w:rPr>
+        <w:t>Плавание</w:t>
+      </w:r>
+      <w:r>
+        <w:rPr>
+          <w:i/>
+          <w:sz w:val="24"/>
+          <w:lang w:val="en-US"/>
+        </w:rPr>
+        <w:t>&lt;/Type&gt;</w:t>
+      </w:r>
+    </w:p>
+    <w:p>
+      <w:pPr>
+        <w:rPr>
+          <w:i/>
+          <w:sz w:val="24"/>
+          <w:lang w:val="en-US"/>
+        </w:rPr>
+      </w:pPr>
+      <w:r>
+        <w:rPr>
+          <w:i/>
+          <w:sz w:val="24"/>
+          <w:lang w:val="en-US"/>
+        </w:rPr>
         <w:lastRenderedPageBreak/>
         <w:t xml:space="preserve">    &lt;Name&gt;</w:t>
       </w:r>
@@ -9923,6 +10773,7 @@
         </w:rPr>
         <w:t>&lt;/</w:t>
       </w:r>
+      <w:proofErr w:type="spellStart"/>
       <w:r>
         <w:rPr>
           <w:i/>
@@ -9931,6 +10782,7 @@
         </w:rPr>
         <w:t>ExerciseWrapper</w:t>
       </w:r>
+      <w:proofErr w:type="spellEnd"/>
       <w:r>
         <w:rPr>
           <w:i/>
@@ -10079,8 +10931,6 @@
       </m:oMathPara>
     </w:p>
     <w:p>
-      <w:commentRangeStart w:id="21"/>
-      <w:commentRangeStart w:id="22"/>
       <w:r>
         <w:t>где</w:t>
       </w:r>
@@ -10429,20 +11279,6 @@
       <w:r>
         <w:t>дистанция плавания.</w:t>
       </w:r>
-      <w:commentRangeEnd w:id="21"/>
-      <w:r>
-        <w:rPr>
-          <w:rStyle w:val="a7"/>
-        </w:rPr>
-        <w:commentReference w:id="21"/>
-      </w:r>
-      <w:commentRangeEnd w:id="22"/>
-      <w:r>
-        <w:rPr>
-          <w:rStyle w:val="a7"/>
-        </w:rPr>
-        <w:commentReference w:id="22"/>
-      </w:r>
     </w:p>
     <w:p>
       <w:r>
@@ -10486,9 +11322,6 @@
       </w:r>
     </w:p>
     <w:p>
-      <w:commentRangeStart w:id="23"/>
-      <w:commentRangeStart w:id="24"/>
-      <w:commentRangeStart w:id="25"/>
       <w:r>
         <w:rPr>
           <w:b/>
@@ -10562,29 +11395,8 @@
       <w:r>
         <w:t>.</w:t>
       </w:r>
-      <w:commentRangeEnd w:id="23"/>
-      <w:r>
-        <w:rPr>
-          <w:rStyle w:val="a7"/>
-        </w:rPr>
-        <w:commentReference w:id="23"/>
-      </w:r>
-      <w:commentRangeEnd w:id="24"/>
-      <w:commentRangeEnd w:id="25"/>
-    </w:p>
-    <w:p>
-      <w:r>
-        <w:rPr>
-          <w:rStyle w:val="a7"/>
-        </w:rPr>
-        <w:commentReference w:id="24"/>
-      </w:r>
-      <w:r>
-        <w:rPr>
-          <w:rStyle w:val="a7"/>
-        </w:rPr>
-        <w:commentReference w:id="25"/>
-      </w:r>
+    </w:p>
+    <w:p>
       <w:r>
         <w:t>Параметры упражнения Жим штанги</w:t>
       </w:r>
@@ -10628,24 +11440,6 @@
       </w:r>
       <w:r>
         <w:t>.</w:t>
-      </w:r>
-      <w:r>
-        <w:rPr>
-          <w:rStyle w:val="a7"/>
-        </w:rPr>
-        <w:commentReference w:id="26"/>
-      </w:r>
-      <w:r>
-        <w:rPr>
-          <w:rStyle w:val="a7"/>
-        </w:rPr>
-        <w:commentReference w:id="27"/>
-      </w:r>
-      <w:r>
-        <w:rPr>
-          <w:rStyle w:val="a7"/>
-        </w:rPr>
-        <w:commentReference w:id="28"/>
       </w:r>
     </w:p>
     <w:p>
@@ -10694,24 +11488,6 @@
       <w:r>
         <w:t>.</w:t>
       </w:r>
-      <w:r>
-        <w:rPr>
-          <w:rStyle w:val="a7"/>
-        </w:rPr>
-        <w:commentReference w:id="29"/>
-      </w:r>
-      <w:r>
-        <w:rPr>
-          <w:rStyle w:val="a7"/>
-        </w:rPr>
-        <w:commentReference w:id="30"/>
-      </w:r>
-      <w:r>
-        <w:rPr>
-          <w:rStyle w:val="a7"/>
-        </w:rPr>
-        <w:commentReference w:id="31"/>
-      </w:r>
     </w:p>
     <w:p>
       <w:r>
@@ -11010,24 +11786,8 @@
       <w:r>
         <w:t>версия 24Н2</w:t>
       </w:r>
-      <w:commentRangeStart w:id="32"/>
-      <w:commentRangeStart w:id="33"/>
       <w:r>
         <w:t xml:space="preserve">. </w:t>
-      </w:r>
-      <w:commentRangeEnd w:id="32"/>
-      <w:r>
-        <w:rPr>
-          <w:rStyle w:val="a7"/>
-        </w:rPr>
-        <w:commentReference w:id="32"/>
-      </w:r>
-      <w:commentRangeEnd w:id="33"/>
-      <w:r>
-        <w:rPr>
-          <w:rStyle w:val="a7"/>
-        </w:rPr>
-        <w:commentReference w:id="33"/>
       </w:r>
       <w:r>
         <w:t>Работоспособность на других выпусках и версиях не гарантируется.</w:t>
@@ -11108,12 +11868,7 @@
         <w:t xml:space="preserve"> </w:t>
       </w:r>
       <w:r>
-        <w:t xml:space="preserve">Процессор – не </w:t>
-      </w:r>
-      <w:commentRangeStart w:id="34"/>
-      <w:commentRangeStart w:id="35"/>
-      <w:r>
-        <w:t xml:space="preserve">менее 1 </w:t>
+        <w:t xml:space="preserve">Процессор – не менее 1 </w:t>
       </w:r>
       <w:r>
         <w:t>гигагерц (</w:t>
@@ -11164,20 +11919,6 @@
       </w:r>
       <w:r>
         <w:t>.</w:t>
-      </w:r>
-      <w:commentRangeEnd w:id="34"/>
-      <w:r>
-        <w:rPr>
-          <w:rStyle w:val="a7"/>
-        </w:rPr>
-        <w:commentReference w:id="34"/>
-      </w:r>
-      <w:commentRangeEnd w:id="35"/>
-      <w:r>
-        <w:rPr>
-          <w:rStyle w:val="a7"/>
-        </w:rPr>
-        <w:commentReference w:id="35"/>
       </w:r>
     </w:p>
     <w:p>
@@ -11236,11 +11977,14 @@
 </file>
 
 <file path=word/comments.xml><?xml version="1.0" encoding="utf-8"?>
-<w:comments xmlns:wpc="http://schemas.microsoft.com/office/word/2010/wordprocessingCanvas" xmlns:cx="http://schemas.microsoft.com/office/drawing/2014/chartex" xmlns:cx1="http://schemas.microsoft.com/office/drawing/2015/9/8/chartex" xmlns:mc="http://schemas.openxmlformats.org/markup-compatibility/2006" xmlns:o="urn:schemas-microsoft-com:office:office" xmlns:r="http://schemas.openxmlformats.org/officeDocument/2006/relationships" xmlns:m="http://schemas.openxmlformats.org/officeDocument/2006/math" xmlns:v="urn:schemas-microsoft-com:vml" xmlns:wp14="http://schemas.microsoft.com/office/word/2010/wordprocessingDrawing" xmlns:wp="http://schemas.openxmlformats.org/drawingml/2006/wordprocessingDrawing" xmlns:w10="urn:schemas-microsoft-com:office:word" xmlns:w="http://schemas.openxmlformats.org/wordprocessingml/2006/main" xmlns:w14="http://schemas.microsoft.com/office/word/2010/wordml" xmlns:w15="http://schemas.microsoft.com/office/word/2012/wordml" xmlns:w16se="http://schemas.microsoft.com/office/word/2015/wordml/symex" xmlns:wpg="http://schemas.microsoft.com/office/word/2010/wordprocessingGroup" xmlns:wpi="http://schemas.microsoft.com/office/word/2010/wordprocessingInk" xmlns:wne="http://schemas.microsoft.com/office/word/2006/wordml" xmlns:wps="http://schemas.microsoft.com/office/word/2010/wordprocessingShape" mc:Ignorable="w14 w15 w16se wp14">
-  <w:comment w:id="17" w:author="Aleksey A. Kalentev" w:date="2025-12-04T09:32:00Z" w:initials="AAK">
+<w:comments xmlns:wpc="http://schemas.microsoft.com/office/word/2010/wordprocessingCanvas" xmlns:cx="http://schemas.microsoft.com/office/drawing/2014/chartex" xmlns:cx1="http://schemas.microsoft.com/office/drawing/2015/9/8/chartex" xmlns:cx2="http://schemas.microsoft.com/office/drawing/2015/10/21/chartex" xmlns:cx3="http://schemas.microsoft.com/office/drawing/2016/5/9/chartex" xmlns:cx4="http://schemas.microsoft.com/office/drawing/2016/5/10/chartex" xmlns:cx5="http://schemas.microsoft.com/office/drawing/2016/5/11/chartex" xmlns:cx6="http://schemas.microsoft.com/office/drawing/2016/5/12/chartex" xmlns:cx7="http://schemas.microsoft.com/office/drawing/2016/5/13/chartex" xmlns:cx8="http://schemas.microsoft.com/office/drawing/2016/5/14/chartex" xmlns:mc="http://schemas.openxmlformats.org/markup-compatibility/2006" xmlns:aink="http://schemas.microsoft.com/office/drawing/2016/ink" xmlns:am3d="http://schemas.microsoft.com/office/drawing/2017/model3d" xmlns:o="urn:schemas-microsoft-com:office:office" xmlns:r="http://schemas.openxmlformats.org/officeDocument/2006/relationships" xmlns:m="http://schemas.openxmlformats.org/officeDocument/2006/math" xmlns:v="urn:schemas-microsoft-com:vml" xmlns:wp14="http://schemas.microsoft.com/office/word/2010/wordprocessingDrawing" xmlns:wp="http://schemas.openxmlformats.org/drawingml/2006/wordprocessingDrawing" xmlns:w10="urn:schemas-microsoft-com:office:word" xmlns:w="http://schemas.openxmlformats.org/wordprocessingml/2006/main" xmlns:w14="http://schemas.microsoft.com/office/word/2010/wordml" xmlns:w15="http://schemas.microsoft.com/office/word/2012/wordml" xmlns:w16cex="http://schemas.microsoft.com/office/word/2018/wordml/cex" xmlns:w16cid="http://schemas.microsoft.com/office/word/2016/wordml/cid" xmlns:w16="http://schemas.microsoft.com/office/word/2018/wordml" xmlns:w16sdtdh="http://schemas.microsoft.com/office/word/2020/wordml/sdtdatahash" xmlns:w16se="http://schemas.microsoft.com/office/word/2015/wordml/symex" xmlns:wpg="http://schemas.microsoft.com/office/word/2010/wordprocessingGroup" xmlns:wpi="http://schemas.microsoft.com/office/word/2010/wordprocessingInk" xmlns:wne="http://schemas.microsoft.com/office/word/2006/wordml" xmlns:wps="http://schemas.microsoft.com/office/word/2010/wordprocessingShape" mc:Ignorable="w14 w15 w16se w16cid w16 w16cex w16sdtdh wp14">
+  <w:comment w:id="8" w:author="Aleksey A. Kalentev" w:date="2025-12-11T09:51:00Z" w:initials="AAK">
     <w:p>
       <w:pPr>
         <w:pStyle w:val="a8"/>
+        <w:rPr>
+          <w:lang w:val="en-US"/>
+        </w:rPr>
       </w:pPr>
       <w:r>
         <w:rPr>
@@ -11248,1129 +11992,73 @@
         </w:rPr>
         <w:annotationRef/>
       </w:r>
-    </w:p>
-  </w:comment>
-  <w:comment w:id="18" w:author="Антон Едакин" w:date="2025-12-10T01:12:00Z" w:initials="АЕ">
+      <w:r>
+        <w:rPr>
+          <w:lang w:val="en-US"/>
+        </w:rPr>
+        <w:t xml:space="preserve">Swimming- </w:t>
+      </w:r>
+      <w:proofErr w:type="spellStart"/>
+      <w:r>
+        <w:rPr>
+          <w:lang w:val="en-US"/>
+        </w:rPr>
+        <w:t>SwimmingStyle</w:t>
+      </w:r>
+      <w:proofErr w:type="spellEnd"/>
+      <w:r>
+        <w:rPr>
+          <w:lang w:val="en-US"/>
+        </w:rPr>
+        <w:t>,</w:t>
+      </w:r>
+    </w:p>
     <w:p>
       <w:pPr>
         <w:pStyle w:val="a8"/>
-      </w:pPr>
-      <w:r>
-        <w:rPr>
-          <w:rStyle w:val="a7"/>
-        </w:rPr>
-        <w:annotationRef/>
-      </w:r>
-      <w:r>
-        <w:t>Исправил с курсива на обычный</w:t>
-      </w:r>
-    </w:p>
-  </w:comment>
-  <w:comment w:id="21" w:author="Aleksey A. Kalentev" w:date="2025-12-04T09:35:00Z" w:initials="AAK">
-    <w:p>
-      <w:pPr>
-        <w:pStyle w:val="a8"/>
-      </w:pPr>
-      <w:r>
-        <w:rPr>
-          <w:rStyle w:val="a7"/>
-        </w:rPr>
-        <w:annotationRef/>
-      </w:r>
-      <w:r>
-        <w:t>Ограничения</w:t>
-      </w:r>
-    </w:p>
-  </w:comment>
-  <w:comment w:id="22" w:author="Антон Едакин" w:date="2025-12-10T01:29:00Z" w:initials="АЕ">
-    <w:p>
-      <w:pPr>
-        <w:pStyle w:val="a8"/>
-      </w:pPr>
-      <w:r>
-        <w:rPr>
-          <w:rStyle w:val="a7"/>
-        </w:rPr>
-        <w:annotationRef/>
-      </w:r>
-      <w:r>
-        <w:t>Указаны границы и значения коэффициентов плавания</w:t>
-      </w:r>
-    </w:p>
-  </w:comment>
-  <w:comment w:id="23" w:author="Aleksey A. Kalentev" w:date="2025-12-04T09:34:00Z" w:initials="AAK">
-    <w:p>
-      <w:pPr>
-        <w:pStyle w:val="a8"/>
-      </w:pPr>
-      <w:r>
-        <w:rPr>
-          <w:rStyle w:val="a7"/>
-        </w:rPr>
-        <w:annotationRef/>
-      </w:r>
-      <w:r>
-        <w:t>Расписать</w:t>
-      </w:r>
-    </w:p>
-  </w:comment>
-  <w:comment w:id="24" w:author="Aleksey A. Kalentev" w:date="2025-12-04T09:36:00Z" w:initials="AAK">
-    <w:p>
-      <w:pPr>
-        <w:pStyle w:val="a8"/>
-      </w:pPr>
-      <w:r>
-        <w:rPr>
-          <w:rStyle w:val="a7"/>
-        </w:rPr>
-        <w:annotationRef/>
-      </w:r>
-      <w:r>
-        <w:t>Убрать?</w:t>
-      </w:r>
-    </w:p>
-  </w:comment>
-  <w:comment w:id="25" w:author="Антон Едакин" w:date="2025-12-10T01:36:00Z" w:initials="АЕ">
-    <w:p>
-      <w:pPr>
-        <w:pStyle w:val="a8"/>
-      </w:pPr>
-      <w:r>
-        <w:rPr>
-          <w:rStyle w:val="a7"/>
-        </w:rPr>
-        <w:annotationRef/>
-      </w:r>
-      <w:r>
-        <w:t>Изменил и добавил для каждого упражнения свои параметры</w:t>
-      </w:r>
-    </w:p>
-  </w:comment>
-  <w:comment w:id="26" w:author="Aleksey A. Kalentev" w:date="2025-12-04T09:34:00Z" w:initials="AAK">
-    <w:p>
-      <w:pPr>
-        <w:pStyle w:val="a8"/>
-      </w:pPr>
-      <w:r>
-        <w:rPr>
-          <w:rStyle w:val="a7"/>
-        </w:rPr>
-        <w:annotationRef/>
-      </w:r>
-      <w:r>
-        <w:t>Расписать</w:t>
-      </w:r>
-    </w:p>
-  </w:comment>
-  <w:comment w:id="27" w:author="Aleksey A. Kalentev" w:date="2025-12-04T09:36:00Z" w:initials="AAK">
-    <w:p>
-      <w:pPr>
-        <w:pStyle w:val="a8"/>
-      </w:pPr>
-      <w:r>
-        <w:rPr>
-          <w:rStyle w:val="a7"/>
-        </w:rPr>
-        <w:annotationRef/>
-      </w:r>
-      <w:r>
-        <w:t>Убрать?</w:t>
-      </w:r>
-    </w:p>
-  </w:comment>
-  <w:comment w:id="28" w:author="Антон Едакин" w:date="2025-12-10T01:37:00Z" w:initials="АЕ">
-    <w:p>
-      <w:pPr>
-        <w:pStyle w:val="a8"/>
-      </w:pPr>
-      <w:r>
-        <w:rPr>
-          <w:rStyle w:val="a7"/>
-        </w:rPr>
-        <w:annotationRef/>
-      </w:r>
-      <w:r>
-        <w:t>Изменил и добавил для каждого упражнения свои параметры</w:t>
-      </w:r>
-    </w:p>
-  </w:comment>
-  <w:comment w:id="29" w:author="Aleksey A. Kalentev" w:date="2025-12-04T09:34:00Z" w:initials="AAK">
-    <w:p>
-      <w:pPr>
-        <w:pStyle w:val="a8"/>
-      </w:pPr>
-      <w:r>
-        <w:rPr>
-          <w:rStyle w:val="a7"/>
-        </w:rPr>
-        <w:annotationRef/>
-      </w:r>
-      <w:r>
-        <w:t>Расписать</w:t>
-      </w:r>
-    </w:p>
-  </w:comment>
-  <w:comment w:id="30" w:author="Aleksey A. Kalentev" w:date="2025-12-04T09:36:00Z" w:initials="AAK">
-    <w:p>
-      <w:pPr>
-        <w:pStyle w:val="a8"/>
-      </w:pPr>
-      <w:r>
-        <w:rPr>
-          <w:rStyle w:val="a7"/>
-        </w:rPr>
-        <w:annotationRef/>
-      </w:r>
-      <w:r>
-        <w:t>Убрать?</w:t>
-      </w:r>
-    </w:p>
-  </w:comment>
-  <w:comment w:id="31" w:author="Антон Едакин" w:date="2025-12-10T01:37:00Z" w:initials="АЕ">
-    <w:p>
-      <w:pPr>
-        <w:pStyle w:val="a8"/>
-      </w:pPr>
-      <w:r>
-        <w:rPr>
-          <w:rStyle w:val="a7"/>
-        </w:rPr>
-        <w:annotationRef/>
-      </w:r>
-      <w:r>
-        <w:t>Изменил и добавил для каждого упражнения свои параметры</w:t>
-      </w:r>
-    </w:p>
-  </w:comment>
-  <w:comment w:id="32" w:author="Aleksey A. Kalentev" w:date="2025-12-04T09:34:00Z" w:initials="AAK">
-    <w:p>
-      <w:pPr>
-        <w:pStyle w:val="a8"/>
-      </w:pPr>
-      <w:r>
-        <w:rPr>
-          <w:rStyle w:val="a7"/>
-        </w:rPr>
-        <w:annotationRef/>
-      </w:r>
-      <w:r>
-        <w:t>Редакция</w:t>
-      </w:r>
-    </w:p>
-  </w:comment>
-  <w:comment w:id="33" w:author="Антон Едакин" w:date="2025-12-10T01:40:00Z" w:initials="АЕ">
-    <w:p>
-      <w:pPr>
-        <w:pStyle w:val="a8"/>
-      </w:pPr>
-      <w:r>
-        <w:rPr>
-          <w:rStyle w:val="a7"/>
-        </w:rPr>
-        <w:annotationRef/>
-      </w:r>
-      <w:r>
-        <w:t>Нашёл в информации «О системе»</w:t>
-      </w:r>
-    </w:p>
-  </w:comment>
-  <w:comment w:id="34" w:author="Aleksey A. Kalentev" w:date="2025-12-04T09:34:00Z" w:initials="AAK">
-    <w:p>
-      <w:pPr>
-        <w:pStyle w:val="a8"/>
-      </w:pPr>
-      <w:r>
-        <w:rPr>
-          <w:rStyle w:val="a7"/>
-        </w:rPr>
-        <w:annotationRef/>
-      </w:r>
-      <w:r>
+        <w:rPr>
+          <w:lang w:val="en-US"/>
+        </w:rPr>
+      </w:pPr>
+      <w:proofErr w:type="spellStart"/>
+      <w:r>
+        <w:rPr>
+          <w:lang w:val="en-US"/>
+        </w:rPr>
+        <w:t>ExerciseWrapper-SwimmingStyle</w:t>
+      </w:r>
+      <w:proofErr w:type="spellEnd"/>
+      <w:r>
+        <w:rPr>
+          <w:lang w:val="en-US"/>
+        </w:rPr>
         <w:t>?</w:t>
       </w:r>
-    </w:p>
-  </w:comment>
-  <w:comment w:id="35" w:author="Антон Едакин" w:date="2025-12-10T01:41:00Z" w:initials="АЕ">
-    <w:p>
-      <w:pPr>
-        <w:pStyle w:val="a8"/>
-      </w:pPr>
-      <w:r>
-        <w:rPr>
-          <w:rStyle w:val="a7"/>
-        </w:rPr>
-        <w:annotationRef/>
-      </w:r>
-      <w:r>
-        <w:t>Нашел информацию об ОС по данной ссылке:</w:t>
-      </w:r>
-      <w:r>
-        <w:br/>
-      </w:r>
-      <w:hyperlink r:id="rId1" w:history="1">
-        <w:r>
-          <w:rPr>
-            <w:rStyle w:val="a6"/>
-            <w:lang w:val="en-US"/>
-          </w:rPr>
-          <w:t>https</w:t>
-        </w:r>
-        <w:r>
-          <w:rPr>
-            <w:rStyle w:val="a6"/>
-          </w:rPr>
-          <w:t>://</w:t>
-        </w:r>
-        <w:r>
-          <w:rPr>
-            <w:rStyle w:val="a6"/>
-            <w:lang w:val="en-US"/>
-          </w:rPr>
-          <w:t>soft</w:t>
-        </w:r>
-        <w:r>
-          <w:rPr>
-            <w:rStyle w:val="a6"/>
-          </w:rPr>
-          <w:t>.</w:t>
-        </w:r>
-        <w:r>
-          <w:rPr>
-            <w:rStyle w:val="a6"/>
-            <w:lang w:val="en-US"/>
-          </w:rPr>
-          <w:t>store</w:t>
-        </w:r>
-        <w:r>
-          <w:rPr>
-            <w:rStyle w:val="a6"/>
-          </w:rPr>
-          <w:t>/</w:t>
-        </w:r>
-        <w:r>
-          <w:rPr>
-            <w:rStyle w:val="a6"/>
-            <w:lang w:val="en-US"/>
-          </w:rPr>
-          <w:t>product</w:t>
-        </w:r>
-        <w:r>
-          <w:rPr>
-            <w:rStyle w:val="a6"/>
-          </w:rPr>
-          <w:t>/</w:t>
-        </w:r>
-        <w:r>
-          <w:rPr>
-            <w:rStyle w:val="a6"/>
-            <w:lang w:val="en-US"/>
-          </w:rPr>
-          <w:t>kupit</w:t>
-        </w:r>
-        <w:r>
-          <w:rPr>
-            <w:rStyle w:val="a6"/>
-          </w:rPr>
-          <w:t>_</w:t>
-        </w:r>
-        <w:r>
-          <w:rPr>
-            <w:rStyle w:val="a6"/>
-            <w:lang w:val="en-US"/>
-          </w:rPr>
-          <w:t>windows</w:t>
-        </w:r>
-        <w:r>
-          <w:rPr>
-            <w:rStyle w:val="a6"/>
-          </w:rPr>
-          <w:t>_11_</w:t>
-        </w:r>
-        <w:r>
-          <w:rPr>
-            <w:rStyle w:val="a6"/>
-            <w:lang w:val="en-US"/>
-          </w:rPr>
-          <w:t>home</w:t>
-        </w:r>
-        <w:r>
-          <w:rPr>
-            <w:rStyle w:val="a6"/>
-          </w:rPr>
-          <w:t>/?</w:t>
-        </w:r>
-        <w:r>
-          <w:rPr>
-            <w:rStyle w:val="a6"/>
-            <w:lang w:val="en-US"/>
-          </w:rPr>
-          <w:t>utm</w:t>
-        </w:r>
-        <w:r>
-          <w:rPr>
-            <w:rStyle w:val="a6"/>
-          </w:rPr>
-          <w:t>_</w:t>
-        </w:r>
-        <w:r>
-          <w:rPr>
-            <w:rStyle w:val="a6"/>
-            <w:lang w:val="en-US"/>
-          </w:rPr>
-          <w:t>source</w:t>
-        </w:r>
-        <w:r>
-          <w:rPr>
-            <w:rStyle w:val="a6"/>
-          </w:rPr>
-          <w:t>=</w:t>
-        </w:r>
-        <w:r>
-          <w:rPr>
-            <w:rStyle w:val="a6"/>
-            <w:lang w:val="en-US"/>
-          </w:rPr>
-          <w:t>yandex</w:t>
-        </w:r>
-        <w:r>
-          <w:rPr>
-            <w:rStyle w:val="a6"/>
-          </w:rPr>
-          <w:t>&amp;</w:t>
-        </w:r>
-        <w:r>
-          <w:rPr>
-            <w:rStyle w:val="a6"/>
-            <w:lang w:val="en-US"/>
-          </w:rPr>
-          <w:t>utm</w:t>
-        </w:r>
-        <w:r>
-          <w:rPr>
-            <w:rStyle w:val="a6"/>
-          </w:rPr>
-          <w:t>_</w:t>
-        </w:r>
-        <w:r>
-          <w:rPr>
-            <w:rStyle w:val="a6"/>
-            <w:lang w:val="en-US"/>
-          </w:rPr>
-          <w:t>medium</w:t>
-        </w:r>
-        <w:r>
-          <w:rPr>
-            <w:rStyle w:val="a6"/>
-          </w:rPr>
-          <w:t>=</w:t>
-        </w:r>
-        <w:r>
-          <w:rPr>
-            <w:rStyle w:val="a6"/>
-            <w:lang w:val="en-US"/>
-          </w:rPr>
-          <w:t>cpc</w:t>
-        </w:r>
-        <w:r>
-          <w:rPr>
-            <w:rStyle w:val="a6"/>
-          </w:rPr>
-          <w:t>&amp;</w:t>
-        </w:r>
-        <w:r>
-          <w:rPr>
-            <w:rStyle w:val="a6"/>
-            <w:lang w:val="en-US"/>
-          </w:rPr>
-          <w:t>utm</w:t>
-        </w:r>
-        <w:r>
-          <w:rPr>
-            <w:rStyle w:val="a6"/>
-          </w:rPr>
-          <w:t>_</w:t>
-        </w:r>
-        <w:r>
-          <w:rPr>
-            <w:rStyle w:val="a6"/>
-            <w:lang w:val="en-US"/>
-          </w:rPr>
-          <w:t>campaign</w:t>
-        </w:r>
-        <w:r>
-          <w:rPr>
-            <w:rStyle w:val="a6"/>
-          </w:rPr>
-          <w:t>=98210758&amp;</w:t>
-        </w:r>
-        <w:r>
-          <w:rPr>
-            <w:rStyle w:val="a6"/>
-            <w:lang w:val="en-US"/>
-          </w:rPr>
-          <w:t>utm</w:t>
-        </w:r>
-        <w:r>
-          <w:rPr>
-            <w:rStyle w:val="a6"/>
-          </w:rPr>
-          <w:t>_</w:t>
-        </w:r>
-        <w:r>
-          <w:rPr>
-            <w:rStyle w:val="a6"/>
-            <w:lang w:val="en-US"/>
-          </w:rPr>
-          <w:t>content</w:t>
-        </w:r>
-        <w:r>
-          <w:rPr>
-            <w:rStyle w:val="a6"/>
-          </w:rPr>
-          <w:t>=15180222596&amp;</w:t>
-        </w:r>
-        <w:r>
-          <w:rPr>
-            <w:rStyle w:val="a6"/>
-            <w:lang w:val="en-US"/>
-          </w:rPr>
-          <w:t>utm</w:t>
-        </w:r>
-        <w:r>
-          <w:rPr>
-            <w:rStyle w:val="a6"/>
-          </w:rPr>
-          <w:t>_</w:t>
-        </w:r>
-        <w:r>
-          <w:rPr>
-            <w:rStyle w:val="a6"/>
-            <w:lang w:val="en-US"/>
-          </w:rPr>
-          <w:t>term</w:t>
-        </w:r>
-        <w:r>
-          <w:rPr>
-            <w:rStyle w:val="a6"/>
-          </w:rPr>
-          <w:t>=---</w:t>
-        </w:r>
-        <w:r>
-          <w:rPr>
-            <w:rStyle w:val="a6"/>
-            <w:lang w:val="en-US"/>
-          </w:rPr>
-          <w:t>autotargeting</w:t>
-        </w:r>
-        <w:r>
-          <w:rPr>
-            <w:rStyle w:val="a6"/>
-          </w:rPr>
-          <w:t>.</w:t>
-        </w:r>
-        <w:r>
-          <w:rPr>
-            <w:rStyle w:val="a6"/>
-            <w:lang w:val="en-US"/>
-          </w:rPr>
-          <w:t>desktop</w:t>
-        </w:r>
-        <w:r>
-          <w:rPr>
-            <w:rStyle w:val="a6"/>
-          </w:rPr>
-          <w:t>.Томск.47804355556.</w:t>
-        </w:r>
-        <w:r>
-          <w:rPr>
-            <w:rStyle w:val="a6"/>
-            <w:lang w:val="en-US"/>
-          </w:rPr>
-          <w:t>none</w:t>
-        </w:r>
-        <w:r>
-          <w:rPr>
-            <w:rStyle w:val="a6"/>
-          </w:rPr>
-          <w:t>&amp;</w:t>
-        </w:r>
-        <w:r>
-          <w:rPr>
-            <w:rStyle w:val="a6"/>
-            <w:lang w:val="en-US"/>
-          </w:rPr>
-          <w:t>block</w:t>
-        </w:r>
-        <w:r>
-          <w:rPr>
-            <w:rStyle w:val="a6"/>
-          </w:rPr>
-          <w:t>=</w:t>
-        </w:r>
-        <w:r>
-          <w:rPr>
-            <w:rStyle w:val="a6"/>
-            <w:lang w:val="en-US"/>
-          </w:rPr>
-          <w:t>premium</w:t>
-        </w:r>
-        <w:r>
-          <w:rPr>
-            <w:rStyle w:val="a6"/>
-          </w:rPr>
-          <w:t>.2&amp;</w:t>
-        </w:r>
-        <w:r>
-          <w:rPr>
-            <w:rStyle w:val="a6"/>
-            <w:lang w:val="en-US"/>
-          </w:rPr>
-          <w:t>source</w:t>
-        </w:r>
-        <w:r>
-          <w:rPr>
-            <w:rStyle w:val="a6"/>
-          </w:rPr>
-          <w:t>=</w:t>
-        </w:r>
-        <w:r>
-          <w:rPr>
-            <w:rStyle w:val="a6"/>
-            <w:lang w:val="en-US"/>
-          </w:rPr>
-          <w:t>search</w:t>
-        </w:r>
-        <w:r>
-          <w:rPr>
-            <w:rStyle w:val="a6"/>
-          </w:rPr>
-          <w:t>.</w:t>
-        </w:r>
-        <w:r>
-          <w:rPr>
-            <w:rStyle w:val="a6"/>
-            <w:lang w:val="en-US"/>
-          </w:rPr>
-          <w:t>none</w:t>
-        </w:r>
-        <w:r>
-          <w:rPr>
-            <w:rStyle w:val="a6"/>
-          </w:rPr>
-          <w:t>&amp;</w:t>
-        </w:r>
-        <w:r>
-          <w:rPr>
-            <w:rStyle w:val="a6"/>
-            <w:lang w:val="en-US"/>
-          </w:rPr>
-          <w:t>etext</w:t>
-        </w:r>
-        <w:r>
-          <w:rPr>
-            <w:rStyle w:val="a6"/>
-          </w:rPr>
-          <w:t>=2202.</w:t>
-        </w:r>
-        <w:r>
-          <w:rPr>
-            <w:rStyle w:val="a6"/>
-            <w:lang w:val="en-US"/>
-          </w:rPr>
-          <w:t>qMp</w:t>
-        </w:r>
-        <w:r>
-          <w:rPr>
-            <w:rStyle w:val="a6"/>
-          </w:rPr>
-          <w:t>-</w:t>
-        </w:r>
-        <w:r>
-          <w:rPr>
-            <w:rStyle w:val="a6"/>
-            <w:lang w:val="en-US"/>
-          </w:rPr>
-          <w:t>YL</w:t>
-        </w:r>
-        <w:r>
-          <w:rPr>
-            <w:rStyle w:val="a6"/>
-          </w:rPr>
-          <w:t>-</w:t>
-        </w:r>
-        <w:r>
-          <w:rPr>
-            <w:rStyle w:val="a6"/>
-            <w:lang w:val="en-US"/>
-          </w:rPr>
-          <w:t>ugwaxrIIKnIh</w:t>
-        </w:r>
-        <w:r>
-          <w:rPr>
-            <w:rStyle w:val="a6"/>
-          </w:rPr>
-          <w:t>0</w:t>
-        </w:r>
-        <w:r>
-          <w:rPr>
-            <w:rStyle w:val="a6"/>
-            <w:lang w:val="en-US"/>
-          </w:rPr>
-          <w:t>cbM</w:t>
-        </w:r>
-        <w:r>
-          <w:rPr>
-            <w:rStyle w:val="a6"/>
-          </w:rPr>
-          <w:t>2</w:t>
-        </w:r>
-        <w:r>
-          <w:rPr>
-            <w:rStyle w:val="a6"/>
-            <w:lang w:val="en-US"/>
-          </w:rPr>
-          <w:t>y</w:t>
-        </w:r>
-        <w:r>
-          <w:rPr>
-            <w:rStyle w:val="a6"/>
-          </w:rPr>
-          <w:t>_</w:t>
-        </w:r>
-        <w:r>
-          <w:rPr>
-            <w:rStyle w:val="a6"/>
-            <w:lang w:val="en-US"/>
-          </w:rPr>
-          <w:t>DI</w:t>
-        </w:r>
-        <w:r>
-          <w:rPr>
-            <w:rStyle w:val="a6"/>
-          </w:rPr>
-          <w:t>_</w:t>
-        </w:r>
-        <w:r>
-          <w:rPr>
-            <w:rStyle w:val="a6"/>
-            <w:lang w:val="en-US"/>
-          </w:rPr>
-          <w:t>Fl</w:t>
-        </w:r>
-        <w:r>
-          <w:rPr>
-            <w:rStyle w:val="a6"/>
-          </w:rPr>
-          <w:t>0</w:t>
-        </w:r>
-        <w:r>
-          <w:rPr>
-            <w:rStyle w:val="a6"/>
-            <w:lang w:val="en-US"/>
-          </w:rPr>
-          <w:t>zg</w:t>
-        </w:r>
-        <w:r>
-          <w:rPr>
-            <w:rStyle w:val="a6"/>
-          </w:rPr>
-          <w:t>8</w:t>
-        </w:r>
-        <w:r>
-          <w:rPr>
-            <w:rStyle w:val="a6"/>
-            <w:lang w:val="en-US"/>
-          </w:rPr>
-          <w:t>msQPlsbxsR</w:t>
-        </w:r>
-        <w:r>
-          <w:rPr>
-            <w:rStyle w:val="a6"/>
-          </w:rPr>
-          <w:t>7</w:t>
-        </w:r>
-        <w:r>
-          <w:rPr>
-            <w:rStyle w:val="a6"/>
-            <w:lang w:val="en-US"/>
-          </w:rPr>
-          <w:t>ER</w:t>
-        </w:r>
-        <w:r>
-          <w:rPr>
-            <w:rStyle w:val="a6"/>
-          </w:rPr>
-          <w:t>7</w:t>
-        </w:r>
-        <w:r>
-          <w:rPr>
-            <w:rStyle w:val="a6"/>
-            <w:lang w:val="en-US"/>
-          </w:rPr>
-          <w:t>kdcjTHN</w:t>
-        </w:r>
-        <w:r>
-          <w:rPr>
-            <w:rStyle w:val="a6"/>
-          </w:rPr>
-          <w:t>6</w:t>
-        </w:r>
-        <w:r>
-          <w:rPr>
-            <w:rStyle w:val="a6"/>
-            <w:lang w:val="en-US"/>
-          </w:rPr>
-          <w:t>Iq</w:t>
-        </w:r>
-        <w:r>
-          <w:rPr>
-            <w:rStyle w:val="a6"/>
-          </w:rPr>
-          <w:t>7</w:t>
-        </w:r>
-        <w:r>
-          <w:rPr>
-            <w:rStyle w:val="a6"/>
-            <w:lang w:val="en-US"/>
-          </w:rPr>
-          <w:t>ZDqeEQXmJ</w:t>
-        </w:r>
-        <w:r>
-          <w:rPr>
-            <w:rStyle w:val="a6"/>
-          </w:rPr>
-          <w:t>9</w:t>
-        </w:r>
-        <w:r>
-          <w:rPr>
-            <w:rStyle w:val="a6"/>
-            <w:lang w:val="en-US"/>
-          </w:rPr>
-          <w:t>oWoKFytCuT</w:t>
-        </w:r>
-        <w:r>
-          <w:rPr>
-            <w:rStyle w:val="a6"/>
-          </w:rPr>
-          <w:t>61</w:t>
-        </w:r>
-        <w:r>
-          <w:rPr>
-            <w:rStyle w:val="a6"/>
-            <w:lang w:val="en-US"/>
-          </w:rPr>
-          <w:t>LPZsooyCY</w:t>
-        </w:r>
-        <w:r>
-          <w:rPr>
-            <w:rStyle w:val="a6"/>
-          </w:rPr>
-          <w:t>0</w:t>
-        </w:r>
-        <w:r>
-          <w:rPr>
-            <w:rStyle w:val="a6"/>
-            <w:lang w:val="en-US"/>
-          </w:rPr>
-          <w:t>kcwOOEm</w:t>
-        </w:r>
-        <w:r>
-          <w:rPr>
-            <w:rStyle w:val="a6"/>
-          </w:rPr>
-          <w:t>002</w:t>
-        </w:r>
-        <w:r>
-          <w:rPr>
-            <w:rStyle w:val="a6"/>
-            <w:lang w:val="en-US"/>
-          </w:rPr>
-          <w:t>uQGHp</w:t>
-        </w:r>
-        <w:r>
-          <w:rPr>
-            <w:rStyle w:val="a6"/>
-          </w:rPr>
-          <w:t>0</w:t>
-        </w:r>
-        <w:r>
-          <w:rPr>
-            <w:rStyle w:val="a6"/>
-            <w:lang w:val="en-US"/>
-          </w:rPr>
-          <w:t>d</w:t>
-        </w:r>
-        <w:r>
-          <w:rPr>
-            <w:rStyle w:val="a6"/>
-          </w:rPr>
-          <w:t>21</w:t>
-        </w:r>
-        <w:r>
-          <w:rPr>
-            <w:rStyle w:val="a6"/>
-            <w:lang w:val="en-US"/>
-          </w:rPr>
-          <w:t>lZ</w:t>
-        </w:r>
-        <w:r>
-          <w:rPr>
-            <w:rStyle w:val="a6"/>
-          </w:rPr>
-          <w:t>2</w:t>
-        </w:r>
-        <w:r>
-          <w:rPr>
-            <w:rStyle w:val="a6"/>
-            <w:lang w:val="en-US"/>
-          </w:rPr>
-          <w:t>xvZmVuZGNsc</w:t>
-        </w:r>
-        <w:r>
-          <w:rPr>
-            <w:rStyle w:val="a6"/>
-          </w:rPr>
-          <w:t>2</w:t>
-        </w:r>
-        <w:r>
-          <w:rPr>
-            <w:rStyle w:val="a6"/>
-            <w:lang w:val="en-US"/>
-          </w:rPr>
-          <w:t>Vs</w:t>
-        </w:r>
-        <w:r>
-          <w:rPr>
-            <w:rStyle w:val="a6"/>
-          </w:rPr>
-          <w:t>.</w:t>
-        </w:r>
-        <w:r>
-          <w:rPr>
-            <w:rStyle w:val="a6"/>
-            <w:lang w:val="en-US"/>
-          </w:rPr>
-          <w:t>a</w:t>
-        </w:r>
-        <w:r>
-          <w:rPr>
-            <w:rStyle w:val="a6"/>
-          </w:rPr>
-          <w:t>63702</w:t>
-        </w:r>
-        <w:r>
-          <w:rPr>
-            <w:rStyle w:val="a6"/>
-            <w:lang w:val="en-US"/>
-          </w:rPr>
-          <w:t>bb</w:t>
-        </w:r>
-        <w:r>
-          <w:rPr>
-            <w:rStyle w:val="a6"/>
-          </w:rPr>
-          <w:t>2</w:t>
-        </w:r>
-        <w:r>
-          <w:rPr>
-            <w:rStyle w:val="a6"/>
-            <w:lang w:val="en-US"/>
-          </w:rPr>
-          <w:t>b</w:t>
-        </w:r>
-        <w:r>
-          <w:rPr>
-            <w:rStyle w:val="a6"/>
-          </w:rPr>
-          <w:t>33273798</w:t>
-        </w:r>
-        <w:r>
-          <w:rPr>
-            <w:rStyle w:val="a6"/>
-            <w:lang w:val="en-US"/>
-          </w:rPr>
-          <w:t>c</w:t>
-        </w:r>
-        <w:r>
-          <w:rPr>
-            <w:rStyle w:val="a6"/>
-          </w:rPr>
-          <w:t>1</w:t>
-        </w:r>
-        <w:r>
-          <w:rPr>
-            <w:rStyle w:val="a6"/>
-            <w:lang w:val="en-US"/>
-          </w:rPr>
-          <w:t>fe</w:t>
-        </w:r>
-        <w:r>
-          <w:rPr>
-            <w:rStyle w:val="a6"/>
-          </w:rPr>
-          <w:t>87</w:t>
-        </w:r>
-        <w:r>
-          <w:rPr>
-            <w:rStyle w:val="a6"/>
-            <w:lang w:val="en-US"/>
-          </w:rPr>
-          <w:t>fb</w:t>
-        </w:r>
-        <w:r>
-          <w:rPr>
-            <w:rStyle w:val="a6"/>
-          </w:rPr>
-          <w:t>1158</w:t>
-        </w:r>
-        <w:r>
-          <w:rPr>
-            <w:rStyle w:val="a6"/>
-            <w:lang w:val="en-US"/>
-          </w:rPr>
-          <w:t>ec</w:t>
-        </w:r>
-        <w:r>
-          <w:rPr>
-            <w:rStyle w:val="a6"/>
-          </w:rPr>
-          <w:t>73</w:t>
-        </w:r>
-        <w:r>
-          <w:rPr>
-            <w:rStyle w:val="a6"/>
-            <w:lang w:val="en-US"/>
-          </w:rPr>
-          <w:t>a</w:t>
-        </w:r>
-        <w:r>
-          <w:rPr>
-            <w:rStyle w:val="a6"/>
-          </w:rPr>
-          <w:t>8</w:t>
-        </w:r>
-        <w:r>
-          <w:rPr>
-            <w:rStyle w:val="a6"/>
-            <w:lang w:val="en-US"/>
-          </w:rPr>
-          <w:t>dd</w:t>
-        </w:r>
-        <w:r>
-          <w:rPr>
-            <w:rStyle w:val="a6"/>
-          </w:rPr>
-          <w:t>87&amp;</w:t>
-        </w:r>
-        <w:r>
-          <w:rPr>
-            <w:rStyle w:val="a6"/>
-            <w:lang w:val="en-US"/>
-          </w:rPr>
-          <w:t>yclid</w:t>
-        </w:r>
-        <w:r>
-          <w:rPr>
-            <w:rStyle w:val="a6"/>
-          </w:rPr>
-          <w:t>=15992860283672723455&amp;</w:t>
-        </w:r>
-        <w:r>
-          <w:rPr>
-            <w:rStyle w:val="a6"/>
-            <w:lang w:val="en-US"/>
-          </w:rPr>
-          <w:t>ybaip</w:t>
-        </w:r>
-        <w:r>
-          <w:rPr>
-            <w:rStyle w:val="a6"/>
-          </w:rPr>
-          <w:t>=1</w:t>
-        </w:r>
-      </w:hyperlink>
-    </w:p>
-    <w:p>
-      <w:pPr>
-        <w:pStyle w:val="a8"/>
-      </w:pPr>
-    </w:p>
-    <w:p>
-      <w:pPr>
-        <w:pStyle w:val="a8"/>
-      </w:pPr>
-      <w:r>
-        <w:t>Либо с оф сайта майкрософт</w:t>
-      </w:r>
-    </w:p>
-    <w:p>
-      <w:pPr>
-        <w:pStyle w:val="a8"/>
-      </w:pPr>
-      <w:hyperlink r:id="rId2" w:history="1">
-        <w:r>
-          <w:rPr>
-            <w:rStyle w:val="a6"/>
-          </w:rPr>
-          <w:t>https://learn.microsoft.com/ru-ru/windows/whats-new/windows-11-requirements</w:t>
-        </w:r>
-      </w:hyperlink>
-    </w:p>
-    <w:p>
-      <w:pPr>
-        <w:pStyle w:val="a8"/>
-      </w:pPr>
     </w:p>
   </w:comment>
 </w:comments>
 </file>
 
 <file path=word/commentsExtended.xml><?xml version="1.0" encoding="utf-8"?>
-<w15:commentsEx xmlns:wpc="http://schemas.microsoft.com/office/word/2010/wordprocessingCanvas" xmlns:cx="http://schemas.microsoft.com/office/drawing/2014/chartex" xmlns:cx1="http://schemas.microsoft.com/office/drawing/2015/9/8/chartex" xmlns:mc="http://schemas.openxmlformats.org/markup-compatibility/2006" xmlns:o="urn:schemas-microsoft-com:office:office" xmlns:r="http://schemas.openxmlformats.org/officeDocument/2006/relationships" xmlns:m="http://schemas.openxmlformats.org/officeDocument/2006/math" xmlns:v="urn:schemas-microsoft-com:vml" xmlns:wp14="http://schemas.microsoft.com/office/word/2010/wordprocessingDrawing" xmlns:wp="http://schemas.openxmlformats.org/drawingml/2006/wordprocessingDrawing" xmlns:w10="urn:schemas-microsoft-com:office:word" xmlns:w="http://schemas.openxmlformats.org/wordprocessingml/2006/main" xmlns:w14="http://schemas.microsoft.com/office/word/2010/wordml" xmlns:w15="http://schemas.microsoft.com/office/word/2012/wordml" xmlns:w16se="http://schemas.microsoft.com/office/word/2015/wordml/symex" xmlns:wpg="http://schemas.microsoft.com/office/word/2010/wordprocessingGroup" xmlns:wpi="http://schemas.microsoft.com/office/word/2010/wordprocessingInk" xmlns:wne="http://schemas.microsoft.com/office/word/2006/wordml" xmlns:wps="http://schemas.microsoft.com/office/word/2010/wordprocessingShape" mc:Ignorable="w14 w15 w16se wp14">
-  <w15:commentEx w15:paraId="2A74A332" w15:done="0"/>
-  <w15:commentEx w15:paraId="526FEF49" w15:paraIdParent="2A74A332" w15:done="0"/>
-  <w15:commentEx w15:paraId="7C1B58E3" w15:done="0"/>
-  <w15:commentEx w15:paraId="6256978D" w15:paraIdParent="7C1B58E3" w15:done="0"/>
-  <w15:commentEx w15:paraId="4F6BA505" w15:done="0"/>
-  <w15:commentEx w15:paraId="6EAC4F86" w15:done="0"/>
-  <w15:commentEx w15:paraId="70157CBF" w15:paraIdParent="6EAC4F86" w15:done="0"/>
-  <w15:commentEx w15:paraId="05EB40A0" w15:done="0"/>
-  <w15:commentEx w15:paraId="3E461226" w15:done="0"/>
-  <w15:commentEx w15:paraId="5CA290D5" w15:paraIdParent="3E461226" w15:done="0"/>
-  <w15:commentEx w15:paraId="357C000A" w15:done="0"/>
-  <w15:commentEx w15:paraId="2E2DE5D4" w15:done="0"/>
-  <w15:commentEx w15:paraId="34FD4A77" w15:paraIdParent="2E2DE5D4" w15:done="0"/>
-  <w15:commentEx w15:paraId="1C2D9366" w15:done="0"/>
-  <w15:commentEx w15:paraId="280BD892" w15:paraIdParent="1C2D9366" w15:done="0"/>
-  <w15:commentEx w15:paraId="1CC0CF5C" w15:done="0"/>
-  <w15:commentEx w15:paraId="4C912DCD" w15:paraIdParent="1CC0CF5C" w15:done="0"/>
+<w15:commentsEx xmlns:wpc="http://schemas.microsoft.com/office/word/2010/wordprocessingCanvas" xmlns:cx="http://schemas.microsoft.com/office/drawing/2014/chartex" xmlns:cx1="http://schemas.microsoft.com/office/drawing/2015/9/8/chartex" xmlns:cx2="http://schemas.microsoft.com/office/drawing/2015/10/21/chartex" xmlns:cx3="http://schemas.microsoft.com/office/drawing/2016/5/9/chartex" xmlns:cx4="http://schemas.microsoft.com/office/drawing/2016/5/10/chartex" xmlns:cx5="http://schemas.microsoft.com/office/drawing/2016/5/11/chartex" xmlns:cx6="http://schemas.microsoft.com/office/drawing/2016/5/12/chartex" xmlns:cx7="http://schemas.microsoft.com/office/drawing/2016/5/13/chartex" xmlns:cx8="http://schemas.microsoft.com/office/drawing/2016/5/14/chartex" xmlns:mc="http://schemas.openxmlformats.org/markup-compatibility/2006" xmlns:aink="http://schemas.microsoft.com/office/drawing/2016/ink" xmlns:am3d="http://schemas.microsoft.com/office/drawing/2017/model3d" xmlns:o="urn:schemas-microsoft-com:office:office" xmlns:r="http://schemas.openxmlformats.org/officeDocument/2006/relationships" xmlns:m="http://schemas.openxmlformats.org/officeDocument/2006/math" xmlns:v="urn:schemas-microsoft-com:vml" xmlns:wp14="http://schemas.microsoft.com/office/word/2010/wordprocessingDrawing" xmlns:wp="http://schemas.openxmlformats.org/drawingml/2006/wordprocessingDrawing" xmlns:w10="urn:schemas-microsoft-com:office:word" xmlns:w="http://schemas.openxmlformats.org/wordprocessingml/2006/main" xmlns:w14="http://schemas.microsoft.com/office/word/2010/wordml" xmlns:w15="http://schemas.microsoft.com/office/word/2012/wordml" xmlns:w16cex="http://schemas.microsoft.com/office/word/2018/wordml/cex" xmlns:w16cid="http://schemas.microsoft.com/office/word/2016/wordml/cid" xmlns:w16="http://schemas.microsoft.com/office/word/2018/wordml" xmlns:w16sdtdh="http://schemas.microsoft.com/office/word/2020/wordml/sdtdatahash" xmlns:w16se="http://schemas.microsoft.com/office/word/2015/wordml/symex" xmlns:wpg="http://schemas.microsoft.com/office/word/2010/wordprocessingGroup" xmlns:wpi="http://schemas.microsoft.com/office/word/2010/wordprocessingInk" xmlns:wne="http://schemas.microsoft.com/office/word/2006/wordml" xmlns:wps="http://schemas.microsoft.com/office/word/2010/wordprocessingShape" mc:Ignorable="w14 w15 w16se w16cid w16 w16cex w16sdtdh wp14">
+  <w15:commentEx w15:paraId="5BEB75E7" w15:done="0"/>
 </w15:commentsEx>
 </file>
 
 <file path=word/commentsExtensible.xml><?xml version="1.0" encoding="utf-8"?>
 <w16cex:commentsExtensible xmlns:wpc="http://schemas.microsoft.com/office/word/2010/wordprocessingCanvas" xmlns:cx="http://schemas.microsoft.com/office/drawing/2014/chartex" xmlns:cx1="http://schemas.microsoft.com/office/drawing/2015/9/8/chartex" xmlns:cx2="http://schemas.microsoft.com/office/drawing/2015/10/21/chartex" xmlns:cx3="http://schemas.microsoft.com/office/drawing/2016/5/9/chartex" xmlns:cx4="http://schemas.microsoft.com/office/drawing/2016/5/10/chartex" xmlns:cx5="http://schemas.microsoft.com/office/drawing/2016/5/11/chartex" xmlns:cx6="http://schemas.microsoft.com/office/drawing/2016/5/12/chartex" xmlns:cx7="http://schemas.microsoft.com/office/drawing/2016/5/13/chartex" xmlns:cx8="http://schemas.microsoft.com/office/drawing/2016/5/14/chartex" xmlns:mc="http://schemas.openxmlformats.org/markup-compatibility/2006" xmlns:aink="http://schemas.microsoft.com/office/drawing/2016/ink" xmlns:am3d="http://schemas.microsoft.com/office/drawing/2017/model3d" xmlns:o="urn:schemas-microsoft-com:office:office" xmlns:r="http://schemas.openxmlformats.org/officeDocument/2006/relationships" xmlns:m="http://schemas.openxmlformats.org/officeDocument/2006/math" xmlns:v="urn:schemas-microsoft-com:vml" xmlns:wp14="http://schemas.microsoft.com/office/word/2010/wordprocessingDrawing" xmlns:wp="http://schemas.openxmlformats.org/drawingml/2006/wordprocessingDrawing" xmlns:w10="urn:schemas-microsoft-com:office:word" xmlns:w="http://schemas.openxmlformats.org/wordprocessingml/2006/main" xmlns:w14="http://schemas.microsoft.com/office/word/2010/wordml" xmlns:w15="http://schemas.microsoft.com/office/word/2012/wordml" xmlns:w16cex="http://schemas.microsoft.com/office/word/2018/wordml/cex" xmlns:w16cid="http://schemas.microsoft.com/office/word/2016/wordml/cid" xmlns:w16="http://schemas.microsoft.com/office/word/2018/wordml" xmlns:w16sdtdh="http://schemas.microsoft.com/office/word/2020/wordml/sdtdatahash" xmlns:w16se="http://schemas.microsoft.com/office/word/2015/wordml/symex" xmlns:wpg="http://schemas.microsoft.com/office/word/2010/wordprocessingGroup" xmlns:wpi="http://schemas.microsoft.com/office/word/2010/wordprocessingInk" xmlns:wne="http://schemas.microsoft.com/office/word/2006/wordml" xmlns:wps="http://schemas.microsoft.com/office/word/2010/wordprocessingShape" mc:Ignorable="w14 w15 w16se w16cid w16 w16cex w16sdtdh wp14">
-  <w16cex:commentExtensible w16cex:durableId="2CDBD3AF" w16cex:dateUtc="2025-12-04T02:32:00Z"/>
-  <w16cex:commentExtensible w16cex:durableId="2CDBD474" w16cex:dateUtc="2025-12-04T02:35:00Z"/>
-  <w16cex:commentExtensible w16cex:durableId="2CDBD440" w16cex:dateUtc="2025-12-04T02:34:00Z"/>
-  <w16cex:commentExtensible w16cex:durableId="2CDBD482" w16cex:dateUtc="2025-12-04T02:36:00Z"/>
-  <w16cex:commentExtensible w16cex:durableId="2CDBD417" w16cex:dateUtc="2025-12-04T02:34:00Z"/>
-  <w16cex:commentExtensible w16cex:durableId="2CDBD428" w16cex:dateUtc="2025-12-04T02:34:00Z"/>
+  <w16cex:commentExtensible w16cex:durableId="2CE512B1" w16cex:dateUtc="2025-12-11T02:51:00Z"/>
 </w16cex:commentsExtensible>
 </file>
 
 <file path=word/commentsIds.xml><?xml version="1.0" encoding="utf-8"?>
 <w16cid:commentsIds xmlns:wpc="http://schemas.microsoft.com/office/word/2010/wordprocessingCanvas" xmlns:cx="http://schemas.microsoft.com/office/drawing/2014/chartex" xmlns:cx1="http://schemas.microsoft.com/office/drawing/2015/9/8/chartex" xmlns:cx2="http://schemas.microsoft.com/office/drawing/2015/10/21/chartex" xmlns:cx3="http://schemas.microsoft.com/office/drawing/2016/5/9/chartex" xmlns:cx4="http://schemas.microsoft.com/office/drawing/2016/5/10/chartex" xmlns:cx5="http://schemas.microsoft.com/office/drawing/2016/5/11/chartex" xmlns:cx6="http://schemas.microsoft.com/office/drawing/2016/5/12/chartex" xmlns:cx7="http://schemas.microsoft.com/office/drawing/2016/5/13/chartex" xmlns:cx8="http://schemas.microsoft.com/office/drawing/2016/5/14/chartex" xmlns:mc="http://schemas.openxmlformats.org/markup-compatibility/2006" xmlns:aink="http://schemas.microsoft.com/office/drawing/2016/ink" xmlns:am3d="http://schemas.microsoft.com/office/drawing/2017/model3d" xmlns:o="urn:schemas-microsoft-com:office:office" xmlns:r="http://schemas.openxmlformats.org/officeDocument/2006/relationships" xmlns:m="http://schemas.openxmlformats.org/officeDocument/2006/math" xmlns:v="urn:schemas-microsoft-com:vml" xmlns:wp14="http://schemas.microsoft.com/office/word/2010/wordprocessingDrawing" xmlns:wp="http://schemas.openxmlformats.org/drawingml/2006/wordprocessingDrawing" xmlns:w10="urn:schemas-microsoft-com:office:word" xmlns:w="http://schemas.openxmlformats.org/wordprocessingml/2006/main" xmlns:w14="http://schemas.microsoft.com/office/word/2010/wordml" xmlns:w15="http://schemas.microsoft.com/office/word/2012/wordml" xmlns:w16cex="http://schemas.microsoft.com/office/word/2018/wordml/cex" xmlns:w16cid="http://schemas.microsoft.com/office/word/2016/wordml/cid" xmlns:w16="http://schemas.microsoft.com/office/word/2018/wordml" xmlns:w16sdtdh="http://schemas.microsoft.com/office/word/2020/wordml/sdtdatahash" xmlns:w16se="http://schemas.microsoft.com/office/word/2015/wordml/symex" xmlns:wpg="http://schemas.microsoft.com/office/word/2010/wordprocessingGroup" xmlns:wpi="http://schemas.microsoft.com/office/word/2010/wordprocessingInk" xmlns:wne="http://schemas.microsoft.com/office/word/2006/wordml" xmlns:wps="http://schemas.microsoft.com/office/word/2010/wordprocessingShape" mc:Ignorable="w14 w15 w16se w16cid w16 w16cex w16sdtdh wp14">
-  <w16cid:commentId w16cid:paraId="2A74A332" w16cid:durableId="2CDBD3AF"/>
-  <w16cid:commentId w16cid:paraId="7C1B58E3" w16cid:durableId="2CDBD474"/>
-  <w16cid:commentId w16cid:paraId="4F6BA505" w16cid:durableId="2CDBD440"/>
-  <w16cid:commentId w16cid:paraId="6EAC4F86" w16cid:durableId="2CDBD482"/>
-  <w16cid:commentId w16cid:paraId="1C2D9366" w16cid:durableId="2CDBD417"/>
-  <w16cid:commentId w16cid:paraId="1CC0CF5C" w16cid:durableId="2CDBD428"/>
+  <w16cid:commentId w16cid:paraId="5BEB75E7" w16cid:durableId="2CE512B1"/>
 </w16cid:commentsIds>
 </file>
 
 <file path=word/endnotes.xml><?xml version="1.0" encoding="utf-8"?>
-<w:endnotes xmlns:wpc="http://schemas.microsoft.com/office/word/2010/wordprocessingCanvas" xmlns:cx="http://schemas.microsoft.com/office/drawing/2014/chartex" xmlns:cx1="http://schemas.microsoft.com/office/drawing/2015/9/8/chartex" xmlns:mc="http://schemas.openxmlformats.org/markup-compatibility/2006" xmlns:o="urn:schemas-microsoft-com:office:office" xmlns:r="http://schemas.openxmlformats.org/officeDocument/2006/relationships" xmlns:m="http://schemas.openxmlformats.org/officeDocument/2006/math" xmlns:v="urn:schemas-microsoft-com:vml" xmlns:wp14="http://schemas.microsoft.com/office/word/2010/wordprocessingDrawing" xmlns:wp="http://schemas.openxmlformats.org/drawingml/2006/wordprocessingDrawing" xmlns:w10="urn:schemas-microsoft-com:office:word" xmlns:w="http://schemas.openxmlformats.org/wordprocessingml/2006/main" xmlns:w14="http://schemas.microsoft.com/office/word/2010/wordml" xmlns:w15="http://schemas.microsoft.com/office/word/2012/wordml" xmlns:w16se="http://schemas.microsoft.com/office/word/2015/wordml/symex" xmlns:wpg="http://schemas.microsoft.com/office/word/2010/wordprocessingGroup" xmlns:wpi="http://schemas.microsoft.com/office/word/2010/wordprocessingInk" xmlns:wne="http://schemas.microsoft.com/office/word/2006/wordml" xmlns:wps="http://schemas.microsoft.com/office/word/2010/wordprocessingShape" mc:Ignorable="w14 w15 w16se wp14">
+<w:endnotes xmlns:wpc="http://schemas.microsoft.com/office/word/2010/wordprocessingCanvas" xmlns:cx="http://schemas.microsoft.com/office/drawing/2014/chartex" xmlns:cx1="http://schemas.microsoft.com/office/drawing/2015/9/8/chartex" xmlns:cx2="http://schemas.microsoft.com/office/drawing/2015/10/21/chartex" xmlns:cx3="http://schemas.microsoft.com/office/drawing/2016/5/9/chartex" xmlns:cx4="http://schemas.microsoft.com/office/drawing/2016/5/10/chartex" xmlns:cx5="http://schemas.microsoft.com/office/drawing/2016/5/11/chartex" xmlns:cx6="http://schemas.microsoft.com/office/drawing/2016/5/12/chartex" xmlns:cx7="http://schemas.microsoft.com/office/drawing/2016/5/13/chartex" xmlns:cx8="http://schemas.microsoft.com/office/drawing/2016/5/14/chartex" xmlns:mc="http://schemas.openxmlformats.org/markup-compatibility/2006" xmlns:aink="http://schemas.microsoft.com/office/drawing/2016/ink" xmlns:am3d="http://schemas.microsoft.com/office/drawing/2017/model3d" xmlns:o="urn:schemas-microsoft-com:office:office" xmlns:r="http://schemas.openxmlformats.org/officeDocument/2006/relationships" xmlns:m="http://schemas.openxmlformats.org/officeDocument/2006/math" xmlns:v="urn:schemas-microsoft-com:vml" xmlns:wp14="http://schemas.microsoft.com/office/word/2010/wordprocessingDrawing" xmlns:wp="http://schemas.openxmlformats.org/drawingml/2006/wordprocessingDrawing" xmlns:w10="urn:schemas-microsoft-com:office:word" xmlns:w="http://schemas.openxmlformats.org/wordprocessingml/2006/main" xmlns:w14="http://schemas.microsoft.com/office/word/2010/wordml" xmlns:w15="http://schemas.microsoft.com/office/word/2012/wordml" xmlns:w16cex="http://schemas.microsoft.com/office/word/2018/wordml/cex" xmlns:w16cid="http://schemas.microsoft.com/office/word/2016/wordml/cid" xmlns:w16="http://schemas.microsoft.com/office/word/2018/wordml" xmlns:w16sdtdh="http://schemas.microsoft.com/office/word/2020/wordml/sdtdatahash" xmlns:w16se="http://schemas.microsoft.com/office/word/2015/wordml/symex" xmlns:wpg="http://schemas.microsoft.com/office/word/2010/wordprocessingGroup" xmlns:wpi="http://schemas.microsoft.com/office/word/2010/wordprocessingInk" xmlns:wne="http://schemas.microsoft.com/office/word/2006/wordml" xmlns:wps="http://schemas.microsoft.com/office/word/2010/wordprocessingShape" mc:Ignorable="w14 w15 w16se w16cid w16 w16cex w16sdtdh wp14">
   <w:endnote w:type="separator" w:id="-1">
     <w:p>
       <w:pPr>
@@ -12395,7 +12083,7 @@
 </file>
 
 <file path=word/footer1.xml><?xml version="1.0" encoding="utf-8"?>
-<w:ftr xmlns:wpc="http://schemas.microsoft.com/office/word/2010/wordprocessingCanvas" xmlns:cx="http://schemas.microsoft.com/office/drawing/2014/chartex" xmlns:cx1="http://schemas.microsoft.com/office/drawing/2015/9/8/chartex" xmlns:mc="http://schemas.openxmlformats.org/markup-compatibility/2006" xmlns:o="urn:schemas-microsoft-com:office:office" xmlns:r="http://schemas.openxmlformats.org/officeDocument/2006/relationships" xmlns:m="http://schemas.openxmlformats.org/officeDocument/2006/math" xmlns:v="urn:schemas-microsoft-com:vml" xmlns:wp14="http://schemas.microsoft.com/office/word/2010/wordprocessingDrawing" xmlns:wp="http://schemas.openxmlformats.org/drawingml/2006/wordprocessingDrawing" xmlns:w10="urn:schemas-microsoft-com:office:word" xmlns:w="http://schemas.openxmlformats.org/wordprocessingml/2006/main" xmlns:w14="http://schemas.microsoft.com/office/word/2010/wordml" xmlns:w15="http://schemas.microsoft.com/office/word/2012/wordml" xmlns:w16se="http://schemas.microsoft.com/office/word/2015/wordml/symex" xmlns:wpg="http://schemas.microsoft.com/office/word/2010/wordprocessingGroup" xmlns:wpi="http://schemas.microsoft.com/office/word/2010/wordprocessingInk" xmlns:wne="http://schemas.microsoft.com/office/word/2006/wordml" xmlns:wps="http://schemas.microsoft.com/office/word/2010/wordprocessingShape" mc:Ignorable="w14 w15 w16se wp14">
+<w:ftr xmlns:wpc="http://schemas.microsoft.com/office/word/2010/wordprocessingCanvas" xmlns:cx="http://schemas.microsoft.com/office/drawing/2014/chartex" xmlns:cx1="http://schemas.microsoft.com/office/drawing/2015/9/8/chartex" xmlns:cx2="http://schemas.microsoft.com/office/drawing/2015/10/21/chartex" xmlns:cx3="http://schemas.microsoft.com/office/drawing/2016/5/9/chartex" xmlns:cx4="http://schemas.microsoft.com/office/drawing/2016/5/10/chartex" xmlns:cx5="http://schemas.microsoft.com/office/drawing/2016/5/11/chartex" xmlns:cx6="http://schemas.microsoft.com/office/drawing/2016/5/12/chartex" xmlns:cx7="http://schemas.microsoft.com/office/drawing/2016/5/13/chartex" xmlns:cx8="http://schemas.microsoft.com/office/drawing/2016/5/14/chartex" xmlns:mc="http://schemas.openxmlformats.org/markup-compatibility/2006" xmlns:aink="http://schemas.microsoft.com/office/drawing/2016/ink" xmlns:am3d="http://schemas.microsoft.com/office/drawing/2017/model3d" xmlns:o="urn:schemas-microsoft-com:office:office" xmlns:r="http://schemas.openxmlformats.org/officeDocument/2006/relationships" xmlns:m="http://schemas.openxmlformats.org/officeDocument/2006/math" xmlns:v="urn:schemas-microsoft-com:vml" xmlns:wp14="http://schemas.microsoft.com/office/word/2010/wordprocessingDrawing" xmlns:wp="http://schemas.openxmlformats.org/drawingml/2006/wordprocessingDrawing" xmlns:w10="urn:schemas-microsoft-com:office:word" xmlns:w="http://schemas.openxmlformats.org/wordprocessingml/2006/main" xmlns:w14="http://schemas.microsoft.com/office/word/2010/wordml" xmlns:w15="http://schemas.microsoft.com/office/word/2012/wordml" xmlns:w16cex="http://schemas.microsoft.com/office/word/2018/wordml/cex" xmlns:w16cid="http://schemas.microsoft.com/office/word/2016/wordml/cid" xmlns:w16="http://schemas.microsoft.com/office/word/2018/wordml" xmlns:w16sdtdh="http://schemas.microsoft.com/office/word/2020/wordml/sdtdatahash" xmlns:w16se="http://schemas.microsoft.com/office/word/2015/wordml/symex" xmlns:wpg="http://schemas.microsoft.com/office/word/2010/wordprocessingGroup" xmlns:wpi="http://schemas.microsoft.com/office/word/2010/wordprocessingInk" xmlns:wne="http://schemas.microsoft.com/office/word/2006/wordml" xmlns:wps="http://schemas.microsoft.com/office/word/2010/wordprocessingShape" mc:Ignorable="w14 w15 w16se w16cid w16 w16cex w16sdtdh wp14">
   <w:sdt>
     <w:sdtPr>
       <w:id w:val="8180956"/>
@@ -12437,7 +12125,7 @@
 </file>
 
 <file path=word/footnotes.xml><?xml version="1.0" encoding="utf-8"?>
-<w:footnotes xmlns:wpc="http://schemas.microsoft.com/office/word/2010/wordprocessingCanvas" xmlns:cx="http://schemas.microsoft.com/office/drawing/2014/chartex" xmlns:cx1="http://schemas.microsoft.com/office/drawing/2015/9/8/chartex" xmlns:mc="http://schemas.openxmlformats.org/markup-compatibility/2006" xmlns:o="urn:schemas-microsoft-com:office:office" xmlns:r="http://schemas.openxmlformats.org/officeDocument/2006/relationships" xmlns:m="http://schemas.openxmlformats.org/officeDocument/2006/math" xmlns:v="urn:schemas-microsoft-com:vml" xmlns:wp14="http://schemas.microsoft.com/office/word/2010/wordprocessingDrawing" xmlns:wp="http://schemas.openxmlformats.org/drawingml/2006/wordprocessingDrawing" xmlns:w10="urn:schemas-microsoft-com:office:word" xmlns:w="http://schemas.openxmlformats.org/wordprocessingml/2006/main" xmlns:w14="http://schemas.microsoft.com/office/word/2010/wordml" xmlns:w15="http://schemas.microsoft.com/office/word/2012/wordml" xmlns:w16se="http://schemas.microsoft.com/office/word/2015/wordml/symex" xmlns:wpg="http://schemas.microsoft.com/office/word/2010/wordprocessingGroup" xmlns:wpi="http://schemas.microsoft.com/office/word/2010/wordprocessingInk" xmlns:wne="http://schemas.microsoft.com/office/word/2006/wordml" xmlns:wps="http://schemas.microsoft.com/office/word/2010/wordprocessingShape" mc:Ignorable="w14 w15 w16se wp14">
+<w:footnotes xmlns:wpc="http://schemas.microsoft.com/office/word/2010/wordprocessingCanvas" xmlns:cx="http://schemas.microsoft.com/office/drawing/2014/chartex" xmlns:cx1="http://schemas.microsoft.com/office/drawing/2015/9/8/chartex" xmlns:cx2="http://schemas.microsoft.com/office/drawing/2015/10/21/chartex" xmlns:cx3="http://schemas.microsoft.com/office/drawing/2016/5/9/chartex" xmlns:cx4="http://schemas.microsoft.com/office/drawing/2016/5/10/chartex" xmlns:cx5="http://schemas.microsoft.com/office/drawing/2016/5/11/chartex" xmlns:cx6="http://schemas.microsoft.com/office/drawing/2016/5/12/chartex" xmlns:cx7="http://schemas.microsoft.com/office/drawing/2016/5/13/chartex" xmlns:cx8="http://schemas.microsoft.com/office/drawing/2016/5/14/chartex" xmlns:mc="http://schemas.openxmlformats.org/markup-compatibility/2006" xmlns:aink="http://schemas.microsoft.com/office/drawing/2016/ink" xmlns:am3d="http://schemas.microsoft.com/office/drawing/2017/model3d" xmlns:o="urn:schemas-microsoft-com:office:office" xmlns:r="http://schemas.openxmlformats.org/officeDocument/2006/relationships" xmlns:m="http://schemas.openxmlformats.org/officeDocument/2006/math" xmlns:v="urn:schemas-microsoft-com:vml" xmlns:wp14="http://schemas.microsoft.com/office/word/2010/wordprocessingDrawing" xmlns:wp="http://schemas.openxmlformats.org/drawingml/2006/wordprocessingDrawing" xmlns:w10="urn:schemas-microsoft-com:office:word" xmlns:w="http://schemas.openxmlformats.org/wordprocessingml/2006/main" xmlns:w14="http://schemas.microsoft.com/office/word/2010/wordml" xmlns:w15="http://schemas.microsoft.com/office/word/2012/wordml" xmlns:w16cex="http://schemas.microsoft.com/office/word/2018/wordml/cex" xmlns:w16cid="http://schemas.microsoft.com/office/word/2016/wordml/cid" xmlns:w16="http://schemas.microsoft.com/office/word/2018/wordml" xmlns:w16sdtdh="http://schemas.microsoft.com/office/word/2020/wordml/sdtdatahash" xmlns:w16se="http://schemas.microsoft.com/office/word/2015/wordml/symex" xmlns:wpg="http://schemas.microsoft.com/office/word/2010/wordprocessingGroup" xmlns:wpi="http://schemas.microsoft.com/office/word/2010/wordprocessingInk" xmlns:wne="http://schemas.microsoft.com/office/word/2006/wordml" xmlns:wps="http://schemas.microsoft.com/office/word/2010/wordprocessingShape" mc:Ignorable="w14 w15 w16se w16cid w16 w16cex w16sdtdh wp14">
   <w:footnote w:type="separator" w:id="-1">
     <w:p>
       <w:pPr>
@@ -12462,7 +12150,7 @@
 </file>
 
 <file path=word/numbering.xml><?xml version="1.0" encoding="utf-8"?>
-<w:numbering xmlns:wpc="http://schemas.microsoft.com/office/word/2010/wordprocessingCanvas" xmlns:cx="http://schemas.microsoft.com/office/drawing/2014/chartex" xmlns:cx1="http://schemas.microsoft.com/office/drawing/2015/9/8/chartex" xmlns:mc="http://schemas.openxmlformats.org/markup-compatibility/2006" xmlns:o="urn:schemas-microsoft-com:office:office" xmlns:r="http://schemas.openxmlformats.org/officeDocument/2006/relationships" xmlns:m="http://schemas.openxmlformats.org/officeDocument/2006/math" xmlns:v="urn:schemas-microsoft-com:vml" xmlns:wp14="http://schemas.microsoft.com/office/word/2010/wordprocessingDrawing" xmlns:wp="http://schemas.openxmlformats.org/drawingml/2006/wordprocessingDrawing" xmlns:w10="urn:schemas-microsoft-com:office:word" xmlns:w="http://schemas.openxmlformats.org/wordprocessingml/2006/main" xmlns:w14="http://schemas.microsoft.com/office/word/2010/wordml" xmlns:w15="http://schemas.microsoft.com/office/word/2012/wordml" xmlns:w16se="http://schemas.microsoft.com/office/word/2015/wordml/symex" xmlns:wpg="http://schemas.microsoft.com/office/word/2010/wordprocessingGroup" xmlns:wpi="http://schemas.microsoft.com/office/word/2010/wordprocessingInk" xmlns:wne="http://schemas.microsoft.com/office/word/2006/wordml" xmlns:wps="http://schemas.microsoft.com/office/word/2010/wordprocessingShape" mc:Ignorable="w14 w15 w16se wp14">
+<w:numbering xmlns:wpc="http://schemas.microsoft.com/office/word/2010/wordprocessingCanvas" xmlns:cx="http://schemas.microsoft.com/office/drawing/2014/chartex" xmlns:cx1="http://schemas.microsoft.com/office/drawing/2015/9/8/chartex" xmlns:cx2="http://schemas.microsoft.com/office/drawing/2015/10/21/chartex" xmlns:cx3="http://schemas.microsoft.com/office/drawing/2016/5/9/chartex" xmlns:cx4="http://schemas.microsoft.com/office/drawing/2016/5/10/chartex" xmlns:cx5="http://schemas.microsoft.com/office/drawing/2016/5/11/chartex" xmlns:cx6="http://schemas.microsoft.com/office/drawing/2016/5/12/chartex" xmlns:cx7="http://schemas.microsoft.com/office/drawing/2016/5/13/chartex" xmlns:cx8="http://schemas.microsoft.com/office/drawing/2016/5/14/chartex" xmlns:mc="http://schemas.openxmlformats.org/markup-compatibility/2006" xmlns:aink="http://schemas.microsoft.com/office/drawing/2016/ink" xmlns:am3d="http://schemas.microsoft.com/office/drawing/2017/model3d" xmlns:o="urn:schemas-microsoft-com:office:office" xmlns:r="http://schemas.openxmlformats.org/officeDocument/2006/relationships" xmlns:m="http://schemas.openxmlformats.org/officeDocument/2006/math" xmlns:v="urn:schemas-microsoft-com:vml" xmlns:wp14="http://schemas.microsoft.com/office/word/2010/wordprocessingDrawing" xmlns:wp="http://schemas.openxmlformats.org/drawingml/2006/wordprocessingDrawing" xmlns:w10="urn:schemas-microsoft-com:office:word" xmlns:w="http://schemas.openxmlformats.org/wordprocessingml/2006/main" xmlns:w14="http://schemas.microsoft.com/office/word/2010/wordml" xmlns:w15="http://schemas.microsoft.com/office/word/2012/wordml" xmlns:w16cex="http://schemas.microsoft.com/office/word/2018/wordml/cex" xmlns:w16cid="http://schemas.microsoft.com/office/word/2016/wordml/cid" xmlns:w16="http://schemas.microsoft.com/office/word/2018/wordml" xmlns:w16sdtdh="http://schemas.microsoft.com/office/word/2020/wordml/sdtdatahash" xmlns:w16se="http://schemas.microsoft.com/office/word/2015/wordml/symex" xmlns:wpg="http://schemas.microsoft.com/office/word/2010/wordprocessingGroup" xmlns:wpi="http://schemas.microsoft.com/office/word/2010/wordprocessingInk" xmlns:wne="http://schemas.microsoft.com/office/word/2006/wordml" xmlns:wps="http://schemas.microsoft.com/office/word/2010/wordprocessingShape" mc:Ignorable="w14 w15 w16se w16cid w16 w16cex w16sdtdh wp14">
   <w:abstractNum w:abstractNumId="0" w15:restartNumberingAfterBreak="0">
     <w:nsid w:val="036D16E2"/>
     <w:multiLevelType w:val="hybridMultilevel"/>
@@ -13652,18 +13340,15 @@
 </file>
 
 <file path=word/people.xml><?xml version="1.0" encoding="utf-8"?>
-<w15:people xmlns:wpc="http://schemas.microsoft.com/office/word/2010/wordprocessingCanvas" xmlns:cx="http://schemas.microsoft.com/office/drawing/2014/chartex" xmlns:cx1="http://schemas.microsoft.com/office/drawing/2015/9/8/chartex" xmlns:mc="http://schemas.openxmlformats.org/markup-compatibility/2006" xmlns:o="urn:schemas-microsoft-com:office:office" xmlns:r="http://schemas.openxmlformats.org/officeDocument/2006/relationships" xmlns:m="http://schemas.openxmlformats.org/officeDocument/2006/math" xmlns:v="urn:schemas-microsoft-com:vml" xmlns:wp14="http://schemas.microsoft.com/office/word/2010/wordprocessingDrawing" xmlns:wp="http://schemas.openxmlformats.org/drawingml/2006/wordprocessingDrawing" xmlns:w10="urn:schemas-microsoft-com:office:word" xmlns:w="http://schemas.openxmlformats.org/wordprocessingml/2006/main" xmlns:w14="http://schemas.microsoft.com/office/word/2010/wordml" xmlns:w15="http://schemas.microsoft.com/office/word/2012/wordml" xmlns:w16se="http://schemas.microsoft.com/office/word/2015/wordml/symex" xmlns:wpg="http://schemas.microsoft.com/office/word/2010/wordprocessingGroup" xmlns:wpi="http://schemas.microsoft.com/office/word/2010/wordprocessingInk" xmlns:wne="http://schemas.microsoft.com/office/word/2006/wordml" xmlns:wps="http://schemas.microsoft.com/office/word/2010/wordprocessingShape" mc:Ignorable="w14 w15 w16se wp14">
+<w15:people xmlns:wpc="http://schemas.microsoft.com/office/word/2010/wordprocessingCanvas" xmlns:cx="http://schemas.microsoft.com/office/drawing/2014/chartex" xmlns:cx1="http://schemas.microsoft.com/office/drawing/2015/9/8/chartex" xmlns:cx2="http://schemas.microsoft.com/office/drawing/2015/10/21/chartex" xmlns:cx3="http://schemas.microsoft.com/office/drawing/2016/5/9/chartex" xmlns:cx4="http://schemas.microsoft.com/office/drawing/2016/5/10/chartex" xmlns:cx5="http://schemas.microsoft.com/office/drawing/2016/5/11/chartex" xmlns:cx6="http://schemas.microsoft.com/office/drawing/2016/5/12/chartex" xmlns:cx7="http://schemas.microsoft.com/office/drawing/2016/5/13/chartex" xmlns:cx8="http://schemas.microsoft.com/office/drawing/2016/5/14/chartex" xmlns:mc="http://schemas.openxmlformats.org/markup-compatibility/2006" xmlns:aink="http://schemas.microsoft.com/office/drawing/2016/ink" xmlns:am3d="http://schemas.microsoft.com/office/drawing/2017/model3d" xmlns:o="urn:schemas-microsoft-com:office:office" xmlns:r="http://schemas.openxmlformats.org/officeDocument/2006/relationships" xmlns:m="http://schemas.openxmlformats.org/officeDocument/2006/math" xmlns:v="urn:schemas-microsoft-com:vml" xmlns:wp14="http://schemas.microsoft.com/office/word/2010/wordprocessingDrawing" xmlns:wp="http://schemas.openxmlformats.org/drawingml/2006/wordprocessingDrawing" xmlns:w10="urn:schemas-microsoft-com:office:word" xmlns:w="http://schemas.openxmlformats.org/wordprocessingml/2006/main" xmlns:w14="http://schemas.microsoft.com/office/word/2010/wordml" xmlns:w15="http://schemas.microsoft.com/office/word/2012/wordml" xmlns:w16cex="http://schemas.microsoft.com/office/word/2018/wordml/cex" xmlns:w16cid="http://schemas.microsoft.com/office/word/2016/wordml/cid" xmlns:w16="http://schemas.microsoft.com/office/word/2018/wordml" xmlns:w16sdtdh="http://schemas.microsoft.com/office/word/2020/wordml/sdtdatahash" xmlns:w16se="http://schemas.microsoft.com/office/word/2015/wordml/symex" xmlns:wpg="http://schemas.microsoft.com/office/word/2010/wordprocessingGroup" xmlns:wpi="http://schemas.microsoft.com/office/word/2010/wordprocessingInk" xmlns:wne="http://schemas.microsoft.com/office/word/2006/wordml" xmlns:wps="http://schemas.microsoft.com/office/word/2010/wordprocessingShape" mc:Ignorable="w14 w15 w16se w16cid w16 w16cex w16sdtdh wp14">
   <w15:person w15:author="Aleksey A. Kalentev">
     <w15:presenceInfo w15:providerId="AD" w15:userId="S-1-5-21-507921405-1993962763-1957994488-151096"/>
-  </w15:person>
-  <w15:person w15:author="Антон Едакин">
-    <w15:presenceInfo w15:providerId="Windows Live" w15:userId="1bacacdad3550806"/>
   </w15:person>
 </w15:people>
 </file>
 
 <file path=word/styles.xml><?xml version="1.0" encoding="utf-8"?>
-<w:styles xmlns:mc="http://schemas.openxmlformats.org/markup-compatibility/2006" xmlns:r="http://schemas.openxmlformats.org/officeDocument/2006/relationships" xmlns:w="http://schemas.openxmlformats.org/wordprocessingml/2006/main" xmlns:w14="http://schemas.microsoft.com/office/word/2010/wordml" xmlns:w15="http://schemas.microsoft.com/office/word/2012/wordml" xmlns:w16se="http://schemas.microsoft.com/office/word/2015/wordml/symex" mc:Ignorable="w14 w15 w16se">
+<w:styles xmlns:mc="http://schemas.openxmlformats.org/markup-compatibility/2006" xmlns:r="http://schemas.openxmlformats.org/officeDocument/2006/relationships" xmlns:w="http://schemas.openxmlformats.org/wordprocessingml/2006/main" xmlns:w14="http://schemas.microsoft.com/office/word/2010/wordml" xmlns:w15="http://schemas.microsoft.com/office/word/2012/wordml" xmlns:w16cex="http://schemas.microsoft.com/office/word/2018/wordml/cex" xmlns:w16cid="http://schemas.microsoft.com/office/word/2016/wordml/cid" xmlns:w16="http://schemas.microsoft.com/office/word/2018/wordml" xmlns:w16sdtdh="http://schemas.microsoft.com/office/word/2020/wordml/sdtdatahash" xmlns:w16se="http://schemas.microsoft.com/office/word/2015/wordml/symex" mc:Ignorable="w14 w15 w16se w16cid w16 w16cex w16sdtdh">
   <w:docDefaults>
     <w:rPrDefault>
       <w:rPr>
@@ -13681,7 +13366,7 @@
       </w:pPr>
     </w:pPrDefault>
   </w:docDefaults>
-  <w:latentStyles w:defLockedState="0" w:defUIPriority="99" w:defSemiHidden="0" w:defUnhideWhenUsed="0" w:defQFormat="0" w:count="371">
+  <w:latentStyles w:defLockedState="0" w:defUIPriority="99" w:defSemiHidden="0" w:defUnhideWhenUsed="0" w:defQFormat="0" w:count="376">
     <w:lsdException w:name="Normal" w:uiPriority="0" w:qFormat="1"/>
     <w:lsdException w:name="heading 1" w:uiPriority="9" w:qFormat="1"/>
     <w:lsdException w:name="heading 2" w:semiHidden="1" w:uiPriority="9" w:unhideWhenUsed="1" w:qFormat="1"/>
@@ -13787,7 +13472,6 @@
     <w:lsdException w:name="HTML Sample" w:semiHidden="1" w:unhideWhenUsed="1"/>
     <w:lsdException w:name="HTML Typewriter" w:semiHidden="1" w:unhideWhenUsed="1"/>
     <w:lsdException w:name="HTML Variable" w:semiHidden="1" w:unhideWhenUsed="1"/>
-    <w:lsdException w:name="Normal Table" w:semiHidden="1" w:unhideWhenUsed="1"/>
     <w:lsdException w:name="annotation subject" w:semiHidden="1" w:unhideWhenUsed="1"/>
     <w:lsdException w:name="No List" w:semiHidden="1" w:unhideWhenUsed="1"/>
     <w:lsdException w:name="Outline List 1" w:semiHidden="1" w:unhideWhenUsed="1"/>
@@ -13830,11 +13514,8 @@
     <w:lsdException w:name="Table Contemporary" w:semiHidden="1" w:unhideWhenUsed="1"/>
     <w:lsdException w:name="Table Elegant" w:semiHidden="1" w:unhideWhenUsed="1"/>
     <w:lsdException w:name="Table Professional" w:semiHidden="1" w:unhideWhenUsed="1"/>
-    <w:lsdException w:name="Table Subtle 1" w:semiHidden="1" w:unhideWhenUsed="1"/>
     <w:lsdException w:name="Table Subtle 2" w:semiHidden="1" w:unhideWhenUsed="1"/>
     <w:lsdException w:name="Table Web 1" w:semiHidden="1" w:unhideWhenUsed="1"/>
-    <w:lsdException w:name="Table Web 2" w:semiHidden="1" w:unhideWhenUsed="1"/>
-    <w:lsdException w:name="Table Web 3" w:semiHidden="1" w:unhideWhenUsed="1"/>
     <w:lsdException w:name="Balloon Text" w:semiHidden="1" w:unhideWhenUsed="1"/>
     <w:lsdException w:name="Table Grid" w:uiPriority="39"/>
     <w:lsdException w:name="Table Theme" w:semiHidden="1" w:unhideWhenUsed="1"/>
@@ -14053,6 +13734,11 @@
     <w:lsdException w:name="List Table 5 Dark Accent 6" w:uiPriority="50"/>
     <w:lsdException w:name="List Table 6 Colorful Accent 6" w:uiPriority="51"/>
     <w:lsdException w:name="List Table 7 Colorful Accent 6" w:uiPriority="52"/>
+    <w:lsdException w:name="Mention" w:semiHidden="1" w:unhideWhenUsed="1"/>
+    <w:lsdException w:name="Smart Hyperlink" w:semiHidden="1" w:unhideWhenUsed="1"/>
+    <w:lsdException w:name="Hashtag" w:semiHidden="1" w:unhideWhenUsed="1"/>
+    <w:lsdException w:name="Unresolved Mention" w:semiHidden="1" w:unhideWhenUsed="1"/>
+    <w:lsdException w:name="Smart Link" w:semiHidden="1" w:unhideWhenUsed="1"/>
   </w:latentStyles>
   <w:style w:type="paragraph" w:default="1" w:styleId="a">
     <w:name w:val="Normal"/>
@@ -14270,7 +13956,6 @@
     <w:basedOn w:val="a"/>
     <w:link w:val="a9"/>
     <w:uiPriority w:val="99"/>
-    <w:semiHidden/>
     <w:unhideWhenUsed/>
     <w:rsid w:val="00ED29AA"/>
     <w:pPr>
@@ -14286,7 +13971,6 @@
     <w:basedOn w:val="a0"/>
     <w:link w:val="a8"/>
     <w:uiPriority w:val="99"/>
-    <w:semiHidden/>
     <w:rsid w:val="00ED29AA"/>
     <w:rPr>
       <w:sz w:val="20"/>

--- a/Отчёт/Едакин Отчет ЛБ5.docx
+++ b/Отчёт/Едакин Отчет ЛБ5.docx
@@ -1,6 +1,6 @@
 
 <file path=word/document.xml><?xml version="1.0" encoding="utf-8"?>
-<w:document xmlns:wpc="http://schemas.microsoft.com/office/word/2010/wordprocessingCanvas" xmlns:cx="http://schemas.microsoft.com/office/drawing/2014/chartex" xmlns:cx1="http://schemas.microsoft.com/office/drawing/2015/9/8/chartex" xmlns:cx2="http://schemas.microsoft.com/office/drawing/2015/10/21/chartex" xmlns:cx3="http://schemas.microsoft.com/office/drawing/2016/5/9/chartex" xmlns:cx4="http://schemas.microsoft.com/office/drawing/2016/5/10/chartex" xmlns:cx5="http://schemas.microsoft.com/office/drawing/2016/5/11/chartex" xmlns:cx6="http://schemas.microsoft.com/office/drawing/2016/5/12/chartex" xmlns:cx7="http://schemas.microsoft.com/office/drawing/2016/5/13/chartex" xmlns:cx8="http://schemas.microsoft.com/office/drawing/2016/5/14/chartex" xmlns:mc="http://schemas.openxmlformats.org/markup-compatibility/2006" xmlns:aink="http://schemas.microsoft.com/office/drawing/2016/ink" xmlns:am3d="http://schemas.microsoft.com/office/drawing/2017/model3d" xmlns:o="urn:schemas-microsoft-com:office:office" xmlns:r="http://schemas.openxmlformats.org/officeDocument/2006/relationships" xmlns:m="http://schemas.openxmlformats.org/officeDocument/2006/math" xmlns:v="urn:schemas-microsoft-com:vml" xmlns:wp14="http://schemas.microsoft.com/office/word/2010/wordprocessingDrawing" xmlns:wp="http://schemas.openxmlformats.org/drawingml/2006/wordprocessingDrawing" xmlns:w10="urn:schemas-microsoft-com:office:word" xmlns:w="http://schemas.openxmlformats.org/wordprocessingml/2006/main" xmlns:w14="http://schemas.microsoft.com/office/word/2010/wordml" xmlns:w15="http://schemas.microsoft.com/office/word/2012/wordml" xmlns:w16cex="http://schemas.microsoft.com/office/word/2018/wordml/cex" xmlns:w16cid="http://schemas.microsoft.com/office/word/2016/wordml/cid" xmlns:w16="http://schemas.microsoft.com/office/word/2018/wordml" xmlns:w16sdtdh="http://schemas.microsoft.com/office/word/2020/wordml/sdtdatahash" xmlns:w16se="http://schemas.microsoft.com/office/word/2015/wordml/symex" xmlns:wpg="http://schemas.microsoft.com/office/word/2010/wordprocessingGroup" xmlns:wpi="http://schemas.microsoft.com/office/word/2010/wordprocessingInk" xmlns:wne="http://schemas.microsoft.com/office/word/2006/wordml" xmlns:wps="http://schemas.microsoft.com/office/word/2010/wordprocessingShape" mc:Ignorable="w14 w15 w16se w16cid w16 w16cex w16sdtdh wp14">
+<w:document xmlns:wpc="http://schemas.microsoft.com/office/word/2010/wordprocessingCanvas" xmlns:cx="http://schemas.microsoft.com/office/drawing/2014/chartex" xmlns:cx1="http://schemas.microsoft.com/office/drawing/2015/9/8/chartex" xmlns:mc="http://schemas.openxmlformats.org/markup-compatibility/2006" xmlns:o="urn:schemas-microsoft-com:office:office" xmlns:r="http://schemas.openxmlformats.org/officeDocument/2006/relationships" xmlns:m="http://schemas.openxmlformats.org/officeDocument/2006/math" xmlns:v="urn:schemas-microsoft-com:vml" xmlns:wp14="http://schemas.microsoft.com/office/word/2010/wordprocessingDrawing" xmlns:wp="http://schemas.openxmlformats.org/drawingml/2006/wordprocessingDrawing" xmlns:w10="urn:schemas-microsoft-com:office:word" xmlns:w="http://schemas.openxmlformats.org/wordprocessingml/2006/main" xmlns:w14="http://schemas.microsoft.com/office/word/2010/wordml" xmlns:w15="http://schemas.microsoft.com/office/word/2012/wordml" xmlns:w16se="http://schemas.microsoft.com/office/word/2015/wordml/symex" xmlns:wpg="http://schemas.microsoft.com/office/word/2010/wordprocessingGroup" xmlns:wpi="http://schemas.microsoft.com/office/word/2010/wordprocessingInk" xmlns:wne="http://schemas.microsoft.com/office/word/2006/wordml" xmlns:wps="http://schemas.microsoft.com/office/word/2010/wordprocessingShape" mc:Ignorable="w14 w15 w16se wp14">
   <w:body>
     <w:tbl>
       <w:tblPr>
@@ -316,19 +316,11 @@
                 <w:u w:val="single"/>
               </w:rPr>
             </w:pPr>
-            <w:proofErr w:type="spellStart"/>
             <w:r>
               <w:rPr>
                 <w:u w:val="single"/>
               </w:rPr>
-              <w:t>Едакин</w:t>
-            </w:r>
-            <w:proofErr w:type="spellEnd"/>
-            <w:r>
-              <w:rPr>
-                <w:u w:val="single"/>
-              </w:rPr>
-              <w:t xml:space="preserve"> К.И.</w:t>
+              <w:t>Едакин К.И.</w:t>
             </w:r>
           </w:p>
         </w:tc>
@@ -1356,7 +1348,7 @@
                 <w:noProof/>
                 <w:webHidden/>
               </w:rPr>
-              <w:t>8</w:t>
+              <w:t>9</w:t>
             </w:r>
             <w:r>
               <w:rPr>
@@ -1430,7 +1422,7 @@
                 <w:noProof/>
                 <w:webHidden/>
               </w:rPr>
-              <w:t>9</w:t>
+              <w:t>10</w:t>
             </w:r>
             <w:r>
               <w:rPr>
@@ -1504,7 +1496,7 @@
                 <w:noProof/>
                 <w:webHidden/>
               </w:rPr>
-              <w:t>21</w:t>
+              <w:t>22</w:t>
             </w:r>
             <w:r>
               <w:rPr>
@@ -1578,7 +1570,7 @@
                 <w:noProof/>
                 <w:webHidden/>
               </w:rPr>
-              <w:t>22</w:t>
+              <w:t>23</w:t>
             </w:r>
             <w:r>
               <w:rPr>
@@ -1910,27 +1902,14 @@
       <w:r>
         <w:t xml:space="preserve">Рисунок </w:t>
       </w:r>
-      <w:r>
-        <w:fldChar w:fldCharType="begin"/>
-      </w:r>
-      <w:r>
-        <w:instrText xml:space="preserve"> SEQ Рисунок \* ARABIC </w:instrText>
-      </w:r>
-      <w:r>
-        <w:fldChar w:fldCharType="separate"/>
-      </w:r>
-      <w:r>
-        <w:rPr>
-          <w:noProof/>
-        </w:rPr>
-        <w:t>1</w:t>
-      </w:r>
-      <w:r>
-        <w:rPr>
-          <w:noProof/>
-        </w:rPr>
-        <w:fldChar w:fldCharType="end"/>
-      </w:r>
+      <w:fldSimple w:instr=" SEQ Рисунок \* ARABIC ">
+        <w:r>
+          <w:rPr>
+            <w:noProof/>
+          </w:rPr>
+          <w:t>1</w:t>
+        </w:r>
+      </w:fldSimple>
       <w:r>
         <w:t>. Диаграмма вариантов использования</w:t>
       </w:r>
@@ -2002,18 +1981,24 @@
         <w:ind w:firstLine="0"/>
         <w:jc w:val="center"/>
       </w:pPr>
-      <w:commentRangeStart w:id="8"/>
+      <w:r>
+        <w:rPr>
+          <w:rStyle w:val="a7"/>
+        </w:rPr>
+        <w:lastRenderedPageBreak/>
+        <w:commentReference w:id="8"/>
+      </w:r>
+      <w:bookmarkStart w:id="9" w:name="_GoBack"/>
       <w:r>
         <w:rPr>
           <w:noProof/>
           <w:lang w:eastAsia="ru-RU"/>
         </w:rPr>
-        <w:lastRenderedPageBreak/>
         <w:drawing>
-          <wp:inline distT="0" distB="0" distL="0" distR="0" wp14:anchorId="6670BB27" wp14:editId="5E0CD211">
-            <wp:extent cx="8979807" cy="5122250"/>
-            <wp:effectExtent l="0" t="0" r="0" b="2540"/>
-            <wp:docPr id="5" name="Рисунок 5"/>
+          <wp:inline distT="0" distB="0" distL="0" distR="0" wp14:anchorId="0742D314" wp14:editId="51D7CCE7">
+            <wp:extent cx="8519951" cy="4866956"/>
+            <wp:effectExtent l="0" t="0" r="0" b="0"/>
+            <wp:docPr id="2" name="Рисунок 2"/>
             <wp:cNvGraphicFramePr>
               <a:graphicFrameLocks xmlns:a="http://schemas.openxmlformats.org/drawingml/2006/main" noChangeAspect="1"/>
             </wp:cNvGraphicFramePr>
@@ -2025,7 +2010,7 @@
                     <pic:cNvPicPr/>
                   </pic:nvPicPr>
                   <pic:blipFill>
-                    <a:blip r:embed="rId10"/>
+                    <a:blip r:embed="rId12"/>
                     <a:stretch>
                       <a:fillRect/>
                     </a:stretch>
@@ -2033,7 +2018,7 @@
                   <pic:spPr>
                     <a:xfrm>
                       <a:off x="0" y="0"/>
-                      <a:ext cx="8983587" cy="5124406"/>
+                      <a:ext cx="8527041" cy="4871006"/>
                     </a:xfrm>
                     <a:prstGeom prst="rect">
                       <a:avLst/>
@@ -2045,13 +2030,7 @@
           </wp:inline>
         </w:drawing>
       </w:r>
-      <w:commentRangeEnd w:id="8"/>
-      <w:r>
-        <w:rPr>
-          <w:rStyle w:val="a7"/>
-        </w:rPr>
-        <w:commentReference w:id="8"/>
-      </w:r>
+      <w:bookmarkEnd w:id="9"/>
     </w:p>
     <w:p>
       <w:pPr>
@@ -2060,27 +2039,14 @@
       <w:r>
         <w:t xml:space="preserve">Рисунок </w:t>
       </w:r>
-      <w:r>
-        <w:fldChar w:fldCharType="begin"/>
-      </w:r>
-      <w:r>
-        <w:instrText xml:space="preserve"> SEQ Рисунок \* ARABIC </w:instrText>
-      </w:r>
-      <w:r>
-        <w:fldChar w:fldCharType="separate"/>
-      </w:r>
-      <w:r>
-        <w:rPr>
-          <w:noProof/>
-        </w:rPr>
-        <w:t>2</w:t>
-      </w:r>
-      <w:r>
-        <w:rPr>
-          <w:noProof/>
-        </w:rPr>
-        <w:fldChar w:fldCharType="end"/>
-      </w:r>
+      <w:fldSimple w:instr=" SEQ Рисунок \* ARABIC ">
+        <w:r>
+          <w:rPr>
+            <w:noProof/>
+          </w:rPr>
+          <w:t>2</w:t>
+        </w:r>
+      </w:fldSimple>
       <w:r>
         <w:t xml:space="preserve">. </w:t>
       </w:r>
@@ -2125,8 +2091,8 @@
           <w:bCs/>
         </w:rPr>
       </w:pPr>
-      <w:bookmarkStart w:id="9" w:name="_Toc74829066"/>
-      <w:bookmarkStart w:id="10" w:name="_Toc74956675"/>
+      <w:bookmarkStart w:id="10" w:name="_Toc74829066"/>
+      <w:bookmarkStart w:id="11" w:name="_Toc74956675"/>
       <w:r>
         <w:rPr>
           <w:b/>
@@ -2135,8 +2101,8 @@
         <w:lastRenderedPageBreak/>
         <w:t>1.3 Описание классов, образующих связь типа «общее-частное»</w:t>
       </w:r>
-      <w:bookmarkEnd w:id="9"/>
       <w:bookmarkEnd w:id="10"/>
+      <w:bookmarkEnd w:id="11"/>
     </w:p>
     <w:p>
       <w:r>
@@ -2917,12 +2883,14 @@
       <w:r>
         <w:t>.</w:t>
       </w:r>
+      <w:proofErr w:type="spellStart"/>
       <w:r>
         <w:rPr>
           <w:lang w:val="en-US"/>
         </w:rPr>
         <w:t>cs</w:t>
       </w:r>
+      <w:proofErr w:type="spellEnd"/>
       <w:r>
         <w:t>»</w:t>
       </w:r>
@@ -3804,23 +3772,7 @@
                 <w:sz w:val="24"/>
                 <w:lang w:val="en-US"/>
               </w:rPr>
-              <w:t xml:space="preserve">   (</w:t>
-            </w:r>
-            <w:proofErr w:type="gramStart"/>
-            <w:r>
-              <w:rPr>
-                <w:sz w:val="24"/>
-                <w:lang w:val="en-US"/>
-              </w:rPr>
-              <w:t>double</w:t>
-            </w:r>
-            <w:proofErr w:type="gramEnd"/>
-            <w:r>
-              <w:rPr>
-                <w:sz w:val="24"/>
-                <w:lang w:val="en-US"/>
-              </w:rPr>
-              <w:t>, string)</w:t>
+              <w:t xml:space="preserve">   (double, string)</w:t>
             </w:r>
           </w:p>
         </w:tc>
@@ -4165,12 +4117,14 @@
       <w:r>
         <w:t>.</w:t>
       </w:r>
+      <w:proofErr w:type="spellStart"/>
       <w:r>
         <w:rPr>
           <w:lang w:val="en-US"/>
         </w:rPr>
         <w:t>cs</w:t>
       </w:r>
+      <w:proofErr w:type="spellEnd"/>
       <w:r>
         <w:t>»</w:t>
       </w:r>
@@ -4189,12 +4143,14 @@
       <w:r>
         <w:t>.</w:t>
       </w:r>
+      <w:proofErr w:type="spellStart"/>
       <w:r>
         <w:rPr>
           <w:lang w:val="en-US"/>
         </w:rPr>
         <w:t>cs</w:t>
       </w:r>
+      <w:proofErr w:type="spellEnd"/>
       <w:r>
         <w:t>»</w:t>
       </w:r>
@@ -4216,12 +4172,14 @@
       <w:r>
         <w:t>.</w:t>
       </w:r>
+      <w:proofErr w:type="spellStart"/>
       <w:r>
         <w:rPr>
           <w:lang w:val="en-US"/>
         </w:rPr>
         <w:t>cs</w:t>
       </w:r>
+      <w:proofErr w:type="spellEnd"/>
       <w:r>
         <w:t>»</w:t>
       </w:r>
@@ -4242,12 +4200,14 @@
       <w:r>
         <w:t>.</w:t>
       </w:r>
+      <w:proofErr w:type="spellStart"/>
       <w:r>
         <w:rPr>
           <w:lang w:val="en-US"/>
         </w:rPr>
         <w:t>cs</w:t>
       </w:r>
+      <w:proofErr w:type="spellEnd"/>
       <w:r>
         <w:t>»</w:t>
       </w:r>
@@ -6279,8 +6239,8 @@
       <w:pPr>
         <w:pStyle w:val="2"/>
       </w:pPr>
-      <w:bookmarkStart w:id="11" w:name="_Toc74829067"/>
-      <w:bookmarkStart w:id="12" w:name="_Toc74956676"/>
+      <w:bookmarkStart w:id="12" w:name="_Toc74829067"/>
+      <w:bookmarkStart w:id="13" w:name="_Toc74956676"/>
       <w:r>
         <w:t xml:space="preserve">1.4 Дерево ветвлений </w:t>
       </w:r>
@@ -6290,8 +6250,8 @@
         </w:rPr>
         <w:t>Git</w:t>
       </w:r>
-      <w:bookmarkEnd w:id="11"/>
       <w:bookmarkEnd w:id="12"/>
+      <w:bookmarkEnd w:id="13"/>
     </w:p>
     <w:p>
       <w:pPr>
@@ -6340,7 +6300,7 @@
                     <pic:cNvPicPr/>
                   </pic:nvPicPr>
                   <pic:blipFill>
-                    <a:blip r:embed="rId15"/>
+                    <a:blip r:embed="rId13"/>
                     <a:stretch>
                       <a:fillRect/>
                     </a:stretch>
@@ -6388,7 +6348,7 @@
                     <pic:cNvPicPr/>
                   </pic:nvPicPr>
                   <pic:blipFill rotWithShape="1">
-                    <a:blip r:embed="rId16"/>
+                    <a:blip r:embed="rId14"/>
                     <a:srcRect t="6223"/>
                     <a:stretch/>
                   </pic:blipFill>
@@ -6423,27 +6383,14 @@
       <w:r>
         <w:t xml:space="preserve">Рисунок </w:t>
       </w:r>
-      <w:r>
-        <w:fldChar w:fldCharType="begin"/>
-      </w:r>
-      <w:r>
-        <w:instrText xml:space="preserve"> SEQ Рисунок \* ARABIC </w:instrText>
-      </w:r>
-      <w:r>
-        <w:fldChar w:fldCharType="separate"/>
-      </w:r>
-      <w:r>
-        <w:rPr>
-          <w:noProof/>
-        </w:rPr>
-        <w:t>3</w:t>
-      </w:r>
-      <w:r>
-        <w:rPr>
-          <w:noProof/>
-        </w:rPr>
-        <w:fldChar w:fldCharType="end"/>
-      </w:r>
+      <w:fldSimple w:instr=" SEQ Рисунок \* ARABIC ">
+        <w:r>
+          <w:rPr>
+            <w:noProof/>
+          </w:rPr>
+          <w:t>3</w:t>
+        </w:r>
+      </w:fldSimple>
       <w:r>
         <w:t xml:space="preserve">. Дерево ветвлений </w:t>
       </w:r>
@@ -6458,13 +6405,13 @@
       <w:pPr>
         <w:pStyle w:val="2"/>
       </w:pPr>
-      <w:bookmarkStart w:id="13" w:name="_Toc74829068"/>
-      <w:bookmarkStart w:id="14" w:name="_Toc74956677"/>
+      <w:bookmarkStart w:id="14" w:name="_Toc74829068"/>
+      <w:bookmarkStart w:id="15" w:name="_Toc74956677"/>
       <w:r>
         <w:t>1.5 Тестирование программы</w:t>
       </w:r>
-      <w:bookmarkEnd w:id="13"/>
       <w:bookmarkEnd w:id="14"/>
+      <w:bookmarkEnd w:id="15"/>
     </w:p>
     <w:p>
       <w:r>
@@ -6492,6 +6439,166 @@
             <wp:extent cx="5327650" cy="2186780"/>
             <wp:effectExtent l="0" t="0" r="6350" b="4445"/>
             <wp:docPr id="18" name="Рисунок 18"/>
+            <wp:cNvGraphicFramePr>
+              <a:graphicFrameLocks xmlns:a="http://schemas.openxmlformats.org/drawingml/2006/main" noChangeAspect="1"/>
+            </wp:cNvGraphicFramePr>
+            <a:graphic xmlns:a="http://schemas.openxmlformats.org/drawingml/2006/main">
+              <a:graphicData uri="http://schemas.openxmlformats.org/drawingml/2006/picture">
+                <pic:pic xmlns:pic="http://schemas.openxmlformats.org/drawingml/2006/picture">
+                  <pic:nvPicPr>
+                    <pic:cNvPr id="1" name=""/>
+                    <pic:cNvPicPr/>
+                  </pic:nvPicPr>
+                  <pic:blipFill>
+                    <a:blip r:embed="rId15"/>
+                    <a:stretch>
+                      <a:fillRect/>
+                    </a:stretch>
+                  </pic:blipFill>
+                  <pic:spPr>
+                    <a:xfrm>
+                      <a:off x="0" y="0"/>
+                      <a:ext cx="5341128" cy="2192312"/>
+                    </a:xfrm>
+                    <a:prstGeom prst="rect">
+                      <a:avLst/>
+                    </a:prstGeom>
+                  </pic:spPr>
+                </pic:pic>
+              </a:graphicData>
+            </a:graphic>
+          </wp:inline>
+        </w:drawing>
+      </w:r>
+    </w:p>
+    <w:p>
+      <w:pPr>
+        <w:pStyle w:val="af2"/>
+      </w:pPr>
+      <w:r>
+        <w:t xml:space="preserve">Рисунок </w:t>
+      </w:r>
+      <w:fldSimple w:instr=" SEQ Рисунок \* ARABIC ">
+        <w:r>
+          <w:rPr>
+            <w:noProof/>
+          </w:rPr>
+          <w:t>4</w:t>
+        </w:r>
+      </w:fldSimple>
+      <w:r>
+        <w:t>. Графический интерфейс пользователя</w:t>
+      </w:r>
+    </w:p>
+    <w:p>
+      <w:pPr>
+        <w:pStyle w:val="2"/>
+      </w:pPr>
+      <w:r>
+        <w:t>1.5.1 Тестовый случай «Добавить элемент»</w:t>
+      </w:r>
+    </w:p>
+    <w:p>
+      <w:pPr>
+        <w:ind w:firstLine="709"/>
+      </w:pPr>
+      <w:r>
+        <w:t>Для добавления элемента необходимо вызвать соответствующую фор</w:t>
+      </w:r>
+      <w:r>
+        <w:t>му путём нажатия кнопки «Добавить</w:t>
+      </w:r>
+      <w:r>
+        <w:t>» (рисунок 5).</w:t>
+      </w:r>
+    </w:p>
+    <w:p>
+      <w:pPr>
+        <w:keepNext/>
+        <w:ind w:firstLine="0"/>
+        <w:jc w:val="center"/>
+      </w:pPr>
+      <w:r>
+        <w:rPr>
+          <w:noProof/>
+          <w:lang w:eastAsia="ru-RU"/>
+        </w:rPr>
+        <w:lastRenderedPageBreak/>
+        <w:drawing>
+          <wp:inline distT="0" distB="0" distL="0" distR="0" wp14:anchorId="1D2F8A64" wp14:editId="34FBA1D3">
+            <wp:extent cx="5457190" cy="2219001"/>
+            <wp:effectExtent l="0" t="0" r="0" b="0"/>
+            <wp:docPr id="30" name="Рисунок 30"/>
+            <wp:cNvGraphicFramePr>
+              <a:graphicFrameLocks xmlns:a="http://schemas.openxmlformats.org/drawingml/2006/main" noChangeAspect="1"/>
+            </wp:cNvGraphicFramePr>
+            <a:graphic xmlns:a="http://schemas.openxmlformats.org/drawingml/2006/main">
+              <a:graphicData uri="http://schemas.openxmlformats.org/drawingml/2006/picture">
+                <pic:pic xmlns:pic="http://schemas.openxmlformats.org/drawingml/2006/picture">
+                  <pic:nvPicPr>
+                    <pic:cNvPr id="1" name=""/>
+                    <pic:cNvPicPr/>
+                  </pic:nvPicPr>
+                  <pic:blipFill>
+                    <a:blip r:embed="rId16"/>
+                    <a:stretch>
+                      <a:fillRect/>
+                    </a:stretch>
+                  </pic:blipFill>
+                  <pic:spPr>
+                    <a:xfrm>
+                      <a:off x="0" y="0"/>
+                      <a:ext cx="5467425" cy="2223163"/>
+                    </a:xfrm>
+                    <a:prstGeom prst="rect">
+                      <a:avLst/>
+                    </a:prstGeom>
+                  </pic:spPr>
+                </pic:pic>
+              </a:graphicData>
+            </a:graphic>
+          </wp:inline>
+        </w:drawing>
+      </w:r>
+    </w:p>
+    <w:p>
+      <w:pPr>
+        <w:pStyle w:val="af2"/>
+      </w:pPr>
+      <w:r>
+        <w:t xml:space="preserve">Рисунок </w:t>
+      </w:r>
+      <w:fldSimple w:instr=" SEQ Рисунок \* ARABIC ">
+        <w:r>
+          <w:rPr>
+            <w:noProof/>
+          </w:rPr>
+          <w:t>5</w:t>
+        </w:r>
+      </w:fldSimple>
+      <w:r>
+        <w:t xml:space="preserve">. </w:t>
+      </w:r>
+      <w:r>
+        <w:t>Выбор элемента в таблице</w:t>
+      </w:r>
+    </w:p>
+    <w:p>
+      <w:pPr>
+        <w:keepNext/>
+        <w:ind w:firstLine="0"/>
+        <w:jc w:val="center"/>
+      </w:pPr>
+      <w:r>
+        <w:rPr>
+          <w:noProof/>
+          <w:lang w:eastAsia="ru-RU"/>
+        </w:rPr>
+        <w:drawing>
+          <wp:inline distT="0" distB="0" distL="0" distR="0" wp14:anchorId="24809859" wp14:editId="74615164">
+            <wp:extent cx="2847975" cy="3762375"/>
+            <wp:effectExtent l="0" t="0" r="9525" b="9525"/>
+            <wp:docPr id="26" name="Рисунок 26"/>
             <wp:cNvGraphicFramePr>
               <a:graphicFrameLocks xmlns:a="http://schemas.openxmlformats.org/drawingml/2006/main" noChangeAspect="1"/>
             </wp:cNvGraphicFramePr>
@@ -6511,7 +6618,7 @@
                   <pic:spPr>
                     <a:xfrm>
                       <a:off x="0" y="0"/>
-                      <a:ext cx="5341128" cy="2192312"/>
+                      <a:ext cx="2847975" cy="3762375"/>
                     </a:xfrm>
                     <a:prstGeom prst="rect">
                       <a:avLst/>
@@ -6531,37 +6638,16 @@
       <w:r>
         <w:t xml:space="preserve">Рисунок </w:t>
       </w:r>
-      <w:r>
-        <w:fldChar w:fldCharType="begin"/>
-      </w:r>
-      <w:r>
-        <w:instrText xml:space="preserve"> SEQ Рисунок \* ARABIC </w:instrText>
-      </w:r>
-      <w:r>
-        <w:fldChar w:fldCharType="separate"/>
-      </w:r>
-      <w:r>
-        <w:rPr>
-          <w:noProof/>
-        </w:rPr>
-        <w:t>4</w:t>
-      </w:r>
-      <w:r>
-        <w:rPr>
-          <w:noProof/>
-        </w:rPr>
-        <w:fldChar w:fldCharType="end"/>
-      </w:r>
-      <w:r>
-        <w:t>. Графический интерфейс пользователя</w:t>
-      </w:r>
-    </w:p>
-    <w:p>
-      <w:pPr>
-        <w:pStyle w:val="2"/>
-      </w:pPr>
-      <w:r>
-        <w:t>1.5.1 Тестовый случай «Добавить элемент»</w:t>
+      <w:fldSimple w:instr=" SEQ Рисунок \* ARABIC ">
+        <w:r>
+          <w:rPr>
+            <w:noProof/>
+          </w:rPr>
+          <w:t>6</w:t>
+        </w:r>
+      </w:fldSimple>
+      <w:r>
+        <w:t>. Форма для добавления элемента</w:t>
       </w:r>
     </w:p>
     <w:p>
@@ -6569,13 +6655,72 @@
         <w:ind w:firstLine="709"/>
       </w:pPr>
       <w:r>
-        <w:t>Для добавления элемента необходимо вызвать соответствующую фор</w:t>
-      </w:r>
-      <w:r>
-        <w:t>му путём нажатия кнопки «Добавить</w:t>
-      </w:r>
-      <w:r>
-        <w:t>» (рисунок 5).</w:t>
+        <w:t>Параметры любого</w:t>
+      </w:r>
+      <w:r>
+        <w:t xml:space="preserve"> </w:t>
+      </w:r>
+      <w:r>
+        <w:t>упражнения</w:t>
+      </w:r>
+      <w:r>
+        <w:t xml:space="preserve"> (</w:t>
+      </w:r>
+      <w:r>
+        <w:t>жим штанги</w:t>
+      </w:r>
+      <w:r>
+        <w:t xml:space="preserve">, </w:t>
+      </w:r>
+      <w:r>
+        <w:t>бег</w:t>
+      </w:r>
+      <w:r>
+        <w:t xml:space="preserve">, </w:t>
+      </w:r>
+      <w:r>
+        <w:t>плавание</w:t>
+      </w:r>
+      <w:r>
+        <w:t>) можн</w:t>
+      </w:r>
+      <w:r>
+        <w:t>о ввести, выбрав соответствующее</w:t>
+      </w:r>
+      <w:r>
+        <w:t xml:space="preserve"> </w:t>
+      </w:r>
+      <w:r>
+        <w:t>упражнение</w:t>
+      </w:r>
+      <w:r>
+        <w:t xml:space="preserve"> в выпадающем меню.</w:t>
+      </w:r>
+    </w:p>
+    <w:p>
+      <w:pPr>
+        <w:ind w:firstLine="709"/>
+      </w:pPr>
+      <w:r>
+        <w:t>После ввода данных</w:t>
+      </w:r>
+      <w:r>
+        <w:t xml:space="preserve"> и названия упражнения</w:t>
+      </w:r>
+      <w:r>
+        <w:t xml:space="preserve"> необходимо нажать кнопку «</w:t>
+      </w:r>
+      <w:r>
+        <w:t>Создать</w:t>
+      </w:r>
+      <w:r>
+        <w:t>», элемент появится в таблице главной формы</w:t>
+      </w:r>
+      <w:r>
+        <w:t xml:space="preserve"> (рисунки 7 и 8</w:t>
+      </w:r>
+      <w:r>
+        <w:t>).</w:t>
       </w:r>
     </w:p>
     <w:p>
@@ -6591,10 +6736,10 @@
         </w:rPr>
         <w:lastRenderedPageBreak/>
         <w:drawing>
-          <wp:inline distT="0" distB="0" distL="0" distR="0" wp14:anchorId="1D2F8A64" wp14:editId="34FBA1D3">
-            <wp:extent cx="5457190" cy="2219001"/>
-            <wp:effectExtent l="0" t="0" r="0" b="0"/>
-            <wp:docPr id="30" name="Рисунок 30"/>
+          <wp:inline distT="0" distB="0" distL="0" distR="0" wp14:anchorId="4C2D5D02" wp14:editId="72BA3A79">
+            <wp:extent cx="2377905" cy="3200400"/>
+            <wp:effectExtent l="0" t="0" r="3810" b="0"/>
+            <wp:docPr id="28" name="Рисунок 28"/>
             <wp:cNvGraphicFramePr>
               <a:graphicFrameLocks xmlns:a="http://schemas.openxmlformats.org/drawingml/2006/main" noChangeAspect="1"/>
             </wp:cNvGraphicFramePr>
@@ -6614,7 +6759,7 @@
                   <pic:spPr>
                     <a:xfrm>
                       <a:off x="0" y="0"/>
-                      <a:ext cx="5467425" cy="2223163"/>
+                      <a:ext cx="2386937" cy="3212556"/>
                     </a:xfrm>
                     <a:prstGeom prst="rect">
                       <a:avLst/>
@@ -6634,32 +6779,16 @@
       <w:r>
         <w:t xml:space="preserve">Рисунок </w:t>
       </w:r>
-      <w:r>
-        <w:fldChar w:fldCharType="begin"/>
-      </w:r>
-      <w:r>
-        <w:instrText xml:space="preserve"> SEQ Рисунок \* ARABIC </w:instrText>
-      </w:r>
-      <w:r>
-        <w:fldChar w:fldCharType="separate"/>
-      </w:r>
-      <w:r>
-        <w:rPr>
-          <w:noProof/>
-        </w:rPr>
-        <w:t>5</w:t>
-      </w:r>
-      <w:r>
-        <w:rPr>
-          <w:noProof/>
-        </w:rPr>
-        <w:fldChar w:fldCharType="end"/>
-      </w:r>
-      <w:r>
-        <w:t xml:space="preserve">. </w:t>
-      </w:r>
-      <w:r>
-        <w:t>Выбор элемента в таблице</w:t>
+      <w:fldSimple w:instr=" SEQ Рисунок \* ARABIC ">
+        <w:r>
+          <w:rPr>
+            <w:noProof/>
+          </w:rPr>
+          <w:t>7</w:t>
+        </w:r>
+      </w:fldSimple>
+      <w:r>
+        <w:t>. Заполнение полей</w:t>
       </w:r>
     </w:p>
     <w:p>
@@ -6674,10 +6803,10 @@
           <w:lang w:eastAsia="ru-RU"/>
         </w:rPr>
         <w:drawing>
-          <wp:inline distT="0" distB="0" distL="0" distR="0" wp14:anchorId="24809859" wp14:editId="74615164">
-            <wp:extent cx="2847975" cy="3762375"/>
-            <wp:effectExtent l="0" t="0" r="9525" b="9525"/>
-            <wp:docPr id="26" name="Рисунок 26"/>
+          <wp:inline distT="0" distB="0" distL="0" distR="0" wp14:anchorId="3C2320CE" wp14:editId="7EACF6A6">
+            <wp:extent cx="5647690" cy="2275952"/>
+            <wp:effectExtent l="0" t="0" r="0" b="0"/>
+            <wp:docPr id="29" name="Рисунок 29"/>
             <wp:cNvGraphicFramePr>
               <a:graphicFrameLocks xmlns:a="http://schemas.openxmlformats.org/drawingml/2006/main" noChangeAspect="1"/>
             </wp:cNvGraphicFramePr>
@@ -6697,7 +6826,7 @@
                   <pic:spPr>
                     <a:xfrm>
                       <a:off x="0" y="0"/>
-                      <a:ext cx="2847975" cy="3762375"/>
+                      <a:ext cx="5656011" cy="2279305"/>
                     </a:xfrm>
                     <a:prstGeom prst="rect">
                       <a:avLst/>
@@ -6717,29 +6846,16 @@
       <w:r>
         <w:t xml:space="preserve">Рисунок </w:t>
       </w:r>
-      <w:r>
-        <w:fldChar w:fldCharType="begin"/>
-      </w:r>
-      <w:r>
-        <w:instrText xml:space="preserve"> SEQ Рисунок \* ARABIC </w:instrText>
-      </w:r>
-      <w:r>
-        <w:fldChar w:fldCharType="separate"/>
-      </w:r>
-      <w:r>
-        <w:rPr>
-          <w:noProof/>
-        </w:rPr>
-        <w:t>6</w:t>
-      </w:r>
-      <w:r>
-        <w:rPr>
-          <w:noProof/>
-        </w:rPr>
-        <w:fldChar w:fldCharType="end"/>
-      </w:r>
-      <w:r>
-        <w:t>. Форма для добавления элемента</w:t>
+      <w:fldSimple w:instr=" SEQ Рисунок \* ARABIC ">
+        <w:r>
+          <w:rPr>
+            <w:noProof/>
+          </w:rPr>
+          <w:t>8</w:t>
+        </w:r>
+      </w:fldSimple>
+      <w:r>
+        <w:t>. Успешное добавление нового элемента</w:t>
       </w:r>
     </w:p>
     <w:p>
@@ -6747,46 +6863,30 @@
         <w:ind w:firstLine="709"/>
       </w:pPr>
       <w:r>
-        <w:t>Параметры любого</w:t>
-      </w:r>
-      <w:r>
-        <w:t xml:space="preserve"> </w:t>
-      </w:r>
-      <w:r>
-        <w:t>упражнения</w:t>
-      </w:r>
-      <w:r>
-        <w:t xml:space="preserve"> (</w:t>
-      </w:r>
-      <w:r>
-        <w:t>жим штанги</w:t>
-      </w:r>
-      <w:r>
-        <w:t xml:space="preserve">, </w:t>
-      </w:r>
-      <w:r>
-        <w:t>бег</w:t>
-      </w:r>
-      <w:r>
-        <w:t xml:space="preserve">, </w:t>
-      </w:r>
-      <w:r>
-        <w:t>плавание</w:t>
-      </w:r>
-      <w:r>
-        <w:t>) можн</w:t>
-      </w:r>
-      <w:r>
-        <w:t>о ввести, выбрав соответствующее</w:t>
-      </w:r>
-      <w:r>
-        <w:t xml:space="preserve"> </w:t>
-      </w:r>
-      <w:r>
-        <w:t>упражнение</w:t>
-      </w:r>
-      <w:r>
-        <w:t xml:space="preserve"> в выпадающем меню.</w:t>
+        <w:t>В программе предусмотрена система обработки некорректного ввода данных пользователем.</w:t>
+      </w:r>
+      <w:r>
+        <w:t xml:space="preserve"> Все параметры упражнени</w:t>
+      </w:r>
+      <w:r>
+        <w:t>й имеют определенный диапазон. Е</w:t>
+      </w:r>
+      <w:r>
+        <w:t xml:space="preserve">сли пользователь выйдет за этот диапазон, </w:t>
+      </w:r>
+      <w:r>
+        <w:t>то Система вернёт либо минимальное значение (если пользователь вышел за минимальное значение), либо максимальное значение (если пользователь вышел за максимальное значение)</w:t>
+      </w:r>
+      <w:r>
+        <w:t>.</w:t>
+      </w:r>
+    </w:p>
+    <w:p>
+      <w:pPr>
+        <w:pStyle w:val="2"/>
+      </w:pPr>
+      <w:r>
+        <w:t>1.5.2 Тестовый случай «Удалить элемент»</w:t>
       </w:r>
     </w:p>
     <w:p>
@@ -6794,22 +6894,19 @@
         <w:ind w:firstLine="709"/>
       </w:pPr>
       <w:r>
-        <w:t>После ввода данных</w:t>
-      </w:r>
-      <w:r>
-        <w:t xml:space="preserve"> и названия упражнения</w:t>
-      </w:r>
-      <w:r>
-        <w:t xml:space="preserve"> необходимо нажать кнопку «</w:t>
-      </w:r>
-      <w:r>
-        <w:t>Создать</w:t>
-      </w:r>
-      <w:r>
-        <w:t>», элемент появится в таблице главной формы</w:t>
-      </w:r>
-      <w:r>
-        <w:t xml:space="preserve"> (рисунки 7 и 8</w:t>
+        <w:t>Для удаления одного элемента необходимо выбрать его в таблице и нажать</w:t>
+      </w:r>
+      <w:r>
+        <w:t xml:space="preserve"> на кнопку «Удалить» (рисунки </w:t>
+      </w:r>
+      <w:r>
+        <w:t>9</w:t>
+      </w:r>
+      <w:r>
+        <w:t xml:space="preserve"> и </w:t>
+      </w:r>
+      <w:r>
+        <w:t>10</w:t>
       </w:r>
       <w:r>
         <w:t>).</w:t>
@@ -6828,10 +6925,10 @@
         </w:rPr>
         <w:lastRenderedPageBreak/>
         <w:drawing>
-          <wp:inline distT="0" distB="0" distL="0" distR="0" wp14:anchorId="4C2D5D02" wp14:editId="72BA3A79">
-            <wp:extent cx="2377905" cy="3200400"/>
-            <wp:effectExtent l="0" t="0" r="3810" b="0"/>
-            <wp:docPr id="28" name="Рисунок 28"/>
+          <wp:inline distT="0" distB="0" distL="0" distR="0" wp14:anchorId="4B41C6E1" wp14:editId="3DE4CEF1">
+            <wp:extent cx="5434330" cy="2201248"/>
+            <wp:effectExtent l="0" t="0" r="0" b="8890"/>
+            <wp:docPr id="31" name="Рисунок 31"/>
             <wp:cNvGraphicFramePr>
               <a:graphicFrameLocks xmlns:a="http://schemas.openxmlformats.org/drawingml/2006/main" noChangeAspect="1"/>
             </wp:cNvGraphicFramePr>
@@ -6851,7 +6948,7 @@
                   <pic:spPr>
                     <a:xfrm>
                       <a:off x="0" y="0"/>
-                      <a:ext cx="2386937" cy="3212556"/>
+                      <a:ext cx="5443569" cy="2204991"/>
                     </a:xfrm>
                     <a:prstGeom prst="rect">
                       <a:avLst/>
@@ -6871,29 +6968,21 @@
       <w:r>
         <w:t xml:space="preserve">Рисунок </w:t>
       </w:r>
-      <w:r>
-        <w:fldChar w:fldCharType="begin"/>
-      </w:r>
-      <w:r>
-        <w:instrText xml:space="preserve"> SEQ Рисунок \* ARABIC </w:instrText>
-      </w:r>
-      <w:r>
-        <w:fldChar w:fldCharType="separate"/>
-      </w:r>
-      <w:r>
-        <w:rPr>
-          <w:noProof/>
-        </w:rPr>
-        <w:t>7</w:t>
-      </w:r>
-      <w:r>
-        <w:rPr>
-          <w:noProof/>
-        </w:rPr>
-        <w:fldChar w:fldCharType="end"/>
-      </w:r>
-      <w:r>
-        <w:t>. Заполнение полей</w:t>
+      <w:fldSimple w:instr=" SEQ Рисунок \* ARABIC ">
+        <w:r>
+          <w:rPr>
+            <w:noProof/>
+          </w:rPr>
+          <w:t>9</w:t>
+        </w:r>
+      </w:fldSimple>
+      <w:r>
+        <w:t>. Выбор элемента в таблице</w:t>
+      </w:r>
+    </w:p>
+    <w:p>
+      <w:r>
+        <w:t>Появится сообщение-предупреждение, чтобы подтвердить решение пользователя об удалении (рисунок 10).</w:t>
       </w:r>
     </w:p>
     <w:p>
@@ -6908,10 +6997,10 @@
           <w:lang w:eastAsia="ru-RU"/>
         </w:rPr>
         <w:drawing>
-          <wp:inline distT="0" distB="0" distL="0" distR="0" wp14:anchorId="3C2320CE" wp14:editId="7EACF6A6">
-            <wp:extent cx="5647690" cy="2275952"/>
-            <wp:effectExtent l="0" t="0" r="0" b="0"/>
-            <wp:docPr id="29" name="Рисунок 29"/>
+          <wp:inline distT="0" distB="0" distL="0" distR="0" wp14:anchorId="21D291F7" wp14:editId="263686C0">
+            <wp:extent cx="4305300" cy="1704975"/>
+            <wp:effectExtent l="0" t="0" r="0" b="9525"/>
+            <wp:docPr id="32" name="Рисунок 32"/>
             <wp:cNvGraphicFramePr>
               <a:graphicFrameLocks xmlns:a="http://schemas.openxmlformats.org/drawingml/2006/main" noChangeAspect="1"/>
             </wp:cNvGraphicFramePr>
@@ -6931,7 +7020,7 @@
                   <pic:spPr>
                     <a:xfrm>
                       <a:off x="0" y="0"/>
-                      <a:ext cx="5656011" cy="2279305"/>
+                      <a:ext cx="4305300" cy="1704975"/>
                     </a:xfrm>
                     <a:prstGeom prst="rect">
                       <a:avLst/>
@@ -6951,83 +7040,16 @@
       <w:r>
         <w:t xml:space="preserve">Рисунок </w:t>
       </w:r>
-      <w:r>
-        <w:fldChar w:fldCharType="begin"/>
-      </w:r>
-      <w:r>
-        <w:instrText xml:space="preserve"> SEQ Рисунок \* ARABIC </w:instrText>
-      </w:r>
-      <w:r>
-        <w:fldChar w:fldCharType="separate"/>
-      </w:r>
-      <w:r>
-        <w:rPr>
-          <w:noProof/>
-        </w:rPr>
-        <w:t>8</w:t>
-      </w:r>
-      <w:r>
-        <w:rPr>
-          <w:noProof/>
-        </w:rPr>
-        <w:fldChar w:fldCharType="end"/>
-      </w:r>
-      <w:r>
-        <w:t>. Успешное добавление нового элемента</w:t>
-      </w:r>
-    </w:p>
-    <w:p>
-      <w:pPr>
-        <w:ind w:firstLine="709"/>
-      </w:pPr>
-      <w:r>
-        <w:t>В программе предусмотрена система обработки некорректного ввода данных пользователем.</w:t>
-      </w:r>
-      <w:r>
-        <w:t xml:space="preserve"> Все параметры упражнени</w:t>
-      </w:r>
-      <w:r>
-        <w:t>й имеют определенный диапазон. Е</w:t>
-      </w:r>
-      <w:r>
-        <w:t xml:space="preserve">сли пользователь выйдет за этот диапазон, </w:t>
-      </w:r>
-      <w:r>
-        <w:t>то Система вернёт либо минимальное значение (если пользователь вышел за минимальное значение), либо максимальное значение (если пользователь вышел за максимальное значение)</w:t>
-      </w:r>
-      <w:r>
-        <w:t>.</w:t>
-      </w:r>
-    </w:p>
-    <w:p>
-      <w:pPr>
-        <w:pStyle w:val="2"/>
-      </w:pPr>
-      <w:r>
-        <w:t>1.5.2 Тестовый случай «Удалить элемент»</w:t>
-      </w:r>
-    </w:p>
-    <w:p>
-      <w:pPr>
-        <w:ind w:firstLine="709"/>
-      </w:pPr>
-      <w:r>
-        <w:t>Для удаления одного элемента необходимо выбрать его в таблице и нажать</w:t>
-      </w:r>
-      <w:r>
-        <w:t xml:space="preserve"> на кнопку «Удалить» (рисунки </w:t>
-      </w:r>
-      <w:r>
-        <w:t>9</w:t>
-      </w:r>
-      <w:r>
-        <w:t xml:space="preserve"> и </w:t>
-      </w:r>
-      <w:r>
-        <w:t>10</w:t>
-      </w:r>
-      <w:r>
-        <w:t>).</w:t>
+      <w:fldSimple w:instr=" SEQ Рисунок \* ARABIC ">
+        <w:r>
+          <w:rPr>
+            <w:noProof/>
+          </w:rPr>
+          <w:t>10</w:t>
+        </w:r>
+      </w:fldSimple>
+      <w:r>
+        <w:t>. Сообщение об удалении одного элемента</w:t>
       </w:r>
     </w:p>
     <w:p>
@@ -7041,12 +7063,11 @@
           <w:noProof/>
           <w:lang w:eastAsia="ru-RU"/>
         </w:rPr>
-        <w:lastRenderedPageBreak/>
         <w:drawing>
-          <wp:inline distT="0" distB="0" distL="0" distR="0" wp14:anchorId="4B41C6E1" wp14:editId="3DE4CEF1">
-            <wp:extent cx="5434330" cy="2201248"/>
-            <wp:effectExtent l="0" t="0" r="0" b="8890"/>
-            <wp:docPr id="31" name="Рисунок 31"/>
+          <wp:inline distT="0" distB="0" distL="0" distR="0" wp14:anchorId="51FDA83A" wp14:editId="0396B812">
+            <wp:extent cx="6120130" cy="2489200"/>
+            <wp:effectExtent l="0" t="0" r="0" b="6350"/>
+            <wp:docPr id="33" name="Рисунок 33"/>
             <wp:cNvGraphicFramePr>
               <a:graphicFrameLocks xmlns:a="http://schemas.openxmlformats.org/drawingml/2006/main" noChangeAspect="1"/>
             </wp:cNvGraphicFramePr>
@@ -7066,7 +7087,7 @@
                   <pic:spPr>
                     <a:xfrm>
                       <a:off x="0" y="0"/>
-                      <a:ext cx="5443569" cy="2204991"/>
+                      <a:ext cx="6120130" cy="2489200"/>
                     </a:xfrm>
                     <a:prstGeom prst="rect">
                       <a:avLst/>
@@ -7086,34 +7107,36 @@
       <w:r>
         <w:t xml:space="preserve">Рисунок </w:t>
       </w:r>
-      <w:r>
-        <w:fldChar w:fldCharType="begin"/>
-      </w:r>
-      <w:r>
-        <w:instrText xml:space="preserve"> SEQ Рисунок \* ARABIC </w:instrText>
-      </w:r>
-      <w:r>
-        <w:fldChar w:fldCharType="separate"/>
-      </w:r>
-      <w:r>
-        <w:rPr>
-          <w:noProof/>
-        </w:rPr>
-        <w:t>9</w:t>
-      </w:r>
-      <w:r>
-        <w:rPr>
-          <w:noProof/>
-        </w:rPr>
-        <w:fldChar w:fldCharType="end"/>
-      </w:r>
-      <w:r>
-        <w:t>. Выбор элемента в таблице</w:t>
-      </w:r>
-    </w:p>
-    <w:p>
-      <w:r>
-        <w:t>Появится сообщение-предупреждение, чтобы подтвердить решение пользователя об удалении (рисунок 10).</w:t>
+      <w:fldSimple w:instr=" SEQ Рисунок \* ARABIC ">
+        <w:r>
+          <w:rPr>
+            <w:noProof/>
+          </w:rPr>
+          <w:t>11</w:t>
+        </w:r>
+      </w:fldSimple>
+      <w:r>
+        <w:t>. Результат нажатия кнопки «Удалить»</w:t>
+      </w:r>
+    </w:p>
+    <w:p>
+      <w:r>
+        <w:t>Для удаления всех элементов</w:t>
+      </w:r>
+      <w:r>
+        <w:t xml:space="preserve"> не</w:t>
+      </w:r>
+      <w:r>
+        <w:t>обходимо</w:t>
+      </w:r>
+      <w:r>
+        <w:t xml:space="preserve"> нажать на кнопку «Удалить</w:t>
+      </w:r>
+      <w:r>
+        <w:t xml:space="preserve"> всё» (рисунки 12, 13 и 14</w:t>
+      </w:r>
+      <w:r>
+        <w:t>).</w:t>
       </w:r>
     </w:p>
     <w:p>
@@ -7127,11 +7150,12 @@
           <w:noProof/>
           <w:lang w:eastAsia="ru-RU"/>
         </w:rPr>
+        <w:lastRenderedPageBreak/>
         <w:drawing>
-          <wp:inline distT="0" distB="0" distL="0" distR="0" wp14:anchorId="21D291F7" wp14:editId="263686C0">
-            <wp:extent cx="4305300" cy="1704975"/>
-            <wp:effectExtent l="0" t="0" r="0" b="9525"/>
-            <wp:docPr id="32" name="Рисунок 32"/>
+          <wp:inline distT="0" distB="0" distL="0" distR="0" wp14:anchorId="1A8C647A" wp14:editId="68470BCD">
+            <wp:extent cx="6120130" cy="2487930"/>
+            <wp:effectExtent l="0" t="0" r="0" b="7620"/>
+            <wp:docPr id="34" name="Рисунок 34"/>
             <wp:cNvGraphicFramePr>
               <a:graphicFrameLocks xmlns:a="http://schemas.openxmlformats.org/drawingml/2006/main" noChangeAspect="1"/>
             </wp:cNvGraphicFramePr>
@@ -7151,7 +7175,7 @@
                   <pic:spPr>
                     <a:xfrm>
                       <a:off x="0" y="0"/>
-                      <a:ext cx="4305300" cy="1704975"/>
+                      <a:ext cx="6120130" cy="2487930"/>
                     </a:xfrm>
                     <a:prstGeom prst="rect">
                       <a:avLst/>
@@ -7171,32 +7195,16 @@
       <w:r>
         <w:t xml:space="preserve">Рисунок </w:t>
       </w:r>
-      <w:r>
-        <w:fldChar w:fldCharType="begin"/>
-      </w:r>
-      <w:r>
-        <w:instrText xml:space="preserve"> SEQ Рисуно</w:instrText>
-      </w:r>
-      <w:r>
-        <w:instrText xml:space="preserve">к \* ARABIC </w:instrText>
-      </w:r>
-      <w:r>
-        <w:fldChar w:fldCharType="separate"/>
-      </w:r>
-      <w:r>
-        <w:rPr>
-          <w:noProof/>
-        </w:rPr>
-        <w:t>10</w:t>
-      </w:r>
-      <w:r>
-        <w:rPr>
-          <w:noProof/>
-        </w:rPr>
-        <w:fldChar w:fldCharType="end"/>
-      </w:r>
-      <w:r>
-        <w:t>. Сообщение об удалении одного элемента</w:t>
+      <w:fldSimple w:instr=" SEQ Рисунок \* ARABIC ">
+        <w:r>
+          <w:rPr>
+            <w:noProof/>
+          </w:rPr>
+          <w:t>12</w:t>
+        </w:r>
+      </w:fldSimple>
+      <w:r>
+        <w:t>. Таблица с упражнениями</w:t>
       </w:r>
     </w:p>
     <w:p>
@@ -7211,10 +7219,10 @@
           <w:lang w:eastAsia="ru-RU"/>
         </w:rPr>
         <w:drawing>
-          <wp:inline distT="0" distB="0" distL="0" distR="0" wp14:anchorId="51FDA83A" wp14:editId="0396B812">
-            <wp:extent cx="6120130" cy="2489200"/>
-            <wp:effectExtent l="0" t="0" r="0" b="6350"/>
-            <wp:docPr id="33" name="Рисунок 33"/>
+          <wp:inline distT="0" distB="0" distL="0" distR="0" wp14:anchorId="49BFCB1A" wp14:editId="5DDF70CC">
+            <wp:extent cx="4086225" cy="1724025"/>
+            <wp:effectExtent l="0" t="0" r="9525" b="9525"/>
+            <wp:docPr id="35" name="Рисунок 35"/>
             <wp:cNvGraphicFramePr>
               <a:graphicFrameLocks xmlns:a="http://schemas.openxmlformats.org/drawingml/2006/main" noChangeAspect="1"/>
             </wp:cNvGraphicFramePr>
@@ -7234,7 +7242,7 @@
                   <pic:spPr>
                     <a:xfrm>
                       <a:off x="0" y="0"/>
-                      <a:ext cx="6120130" cy="2489200"/>
+                      <a:ext cx="4086225" cy="1724025"/>
                     </a:xfrm>
                     <a:prstGeom prst="rect">
                       <a:avLst/>
@@ -7254,49 +7262,16 @@
       <w:r>
         <w:t xml:space="preserve">Рисунок </w:t>
       </w:r>
-      <w:r>
-        <w:fldChar w:fldCharType="begin"/>
-      </w:r>
-      <w:r>
-        <w:instrText xml:space="preserve"> SEQ Рисунок \* ARABIC </w:instrText>
-      </w:r>
-      <w:r>
-        <w:fldChar w:fldCharType="separate"/>
-      </w:r>
-      <w:r>
-        <w:rPr>
-          <w:noProof/>
-        </w:rPr>
-        <w:t>11</w:t>
-      </w:r>
-      <w:r>
-        <w:rPr>
-          <w:noProof/>
-        </w:rPr>
-        <w:fldChar w:fldCharType="end"/>
-      </w:r>
-      <w:r>
-        <w:t>. Результат нажатия кнопки «Удалить»</w:t>
-      </w:r>
-    </w:p>
-    <w:p>
-      <w:r>
-        <w:t>Для удаления всех элементов</w:t>
-      </w:r>
-      <w:r>
-        <w:t xml:space="preserve"> не</w:t>
-      </w:r>
-      <w:r>
-        <w:t>обходимо</w:t>
-      </w:r>
-      <w:r>
-        <w:t xml:space="preserve"> нажать на кнопку «Удалить</w:t>
-      </w:r>
-      <w:r>
-        <w:t xml:space="preserve"> всё» (рисунки 12, 13 и 14</w:t>
-      </w:r>
-      <w:r>
-        <w:t>).</w:t>
+      <w:fldSimple w:instr=" SEQ Рисунок \* ARABIC ">
+        <w:r>
+          <w:rPr>
+            <w:noProof/>
+          </w:rPr>
+          <w:t>13</w:t>
+        </w:r>
+      </w:fldSimple>
+      <w:r>
+        <w:t>. Удаление всех элементов</w:t>
       </w:r>
     </w:p>
     <w:p>
@@ -7310,12 +7285,11 @@
           <w:noProof/>
           <w:lang w:eastAsia="ru-RU"/>
         </w:rPr>
-        <w:lastRenderedPageBreak/>
         <w:drawing>
-          <wp:inline distT="0" distB="0" distL="0" distR="0" wp14:anchorId="1A8C647A" wp14:editId="68470BCD">
-            <wp:extent cx="6120130" cy="2487930"/>
-            <wp:effectExtent l="0" t="0" r="0" b="7620"/>
-            <wp:docPr id="34" name="Рисунок 34"/>
+          <wp:inline distT="0" distB="0" distL="0" distR="0" wp14:anchorId="370EA54F" wp14:editId="1DBA9BDB">
+            <wp:extent cx="5600190" cy="2298065"/>
+            <wp:effectExtent l="0" t="0" r="635" b="6985"/>
+            <wp:docPr id="36" name="Рисунок 36"/>
             <wp:cNvGraphicFramePr>
               <a:graphicFrameLocks xmlns:a="http://schemas.openxmlformats.org/drawingml/2006/main" noChangeAspect="1"/>
             </wp:cNvGraphicFramePr>
@@ -7335,7 +7309,7 @@
                   <pic:spPr>
                     <a:xfrm>
                       <a:off x="0" y="0"/>
-                      <a:ext cx="6120130" cy="2487930"/>
+                      <a:ext cx="5603780" cy="2299538"/>
                     </a:xfrm>
                     <a:prstGeom prst="rect">
                       <a:avLst/>
@@ -7355,31 +7329,62 @@
       <w:r>
         <w:t xml:space="preserve">Рисунок </w:t>
       </w:r>
-      <w:r>
-        <w:fldChar w:fldCharType="begin"/>
-      </w:r>
-      <w:r>
-        <w:instrText xml:space="preserve"> SEQ Рисунок \* ARABIC </w:instrText>
-      </w:r>
-      <w:r>
-        <w:fldChar w:fldCharType="separate"/>
-      </w:r>
-      <w:r>
-        <w:rPr>
-          <w:noProof/>
-        </w:rPr>
-        <w:t>12</w:t>
-      </w:r>
-      <w:r>
-        <w:rPr>
-          <w:noProof/>
-        </w:rPr>
-        <w:fldChar w:fldCharType="end"/>
-      </w:r>
-      <w:r>
-        <w:t>. Таблица с упражнениями</w:t>
-      </w:r>
-    </w:p>
+      <w:fldSimple w:instr=" SEQ Рисунок \* ARABIC ">
+        <w:r>
+          <w:rPr>
+            <w:noProof/>
+          </w:rPr>
+          <w:t>14</w:t>
+        </w:r>
+      </w:fldSimple>
+      <w:r>
+        <w:t>. Результат удаления всех элементов</w:t>
+      </w:r>
+    </w:p>
+    <w:p>
+      <w:pPr>
+        <w:pStyle w:val="2"/>
+      </w:pPr>
+      <w:r>
+        <w:t>1.5.3 Тестовый случай «</w:t>
+      </w:r>
+      <w:r>
+        <w:t>Фильтрация</w:t>
+      </w:r>
+      <w:r>
+        <w:t xml:space="preserve"> элемент</w:t>
+      </w:r>
+      <w:r>
+        <w:t>ов</w:t>
+      </w:r>
+      <w:r>
+        <w:t>»</w:t>
+      </w:r>
+    </w:p>
+    <w:p>
+      <w:pPr>
+        <w:ind w:firstLine="709"/>
+      </w:pPr>
+      <w:r>
+        <w:t>Для поиска элементов в списке необходимо на</w:t>
+      </w:r>
+      <w:r>
+        <w:t>жать кнопку «Фильтр</w:t>
+      </w:r>
+      <w:r>
+        <w:t>» (рисунок 15</w:t>
+      </w:r>
+      <w:r>
+        <w:t>). Откроется соответствующая форма для поиска</w:t>
+      </w:r>
+      <w:r>
+        <w:t xml:space="preserve"> (рисунок 16</w:t>
+      </w:r>
+      <w:r>
+        <w:t>).</w:t>
+      </w:r>
+    </w:p>
+    <w:p/>
     <w:p>
       <w:pPr>
         <w:keepNext/>
@@ -7391,11 +7396,12 @@
           <w:noProof/>
           <w:lang w:eastAsia="ru-RU"/>
         </w:rPr>
+        <w:lastRenderedPageBreak/>
         <w:drawing>
-          <wp:inline distT="0" distB="0" distL="0" distR="0" wp14:anchorId="49BFCB1A" wp14:editId="5DDF70CC">
-            <wp:extent cx="4086225" cy="1724025"/>
-            <wp:effectExtent l="0" t="0" r="9525" b="9525"/>
-            <wp:docPr id="35" name="Рисунок 35"/>
+          <wp:inline distT="0" distB="0" distL="0" distR="0" wp14:anchorId="73E6DFC4" wp14:editId="0D9F1153">
+            <wp:extent cx="5771217" cy="2331720"/>
+            <wp:effectExtent l="0" t="0" r="1270" b="0"/>
+            <wp:docPr id="37" name="Рисунок 37"/>
             <wp:cNvGraphicFramePr>
               <a:graphicFrameLocks xmlns:a="http://schemas.openxmlformats.org/drawingml/2006/main" noChangeAspect="1"/>
             </wp:cNvGraphicFramePr>
@@ -7415,7 +7421,7 @@
                   <pic:spPr>
                     <a:xfrm>
                       <a:off x="0" y="0"/>
-                      <a:ext cx="4086225" cy="1724025"/>
+                      <a:ext cx="5773721" cy="2332732"/>
                     </a:xfrm>
                     <a:prstGeom prst="rect">
                       <a:avLst/>
@@ -7435,29 +7441,16 @@
       <w:r>
         <w:t xml:space="preserve">Рисунок </w:t>
       </w:r>
-      <w:r>
-        <w:fldChar w:fldCharType="begin"/>
-      </w:r>
-      <w:r>
-        <w:instrText xml:space="preserve"> SEQ Рисунок \* ARABIC </w:instrText>
-      </w:r>
-      <w:r>
-        <w:fldChar w:fldCharType="separate"/>
-      </w:r>
-      <w:r>
-        <w:rPr>
-          <w:noProof/>
-        </w:rPr>
-        <w:t>13</w:t>
-      </w:r>
-      <w:r>
-        <w:rPr>
-          <w:noProof/>
-        </w:rPr>
-        <w:fldChar w:fldCharType="end"/>
-      </w:r>
-      <w:r>
-        <w:t>. Удаление всех элементов</w:t>
+      <w:fldSimple w:instr=" SEQ Рисунок \* ARABIC ">
+        <w:r>
+          <w:rPr>
+            <w:noProof/>
+          </w:rPr>
+          <w:t>15</w:t>
+        </w:r>
+      </w:fldSimple>
+      <w:r>
+        <w:t>. Вызов формы для фильтрации элементов</w:t>
       </w:r>
     </w:p>
     <w:p>
@@ -7472,10 +7465,10 @@
           <w:lang w:eastAsia="ru-RU"/>
         </w:rPr>
         <w:drawing>
-          <wp:inline distT="0" distB="0" distL="0" distR="0" wp14:anchorId="370EA54F" wp14:editId="1DBA9BDB">
-            <wp:extent cx="5600190" cy="2298065"/>
-            <wp:effectExtent l="0" t="0" r="635" b="6985"/>
-            <wp:docPr id="36" name="Рисунок 36"/>
+          <wp:inline distT="0" distB="0" distL="0" distR="0" wp14:anchorId="3B872633" wp14:editId="4AD14912">
+            <wp:extent cx="3048000" cy="2771775"/>
+            <wp:effectExtent l="0" t="0" r="0" b="9525"/>
+            <wp:docPr id="38" name="Рисунок 38"/>
             <wp:cNvGraphicFramePr>
               <a:graphicFrameLocks xmlns:a="http://schemas.openxmlformats.org/drawingml/2006/main" noChangeAspect="1"/>
             </wp:cNvGraphicFramePr>
@@ -7495,7 +7488,7 @@
                   <pic:spPr>
                     <a:xfrm>
                       <a:off x="0" y="0"/>
-                      <a:ext cx="5603780" cy="2299538"/>
+                      <a:ext cx="3048000" cy="2771775"/>
                     </a:xfrm>
                     <a:prstGeom prst="rect">
                       <a:avLst/>
@@ -7515,75 +7508,80 @@
       <w:r>
         <w:t xml:space="preserve">Рисунок </w:t>
       </w:r>
-      <w:r>
-        <w:fldChar w:fldCharType="begin"/>
-      </w:r>
-      <w:r>
-        <w:instrText xml:space="preserve"> SEQ Рисунок \* ARABIC </w:instrText>
-      </w:r>
-      <w:r>
-        <w:fldChar w:fldCharType="separate"/>
-      </w:r>
-      <w:r>
-        <w:rPr>
-          <w:noProof/>
-        </w:rPr>
-        <w:t>14</w:t>
-      </w:r>
-      <w:r>
-        <w:rPr>
-          <w:noProof/>
-        </w:rPr>
-        <w:fldChar w:fldCharType="end"/>
-      </w:r>
-      <w:r>
-        <w:t>. Результат удаления всех элементов</w:t>
-      </w:r>
-    </w:p>
-    <w:p>
-      <w:pPr>
-        <w:pStyle w:val="2"/>
-      </w:pPr>
-      <w:r>
-        <w:t>1.5.3 Тестовый случай «</w:t>
-      </w:r>
-      <w:r>
-        <w:t>Фильтрация</w:t>
-      </w:r>
-      <w:r>
-        <w:t xml:space="preserve"> элемент</w:t>
-      </w:r>
-      <w:r>
-        <w:t>ов</w:t>
+      <w:fldSimple w:instr=" SEQ Рисунок \* ARABIC ">
+        <w:r>
+          <w:rPr>
+            <w:noProof/>
+          </w:rPr>
+          <w:t>16</w:t>
+        </w:r>
+      </w:fldSimple>
+      <w:r>
+        <w:t>. Форма фильтра</w:t>
+      </w:r>
+    </w:p>
+    <w:p>
+      <w:pPr>
+        <w:spacing w:before="240"/>
+        <w:ind w:firstLine="709"/>
+      </w:pPr>
+      <w:r>
+        <w:t>Далее пользователь выбирает параметры, по которым требуется найти элемент, вводит значения этих параметров и нажима</w:t>
+      </w:r>
+      <w:r>
+        <w:t>ет кнопку «</w:t>
+      </w:r>
+      <w:r>
+        <w:t>Фильтр</w:t>
+      </w:r>
+      <w:r>
+        <w:t>» (рисунки 17</w:t>
+      </w:r>
+      <w:r>
+        <w:t xml:space="preserve">, </w:t>
+      </w:r>
+      <w:r>
+        <w:t>18</w:t>
+      </w:r>
+      <w:r>
+        <w:t xml:space="preserve"> и 19</w:t>
+      </w:r>
+      <w:r>
+        <w:t>).</w:t>
+      </w:r>
+    </w:p>
+    <w:p>
+      <w:pPr>
+        <w:ind w:firstLine="709"/>
+      </w:pPr>
+      <w:r>
+        <w:t>Для того, чтобы сбросить фильтр, предусмотрена соответствующая кноп</w:t>
+      </w:r>
+      <w:r>
+        <w:t>ка «Отменить</w:t>
       </w:r>
       <w:r>
         <w:t>»</w:t>
       </w:r>
-    </w:p>
-    <w:p>
-      <w:pPr>
-        <w:ind w:firstLine="709"/>
-      </w:pPr>
-      <w:r>
-        <w:t>Для поиска элементов в списке необходимо на</w:t>
-      </w:r>
-      <w:r>
-        <w:t>жать кнопку «Фильтр</w:t>
-      </w:r>
-      <w:r>
-        <w:t>» (рисунок 15</w:t>
-      </w:r>
-      <w:r>
-        <w:t>). Откроется соответствующая форма для поиска</w:t>
-      </w:r>
-      <w:r>
-        <w:t xml:space="preserve"> (рисунок 16</w:t>
+      <w:r>
+        <w:t>, либо использовать кнопку закрытия окна</w:t>
+      </w:r>
+      <w:r>
+        <w:t xml:space="preserve"> </w:t>
+      </w:r>
+      <w:r>
+        <w:t>(рисунки</w:t>
+      </w:r>
+      <w:r>
+        <w:t xml:space="preserve"> 20</w:t>
+      </w:r>
+      <w:r>
+        <w:t xml:space="preserve"> и 21</w:t>
       </w:r>
       <w:r>
         <w:t>).</w:t>
       </w:r>
     </w:p>
-    <w:p/>
     <w:p>
       <w:pPr>
         <w:keepNext/>
@@ -7597,10 +7595,10 @@
         </w:rPr>
         <w:lastRenderedPageBreak/>
         <w:drawing>
-          <wp:inline distT="0" distB="0" distL="0" distR="0" wp14:anchorId="73E6DFC4" wp14:editId="0D9F1153">
-            <wp:extent cx="5771217" cy="2331720"/>
-            <wp:effectExtent l="0" t="0" r="1270" b="0"/>
-            <wp:docPr id="37" name="Рисунок 37"/>
+          <wp:inline distT="0" distB="0" distL="0" distR="0" wp14:anchorId="07C5C16F" wp14:editId="27B94954">
+            <wp:extent cx="6120130" cy="1921510"/>
+            <wp:effectExtent l="0" t="0" r="0" b="2540"/>
+            <wp:docPr id="39" name="Рисунок 39"/>
             <wp:cNvGraphicFramePr>
               <a:graphicFrameLocks xmlns:a="http://schemas.openxmlformats.org/drawingml/2006/main" noChangeAspect="1"/>
             </wp:cNvGraphicFramePr>
@@ -7620,7 +7618,7 @@
                   <pic:spPr>
                     <a:xfrm>
                       <a:off x="0" y="0"/>
-                      <a:ext cx="5773721" cy="2332732"/>
+                      <a:ext cx="6120130" cy="1921510"/>
                     </a:xfrm>
                     <a:prstGeom prst="rect">
                       <a:avLst/>
@@ -7640,29 +7638,21 @@
       <w:r>
         <w:t xml:space="preserve">Рисунок </w:t>
       </w:r>
-      <w:r>
-        <w:fldChar w:fldCharType="begin"/>
-      </w:r>
-      <w:r>
-        <w:instrText xml:space="preserve"> SEQ Рисунок \* ARABIC </w:instrText>
-      </w:r>
-      <w:r>
-        <w:fldChar w:fldCharType="separate"/>
-      </w:r>
-      <w:r>
-        <w:rPr>
-          <w:noProof/>
-        </w:rPr>
-        <w:t>15</w:t>
-      </w:r>
-      <w:r>
-        <w:rPr>
-          <w:noProof/>
-        </w:rPr>
-        <w:fldChar w:fldCharType="end"/>
-      </w:r>
-      <w:r>
-        <w:t>. Вызов формы для фильтрации элементов</w:t>
+      <w:fldSimple w:instr=" SEQ Рисунок \* ARABIC ">
+        <w:r>
+          <w:rPr>
+            <w:noProof/>
+          </w:rPr>
+          <w:t>17</w:t>
+        </w:r>
+      </w:fldSimple>
+      <w:r>
+        <w:t>. Фильтрация по типу упражнения</w:t>
+      </w:r>
+    </w:p>
+    <w:p>
+      <w:r>
+        <w:t>Появится также с количеством подходящих под заданную фильтрацию упражнений.</w:t>
       </w:r>
     </w:p>
     <w:p>
@@ -7677,10 +7667,10 @@
           <w:lang w:eastAsia="ru-RU"/>
         </w:rPr>
         <w:drawing>
-          <wp:inline distT="0" distB="0" distL="0" distR="0" wp14:anchorId="3B872633" wp14:editId="4AD14912">
-            <wp:extent cx="3048000" cy="2771775"/>
-            <wp:effectExtent l="0" t="0" r="0" b="9525"/>
-            <wp:docPr id="38" name="Рисунок 38"/>
+          <wp:inline distT="0" distB="0" distL="0" distR="0" wp14:anchorId="248CDF6F" wp14:editId="4B646B3B">
+            <wp:extent cx="2562225" cy="1752600"/>
+            <wp:effectExtent l="0" t="0" r="9525" b="0"/>
+            <wp:docPr id="40" name="Рисунок 40"/>
             <wp:cNvGraphicFramePr>
               <a:graphicFrameLocks xmlns:a="http://schemas.openxmlformats.org/drawingml/2006/main" noChangeAspect="1"/>
             </wp:cNvGraphicFramePr>
@@ -7700,7 +7690,7 @@
                   <pic:spPr>
                     <a:xfrm>
                       <a:off x="0" y="0"/>
-                      <a:ext cx="3048000" cy="2771775"/>
+                      <a:ext cx="2562225" cy="1752600"/>
                     </a:xfrm>
                     <a:prstGeom prst="rect">
                       <a:avLst/>
@@ -7720,91 +7710,16 @@
       <w:r>
         <w:t xml:space="preserve">Рисунок </w:t>
       </w:r>
-      <w:r>
-        <w:fldChar w:fldCharType="begin"/>
-      </w:r>
-      <w:r>
-        <w:instrText xml:space="preserve"> SEQ Рисунок \* ARABIC </w:instrText>
-      </w:r>
-      <w:r>
-        <w:fldChar w:fldCharType="separate"/>
-      </w:r>
-      <w:r>
-        <w:rPr>
-          <w:noProof/>
-        </w:rPr>
-        <w:t>16</w:t>
-      </w:r>
-      <w:r>
-        <w:rPr>
-          <w:noProof/>
-        </w:rPr>
-        <w:fldChar w:fldCharType="end"/>
-      </w:r>
-      <w:r>
-        <w:t>. Форма фильтра</w:t>
-      </w:r>
-    </w:p>
-    <w:p>
-      <w:pPr>
-        <w:spacing w:before="240"/>
-        <w:ind w:firstLine="709"/>
-      </w:pPr>
-      <w:r>
-        <w:t>Далее пользователь выбирает параметры, по которым требуется найти элемент, вводит значения этих параметров и нажима</w:t>
-      </w:r>
-      <w:r>
-        <w:t>ет кнопку «</w:t>
-      </w:r>
-      <w:r>
-        <w:t>Фильтр</w:t>
-      </w:r>
-      <w:r>
-        <w:t>» (рисунки 17</w:t>
-      </w:r>
-      <w:r>
-        <w:t xml:space="preserve">, </w:t>
-      </w:r>
-      <w:r>
-        <w:t>18</w:t>
-      </w:r>
-      <w:r>
-        <w:t xml:space="preserve"> и 19</w:t>
-      </w:r>
-      <w:r>
-        <w:t>).</w:t>
-      </w:r>
-    </w:p>
-    <w:p>
-      <w:pPr>
-        <w:ind w:firstLine="709"/>
-      </w:pPr>
-      <w:r>
-        <w:t>Для того, чтобы сбросить фильтр, предусмотрена соответствующая кноп</w:t>
-      </w:r>
-      <w:r>
-        <w:t>ка «Отменить</w:t>
-      </w:r>
-      <w:r>
-        <w:t>»</w:t>
-      </w:r>
-      <w:r>
-        <w:t>, либо использовать кнопку закрытия окна</w:t>
-      </w:r>
-      <w:r>
-        <w:t xml:space="preserve"> </w:t>
-      </w:r>
-      <w:r>
-        <w:t>(рисунки</w:t>
-      </w:r>
-      <w:r>
-        <w:t xml:space="preserve"> 20</w:t>
-      </w:r>
-      <w:r>
-        <w:t xml:space="preserve"> и 21</w:t>
-      </w:r>
-      <w:r>
-        <w:t>).</w:t>
+      <w:fldSimple w:instr=" SEQ Рисунок \* ARABIC ">
+        <w:r>
+          <w:rPr>
+            <w:noProof/>
+          </w:rPr>
+          <w:t>18</w:t>
+        </w:r>
+      </w:fldSimple>
+      <w:r>
+        <w:t>. Сообщение р результате фильтрации</w:t>
       </w:r>
     </w:p>
     <w:p>
@@ -7818,12 +7733,11 @@
           <w:noProof/>
           <w:lang w:eastAsia="ru-RU"/>
         </w:rPr>
-        <w:lastRenderedPageBreak/>
         <w:drawing>
-          <wp:inline distT="0" distB="0" distL="0" distR="0" wp14:anchorId="07C5C16F" wp14:editId="27B94954">
-            <wp:extent cx="6120130" cy="1921510"/>
-            <wp:effectExtent l="0" t="0" r="0" b="2540"/>
-            <wp:docPr id="39" name="Рисунок 39"/>
+          <wp:inline distT="0" distB="0" distL="0" distR="0" wp14:anchorId="1341DA04" wp14:editId="52AE6E05">
+            <wp:extent cx="5510530" cy="1709534"/>
+            <wp:effectExtent l="0" t="0" r="0" b="5080"/>
+            <wp:docPr id="43" name="Рисунок 43"/>
             <wp:cNvGraphicFramePr>
               <a:graphicFrameLocks xmlns:a="http://schemas.openxmlformats.org/drawingml/2006/main" noChangeAspect="1"/>
             </wp:cNvGraphicFramePr>
@@ -7843,7 +7757,7 @@
                   <pic:spPr>
                     <a:xfrm>
                       <a:off x="0" y="0"/>
-                      <a:ext cx="6120130" cy="1921510"/>
+                      <a:ext cx="5527493" cy="1714796"/>
                     </a:xfrm>
                     <a:prstGeom prst="rect">
                       <a:avLst/>
@@ -7863,36 +7777,19 @@
       <w:r>
         <w:t xml:space="preserve">Рисунок </w:t>
       </w:r>
-      <w:r>
-        <w:fldChar w:fldCharType="begin"/>
-      </w:r>
-      <w:r>
-        <w:instrText xml:space="preserve"> SEQ Рисунок \* ARABIC </w:instrText>
-      </w:r>
-      <w:r>
-        <w:fldChar w:fldCharType="separate"/>
-      </w:r>
-      <w:r>
-        <w:rPr>
-          <w:noProof/>
-        </w:rPr>
-        <w:t>17</w:t>
-      </w:r>
-      <w:r>
-        <w:rPr>
-          <w:noProof/>
-        </w:rPr>
-        <w:fldChar w:fldCharType="end"/>
-      </w:r>
-      <w:r>
-        <w:t>. Фильтрация по типу упражнения</w:t>
-      </w:r>
-    </w:p>
-    <w:p>
-      <w:r>
-        <w:t>Появится также с количеством подходящих под заданную фильтрацию упражнений.</w:t>
-      </w:r>
-    </w:p>
+      <w:fldSimple w:instr=" SEQ Рисунок \* ARABIC ">
+        <w:r>
+          <w:rPr>
+            <w:noProof/>
+          </w:rPr>
+          <w:t>19</w:t>
+        </w:r>
+      </w:fldSimple>
+      <w:r>
+        <w:t>. Результат поиска элемента</w:t>
+      </w:r>
+    </w:p>
+    <w:p/>
     <w:p>
       <w:pPr>
         <w:keepNext/>
@@ -7904,11 +7801,12 @@
           <w:noProof/>
           <w:lang w:eastAsia="ru-RU"/>
         </w:rPr>
+        <w:lastRenderedPageBreak/>
         <w:drawing>
-          <wp:inline distT="0" distB="0" distL="0" distR="0" wp14:anchorId="248CDF6F" wp14:editId="4B646B3B">
-            <wp:extent cx="2562225" cy="1752600"/>
-            <wp:effectExtent l="0" t="0" r="9525" b="0"/>
-            <wp:docPr id="40" name="Рисунок 40"/>
+          <wp:inline distT="0" distB="0" distL="0" distR="0" wp14:anchorId="10C11A04" wp14:editId="585C9FE7">
+            <wp:extent cx="5982970" cy="1855478"/>
+            <wp:effectExtent l="0" t="0" r="0" b="0"/>
+            <wp:docPr id="45" name="Рисунок 45"/>
             <wp:cNvGraphicFramePr>
               <a:graphicFrameLocks xmlns:a="http://schemas.openxmlformats.org/drawingml/2006/main" noChangeAspect="1"/>
             </wp:cNvGraphicFramePr>
@@ -7928,7 +7826,7 @@
                   <pic:spPr>
                     <a:xfrm>
                       <a:off x="0" y="0"/>
-                      <a:ext cx="2562225" cy="1752600"/>
+                      <a:ext cx="5988171" cy="1857091"/>
                     </a:xfrm>
                     <a:prstGeom prst="rect">
                       <a:avLst/>
@@ -7948,29 +7846,16 @@
       <w:r>
         <w:t xml:space="preserve">Рисунок </w:t>
       </w:r>
-      <w:r>
-        <w:fldChar w:fldCharType="begin"/>
-      </w:r>
-      <w:r>
-        <w:instrText xml:space="preserve"> SEQ Рисунок \* ARABIC </w:instrText>
-      </w:r>
-      <w:r>
-        <w:fldChar w:fldCharType="separate"/>
-      </w:r>
-      <w:r>
-        <w:rPr>
-          <w:noProof/>
-        </w:rPr>
-        <w:t>18</w:t>
-      </w:r>
-      <w:r>
-        <w:rPr>
-          <w:noProof/>
-        </w:rPr>
-        <w:fldChar w:fldCharType="end"/>
-      </w:r>
-      <w:r>
-        <w:t>. Сообщение р результате фильтрации</w:t>
+      <w:fldSimple w:instr=" SEQ Рисунок \* ARABIC ">
+        <w:r>
+          <w:rPr>
+            <w:noProof/>
+          </w:rPr>
+          <w:t>20</w:t>
+        </w:r>
+      </w:fldSimple>
+      <w:r>
+        <w:t>. Отмена фильтрации</w:t>
       </w:r>
     </w:p>
     <w:p>
@@ -7985,10 +7870,10 @@
           <w:lang w:eastAsia="ru-RU"/>
         </w:rPr>
         <w:drawing>
-          <wp:inline distT="0" distB="0" distL="0" distR="0" wp14:anchorId="1341DA04" wp14:editId="52AE6E05">
-            <wp:extent cx="5510530" cy="1709534"/>
-            <wp:effectExtent l="0" t="0" r="0" b="5080"/>
-            <wp:docPr id="43" name="Рисунок 43"/>
+          <wp:inline distT="0" distB="0" distL="0" distR="0" wp14:anchorId="5A8DE0E8" wp14:editId="0FFA1BF2">
+            <wp:extent cx="3867150" cy="1762125"/>
+            <wp:effectExtent l="0" t="0" r="0" b="9525"/>
+            <wp:docPr id="46" name="Рисунок 46"/>
             <wp:cNvGraphicFramePr>
               <a:graphicFrameLocks xmlns:a="http://schemas.openxmlformats.org/drawingml/2006/main" noChangeAspect="1"/>
             </wp:cNvGraphicFramePr>
@@ -8008,7 +7893,7 @@
                   <pic:spPr>
                     <a:xfrm>
                       <a:off x="0" y="0"/>
-                      <a:ext cx="5527493" cy="1714796"/>
+                      <a:ext cx="3867150" cy="1762125"/>
                     </a:xfrm>
                     <a:prstGeom prst="rect">
                       <a:avLst/>
@@ -8028,32 +7913,43 @@
       <w:r>
         <w:t xml:space="preserve">Рисунок </w:t>
       </w:r>
-      <w:r>
-        <w:fldChar w:fldCharType="begin"/>
-      </w:r>
-      <w:r>
-        <w:instrText xml:space="preserve"> SEQ Рисунок \* ARABIC </w:instrText>
-      </w:r>
-      <w:r>
-        <w:fldChar w:fldCharType="separate"/>
-      </w:r>
-      <w:r>
-        <w:rPr>
-          <w:noProof/>
-        </w:rPr>
-        <w:t>19</w:t>
-      </w:r>
-      <w:r>
-        <w:rPr>
-          <w:noProof/>
-        </w:rPr>
-        <w:fldChar w:fldCharType="end"/>
-      </w:r>
-      <w:r>
-        <w:t>. Результат поиска элемента</w:t>
-      </w:r>
-    </w:p>
-    <w:p/>
+      <w:fldSimple w:instr=" SEQ Рисунок \* ARABIC ">
+        <w:r>
+          <w:rPr>
+            <w:noProof/>
+          </w:rPr>
+          <w:t>21</w:t>
+        </w:r>
+      </w:fldSimple>
+      <w:r>
+        <w:t>. Сообщение об отмене фильтрации</w:t>
+      </w:r>
+    </w:p>
+    <w:p>
+      <w:pPr>
+        <w:pStyle w:val="2"/>
+      </w:pPr>
+      <w:r>
+        <w:t>1.5.4 Тестовый случай «Сохранить данные»</w:t>
+      </w:r>
+    </w:p>
+    <w:p>
+      <w:r>
+        <w:t>Для сохранения данных в таблице необ</w:t>
+      </w:r>
+      <w:r>
+        <w:t>ходимо нажать на панели «Файл\Сохранить» (рисунок 22</w:t>
+      </w:r>
+      <w:r>
+        <w:t>). Откроется системный диалог сохранения файла, где пользователь выбирает директорию и</w:t>
+      </w:r>
+      <w:r>
+        <w:t xml:space="preserve"> указывает имя файла (рисунок 23</w:t>
+      </w:r>
+      <w:r>
+        <w:t>).</w:t>
+      </w:r>
+    </w:p>
     <w:p>
       <w:pPr>
         <w:keepNext/>
@@ -8065,12 +7961,11 @@
           <w:noProof/>
           <w:lang w:eastAsia="ru-RU"/>
         </w:rPr>
-        <w:lastRenderedPageBreak/>
         <w:drawing>
-          <wp:inline distT="0" distB="0" distL="0" distR="0" wp14:anchorId="10C11A04" wp14:editId="585C9FE7">
-            <wp:extent cx="5982970" cy="1855478"/>
-            <wp:effectExtent l="0" t="0" r="0" b="0"/>
-            <wp:docPr id="45" name="Рисунок 45"/>
+          <wp:inline distT="0" distB="0" distL="0" distR="0" wp14:anchorId="09628CC7" wp14:editId="033A8600">
+            <wp:extent cx="6120130" cy="2467610"/>
+            <wp:effectExtent l="0" t="0" r="0" b="8890"/>
+            <wp:docPr id="47" name="Рисунок 47"/>
             <wp:cNvGraphicFramePr>
               <a:graphicFrameLocks xmlns:a="http://schemas.openxmlformats.org/drawingml/2006/main" noChangeAspect="1"/>
             </wp:cNvGraphicFramePr>
@@ -8090,7 +7985,7 @@
                   <pic:spPr>
                     <a:xfrm>
                       <a:off x="0" y="0"/>
-                      <a:ext cx="5988171" cy="1857091"/>
+                      <a:ext cx="6120130" cy="2467610"/>
                     </a:xfrm>
                     <a:prstGeom prst="rect">
                       <a:avLst/>
@@ -8110,29 +8005,16 @@
       <w:r>
         <w:t xml:space="preserve">Рисунок </w:t>
       </w:r>
-      <w:r>
-        <w:fldChar w:fldCharType="begin"/>
-      </w:r>
-      <w:r>
-        <w:instrText xml:space="preserve"> SEQ Рисунок \* ARABIC </w:instrText>
-      </w:r>
-      <w:r>
-        <w:fldChar w:fldCharType="separate"/>
-      </w:r>
-      <w:r>
-        <w:rPr>
-          <w:noProof/>
-        </w:rPr>
-        <w:t>20</w:t>
-      </w:r>
-      <w:r>
-        <w:rPr>
-          <w:noProof/>
-        </w:rPr>
-        <w:fldChar w:fldCharType="end"/>
-      </w:r>
-      <w:r>
-        <w:t>. Отмена фильтрации</w:t>
+      <w:fldSimple w:instr=" SEQ Рисунок \* ARABIC ">
+        <w:r>
+          <w:rPr>
+            <w:noProof/>
+          </w:rPr>
+          <w:t>22</w:t>
+        </w:r>
+      </w:fldSimple>
+      <w:r>
+        <w:t>. Сохранение данных</w:t>
       </w:r>
     </w:p>
     <w:p>
@@ -8146,11 +8028,12 @@
           <w:noProof/>
           <w:lang w:eastAsia="ru-RU"/>
         </w:rPr>
+        <w:lastRenderedPageBreak/>
         <w:drawing>
-          <wp:inline distT="0" distB="0" distL="0" distR="0" wp14:anchorId="5A8DE0E8" wp14:editId="0FFA1BF2">
-            <wp:extent cx="3867150" cy="1762125"/>
-            <wp:effectExtent l="0" t="0" r="0" b="9525"/>
-            <wp:docPr id="46" name="Рисунок 46"/>
+          <wp:inline distT="0" distB="0" distL="0" distR="0" wp14:anchorId="5F7A8C52" wp14:editId="0D512EA7">
+            <wp:extent cx="6120130" cy="3834130"/>
+            <wp:effectExtent l="0" t="0" r="0" b="0"/>
+            <wp:docPr id="48" name="Рисунок 48"/>
             <wp:cNvGraphicFramePr>
               <a:graphicFrameLocks xmlns:a="http://schemas.openxmlformats.org/drawingml/2006/main" noChangeAspect="1"/>
             </wp:cNvGraphicFramePr>
@@ -8170,7 +8053,7 @@
                   <pic:spPr>
                     <a:xfrm>
                       <a:off x="0" y="0"/>
-                      <a:ext cx="3867150" cy="1762125"/>
+                      <a:ext cx="6120130" cy="3834130"/>
                     </a:xfrm>
                     <a:prstGeom prst="rect">
                       <a:avLst/>
@@ -8190,51 +8073,33 @@
       <w:r>
         <w:t xml:space="preserve">Рисунок </w:t>
       </w:r>
-      <w:r>
-        <w:fldChar w:fldCharType="begin"/>
-      </w:r>
-      <w:r>
-        <w:instrText xml:space="preserve"> SEQ Рисунок \* ARABIC </w:instrText>
-      </w:r>
-      <w:r>
-        <w:fldChar w:fldCharType="separate"/>
-      </w:r>
-      <w:r>
-        <w:rPr>
-          <w:noProof/>
-        </w:rPr>
-        <w:t>21</w:t>
-      </w:r>
-      <w:r>
-        <w:rPr>
-          <w:noProof/>
-        </w:rPr>
-        <w:fldChar w:fldCharType="end"/>
-      </w:r>
-      <w:r>
-        <w:t>. Сообщение об отмене фильтрации</w:t>
-      </w:r>
-    </w:p>
-    <w:p>
-      <w:pPr>
-        <w:pStyle w:val="2"/>
-      </w:pPr>
-      <w:r>
-        <w:t>1.5.4 Тестовый случай «Сохранить данные»</w:t>
-      </w:r>
-    </w:p>
-    <w:p>
-      <w:r>
-        <w:t>Для сохранения данных в таблице необ</w:t>
-      </w:r>
-      <w:r>
-        <w:t>ходимо нажать на панели «Файл\Сохранить» (рисунок 22</w:t>
-      </w:r>
-      <w:r>
-        <w:t>). Откроется системный диалог сохранения файла, где пользователь выбирает директорию и</w:t>
-      </w:r>
-      <w:r>
-        <w:t xml:space="preserve"> указывает имя файла (рисунок 23</w:t>
+      <w:fldSimple w:instr=" SEQ Рисунок \* ARABIC ">
+        <w:r>
+          <w:rPr>
+            <w:noProof/>
+          </w:rPr>
+          <w:t>23</w:t>
+        </w:r>
+      </w:fldSimple>
+      <w:r>
+        <w:t>. Сохранение файла</w:t>
+      </w:r>
+    </w:p>
+    <w:p>
+      <w:r>
+        <w:t>После сохранения данных в файл появится соотв</w:t>
+      </w:r>
+      <w:r>
+        <w:t>етствующее сообщение (рисунки 2</w:t>
+      </w:r>
+      <w:r>
+        <w:t>4</w:t>
+      </w:r>
+      <w:r>
+        <w:t xml:space="preserve"> и 2</w:t>
+      </w:r>
+      <w:r>
+        <w:t>5</w:t>
       </w:r>
       <w:r>
         <w:t>).</w:t>
@@ -8252,10 +8117,10 @@
           <w:lang w:eastAsia="ru-RU"/>
         </w:rPr>
         <w:drawing>
-          <wp:inline distT="0" distB="0" distL="0" distR="0" wp14:anchorId="09628CC7" wp14:editId="033A8600">
-            <wp:extent cx="6120130" cy="2467610"/>
-            <wp:effectExtent l="0" t="0" r="0" b="8890"/>
-            <wp:docPr id="47" name="Рисунок 47"/>
+          <wp:inline distT="0" distB="0" distL="0" distR="0" wp14:anchorId="3187AA1E" wp14:editId="3C9618B7">
+            <wp:extent cx="2847975" cy="1695450"/>
+            <wp:effectExtent l="0" t="0" r="9525" b="0"/>
+            <wp:docPr id="49" name="Рисунок 49"/>
             <wp:cNvGraphicFramePr>
               <a:graphicFrameLocks xmlns:a="http://schemas.openxmlformats.org/drawingml/2006/main" noChangeAspect="1"/>
             </wp:cNvGraphicFramePr>
@@ -8275,7 +8140,7 @@
                   <pic:spPr>
                     <a:xfrm>
                       <a:off x="0" y="0"/>
-                      <a:ext cx="6120130" cy="2467610"/>
+                      <a:ext cx="2847975" cy="1695450"/>
                     </a:xfrm>
                     <a:prstGeom prst="rect">
                       <a:avLst/>
@@ -8295,29 +8160,16 @@
       <w:r>
         <w:t xml:space="preserve">Рисунок </w:t>
       </w:r>
-      <w:r>
-        <w:fldChar w:fldCharType="begin"/>
-      </w:r>
-      <w:r>
-        <w:instrText xml:space="preserve"> SEQ Рисунок \* ARABIC </w:instrText>
-      </w:r>
-      <w:r>
-        <w:fldChar w:fldCharType="separate"/>
-      </w:r>
-      <w:r>
-        <w:rPr>
-          <w:noProof/>
-        </w:rPr>
-        <w:t>22</w:t>
-      </w:r>
-      <w:r>
-        <w:rPr>
-          <w:noProof/>
-        </w:rPr>
-        <w:fldChar w:fldCharType="end"/>
-      </w:r>
-      <w:r>
-        <w:t>. Сохранение данных</w:t>
+      <w:fldSimple w:instr=" SEQ Рисунок \* ARABIC ">
+        <w:r>
+          <w:rPr>
+            <w:noProof/>
+          </w:rPr>
+          <w:t>24</w:t>
+        </w:r>
+      </w:fldSimple>
+      <w:r>
+        <w:t>. Сообщение о сохранении файла</w:t>
       </w:r>
     </w:p>
     <w:p>
@@ -8333,10 +8185,10 @@
         </w:rPr>
         <w:lastRenderedPageBreak/>
         <w:drawing>
-          <wp:inline distT="0" distB="0" distL="0" distR="0" wp14:anchorId="5F7A8C52" wp14:editId="0D512EA7">
-            <wp:extent cx="6120130" cy="3834130"/>
+          <wp:inline distT="0" distB="0" distL="0" distR="0" wp14:anchorId="144C6716" wp14:editId="2FC7B2DA">
+            <wp:extent cx="5373370" cy="2707313"/>
             <wp:effectExtent l="0" t="0" r="0" b="0"/>
-            <wp:docPr id="48" name="Рисунок 48"/>
+            <wp:docPr id="51" name="Рисунок 51"/>
             <wp:cNvGraphicFramePr>
               <a:graphicFrameLocks xmlns:a="http://schemas.openxmlformats.org/drawingml/2006/main" noChangeAspect="1"/>
             </wp:cNvGraphicFramePr>
@@ -8356,7 +8208,7 @@
                   <pic:spPr>
                     <a:xfrm>
                       <a:off x="0" y="0"/>
-                      <a:ext cx="6120130" cy="3834130"/>
+                      <a:ext cx="5379174" cy="2710237"/>
                     </a:xfrm>
                     <a:prstGeom prst="rect">
                       <a:avLst/>
@@ -8376,49 +8228,21 @@
       <w:r>
         <w:t xml:space="preserve">Рисунок </w:t>
       </w:r>
-      <w:r>
-        <w:fldChar w:fldCharType="begin"/>
-      </w:r>
-      <w:r>
-        <w:instrText xml:space="preserve"> SEQ Рисунок \* ARABIC </w:instrText>
-      </w:r>
-      <w:r>
-        <w:fldChar w:fldCharType="separate"/>
-      </w:r>
-      <w:r>
-        <w:rPr>
-          <w:noProof/>
-        </w:rPr>
-        <w:t>23</w:t>
-      </w:r>
-      <w:r>
-        <w:rPr>
-          <w:noProof/>
-        </w:rPr>
-        <w:fldChar w:fldCharType="end"/>
-      </w:r>
-      <w:r>
-        <w:t>. Сохранение файла</w:t>
-      </w:r>
-    </w:p>
-    <w:p>
-      <w:r>
-        <w:t>После сохранения данных в файл появится соотв</w:t>
-      </w:r>
-      <w:r>
-        <w:t>етствующее сообщение (рисунки 2</w:t>
-      </w:r>
-      <w:r>
-        <w:t>4</w:t>
-      </w:r>
-      <w:r>
-        <w:t xml:space="preserve"> и 2</w:t>
-      </w:r>
-      <w:r>
-        <w:t>5</w:t>
-      </w:r>
-      <w:r>
-        <w:t>).</w:t>
+      <w:fldSimple w:instr=" SEQ Рисунок \* ARABIC ">
+        <w:r>
+          <w:rPr>
+            <w:noProof/>
+          </w:rPr>
+          <w:t>25</w:t>
+        </w:r>
+      </w:fldSimple>
+      <w:r>
+        <w:t>. Результат сохранения файла</w:t>
+      </w:r>
+    </w:p>
+    <w:p>
+      <w:r>
+        <w:t>В случае, если таблица пуста, сохранение не производится (рисунок 23).</w:t>
       </w:r>
     </w:p>
     <w:p>
@@ -8433,10 +8257,10 @@
           <w:lang w:eastAsia="ru-RU"/>
         </w:rPr>
         <w:drawing>
-          <wp:inline distT="0" distB="0" distL="0" distR="0" wp14:anchorId="3187AA1E" wp14:editId="3C9618B7">
-            <wp:extent cx="2847975" cy="1695450"/>
-            <wp:effectExtent l="0" t="0" r="9525" b="0"/>
-            <wp:docPr id="49" name="Рисунок 49"/>
+          <wp:inline distT="0" distB="0" distL="0" distR="0" wp14:anchorId="5F910055" wp14:editId="06C58C05">
+            <wp:extent cx="6120130" cy="2498725"/>
+            <wp:effectExtent l="0" t="0" r="0" b="0"/>
+            <wp:docPr id="50" name="Рисунок 50"/>
             <wp:cNvGraphicFramePr>
               <a:graphicFrameLocks xmlns:a="http://schemas.openxmlformats.org/drawingml/2006/main" noChangeAspect="1"/>
             </wp:cNvGraphicFramePr>
@@ -8456,7 +8280,7 @@
                   <pic:spPr>
                     <a:xfrm>
                       <a:off x="0" y="0"/>
-                      <a:ext cx="2847975" cy="1695450"/>
+                      <a:ext cx="6120130" cy="2498725"/>
                     </a:xfrm>
                     <a:prstGeom prst="rect">
                       <a:avLst/>
@@ -8476,29 +8300,41 @@
       <w:r>
         <w:t xml:space="preserve">Рисунок </w:t>
       </w:r>
-      <w:r>
-        <w:fldChar w:fldCharType="begin"/>
-      </w:r>
-      <w:r>
-        <w:instrText xml:space="preserve"> SEQ Рисунок \* ARABIC </w:instrText>
-      </w:r>
-      <w:r>
-        <w:fldChar w:fldCharType="separate"/>
-      </w:r>
-      <w:r>
-        <w:rPr>
-          <w:noProof/>
-        </w:rPr>
-        <w:t>24</w:t>
-      </w:r>
-      <w:r>
-        <w:rPr>
-          <w:noProof/>
-        </w:rPr>
-        <w:fldChar w:fldCharType="end"/>
-      </w:r>
-      <w:r>
-        <w:t>. Сообщение о сохранении файла</w:t>
+      <w:fldSimple w:instr=" SEQ Рисунок \* ARABIC ">
+        <w:r>
+          <w:rPr>
+            <w:noProof/>
+          </w:rPr>
+          <w:t>26</w:t>
+        </w:r>
+      </w:fldSimple>
+      <w:r>
+        <w:t>. Результат нажатия на кнопку «Сохранить» при пустой таблице</w:t>
+      </w:r>
+    </w:p>
+    <w:p>
+      <w:pPr>
+        <w:pStyle w:val="2"/>
+      </w:pPr>
+      <w:r>
+        <w:t>1.5.5 Тестовый случай «</w:t>
+      </w:r>
+      <w:r>
+        <w:t>Загрузить</w:t>
+      </w:r>
+      <w:r>
+        <w:t xml:space="preserve"> данные»</w:t>
+      </w:r>
+    </w:p>
+    <w:p>
+      <w:r>
+        <w:t>Для открытия данных в таблице необходимо нажать на панели «Файл\Открыть» (рисунок 27). Откроется системный диалог открытия файла, где пользователь выбирает необходимый файл (рисунок 2</w:t>
+      </w:r>
+      <w:r>
+        <w:t>8</w:t>
+      </w:r>
+      <w:r>
+        <w:t>).</w:t>
       </w:r>
     </w:p>
     <w:p>
@@ -8514,10 +8350,10 @@
         </w:rPr>
         <w:lastRenderedPageBreak/>
         <w:drawing>
-          <wp:inline distT="0" distB="0" distL="0" distR="0" wp14:anchorId="144C6716" wp14:editId="2FC7B2DA">
-            <wp:extent cx="5373370" cy="2707313"/>
+          <wp:inline distT="0" distB="0" distL="0" distR="0" wp14:anchorId="76521255" wp14:editId="1E5231AD">
+            <wp:extent cx="6120130" cy="2459355"/>
             <wp:effectExtent l="0" t="0" r="0" b="0"/>
-            <wp:docPr id="51" name="Рисунок 51"/>
+            <wp:docPr id="52" name="Рисунок 52"/>
             <wp:cNvGraphicFramePr>
               <a:graphicFrameLocks xmlns:a="http://schemas.openxmlformats.org/drawingml/2006/main" noChangeAspect="1"/>
             </wp:cNvGraphicFramePr>
@@ -8537,7 +8373,7 @@
                   <pic:spPr>
                     <a:xfrm>
                       <a:off x="0" y="0"/>
-                      <a:ext cx="5379174" cy="2710237"/>
+                      <a:ext cx="6120130" cy="2459355"/>
                     </a:xfrm>
                     <a:prstGeom prst="rect">
                       <a:avLst/>
@@ -8557,34 +8393,24 @@
       <w:r>
         <w:t xml:space="preserve">Рисунок </w:t>
       </w:r>
-      <w:r>
-        <w:fldChar w:fldCharType="begin"/>
-      </w:r>
-      <w:r>
-        <w:instrText xml:space="preserve"> SEQ Рисунок \* ARABIC </w:instrText>
-      </w:r>
-      <w:r>
-        <w:fldChar w:fldCharType="separate"/>
-      </w:r>
-      <w:r>
-        <w:rPr>
-          <w:noProof/>
-        </w:rPr>
-        <w:t>25</w:t>
-      </w:r>
-      <w:r>
-        <w:rPr>
-          <w:noProof/>
-        </w:rPr>
-        <w:fldChar w:fldCharType="end"/>
-      </w:r>
-      <w:r>
-        <w:t>. Результат сохранения файла</w:t>
-      </w:r>
-    </w:p>
-    <w:p>
-      <w:r>
-        <w:t>В случае, если таблица пуста, сохранение не производится (рисунок 23).</w:t>
+      <w:fldSimple w:instr=" SEQ Рисунок \* ARABIC ">
+        <w:r>
+          <w:rPr>
+            <w:noProof/>
+          </w:rPr>
+          <w:t>27</w:t>
+        </w:r>
+      </w:fldSimple>
+      <w:r>
+        <w:t>. Загрузить данные в таблицу</w:t>
+      </w:r>
+    </w:p>
+    <w:p>
+      <w:r>
+        <w:t>Далее откроется системный диалог загрузки файла (рисунок 25). После</w:t>
+      </w:r>
+      <w:r>
+        <w:t xml:space="preserve"> успешной загрузки появится сообщение (рисунки 26 и 27).</w:t>
       </w:r>
     </w:p>
     <w:p>
@@ -8599,10 +8425,10 @@
           <w:lang w:eastAsia="ru-RU"/>
         </w:rPr>
         <w:drawing>
-          <wp:inline distT="0" distB="0" distL="0" distR="0" wp14:anchorId="5F910055" wp14:editId="06C58C05">
-            <wp:extent cx="6120130" cy="2498725"/>
-            <wp:effectExtent l="0" t="0" r="0" b="0"/>
-            <wp:docPr id="50" name="Рисунок 50"/>
+          <wp:inline distT="0" distB="0" distL="0" distR="0" wp14:anchorId="64CC8932" wp14:editId="13AEDE76">
+            <wp:extent cx="5518150" cy="3386007"/>
+            <wp:effectExtent l="0" t="0" r="6350" b="5080"/>
+            <wp:docPr id="53" name="Рисунок 53"/>
             <wp:cNvGraphicFramePr>
               <a:graphicFrameLocks xmlns:a="http://schemas.openxmlformats.org/drawingml/2006/main" noChangeAspect="1"/>
             </wp:cNvGraphicFramePr>
@@ -8622,7 +8448,7 @@
                   <pic:spPr>
                     <a:xfrm>
                       <a:off x="0" y="0"/>
-                      <a:ext cx="6120130" cy="2498725"/>
+                      <a:ext cx="5519374" cy="3386758"/>
                     </a:xfrm>
                     <a:prstGeom prst="rect">
                       <a:avLst/>
@@ -8642,54 +8468,16 @@
       <w:r>
         <w:t xml:space="preserve">Рисунок </w:t>
       </w:r>
-      <w:r>
-        <w:fldChar w:fldCharType="begin"/>
-      </w:r>
-      <w:r>
-        <w:instrText xml:space="preserve"> SEQ Рисунок \* ARABIC </w:instrText>
-      </w:r>
-      <w:r>
-        <w:fldChar w:fldCharType="separate"/>
-      </w:r>
-      <w:r>
-        <w:rPr>
-          <w:noProof/>
-        </w:rPr>
-        <w:t>26</w:t>
-      </w:r>
-      <w:r>
-        <w:rPr>
-          <w:noProof/>
-        </w:rPr>
-        <w:fldChar w:fldCharType="end"/>
-      </w:r>
-      <w:r>
-        <w:t>. Результат нажатия на кнопку «Сохранить» при пустой таблице</w:t>
-      </w:r>
-    </w:p>
-    <w:p>
-      <w:pPr>
-        <w:pStyle w:val="2"/>
-      </w:pPr>
-      <w:r>
-        <w:t>1.5.5 Тестовый случай «</w:t>
-      </w:r>
-      <w:r>
-        <w:t>Загрузить</w:t>
-      </w:r>
-      <w:r>
-        <w:t xml:space="preserve"> данные»</w:t>
-      </w:r>
-    </w:p>
-    <w:p>
-      <w:r>
-        <w:t>Для открытия данных в таблице необходимо нажать на панели «Файл\Открыть» (рисунок 27). Откроется системный диалог открытия файла, где пользователь выбирает необходимый файл (рисунок 2</w:t>
-      </w:r>
-      <w:r>
-        <w:t>8</w:t>
-      </w:r>
-      <w:r>
-        <w:t>).</w:t>
+      <w:fldSimple w:instr=" SEQ Рисунок \* ARABIC ">
+        <w:r>
+          <w:rPr>
+            <w:noProof/>
+          </w:rPr>
+          <w:t>28</w:t>
+        </w:r>
+      </w:fldSimple>
+      <w:r>
+        <w:t>. Выбор файла для открытия</w:t>
       </w:r>
     </w:p>
     <w:p>
@@ -8703,12 +8491,11 @@
           <w:noProof/>
           <w:lang w:eastAsia="ru-RU"/>
         </w:rPr>
-        <w:lastRenderedPageBreak/>
         <w:drawing>
-          <wp:inline distT="0" distB="0" distL="0" distR="0" wp14:anchorId="76521255" wp14:editId="1E5231AD">
-            <wp:extent cx="6120130" cy="2459355"/>
-            <wp:effectExtent l="0" t="0" r="0" b="0"/>
-            <wp:docPr id="52" name="Рисунок 52"/>
+          <wp:inline distT="0" distB="0" distL="0" distR="0" wp14:anchorId="39C973D7" wp14:editId="5841C684">
+            <wp:extent cx="2569845" cy="1533481"/>
+            <wp:effectExtent l="0" t="0" r="1905" b="0"/>
+            <wp:docPr id="54" name="Рисунок 54"/>
             <wp:cNvGraphicFramePr>
               <a:graphicFrameLocks xmlns:a="http://schemas.openxmlformats.org/drawingml/2006/main" noChangeAspect="1"/>
             </wp:cNvGraphicFramePr>
@@ -8728,7 +8515,7 @@
                   <pic:spPr>
                     <a:xfrm>
                       <a:off x="0" y="0"/>
-                      <a:ext cx="6120130" cy="2459355"/>
+                      <a:ext cx="2590472" cy="1545790"/>
                     </a:xfrm>
                     <a:prstGeom prst="rect">
                       <a:avLst/>
@@ -8748,37 +8535,16 @@
       <w:r>
         <w:t xml:space="preserve">Рисунок </w:t>
       </w:r>
-      <w:r>
-        <w:fldChar w:fldCharType="begin"/>
-      </w:r>
-      <w:r>
-        <w:instrText xml:space="preserve"> SEQ Рисунок \* ARABIC </w:instrText>
-      </w:r>
-      <w:r>
-        <w:fldChar w:fldCharType="separate"/>
-      </w:r>
-      <w:r>
-        <w:rPr>
-          <w:noProof/>
-        </w:rPr>
-        <w:t>27</w:t>
-      </w:r>
-      <w:r>
-        <w:rPr>
-          <w:noProof/>
-        </w:rPr>
-        <w:fldChar w:fldCharType="end"/>
-      </w:r>
-      <w:r>
-        <w:t>. Загрузить данные в таблицу</w:t>
-      </w:r>
-    </w:p>
-    <w:p>
-      <w:r>
-        <w:t>Далее откроется системный диалог загрузки файла (рисунок 25). После</w:t>
-      </w:r>
-      <w:r>
-        <w:t xml:space="preserve"> успешной загрузки появится сообщение (рисунки 26 и 27).</w:t>
+      <w:fldSimple w:instr=" SEQ Рисунок \* ARABIC ">
+        <w:r>
+          <w:rPr>
+            <w:noProof/>
+          </w:rPr>
+          <w:t>29</w:t>
+        </w:r>
+      </w:fldSimple>
+      <w:r>
+        <w:t>. Сообщение, информирующее об успешной загрузке файла</w:t>
       </w:r>
     </w:p>
     <w:p>
@@ -8792,11 +8558,12 @@
           <w:noProof/>
           <w:lang w:eastAsia="ru-RU"/>
         </w:rPr>
+        <w:lastRenderedPageBreak/>
         <w:drawing>
-          <wp:inline distT="0" distB="0" distL="0" distR="0" wp14:anchorId="64CC8932" wp14:editId="13AEDE76">
-            <wp:extent cx="5518150" cy="3386007"/>
-            <wp:effectExtent l="0" t="0" r="6350" b="5080"/>
-            <wp:docPr id="53" name="Рисунок 53"/>
+          <wp:inline distT="0" distB="0" distL="0" distR="0" wp14:anchorId="03070F39" wp14:editId="67F73617">
+            <wp:extent cx="6120130" cy="2486660"/>
+            <wp:effectExtent l="0" t="0" r="0" b="8890"/>
+            <wp:docPr id="55" name="Рисунок 55"/>
             <wp:cNvGraphicFramePr>
               <a:graphicFrameLocks xmlns:a="http://schemas.openxmlformats.org/drawingml/2006/main" noChangeAspect="1"/>
             </wp:cNvGraphicFramePr>
@@ -8816,167 +8583,6 @@
                   <pic:spPr>
                     <a:xfrm>
                       <a:off x="0" y="0"/>
-                      <a:ext cx="5519374" cy="3386758"/>
-                    </a:xfrm>
-                    <a:prstGeom prst="rect">
-                      <a:avLst/>
-                    </a:prstGeom>
-                  </pic:spPr>
-                </pic:pic>
-              </a:graphicData>
-            </a:graphic>
-          </wp:inline>
-        </w:drawing>
-      </w:r>
-    </w:p>
-    <w:p>
-      <w:pPr>
-        <w:pStyle w:val="af2"/>
-      </w:pPr>
-      <w:r>
-        <w:t xml:space="preserve">Рисунок </w:t>
-      </w:r>
-      <w:r>
-        <w:fldChar w:fldCharType="begin"/>
-      </w:r>
-      <w:r>
-        <w:instrText xml:space="preserve"> SEQ Рисунок \* ARABIC </w:instrText>
-      </w:r>
-      <w:r>
-        <w:fldChar w:fldCharType="separate"/>
-      </w:r>
-      <w:r>
-        <w:rPr>
-          <w:noProof/>
-        </w:rPr>
-        <w:t>28</w:t>
-      </w:r>
-      <w:r>
-        <w:rPr>
-          <w:noProof/>
-        </w:rPr>
-        <w:fldChar w:fldCharType="end"/>
-      </w:r>
-      <w:r>
-        <w:t>. Выбор файла для открытия</w:t>
-      </w:r>
-    </w:p>
-    <w:p>
-      <w:pPr>
-        <w:keepNext/>
-        <w:ind w:firstLine="0"/>
-        <w:jc w:val="center"/>
-      </w:pPr>
-      <w:r>
-        <w:rPr>
-          <w:noProof/>
-          <w:lang w:eastAsia="ru-RU"/>
-        </w:rPr>
-        <w:drawing>
-          <wp:inline distT="0" distB="0" distL="0" distR="0" wp14:anchorId="39C973D7" wp14:editId="5841C684">
-            <wp:extent cx="2569845" cy="1533481"/>
-            <wp:effectExtent l="0" t="0" r="1905" b="0"/>
-            <wp:docPr id="54" name="Рисунок 54"/>
-            <wp:cNvGraphicFramePr>
-              <a:graphicFrameLocks xmlns:a="http://schemas.openxmlformats.org/drawingml/2006/main" noChangeAspect="1"/>
-            </wp:cNvGraphicFramePr>
-            <a:graphic xmlns:a="http://schemas.openxmlformats.org/drawingml/2006/main">
-              <a:graphicData uri="http://schemas.openxmlformats.org/drawingml/2006/picture">
-                <pic:pic xmlns:pic="http://schemas.openxmlformats.org/drawingml/2006/picture">
-                  <pic:nvPicPr>
-                    <pic:cNvPr id="1" name=""/>
-                    <pic:cNvPicPr/>
-                  </pic:nvPicPr>
-                  <pic:blipFill>
-                    <a:blip r:embed="rId42"/>
-                    <a:stretch>
-                      <a:fillRect/>
-                    </a:stretch>
-                  </pic:blipFill>
-                  <pic:spPr>
-                    <a:xfrm>
-                      <a:off x="0" y="0"/>
-                      <a:ext cx="2590472" cy="1545790"/>
-                    </a:xfrm>
-                    <a:prstGeom prst="rect">
-                      <a:avLst/>
-                    </a:prstGeom>
-                  </pic:spPr>
-                </pic:pic>
-              </a:graphicData>
-            </a:graphic>
-          </wp:inline>
-        </w:drawing>
-      </w:r>
-    </w:p>
-    <w:p>
-      <w:pPr>
-        <w:pStyle w:val="af2"/>
-      </w:pPr>
-      <w:r>
-        <w:t xml:space="preserve">Рисунок </w:t>
-      </w:r>
-      <w:r>
-        <w:fldChar w:fldCharType="begin"/>
-      </w:r>
-      <w:r>
-        <w:instrText xml:space="preserve"> SEQ Рисунок \* ARABIC </w:instrText>
-      </w:r>
-      <w:r>
-        <w:fldChar w:fldCharType="separate"/>
-      </w:r>
-      <w:r>
-        <w:rPr>
-          <w:noProof/>
-        </w:rPr>
-        <w:t>29</w:t>
-      </w:r>
-      <w:r>
-        <w:rPr>
-          <w:noProof/>
-        </w:rPr>
-        <w:fldChar w:fldCharType="end"/>
-      </w:r>
-      <w:r>
-        <w:t>. Сообщение, информирующее об успешной загрузке файла</w:t>
-      </w:r>
-    </w:p>
-    <w:p>
-      <w:pPr>
-        <w:keepNext/>
-        <w:ind w:firstLine="0"/>
-        <w:jc w:val="center"/>
-      </w:pPr>
-      <w:r>
-        <w:rPr>
-          <w:noProof/>
-          <w:lang w:eastAsia="ru-RU"/>
-        </w:rPr>
-        <w:lastRenderedPageBreak/>
-        <w:drawing>
-          <wp:inline distT="0" distB="0" distL="0" distR="0" wp14:anchorId="03070F39" wp14:editId="67F73617">
-            <wp:extent cx="6120130" cy="2486660"/>
-            <wp:effectExtent l="0" t="0" r="0" b="8890"/>
-            <wp:docPr id="55" name="Рисунок 55"/>
-            <wp:cNvGraphicFramePr>
-              <a:graphicFrameLocks xmlns:a="http://schemas.openxmlformats.org/drawingml/2006/main" noChangeAspect="1"/>
-            </wp:cNvGraphicFramePr>
-            <a:graphic xmlns:a="http://schemas.openxmlformats.org/drawingml/2006/main">
-              <a:graphicData uri="http://schemas.openxmlformats.org/drawingml/2006/picture">
-                <pic:pic xmlns:pic="http://schemas.openxmlformats.org/drawingml/2006/picture">
-                  <pic:nvPicPr>
-                    <pic:cNvPr id="1" name=""/>
-                    <pic:cNvPicPr/>
-                  </pic:nvPicPr>
-                  <pic:blipFill>
-                    <a:blip r:embed="rId43"/>
-                    <a:stretch>
-                      <a:fillRect/>
-                    </a:stretch>
-                  </pic:blipFill>
-                  <pic:spPr>
-                    <a:xfrm>
-                      <a:off x="0" y="0"/>
                       <a:ext cx="6120130" cy="2486660"/>
                     </a:xfrm>
                     <a:prstGeom prst="rect">
@@ -8997,27 +8603,14 @@
       <w:r>
         <w:t xml:space="preserve">Рисунок </w:t>
       </w:r>
-      <w:r>
-        <w:fldChar w:fldCharType="begin"/>
-      </w:r>
-      <w:r>
-        <w:instrText xml:space="preserve"> SEQ Рисунок \* ARABIC </w:instrText>
-      </w:r>
-      <w:r>
-        <w:fldChar w:fldCharType="separate"/>
-      </w:r>
-      <w:r>
-        <w:rPr>
-          <w:noProof/>
-        </w:rPr>
-        <w:t>30</w:t>
-      </w:r>
-      <w:r>
-        <w:rPr>
-          <w:noProof/>
-        </w:rPr>
-        <w:fldChar w:fldCharType="end"/>
-      </w:r>
+      <w:fldSimple w:instr=" SEQ Рисунок \* ARABIC ">
+        <w:r>
+          <w:rPr>
+            <w:noProof/>
+          </w:rPr>
+          <w:t>30</w:t>
+        </w:r>
+      </w:fldSimple>
       <w:r>
         <w:t>. Результат загрузки данных</w:t>
       </w:r>
@@ -9043,8 +8636,8 @@
           <w:bCs/>
         </w:rPr>
       </w:pPr>
-      <w:bookmarkStart w:id="15" w:name="_Toc74829069"/>
-      <w:bookmarkStart w:id="16" w:name="_Toc74956678"/>
+      <w:bookmarkStart w:id="16" w:name="_Toc74829069"/>
+      <w:bookmarkStart w:id="17" w:name="_Toc74956678"/>
       <w:r>
         <w:rPr>
           <w:b/>
@@ -9052,8 +8645,8 @@
         </w:rPr>
         <w:t>СПИСОК ИСПОЛЬЗОВАННЫХ ИСТОЧНИКОВ</w:t>
       </w:r>
-      <w:bookmarkEnd w:id="15"/>
       <w:bookmarkEnd w:id="16"/>
+      <w:bookmarkEnd w:id="17"/>
     </w:p>
     <w:p/>
     <w:p>
@@ -9192,8 +8785,8 @@
           <w:bCs/>
         </w:rPr>
       </w:pPr>
-      <w:bookmarkStart w:id="17" w:name="_Toc74829070"/>
-      <w:bookmarkStart w:id="18" w:name="_Toc74956679"/>
+      <w:bookmarkStart w:id="18" w:name="_Toc74829070"/>
+      <w:bookmarkStart w:id="19" w:name="_Toc74956679"/>
       <w:r>
         <w:rPr>
           <w:b/>
@@ -9201,8 +8794,8 @@
         </w:rPr>
         <w:t>ПРИЛОЖЕНИЕ А</w:t>
       </w:r>
-      <w:bookmarkEnd w:id="17"/>
       <w:bookmarkEnd w:id="18"/>
+      <w:bookmarkEnd w:id="19"/>
     </w:p>
     <w:p>
       <w:pPr>
@@ -9244,13 +8837,8 @@
       <w:r>
         <w:t xml:space="preserve"> НИ ТПУ </w:t>
       </w:r>
-      <w:proofErr w:type="spellStart"/>
-      <w:r>
-        <w:t>Едакин</w:t>
-      </w:r>
-      <w:proofErr w:type="spellEnd"/>
-      <w:r>
-        <w:t xml:space="preserve"> К.И.</w:t>
+      <w:r>
+        <w:t>Едакин К.И.</w:t>
       </w:r>
     </w:p>
     <w:p>
@@ -9410,13 +8998,8 @@
       <w:r>
         <w:t xml:space="preserve"> НИ ТПУ </w:t>
       </w:r>
-      <w:proofErr w:type="spellStart"/>
-      <w:r>
-        <w:t>Едакин</w:t>
-      </w:r>
-      <w:proofErr w:type="spellEnd"/>
-      <w:r>
-        <w:t xml:space="preserve"> К.И.</w:t>
+      <w:r>
+        <w:t>Едакин К.И.</w:t>
       </w:r>
     </w:p>
     <w:p>
@@ -10121,7 +9704,6 @@
         <w:t xml:space="preserve"> </w:t>
       </w:r>
       <w:proofErr w:type="spellStart"/>
-      <w:proofErr w:type="gramStart"/>
       <w:r>
         <w:rPr>
           <w:i/>
@@ -10131,7 +9713,6 @@
         <w:t>xmlns:xsi</w:t>
       </w:r>
       <w:proofErr w:type="spellEnd"/>
-      <w:proofErr w:type="gramEnd"/>
       <w:r>
         <w:rPr>
           <w:i/>
@@ -11977,7 +11558,7 @@
 </file>
 
 <file path=word/comments.xml><?xml version="1.0" encoding="utf-8"?>
-<w:comments xmlns:wpc="http://schemas.microsoft.com/office/word/2010/wordprocessingCanvas" xmlns:cx="http://schemas.microsoft.com/office/drawing/2014/chartex" xmlns:cx1="http://schemas.microsoft.com/office/drawing/2015/9/8/chartex" xmlns:cx2="http://schemas.microsoft.com/office/drawing/2015/10/21/chartex" xmlns:cx3="http://schemas.microsoft.com/office/drawing/2016/5/9/chartex" xmlns:cx4="http://schemas.microsoft.com/office/drawing/2016/5/10/chartex" xmlns:cx5="http://schemas.microsoft.com/office/drawing/2016/5/11/chartex" xmlns:cx6="http://schemas.microsoft.com/office/drawing/2016/5/12/chartex" xmlns:cx7="http://schemas.microsoft.com/office/drawing/2016/5/13/chartex" xmlns:cx8="http://schemas.microsoft.com/office/drawing/2016/5/14/chartex" xmlns:mc="http://schemas.openxmlformats.org/markup-compatibility/2006" xmlns:aink="http://schemas.microsoft.com/office/drawing/2016/ink" xmlns:am3d="http://schemas.microsoft.com/office/drawing/2017/model3d" xmlns:o="urn:schemas-microsoft-com:office:office" xmlns:r="http://schemas.openxmlformats.org/officeDocument/2006/relationships" xmlns:m="http://schemas.openxmlformats.org/officeDocument/2006/math" xmlns:v="urn:schemas-microsoft-com:vml" xmlns:wp14="http://schemas.microsoft.com/office/word/2010/wordprocessingDrawing" xmlns:wp="http://schemas.openxmlformats.org/drawingml/2006/wordprocessingDrawing" xmlns:w10="urn:schemas-microsoft-com:office:word" xmlns:w="http://schemas.openxmlformats.org/wordprocessingml/2006/main" xmlns:w14="http://schemas.microsoft.com/office/word/2010/wordml" xmlns:w15="http://schemas.microsoft.com/office/word/2012/wordml" xmlns:w16cex="http://schemas.microsoft.com/office/word/2018/wordml/cex" xmlns:w16cid="http://schemas.microsoft.com/office/word/2016/wordml/cid" xmlns:w16="http://schemas.microsoft.com/office/word/2018/wordml" xmlns:w16sdtdh="http://schemas.microsoft.com/office/word/2020/wordml/sdtdatahash" xmlns:w16se="http://schemas.microsoft.com/office/word/2015/wordml/symex" xmlns:wpg="http://schemas.microsoft.com/office/word/2010/wordprocessingGroup" xmlns:wpi="http://schemas.microsoft.com/office/word/2010/wordprocessingInk" xmlns:wne="http://schemas.microsoft.com/office/word/2006/wordml" xmlns:wps="http://schemas.microsoft.com/office/word/2010/wordprocessingShape" mc:Ignorable="w14 w15 w16se w16cid w16 w16cex w16sdtdh wp14">
+<w:comments xmlns:wpc="http://schemas.microsoft.com/office/word/2010/wordprocessingCanvas" xmlns:cx="http://schemas.microsoft.com/office/drawing/2014/chartex" xmlns:cx1="http://schemas.microsoft.com/office/drawing/2015/9/8/chartex" xmlns:mc="http://schemas.openxmlformats.org/markup-compatibility/2006" xmlns:o="urn:schemas-microsoft-com:office:office" xmlns:r="http://schemas.openxmlformats.org/officeDocument/2006/relationships" xmlns:m="http://schemas.openxmlformats.org/officeDocument/2006/math" xmlns:v="urn:schemas-microsoft-com:vml" xmlns:wp14="http://schemas.microsoft.com/office/word/2010/wordprocessingDrawing" xmlns:wp="http://schemas.openxmlformats.org/drawingml/2006/wordprocessingDrawing" xmlns:w10="urn:schemas-microsoft-com:office:word" xmlns:w="http://schemas.openxmlformats.org/wordprocessingml/2006/main" xmlns:w14="http://schemas.microsoft.com/office/word/2010/wordml" xmlns:w15="http://schemas.microsoft.com/office/word/2012/wordml" xmlns:w16se="http://schemas.microsoft.com/office/word/2015/wordml/symex" xmlns:wpg="http://schemas.microsoft.com/office/word/2010/wordprocessingGroup" xmlns:wpi="http://schemas.microsoft.com/office/word/2010/wordprocessingInk" xmlns:wne="http://schemas.microsoft.com/office/word/2006/wordml" xmlns:wps="http://schemas.microsoft.com/office/word/2010/wordprocessingShape" mc:Ignorable="w14 w15 w16se wp14">
   <w:comment w:id="8" w:author="Aleksey A. Kalentev" w:date="2025-12-11T09:51:00Z" w:initials="AAK">
     <w:p>
       <w:pPr>
@@ -12040,7 +11621,7 @@
 </file>
 
 <file path=word/commentsExtended.xml><?xml version="1.0" encoding="utf-8"?>
-<w15:commentsEx xmlns:wpc="http://schemas.microsoft.com/office/word/2010/wordprocessingCanvas" xmlns:cx="http://schemas.microsoft.com/office/drawing/2014/chartex" xmlns:cx1="http://schemas.microsoft.com/office/drawing/2015/9/8/chartex" xmlns:cx2="http://schemas.microsoft.com/office/drawing/2015/10/21/chartex" xmlns:cx3="http://schemas.microsoft.com/office/drawing/2016/5/9/chartex" xmlns:cx4="http://schemas.microsoft.com/office/drawing/2016/5/10/chartex" xmlns:cx5="http://schemas.microsoft.com/office/drawing/2016/5/11/chartex" xmlns:cx6="http://schemas.microsoft.com/office/drawing/2016/5/12/chartex" xmlns:cx7="http://schemas.microsoft.com/office/drawing/2016/5/13/chartex" xmlns:cx8="http://schemas.microsoft.com/office/drawing/2016/5/14/chartex" xmlns:mc="http://schemas.openxmlformats.org/markup-compatibility/2006" xmlns:aink="http://schemas.microsoft.com/office/drawing/2016/ink" xmlns:am3d="http://schemas.microsoft.com/office/drawing/2017/model3d" xmlns:o="urn:schemas-microsoft-com:office:office" xmlns:r="http://schemas.openxmlformats.org/officeDocument/2006/relationships" xmlns:m="http://schemas.openxmlformats.org/officeDocument/2006/math" xmlns:v="urn:schemas-microsoft-com:vml" xmlns:wp14="http://schemas.microsoft.com/office/word/2010/wordprocessingDrawing" xmlns:wp="http://schemas.openxmlformats.org/drawingml/2006/wordprocessingDrawing" xmlns:w10="urn:schemas-microsoft-com:office:word" xmlns:w="http://schemas.openxmlformats.org/wordprocessingml/2006/main" xmlns:w14="http://schemas.microsoft.com/office/word/2010/wordml" xmlns:w15="http://schemas.microsoft.com/office/word/2012/wordml" xmlns:w16cex="http://schemas.microsoft.com/office/word/2018/wordml/cex" xmlns:w16cid="http://schemas.microsoft.com/office/word/2016/wordml/cid" xmlns:w16="http://schemas.microsoft.com/office/word/2018/wordml" xmlns:w16sdtdh="http://schemas.microsoft.com/office/word/2020/wordml/sdtdatahash" xmlns:w16se="http://schemas.microsoft.com/office/word/2015/wordml/symex" xmlns:wpg="http://schemas.microsoft.com/office/word/2010/wordprocessingGroup" xmlns:wpi="http://schemas.microsoft.com/office/word/2010/wordprocessingInk" xmlns:wne="http://schemas.microsoft.com/office/word/2006/wordml" xmlns:wps="http://schemas.microsoft.com/office/word/2010/wordprocessingShape" mc:Ignorable="w14 w15 w16se w16cid w16 w16cex w16sdtdh wp14">
+<w15:commentsEx xmlns:wpc="http://schemas.microsoft.com/office/word/2010/wordprocessingCanvas" xmlns:cx="http://schemas.microsoft.com/office/drawing/2014/chartex" xmlns:cx1="http://schemas.microsoft.com/office/drawing/2015/9/8/chartex" xmlns:mc="http://schemas.openxmlformats.org/markup-compatibility/2006" xmlns:o="urn:schemas-microsoft-com:office:office" xmlns:r="http://schemas.openxmlformats.org/officeDocument/2006/relationships" xmlns:m="http://schemas.openxmlformats.org/officeDocument/2006/math" xmlns:v="urn:schemas-microsoft-com:vml" xmlns:wp14="http://schemas.microsoft.com/office/word/2010/wordprocessingDrawing" xmlns:wp="http://schemas.openxmlformats.org/drawingml/2006/wordprocessingDrawing" xmlns:w10="urn:schemas-microsoft-com:office:word" xmlns:w="http://schemas.openxmlformats.org/wordprocessingml/2006/main" xmlns:w14="http://schemas.microsoft.com/office/word/2010/wordml" xmlns:w15="http://schemas.microsoft.com/office/word/2012/wordml" xmlns:w16se="http://schemas.microsoft.com/office/word/2015/wordml/symex" xmlns:wpg="http://schemas.microsoft.com/office/word/2010/wordprocessingGroup" xmlns:wpi="http://schemas.microsoft.com/office/word/2010/wordprocessingInk" xmlns:wne="http://schemas.microsoft.com/office/word/2006/wordml" xmlns:wps="http://schemas.microsoft.com/office/word/2010/wordprocessingShape" mc:Ignorable="w14 w15 w16se wp14">
   <w15:commentEx w15:paraId="5BEB75E7" w15:done="0"/>
 </w15:commentsEx>
 </file>
@@ -12058,7 +11639,7 @@
 </file>
 
 <file path=word/endnotes.xml><?xml version="1.0" encoding="utf-8"?>
-<w:endnotes xmlns:wpc="http://schemas.microsoft.com/office/word/2010/wordprocessingCanvas" xmlns:cx="http://schemas.microsoft.com/office/drawing/2014/chartex" xmlns:cx1="http://schemas.microsoft.com/office/drawing/2015/9/8/chartex" xmlns:cx2="http://schemas.microsoft.com/office/drawing/2015/10/21/chartex" xmlns:cx3="http://schemas.microsoft.com/office/drawing/2016/5/9/chartex" xmlns:cx4="http://schemas.microsoft.com/office/drawing/2016/5/10/chartex" xmlns:cx5="http://schemas.microsoft.com/office/drawing/2016/5/11/chartex" xmlns:cx6="http://schemas.microsoft.com/office/drawing/2016/5/12/chartex" xmlns:cx7="http://schemas.microsoft.com/office/drawing/2016/5/13/chartex" xmlns:cx8="http://schemas.microsoft.com/office/drawing/2016/5/14/chartex" xmlns:mc="http://schemas.openxmlformats.org/markup-compatibility/2006" xmlns:aink="http://schemas.microsoft.com/office/drawing/2016/ink" xmlns:am3d="http://schemas.microsoft.com/office/drawing/2017/model3d" xmlns:o="urn:schemas-microsoft-com:office:office" xmlns:r="http://schemas.openxmlformats.org/officeDocument/2006/relationships" xmlns:m="http://schemas.openxmlformats.org/officeDocument/2006/math" xmlns:v="urn:schemas-microsoft-com:vml" xmlns:wp14="http://schemas.microsoft.com/office/word/2010/wordprocessingDrawing" xmlns:wp="http://schemas.openxmlformats.org/drawingml/2006/wordprocessingDrawing" xmlns:w10="urn:schemas-microsoft-com:office:word" xmlns:w="http://schemas.openxmlformats.org/wordprocessingml/2006/main" xmlns:w14="http://schemas.microsoft.com/office/word/2010/wordml" xmlns:w15="http://schemas.microsoft.com/office/word/2012/wordml" xmlns:w16cex="http://schemas.microsoft.com/office/word/2018/wordml/cex" xmlns:w16cid="http://schemas.microsoft.com/office/word/2016/wordml/cid" xmlns:w16="http://schemas.microsoft.com/office/word/2018/wordml" xmlns:w16sdtdh="http://schemas.microsoft.com/office/word/2020/wordml/sdtdatahash" xmlns:w16se="http://schemas.microsoft.com/office/word/2015/wordml/symex" xmlns:wpg="http://schemas.microsoft.com/office/word/2010/wordprocessingGroup" xmlns:wpi="http://schemas.microsoft.com/office/word/2010/wordprocessingInk" xmlns:wne="http://schemas.microsoft.com/office/word/2006/wordml" xmlns:wps="http://schemas.microsoft.com/office/word/2010/wordprocessingShape" mc:Ignorable="w14 w15 w16se w16cid w16 w16cex w16sdtdh wp14">
+<w:endnotes xmlns:wpc="http://schemas.microsoft.com/office/word/2010/wordprocessingCanvas" xmlns:cx="http://schemas.microsoft.com/office/drawing/2014/chartex" xmlns:cx1="http://schemas.microsoft.com/office/drawing/2015/9/8/chartex" xmlns:mc="http://schemas.openxmlformats.org/markup-compatibility/2006" xmlns:o="urn:schemas-microsoft-com:office:office" xmlns:r="http://schemas.openxmlformats.org/officeDocument/2006/relationships" xmlns:m="http://schemas.openxmlformats.org/officeDocument/2006/math" xmlns:v="urn:schemas-microsoft-com:vml" xmlns:wp14="http://schemas.microsoft.com/office/word/2010/wordprocessingDrawing" xmlns:wp="http://schemas.openxmlformats.org/drawingml/2006/wordprocessingDrawing" xmlns:w10="urn:schemas-microsoft-com:office:word" xmlns:w="http://schemas.openxmlformats.org/wordprocessingml/2006/main" xmlns:w14="http://schemas.microsoft.com/office/word/2010/wordml" xmlns:w15="http://schemas.microsoft.com/office/word/2012/wordml" xmlns:w16se="http://schemas.microsoft.com/office/word/2015/wordml/symex" xmlns:wpg="http://schemas.microsoft.com/office/word/2010/wordprocessingGroup" xmlns:wpi="http://schemas.microsoft.com/office/word/2010/wordprocessingInk" xmlns:wne="http://schemas.microsoft.com/office/word/2006/wordml" xmlns:wps="http://schemas.microsoft.com/office/word/2010/wordprocessingShape" mc:Ignorable="w14 w15 w16se wp14">
   <w:endnote w:type="separator" w:id="-1">
     <w:p>
       <w:pPr>
@@ -12083,7 +11664,7 @@
 </file>
 
 <file path=word/footer1.xml><?xml version="1.0" encoding="utf-8"?>
-<w:ftr xmlns:wpc="http://schemas.microsoft.com/office/word/2010/wordprocessingCanvas" xmlns:cx="http://schemas.microsoft.com/office/drawing/2014/chartex" xmlns:cx1="http://schemas.microsoft.com/office/drawing/2015/9/8/chartex" xmlns:cx2="http://schemas.microsoft.com/office/drawing/2015/10/21/chartex" xmlns:cx3="http://schemas.microsoft.com/office/drawing/2016/5/9/chartex" xmlns:cx4="http://schemas.microsoft.com/office/drawing/2016/5/10/chartex" xmlns:cx5="http://schemas.microsoft.com/office/drawing/2016/5/11/chartex" xmlns:cx6="http://schemas.microsoft.com/office/drawing/2016/5/12/chartex" xmlns:cx7="http://schemas.microsoft.com/office/drawing/2016/5/13/chartex" xmlns:cx8="http://schemas.microsoft.com/office/drawing/2016/5/14/chartex" xmlns:mc="http://schemas.openxmlformats.org/markup-compatibility/2006" xmlns:aink="http://schemas.microsoft.com/office/drawing/2016/ink" xmlns:am3d="http://schemas.microsoft.com/office/drawing/2017/model3d" xmlns:o="urn:schemas-microsoft-com:office:office" xmlns:r="http://schemas.openxmlformats.org/officeDocument/2006/relationships" xmlns:m="http://schemas.openxmlformats.org/officeDocument/2006/math" xmlns:v="urn:schemas-microsoft-com:vml" xmlns:wp14="http://schemas.microsoft.com/office/word/2010/wordprocessingDrawing" xmlns:wp="http://schemas.openxmlformats.org/drawingml/2006/wordprocessingDrawing" xmlns:w10="urn:schemas-microsoft-com:office:word" xmlns:w="http://schemas.openxmlformats.org/wordprocessingml/2006/main" xmlns:w14="http://schemas.microsoft.com/office/word/2010/wordml" xmlns:w15="http://schemas.microsoft.com/office/word/2012/wordml" xmlns:w16cex="http://schemas.microsoft.com/office/word/2018/wordml/cex" xmlns:w16cid="http://schemas.microsoft.com/office/word/2016/wordml/cid" xmlns:w16="http://schemas.microsoft.com/office/word/2018/wordml" xmlns:w16sdtdh="http://schemas.microsoft.com/office/word/2020/wordml/sdtdatahash" xmlns:w16se="http://schemas.microsoft.com/office/word/2015/wordml/symex" xmlns:wpg="http://schemas.microsoft.com/office/word/2010/wordprocessingGroup" xmlns:wpi="http://schemas.microsoft.com/office/word/2010/wordprocessingInk" xmlns:wne="http://schemas.microsoft.com/office/word/2006/wordml" xmlns:wps="http://schemas.microsoft.com/office/word/2010/wordprocessingShape" mc:Ignorable="w14 w15 w16se w16cid w16 w16cex w16sdtdh wp14">
+<w:ftr xmlns:wpc="http://schemas.microsoft.com/office/word/2010/wordprocessingCanvas" xmlns:cx="http://schemas.microsoft.com/office/drawing/2014/chartex" xmlns:cx1="http://schemas.microsoft.com/office/drawing/2015/9/8/chartex" xmlns:mc="http://schemas.openxmlformats.org/markup-compatibility/2006" xmlns:o="urn:schemas-microsoft-com:office:office" xmlns:r="http://schemas.openxmlformats.org/officeDocument/2006/relationships" xmlns:m="http://schemas.openxmlformats.org/officeDocument/2006/math" xmlns:v="urn:schemas-microsoft-com:vml" xmlns:wp14="http://schemas.microsoft.com/office/word/2010/wordprocessingDrawing" xmlns:wp="http://schemas.openxmlformats.org/drawingml/2006/wordprocessingDrawing" xmlns:w10="urn:schemas-microsoft-com:office:word" xmlns:w="http://schemas.openxmlformats.org/wordprocessingml/2006/main" xmlns:w14="http://schemas.microsoft.com/office/word/2010/wordml" xmlns:w15="http://schemas.microsoft.com/office/word/2012/wordml" xmlns:w16se="http://schemas.microsoft.com/office/word/2015/wordml/symex" xmlns:wpg="http://schemas.microsoft.com/office/word/2010/wordprocessingGroup" xmlns:wpi="http://schemas.microsoft.com/office/word/2010/wordprocessingInk" xmlns:wne="http://schemas.microsoft.com/office/word/2006/wordml" xmlns:wps="http://schemas.microsoft.com/office/word/2010/wordprocessingShape" mc:Ignorable="w14 w15 w16se wp14">
   <w:sdt>
     <w:sdtPr>
       <w:id w:val="8180956"/>
@@ -12113,7 +11694,7 @@
           <w:rPr>
             <w:noProof/>
           </w:rPr>
-          <w:t>17</w:t>
+          <w:t>7</w:t>
         </w:r>
         <w:r>
           <w:fldChar w:fldCharType="end"/>
@@ -12125,7 +11706,7 @@
 </file>
 
 <file path=word/footnotes.xml><?xml version="1.0" encoding="utf-8"?>
-<w:footnotes xmlns:wpc="http://schemas.microsoft.com/office/word/2010/wordprocessingCanvas" xmlns:cx="http://schemas.microsoft.com/office/drawing/2014/chartex" xmlns:cx1="http://schemas.microsoft.com/office/drawing/2015/9/8/chartex" xmlns:cx2="http://schemas.microsoft.com/office/drawing/2015/10/21/chartex" xmlns:cx3="http://schemas.microsoft.com/office/drawing/2016/5/9/chartex" xmlns:cx4="http://schemas.microsoft.com/office/drawing/2016/5/10/chartex" xmlns:cx5="http://schemas.microsoft.com/office/drawing/2016/5/11/chartex" xmlns:cx6="http://schemas.microsoft.com/office/drawing/2016/5/12/chartex" xmlns:cx7="http://schemas.microsoft.com/office/drawing/2016/5/13/chartex" xmlns:cx8="http://schemas.microsoft.com/office/drawing/2016/5/14/chartex" xmlns:mc="http://schemas.openxmlformats.org/markup-compatibility/2006" xmlns:aink="http://schemas.microsoft.com/office/drawing/2016/ink" xmlns:am3d="http://schemas.microsoft.com/office/drawing/2017/model3d" xmlns:o="urn:schemas-microsoft-com:office:office" xmlns:r="http://schemas.openxmlformats.org/officeDocument/2006/relationships" xmlns:m="http://schemas.openxmlformats.org/officeDocument/2006/math" xmlns:v="urn:schemas-microsoft-com:vml" xmlns:wp14="http://schemas.microsoft.com/office/word/2010/wordprocessingDrawing" xmlns:wp="http://schemas.openxmlformats.org/drawingml/2006/wordprocessingDrawing" xmlns:w10="urn:schemas-microsoft-com:office:word" xmlns:w="http://schemas.openxmlformats.org/wordprocessingml/2006/main" xmlns:w14="http://schemas.microsoft.com/office/word/2010/wordml" xmlns:w15="http://schemas.microsoft.com/office/word/2012/wordml" xmlns:w16cex="http://schemas.microsoft.com/office/word/2018/wordml/cex" xmlns:w16cid="http://schemas.microsoft.com/office/word/2016/wordml/cid" xmlns:w16="http://schemas.microsoft.com/office/word/2018/wordml" xmlns:w16sdtdh="http://schemas.microsoft.com/office/word/2020/wordml/sdtdatahash" xmlns:w16se="http://schemas.microsoft.com/office/word/2015/wordml/symex" xmlns:wpg="http://schemas.microsoft.com/office/word/2010/wordprocessingGroup" xmlns:wpi="http://schemas.microsoft.com/office/word/2010/wordprocessingInk" xmlns:wne="http://schemas.microsoft.com/office/word/2006/wordml" xmlns:wps="http://schemas.microsoft.com/office/word/2010/wordprocessingShape" mc:Ignorable="w14 w15 w16se w16cid w16 w16cex w16sdtdh wp14">
+<w:footnotes xmlns:wpc="http://schemas.microsoft.com/office/word/2010/wordprocessingCanvas" xmlns:cx="http://schemas.microsoft.com/office/drawing/2014/chartex" xmlns:cx1="http://schemas.microsoft.com/office/drawing/2015/9/8/chartex" xmlns:mc="http://schemas.openxmlformats.org/markup-compatibility/2006" xmlns:o="urn:schemas-microsoft-com:office:office" xmlns:r="http://schemas.openxmlformats.org/officeDocument/2006/relationships" xmlns:m="http://schemas.openxmlformats.org/officeDocument/2006/math" xmlns:v="urn:schemas-microsoft-com:vml" xmlns:wp14="http://schemas.microsoft.com/office/word/2010/wordprocessingDrawing" xmlns:wp="http://schemas.openxmlformats.org/drawingml/2006/wordprocessingDrawing" xmlns:w10="urn:schemas-microsoft-com:office:word" xmlns:w="http://schemas.openxmlformats.org/wordprocessingml/2006/main" xmlns:w14="http://schemas.microsoft.com/office/word/2010/wordml" xmlns:w15="http://schemas.microsoft.com/office/word/2012/wordml" xmlns:w16se="http://schemas.microsoft.com/office/word/2015/wordml/symex" xmlns:wpg="http://schemas.microsoft.com/office/word/2010/wordprocessingGroup" xmlns:wpi="http://schemas.microsoft.com/office/word/2010/wordprocessingInk" xmlns:wne="http://schemas.microsoft.com/office/word/2006/wordml" xmlns:wps="http://schemas.microsoft.com/office/word/2010/wordprocessingShape" mc:Ignorable="w14 w15 w16se wp14">
   <w:footnote w:type="separator" w:id="-1">
     <w:p>
       <w:pPr>
@@ -12150,7 +11731,7 @@
 </file>
 
 <file path=word/numbering.xml><?xml version="1.0" encoding="utf-8"?>
-<w:numbering xmlns:wpc="http://schemas.microsoft.com/office/word/2010/wordprocessingCanvas" xmlns:cx="http://schemas.microsoft.com/office/drawing/2014/chartex" xmlns:cx1="http://schemas.microsoft.com/office/drawing/2015/9/8/chartex" xmlns:cx2="http://schemas.microsoft.com/office/drawing/2015/10/21/chartex" xmlns:cx3="http://schemas.microsoft.com/office/drawing/2016/5/9/chartex" xmlns:cx4="http://schemas.microsoft.com/office/drawing/2016/5/10/chartex" xmlns:cx5="http://schemas.microsoft.com/office/drawing/2016/5/11/chartex" xmlns:cx6="http://schemas.microsoft.com/office/drawing/2016/5/12/chartex" xmlns:cx7="http://schemas.microsoft.com/office/drawing/2016/5/13/chartex" xmlns:cx8="http://schemas.microsoft.com/office/drawing/2016/5/14/chartex" xmlns:mc="http://schemas.openxmlformats.org/markup-compatibility/2006" xmlns:aink="http://schemas.microsoft.com/office/drawing/2016/ink" xmlns:am3d="http://schemas.microsoft.com/office/drawing/2017/model3d" xmlns:o="urn:schemas-microsoft-com:office:office" xmlns:r="http://schemas.openxmlformats.org/officeDocument/2006/relationships" xmlns:m="http://schemas.openxmlformats.org/officeDocument/2006/math" xmlns:v="urn:schemas-microsoft-com:vml" xmlns:wp14="http://schemas.microsoft.com/office/word/2010/wordprocessingDrawing" xmlns:wp="http://schemas.openxmlformats.org/drawingml/2006/wordprocessingDrawing" xmlns:w10="urn:schemas-microsoft-com:office:word" xmlns:w="http://schemas.openxmlformats.org/wordprocessingml/2006/main" xmlns:w14="http://schemas.microsoft.com/office/word/2010/wordml" xmlns:w15="http://schemas.microsoft.com/office/word/2012/wordml" xmlns:w16cex="http://schemas.microsoft.com/office/word/2018/wordml/cex" xmlns:w16cid="http://schemas.microsoft.com/office/word/2016/wordml/cid" xmlns:w16="http://schemas.microsoft.com/office/word/2018/wordml" xmlns:w16sdtdh="http://schemas.microsoft.com/office/word/2020/wordml/sdtdatahash" xmlns:w16se="http://schemas.microsoft.com/office/word/2015/wordml/symex" xmlns:wpg="http://schemas.microsoft.com/office/word/2010/wordprocessingGroup" xmlns:wpi="http://schemas.microsoft.com/office/word/2010/wordprocessingInk" xmlns:wne="http://schemas.microsoft.com/office/word/2006/wordml" xmlns:wps="http://schemas.microsoft.com/office/word/2010/wordprocessingShape" mc:Ignorable="w14 w15 w16se w16cid w16 w16cex w16sdtdh wp14">
+<w:numbering xmlns:wpc="http://schemas.microsoft.com/office/word/2010/wordprocessingCanvas" xmlns:cx="http://schemas.microsoft.com/office/drawing/2014/chartex" xmlns:cx1="http://schemas.microsoft.com/office/drawing/2015/9/8/chartex" xmlns:mc="http://schemas.openxmlformats.org/markup-compatibility/2006" xmlns:o="urn:schemas-microsoft-com:office:office" xmlns:r="http://schemas.openxmlformats.org/officeDocument/2006/relationships" xmlns:m="http://schemas.openxmlformats.org/officeDocument/2006/math" xmlns:v="urn:schemas-microsoft-com:vml" xmlns:wp14="http://schemas.microsoft.com/office/word/2010/wordprocessingDrawing" xmlns:wp="http://schemas.openxmlformats.org/drawingml/2006/wordprocessingDrawing" xmlns:w10="urn:schemas-microsoft-com:office:word" xmlns:w="http://schemas.openxmlformats.org/wordprocessingml/2006/main" xmlns:w14="http://schemas.microsoft.com/office/word/2010/wordml" xmlns:w15="http://schemas.microsoft.com/office/word/2012/wordml" xmlns:w16se="http://schemas.microsoft.com/office/word/2015/wordml/symex" xmlns:wpg="http://schemas.microsoft.com/office/word/2010/wordprocessingGroup" xmlns:wpi="http://schemas.microsoft.com/office/word/2010/wordprocessingInk" xmlns:wne="http://schemas.microsoft.com/office/word/2006/wordml" xmlns:wps="http://schemas.microsoft.com/office/word/2010/wordprocessingShape" mc:Ignorable="w14 w15 w16se wp14">
   <w:abstractNum w:abstractNumId="0" w15:restartNumberingAfterBreak="0">
     <w:nsid w:val="036D16E2"/>
     <w:multiLevelType w:val="hybridMultilevel"/>
@@ -13340,7 +12921,7 @@
 </file>
 
 <file path=word/people.xml><?xml version="1.0" encoding="utf-8"?>
-<w15:people xmlns:wpc="http://schemas.microsoft.com/office/word/2010/wordprocessingCanvas" xmlns:cx="http://schemas.microsoft.com/office/drawing/2014/chartex" xmlns:cx1="http://schemas.microsoft.com/office/drawing/2015/9/8/chartex" xmlns:cx2="http://schemas.microsoft.com/office/drawing/2015/10/21/chartex" xmlns:cx3="http://schemas.microsoft.com/office/drawing/2016/5/9/chartex" xmlns:cx4="http://schemas.microsoft.com/office/drawing/2016/5/10/chartex" xmlns:cx5="http://schemas.microsoft.com/office/drawing/2016/5/11/chartex" xmlns:cx6="http://schemas.microsoft.com/office/drawing/2016/5/12/chartex" xmlns:cx7="http://schemas.microsoft.com/office/drawing/2016/5/13/chartex" xmlns:cx8="http://schemas.microsoft.com/office/drawing/2016/5/14/chartex" xmlns:mc="http://schemas.openxmlformats.org/markup-compatibility/2006" xmlns:aink="http://schemas.microsoft.com/office/drawing/2016/ink" xmlns:am3d="http://schemas.microsoft.com/office/drawing/2017/model3d" xmlns:o="urn:schemas-microsoft-com:office:office" xmlns:r="http://schemas.openxmlformats.org/officeDocument/2006/relationships" xmlns:m="http://schemas.openxmlformats.org/officeDocument/2006/math" xmlns:v="urn:schemas-microsoft-com:vml" xmlns:wp14="http://schemas.microsoft.com/office/word/2010/wordprocessingDrawing" xmlns:wp="http://schemas.openxmlformats.org/drawingml/2006/wordprocessingDrawing" xmlns:w10="urn:schemas-microsoft-com:office:word" xmlns:w="http://schemas.openxmlformats.org/wordprocessingml/2006/main" xmlns:w14="http://schemas.microsoft.com/office/word/2010/wordml" xmlns:w15="http://schemas.microsoft.com/office/word/2012/wordml" xmlns:w16cex="http://schemas.microsoft.com/office/word/2018/wordml/cex" xmlns:w16cid="http://schemas.microsoft.com/office/word/2016/wordml/cid" xmlns:w16="http://schemas.microsoft.com/office/word/2018/wordml" xmlns:w16sdtdh="http://schemas.microsoft.com/office/word/2020/wordml/sdtdatahash" xmlns:w16se="http://schemas.microsoft.com/office/word/2015/wordml/symex" xmlns:wpg="http://schemas.microsoft.com/office/word/2010/wordprocessingGroup" xmlns:wpi="http://schemas.microsoft.com/office/word/2010/wordprocessingInk" xmlns:wne="http://schemas.microsoft.com/office/word/2006/wordml" xmlns:wps="http://schemas.microsoft.com/office/word/2010/wordprocessingShape" mc:Ignorable="w14 w15 w16se w16cid w16 w16cex w16sdtdh wp14">
+<w15:people xmlns:wpc="http://schemas.microsoft.com/office/word/2010/wordprocessingCanvas" xmlns:cx="http://schemas.microsoft.com/office/drawing/2014/chartex" xmlns:cx1="http://schemas.microsoft.com/office/drawing/2015/9/8/chartex" xmlns:mc="http://schemas.openxmlformats.org/markup-compatibility/2006" xmlns:o="urn:schemas-microsoft-com:office:office" xmlns:r="http://schemas.openxmlformats.org/officeDocument/2006/relationships" xmlns:m="http://schemas.openxmlformats.org/officeDocument/2006/math" xmlns:v="urn:schemas-microsoft-com:vml" xmlns:wp14="http://schemas.microsoft.com/office/word/2010/wordprocessingDrawing" xmlns:wp="http://schemas.openxmlformats.org/drawingml/2006/wordprocessingDrawing" xmlns:w10="urn:schemas-microsoft-com:office:word" xmlns:w="http://schemas.openxmlformats.org/wordprocessingml/2006/main" xmlns:w14="http://schemas.microsoft.com/office/word/2010/wordml" xmlns:w15="http://schemas.microsoft.com/office/word/2012/wordml" xmlns:w16se="http://schemas.microsoft.com/office/word/2015/wordml/symex" xmlns:wpg="http://schemas.microsoft.com/office/word/2010/wordprocessingGroup" xmlns:wpi="http://schemas.microsoft.com/office/word/2010/wordprocessingInk" xmlns:wne="http://schemas.microsoft.com/office/word/2006/wordml" xmlns:wps="http://schemas.microsoft.com/office/word/2010/wordprocessingShape" mc:Ignorable="w14 w15 w16se wp14">
   <w15:person w15:author="Aleksey A. Kalentev">
     <w15:presenceInfo w15:providerId="AD" w15:userId="S-1-5-21-507921405-1993962763-1957994488-151096"/>
   </w15:person>
@@ -13348,7 +12929,7 @@
 </file>
 
 <file path=word/styles.xml><?xml version="1.0" encoding="utf-8"?>
-<w:styles xmlns:mc="http://schemas.openxmlformats.org/markup-compatibility/2006" xmlns:r="http://schemas.openxmlformats.org/officeDocument/2006/relationships" xmlns:w="http://schemas.openxmlformats.org/wordprocessingml/2006/main" xmlns:w14="http://schemas.microsoft.com/office/word/2010/wordml" xmlns:w15="http://schemas.microsoft.com/office/word/2012/wordml" xmlns:w16cex="http://schemas.microsoft.com/office/word/2018/wordml/cex" xmlns:w16cid="http://schemas.microsoft.com/office/word/2016/wordml/cid" xmlns:w16="http://schemas.microsoft.com/office/word/2018/wordml" xmlns:w16sdtdh="http://schemas.microsoft.com/office/word/2020/wordml/sdtdatahash" xmlns:w16se="http://schemas.microsoft.com/office/word/2015/wordml/symex" mc:Ignorable="w14 w15 w16se w16cid w16 w16cex w16sdtdh">
+<w:styles xmlns:mc="http://schemas.openxmlformats.org/markup-compatibility/2006" xmlns:r="http://schemas.openxmlformats.org/officeDocument/2006/relationships" xmlns:w="http://schemas.openxmlformats.org/wordprocessingml/2006/main" xmlns:w14="http://schemas.microsoft.com/office/word/2010/wordml" xmlns:w15="http://schemas.microsoft.com/office/word/2012/wordml" xmlns:w16se="http://schemas.microsoft.com/office/word/2015/wordml/symex" mc:Ignorable="w14 w15 w16se">
   <w:docDefaults>
     <w:rPrDefault>
       <w:rPr>
@@ -13366,7 +12947,7 @@
       </w:pPr>
     </w:pPrDefault>
   </w:docDefaults>
-  <w:latentStyles w:defLockedState="0" w:defUIPriority="99" w:defSemiHidden="0" w:defUnhideWhenUsed="0" w:defQFormat="0" w:count="376">
+  <w:latentStyles w:defLockedState="0" w:defUIPriority="99" w:defSemiHidden="0" w:defUnhideWhenUsed="0" w:defQFormat="0" w:count="371">
     <w:lsdException w:name="Normal" w:uiPriority="0" w:qFormat="1"/>
     <w:lsdException w:name="heading 1" w:uiPriority="9" w:qFormat="1"/>
     <w:lsdException w:name="heading 2" w:semiHidden="1" w:uiPriority="9" w:unhideWhenUsed="1" w:qFormat="1"/>
@@ -13472,6 +13053,7 @@
     <w:lsdException w:name="HTML Sample" w:semiHidden="1" w:unhideWhenUsed="1"/>
     <w:lsdException w:name="HTML Typewriter" w:semiHidden="1" w:unhideWhenUsed="1"/>
     <w:lsdException w:name="HTML Variable" w:semiHidden="1" w:unhideWhenUsed="1"/>
+    <w:lsdException w:name="Normal Table" w:semiHidden="1" w:unhideWhenUsed="1"/>
     <w:lsdException w:name="annotation subject" w:semiHidden="1" w:unhideWhenUsed="1"/>
     <w:lsdException w:name="No List" w:semiHidden="1" w:unhideWhenUsed="1"/>
     <w:lsdException w:name="Outline List 1" w:semiHidden="1" w:unhideWhenUsed="1"/>
@@ -13514,8 +13096,11 @@
     <w:lsdException w:name="Table Contemporary" w:semiHidden="1" w:unhideWhenUsed="1"/>
     <w:lsdException w:name="Table Elegant" w:semiHidden="1" w:unhideWhenUsed="1"/>
     <w:lsdException w:name="Table Professional" w:semiHidden="1" w:unhideWhenUsed="1"/>
+    <w:lsdException w:name="Table Subtle 1" w:semiHidden="1" w:unhideWhenUsed="1"/>
     <w:lsdException w:name="Table Subtle 2" w:semiHidden="1" w:unhideWhenUsed="1"/>
     <w:lsdException w:name="Table Web 1" w:semiHidden="1" w:unhideWhenUsed="1"/>
+    <w:lsdException w:name="Table Web 2" w:semiHidden="1" w:unhideWhenUsed="1"/>
+    <w:lsdException w:name="Table Web 3" w:semiHidden="1" w:unhideWhenUsed="1"/>
     <w:lsdException w:name="Balloon Text" w:semiHidden="1" w:unhideWhenUsed="1"/>
     <w:lsdException w:name="Table Grid" w:uiPriority="39"/>
     <w:lsdException w:name="Table Theme" w:semiHidden="1" w:unhideWhenUsed="1"/>
@@ -13734,11 +13319,6 @@
     <w:lsdException w:name="List Table 5 Dark Accent 6" w:uiPriority="50"/>
     <w:lsdException w:name="List Table 6 Colorful Accent 6" w:uiPriority="51"/>
     <w:lsdException w:name="List Table 7 Colorful Accent 6" w:uiPriority="52"/>
-    <w:lsdException w:name="Mention" w:semiHidden="1" w:unhideWhenUsed="1"/>
-    <w:lsdException w:name="Smart Hyperlink" w:semiHidden="1" w:unhideWhenUsed="1"/>
-    <w:lsdException w:name="Hashtag" w:semiHidden="1" w:unhideWhenUsed="1"/>
-    <w:lsdException w:name="Unresolved Mention" w:semiHidden="1" w:unhideWhenUsed="1"/>
-    <w:lsdException w:name="Smart Link" w:semiHidden="1" w:unhideWhenUsed="1"/>
   </w:latentStyles>
   <w:style w:type="paragraph" w:default="1" w:styleId="a">
     <w:name w:val="Normal"/>
@@ -14476,7 +14056,7 @@
 </file>
 
 <file path=customXml/itemProps1.xml><?xml version="1.0" encoding="utf-8"?>
-<ds:datastoreItem xmlns:ds="http://schemas.openxmlformats.org/officeDocument/2006/customXml" ds:itemID="{929D186B-F498-427E-A3EE-896A91AAE1A8}">
+<ds:datastoreItem xmlns:ds="http://schemas.openxmlformats.org/officeDocument/2006/customXml" ds:itemID="{A9160379-0030-406C-9397-68CCF33D4BB0}">
   <ds:schemaRefs>
     <ds:schemaRef ds:uri="http://schemas.openxmlformats.org/officeDocument/2006/bibliography"/>
   </ds:schemaRefs>

--- a/Отчёт/Едакин Отчет ЛБ5.docx
+++ b/Отчёт/Едакин Отчет ЛБ5.docx
@@ -628,21 +628,12 @@
                 <w:u w:val="single"/>
               </w:rPr>
             </w:pPr>
-            <w:proofErr w:type="spellStart"/>
             <w:r>
               <w:rPr>
                 <w:szCs w:val="28"/>
                 <w:u w:val="single"/>
               </w:rPr>
-              <w:t>Калентьев</w:t>
-            </w:r>
-            <w:proofErr w:type="spellEnd"/>
-            <w:r>
-              <w:rPr>
-                <w:szCs w:val="28"/>
-                <w:u w:val="single"/>
-              </w:rPr>
-              <w:t xml:space="preserve"> А. А.</w:t>
+              <w:t>Калентьев А. А.</w:t>
             </w:r>
           </w:p>
         </w:tc>
@@ -1805,23 +1796,7 @@
     </w:p>
     <w:p>
       <w:r>
-        <w:t>Вариант использования (</w:t>
-      </w:r>
-      <w:proofErr w:type="spellStart"/>
-      <w:r>
-        <w:t>use</w:t>
-      </w:r>
-      <w:proofErr w:type="spellEnd"/>
-      <w:r>
-        <w:t xml:space="preserve"> </w:t>
-      </w:r>
-      <w:proofErr w:type="spellStart"/>
-      <w:r>
-        <w:t>case</w:t>
-      </w:r>
-      <w:proofErr w:type="spellEnd"/>
-      <w:r>
-        <w:t xml:space="preserve">) — это описание множества последовательных действий (включая вариации), которые выполняются некоторым субъектом с целью получения результата, значимого для некоторого действующего лица </w:t>
+        <w:t xml:space="preserve">Вариант использования (use case) — это описание множества последовательных действий (включая вариации), которые выполняются некоторым субъектом с целью получения результата, значимого для некоторого действующего лица </w:t>
       </w:r>
       <w:r>
         <w:t>[</w:t>
@@ -1902,14 +1877,30 @@
       <w:r>
         <w:t xml:space="preserve">Рисунок </w:t>
       </w:r>
-      <w:fldSimple w:instr=" SEQ Рисунок \* ARABIC ">
-        <w:r>
-          <w:rPr>
-            <w:noProof/>
-          </w:rPr>
-          <w:t>1</w:t>
-        </w:r>
-      </w:fldSimple>
+      <w:r>
+        <w:fldChar w:fldCharType="begin"/>
+      </w:r>
+      <w:r>
+        <w:instrText xml:space="preserve"> SEQ Рисуно</w:instrText>
+      </w:r>
+      <w:r>
+        <w:instrText xml:space="preserve">к \* ARABIC </w:instrText>
+      </w:r>
+      <w:r>
+        <w:fldChar w:fldCharType="separate"/>
+      </w:r>
+      <w:r>
+        <w:rPr>
+          <w:noProof/>
+        </w:rPr>
+        <w:t>1</w:t>
+      </w:r>
+      <w:r>
+        <w:rPr>
+          <w:noProof/>
+        </w:rPr>
+        <w:fldChar w:fldCharType="end"/>
+      </w:r>
       <w:r>
         <w:t>. Диаграмма вариантов использования</w:t>
       </w:r>
@@ -1995,10 +1986,10 @@
           <w:lang w:eastAsia="ru-RU"/>
         </w:rPr>
         <w:drawing>
-          <wp:inline distT="0" distB="0" distL="0" distR="0" wp14:anchorId="0742D314" wp14:editId="51D7CCE7">
-            <wp:extent cx="8519951" cy="4866956"/>
+          <wp:inline distT="0" distB="0" distL="0" distR="0" wp14:anchorId="5978592A" wp14:editId="6441F6C9">
+            <wp:extent cx="8992870" cy="5109950"/>
             <wp:effectExtent l="0" t="0" r="0" b="0"/>
-            <wp:docPr id="2" name="Рисунок 2"/>
+            <wp:docPr id="5" name="Рисунок 5"/>
             <wp:cNvGraphicFramePr>
               <a:graphicFrameLocks xmlns:a="http://schemas.openxmlformats.org/drawingml/2006/main" noChangeAspect="1"/>
             </wp:cNvGraphicFramePr>
@@ -2018,7 +2009,7 @@
                   <pic:spPr>
                     <a:xfrm>
                       <a:off x="0" y="0"/>
-                      <a:ext cx="8527041" cy="4871006"/>
+                      <a:ext cx="8994137" cy="5110670"/>
                     </a:xfrm>
                     <a:prstGeom prst="rect">
                       <a:avLst/>
@@ -2039,14 +2030,27 @@
       <w:r>
         <w:t xml:space="preserve">Рисунок </w:t>
       </w:r>
-      <w:fldSimple w:instr=" SEQ Рисунок \* ARABIC ">
-        <w:r>
-          <w:rPr>
-            <w:noProof/>
-          </w:rPr>
-          <w:t>2</w:t>
-        </w:r>
-      </w:fldSimple>
+      <w:r>
+        <w:fldChar w:fldCharType="begin"/>
+      </w:r>
+      <w:r>
+        <w:instrText xml:space="preserve"> SEQ Рисунок \* ARABIC </w:instrText>
+      </w:r>
+      <w:r>
+        <w:fldChar w:fldCharType="separate"/>
+      </w:r>
+      <w:r>
+        <w:rPr>
+          <w:noProof/>
+        </w:rPr>
+        <w:t>2</w:t>
+      </w:r>
+      <w:r>
+        <w:rPr>
+          <w:noProof/>
+        </w:rPr>
+        <w:fldChar w:fldCharType="end"/>
+      </w:r>
       <w:r>
         <w:t xml:space="preserve">. </w:t>
       </w:r>
@@ -2108,14 +2112,12 @@
       <w:r>
         <w:t>В таблице 1 приведено описание интерфейса «</w:t>
       </w:r>
-      <w:proofErr w:type="spellStart"/>
       <w:r>
         <w:rPr>
           <w:lang w:val="en-US"/>
         </w:rPr>
         <w:t>IExercise</w:t>
       </w:r>
-      <w:proofErr w:type="spellEnd"/>
       <w:r>
         <w:t>» с его свойствами и методами.</w:t>
       </w:r>
@@ -2128,15 +2130,7 @@
         <w:t xml:space="preserve">Таблица 1 – Описание интерфейса </w:t>
       </w:r>
       <w:r>
-        <w:t>«</w:t>
-      </w:r>
-      <w:proofErr w:type="spellStart"/>
-      <w:r>
-        <w:t>IExercise.cs</w:t>
-      </w:r>
-      <w:proofErr w:type="spellEnd"/>
-      <w:r>
-        <w:t>»</w:t>
+        <w:t>«IExercise.cs»</w:t>
       </w:r>
     </w:p>
     <w:tbl>
@@ -2273,7 +2267,6 @@
               </w:rPr>
               <w:t>«</w:t>
             </w:r>
-            <w:proofErr w:type="spellStart"/>
             <w:r>
               <w:rPr>
                 <w:sz w:val="24"/>
@@ -2284,14 +2277,7 @@
               <w:rPr>
                 <w:sz w:val="24"/>
               </w:rPr>
-              <w:t>.cs</w:t>
-            </w:r>
-            <w:proofErr w:type="spellEnd"/>
-            <w:r>
-              <w:rPr>
-                <w:sz w:val="24"/>
-              </w:rPr>
-              <w:t>»</w:t>
+              <w:t>.cs»</w:t>
             </w:r>
             <w:r>
               <w:rPr>
@@ -2490,17 +2476,8 @@
                 <w:sz w:val="24"/>
                 <w:lang w:val="en-US"/>
               </w:rPr>
-              <w:t xml:space="preserve">+ </w:t>
-            </w:r>
-            <w:proofErr w:type="spellStart"/>
-            <w:r>
-              <w:rPr>
-                <w:sz w:val="24"/>
-                <w:lang w:val="en-US"/>
-              </w:rPr>
-              <w:t>ExerciseInfo</w:t>
-            </w:r>
-            <w:proofErr w:type="spellEnd"/>
+              <w:t>+ ExerciseInfo</w:t>
+            </w:r>
           </w:p>
         </w:tc>
         <w:tc>
@@ -2799,17 +2776,8 @@
                 <w:sz w:val="24"/>
                 <w:lang w:val="en-US"/>
               </w:rPr>
-              <w:t xml:space="preserve">+ </w:t>
-            </w:r>
-            <w:proofErr w:type="spellStart"/>
-            <w:r>
-              <w:rPr>
-                <w:sz w:val="24"/>
-                <w:lang w:val="en-US"/>
-              </w:rPr>
-              <w:t>CalculateCalories</w:t>
-            </w:r>
-            <w:proofErr w:type="spellEnd"/>
+              <w:t>+ CalculateCalories</w:t>
+            </w:r>
           </w:p>
         </w:tc>
         <w:tc>
@@ -2872,25 +2840,21 @@
       <w:r>
         <w:t xml:space="preserve"> «</w:t>
       </w:r>
-      <w:proofErr w:type="spellStart"/>
       <w:r>
         <w:rPr>
           <w:lang w:val="en-US"/>
         </w:rPr>
         <w:t>ExerciseBase</w:t>
       </w:r>
-      <w:proofErr w:type="spellEnd"/>
       <w:r>
         <w:t>.</w:t>
       </w:r>
-      <w:proofErr w:type="spellStart"/>
       <w:r>
         <w:rPr>
           <w:lang w:val="en-US"/>
         </w:rPr>
         <w:t>cs</w:t>
       </w:r>
-      <w:proofErr w:type="spellEnd"/>
       <w:r>
         <w:t>»</w:t>
       </w:r>
@@ -2933,15 +2897,7 @@
         <w:t xml:space="preserve"> – Описание класса </w:t>
       </w:r>
       <w:r>
-        <w:t>«</w:t>
-      </w:r>
-      <w:proofErr w:type="spellStart"/>
-      <w:r>
-        <w:t>ExerciseBase.cs</w:t>
-      </w:r>
-      <w:proofErr w:type="spellEnd"/>
-      <w:r>
-        <w:t>»</w:t>
+        <w:t>«ExerciseBase.cs»</w:t>
       </w:r>
     </w:p>
     <w:tbl>
@@ -3076,21 +3032,7 @@
               <w:rPr>
                 <w:sz w:val="24"/>
               </w:rPr>
-              <w:t>«</w:t>
-            </w:r>
-            <w:proofErr w:type="spellStart"/>
-            <w:r>
-              <w:rPr>
-                <w:sz w:val="24"/>
-              </w:rPr>
-              <w:t>ExerciseBase.cs</w:t>
-            </w:r>
-            <w:proofErr w:type="spellEnd"/>
-            <w:r>
-              <w:rPr>
-                <w:sz w:val="24"/>
-              </w:rPr>
-              <w:t>»</w:t>
+              <w:t>«ExerciseBase.cs»</w:t>
             </w:r>
             <w:r>
               <w:rPr>
@@ -3247,17 +3189,8 @@
                 <w:sz w:val="24"/>
                 <w:lang w:val="en-US"/>
               </w:rPr>
-              <w:t xml:space="preserve">+ </w:t>
-            </w:r>
-            <w:proofErr w:type="spellStart"/>
-            <w:r>
-              <w:rPr>
-                <w:sz w:val="24"/>
-                <w:lang w:val="en-US"/>
-              </w:rPr>
-              <w:t>ExerciseInfo</w:t>
-            </w:r>
-            <w:proofErr w:type="spellEnd"/>
+              <w:t>+ ExerciseInfo</w:t>
+            </w:r>
           </w:p>
         </w:tc>
         <w:tc>
@@ -3556,17 +3489,8 @@
                 <w:sz w:val="24"/>
                 <w:lang w:val="en-US"/>
               </w:rPr>
-              <w:t xml:space="preserve">+ </w:t>
-            </w:r>
-            <w:proofErr w:type="spellStart"/>
-            <w:r>
-              <w:rPr>
-                <w:sz w:val="24"/>
-                <w:lang w:val="en-US"/>
-              </w:rPr>
-              <w:t>CalculateCalories</w:t>
-            </w:r>
-            <w:proofErr w:type="spellEnd"/>
+              <w:t>+ CalculateCalories</w:t>
+            </w:r>
           </w:p>
         </w:tc>
         <w:tc>
@@ -3636,14 +3560,12 @@
               </w:rPr>
               <w:t xml:space="preserve"># </w:t>
             </w:r>
-            <w:proofErr w:type="spellStart"/>
             <w:r>
               <w:rPr>
                 <w:sz w:val="24"/>
               </w:rPr>
               <w:t>ExerciseBase</w:t>
             </w:r>
-            <w:proofErr w:type="spellEnd"/>
             <w:r>
               <w:rPr>
                 <w:sz w:val="24"/>
@@ -3741,7 +3663,6 @@
               </w:rPr>
               <w:t xml:space="preserve"># </w:t>
             </w:r>
-            <w:proofErr w:type="spellStart"/>
             <w:r>
               <w:rPr>
                 <w:sz w:val="24"/>
@@ -3749,7 +3670,6 @@
               </w:rPr>
               <w:t>ValidatePositiveValue</w:t>
             </w:r>
-            <w:proofErr w:type="spellEnd"/>
             <w:r>
               <w:rPr>
                 <w:sz w:val="24"/>
@@ -3887,7 +3807,6 @@
               </w:rPr>
               <w:t xml:space="preserve"># </w:t>
             </w:r>
-            <w:proofErr w:type="spellStart"/>
             <w:r>
               <w:rPr>
                 <w:sz w:val="24"/>
@@ -3895,7 +3814,6 @@
               </w:rPr>
               <w:t>ValidateRange</w:t>
             </w:r>
-            <w:proofErr w:type="spellEnd"/>
             <w:r>
               <w:rPr>
                 <w:sz w:val="24"/>
@@ -4106,25 +4024,21 @@
       <w:r>
         <w:t>«</w:t>
       </w:r>
-      <w:proofErr w:type="spellStart"/>
       <w:r>
         <w:rPr>
           <w:lang w:val="en-US"/>
         </w:rPr>
         <w:t>BenchPress</w:t>
       </w:r>
-      <w:proofErr w:type="spellEnd"/>
       <w:r>
         <w:t>.</w:t>
       </w:r>
-      <w:proofErr w:type="spellStart"/>
       <w:r>
         <w:rPr>
           <w:lang w:val="en-US"/>
         </w:rPr>
         <w:t>cs</w:t>
       </w:r>
-      <w:proofErr w:type="spellEnd"/>
       <w:r>
         <w:t>»</w:t>
       </w:r>
@@ -4143,14 +4057,12 @@
       <w:r>
         <w:t>.</w:t>
       </w:r>
-      <w:proofErr w:type="spellStart"/>
       <w:r>
         <w:rPr>
           <w:lang w:val="en-US"/>
         </w:rPr>
         <w:t>cs</w:t>
       </w:r>
-      <w:proofErr w:type="spellEnd"/>
       <w:r>
         <w:t>»</w:t>
       </w:r>
@@ -4172,14 +4084,12 @@
       <w:r>
         <w:t>.</w:t>
       </w:r>
-      <w:proofErr w:type="spellStart"/>
       <w:r>
         <w:rPr>
           <w:lang w:val="en-US"/>
         </w:rPr>
         <w:t>cs</w:t>
       </w:r>
-      <w:proofErr w:type="spellEnd"/>
       <w:r>
         <w:t>»</w:t>
       </w:r>
@@ -4189,25 +4099,21 @@
       <w:r>
         <w:t xml:space="preserve"> «</w:t>
       </w:r>
-      <w:proofErr w:type="spellStart"/>
       <w:r>
         <w:rPr>
           <w:lang w:val="en-US"/>
         </w:rPr>
         <w:t>ExerciseBase</w:t>
       </w:r>
-      <w:proofErr w:type="spellEnd"/>
       <w:r>
         <w:t>.</w:t>
       </w:r>
-      <w:proofErr w:type="spellStart"/>
       <w:r>
         <w:rPr>
           <w:lang w:val="en-US"/>
         </w:rPr>
         <w:t>cs</w:t>
       </w:r>
-      <w:proofErr w:type="spellEnd"/>
       <w:r>
         <w:t>»</w:t>
       </w:r>
@@ -4232,15 +4138,7 @@
         <w:t xml:space="preserve"> – Описание класса </w:t>
       </w:r>
       <w:r>
-        <w:t>«</w:t>
-      </w:r>
-      <w:proofErr w:type="spellStart"/>
-      <w:r>
-        <w:t>BenchPress.cs</w:t>
-      </w:r>
-      <w:proofErr w:type="spellEnd"/>
-      <w:r>
-        <w:t>»</w:t>
+        <w:t>«BenchPress.cs»</w:t>
       </w:r>
     </w:p>
     <w:tbl>
@@ -4370,21 +4268,7 @@
               <w:rPr>
                 <w:sz w:val="24"/>
               </w:rPr>
-              <w:t>«</w:t>
-            </w:r>
-            <w:proofErr w:type="spellStart"/>
-            <w:r>
-              <w:rPr>
-                <w:sz w:val="24"/>
-              </w:rPr>
-              <w:t>BenchPress.cs</w:t>
-            </w:r>
-            <w:proofErr w:type="spellEnd"/>
-            <w:r>
-              <w:rPr>
-                <w:sz w:val="24"/>
-              </w:rPr>
-              <w:t>»</w:t>
+              <w:t>«BenchPress.cs»</w:t>
             </w:r>
           </w:p>
         </w:tc>
@@ -4753,17 +4637,8 @@
                 <w:sz w:val="24"/>
                 <w:lang w:val="en-US"/>
               </w:rPr>
-              <w:t xml:space="preserve">+ </w:t>
-            </w:r>
-            <w:proofErr w:type="spellStart"/>
-            <w:r>
-              <w:rPr>
-                <w:sz w:val="24"/>
-                <w:lang w:val="en-US"/>
-              </w:rPr>
-              <w:t>ExerciseInfo</w:t>
-            </w:r>
-            <w:proofErr w:type="spellEnd"/>
+              <w:t>+ ExerciseInfo</w:t>
+            </w:r>
           </w:p>
         </w:tc>
         <w:tc>
@@ -4900,15 +4775,7 @@
         <w:t xml:space="preserve"> – Описание класса </w:t>
       </w:r>
       <w:r>
-        <w:t>«</w:t>
-      </w:r>
-      <w:proofErr w:type="spellStart"/>
-      <w:r>
-        <w:t>Running.cs</w:t>
-      </w:r>
-      <w:proofErr w:type="spellEnd"/>
-      <w:r>
-        <w:t>»</w:t>
+        <w:t>«Running.cs»</w:t>
       </w:r>
     </w:p>
     <w:tbl>
@@ -5038,21 +4905,7 @@
               <w:rPr>
                 <w:sz w:val="24"/>
               </w:rPr>
-              <w:t>«</w:t>
-            </w:r>
-            <w:proofErr w:type="spellStart"/>
-            <w:r>
-              <w:rPr>
-                <w:sz w:val="24"/>
-              </w:rPr>
-              <w:t>Running.cs</w:t>
-            </w:r>
-            <w:proofErr w:type="spellEnd"/>
-            <w:r>
-              <w:rPr>
-                <w:sz w:val="24"/>
-              </w:rPr>
-              <w:t>»</w:t>
+              <w:t>«Running.cs»</w:t>
             </w:r>
           </w:p>
         </w:tc>
@@ -5425,17 +5278,8 @@
                 <w:sz w:val="24"/>
                 <w:lang w:val="en-US"/>
               </w:rPr>
-              <w:t xml:space="preserve">+ </w:t>
-            </w:r>
-            <w:proofErr w:type="spellStart"/>
-            <w:r>
-              <w:rPr>
-                <w:sz w:val="24"/>
-                <w:lang w:val="en-US"/>
-              </w:rPr>
-              <w:t>ExerciseInfo</w:t>
-            </w:r>
-            <w:proofErr w:type="spellEnd"/>
+              <w:t>+ ExerciseInfo</w:t>
+            </w:r>
           </w:p>
         </w:tc>
         <w:tc>
@@ -5571,15 +5415,7 @@
         <w:t xml:space="preserve"> – Описание класса </w:t>
       </w:r>
       <w:r>
-        <w:t>«</w:t>
-      </w:r>
-      <w:proofErr w:type="spellStart"/>
-      <w:r>
-        <w:t>Swimming.cs</w:t>
-      </w:r>
-      <w:proofErr w:type="spellEnd"/>
-      <w:r>
-        <w:t>»</w:t>
+        <w:t>«Swimming.cs»</w:t>
       </w:r>
     </w:p>
     <w:tbl>
@@ -5709,21 +5545,7 @@
               <w:rPr>
                 <w:sz w:val="24"/>
               </w:rPr>
-              <w:t>«</w:t>
-            </w:r>
-            <w:proofErr w:type="spellStart"/>
-            <w:r>
-              <w:rPr>
-                <w:sz w:val="24"/>
-              </w:rPr>
-              <w:t>Swimming.cs</w:t>
-            </w:r>
-            <w:proofErr w:type="spellEnd"/>
-            <w:r>
-              <w:rPr>
-                <w:sz w:val="24"/>
-              </w:rPr>
-              <w:t>»</w:t>
+              <w:t>«Swimming.cs»</w:t>
             </w:r>
           </w:p>
         </w:tc>
@@ -5797,7 +5619,6 @@
                 <w:lang w:val="en-US"/>
               </w:rPr>
             </w:pPr>
-            <w:proofErr w:type="spellStart"/>
             <w:r>
               <w:rPr>
                 <w:sz w:val="24"/>
@@ -5805,7 +5626,6 @@
               </w:rPr>
               <w:t>SwimmingStyle</w:t>
             </w:r>
-            <w:proofErr w:type="spellEnd"/>
           </w:p>
         </w:tc>
         <w:tc>
@@ -5980,7 +5800,6 @@
                 <w:lang w:val="en-US"/>
               </w:rPr>
             </w:pPr>
-            <w:proofErr w:type="spellStart"/>
             <w:r>
               <w:rPr>
                 <w:sz w:val="24"/>
@@ -5988,7 +5807,6 @@
               </w:rPr>
               <w:t>SwimmingStyle</w:t>
             </w:r>
-            <w:proofErr w:type="spellEnd"/>
           </w:p>
         </w:tc>
         <w:tc>
@@ -6107,17 +5925,8 @@
                 <w:sz w:val="24"/>
                 <w:lang w:val="en-US"/>
               </w:rPr>
-              <w:t xml:space="preserve">+ </w:t>
-            </w:r>
-            <w:proofErr w:type="spellStart"/>
-            <w:r>
-              <w:rPr>
-                <w:sz w:val="24"/>
-                <w:lang w:val="en-US"/>
-              </w:rPr>
-              <w:t>ExerciseInfo</w:t>
-            </w:r>
-            <w:proofErr w:type="spellEnd"/>
+              <w:t>+ ExerciseInfo</w:t>
+            </w:r>
           </w:p>
         </w:tc>
         <w:tc>
@@ -6383,14 +6192,27 @@
       <w:r>
         <w:t xml:space="preserve">Рисунок </w:t>
       </w:r>
-      <w:fldSimple w:instr=" SEQ Рисунок \* ARABIC ">
-        <w:r>
-          <w:rPr>
-            <w:noProof/>
-          </w:rPr>
-          <w:t>3</w:t>
-        </w:r>
-      </w:fldSimple>
+      <w:r>
+        <w:fldChar w:fldCharType="begin"/>
+      </w:r>
+      <w:r>
+        <w:instrText xml:space="preserve"> SEQ Рисунок \* ARABIC </w:instrText>
+      </w:r>
+      <w:r>
+        <w:fldChar w:fldCharType="separate"/>
+      </w:r>
+      <w:r>
+        <w:rPr>
+          <w:noProof/>
+        </w:rPr>
+        <w:t>3</w:t>
+      </w:r>
+      <w:r>
+        <w:rPr>
+          <w:noProof/>
+        </w:rPr>
+        <w:fldChar w:fldCharType="end"/>
+      </w:r>
       <w:r>
         <w:t xml:space="preserve">. Дерево ветвлений </w:t>
       </w:r>
@@ -6478,14 +6300,27 @@
       <w:r>
         <w:t xml:space="preserve">Рисунок </w:t>
       </w:r>
-      <w:fldSimple w:instr=" SEQ Рисунок \* ARABIC ">
-        <w:r>
-          <w:rPr>
-            <w:noProof/>
-          </w:rPr>
-          <w:t>4</w:t>
-        </w:r>
-      </w:fldSimple>
+      <w:r>
+        <w:fldChar w:fldCharType="begin"/>
+      </w:r>
+      <w:r>
+        <w:instrText xml:space="preserve"> SEQ Рисунок \* ARABIC </w:instrText>
+      </w:r>
+      <w:r>
+        <w:fldChar w:fldCharType="separate"/>
+      </w:r>
+      <w:r>
+        <w:rPr>
+          <w:noProof/>
+        </w:rPr>
+        <w:t>4</w:t>
+      </w:r>
+      <w:r>
+        <w:rPr>
+          <w:noProof/>
+        </w:rPr>
+        <w:fldChar w:fldCharType="end"/>
+      </w:r>
       <w:r>
         <w:t>. Графический интерфейс пользователя</w:t>
       </w:r>
@@ -6568,14 +6403,27 @@
       <w:r>
         <w:t xml:space="preserve">Рисунок </w:t>
       </w:r>
-      <w:fldSimple w:instr=" SEQ Рисунок \* ARABIC ">
-        <w:r>
-          <w:rPr>
-            <w:noProof/>
-          </w:rPr>
-          <w:t>5</w:t>
-        </w:r>
-      </w:fldSimple>
+      <w:r>
+        <w:fldChar w:fldCharType="begin"/>
+      </w:r>
+      <w:r>
+        <w:instrText xml:space="preserve"> SEQ Рисунок \* ARABIC </w:instrText>
+      </w:r>
+      <w:r>
+        <w:fldChar w:fldCharType="separate"/>
+      </w:r>
+      <w:r>
+        <w:rPr>
+          <w:noProof/>
+        </w:rPr>
+        <w:t>5</w:t>
+      </w:r>
+      <w:r>
+        <w:rPr>
+          <w:noProof/>
+        </w:rPr>
+        <w:fldChar w:fldCharType="end"/>
+      </w:r>
       <w:r>
         <w:t xml:space="preserve">. </w:t>
       </w:r>
@@ -6638,14 +6486,30 @@
       <w:r>
         <w:t xml:space="preserve">Рисунок </w:t>
       </w:r>
-      <w:fldSimple w:instr=" SEQ Рисунок \* ARABIC ">
-        <w:r>
-          <w:rPr>
-            <w:noProof/>
-          </w:rPr>
-          <w:t>6</w:t>
-        </w:r>
-      </w:fldSimple>
+      <w:r>
+        <w:fldChar w:fldCharType="begin"/>
+      </w:r>
+      <w:r>
+        <w:instrText xml:space="preserve"> SEQ Р</w:instrText>
+      </w:r>
+      <w:r>
+        <w:instrText xml:space="preserve">исунок \* ARABIC </w:instrText>
+      </w:r>
+      <w:r>
+        <w:fldChar w:fldCharType="separate"/>
+      </w:r>
+      <w:r>
+        <w:rPr>
+          <w:noProof/>
+        </w:rPr>
+        <w:t>6</w:t>
+      </w:r>
+      <w:r>
+        <w:rPr>
+          <w:noProof/>
+        </w:rPr>
+        <w:fldChar w:fldCharType="end"/>
+      </w:r>
       <w:r>
         <w:t>. Форма для добавления элемента</w:t>
       </w:r>
@@ -6779,14 +6643,27 @@
       <w:r>
         <w:t xml:space="preserve">Рисунок </w:t>
       </w:r>
-      <w:fldSimple w:instr=" SEQ Рисунок \* ARABIC ">
-        <w:r>
-          <w:rPr>
-            <w:noProof/>
-          </w:rPr>
-          <w:t>7</w:t>
-        </w:r>
-      </w:fldSimple>
+      <w:r>
+        <w:fldChar w:fldCharType="begin"/>
+      </w:r>
+      <w:r>
+        <w:instrText xml:space="preserve"> SEQ Рисунок \* ARABIC </w:instrText>
+      </w:r>
+      <w:r>
+        <w:fldChar w:fldCharType="separate"/>
+      </w:r>
+      <w:r>
+        <w:rPr>
+          <w:noProof/>
+        </w:rPr>
+        <w:t>7</w:t>
+      </w:r>
+      <w:r>
+        <w:rPr>
+          <w:noProof/>
+        </w:rPr>
+        <w:fldChar w:fldCharType="end"/>
+      </w:r>
       <w:r>
         <w:t>. Заполнение полей</w:t>
       </w:r>
@@ -6846,14 +6723,27 @@
       <w:r>
         <w:t xml:space="preserve">Рисунок </w:t>
       </w:r>
-      <w:fldSimple w:instr=" SEQ Рисунок \* ARABIC ">
-        <w:r>
-          <w:rPr>
-            <w:noProof/>
-          </w:rPr>
-          <w:t>8</w:t>
-        </w:r>
-      </w:fldSimple>
+      <w:r>
+        <w:fldChar w:fldCharType="begin"/>
+      </w:r>
+      <w:r>
+        <w:instrText xml:space="preserve"> SEQ Рисунок \* ARABIC </w:instrText>
+      </w:r>
+      <w:r>
+        <w:fldChar w:fldCharType="separate"/>
+      </w:r>
+      <w:r>
+        <w:rPr>
+          <w:noProof/>
+        </w:rPr>
+        <w:t>8</w:t>
+      </w:r>
+      <w:r>
+        <w:rPr>
+          <w:noProof/>
+        </w:rPr>
+        <w:fldChar w:fldCharType="end"/>
+      </w:r>
       <w:r>
         <w:t>. Успешное добавление нового элемента</w:t>
       </w:r>
@@ -6968,14 +6858,27 @@
       <w:r>
         <w:t xml:space="preserve">Рисунок </w:t>
       </w:r>
-      <w:fldSimple w:instr=" SEQ Рисунок \* ARABIC ">
-        <w:r>
-          <w:rPr>
-            <w:noProof/>
-          </w:rPr>
-          <w:t>9</w:t>
-        </w:r>
-      </w:fldSimple>
+      <w:r>
+        <w:fldChar w:fldCharType="begin"/>
+      </w:r>
+      <w:r>
+        <w:instrText xml:space="preserve"> SEQ Рисунок \* ARABIC </w:instrText>
+      </w:r>
+      <w:r>
+        <w:fldChar w:fldCharType="separate"/>
+      </w:r>
+      <w:r>
+        <w:rPr>
+          <w:noProof/>
+        </w:rPr>
+        <w:t>9</w:t>
+      </w:r>
+      <w:r>
+        <w:rPr>
+          <w:noProof/>
+        </w:rPr>
+        <w:fldChar w:fldCharType="end"/>
+      </w:r>
       <w:r>
         <w:t>. Выбор элемента в таблице</w:t>
       </w:r>
@@ -7040,14 +6943,27 @@
       <w:r>
         <w:t xml:space="preserve">Рисунок </w:t>
       </w:r>
-      <w:fldSimple w:instr=" SEQ Рисунок \* ARABIC ">
-        <w:r>
-          <w:rPr>
-            <w:noProof/>
-          </w:rPr>
-          <w:t>10</w:t>
-        </w:r>
-      </w:fldSimple>
+      <w:r>
+        <w:fldChar w:fldCharType="begin"/>
+      </w:r>
+      <w:r>
+        <w:instrText xml:space="preserve"> SEQ Рисунок \* ARABIC </w:instrText>
+      </w:r>
+      <w:r>
+        <w:fldChar w:fldCharType="separate"/>
+      </w:r>
+      <w:r>
+        <w:rPr>
+          <w:noProof/>
+        </w:rPr>
+        <w:t>10</w:t>
+      </w:r>
+      <w:r>
+        <w:rPr>
+          <w:noProof/>
+        </w:rPr>
+        <w:fldChar w:fldCharType="end"/>
+      </w:r>
       <w:r>
         <w:t>. Сообщение об удалении одного элемента</w:t>
       </w:r>
@@ -7107,14 +7023,27 @@
       <w:r>
         <w:t xml:space="preserve">Рисунок </w:t>
       </w:r>
-      <w:fldSimple w:instr=" SEQ Рисунок \* ARABIC ">
-        <w:r>
-          <w:rPr>
-            <w:noProof/>
-          </w:rPr>
-          <w:t>11</w:t>
-        </w:r>
-      </w:fldSimple>
+      <w:r>
+        <w:fldChar w:fldCharType="begin"/>
+      </w:r>
+      <w:r>
+        <w:instrText xml:space="preserve"> SEQ Рисунок \* ARABIC </w:instrText>
+      </w:r>
+      <w:r>
+        <w:fldChar w:fldCharType="separate"/>
+      </w:r>
+      <w:r>
+        <w:rPr>
+          <w:noProof/>
+        </w:rPr>
+        <w:t>11</w:t>
+      </w:r>
+      <w:r>
+        <w:rPr>
+          <w:noProof/>
+        </w:rPr>
+        <w:fldChar w:fldCharType="end"/>
+      </w:r>
       <w:r>
         <w:t>. Результат нажатия кнопки «Удалить»</w:t>
       </w:r>
@@ -7195,14 +7124,27 @@
       <w:r>
         <w:t xml:space="preserve">Рисунок </w:t>
       </w:r>
-      <w:fldSimple w:instr=" SEQ Рисунок \* ARABIC ">
-        <w:r>
-          <w:rPr>
-            <w:noProof/>
-          </w:rPr>
-          <w:t>12</w:t>
-        </w:r>
-      </w:fldSimple>
+      <w:r>
+        <w:fldChar w:fldCharType="begin"/>
+      </w:r>
+      <w:r>
+        <w:instrText xml:space="preserve"> SEQ Рисунок \* ARABIC </w:instrText>
+      </w:r>
+      <w:r>
+        <w:fldChar w:fldCharType="separate"/>
+      </w:r>
+      <w:r>
+        <w:rPr>
+          <w:noProof/>
+        </w:rPr>
+        <w:t>12</w:t>
+      </w:r>
+      <w:r>
+        <w:rPr>
+          <w:noProof/>
+        </w:rPr>
+        <w:fldChar w:fldCharType="end"/>
+      </w:r>
       <w:r>
         <w:t>. Таблица с упражнениями</w:t>
       </w:r>
@@ -7262,14 +7204,27 @@
       <w:r>
         <w:t xml:space="preserve">Рисунок </w:t>
       </w:r>
-      <w:fldSimple w:instr=" SEQ Рисунок \* ARABIC ">
-        <w:r>
-          <w:rPr>
-            <w:noProof/>
-          </w:rPr>
-          <w:t>13</w:t>
-        </w:r>
-      </w:fldSimple>
+      <w:r>
+        <w:fldChar w:fldCharType="begin"/>
+      </w:r>
+      <w:r>
+        <w:instrText xml:space="preserve"> SEQ Рисунок \* ARABIC </w:instrText>
+      </w:r>
+      <w:r>
+        <w:fldChar w:fldCharType="separate"/>
+      </w:r>
+      <w:r>
+        <w:rPr>
+          <w:noProof/>
+        </w:rPr>
+        <w:t>13</w:t>
+      </w:r>
+      <w:r>
+        <w:rPr>
+          <w:noProof/>
+        </w:rPr>
+        <w:fldChar w:fldCharType="end"/>
+      </w:r>
       <w:r>
         <w:t>. Удаление всех элементов</w:t>
       </w:r>
@@ -7329,14 +7284,27 @@
       <w:r>
         <w:t xml:space="preserve">Рисунок </w:t>
       </w:r>
-      <w:fldSimple w:instr=" SEQ Рисунок \* ARABIC ">
-        <w:r>
-          <w:rPr>
-            <w:noProof/>
-          </w:rPr>
-          <w:t>14</w:t>
-        </w:r>
-      </w:fldSimple>
+      <w:r>
+        <w:fldChar w:fldCharType="begin"/>
+      </w:r>
+      <w:r>
+        <w:instrText xml:space="preserve"> SEQ Рисунок \* ARABIC </w:instrText>
+      </w:r>
+      <w:r>
+        <w:fldChar w:fldCharType="separate"/>
+      </w:r>
+      <w:r>
+        <w:rPr>
+          <w:noProof/>
+        </w:rPr>
+        <w:t>14</w:t>
+      </w:r>
+      <w:r>
+        <w:rPr>
+          <w:noProof/>
+        </w:rPr>
+        <w:fldChar w:fldCharType="end"/>
+      </w:r>
       <w:r>
         <w:t>. Результат удаления всех элементов</w:t>
       </w:r>
@@ -7441,14 +7409,27 @@
       <w:r>
         <w:t xml:space="preserve">Рисунок </w:t>
       </w:r>
-      <w:fldSimple w:instr=" SEQ Рисунок \* ARABIC ">
-        <w:r>
-          <w:rPr>
-            <w:noProof/>
-          </w:rPr>
-          <w:t>15</w:t>
-        </w:r>
-      </w:fldSimple>
+      <w:r>
+        <w:fldChar w:fldCharType="begin"/>
+      </w:r>
+      <w:r>
+        <w:instrText xml:space="preserve"> SEQ Рисунок \* ARABIC </w:instrText>
+      </w:r>
+      <w:r>
+        <w:fldChar w:fldCharType="separate"/>
+      </w:r>
+      <w:r>
+        <w:rPr>
+          <w:noProof/>
+        </w:rPr>
+        <w:t>15</w:t>
+      </w:r>
+      <w:r>
+        <w:rPr>
+          <w:noProof/>
+        </w:rPr>
+        <w:fldChar w:fldCharType="end"/>
+      </w:r>
       <w:r>
         <w:t>. Вызов формы для фильтрации элементов</w:t>
       </w:r>
@@ -7508,14 +7489,27 @@
       <w:r>
         <w:t xml:space="preserve">Рисунок </w:t>
       </w:r>
-      <w:fldSimple w:instr=" SEQ Рисунок \* ARABIC ">
-        <w:r>
-          <w:rPr>
-            <w:noProof/>
-          </w:rPr>
-          <w:t>16</w:t>
-        </w:r>
-      </w:fldSimple>
+      <w:r>
+        <w:fldChar w:fldCharType="begin"/>
+      </w:r>
+      <w:r>
+        <w:instrText xml:space="preserve"> SEQ Рисунок \* ARABIC </w:instrText>
+      </w:r>
+      <w:r>
+        <w:fldChar w:fldCharType="separate"/>
+      </w:r>
+      <w:r>
+        <w:rPr>
+          <w:noProof/>
+        </w:rPr>
+        <w:t>16</w:t>
+      </w:r>
+      <w:r>
+        <w:rPr>
+          <w:noProof/>
+        </w:rPr>
+        <w:fldChar w:fldCharType="end"/>
+      </w:r>
       <w:r>
         <w:t>. Форма фильтра</w:t>
       </w:r>
@@ -7638,14 +7632,27 @@
       <w:r>
         <w:t xml:space="preserve">Рисунок </w:t>
       </w:r>
-      <w:fldSimple w:instr=" SEQ Рисунок \* ARABIC ">
-        <w:r>
-          <w:rPr>
-            <w:noProof/>
-          </w:rPr>
-          <w:t>17</w:t>
-        </w:r>
-      </w:fldSimple>
+      <w:r>
+        <w:fldChar w:fldCharType="begin"/>
+      </w:r>
+      <w:r>
+        <w:instrText xml:space="preserve"> SEQ Рисунок \* ARABIC </w:instrText>
+      </w:r>
+      <w:r>
+        <w:fldChar w:fldCharType="separate"/>
+      </w:r>
+      <w:r>
+        <w:rPr>
+          <w:noProof/>
+        </w:rPr>
+        <w:t>17</w:t>
+      </w:r>
+      <w:r>
+        <w:rPr>
+          <w:noProof/>
+        </w:rPr>
+        <w:fldChar w:fldCharType="end"/>
+      </w:r>
       <w:r>
         <w:t>. Фильтрация по типу упражнения</w:t>
       </w:r>
@@ -7710,14 +7717,27 @@
       <w:r>
         <w:t xml:space="preserve">Рисунок </w:t>
       </w:r>
-      <w:fldSimple w:instr=" SEQ Рисунок \* ARABIC ">
-        <w:r>
-          <w:rPr>
-            <w:noProof/>
-          </w:rPr>
-          <w:t>18</w:t>
-        </w:r>
-      </w:fldSimple>
+      <w:r>
+        <w:fldChar w:fldCharType="begin"/>
+      </w:r>
+      <w:r>
+        <w:instrText xml:space="preserve"> SEQ Рисунок \* ARABIC </w:instrText>
+      </w:r>
+      <w:r>
+        <w:fldChar w:fldCharType="separate"/>
+      </w:r>
+      <w:r>
+        <w:rPr>
+          <w:noProof/>
+        </w:rPr>
+        <w:t>18</w:t>
+      </w:r>
+      <w:r>
+        <w:rPr>
+          <w:noProof/>
+        </w:rPr>
+        <w:fldChar w:fldCharType="end"/>
+      </w:r>
       <w:r>
         <w:t>. Сообщение р результате фильтрации</w:t>
       </w:r>
@@ -7777,14 +7797,27 @@
       <w:r>
         <w:t xml:space="preserve">Рисунок </w:t>
       </w:r>
-      <w:fldSimple w:instr=" SEQ Рисунок \* ARABIC ">
-        <w:r>
-          <w:rPr>
-            <w:noProof/>
-          </w:rPr>
-          <w:t>19</w:t>
-        </w:r>
-      </w:fldSimple>
+      <w:r>
+        <w:fldChar w:fldCharType="begin"/>
+      </w:r>
+      <w:r>
+        <w:instrText xml:space="preserve"> SEQ Рисунок \* ARABIC </w:instrText>
+      </w:r>
+      <w:r>
+        <w:fldChar w:fldCharType="separate"/>
+      </w:r>
+      <w:r>
+        <w:rPr>
+          <w:noProof/>
+        </w:rPr>
+        <w:t>19</w:t>
+      </w:r>
+      <w:r>
+        <w:rPr>
+          <w:noProof/>
+        </w:rPr>
+        <w:fldChar w:fldCharType="end"/>
+      </w:r>
       <w:r>
         <w:t>. Результат поиска элемента</w:t>
       </w:r>
@@ -7846,14 +7879,27 @@
       <w:r>
         <w:t xml:space="preserve">Рисунок </w:t>
       </w:r>
-      <w:fldSimple w:instr=" SEQ Рисунок \* ARABIC ">
-        <w:r>
-          <w:rPr>
-            <w:noProof/>
-          </w:rPr>
-          <w:t>20</w:t>
-        </w:r>
-      </w:fldSimple>
+      <w:r>
+        <w:fldChar w:fldCharType="begin"/>
+      </w:r>
+      <w:r>
+        <w:instrText xml:space="preserve"> SEQ Рисунок \* ARABIC </w:instrText>
+      </w:r>
+      <w:r>
+        <w:fldChar w:fldCharType="separate"/>
+      </w:r>
+      <w:r>
+        <w:rPr>
+          <w:noProof/>
+        </w:rPr>
+        <w:t>20</w:t>
+      </w:r>
+      <w:r>
+        <w:rPr>
+          <w:noProof/>
+        </w:rPr>
+        <w:fldChar w:fldCharType="end"/>
+      </w:r>
       <w:r>
         <w:t>. Отмена фильтрации</w:t>
       </w:r>
@@ -7913,14 +7959,27 @@
       <w:r>
         <w:t xml:space="preserve">Рисунок </w:t>
       </w:r>
-      <w:fldSimple w:instr=" SEQ Рисунок \* ARABIC ">
-        <w:r>
-          <w:rPr>
-            <w:noProof/>
-          </w:rPr>
-          <w:t>21</w:t>
-        </w:r>
-      </w:fldSimple>
+      <w:r>
+        <w:fldChar w:fldCharType="begin"/>
+      </w:r>
+      <w:r>
+        <w:instrText xml:space="preserve"> SEQ Рисунок \* ARABIC </w:instrText>
+      </w:r>
+      <w:r>
+        <w:fldChar w:fldCharType="separate"/>
+      </w:r>
+      <w:r>
+        <w:rPr>
+          <w:noProof/>
+        </w:rPr>
+        <w:t>21</w:t>
+      </w:r>
+      <w:r>
+        <w:rPr>
+          <w:noProof/>
+        </w:rPr>
+        <w:fldChar w:fldCharType="end"/>
+      </w:r>
       <w:r>
         <w:t>. Сообщение об отмене фильтрации</w:t>
       </w:r>
@@ -8005,14 +8064,27 @@
       <w:r>
         <w:t xml:space="preserve">Рисунок </w:t>
       </w:r>
-      <w:fldSimple w:instr=" SEQ Рисунок \* ARABIC ">
-        <w:r>
-          <w:rPr>
-            <w:noProof/>
-          </w:rPr>
-          <w:t>22</w:t>
-        </w:r>
-      </w:fldSimple>
+      <w:r>
+        <w:fldChar w:fldCharType="begin"/>
+      </w:r>
+      <w:r>
+        <w:instrText xml:space="preserve"> SEQ Рисунок \* ARABIC </w:instrText>
+      </w:r>
+      <w:r>
+        <w:fldChar w:fldCharType="separate"/>
+      </w:r>
+      <w:r>
+        <w:rPr>
+          <w:noProof/>
+        </w:rPr>
+        <w:t>22</w:t>
+      </w:r>
+      <w:r>
+        <w:rPr>
+          <w:noProof/>
+        </w:rPr>
+        <w:fldChar w:fldCharType="end"/>
+      </w:r>
       <w:r>
         <w:t>. Сохранение данных</w:t>
       </w:r>
@@ -8073,14 +8145,27 @@
       <w:r>
         <w:t xml:space="preserve">Рисунок </w:t>
       </w:r>
-      <w:fldSimple w:instr=" SEQ Рисунок \* ARABIC ">
-        <w:r>
-          <w:rPr>
-            <w:noProof/>
-          </w:rPr>
-          <w:t>23</w:t>
-        </w:r>
-      </w:fldSimple>
+      <w:r>
+        <w:fldChar w:fldCharType="begin"/>
+      </w:r>
+      <w:r>
+        <w:instrText xml:space="preserve"> SEQ Рисунок \* ARABIC </w:instrText>
+      </w:r>
+      <w:r>
+        <w:fldChar w:fldCharType="separate"/>
+      </w:r>
+      <w:r>
+        <w:rPr>
+          <w:noProof/>
+        </w:rPr>
+        <w:t>23</w:t>
+      </w:r>
+      <w:r>
+        <w:rPr>
+          <w:noProof/>
+        </w:rPr>
+        <w:fldChar w:fldCharType="end"/>
+      </w:r>
       <w:r>
         <w:t>. Сохранение файла</w:t>
       </w:r>
@@ -8160,14 +8245,27 @@
       <w:r>
         <w:t xml:space="preserve">Рисунок </w:t>
       </w:r>
-      <w:fldSimple w:instr=" SEQ Рисунок \* ARABIC ">
-        <w:r>
-          <w:rPr>
-            <w:noProof/>
-          </w:rPr>
-          <w:t>24</w:t>
-        </w:r>
-      </w:fldSimple>
+      <w:r>
+        <w:fldChar w:fldCharType="begin"/>
+      </w:r>
+      <w:r>
+        <w:instrText xml:space="preserve"> SEQ Рисунок \* ARABIC </w:instrText>
+      </w:r>
+      <w:r>
+        <w:fldChar w:fldCharType="separate"/>
+      </w:r>
+      <w:r>
+        <w:rPr>
+          <w:noProof/>
+        </w:rPr>
+        <w:t>24</w:t>
+      </w:r>
+      <w:r>
+        <w:rPr>
+          <w:noProof/>
+        </w:rPr>
+        <w:fldChar w:fldCharType="end"/>
+      </w:r>
       <w:r>
         <w:t>. Сообщение о сохранении файла</w:t>
       </w:r>
@@ -8228,14 +8326,27 @@
       <w:r>
         <w:t xml:space="preserve">Рисунок </w:t>
       </w:r>
-      <w:fldSimple w:instr=" SEQ Рисунок \* ARABIC ">
-        <w:r>
-          <w:rPr>
-            <w:noProof/>
-          </w:rPr>
-          <w:t>25</w:t>
-        </w:r>
-      </w:fldSimple>
+      <w:r>
+        <w:fldChar w:fldCharType="begin"/>
+      </w:r>
+      <w:r>
+        <w:instrText xml:space="preserve"> SEQ Рисунок \* ARABIC </w:instrText>
+      </w:r>
+      <w:r>
+        <w:fldChar w:fldCharType="separate"/>
+      </w:r>
+      <w:r>
+        <w:rPr>
+          <w:noProof/>
+        </w:rPr>
+        <w:t>25</w:t>
+      </w:r>
+      <w:r>
+        <w:rPr>
+          <w:noProof/>
+        </w:rPr>
+        <w:fldChar w:fldCharType="end"/>
+      </w:r>
       <w:r>
         <w:t>. Результат сохранения файла</w:t>
       </w:r>
@@ -8300,14 +8411,27 @@
       <w:r>
         <w:t xml:space="preserve">Рисунок </w:t>
       </w:r>
-      <w:fldSimple w:instr=" SEQ Рисунок \* ARABIC ">
-        <w:r>
-          <w:rPr>
-            <w:noProof/>
-          </w:rPr>
-          <w:t>26</w:t>
-        </w:r>
-      </w:fldSimple>
+      <w:r>
+        <w:fldChar w:fldCharType="begin"/>
+      </w:r>
+      <w:r>
+        <w:instrText xml:space="preserve"> SEQ Рисунок \* ARABIC </w:instrText>
+      </w:r>
+      <w:r>
+        <w:fldChar w:fldCharType="separate"/>
+      </w:r>
+      <w:r>
+        <w:rPr>
+          <w:noProof/>
+        </w:rPr>
+        <w:t>26</w:t>
+      </w:r>
+      <w:r>
+        <w:rPr>
+          <w:noProof/>
+        </w:rPr>
+        <w:fldChar w:fldCharType="end"/>
+      </w:r>
       <w:r>
         <w:t>. Результат нажатия на кнопку «Сохранить» при пустой таблице</w:t>
       </w:r>
@@ -8393,14 +8517,27 @@
       <w:r>
         <w:t xml:space="preserve">Рисунок </w:t>
       </w:r>
-      <w:fldSimple w:instr=" SEQ Рисунок \* ARABIC ">
-        <w:r>
-          <w:rPr>
-            <w:noProof/>
-          </w:rPr>
-          <w:t>27</w:t>
-        </w:r>
-      </w:fldSimple>
+      <w:r>
+        <w:fldChar w:fldCharType="begin"/>
+      </w:r>
+      <w:r>
+        <w:instrText xml:space="preserve"> SEQ Рисунок \* ARABIC </w:instrText>
+      </w:r>
+      <w:r>
+        <w:fldChar w:fldCharType="separate"/>
+      </w:r>
+      <w:r>
+        <w:rPr>
+          <w:noProof/>
+        </w:rPr>
+        <w:t>27</w:t>
+      </w:r>
+      <w:r>
+        <w:rPr>
+          <w:noProof/>
+        </w:rPr>
+        <w:fldChar w:fldCharType="end"/>
+      </w:r>
       <w:r>
         <w:t>. Загрузить данные в таблицу</w:t>
       </w:r>
@@ -8468,14 +8605,27 @@
       <w:r>
         <w:t xml:space="preserve">Рисунок </w:t>
       </w:r>
-      <w:fldSimple w:instr=" SEQ Рисунок \* ARABIC ">
-        <w:r>
-          <w:rPr>
-            <w:noProof/>
-          </w:rPr>
-          <w:t>28</w:t>
-        </w:r>
-      </w:fldSimple>
+      <w:r>
+        <w:fldChar w:fldCharType="begin"/>
+      </w:r>
+      <w:r>
+        <w:instrText xml:space="preserve"> SEQ Рисунок \* ARABIC </w:instrText>
+      </w:r>
+      <w:r>
+        <w:fldChar w:fldCharType="separate"/>
+      </w:r>
+      <w:r>
+        <w:rPr>
+          <w:noProof/>
+        </w:rPr>
+        <w:t>28</w:t>
+      </w:r>
+      <w:r>
+        <w:rPr>
+          <w:noProof/>
+        </w:rPr>
+        <w:fldChar w:fldCharType="end"/>
+      </w:r>
       <w:r>
         <w:t>. Выбор файла для открытия</w:t>
       </w:r>
@@ -8535,14 +8685,27 @@
       <w:r>
         <w:t xml:space="preserve">Рисунок </w:t>
       </w:r>
-      <w:fldSimple w:instr=" SEQ Рисунок \* ARABIC ">
-        <w:r>
-          <w:rPr>
-            <w:noProof/>
-          </w:rPr>
-          <w:t>29</w:t>
-        </w:r>
-      </w:fldSimple>
+      <w:r>
+        <w:fldChar w:fldCharType="begin"/>
+      </w:r>
+      <w:r>
+        <w:instrText xml:space="preserve"> SEQ Рисунок \* ARABIC </w:instrText>
+      </w:r>
+      <w:r>
+        <w:fldChar w:fldCharType="separate"/>
+      </w:r>
+      <w:r>
+        <w:rPr>
+          <w:noProof/>
+        </w:rPr>
+        <w:t>29</w:t>
+      </w:r>
+      <w:r>
+        <w:rPr>
+          <w:noProof/>
+        </w:rPr>
+        <w:fldChar w:fldCharType="end"/>
+      </w:r>
       <w:r>
         <w:t>. Сообщение, информирующее об успешной загрузке файла</w:t>
       </w:r>
@@ -8603,14 +8766,27 @@
       <w:r>
         <w:t xml:space="preserve">Рисунок </w:t>
       </w:r>
-      <w:fldSimple w:instr=" SEQ Рисунок \* ARABIC ">
-        <w:r>
-          <w:rPr>
-            <w:noProof/>
-          </w:rPr>
-          <w:t>30</w:t>
-        </w:r>
-      </w:fldSimple>
+      <w:r>
+        <w:fldChar w:fldCharType="begin"/>
+      </w:r>
+      <w:r>
+        <w:instrText xml:space="preserve"> SEQ Рисунок \* ARABIC </w:instrText>
+      </w:r>
+      <w:r>
+        <w:fldChar w:fldCharType="separate"/>
+      </w:r>
+      <w:r>
+        <w:rPr>
+          <w:noProof/>
+        </w:rPr>
+        <w:t>30</w:t>
+      </w:r>
+      <w:r>
+        <w:rPr>
+          <w:noProof/>
+        </w:rPr>
+        <w:fldChar w:fldCharType="end"/>
+      </w:r>
       <w:r>
         <w:t>. Результат загрузки данных</w:t>
       </w:r>
@@ -8661,89 +8837,11 @@
           <w:i w:val="0"/>
         </w:rPr>
       </w:pPr>
-      <w:proofErr w:type="spellStart"/>
       <w:r>
         <w:rPr>
           <w:i w:val="0"/>
         </w:rPr>
-        <w:t>Калентьев</w:t>
-      </w:r>
-      <w:proofErr w:type="spellEnd"/>
-      <w:r>
-        <w:rPr>
-          <w:i w:val="0"/>
-        </w:rPr>
-        <w:t xml:space="preserve">, А. А. Новые технологии в </w:t>
-      </w:r>
-      <w:proofErr w:type="gramStart"/>
-      <w:r>
-        <w:rPr>
-          <w:i w:val="0"/>
-        </w:rPr>
-        <w:t>программировании :</w:t>
-      </w:r>
-      <w:proofErr w:type="gramEnd"/>
-      <w:r>
-        <w:rPr>
-          <w:i w:val="0"/>
-        </w:rPr>
-        <w:t xml:space="preserve"> учебное пособие / А. А. </w:t>
-      </w:r>
-      <w:proofErr w:type="spellStart"/>
-      <w:r>
-        <w:rPr>
-          <w:i w:val="0"/>
-        </w:rPr>
-        <w:t>Калентьев</w:t>
-      </w:r>
-      <w:proofErr w:type="spellEnd"/>
-      <w:r>
-        <w:rPr>
-          <w:i w:val="0"/>
-        </w:rPr>
-        <w:t xml:space="preserve">, Д. В. </w:t>
-      </w:r>
-      <w:proofErr w:type="spellStart"/>
-      <w:r>
-        <w:rPr>
-          <w:i w:val="0"/>
-        </w:rPr>
-        <w:t>Гарайс</w:t>
-      </w:r>
-      <w:proofErr w:type="spellEnd"/>
-      <w:r>
-        <w:rPr>
-          <w:i w:val="0"/>
-        </w:rPr>
-        <w:t xml:space="preserve">, А. Е. </w:t>
-      </w:r>
-      <w:proofErr w:type="spellStart"/>
-      <w:r>
-        <w:rPr>
-          <w:i w:val="0"/>
-        </w:rPr>
-        <w:t>Гориянов</w:t>
-      </w:r>
-      <w:proofErr w:type="spellEnd"/>
-      <w:r>
-        <w:rPr>
-          <w:i w:val="0"/>
-        </w:rPr>
-        <w:t xml:space="preserve">. – </w:t>
-      </w:r>
-      <w:proofErr w:type="gramStart"/>
-      <w:r>
-        <w:rPr>
-          <w:i w:val="0"/>
-        </w:rPr>
-        <w:t>Томск :</w:t>
-      </w:r>
-      <w:proofErr w:type="gramEnd"/>
-      <w:r>
-        <w:rPr>
-          <w:i w:val="0"/>
-        </w:rPr>
-        <w:t xml:space="preserve"> Эль Контент, 2014. – 176 с. – </w:t>
+        <w:t xml:space="preserve">Калентьев, А. А. Новые технологии в программировании : учебное пособие / А. А. Калентьев, Д. В. Гарайс, А. Е. Гориянов. – Томск : Эль Контент, 2014. – 176 с. – </w:t>
       </w:r>
       <w:r>
         <w:rPr>
@@ -8849,15 +8947,7 @@
         <w:t xml:space="preserve">Заказчик: </w:t>
       </w:r>
       <w:r>
-        <w:t xml:space="preserve">Канд. техн. наук, доцент каф. КСУП ТУСУР </w:t>
-      </w:r>
-      <w:proofErr w:type="spellStart"/>
-      <w:r>
-        <w:t>Калентьев</w:t>
-      </w:r>
-      <w:proofErr w:type="spellEnd"/>
-      <w:r>
-        <w:t xml:space="preserve"> А. А.</w:t>
+        <w:t>Канд. техн. наук, доцент каф. КСУП ТУСУР Калентьев А. А.</w:t>
       </w:r>
     </w:p>
     <w:p>
@@ -8977,15 +9067,7 @@
         <w:ind w:firstLine="709"/>
       </w:pPr>
       <w:r>
-        <w:t xml:space="preserve">Заказчик: Канд. техн. наук, доцент каф. КСУП ТУСУР </w:t>
-      </w:r>
-      <w:proofErr w:type="spellStart"/>
-      <w:r>
-        <w:t>Калентьев</w:t>
-      </w:r>
-      <w:proofErr w:type="spellEnd"/>
-      <w:r>
-        <w:t xml:space="preserve"> А. А.</w:t>
+        <w:t>Заказчик: Канд. техн. наук, доцент каф. КСУП ТУСУР Калентьев А. А.</w:t>
       </w:r>
     </w:p>
     <w:p>
@@ -9590,14 +9672,12 @@
       <w:r>
         <w:t>*.</w:t>
       </w:r>
-      <w:proofErr w:type="spellStart"/>
       <w:r>
         <w:rPr>
           <w:lang w:val="en-US"/>
         </w:rPr>
         <w:t>exs</w:t>
       </w:r>
-      <w:proofErr w:type="spellEnd"/>
       <w:r>
         <w:t>.</w:t>
       </w:r>
@@ -9683,120 +9763,114 @@
           <w:sz w:val="24"/>
           <w:lang w:val="en-US"/>
         </w:rPr>
-        <w:t>&lt;</w:t>
-      </w:r>
-      <w:proofErr w:type="spellStart"/>
-      <w:r>
+        <w:t>&lt;ArrayOfExerciseWrapper xmlns:xsi="http://www.w3.org/2001/XMLSchema-instance" xmlns:xsd="http://www.w3.org/2001/XMLSchema"&gt;</w:t>
+      </w:r>
+    </w:p>
+    <w:p>
+      <w:pPr>
         <w:rPr>
           <w:i/>
           <w:sz w:val="24"/>
           <w:lang w:val="en-US"/>
         </w:rPr>
-        <w:t>ArrayOfExerciseWrapper</w:t>
-      </w:r>
-      <w:proofErr w:type="spellEnd"/>
+      </w:pPr>
       <w:r>
         <w:rPr>
           <w:i/>
           <w:sz w:val="24"/>
           <w:lang w:val="en-US"/>
         </w:rPr>
-        <w:t xml:space="preserve"> </w:t>
-      </w:r>
-      <w:proofErr w:type="spellStart"/>
-      <w:r>
+        <w:t xml:space="preserve">  &lt;ExerciseWrapper&gt;</w:t>
+      </w:r>
+    </w:p>
+    <w:p>
+      <w:pPr>
         <w:rPr>
           <w:i/>
           <w:sz w:val="24"/>
           <w:lang w:val="en-US"/>
         </w:rPr>
-        <w:t>xmlns:xsi</w:t>
-      </w:r>
-      <w:proofErr w:type="spellEnd"/>
+      </w:pPr>
       <w:r>
         <w:rPr>
           <w:i/>
           <w:sz w:val="24"/>
           <w:lang w:val="en-US"/>
         </w:rPr>
-        <w:t xml:space="preserve">="http://www.w3.org/2001/XMLSchema-instance" </w:t>
-      </w:r>
-      <w:proofErr w:type="spellStart"/>
+        <w:t xml:space="preserve">    &lt;Type&gt;</w:t>
+      </w:r>
+      <w:r>
+        <w:rPr>
+          <w:i/>
+          <w:sz w:val="24"/>
+        </w:rPr>
+        <w:t>Бег</w:t>
+      </w:r>
       <w:r>
         <w:rPr>
           <w:i/>
           <w:sz w:val="24"/>
           <w:lang w:val="en-US"/>
         </w:rPr>
-        <w:t>xmlns:xsd</w:t>
-      </w:r>
-      <w:proofErr w:type="spellEnd"/>
-      <w:r>
+        <w:t>&lt;/Type&gt;</w:t>
+      </w:r>
+    </w:p>
+    <w:p>
+      <w:pPr>
         <w:rPr>
           <w:i/>
           <w:sz w:val="24"/>
           <w:lang w:val="en-US"/>
         </w:rPr>
-        <w:t>="http://www.w3.org/2001/XMLSchema"&gt;</w:t>
-      </w:r>
-    </w:p>
-    <w:p>
-      <w:pPr>
+      </w:pPr>
+      <w:r>
         <w:rPr>
           <w:i/>
           <w:sz w:val="24"/>
           <w:lang w:val="en-US"/>
         </w:rPr>
-      </w:pPr>
+        <w:t xml:space="preserve">    &lt;Name&gt;</w:t>
+      </w:r>
       <w:r>
         <w:rPr>
           <w:i/>
           <w:sz w:val="24"/>
           <w:lang w:val="en-US"/>
         </w:rPr>
-        <w:t xml:space="preserve">  &lt;</w:t>
-      </w:r>
-      <w:proofErr w:type="spellStart"/>
+        <w:t xml:space="preserve"> </w:t>
+      </w:r>
       <w:r>
         <w:rPr>
           <w:i/>
           <w:sz w:val="24"/>
           <w:lang w:val="en-US"/>
         </w:rPr>
-        <w:t>ExerciseWrapper</w:t>
-      </w:r>
-      <w:proofErr w:type="spellEnd"/>
-      <w:r>
+        <w:t>&lt;/Name&gt;</w:t>
+      </w:r>
+    </w:p>
+    <w:p>
+      <w:pPr>
         <w:rPr>
           <w:i/>
           <w:sz w:val="24"/>
           <w:lang w:val="en-US"/>
         </w:rPr>
-        <w:t>&gt;</w:t>
-      </w:r>
-    </w:p>
-    <w:p>
-      <w:pPr>
+      </w:pPr>
+      <w:r>
         <w:rPr>
           <w:i/>
           <w:sz w:val="24"/>
           <w:lang w:val="en-US"/>
         </w:rPr>
-      </w:pPr>
+        <w:t xml:space="preserve">    &lt;Distance&gt;</w:t>
+      </w:r>
       <w:r>
         <w:rPr>
           <w:i/>
           <w:sz w:val="24"/>
           <w:lang w:val="en-US"/>
         </w:rPr>
-        <w:t xml:space="preserve">    &lt;Type&gt;</w:t>
-      </w:r>
-      <w:r>
-        <w:rPr>
-          <w:i/>
-          <w:sz w:val="24"/>
-        </w:rPr>
-        <w:t>Бег</w:t>
+        <w:t xml:space="preserve"> </w:t>
       </w:r>
       <w:r>
         <w:rPr>
@@ -9804,7 +9878,7 @@
           <w:sz w:val="24"/>
           <w:lang w:val="en-US"/>
         </w:rPr>
-        <w:t>&lt;/Type&gt;</w:t>
+        <w:t>&lt;/Distance&gt;</w:t>
       </w:r>
     </w:p>
     <w:p>
@@ -9821,7 +9895,7 @@
           <w:sz w:val="24"/>
           <w:lang w:val="en-US"/>
         </w:rPr>
-        <w:t xml:space="preserve">    &lt;Name&gt;</w:t>
+        <w:t xml:space="preserve">    &lt;Intensity&gt;</w:t>
       </w:r>
       <w:r>
         <w:rPr>
@@ -9837,7 +9911,7 @@
           <w:sz w:val="24"/>
           <w:lang w:val="en-US"/>
         </w:rPr>
-        <w:t>&lt;/Name&gt;</w:t>
+        <w:t>&lt;/Intensity&gt;</w:t>
       </w:r>
     </w:p>
     <w:p>
@@ -9854,7 +9928,7 @@
           <w:sz w:val="24"/>
           <w:lang w:val="en-US"/>
         </w:rPr>
-        <w:t xml:space="preserve">    &lt;Distance&gt;</w:t>
+        <w:t xml:space="preserve">  </w:t>
       </w:r>
       <w:r>
         <w:rPr>
@@ -9862,7 +9936,7 @@
           <w:sz w:val="24"/>
           <w:lang w:val="en-US"/>
         </w:rPr>
-        <w:t xml:space="preserve"> </w:t>
+        <w:t>&lt;/</w:t>
       </w:r>
       <w:r>
         <w:rPr>
@@ -9870,57 +9944,71 @@
           <w:sz w:val="24"/>
           <w:lang w:val="en-US"/>
         </w:rPr>
-        <w:t>&lt;/Distance&gt;</w:t>
-      </w:r>
-    </w:p>
-    <w:p>
-      <w:pPr>
+        <w:t>ExerciseWrapper</w:t>
+      </w:r>
+      <w:r>
         <w:rPr>
           <w:i/>
           <w:sz w:val="24"/>
           <w:lang w:val="en-US"/>
         </w:rPr>
-      </w:pPr>
-      <w:r>
+        <w:t>&gt;</w:t>
+      </w:r>
+    </w:p>
+    <w:p>
+      <w:pPr>
         <w:rPr>
           <w:i/>
           <w:sz w:val="24"/>
           <w:lang w:val="en-US"/>
         </w:rPr>
-        <w:t xml:space="preserve">    &lt;Intensity&gt;</w:t>
-      </w:r>
+      </w:pPr>
       <w:r>
         <w:rPr>
           <w:i/>
           <w:sz w:val="24"/>
           <w:lang w:val="en-US"/>
         </w:rPr>
-        <w:t xml:space="preserve"> </w:t>
-      </w:r>
-      <w:r>
+        <w:t xml:space="preserve">  &lt;ExerciseWrapper&gt;</w:t>
+      </w:r>
+    </w:p>
+    <w:p>
+      <w:pPr>
         <w:rPr>
           <w:i/>
           <w:sz w:val="24"/>
           <w:lang w:val="en-US"/>
         </w:rPr>
-        <w:t>&lt;/Intensity&gt;</w:t>
-      </w:r>
-    </w:p>
-    <w:p>
-      <w:pPr>
+      </w:pPr>
+      <w:r>
         <w:rPr>
           <w:i/>
           <w:sz w:val="24"/>
           <w:lang w:val="en-US"/>
         </w:rPr>
-      </w:pPr>
+        <w:t xml:space="preserve">    &lt;Type&gt;</w:t>
+      </w:r>
+      <w:r>
+        <w:rPr>
+          <w:i/>
+          <w:sz w:val="24"/>
+        </w:rPr>
+        <w:t>Жим</w:t>
+      </w:r>
       <w:r>
         <w:rPr>
           <w:i/>
           <w:sz w:val="24"/>
           <w:lang w:val="en-US"/>
         </w:rPr>
-        <w:t xml:space="preserve">  </w:t>
+        <w:t xml:space="preserve"> </w:t>
+      </w:r>
+      <w:r>
+        <w:rPr>
+          <w:i/>
+          <w:sz w:val="24"/>
+        </w:rPr>
+        <w:t>штанги</w:t>
       </w:r>
       <w:r>
         <w:rPr>
@@ -9928,140 +10016,123 @@
           <w:sz w:val="24"/>
           <w:lang w:val="en-US"/>
         </w:rPr>
-        <w:t>&lt;/</w:t>
-      </w:r>
-      <w:proofErr w:type="spellStart"/>
-      <w:r>
+        <w:t>&lt;/Type&gt;</w:t>
+      </w:r>
+    </w:p>
+    <w:p>
+      <w:pPr>
         <w:rPr>
           <w:i/>
           <w:sz w:val="24"/>
           <w:lang w:val="en-US"/>
         </w:rPr>
-        <w:t>ExerciseWrapper</w:t>
-      </w:r>
-      <w:proofErr w:type="spellEnd"/>
+      </w:pPr>
       <w:r>
         <w:rPr>
           <w:i/>
           <w:sz w:val="24"/>
           <w:lang w:val="en-US"/>
         </w:rPr>
-        <w:t>&gt;</w:t>
-      </w:r>
-    </w:p>
-    <w:p>
-      <w:pPr>
+        <w:t xml:space="preserve">    &lt;Name&gt;</w:t>
+      </w:r>
+      <w:r>
         <w:rPr>
           <w:i/>
           <w:sz w:val="24"/>
           <w:lang w:val="en-US"/>
         </w:rPr>
-      </w:pPr>
+        <w:t xml:space="preserve"> </w:t>
+      </w:r>
       <w:r>
         <w:rPr>
           <w:i/>
           <w:sz w:val="24"/>
           <w:lang w:val="en-US"/>
         </w:rPr>
-        <w:t xml:space="preserve">  &lt;</w:t>
-      </w:r>
-      <w:proofErr w:type="spellStart"/>
-      <w:r>
+        <w:t>&lt;/Name&gt;</w:t>
+      </w:r>
+    </w:p>
+    <w:p>
+      <w:pPr>
         <w:rPr>
           <w:i/>
           <w:sz w:val="24"/>
           <w:lang w:val="en-US"/>
         </w:rPr>
-        <w:t>ExerciseWrapper</w:t>
-      </w:r>
-      <w:proofErr w:type="spellEnd"/>
+      </w:pPr>
       <w:r>
         <w:rPr>
           <w:i/>
           <w:sz w:val="24"/>
           <w:lang w:val="en-US"/>
         </w:rPr>
-        <w:t>&gt;</w:t>
-      </w:r>
-    </w:p>
-    <w:p>
-      <w:pPr>
+        <w:t xml:space="preserve">    &lt;Weight&gt;</w:t>
+      </w:r>
+      <w:r>
         <w:rPr>
           <w:i/>
           <w:sz w:val="24"/>
           <w:lang w:val="en-US"/>
         </w:rPr>
-      </w:pPr>
+        <w:t xml:space="preserve"> </w:t>
+      </w:r>
       <w:r>
         <w:rPr>
           <w:i/>
           <w:sz w:val="24"/>
           <w:lang w:val="en-US"/>
         </w:rPr>
-        <w:t xml:space="preserve">    &lt;Type&gt;</w:t>
-      </w:r>
-      <w:r>
-        <w:rPr>
-          <w:i/>
-          <w:sz w:val="24"/>
-        </w:rPr>
-        <w:t>Жим</w:t>
-      </w:r>
-      <w:r>
+        <w:t>&lt;/Weight&gt;</w:t>
+      </w:r>
+    </w:p>
+    <w:p>
+      <w:pPr>
         <w:rPr>
           <w:i/>
           <w:sz w:val="24"/>
           <w:lang w:val="en-US"/>
         </w:rPr>
-        <w:t xml:space="preserve"> </w:t>
-      </w:r>
-      <w:r>
-        <w:rPr>
-          <w:i/>
-          <w:sz w:val="24"/>
-        </w:rPr>
-        <w:t>штанги</w:t>
-      </w:r>
+      </w:pPr>
       <w:r>
         <w:rPr>
           <w:i/>
           <w:sz w:val="24"/>
           <w:lang w:val="en-US"/>
         </w:rPr>
-        <w:t>&lt;/Type&gt;</w:t>
-      </w:r>
-    </w:p>
-    <w:p>
-      <w:pPr>
+        <w:t xml:space="preserve">    &lt;Repetitions&gt;</w:t>
+      </w:r>
+      <w:r>
         <w:rPr>
           <w:i/>
           <w:sz w:val="24"/>
           <w:lang w:val="en-US"/>
         </w:rPr>
-      </w:pPr>
+        <w:t xml:space="preserve"> </w:t>
+      </w:r>
       <w:r>
         <w:rPr>
           <w:i/>
           <w:sz w:val="24"/>
           <w:lang w:val="en-US"/>
         </w:rPr>
-        <w:t xml:space="preserve">    &lt;Name&gt;</w:t>
-      </w:r>
-      <w:r>
+        <w:t>&lt;/Repetitions&gt;</w:t>
+      </w:r>
+    </w:p>
+    <w:p>
+      <w:pPr>
         <w:rPr>
           <w:i/>
           <w:sz w:val="24"/>
           <w:lang w:val="en-US"/>
         </w:rPr>
-        <w:t xml:space="preserve"> </w:t>
-      </w:r>
+      </w:pPr>
       <w:r>
         <w:rPr>
           <w:i/>
           <w:sz w:val="24"/>
           <w:lang w:val="en-US"/>
         </w:rPr>
-        <w:t>&lt;/Name&gt;</w:t>
+        <w:t xml:space="preserve">  &lt;/ExerciseWrapper&gt;</w:t>
       </w:r>
     </w:p>
     <w:p>
@@ -10078,48 +10149,57 @@
           <w:sz w:val="24"/>
           <w:lang w:val="en-US"/>
         </w:rPr>
-        <w:t xml:space="preserve">    &lt;Weight&gt;</w:t>
-      </w:r>
-      <w:r>
+        <w:t xml:space="preserve">  &lt;ExerciseWrapper&gt;</w:t>
+      </w:r>
+    </w:p>
+    <w:p>
+      <w:pPr>
         <w:rPr>
           <w:i/>
           <w:sz w:val="24"/>
           <w:lang w:val="en-US"/>
         </w:rPr>
-        <w:t xml:space="preserve"> </w:t>
-      </w:r>
+      </w:pPr>
       <w:r>
         <w:rPr>
           <w:i/>
           <w:sz w:val="24"/>
           <w:lang w:val="en-US"/>
         </w:rPr>
-        <w:t>&lt;/Weight&gt;</w:t>
-      </w:r>
-    </w:p>
-    <w:p>
-      <w:pPr>
+        <w:t xml:space="preserve">    &lt;Type&gt;</w:t>
+      </w:r>
+      <w:r>
+        <w:rPr>
+          <w:i/>
+          <w:sz w:val="24"/>
+        </w:rPr>
+        <w:t>Плавание</w:t>
+      </w:r>
+      <w:r>
         <w:rPr>
           <w:i/>
           <w:sz w:val="24"/>
           <w:lang w:val="en-US"/>
         </w:rPr>
-      </w:pPr>
-      <w:r>
+        <w:t>&lt;/Type&gt;</w:t>
+      </w:r>
+    </w:p>
+    <w:p>
+      <w:pPr>
         <w:rPr>
           <w:i/>
           <w:sz w:val="24"/>
           <w:lang w:val="en-US"/>
         </w:rPr>
-        <w:t xml:space="preserve">    &lt;Repetitions&gt;</w:t>
-      </w:r>
+      </w:pPr>
       <w:r>
         <w:rPr>
           <w:i/>
           <w:sz w:val="24"/>
           <w:lang w:val="en-US"/>
         </w:rPr>
-        <w:t xml:space="preserve"> </w:t>
+        <w:lastRenderedPageBreak/>
+        <w:t xml:space="preserve">    &lt;Name&gt;</w:t>
       </w:r>
       <w:r>
         <w:rPr>
@@ -10127,86 +10207,89 @@
           <w:sz w:val="24"/>
           <w:lang w:val="en-US"/>
         </w:rPr>
-        <w:t>&lt;/Repetitions&gt;</w:t>
-      </w:r>
-    </w:p>
-    <w:p>
-      <w:pPr>
+        <w:t xml:space="preserve"> </w:t>
+      </w:r>
+      <w:r>
         <w:rPr>
           <w:i/>
           <w:sz w:val="24"/>
           <w:lang w:val="en-US"/>
         </w:rPr>
-      </w:pPr>
-      <w:r>
+        <w:t>&lt;/Name&gt;</w:t>
+      </w:r>
+    </w:p>
+    <w:p>
+      <w:pPr>
         <w:rPr>
           <w:i/>
           <w:sz w:val="24"/>
           <w:lang w:val="en-US"/>
         </w:rPr>
-        <w:t xml:space="preserve">  &lt;/</w:t>
-      </w:r>
-      <w:proofErr w:type="spellStart"/>
+      </w:pPr>
       <w:r>
         <w:rPr>
           <w:i/>
           <w:sz w:val="24"/>
           <w:lang w:val="en-US"/>
         </w:rPr>
-        <w:t>ExerciseWrapper</w:t>
-      </w:r>
-      <w:proofErr w:type="spellEnd"/>
+        <w:t xml:space="preserve">    &lt;Distance&gt;</w:t>
+      </w:r>
       <w:r>
         <w:rPr>
           <w:i/>
           <w:sz w:val="24"/>
           <w:lang w:val="en-US"/>
         </w:rPr>
-        <w:t>&gt;</w:t>
-      </w:r>
-    </w:p>
-    <w:p>
-      <w:pPr>
+        <w:t xml:space="preserve"> </w:t>
+      </w:r>
+      <w:r>
         <w:rPr>
           <w:i/>
           <w:sz w:val="24"/>
           <w:lang w:val="en-US"/>
         </w:rPr>
-      </w:pPr>
-      <w:r>
+        <w:t>&lt;/Distance&gt;</w:t>
+      </w:r>
+    </w:p>
+    <w:p>
+      <w:pPr>
         <w:rPr>
           <w:i/>
           <w:sz w:val="24"/>
           <w:lang w:val="en-US"/>
         </w:rPr>
-        <w:t xml:space="preserve">  &lt;</w:t>
-      </w:r>
-      <w:proofErr w:type="spellStart"/>
+      </w:pPr>
       <w:r>
         <w:rPr>
           <w:i/>
           <w:sz w:val="24"/>
           <w:lang w:val="en-US"/>
         </w:rPr>
-        <w:t>ExerciseWrapper</w:t>
-      </w:r>
-      <w:proofErr w:type="spellEnd"/>
+        <w:t xml:space="preserve">    &lt;Style&gt;</w:t>
+      </w:r>
       <w:r>
         <w:rPr>
           <w:i/>
           <w:sz w:val="24"/>
           <w:lang w:val="en-US"/>
         </w:rPr>
-        <w:t>&gt;</w:t>
-      </w:r>
-    </w:p>
-    <w:p>
-      <w:pPr>
+        <w:t xml:space="preserve"> </w:t>
+      </w:r>
+      <w:r>
         <w:rPr>
           <w:i/>
           <w:sz w:val="24"/>
           <w:lang w:val="en-US"/>
         </w:rPr>
+        <w:t>&lt;/Style&gt;</w:t>
+      </w:r>
+    </w:p>
+    <w:p>
+      <w:pPr>
+        <w:rPr>
+          <w:i/>
+          <w:sz w:val="24"/>
+        </w:rPr>
       </w:pPr>
       <w:r>
         <w:rPr>
@@ -10214,14 +10297,14 @@
           <w:sz w:val="24"/>
           <w:lang w:val="en-US"/>
         </w:rPr>
-        <w:t xml:space="preserve">    &lt;Type&gt;</w:t>
+        <w:t xml:space="preserve">  </w:t>
       </w:r>
       <w:r>
         <w:rPr>
           <w:i/>
           <w:sz w:val="24"/>
         </w:rPr>
-        <w:t>Плавание</w:t>
+        <w:t>&lt;/</w:t>
       </w:r>
       <w:r>
         <w:rPr>
@@ -10229,141 +10312,8 @@
           <w:sz w:val="24"/>
           <w:lang w:val="en-US"/>
         </w:rPr>
-        <w:t>&lt;/Type&gt;</w:t>
-      </w:r>
-    </w:p>
-    <w:p>
-      <w:pPr>
-        <w:rPr>
-          <w:i/>
-          <w:sz w:val="24"/>
-          <w:lang w:val="en-US"/>
-        </w:rPr>
-      </w:pPr>
-      <w:r>
-        <w:rPr>
-          <w:i/>
-          <w:sz w:val="24"/>
-          <w:lang w:val="en-US"/>
-        </w:rPr>
-        <w:lastRenderedPageBreak/>
-        <w:t xml:space="preserve">    &lt;Name&gt;</w:t>
-      </w:r>
-      <w:r>
-        <w:rPr>
-          <w:i/>
-          <w:sz w:val="24"/>
-          <w:lang w:val="en-US"/>
-        </w:rPr>
-        <w:t xml:space="preserve"> </w:t>
-      </w:r>
-      <w:r>
-        <w:rPr>
-          <w:i/>
-          <w:sz w:val="24"/>
-          <w:lang w:val="en-US"/>
-        </w:rPr>
-        <w:t>&lt;/Name&gt;</w:t>
-      </w:r>
-    </w:p>
-    <w:p>
-      <w:pPr>
-        <w:rPr>
-          <w:i/>
-          <w:sz w:val="24"/>
-          <w:lang w:val="en-US"/>
-        </w:rPr>
-      </w:pPr>
-      <w:r>
-        <w:rPr>
-          <w:i/>
-          <w:sz w:val="24"/>
-          <w:lang w:val="en-US"/>
-        </w:rPr>
-        <w:t xml:space="preserve">    &lt;Distance&gt;</w:t>
-      </w:r>
-      <w:r>
-        <w:rPr>
-          <w:i/>
-          <w:sz w:val="24"/>
-          <w:lang w:val="en-US"/>
-        </w:rPr>
-        <w:t xml:space="preserve"> </w:t>
-      </w:r>
-      <w:r>
-        <w:rPr>
-          <w:i/>
-          <w:sz w:val="24"/>
-          <w:lang w:val="en-US"/>
-        </w:rPr>
-        <w:t>&lt;/Distance&gt;</w:t>
-      </w:r>
-    </w:p>
-    <w:p>
-      <w:pPr>
-        <w:rPr>
-          <w:i/>
-          <w:sz w:val="24"/>
-          <w:lang w:val="en-US"/>
-        </w:rPr>
-      </w:pPr>
-      <w:r>
-        <w:rPr>
-          <w:i/>
-          <w:sz w:val="24"/>
-          <w:lang w:val="en-US"/>
-        </w:rPr>
-        <w:t xml:space="preserve">    &lt;Style&gt;</w:t>
-      </w:r>
-      <w:r>
-        <w:rPr>
-          <w:i/>
-          <w:sz w:val="24"/>
-          <w:lang w:val="en-US"/>
-        </w:rPr>
-        <w:t xml:space="preserve"> </w:t>
-      </w:r>
-      <w:r>
-        <w:rPr>
-          <w:i/>
-          <w:sz w:val="24"/>
-          <w:lang w:val="en-US"/>
-        </w:rPr>
-        <w:t>&lt;/Style&gt;</w:t>
-      </w:r>
-    </w:p>
-    <w:p>
-      <w:pPr>
-        <w:rPr>
-          <w:i/>
-          <w:sz w:val="24"/>
-        </w:rPr>
-      </w:pPr>
-      <w:r>
-        <w:rPr>
-          <w:i/>
-          <w:sz w:val="24"/>
-          <w:lang w:val="en-US"/>
-        </w:rPr>
-        <w:t xml:space="preserve">  </w:t>
-      </w:r>
-      <w:r>
-        <w:rPr>
-          <w:i/>
-          <w:sz w:val="24"/>
-        </w:rPr>
-        <w:t>&lt;/</w:t>
-      </w:r>
-      <w:proofErr w:type="spellStart"/>
-      <w:r>
-        <w:rPr>
-          <w:i/>
-          <w:sz w:val="24"/>
-          <w:lang w:val="en-US"/>
-        </w:rPr>
         <w:t>ExerciseWrapper</w:t>
       </w:r>
-      <w:proofErr w:type="spellEnd"/>
       <w:r>
         <w:rPr>
           <w:i/>
@@ -11577,43 +11527,21 @@
         <w:rPr>
           <w:lang w:val="en-US"/>
         </w:rPr>
-        <w:t xml:space="preserve">Swimming- </w:t>
-      </w:r>
-      <w:proofErr w:type="spellStart"/>
-      <w:r>
+        <w:t>Swimming- SwimmingStyle,</w:t>
+      </w:r>
+    </w:p>
+    <w:p>
+      <w:pPr>
+        <w:pStyle w:val="a8"/>
         <w:rPr>
           <w:lang w:val="en-US"/>
         </w:rPr>
-        <w:t>SwimmingStyle</w:t>
-      </w:r>
-      <w:proofErr w:type="spellEnd"/>
+      </w:pPr>
       <w:r>
         <w:rPr>
           <w:lang w:val="en-US"/>
         </w:rPr>
-        <w:t>,</w:t>
-      </w:r>
-    </w:p>
-    <w:p>
-      <w:pPr>
-        <w:pStyle w:val="a8"/>
-        <w:rPr>
-          <w:lang w:val="en-US"/>
-        </w:rPr>
-      </w:pPr>
-      <w:proofErr w:type="spellStart"/>
-      <w:r>
-        <w:rPr>
-          <w:lang w:val="en-US"/>
-        </w:rPr>
-        <w:t>ExerciseWrapper-SwimmingStyle</w:t>
-      </w:r>
-      <w:proofErr w:type="spellEnd"/>
-      <w:r>
-        <w:rPr>
-          <w:lang w:val="en-US"/>
-        </w:rPr>
-        <w:t>?</w:t>
+        <w:t>ExerciseWrapper-SwimmingStyle?</w:t>
       </w:r>
     </w:p>
   </w:comment>
@@ -11694,7 +11622,7 @@
           <w:rPr>
             <w:noProof/>
           </w:rPr>
-          <w:t>7</w:t>
+          <w:t>6</w:t>
         </w:r>
         <w:r>
           <w:fldChar w:fldCharType="end"/>
@@ -14056,7 +13984,7 @@
 </file>
 
 <file path=customXml/itemProps1.xml><?xml version="1.0" encoding="utf-8"?>
-<ds:datastoreItem xmlns:ds="http://schemas.openxmlformats.org/officeDocument/2006/customXml" ds:itemID="{A9160379-0030-406C-9397-68CCF33D4BB0}">
+<ds:datastoreItem xmlns:ds="http://schemas.openxmlformats.org/officeDocument/2006/customXml" ds:itemID="{E8D219DD-5051-41AC-8D49-4DDAE255B5E1}">
   <ds:schemaRefs>
     <ds:schemaRef ds:uri="http://schemas.openxmlformats.org/officeDocument/2006/bibliography"/>
   </ds:schemaRefs>
